--- a/Introduction_to_DWH_and_ETL_Business_Template.docx
+++ b/Introduction_to_DWH_and_ETL_Business_Template.docx
@@ -2058,1370 +2058,6 @@
       <w:pPr>
         <w:pStyle w:val="BodyText"/>
       </w:pPr>
-      <w:r>
-        <w:t>The grain of the fact table is defined as:</w:t>
-      </w:r>
-    </w:p>
-    <w:p>
-      <w:pPr>
-        <w:pStyle w:val="BodyText"/>
-      </w:pPr>
-      <w:r>
-        <w:t>One row in the fact table represents one airline ticket booking transaction made by one customer through one booking channel at a specific point in time.</w:t>
-      </w:r>
-    </w:p>
-    <w:p>
-      <w:pPr>
-        <w:pStyle w:val="BodyText"/>
-      </w:pPr>
-      <w:r>
-        <w:t>Dimension Tables</w:t>
-      </w:r>
-    </w:p>
-    <w:p>
-      <w:pPr>
-        <w:pStyle w:val="BodyText"/>
-      </w:pPr>
-      <w:proofErr w:type="spellStart"/>
-      <w:r>
-        <w:t>DimCustomer</w:t>
-      </w:r>
-      <w:proofErr w:type="spellEnd"/>
-    </w:p>
-    <w:p>
-      <w:pPr>
-        <w:pStyle w:val="BodyText"/>
-      </w:pPr>
-      <w:r>
-        <w:t>Purpose:</w:t>
-      </w:r>
-    </w:p>
-    <w:p>
-      <w:pPr>
-        <w:pStyle w:val="BodyText"/>
-      </w:pPr>
-      <w:r>
-        <w:t>Stores descriptive information about customers.</w:t>
-      </w:r>
-    </w:p>
-    <w:p>
-      <w:pPr>
-        <w:pStyle w:val="BodyText"/>
-      </w:pPr>
-      <w:r>
-        <w:t>Primary Key:</w:t>
-      </w:r>
-    </w:p>
-    <w:p>
-      <w:pPr>
-        <w:pStyle w:val="BodyText"/>
-      </w:pPr>
-      <w:proofErr w:type="spellStart"/>
-      <w:r>
-        <w:t>CustomerKey</w:t>
-      </w:r>
-      <w:proofErr w:type="spellEnd"/>
-    </w:p>
-    <w:p>
-      <w:pPr>
-        <w:pStyle w:val="BodyText"/>
-      </w:pPr>
-      <w:r>
-        <w:t>Business Key:</w:t>
-      </w:r>
-    </w:p>
-    <w:p>
-      <w:pPr>
-        <w:pStyle w:val="BodyText"/>
-      </w:pPr>
-      <w:proofErr w:type="spellStart"/>
-      <w:r>
-        <w:t>CustomerID</w:t>
-      </w:r>
-      <w:proofErr w:type="spellEnd"/>
-    </w:p>
-    <w:p>
-      <w:pPr>
-        <w:pStyle w:val="BodyText"/>
-      </w:pPr>
-      <w:r>
-        <w:t>Attributes:</w:t>
-      </w:r>
-    </w:p>
-    <w:p>
-      <w:pPr>
-        <w:pStyle w:val="BodyText"/>
-      </w:pPr>
-      <w:r>
-        <w:t xml:space="preserve">* </w:t>
-      </w:r>
-      <w:proofErr w:type="spellStart"/>
-      <w:r>
-        <w:t>CustomerID</w:t>
-      </w:r>
-      <w:proofErr w:type="spellEnd"/>
-    </w:p>
-    <w:p>
-      <w:pPr>
-        <w:pStyle w:val="BodyText"/>
-      </w:pPr>
-      <w:r>
-        <w:t>* Gender</w:t>
-      </w:r>
-    </w:p>
-    <w:p>
-      <w:pPr>
-        <w:pStyle w:val="BodyText"/>
-      </w:pPr>
-      <w:r>
-        <w:t>* Age</w:t>
-      </w:r>
-    </w:p>
-    <w:p>
-      <w:pPr>
-        <w:pStyle w:val="BodyText"/>
-      </w:pPr>
-      <w:r>
-        <w:t xml:space="preserve">* </w:t>
-      </w:r>
-      <w:proofErr w:type="spellStart"/>
-      <w:r>
-        <w:t>CustomerType</w:t>
-      </w:r>
-      <w:proofErr w:type="spellEnd"/>
-    </w:p>
-    <w:p>
-      <w:pPr>
-        <w:pStyle w:val="BodyText"/>
-      </w:pPr>
-      <w:r>
-        <w:t xml:space="preserve">* </w:t>
-      </w:r>
-      <w:proofErr w:type="spellStart"/>
-      <w:r>
-        <w:t>AgeGroup</w:t>
-      </w:r>
-      <w:proofErr w:type="spellEnd"/>
-    </w:p>
-    <w:p>
-      <w:pPr>
-        <w:pStyle w:val="BodyText"/>
-      </w:pPr>
-    </w:p>
-    <w:p>
-      <w:pPr>
-        <w:pStyle w:val="BodyText"/>
-      </w:pPr>
-      <w:proofErr w:type="spellStart"/>
-      <w:r>
-        <w:t>DimDate</w:t>
-      </w:r>
-      <w:proofErr w:type="spellEnd"/>
-    </w:p>
-    <w:p>
-      <w:pPr>
-        <w:pStyle w:val="BodyText"/>
-      </w:pPr>
-      <w:proofErr w:type="spellStart"/>
-      <w:proofErr w:type="gramStart"/>
-      <w:r>
-        <w:t>Purpose:Provides</w:t>
-      </w:r>
-      <w:proofErr w:type="spellEnd"/>
-      <w:proofErr w:type="gramEnd"/>
-      <w:r>
-        <w:t xml:space="preserve"> temporal analysis capabilities.</w:t>
-      </w:r>
-    </w:p>
-    <w:p>
-      <w:pPr>
-        <w:pStyle w:val="BodyText"/>
-      </w:pPr>
-      <w:r>
-        <w:t>Primary Key:</w:t>
-      </w:r>
-    </w:p>
-    <w:p>
-      <w:pPr>
-        <w:pStyle w:val="BodyText"/>
-      </w:pPr>
-      <w:proofErr w:type="spellStart"/>
-      <w:r>
-        <w:t>DateKey</w:t>
-      </w:r>
-      <w:proofErr w:type="spellEnd"/>
-    </w:p>
-    <w:p>
-      <w:pPr>
-        <w:pStyle w:val="BodyText"/>
-      </w:pPr>
-      <w:r>
-        <w:t>Attributes:</w:t>
-      </w:r>
-    </w:p>
-    <w:p>
-      <w:pPr>
-        <w:pStyle w:val="BodyText"/>
-      </w:pPr>
-      <w:r>
-        <w:t xml:space="preserve">* </w:t>
-      </w:r>
-      <w:proofErr w:type="spellStart"/>
-      <w:r>
-        <w:t>FullDate</w:t>
-      </w:r>
-      <w:proofErr w:type="spellEnd"/>
-    </w:p>
-    <w:p>
-      <w:pPr>
-        <w:pStyle w:val="BodyText"/>
-      </w:pPr>
-      <w:r>
-        <w:t>* Day</w:t>
-      </w:r>
-    </w:p>
-    <w:p>
-      <w:pPr>
-        <w:pStyle w:val="BodyText"/>
-      </w:pPr>
-      <w:r>
-        <w:t>* Month</w:t>
-      </w:r>
-    </w:p>
-    <w:p>
-      <w:pPr>
-        <w:pStyle w:val="BodyText"/>
-      </w:pPr>
-      <w:r>
-        <w:lastRenderedPageBreak/>
-        <w:t xml:space="preserve">* </w:t>
-      </w:r>
-      <w:proofErr w:type="spellStart"/>
-      <w:r>
-        <w:t>MonthName</w:t>
-      </w:r>
-      <w:proofErr w:type="spellEnd"/>
-    </w:p>
-    <w:p>
-      <w:pPr>
-        <w:pStyle w:val="BodyText"/>
-      </w:pPr>
-      <w:r>
-        <w:t>* Quarter</w:t>
-      </w:r>
-    </w:p>
-    <w:p>
-      <w:pPr>
-        <w:pStyle w:val="BodyText"/>
-      </w:pPr>
-      <w:r>
-        <w:t>* Year</w:t>
-      </w:r>
-    </w:p>
-    <w:p>
-      <w:pPr>
-        <w:pStyle w:val="BodyText"/>
-      </w:pPr>
-      <w:r>
-        <w:t>* Week</w:t>
-      </w:r>
-    </w:p>
-    <w:p>
-      <w:pPr>
-        <w:pStyle w:val="BodyText"/>
-      </w:pPr>
-      <w:r>
-        <w:t xml:space="preserve">* </w:t>
-      </w:r>
-      <w:proofErr w:type="spellStart"/>
-      <w:r>
-        <w:t>DayOfWeek</w:t>
-      </w:r>
-      <w:proofErr w:type="spellEnd"/>
-    </w:p>
-    <w:p>
-      <w:pPr>
-        <w:pStyle w:val="BodyText"/>
-      </w:pPr>
-      <w:r>
-        <w:t>Hierarchy:</w:t>
-      </w:r>
-    </w:p>
-    <w:p>
-      <w:pPr>
-        <w:pStyle w:val="BodyText"/>
-      </w:pPr>
-      <w:r>
-        <w:t xml:space="preserve">Year </w:t>
-      </w:r>
-      <w:r>
-        <w:rPr>
-          <w:rFonts w:ascii="Arial" w:hAnsi="Arial" w:cs="Arial"/>
-        </w:rPr>
-        <w:t>→</w:t>
-      </w:r>
-      <w:r>
-        <w:t xml:space="preserve"> Quarter </w:t>
-      </w:r>
-      <w:r>
-        <w:rPr>
-          <w:rFonts w:ascii="Arial" w:hAnsi="Arial" w:cs="Arial"/>
-        </w:rPr>
-        <w:t>→</w:t>
-      </w:r>
-      <w:r>
-        <w:t xml:space="preserve"> Month </w:t>
-      </w:r>
-      <w:r>
-        <w:rPr>
-          <w:rFonts w:ascii="Arial" w:hAnsi="Arial" w:cs="Arial"/>
-        </w:rPr>
-        <w:t>→</w:t>
-      </w:r>
-      <w:r>
-        <w:t xml:space="preserve"> Day</w:t>
-      </w:r>
-    </w:p>
-    <w:p>
-      <w:pPr>
-        <w:pStyle w:val="BodyText"/>
-      </w:pPr>
-      <w:r>
-        <w:t xml:space="preserve"> </w:t>
-      </w:r>
-      <w:proofErr w:type="spellStart"/>
-      <w:r>
-        <w:t>DimTravel</w:t>
-      </w:r>
-      <w:proofErr w:type="spellEnd"/>
-    </w:p>
-    <w:p>
-      <w:pPr>
-        <w:pStyle w:val="BodyText"/>
-      </w:pPr>
-      <w:r>
-        <w:t>Purpose:</w:t>
-      </w:r>
-    </w:p>
-    <w:p>
-      <w:pPr>
-        <w:pStyle w:val="BodyText"/>
-      </w:pPr>
-      <w:r>
-        <w:t>Stores travel-related information.</w:t>
-      </w:r>
-    </w:p>
-    <w:p>
-      <w:pPr>
-        <w:pStyle w:val="BodyText"/>
-      </w:pPr>
-      <w:r>
-        <w:t>Primary Key:</w:t>
-      </w:r>
-    </w:p>
-    <w:p>
-      <w:pPr>
-        <w:pStyle w:val="BodyText"/>
-      </w:pPr>
-      <w:proofErr w:type="spellStart"/>
-      <w:r>
-        <w:t>TravelKey</w:t>
-      </w:r>
-      <w:proofErr w:type="spellEnd"/>
-    </w:p>
-    <w:p>
-      <w:pPr>
-        <w:pStyle w:val="BodyText"/>
-      </w:pPr>
-      <w:r>
-        <w:t>Attributes:</w:t>
-      </w:r>
-    </w:p>
-    <w:p>
-      <w:pPr>
-        <w:pStyle w:val="BodyText"/>
-      </w:pPr>
-      <w:r>
-        <w:t xml:space="preserve">* </w:t>
-      </w:r>
-      <w:proofErr w:type="spellStart"/>
-      <w:r>
-        <w:t>TravelType</w:t>
-      </w:r>
-      <w:proofErr w:type="spellEnd"/>
-    </w:p>
-    <w:p>
-      <w:pPr>
-        <w:pStyle w:val="BodyText"/>
-      </w:pPr>
-      <w:r>
-        <w:t xml:space="preserve">* </w:t>
-      </w:r>
-      <w:proofErr w:type="spellStart"/>
-      <w:r>
-        <w:t>TravelClass</w:t>
-      </w:r>
-      <w:proofErr w:type="spellEnd"/>
-    </w:p>
-    <w:p>
-      <w:pPr>
-        <w:pStyle w:val="BodyText"/>
-      </w:pPr>
-      <w:r>
-        <w:t xml:space="preserve">* </w:t>
-      </w:r>
-      <w:proofErr w:type="spellStart"/>
-      <w:r>
-        <w:t>FlightDistance</w:t>
-      </w:r>
-      <w:proofErr w:type="spellEnd"/>
-    </w:p>
-    <w:p>
-      <w:pPr>
-        <w:pStyle w:val="BodyText"/>
-      </w:pPr>
-      <w:r>
-        <w:t xml:space="preserve">* </w:t>
-      </w:r>
-      <w:proofErr w:type="spellStart"/>
-      <w:r>
-        <w:t>DistanceCategory</w:t>
-      </w:r>
-      <w:proofErr w:type="spellEnd"/>
-    </w:p>
-    <w:p>
-      <w:pPr>
-        <w:pStyle w:val="BodyText"/>
-      </w:pPr>
-      <w:r>
-        <w:t>Hierarchy:</w:t>
-      </w:r>
-    </w:p>
-    <w:p>
-      <w:pPr>
-        <w:pStyle w:val="BodyText"/>
-      </w:pPr>
-      <w:proofErr w:type="spellStart"/>
-      <w:r>
-        <w:t>DistanceCategory</w:t>
-      </w:r>
-      <w:proofErr w:type="spellEnd"/>
-      <w:r>
-        <w:t xml:space="preserve"> </w:t>
-      </w:r>
-      <w:r>
-        <w:rPr>
-          <w:rFonts w:ascii="Arial" w:hAnsi="Arial" w:cs="Arial"/>
-        </w:rPr>
-        <w:t>→</w:t>
-      </w:r>
-      <w:r>
-        <w:t xml:space="preserve"> </w:t>
-      </w:r>
-      <w:proofErr w:type="spellStart"/>
-      <w:r>
-        <w:t>TravelClass</w:t>
-      </w:r>
-      <w:proofErr w:type="spellEnd"/>
-      <w:r>
-        <w:t xml:space="preserve"> </w:t>
-      </w:r>
-      <w:r>
-        <w:rPr>
-          <w:rFonts w:ascii="Arial" w:hAnsi="Arial" w:cs="Arial"/>
-        </w:rPr>
-        <w:t>→</w:t>
-      </w:r>
-      <w:r>
-        <w:t xml:space="preserve"> </w:t>
-      </w:r>
-      <w:proofErr w:type="spellStart"/>
-      <w:r>
-        <w:t>TravelType</w:t>
-      </w:r>
-      <w:proofErr w:type="spellEnd"/>
-    </w:p>
-    <w:p>
-      <w:pPr>
-        <w:pStyle w:val="BodyText"/>
-      </w:pPr>
-      <w:proofErr w:type="spellStart"/>
-      <w:r>
-        <w:t>DimBooking</w:t>
-      </w:r>
-      <w:proofErr w:type="spellEnd"/>
-    </w:p>
-    <w:p>
-      <w:pPr>
-        <w:pStyle w:val="BodyText"/>
-      </w:pPr>
-      <w:r>
-        <w:t>Purpose:</w:t>
-      </w:r>
-    </w:p>
-    <w:p>
-      <w:pPr>
-        <w:pStyle w:val="BodyText"/>
-      </w:pPr>
-      <w:r>
-        <w:t>Describes booking transaction characteristics.</w:t>
-      </w:r>
-    </w:p>
-    <w:p>
-      <w:pPr>
-        <w:pStyle w:val="BodyText"/>
-      </w:pPr>
-      <w:r>
-        <w:t>Primary Key:</w:t>
-      </w:r>
-    </w:p>
-    <w:p>
-      <w:pPr>
-        <w:pStyle w:val="BodyText"/>
-      </w:pPr>
-      <w:proofErr w:type="spellStart"/>
-      <w:r>
-        <w:t>BookingKey</w:t>
-      </w:r>
-      <w:proofErr w:type="spellEnd"/>
-    </w:p>
-    <w:p>
-      <w:pPr>
-        <w:pStyle w:val="BodyText"/>
-      </w:pPr>
-      <w:r>
-        <w:t>Business Key:</w:t>
-      </w:r>
-    </w:p>
-    <w:p>
-      <w:pPr>
-        <w:pStyle w:val="BodyText"/>
-      </w:pPr>
-      <w:proofErr w:type="spellStart"/>
-      <w:r>
-        <w:t>BookingID</w:t>
-      </w:r>
-      <w:proofErr w:type="spellEnd"/>
-    </w:p>
-    <w:p>
-      <w:pPr>
-        <w:pStyle w:val="BodyText"/>
-      </w:pPr>
-      <w:r>
-        <w:t>Attributes:</w:t>
-      </w:r>
-    </w:p>
-    <w:p>
-      <w:pPr>
-        <w:pStyle w:val="BodyText"/>
-      </w:pPr>
-      <w:r>
-        <w:t xml:space="preserve">* </w:t>
-      </w:r>
-      <w:proofErr w:type="spellStart"/>
-      <w:r>
-        <w:t>BookingChannel</w:t>
-      </w:r>
-      <w:proofErr w:type="spellEnd"/>
-    </w:p>
-    <w:p>
-      <w:pPr>
-        <w:pStyle w:val="BodyText"/>
-      </w:pPr>
-      <w:r>
-        <w:t xml:space="preserve">* </w:t>
-      </w:r>
-      <w:proofErr w:type="spellStart"/>
-      <w:r>
-        <w:t>PaymentMethod</w:t>
-      </w:r>
-      <w:proofErr w:type="spellEnd"/>
-    </w:p>
-    <w:p>
-      <w:pPr>
-        <w:pStyle w:val="BodyText"/>
-      </w:pPr>
-      <w:r>
-        <w:t xml:space="preserve">* </w:t>
-      </w:r>
-      <w:proofErr w:type="spellStart"/>
-      <w:r>
-        <w:t>TravelInsurance</w:t>
-      </w:r>
-      <w:proofErr w:type="spellEnd"/>
-    </w:p>
-    <w:p>
-      <w:pPr>
-        <w:pStyle w:val="BodyText"/>
-      </w:pPr>
-      <w:r>
-        <w:t>Example values:</w:t>
-      </w:r>
-    </w:p>
-    <w:p>
-      <w:pPr>
-        <w:pStyle w:val="BodyText"/>
-      </w:pPr>
-      <w:proofErr w:type="spellStart"/>
-      <w:r>
-        <w:t>BookingChannel</w:t>
-      </w:r>
-      <w:proofErr w:type="spellEnd"/>
-      <w:r>
-        <w:t>:</w:t>
-      </w:r>
-    </w:p>
-    <w:p>
-      <w:pPr>
-        <w:pStyle w:val="BodyText"/>
-      </w:pPr>
-      <w:r>
-        <w:t>* Website</w:t>
-      </w:r>
-    </w:p>
-    <w:p>
-      <w:pPr>
-        <w:pStyle w:val="BodyText"/>
-      </w:pPr>
-      <w:r>
-        <w:t>* Mobile App</w:t>
-      </w:r>
-    </w:p>
-    <w:p>
-      <w:pPr>
-        <w:pStyle w:val="BodyText"/>
-      </w:pPr>
-      <w:r>
-        <w:t>* Travel Agency</w:t>
-      </w:r>
-    </w:p>
-    <w:p>
-      <w:pPr>
-        <w:pStyle w:val="BodyText"/>
-      </w:pPr>
-      <w:proofErr w:type="spellStart"/>
-      <w:r>
-        <w:t>PaymentMethod</w:t>
-      </w:r>
-      <w:proofErr w:type="spellEnd"/>
-      <w:r>
-        <w:t>:</w:t>
-      </w:r>
-    </w:p>
-    <w:p>
-      <w:pPr>
-        <w:pStyle w:val="BodyText"/>
-      </w:pPr>
-      <w:r>
-        <w:t>* Credit Card</w:t>
-      </w:r>
-    </w:p>
-    <w:p>
-      <w:pPr>
-        <w:pStyle w:val="BodyText"/>
-      </w:pPr>
-      <w:r>
-        <w:t>* Debit Card</w:t>
-      </w:r>
-    </w:p>
-    <w:p>
-      <w:pPr>
-        <w:pStyle w:val="BodyText"/>
-      </w:pPr>
-      <w:r>
-        <w:t>* PayPal</w:t>
-      </w:r>
-    </w:p>
-    <w:p>
-      <w:pPr>
-        <w:pStyle w:val="BodyText"/>
-      </w:pPr>
-      <w:r>
-        <w:t xml:space="preserve"> </w:t>
-      </w:r>
-      <w:proofErr w:type="spellStart"/>
-      <w:r>
-        <w:t>DimLoyalty</w:t>
-      </w:r>
-      <w:proofErr w:type="spellEnd"/>
-    </w:p>
-    <w:p>
-      <w:pPr>
-        <w:pStyle w:val="BodyText"/>
-      </w:pPr>
-    </w:p>
-    <w:p>
-      <w:pPr>
-        <w:pStyle w:val="BodyText"/>
-      </w:pPr>
-      <w:r>
-        <w:t>Purpose:</w:t>
-      </w:r>
-    </w:p>
-    <w:p>
-      <w:pPr>
-        <w:pStyle w:val="BodyText"/>
-      </w:pPr>
-      <w:r>
-        <w:t>Stores customer loyalty program information.</w:t>
-      </w:r>
-    </w:p>
-    <w:p>
-      <w:pPr>
-        <w:pStyle w:val="BodyText"/>
-      </w:pPr>
-      <w:r>
-        <w:t>Primary Key:</w:t>
-      </w:r>
-    </w:p>
-    <w:p>
-      <w:pPr>
-        <w:pStyle w:val="BodyText"/>
-      </w:pPr>
-      <w:proofErr w:type="spellStart"/>
-      <w:r>
-        <w:t>LoyaltyKey</w:t>
-      </w:r>
-      <w:proofErr w:type="spellEnd"/>
-    </w:p>
-    <w:p>
-      <w:pPr>
-        <w:pStyle w:val="BodyText"/>
-      </w:pPr>
-      <w:r>
-        <w:t>Attributes:</w:t>
-      </w:r>
-    </w:p>
-    <w:p>
-      <w:pPr>
-        <w:pStyle w:val="BodyText"/>
-      </w:pPr>
-      <w:r>
-        <w:t xml:space="preserve">* </w:t>
-      </w:r>
-      <w:proofErr w:type="spellStart"/>
-      <w:r>
-        <w:t>LoyaltyLevel</w:t>
-      </w:r>
-      <w:proofErr w:type="spellEnd"/>
-    </w:p>
-    <w:p>
-      <w:pPr>
-        <w:pStyle w:val="BodyText"/>
-      </w:pPr>
-      <w:r>
-        <w:t xml:space="preserve">* </w:t>
-      </w:r>
-      <w:proofErr w:type="spellStart"/>
-      <w:r>
-        <w:t>LoyaltyRank</w:t>
-      </w:r>
-      <w:proofErr w:type="spellEnd"/>
-    </w:p>
-    <w:p>
-      <w:pPr>
-        <w:pStyle w:val="BodyText"/>
-      </w:pPr>
-      <w:r>
-        <w:t xml:space="preserve">* </w:t>
-      </w:r>
-      <w:proofErr w:type="spellStart"/>
-      <w:r>
-        <w:t>PriorityServiceFlag</w:t>
-      </w:r>
-      <w:proofErr w:type="spellEnd"/>
-    </w:p>
-    <w:p>
-      <w:pPr>
-        <w:pStyle w:val="BodyText"/>
-      </w:pPr>
-      <w:r>
-        <w:t>Values:</w:t>
-      </w:r>
-    </w:p>
-    <w:p>
-      <w:pPr>
-        <w:pStyle w:val="BodyText"/>
-      </w:pPr>
-      <w:r>
-        <w:t>* Silver</w:t>
-      </w:r>
-    </w:p>
-    <w:p>
-      <w:pPr>
-        <w:pStyle w:val="BodyText"/>
-      </w:pPr>
-      <w:r>
-        <w:t>* Gold</w:t>
-      </w:r>
-    </w:p>
-    <w:p>
-      <w:pPr>
-        <w:pStyle w:val="BodyText"/>
-      </w:pPr>
-      <w:r>
-        <w:t>* Platinum</w:t>
-      </w:r>
-    </w:p>
-    <w:p>
-      <w:pPr>
-        <w:pStyle w:val="BodyText"/>
-      </w:pPr>
-      <w:r>
-        <w:t>Hierarchy:</w:t>
-      </w:r>
-    </w:p>
-    <w:p>
-      <w:pPr>
-        <w:pStyle w:val="BodyText"/>
-      </w:pPr>
-      <w:proofErr w:type="spellStart"/>
-      <w:r>
-        <w:t>LoyaltyLevel</w:t>
-      </w:r>
-      <w:proofErr w:type="spellEnd"/>
-    </w:p>
-    <w:p>
-      <w:pPr>
-        <w:pStyle w:val="BodyText"/>
-      </w:pPr>
-      <w:proofErr w:type="spellStart"/>
-      <w:r>
-        <w:t>DimSatisfaction</w:t>
-      </w:r>
-      <w:proofErr w:type="spellEnd"/>
-    </w:p>
-    <w:p>
-      <w:pPr>
-        <w:pStyle w:val="BodyText"/>
-      </w:pPr>
-      <w:r>
-        <w:t>Purpose:</w:t>
-      </w:r>
-    </w:p>
-    <w:p>
-      <w:pPr>
-        <w:pStyle w:val="BodyText"/>
-      </w:pPr>
-      <w:r>
-        <w:t>Stores customer satisfaction indicators collected from surveys.</w:t>
-      </w:r>
-    </w:p>
-    <w:p>
-      <w:pPr>
-        <w:pStyle w:val="BodyText"/>
-      </w:pPr>
-      <w:r>
-        <w:t>Primary Key:</w:t>
-      </w:r>
-    </w:p>
-    <w:p>
-      <w:pPr>
-        <w:pStyle w:val="BodyText"/>
-      </w:pPr>
-      <w:proofErr w:type="spellStart"/>
-      <w:r>
-        <w:t>SatisfactionKey</w:t>
-      </w:r>
-      <w:proofErr w:type="spellEnd"/>
-    </w:p>
-    <w:p>
-      <w:pPr>
-        <w:pStyle w:val="BodyText"/>
-      </w:pPr>
-      <w:r>
-        <w:t>Attributes:</w:t>
-      </w:r>
-    </w:p>
-    <w:p>
-      <w:pPr>
-        <w:pStyle w:val="BodyText"/>
-      </w:pPr>
-      <w:r>
-        <w:t xml:space="preserve">* </w:t>
-      </w:r>
-      <w:proofErr w:type="spellStart"/>
-      <w:r>
-        <w:t>SatisfactionStatus</w:t>
-      </w:r>
-      <w:proofErr w:type="spellEnd"/>
-    </w:p>
-    <w:p>
-      <w:pPr>
-        <w:pStyle w:val="BodyText"/>
-      </w:pPr>
-      <w:r>
-        <w:t xml:space="preserve">* </w:t>
-      </w:r>
-      <w:proofErr w:type="spellStart"/>
-      <w:r>
-        <w:t>WifiRating</w:t>
-      </w:r>
-      <w:proofErr w:type="spellEnd"/>
-    </w:p>
-    <w:p>
-      <w:pPr>
-        <w:pStyle w:val="BodyText"/>
-      </w:pPr>
-      <w:r>
-        <w:t xml:space="preserve">* </w:t>
-      </w:r>
-      <w:proofErr w:type="spellStart"/>
-      <w:r>
-        <w:t>FoodRating</w:t>
-      </w:r>
-      <w:proofErr w:type="spellEnd"/>
-    </w:p>
-    <w:p>
-      <w:pPr>
-        <w:pStyle w:val="BodyText"/>
-      </w:pPr>
-      <w:r>
-        <w:t xml:space="preserve">* </w:t>
-      </w:r>
-      <w:proofErr w:type="spellStart"/>
-      <w:r>
-        <w:t>SeatComfortRating</w:t>
-      </w:r>
-      <w:proofErr w:type="spellEnd"/>
-    </w:p>
-    <w:p>
-      <w:pPr>
-        <w:pStyle w:val="BodyText"/>
-      </w:pPr>
-      <w:r>
-        <w:t xml:space="preserve">* </w:t>
-      </w:r>
-      <w:proofErr w:type="spellStart"/>
-      <w:r>
-        <w:t>EntertainmentRating</w:t>
-      </w:r>
-      <w:proofErr w:type="spellEnd"/>
-    </w:p>
-    <w:p>
-      <w:pPr>
-        <w:pStyle w:val="BodyText"/>
-      </w:pPr>
-      <w:r>
-        <w:t xml:space="preserve">* </w:t>
-      </w:r>
-      <w:proofErr w:type="spellStart"/>
-      <w:r>
-        <w:t>CleanlinessRating</w:t>
-      </w:r>
-      <w:proofErr w:type="spellEnd"/>
-    </w:p>
-    <w:p>
-      <w:pPr>
-        <w:pStyle w:val="BodyText"/>
-      </w:pPr>
-    </w:p>
-    <w:p>
-      <w:pPr>
-        <w:pStyle w:val="BodyText"/>
-      </w:pPr>
-      <w:r>
-        <w:t xml:space="preserve"> Fact Table</w:t>
-      </w:r>
-    </w:p>
-    <w:p>
-      <w:pPr>
-        <w:pStyle w:val="BodyText"/>
-      </w:pPr>
-      <w:proofErr w:type="spellStart"/>
-      <w:r>
-        <w:t>FactSales</w:t>
-      </w:r>
-      <w:proofErr w:type="spellEnd"/>
-    </w:p>
-    <w:p>
-      <w:pPr>
-        <w:pStyle w:val="BodyText"/>
-      </w:pPr>
-      <w:r>
-        <w:t>Purpose:</w:t>
-      </w:r>
-    </w:p>
-    <w:p>
-      <w:pPr>
-        <w:pStyle w:val="BodyText"/>
-      </w:pPr>
-      <w:r>
-        <w:t>Stores quantitative measurements generated by ticket sales transactions.</w:t>
-      </w:r>
-    </w:p>
-    <w:p>
-      <w:pPr>
-        <w:pStyle w:val="BodyText"/>
-      </w:pPr>
-      <w:r>
-        <w:t>Grain:</w:t>
-      </w:r>
-    </w:p>
-    <w:p>
-      <w:pPr>
-        <w:pStyle w:val="BodyText"/>
-      </w:pPr>
-      <w:r>
-        <w:t>One row per ticket booking transaction.</w:t>
-      </w:r>
-    </w:p>
-    <w:p>
-      <w:pPr>
-        <w:pStyle w:val="BodyText"/>
-      </w:pPr>
-      <w:r>
-        <w:t>Primary Key:</w:t>
-      </w:r>
-    </w:p>
-    <w:p>
-      <w:pPr>
-        <w:pStyle w:val="BodyText"/>
-      </w:pPr>
-      <w:proofErr w:type="spellStart"/>
-      <w:r>
-        <w:t>FactSalesKey</w:t>
-      </w:r>
-      <w:proofErr w:type="spellEnd"/>
-    </w:p>
-    <w:p>
-      <w:pPr>
-        <w:pStyle w:val="BodyText"/>
-      </w:pPr>
-      <w:r>
-        <w:t>Foreign Keys:</w:t>
-      </w:r>
-    </w:p>
-    <w:p>
-      <w:pPr>
-        <w:pStyle w:val="BodyText"/>
-      </w:pPr>
-      <w:r>
-        <w:t xml:space="preserve">* </w:t>
-      </w:r>
-      <w:proofErr w:type="spellStart"/>
-      <w:r>
-        <w:t>CustomerKey</w:t>
-      </w:r>
-      <w:proofErr w:type="spellEnd"/>
-    </w:p>
-    <w:p>
-      <w:pPr>
-        <w:pStyle w:val="BodyText"/>
-      </w:pPr>
-      <w:r>
-        <w:t xml:space="preserve">* </w:t>
-      </w:r>
-      <w:proofErr w:type="spellStart"/>
-      <w:r>
-        <w:t>DateKey</w:t>
-      </w:r>
-      <w:proofErr w:type="spellEnd"/>
-    </w:p>
-    <w:p>
-      <w:pPr>
-        <w:pStyle w:val="BodyText"/>
-      </w:pPr>
-      <w:r>
-        <w:t xml:space="preserve">* </w:t>
-      </w:r>
-      <w:proofErr w:type="spellStart"/>
-      <w:r>
-        <w:t>TravelKey</w:t>
-      </w:r>
-      <w:proofErr w:type="spellEnd"/>
-    </w:p>
-    <w:p>
-      <w:pPr>
-        <w:pStyle w:val="BodyText"/>
-      </w:pPr>
-      <w:r>
-        <w:lastRenderedPageBreak/>
-        <w:t xml:space="preserve">* </w:t>
-      </w:r>
-      <w:proofErr w:type="spellStart"/>
-      <w:r>
-        <w:t>BookingKey</w:t>
-      </w:r>
-      <w:proofErr w:type="spellEnd"/>
-    </w:p>
-    <w:p>
-      <w:pPr>
-        <w:pStyle w:val="BodyText"/>
-      </w:pPr>
-      <w:r>
-        <w:t xml:space="preserve">* </w:t>
-      </w:r>
-      <w:proofErr w:type="spellStart"/>
-      <w:r>
-        <w:t>LoyaltyKey</w:t>
-      </w:r>
-      <w:proofErr w:type="spellEnd"/>
-    </w:p>
-    <w:p>
-      <w:pPr>
-        <w:pStyle w:val="BodyText"/>
-      </w:pPr>
-      <w:r>
-        <w:t>Measures:</w:t>
-      </w:r>
-    </w:p>
-    <w:p>
-      <w:pPr>
-        <w:pStyle w:val="BodyText"/>
-      </w:pPr>
-      <w:r>
-        <w:t xml:space="preserve">* </w:t>
-      </w:r>
-      <w:proofErr w:type="spellStart"/>
-      <w:r>
-        <w:t>TicketPrice</w:t>
-      </w:r>
-      <w:proofErr w:type="spellEnd"/>
-    </w:p>
-    <w:p>
-      <w:pPr>
-        <w:pStyle w:val="BodyText"/>
-      </w:pPr>
-      <w:r>
-        <w:t xml:space="preserve">* </w:t>
-      </w:r>
-      <w:proofErr w:type="spellStart"/>
-      <w:r>
-        <w:t>OperatingCost</w:t>
-      </w:r>
-      <w:proofErr w:type="spellEnd"/>
-    </w:p>
-    <w:p>
-      <w:pPr>
-        <w:pStyle w:val="BodyText"/>
-      </w:pPr>
-      <w:r>
-        <w:t xml:space="preserve">* </w:t>
-      </w:r>
-      <w:proofErr w:type="spellStart"/>
-      <w:r>
-        <w:t>AirportFee</w:t>
-      </w:r>
-      <w:proofErr w:type="spellEnd"/>
-    </w:p>
-    <w:p>
-      <w:pPr>
-        <w:pStyle w:val="BodyText"/>
-      </w:pPr>
-      <w:r>
-        <w:t xml:space="preserve">* </w:t>
-      </w:r>
-      <w:proofErr w:type="spellStart"/>
-      <w:r>
-        <w:t>PromotionDiscount</w:t>
-      </w:r>
-      <w:proofErr w:type="spellEnd"/>
-    </w:p>
-    <w:p>
-      <w:pPr>
-        <w:pStyle w:val="BodyText"/>
-      </w:pPr>
-      <w:r>
-        <w:t>* Profit</w:t>
-      </w:r>
-    </w:p>
-    <w:p>
-      <w:pPr>
-        <w:pStyle w:val="BodyText"/>
-      </w:pPr>
-      <w:r>
-        <w:t xml:space="preserve">* </w:t>
-      </w:r>
-      <w:proofErr w:type="spellStart"/>
-      <w:r>
-        <w:t>FlightDistance</w:t>
-      </w:r>
-      <w:proofErr w:type="spellEnd"/>
-    </w:p>
-    <w:p>
-      <w:pPr>
-        <w:pStyle w:val="BodyText"/>
-      </w:pPr>
-      <w:r>
-        <w:t>Fact Table Structure</w:t>
-      </w:r>
-    </w:p>
-    <w:p>
-      <w:pPr>
-        <w:pStyle w:val="BodyText"/>
-      </w:pPr>
-      <w:proofErr w:type="spellStart"/>
-      <w:proofErr w:type="gramStart"/>
-      <w:r>
-        <w:t>FactSales</w:t>
-      </w:r>
-      <w:proofErr w:type="spellEnd"/>
-      <w:r>
-        <w:t>(</w:t>
-      </w:r>
-      <w:proofErr w:type="gramEnd"/>
-    </w:p>
-    <w:p>
-      <w:pPr>
-        <w:pStyle w:val="BodyText"/>
-      </w:pPr>
-      <w:proofErr w:type="spellStart"/>
-      <w:r>
-        <w:t>FactSalesKey</w:t>
-      </w:r>
-      <w:proofErr w:type="spellEnd"/>
-      <w:r>
-        <w:t>,</w:t>
-      </w:r>
-    </w:p>
-    <w:p>
-      <w:pPr>
-        <w:pStyle w:val="BodyText"/>
-      </w:pPr>
-      <w:proofErr w:type="spellStart"/>
-      <w:r>
-        <w:t>CustomerKey</w:t>
-      </w:r>
-      <w:proofErr w:type="spellEnd"/>
-      <w:r>
-        <w:t>,</w:t>
-      </w:r>
-    </w:p>
-    <w:p>
-      <w:pPr>
-        <w:pStyle w:val="BodyText"/>
-      </w:pPr>
-      <w:proofErr w:type="spellStart"/>
-      <w:r>
-        <w:t>DateKey</w:t>
-      </w:r>
-      <w:proofErr w:type="spellEnd"/>
-      <w:r>
-        <w:t>,</w:t>
-      </w:r>
-    </w:p>
-    <w:p>
-      <w:pPr>
-        <w:pStyle w:val="BodyText"/>
-      </w:pPr>
-      <w:proofErr w:type="spellStart"/>
-      <w:r>
-        <w:t>TravelKey</w:t>
-      </w:r>
-      <w:proofErr w:type="spellEnd"/>
-      <w:r>
-        <w:t>,</w:t>
-      </w:r>
-    </w:p>
-    <w:p>
-      <w:pPr>
-        <w:pStyle w:val="BodyText"/>
-      </w:pPr>
-      <w:proofErr w:type="spellStart"/>
-      <w:r>
-        <w:t>BookingKey</w:t>
-      </w:r>
-      <w:proofErr w:type="spellEnd"/>
-      <w:r>
-        <w:t>,</w:t>
-      </w:r>
-    </w:p>
-    <w:p>
-      <w:pPr>
-        <w:pStyle w:val="BodyText"/>
-      </w:pPr>
-      <w:proofErr w:type="spellStart"/>
-      <w:r>
-        <w:t>LoyaltyKey</w:t>
-      </w:r>
-      <w:proofErr w:type="spellEnd"/>
-      <w:r>
-        <w:t>,</w:t>
-      </w:r>
-    </w:p>
-    <w:p>
-      <w:pPr>
-        <w:pStyle w:val="BodyText"/>
-      </w:pPr>
-      <w:proofErr w:type="spellStart"/>
-      <w:r>
-        <w:t>TicketPrice</w:t>
-      </w:r>
-      <w:proofErr w:type="spellEnd"/>
-      <w:r>
-        <w:t>,</w:t>
-      </w:r>
-    </w:p>
-    <w:p>
-      <w:pPr>
-        <w:pStyle w:val="BodyText"/>
-      </w:pPr>
-      <w:proofErr w:type="spellStart"/>
-      <w:r>
-        <w:t>OperatingCost</w:t>
-      </w:r>
-      <w:proofErr w:type="spellEnd"/>
-      <w:r>
-        <w:t>,</w:t>
-      </w:r>
-    </w:p>
-    <w:p>
-      <w:pPr>
-        <w:pStyle w:val="BodyText"/>
-      </w:pPr>
-      <w:proofErr w:type="spellStart"/>
-      <w:r>
-        <w:t>AirportFee</w:t>
-      </w:r>
-      <w:proofErr w:type="spellEnd"/>
-      <w:r>
-        <w:t>,</w:t>
-      </w:r>
-    </w:p>
-    <w:p>
-      <w:pPr>
-        <w:pStyle w:val="BodyText"/>
-      </w:pPr>
-      <w:proofErr w:type="spellStart"/>
-      <w:r>
-        <w:t>PromotionDiscount</w:t>
-      </w:r>
-      <w:proofErr w:type="spellEnd"/>
-      <w:r>
-        <w:t>,</w:t>
-      </w:r>
-    </w:p>
-    <w:p>
-      <w:pPr>
-        <w:pStyle w:val="BodyText"/>
-      </w:pPr>
-      <w:r>
-        <w:t>Profit,</w:t>
-      </w:r>
-    </w:p>
-    <w:p>
-      <w:pPr>
-        <w:pStyle w:val="BodyText"/>
-      </w:pPr>
-      <w:proofErr w:type="spellStart"/>
-      <w:r>
-        <w:t>FlightDistance</w:t>
-      </w:r>
-      <w:proofErr w:type="spellEnd"/>
-    </w:p>
-    <w:p>
-      <w:pPr>
-        <w:pStyle w:val="BodyText"/>
-      </w:pPr>
-      <w:r>
-        <w:t>)</w:t>
-      </w:r>
-    </w:p>
-    <w:p>
-      <w:pPr>
-        <w:pStyle w:val="BodyText"/>
-      </w:pPr>
     </w:p>
     <w:p>
       <w:pPr>
@@ -3627,21 +2263,11 @@
           <w:pPr>
             <w:pStyle w:val="Footer"/>
           </w:pPr>
-          <w:r>
-            <w:fldChar w:fldCharType="begin"/>
-          </w:r>
-          <w:r>
-            <w:instrText xml:space="preserve"> DOCPROPERTY  Classification  \* MERGEFORMAT </w:instrText>
-          </w:r>
-          <w:r>
-            <w:fldChar w:fldCharType="separate"/>
-          </w:r>
-          <w:r>
-            <w:t>CONFIDENTIAL</w:t>
-          </w:r>
-          <w:r>
-            <w:fldChar w:fldCharType="end"/>
-          </w:r>
+          <w:fldSimple w:instr=" DOCPROPERTY  Classification  \* MERGEFORMAT ">
+            <w:r>
+              <w:t>CONFIDENTIAL</w:t>
+            </w:r>
+          </w:fldSimple>
           <w:r>
             <w:tab/>
           </w:r>
@@ -3707,7 +2333,7 @@
             </wp:anchor>
           </w:drawing>
         </mc:Choice>
-        <mc:Fallback xmlns:w16du="http://schemas.microsoft.com/office/word/2023/wordml/word16du" xmlns:oel="http://schemas.microsoft.com/office/2019/extlst">
+        <mc:Fallback xmlns:oel="http://schemas.microsoft.com/office/2019/extlst" xmlns:w16du="http://schemas.microsoft.com/office/word/2023/wordml/word16du">
           <w:pict>
             <v:line w14:anchorId="2927C80C" id="Straight Connector 21" o:spid="_x0000_s1026" style="position:absolute;z-index:251659264;visibility:visible;mso-wrap-style:square;mso-width-percent:0;mso-height-percent:0;mso-wrap-distance-left:9pt;mso-wrap-distance-top:0;mso-wrap-distance-right:9pt;mso-wrap-distance-bottom:0;mso-position-horizontal:absolute;mso-position-horizontal-relative:text;mso-position-vertical:absolute;mso-position-vertical-relative:text;mso-width-percent:0;mso-height-percent:0;mso-width-relative:margin;mso-height-relative:margin" from="-1.55pt,-1.2pt" to="466.55pt,-1.2pt" o:gfxdata="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" strokecolor="#464547" strokeweight="2pt"/>
           </w:pict>
@@ -3778,21 +2404,11 @@
           <w:pPr>
             <w:pStyle w:val="Footer"/>
           </w:pPr>
-          <w:r>
-            <w:fldChar w:fldCharType="begin"/>
-          </w:r>
-          <w:r>
-            <w:instrText xml:space="preserve"> DOCPROPERTY  Classification  \* MERGEFORMAT </w:instrText>
-          </w:r>
-          <w:r>
-            <w:fldChar w:fldCharType="separate"/>
-          </w:r>
-          <w:r>
-            <w:t>CONFIDENTIAL</w:t>
-          </w:r>
-          <w:r>
-            <w:fldChar w:fldCharType="end"/>
-          </w:r>
+          <w:fldSimple w:instr=" DOCPROPERTY  Classification  \* MERGEFORMAT ">
+            <w:r>
+              <w:t>CONFIDENTIAL</w:t>
+            </w:r>
+          </w:fldSimple>
         </w:p>
       </w:tc>
     </w:tr>
@@ -3856,7 +2472,7 @@
             </wp:anchor>
           </w:drawing>
         </mc:Choice>
-        <mc:Fallback xmlns:w16du="http://schemas.microsoft.com/office/word/2023/wordml/word16du" xmlns:oel="http://schemas.microsoft.com/office/2019/extlst">
+        <mc:Fallback xmlns:oel="http://schemas.microsoft.com/office/2019/extlst" xmlns:w16du="http://schemas.microsoft.com/office/word/2023/wordml/word16du">
           <w:pict>
             <v:line w14:anchorId="753841C6" id="Straight Connector 3" o:spid="_x0000_s1026" style="position:absolute;z-index:251660288;visibility:visible;mso-wrap-style:square;mso-width-percent:0;mso-height-percent:0;mso-wrap-distance-left:9pt;mso-wrap-distance-top:0;mso-wrap-distance-right:9pt;mso-wrap-distance-bottom:0;mso-position-horizontal:absolute;mso-position-horizontal-relative:text;mso-position-vertical:absolute;mso-position-vertical-relative:text;mso-width-percent:0;mso-height-percent:0;mso-width-relative:margin;mso-height-relative:margin" from=".2pt,-27.15pt" to="465.9pt,-27.15pt" o:gfxdata="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" strokecolor="#464547" strokeweight="2pt"/>
           </w:pict>
@@ -4115,7 +2731,7 @@
             </wp:anchor>
           </w:drawing>
         </mc:Choice>
-        <mc:Fallback xmlns:w16du="http://schemas.microsoft.com/office/word/2023/wordml/word16du" xmlns:oel="http://schemas.microsoft.com/office/2019/extlst">
+        <mc:Fallback xmlns:oel="http://schemas.microsoft.com/office/2019/extlst" xmlns:w16du="http://schemas.microsoft.com/office/word/2023/wordml/word16du">
           <w:pict>
             <v:line w14:anchorId="6A4D861F" id="Straight Connector 7" o:spid="_x0000_s1026" style="position:absolute;z-index:251661312;visibility:visible;mso-wrap-style:square;mso-width-percent:0;mso-height-percent:0;mso-wrap-distance-left:9pt;mso-wrap-distance-top:0;mso-wrap-distance-right:9pt;mso-wrap-distance-bottom:0;mso-position-horizontal:absolute;mso-position-horizontal-relative:text;mso-position-vertical:absolute;mso-position-vertical-relative:text;mso-width-percent:0;mso-height-percent:0;mso-width-relative:margin;mso-height-relative:page" from=".45pt,1.05pt" to="469.15pt,1.05pt" o:gfxdata="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" strokecolor="#393737 [814]" strokeweight="2pt">
               <v:stroke joinstyle="miter"/>
@@ -7137,29 +5753,6 @@
 </file>
 
 <file path=customXml/item1.xml><?xml version="1.0" encoding="utf-8"?>
-<?mso-contentType ?>
-<FormTemplates xmlns="http://schemas.microsoft.com/sharepoint/v3/contenttype/forms">
-  <Display>DocumentLibraryForm</Display>
-  <Edit>DocumentLibraryForm</Edit>
-  <New>DocumentLibraryForm</New>
-</FormTemplates>
-</file>
-
-<file path=customXml/item2.xml><?xml version="1.0" encoding="utf-8"?>
-<p:properties xmlns:p="http://schemas.microsoft.com/office/2006/metadata/properties" xmlns:xsi="http://www.w3.org/2001/XMLSchema-instance" xmlns:pc="http://schemas.microsoft.com/office/infopath/2007/PartnerControls">
-  <documentManagement>
-    <SharedWithUsers xmlns="7f0dcb33-685e-48d8-b644-2ef2786c1229">
-      <UserInfo>
-        <DisplayName/>
-        <AccountId xsi:nil="true"/>
-        <AccountType/>
-      </UserInfo>
-    </SharedWithUsers>
-  </documentManagement>
-</p:properties>
-</file>
-
-<file path=customXml/item3.xml><?xml version="1.0" encoding="utf-8"?>
 <ct:contentTypeSchema xmlns:ct="http://schemas.microsoft.com/office/2006/metadata/contentType" xmlns:ma="http://schemas.microsoft.com/office/2006/metadata/properties/metaAttributes" ct:_="" ma:_="" ma:contentTypeName="Document" ma:contentTypeID="0x010100B3483E581E535547A5C5133F57803043" ma:contentTypeVersion="7" ma:contentTypeDescription="Create a new document." ma:contentTypeScope="" ma:versionID="26f0e3c34181377a2b428b97b0aacf58">
   <xsd:schema xmlns:xsd="http://www.w3.org/2001/XMLSchema" xmlns:xs="http://www.w3.org/2001/XMLSchema" xmlns:p="http://schemas.microsoft.com/office/2006/metadata/properties" xmlns:ns2="0a074a96-e172-4849-a42b-0522bc04182b" xmlns:ns3="7f0dcb33-685e-48d8-b644-2ef2786c1229" targetNamespace="http://schemas.microsoft.com/office/2006/metadata/properties" ma:root="true" ma:fieldsID="c6eeec6c9df2cadb2fce64bd00511549" ns2:_="" ns3:_="">
     <xsd:import namespace="0a074a96-e172-4849-a42b-0522bc04182b"/>
@@ -7344,25 +5937,30 @@
 </ct:contentTypeSchema>
 </file>
 
-<file path=customXml/itemProps1.xml><?xml version="1.0" encoding="utf-8"?>
-<ds:datastoreItem xmlns:ds="http://schemas.openxmlformats.org/officeDocument/2006/customXml" ds:itemID="{CEAD825D-2413-46BA-BB1F-DCE637B19B0C}">
-  <ds:schemaRefs>
-    <ds:schemaRef ds:uri="http://schemas.microsoft.com/sharepoint/v3/contenttype/forms"/>
-  </ds:schemaRefs>
-</ds:datastoreItem>
+<file path=customXml/item2.xml><?xml version="1.0" encoding="utf-8"?>
+<p:properties xmlns:p="http://schemas.microsoft.com/office/2006/metadata/properties" xmlns:xsi="http://www.w3.org/2001/XMLSchema-instance" xmlns:pc="http://schemas.microsoft.com/office/infopath/2007/PartnerControls">
+  <documentManagement>
+    <SharedWithUsers xmlns="7f0dcb33-685e-48d8-b644-2ef2786c1229">
+      <UserInfo>
+        <DisplayName/>
+        <AccountId xsi:nil="true"/>
+        <AccountType/>
+      </UserInfo>
+    </SharedWithUsers>
+  </documentManagement>
+</p:properties>
 </file>
 
-<file path=customXml/itemProps2.xml><?xml version="1.0" encoding="utf-8"?>
-<ds:datastoreItem xmlns:ds="http://schemas.openxmlformats.org/officeDocument/2006/customXml" ds:itemID="{E4B4D352-B35B-4B3A-95D2-902933709BD2}">
-  <ds:schemaRefs>
-    <ds:schemaRef ds:uri="http://schemas.microsoft.com/office/2006/metadata/properties"/>
-    <ds:schemaRef ds:uri="http://schemas.microsoft.com/office/infopath/2007/PartnerControls"/>
-    <ds:schemaRef ds:uri="7f0dcb33-685e-48d8-b644-2ef2786c1229"/>
-  </ds:schemaRefs>
-</ds:datastoreItem>
+<file path=customXml/item3.xml><?xml version="1.0" encoding="utf-8"?>
+<?mso-contentType ?>
+<FormTemplates xmlns="http://schemas.microsoft.com/sharepoint/v3/contenttype/forms">
+  <Display>DocumentLibraryForm</Display>
+  <Edit>DocumentLibraryForm</Edit>
+  <New>DocumentLibraryForm</New>
+</FormTemplates>
 </file>
 
-<file path=customXml/itemProps3.xml><?xml version="1.0" encoding="utf-8"?>
+<file path=customXml/itemProps1.xml><?xml version="1.0" encoding="utf-8"?>
 <ds:datastoreItem xmlns:ds="http://schemas.openxmlformats.org/officeDocument/2006/customXml" ds:itemID="{2240CE2F-0274-489A-BA80-8887BFB6B269}">
   <ds:schemaRefs>
     <ds:schemaRef ds:uri="http://schemas.microsoft.com/office/2006/metadata/contentType"/>
@@ -7379,4 +5977,22 @@
     <ds:schemaRef ds:uri="http://schemas.microsoft.com/internal/obd"/>
   </ds:schemaRefs>
 </ds:datastoreItem>
+</file>
+
+<file path=customXml/itemProps2.xml><?xml version="1.0" encoding="utf-8"?>
+<ds:datastoreItem xmlns:ds="http://schemas.openxmlformats.org/officeDocument/2006/customXml" ds:itemID="{E4B4D352-B35B-4B3A-95D2-902933709BD2}">
+  <ds:schemaRefs>
+    <ds:schemaRef ds:uri="http://schemas.microsoft.com/office/2006/metadata/properties"/>
+    <ds:schemaRef ds:uri="http://schemas.microsoft.com/office/infopath/2007/PartnerControls"/>
+    <ds:schemaRef ds:uri="7f0dcb33-685e-48d8-b644-2ef2786c1229"/>
+  </ds:schemaRefs>
+</ds:datastoreItem>
+</file>
+
+<file path=customXml/itemProps3.xml><?xml version="1.0" encoding="utf-8"?>
+<ds:datastoreItem xmlns:ds="http://schemas.openxmlformats.org/officeDocument/2006/customXml" ds:itemID="{CEAD825D-2413-46BA-BB1F-DCE637B19B0C}">
+  <ds:schemaRefs>
+    <ds:schemaRef ds:uri="http://schemas.microsoft.com/sharepoint/v3/contenttype/forms"/>
+  </ds:schemaRefs>
+</ds:datastoreItem>
 </file>
--- a/Introduction_to_DWH_and_ETL_Business_Template.docx
+++ b/Introduction_to_DWH_and_ETL_Business_Template.docx
@@ -2049,6 +2049,5551 @@
       </w:r>
       <w:bookmarkEnd w:id="18"/>
     </w:p>
+    <w:tbl>
+      <w:tblPr>
+        <w:tblStyle w:val="TableGrid"/>
+        <w:tblW w:w="9350" w:type="dxa"/>
+        <w:jc w:val="center"/>
+        <w:tblLook w:val="04A0" w:firstRow="1" w:lastRow="0" w:firstColumn="1" w:lastColumn="0" w:noHBand="0" w:noVBand="1"/>
+      </w:tblPr>
+      <w:tblGrid>
+        <w:gridCol w:w="4584"/>
+        <w:gridCol w:w="4766"/>
+      </w:tblGrid>
+      <w:tr>
+        <w:trPr>
+          <w:jc w:val="center"/>
+        </w:trPr>
+        <w:tc>
+          <w:tcPr>
+            <w:tcW w:w="4584" w:type="dxa"/>
+            <w:shd w:val="clear" w:color="auto" w:fill="D9EAD3"/>
+          </w:tcPr>
+          <w:p>
+            <w:r>
+              <w:rPr>
+                <w:rFonts w:ascii="Arial" w:eastAsia="Arial" w:hAnsi="Arial"/>
+                <w:b/>
+                <w:sz w:val="16"/>
+              </w:rPr>
+              <w:t>Step</w:t>
+            </w:r>
+          </w:p>
+        </w:tc>
+        <w:tc>
+          <w:tcPr>
+            <w:tcW w:w="4766" w:type="dxa"/>
+            <w:shd w:val="clear" w:color="auto" w:fill="D9EAD3"/>
+          </w:tcPr>
+          <w:p>
+            <w:r>
+              <w:rPr>
+                <w:rFonts w:ascii="Arial" w:eastAsia="Arial" w:hAnsi="Arial"/>
+                <w:b/>
+                <w:sz w:val="16"/>
+              </w:rPr>
+              <w:t>Description</w:t>
+            </w:r>
+          </w:p>
+        </w:tc>
+      </w:tr>
+      <w:tr>
+        <w:trPr>
+          <w:jc w:val="center"/>
+        </w:trPr>
+        <w:tc>
+          <w:tcPr>
+            <w:tcW w:w="4584" w:type="dxa"/>
+          </w:tcPr>
+          <w:p>
+            <w:r>
+              <w:rPr>
+                <w:rFonts w:ascii="Arial" w:eastAsia="Arial" w:hAnsi="Arial"/>
+                <w:sz w:val="16"/>
+              </w:rPr>
+              <w:t>1. Select the business process</w:t>
+            </w:r>
+          </w:p>
+        </w:tc>
+        <w:tc>
+          <w:tcPr>
+            <w:tcW w:w="4766" w:type="dxa"/>
+          </w:tcPr>
+          <w:p>
+            <w:r>
+              <w:rPr>
+                <w:rFonts w:ascii="Arial" w:eastAsia="Arial" w:hAnsi="Arial"/>
+                <w:sz w:val="16"/>
+              </w:rPr>
+              <w:t>The primary process is airline ticket sales performed through the Booking and Sales System. The secondary process is customer satisfaction survey collection performed through the Customer Satisfaction System.</w:t>
+            </w:r>
+          </w:p>
+        </w:tc>
+      </w:tr>
+      <w:tr>
+        <w:trPr>
+          <w:jc w:val="center"/>
+        </w:trPr>
+        <w:tc>
+          <w:tcPr>
+            <w:tcW w:w="4584" w:type="dxa"/>
+          </w:tcPr>
+          <w:p>
+            <w:r>
+              <w:rPr>
+                <w:rFonts w:ascii="Arial" w:eastAsia="Arial" w:hAnsi="Arial"/>
+                <w:sz w:val="16"/>
+              </w:rPr>
+              <w:t>2. Declare the grain</w:t>
+            </w:r>
+          </w:p>
+        </w:tc>
+        <w:tc>
+          <w:tcPr>
+            <w:tcW w:w="4766" w:type="dxa"/>
+          </w:tcPr>
+          <w:p>
+            <w:r>
+              <w:rPr>
+                <w:rFonts w:ascii="Arial" w:eastAsia="Arial" w:hAnsi="Arial"/>
+                <w:sz w:val="16"/>
+              </w:rPr>
+              <w:t>FactSales: one row per individual booking transaction. FactCustomerSatisfaction: one row per individual survey response. Both grains are atomic because they represent the lowest level of detail available in the generated sources.</w:t>
+            </w:r>
+          </w:p>
+        </w:tc>
+      </w:tr>
+      <w:tr>
+        <w:trPr>
+          <w:jc w:val="center"/>
+        </w:trPr>
+        <w:tc>
+          <w:tcPr>
+            <w:tcW w:w="4584" w:type="dxa"/>
+          </w:tcPr>
+          <w:p>
+            <w:r>
+              <w:rPr>
+                <w:rFonts w:ascii="Arial" w:eastAsia="Arial" w:hAnsi="Arial"/>
+                <w:sz w:val="16"/>
+              </w:rPr>
+              <w:t>3. Explain why this grain was selected</w:t>
+            </w:r>
+          </w:p>
+        </w:tc>
+        <w:tc>
+          <w:tcPr>
+            <w:tcW w:w="4766" w:type="dxa"/>
+          </w:tcPr>
+          <w:p>
+            <w:r>
+              <w:rPr>
+                <w:rFonts w:ascii="Arial" w:eastAsia="Arial" w:hAnsi="Arial"/>
+                <w:sz w:val="16"/>
+              </w:rPr>
+              <w:t>The selected grain supports flexible BI analysis. Transactions can be aggregated by date, customer, channel, payment method, loyalty level, travel class, and travel type. Survey responses can be aggregated by customer, travel type, travel class, date, and satisfaction status. Starting from atomic grain avoids losing detail and supports unpredictable analytical questions.</w:t>
+            </w:r>
+          </w:p>
+        </w:tc>
+      </w:tr>
+      <w:tr>
+        <w:trPr>
+          <w:jc w:val="center"/>
+        </w:trPr>
+        <w:tc>
+          <w:tcPr>
+            <w:tcW w:w="4584" w:type="dxa"/>
+          </w:tcPr>
+          <w:p>
+            <w:r>
+              <w:rPr>
+                <w:rFonts w:ascii="Arial" w:eastAsia="Arial" w:hAnsi="Arial"/>
+                <w:sz w:val="16"/>
+              </w:rPr>
+              <w:t>4. Confirm consistency of dimensions and facts</w:t>
+            </w:r>
+          </w:p>
+        </w:tc>
+        <w:tc>
+          <w:tcPr>
+            <w:tcW w:w="4766" w:type="dxa"/>
+          </w:tcPr>
+          <w:p>
+            <w:r>
+              <w:rPr>
+                <w:rFonts w:ascii="Arial" w:eastAsia="Arial" w:hAnsi="Arial"/>
+                <w:sz w:val="16"/>
+              </w:rPr>
+              <w:t>All dimensions and facts are consistent with the declared grain. Each FactSales row references exactly one customer, one date, one travel context, one booking context, and one loyalty status. Each FactCustomerSatisfaction row references one customer, one date, one travel context, and one satisfaction status.</w:t>
+            </w:r>
+          </w:p>
+        </w:tc>
+      </w:tr>
+    </w:tbl>
+    <w:p>
+      <w:pPr>
+        <w:pStyle w:val="BodyText"/>
+        <w:rPr>
+          <w:b/>
+          <w:bCs/>
+          <w:sz w:val="28"/>
+          <w:szCs w:val="28"/>
+        </w:rPr>
+      </w:pPr>
+      <w:r>
+        <w:rPr>
+          <w:b/>
+          <w:bCs/>
+          <w:sz w:val="28"/>
+          <w:szCs w:val="28"/>
+        </w:rPr>
+        <w:t>Completed in a table view, all information on your dimensions and facts, indicating data types</w:t>
+      </w:r>
+    </w:p>
+    <w:p>
+      <w:pPr>
+        <w:pStyle w:val="BodyText"/>
+        <w:rPr>
+          <w:b/>
+          <w:bCs/>
+          <w:sz w:val="28"/>
+          <w:szCs w:val="28"/>
+        </w:rPr>
+      </w:pPr>
+    </w:p>
+    <w:p>
+      <w:pPr>
+        <w:pStyle w:val="BodyText"/>
+        <w:rPr>
+          <w:b/>
+          <w:bCs/>
+          <w:sz w:val="28"/>
+          <w:szCs w:val="28"/>
+        </w:rPr>
+      </w:pPr>
+      <w:r>
+        <w:rPr>
+          <w:noProof/>
+        </w:rPr>
+        <w:lastRenderedPageBreak/>
+        <w:drawing>
+          <wp:inline distT="0" distB="0" distL="0" distR="0" wp14:anchorId="51756108" wp14:editId="600EA6F1">
+            <wp:extent cx="5941695" cy="7250362"/>
+            <wp:effectExtent l="0" t="0" r="1905" b="8255"/>
+            <wp:docPr id="1" name="Picture 1"/>
+            <wp:cNvGraphicFramePr>
+              <a:graphicFrameLocks xmlns:a="http://schemas.openxmlformats.org/drawingml/2006/main" noChangeAspect="1"/>
+            </wp:cNvGraphicFramePr>
+            <a:graphic xmlns:a="http://schemas.openxmlformats.org/drawingml/2006/main">
+              <a:graphicData uri="http://schemas.openxmlformats.org/drawingml/2006/picture">
+                <pic:pic xmlns:pic="http://schemas.openxmlformats.org/drawingml/2006/picture">
+                  <pic:nvPicPr>
+                    <pic:cNvPr id="3" name="Picture 3"/>
+                    <pic:cNvPicPr/>
+                  </pic:nvPicPr>
+                  <pic:blipFill>
+                    <a:blip r:embed="rId11"/>
+                    <a:stretch>
+                      <a:fillRect/>
+                    </a:stretch>
+                  </pic:blipFill>
+                  <pic:spPr>
+                    <a:xfrm>
+                      <a:off x="0" y="0"/>
+                      <a:ext cx="5941695" cy="7250362"/>
+                    </a:xfrm>
+                    <a:prstGeom prst="rect">
+                      <a:avLst/>
+                    </a:prstGeom>
+                  </pic:spPr>
+                </pic:pic>
+              </a:graphicData>
+            </a:graphic>
+          </wp:inline>
+        </w:drawing>
+      </w:r>
+    </w:p>
+    <w:p>
+      <w:pPr>
+        <w:spacing w:after="80"/>
+        <w:jc w:val="center"/>
+      </w:pPr>
+      <w:r>
+        <w:rPr>
+          <w:rFonts w:ascii="Arial" w:eastAsia="Arial" w:hAnsi="Arial"/>
+        </w:rPr>
+        <w:t>Figure 1. Star schema model for airline ticket retail sales and customer satisfaction.</w:t>
+      </w:r>
+    </w:p>
+    <w:p>
+      <w:pPr>
+        <w:pStyle w:val="BodyText"/>
+        <w:rPr>
+          <w:b/>
+          <w:bCs/>
+          <w:sz w:val="28"/>
+          <w:szCs w:val="28"/>
+        </w:rPr>
+      </w:pPr>
+      <w:r>
+        <w:rPr>
+          <w:noProof/>
+        </w:rPr>
+        <w:lastRenderedPageBreak/>
+        <w:drawing>
+          <wp:inline distT="0" distB="0" distL="0" distR="0" wp14:anchorId="70A10252" wp14:editId="42B8FBE9">
+            <wp:extent cx="5941695" cy="3255953"/>
+            <wp:effectExtent l="0" t="0" r="1905" b="1905"/>
+            <wp:docPr id="4" name="Picture 4"/>
+            <wp:cNvGraphicFramePr>
+              <a:graphicFrameLocks xmlns:a="http://schemas.openxmlformats.org/drawingml/2006/main" noChangeAspect="1"/>
+            </wp:cNvGraphicFramePr>
+            <a:graphic xmlns:a="http://schemas.openxmlformats.org/drawingml/2006/main">
+              <a:graphicData uri="http://schemas.openxmlformats.org/drawingml/2006/picture">
+                <pic:pic xmlns:pic="http://schemas.openxmlformats.org/drawingml/2006/picture">
+                  <pic:nvPicPr>
+                    <pic:cNvPr id="0" name="Picture 1"/>
+                    <pic:cNvPicPr>
+                      <a:picLocks noChangeAspect="1" noChangeArrowheads="1"/>
+                    </pic:cNvPicPr>
+                  </pic:nvPicPr>
+                  <pic:blipFill>
+                    <a:blip r:embed="rId12" cstate="print">
+                      <a:extLst>
+                        <a:ext uri="{28A0092B-C50C-407E-A947-70E740481C1C}">
+                          <a14:useLocalDpi xmlns:a14="http://schemas.microsoft.com/office/drawing/2010/main" val="0"/>
+                        </a:ext>
+                      </a:extLst>
+                    </a:blip>
+                    <a:srcRect/>
+                    <a:stretch>
+                      <a:fillRect/>
+                    </a:stretch>
+                  </pic:blipFill>
+                  <pic:spPr bwMode="auto">
+                    <a:xfrm>
+                      <a:off x="0" y="0"/>
+                      <a:ext cx="5941695" cy="3255953"/>
+                    </a:xfrm>
+                    <a:prstGeom prst="rect">
+                      <a:avLst/>
+                    </a:prstGeom>
+                    <a:noFill/>
+                    <a:ln>
+                      <a:noFill/>
+                    </a:ln>
+                  </pic:spPr>
+                </pic:pic>
+              </a:graphicData>
+            </a:graphic>
+          </wp:inline>
+        </w:drawing>
+      </w:r>
+    </w:p>
+    <w:p>
+      <w:pPr>
+        <w:spacing w:after="80"/>
+        <w:jc w:val="center"/>
+      </w:pPr>
+      <w:r>
+        <w:rPr>
+          <w:rFonts w:ascii="Arial" w:eastAsia="Arial" w:hAnsi="Arial"/>
+        </w:rPr>
+        <w:t>Figure 2. Snowflake schema model with normalized dimensions.</w:t>
+      </w:r>
+    </w:p>
+    <w:p>
+      <w:pPr>
+        <w:pStyle w:val="Heading3"/>
+        <w:spacing w:after="80"/>
+      </w:pPr>
+      <w:r>
+        <w:rPr>
+          <w:rFonts w:ascii="Arial" w:eastAsia="Arial" w:hAnsi="Arial"/>
+        </w:rPr>
+        <w:t>DimCustomer</w:t>
+      </w:r>
+    </w:p>
+    <w:p>
+      <w:pPr>
+        <w:spacing w:after="80"/>
+      </w:pPr>
+      <w:r>
+        <w:rPr>
+          <w:rFonts w:ascii="Arial" w:eastAsia="Arial" w:hAnsi="Arial"/>
+        </w:rPr>
+        <w:t>Stores descriptive customer data integrated from both source systems. CustomerID is the shared business key between Customer Satisfaction and Booking/Sales sources.</w:t>
+      </w:r>
+    </w:p>
+    <w:tbl>
+      <w:tblPr>
+        <w:tblStyle w:val="TableGrid"/>
+        <w:tblW w:w="0" w:type="auto"/>
+        <w:jc w:val="center"/>
+        <w:tblLook w:val="04A0" w:firstRow="1" w:lastRow="0" w:firstColumn="1" w:lastColumn="0" w:noHBand="0" w:noVBand="1"/>
+      </w:tblPr>
+      <w:tblGrid>
+        <w:gridCol w:w="2366"/>
+        <w:gridCol w:w="2330"/>
+        <w:gridCol w:w="2369"/>
+        <w:gridCol w:w="2282"/>
+      </w:tblGrid>
+      <w:tr>
+        <w:trPr>
+          <w:jc w:val="center"/>
+        </w:trPr>
+        <w:tc>
+          <w:tcPr>
+            <w:tcW w:w="2664" w:type="dxa"/>
+            <w:shd w:val="clear" w:color="auto" w:fill="D9EAD3"/>
+          </w:tcPr>
+          <w:p>
+            <w:r>
+              <w:rPr>
+                <w:rFonts w:ascii="Arial" w:eastAsia="Arial" w:hAnsi="Arial"/>
+                <w:b/>
+                <w:sz w:val="16"/>
+              </w:rPr>
+              <w:t>Column name</w:t>
+            </w:r>
+          </w:p>
+        </w:tc>
+        <w:tc>
+          <w:tcPr>
+            <w:tcW w:w="2664" w:type="dxa"/>
+            <w:shd w:val="clear" w:color="auto" w:fill="D9EAD3"/>
+          </w:tcPr>
+          <w:p>
+            <w:r>
+              <w:rPr>
+                <w:rFonts w:ascii="Arial" w:eastAsia="Arial" w:hAnsi="Arial"/>
+                <w:b/>
+                <w:sz w:val="16"/>
+              </w:rPr>
+              <w:t>Description</w:t>
+            </w:r>
+          </w:p>
+        </w:tc>
+        <w:tc>
+          <w:tcPr>
+            <w:tcW w:w="2664" w:type="dxa"/>
+            <w:shd w:val="clear" w:color="auto" w:fill="D9EAD3"/>
+          </w:tcPr>
+          <w:p>
+            <w:r>
+              <w:rPr>
+                <w:rFonts w:ascii="Arial" w:eastAsia="Arial" w:hAnsi="Arial"/>
+                <w:b/>
+                <w:sz w:val="16"/>
+              </w:rPr>
+              <w:t>Data type</w:t>
+            </w:r>
+          </w:p>
+        </w:tc>
+        <w:tc>
+          <w:tcPr>
+            <w:tcW w:w="2664" w:type="dxa"/>
+            <w:shd w:val="clear" w:color="auto" w:fill="D9EAD3"/>
+          </w:tcPr>
+          <w:p>
+            <w:r>
+              <w:rPr>
+                <w:rFonts w:ascii="Arial" w:eastAsia="Arial" w:hAnsi="Arial"/>
+                <w:b/>
+                <w:sz w:val="16"/>
+              </w:rPr>
+              <w:t>Key / Notes</w:t>
+            </w:r>
+          </w:p>
+        </w:tc>
+      </w:tr>
+      <w:tr>
+        <w:trPr>
+          <w:jc w:val="center"/>
+        </w:trPr>
+        <w:tc>
+          <w:tcPr>
+            <w:tcW w:w="2664" w:type="dxa"/>
+          </w:tcPr>
+          <w:p>
+            <w:r>
+              <w:rPr>
+                <w:rFonts w:ascii="Arial" w:eastAsia="Arial" w:hAnsi="Arial"/>
+                <w:sz w:val="16"/>
+              </w:rPr>
+              <w:t>CustomerKey</w:t>
+            </w:r>
+          </w:p>
+        </w:tc>
+        <w:tc>
+          <w:tcPr>
+            <w:tcW w:w="2664" w:type="dxa"/>
+          </w:tcPr>
+          <w:p>
+            <w:r>
+              <w:rPr>
+                <w:rFonts w:ascii="Arial" w:eastAsia="Arial" w:hAnsi="Arial"/>
+                <w:sz w:val="16"/>
+              </w:rPr>
+              <w:t>Surrogate primary key for customer dimension</w:t>
+            </w:r>
+          </w:p>
+        </w:tc>
+        <w:tc>
+          <w:tcPr>
+            <w:tcW w:w="2664" w:type="dxa"/>
+          </w:tcPr>
+          <w:p>
+            <w:r>
+              <w:rPr>
+                <w:rFonts w:ascii="Arial" w:eastAsia="Arial" w:hAnsi="Arial"/>
+                <w:sz w:val="16"/>
+              </w:rPr>
+              <w:t>INT</w:t>
+            </w:r>
+          </w:p>
+        </w:tc>
+        <w:tc>
+          <w:tcPr>
+            <w:tcW w:w="2664" w:type="dxa"/>
+          </w:tcPr>
+          <w:p>
+            <w:r>
+              <w:rPr>
+                <w:rFonts w:ascii="Arial" w:eastAsia="Arial" w:hAnsi="Arial"/>
+                <w:sz w:val="16"/>
+              </w:rPr>
+              <w:t>PK</w:t>
+            </w:r>
+          </w:p>
+        </w:tc>
+      </w:tr>
+      <w:tr>
+        <w:trPr>
+          <w:jc w:val="center"/>
+        </w:trPr>
+        <w:tc>
+          <w:tcPr>
+            <w:tcW w:w="2664" w:type="dxa"/>
+          </w:tcPr>
+          <w:p>
+            <w:r>
+              <w:rPr>
+                <w:rFonts w:ascii="Arial" w:eastAsia="Arial" w:hAnsi="Arial"/>
+                <w:sz w:val="16"/>
+              </w:rPr>
+              <w:t>CustomerID</w:t>
+            </w:r>
+          </w:p>
+        </w:tc>
+        <w:tc>
+          <w:tcPr>
+            <w:tcW w:w="2664" w:type="dxa"/>
+          </w:tcPr>
+          <w:p>
+            <w:r>
+              <w:rPr>
+                <w:rFonts w:ascii="Arial" w:eastAsia="Arial" w:hAnsi="Arial"/>
+                <w:sz w:val="16"/>
+              </w:rPr>
+              <w:t>Customer natural identifier from source systems</w:t>
+            </w:r>
+          </w:p>
+        </w:tc>
+        <w:tc>
+          <w:tcPr>
+            <w:tcW w:w="2664" w:type="dxa"/>
+          </w:tcPr>
+          <w:p>
+            <w:r>
+              <w:rPr>
+                <w:rFonts w:ascii="Arial" w:eastAsia="Arial" w:hAnsi="Arial"/>
+                <w:sz w:val="16"/>
+              </w:rPr>
+              <w:t>INT</w:t>
+            </w:r>
+          </w:p>
+        </w:tc>
+        <w:tc>
+          <w:tcPr>
+            <w:tcW w:w="2664" w:type="dxa"/>
+          </w:tcPr>
+          <w:p>
+            <w:r>
+              <w:rPr>
+                <w:rFonts w:ascii="Arial" w:eastAsia="Arial" w:hAnsi="Arial"/>
+                <w:sz w:val="16"/>
+              </w:rPr>
+              <w:t>Business key</w:t>
+            </w:r>
+          </w:p>
+        </w:tc>
+      </w:tr>
+      <w:tr>
+        <w:trPr>
+          <w:jc w:val="center"/>
+        </w:trPr>
+        <w:tc>
+          <w:tcPr>
+            <w:tcW w:w="2664" w:type="dxa"/>
+          </w:tcPr>
+          <w:p>
+            <w:r>
+              <w:rPr>
+                <w:rFonts w:ascii="Arial" w:eastAsia="Arial" w:hAnsi="Arial"/>
+                <w:sz w:val="16"/>
+              </w:rPr>
+              <w:t>Gender</w:t>
+            </w:r>
+          </w:p>
+        </w:tc>
+        <w:tc>
+          <w:tcPr>
+            <w:tcW w:w="2664" w:type="dxa"/>
+          </w:tcPr>
+          <w:p>
+            <w:r>
+              <w:rPr>
+                <w:rFonts w:ascii="Arial" w:eastAsia="Arial" w:hAnsi="Arial"/>
+                <w:sz w:val="16"/>
+              </w:rPr>
+              <w:t>Customer gender</w:t>
+            </w:r>
+          </w:p>
+        </w:tc>
+        <w:tc>
+          <w:tcPr>
+            <w:tcW w:w="2664" w:type="dxa"/>
+          </w:tcPr>
+          <w:p>
+            <w:r>
+              <w:rPr>
+                <w:rFonts w:ascii="Arial" w:eastAsia="Arial" w:hAnsi="Arial"/>
+                <w:sz w:val="16"/>
+              </w:rPr>
+              <w:t>VARCHAR(20)</w:t>
+            </w:r>
+          </w:p>
+        </w:tc>
+        <w:tc>
+          <w:tcPr>
+            <w:tcW w:w="2664" w:type="dxa"/>
+          </w:tcPr>
+          <w:p>
+            <w:r>
+              <w:rPr>
+                <w:rFonts w:ascii="Arial" w:eastAsia="Arial" w:hAnsi="Arial"/>
+                <w:sz w:val="16"/>
+              </w:rPr>
+              <w:t>Attribute</w:t>
+            </w:r>
+          </w:p>
+        </w:tc>
+      </w:tr>
+      <w:tr>
+        <w:trPr>
+          <w:jc w:val="center"/>
+        </w:trPr>
+        <w:tc>
+          <w:tcPr>
+            <w:tcW w:w="2664" w:type="dxa"/>
+          </w:tcPr>
+          <w:p>
+            <w:r>
+              <w:rPr>
+                <w:rFonts w:ascii="Arial" w:eastAsia="Arial" w:hAnsi="Arial"/>
+                <w:sz w:val="16"/>
+              </w:rPr>
+              <w:t>Age</w:t>
+            </w:r>
+          </w:p>
+        </w:tc>
+        <w:tc>
+          <w:tcPr>
+            <w:tcW w:w="2664" w:type="dxa"/>
+          </w:tcPr>
+          <w:p>
+            <w:r>
+              <w:rPr>
+                <w:rFonts w:ascii="Arial" w:eastAsia="Arial" w:hAnsi="Arial"/>
+                <w:sz w:val="16"/>
+              </w:rPr>
+              <w:t>Customer age</w:t>
+            </w:r>
+          </w:p>
+        </w:tc>
+        <w:tc>
+          <w:tcPr>
+            <w:tcW w:w="2664" w:type="dxa"/>
+          </w:tcPr>
+          <w:p>
+            <w:r>
+              <w:rPr>
+                <w:rFonts w:ascii="Arial" w:eastAsia="Arial" w:hAnsi="Arial"/>
+                <w:sz w:val="16"/>
+              </w:rPr>
+              <w:t>INT</w:t>
+            </w:r>
+          </w:p>
+        </w:tc>
+        <w:tc>
+          <w:tcPr>
+            <w:tcW w:w="2664" w:type="dxa"/>
+          </w:tcPr>
+          <w:p>
+            <w:r>
+              <w:rPr>
+                <w:rFonts w:ascii="Arial" w:eastAsia="Arial" w:hAnsi="Arial"/>
+                <w:sz w:val="16"/>
+              </w:rPr>
+              <w:t>Attribute</w:t>
+            </w:r>
+          </w:p>
+        </w:tc>
+      </w:tr>
+      <w:tr>
+        <w:trPr>
+          <w:jc w:val="center"/>
+        </w:trPr>
+        <w:tc>
+          <w:tcPr>
+            <w:tcW w:w="2664" w:type="dxa"/>
+          </w:tcPr>
+          <w:p>
+            <w:r>
+              <w:rPr>
+                <w:rFonts w:ascii="Arial" w:eastAsia="Arial" w:hAnsi="Arial"/>
+                <w:sz w:val="16"/>
+              </w:rPr>
+              <w:t>CustomerType</w:t>
+            </w:r>
+          </w:p>
+        </w:tc>
+        <w:tc>
+          <w:tcPr>
+            <w:tcW w:w="2664" w:type="dxa"/>
+          </w:tcPr>
+          <w:p>
+            <w:r>
+              <w:rPr>
+                <w:rFonts w:ascii="Arial" w:eastAsia="Arial" w:hAnsi="Arial"/>
+                <w:sz w:val="16"/>
+              </w:rPr>
+              <w:t>Customer status from satisfaction source</w:t>
+            </w:r>
+          </w:p>
+        </w:tc>
+        <w:tc>
+          <w:tcPr>
+            <w:tcW w:w="2664" w:type="dxa"/>
+          </w:tcPr>
+          <w:p>
+            <w:r>
+              <w:rPr>
+                <w:rFonts w:ascii="Arial" w:eastAsia="Arial" w:hAnsi="Arial"/>
+                <w:sz w:val="16"/>
+              </w:rPr>
+              <w:t>VARCHAR(50)</w:t>
+            </w:r>
+          </w:p>
+        </w:tc>
+        <w:tc>
+          <w:tcPr>
+            <w:tcW w:w="2664" w:type="dxa"/>
+          </w:tcPr>
+          <w:p>
+            <w:r>
+              <w:rPr>
+                <w:rFonts w:ascii="Arial" w:eastAsia="Arial" w:hAnsi="Arial"/>
+                <w:sz w:val="16"/>
+              </w:rPr>
+              <w:t>Attribute</w:t>
+            </w:r>
+          </w:p>
+        </w:tc>
+      </w:tr>
+      <w:tr>
+        <w:trPr>
+          <w:jc w:val="center"/>
+        </w:trPr>
+        <w:tc>
+          <w:tcPr>
+            <w:tcW w:w="2664" w:type="dxa"/>
+          </w:tcPr>
+          <w:p>
+            <w:r>
+              <w:rPr>
+                <w:rFonts w:ascii="Arial" w:eastAsia="Arial" w:hAnsi="Arial"/>
+                <w:sz w:val="16"/>
+              </w:rPr>
+              <w:t>AgeGroup</w:t>
+            </w:r>
+          </w:p>
+        </w:tc>
+        <w:tc>
+          <w:tcPr>
+            <w:tcW w:w="2664" w:type="dxa"/>
+          </w:tcPr>
+          <w:p>
+            <w:r>
+              <w:rPr>
+                <w:rFonts w:ascii="Arial" w:eastAsia="Arial" w:hAnsi="Arial"/>
+                <w:sz w:val="16"/>
+              </w:rPr>
+              <w:t>Derived age group for analysis</w:t>
+            </w:r>
+          </w:p>
+        </w:tc>
+        <w:tc>
+          <w:tcPr>
+            <w:tcW w:w="2664" w:type="dxa"/>
+          </w:tcPr>
+          <w:p>
+            <w:r>
+              <w:rPr>
+                <w:rFonts w:ascii="Arial" w:eastAsia="Arial" w:hAnsi="Arial"/>
+                <w:sz w:val="16"/>
+              </w:rPr>
+              <w:t>VARCHAR(30)</w:t>
+            </w:r>
+          </w:p>
+        </w:tc>
+        <w:tc>
+          <w:tcPr>
+            <w:tcW w:w="2664" w:type="dxa"/>
+          </w:tcPr>
+          <w:p>
+            <w:r>
+              <w:rPr>
+                <w:rFonts w:ascii="Arial" w:eastAsia="Arial" w:hAnsi="Arial"/>
+                <w:sz w:val="16"/>
+              </w:rPr>
+              <w:t>Attribute / hierarchy level</w:t>
+            </w:r>
+          </w:p>
+        </w:tc>
+      </w:tr>
+    </w:tbl>
+    <w:p>
+      <w:pPr>
+        <w:pStyle w:val="Heading3"/>
+        <w:spacing w:after="80"/>
+      </w:pPr>
+      <w:r>
+        <w:rPr>
+          <w:rFonts w:ascii="Arial" w:eastAsia="Arial" w:hAnsi="Arial"/>
+        </w:rPr>
+        <w:t>DimDate</w:t>
+      </w:r>
+    </w:p>
+    <w:p>
+      <w:pPr>
+        <w:spacing w:after="80"/>
+      </w:pPr>
+      <w:r>
+        <w:rPr>
+          <w:rFonts w:ascii="Arial" w:eastAsia="Arial" w:hAnsi="Arial"/>
+        </w:rPr>
+        <w:t>Stores date attributes and supports the required time hierarchy.</w:t>
+      </w:r>
+    </w:p>
+    <w:tbl>
+      <w:tblPr>
+        <w:tblStyle w:val="TableGrid"/>
+        <w:tblW w:w="0" w:type="auto"/>
+        <w:jc w:val="center"/>
+        <w:tblLook w:val="04A0" w:firstRow="1" w:lastRow="0" w:firstColumn="1" w:lastColumn="0" w:noHBand="0" w:noVBand="1"/>
+      </w:tblPr>
+      <w:tblGrid>
+        <w:gridCol w:w="2334"/>
+        <w:gridCol w:w="2345"/>
+        <w:gridCol w:w="2374"/>
+        <w:gridCol w:w="2294"/>
+      </w:tblGrid>
+      <w:tr>
+        <w:trPr>
+          <w:jc w:val="center"/>
+        </w:trPr>
+        <w:tc>
+          <w:tcPr>
+            <w:tcW w:w="2664" w:type="dxa"/>
+            <w:shd w:val="clear" w:color="auto" w:fill="D9EAD3"/>
+          </w:tcPr>
+          <w:p>
+            <w:r>
+              <w:rPr>
+                <w:rFonts w:ascii="Arial" w:eastAsia="Arial" w:hAnsi="Arial"/>
+                <w:b/>
+                <w:sz w:val="16"/>
+              </w:rPr>
+              <w:t>Column name</w:t>
+            </w:r>
+          </w:p>
+        </w:tc>
+        <w:tc>
+          <w:tcPr>
+            <w:tcW w:w="2664" w:type="dxa"/>
+            <w:shd w:val="clear" w:color="auto" w:fill="D9EAD3"/>
+          </w:tcPr>
+          <w:p>
+            <w:r>
+              <w:rPr>
+                <w:rFonts w:ascii="Arial" w:eastAsia="Arial" w:hAnsi="Arial"/>
+                <w:b/>
+                <w:sz w:val="16"/>
+              </w:rPr>
+              <w:t>Description</w:t>
+            </w:r>
+          </w:p>
+        </w:tc>
+        <w:tc>
+          <w:tcPr>
+            <w:tcW w:w="2664" w:type="dxa"/>
+            <w:shd w:val="clear" w:color="auto" w:fill="D9EAD3"/>
+          </w:tcPr>
+          <w:p>
+            <w:r>
+              <w:rPr>
+                <w:rFonts w:ascii="Arial" w:eastAsia="Arial" w:hAnsi="Arial"/>
+                <w:b/>
+                <w:sz w:val="16"/>
+              </w:rPr>
+              <w:t>Data type</w:t>
+            </w:r>
+          </w:p>
+        </w:tc>
+        <w:tc>
+          <w:tcPr>
+            <w:tcW w:w="2664" w:type="dxa"/>
+            <w:shd w:val="clear" w:color="auto" w:fill="D9EAD3"/>
+          </w:tcPr>
+          <w:p>
+            <w:r>
+              <w:rPr>
+                <w:rFonts w:ascii="Arial" w:eastAsia="Arial" w:hAnsi="Arial"/>
+                <w:b/>
+                <w:sz w:val="16"/>
+              </w:rPr>
+              <w:t>Key / Notes</w:t>
+            </w:r>
+          </w:p>
+        </w:tc>
+      </w:tr>
+      <w:tr>
+        <w:trPr>
+          <w:jc w:val="center"/>
+        </w:trPr>
+        <w:tc>
+          <w:tcPr>
+            <w:tcW w:w="2664" w:type="dxa"/>
+          </w:tcPr>
+          <w:p>
+            <w:r>
+              <w:rPr>
+                <w:rFonts w:ascii="Arial" w:eastAsia="Arial" w:hAnsi="Arial"/>
+                <w:sz w:val="16"/>
+              </w:rPr>
+              <w:t>DateKey</w:t>
+            </w:r>
+          </w:p>
+        </w:tc>
+        <w:tc>
+          <w:tcPr>
+            <w:tcW w:w="2664" w:type="dxa"/>
+          </w:tcPr>
+          <w:p>
+            <w:r>
+              <w:rPr>
+                <w:rFonts w:ascii="Arial" w:eastAsia="Arial" w:hAnsi="Arial"/>
+                <w:sz w:val="16"/>
+              </w:rPr>
+              <w:t>Date key in YYYYMMDD format</w:t>
+            </w:r>
+          </w:p>
+        </w:tc>
+        <w:tc>
+          <w:tcPr>
+            <w:tcW w:w="2664" w:type="dxa"/>
+          </w:tcPr>
+          <w:p>
+            <w:r>
+              <w:rPr>
+                <w:rFonts w:ascii="Arial" w:eastAsia="Arial" w:hAnsi="Arial"/>
+                <w:sz w:val="16"/>
+              </w:rPr>
+              <w:t>INT</w:t>
+            </w:r>
+          </w:p>
+        </w:tc>
+        <w:tc>
+          <w:tcPr>
+            <w:tcW w:w="2664" w:type="dxa"/>
+          </w:tcPr>
+          <w:p>
+            <w:r>
+              <w:rPr>
+                <w:rFonts w:ascii="Arial" w:eastAsia="Arial" w:hAnsi="Arial"/>
+                <w:sz w:val="16"/>
+              </w:rPr>
+              <w:t>PK</w:t>
+            </w:r>
+          </w:p>
+        </w:tc>
+      </w:tr>
+      <w:tr>
+        <w:trPr>
+          <w:jc w:val="center"/>
+        </w:trPr>
+        <w:tc>
+          <w:tcPr>
+            <w:tcW w:w="2664" w:type="dxa"/>
+          </w:tcPr>
+          <w:p>
+            <w:r>
+              <w:rPr>
+                <w:rFonts w:ascii="Arial" w:eastAsia="Arial" w:hAnsi="Arial"/>
+                <w:sz w:val="16"/>
+              </w:rPr>
+              <w:t>FullDate</w:t>
+            </w:r>
+          </w:p>
+        </w:tc>
+        <w:tc>
+          <w:tcPr>
+            <w:tcW w:w="2664" w:type="dxa"/>
+          </w:tcPr>
+          <w:p>
+            <w:r>
+              <w:rPr>
+                <w:rFonts w:ascii="Arial" w:eastAsia="Arial" w:hAnsi="Arial"/>
+                <w:sz w:val="16"/>
+              </w:rPr>
+              <w:t>Calendar date</w:t>
+            </w:r>
+          </w:p>
+        </w:tc>
+        <w:tc>
+          <w:tcPr>
+            <w:tcW w:w="2664" w:type="dxa"/>
+          </w:tcPr>
+          <w:p>
+            <w:r>
+              <w:rPr>
+                <w:rFonts w:ascii="Arial" w:eastAsia="Arial" w:hAnsi="Arial"/>
+                <w:sz w:val="16"/>
+              </w:rPr>
+              <w:t>DATE</w:t>
+            </w:r>
+          </w:p>
+        </w:tc>
+        <w:tc>
+          <w:tcPr>
+            <w:tcW w:w="2664" w:type="dxa"/>
+          </w:tcPr>
+          <w:p>
+            <w:r>
+              <w:rPr>
+                <w:rFonts w:ascii="Arial" w:eastAsia="Arial" w:hAnsi="Arial"/>
+                <w:sz w:val="16"/>
+              </w:rPr>
+              <w:t>Attribute</w:t>
+            </w:r>
+          </w:p>
+        </w:tc>
+      </w:tr>
+      <w:tr>
+        <w:trPr>
+          <w:jc w:val="center"/>
+        </w:trPr>
+        <w:tc>
+          <w:tcPr>
+            <w:tcW w:w="2664" w:type="dxa"/>
+          </w:tcPr>
+          <w:p>
+            <w:r>
+              <w:rPr>
+                <w:rFonts w:ascii="Arial" w:eastAsia="Arial" w:hAnsi="Arial"/>
+                <w:sz w:val="16"/>
+              </w:rPr>
+              <w:t>Day</w:t>
+            </w:r>
+          </w:p>
+        </w:tc>
+        <w:tc>
+          <w:tcPr>
+            <w:tcW w:w="2664" w:type="dxa"/>
+          </w:tcPr>
+          <w:p>
+            <w:r>
+              <w:rPr>
+                <w:rFonts w:ascii="Arial" w:eastAsia="Arial" w:hAnsi="Arial"/>
+                <w:sz w:val="16"/>
+              </w:rPr>
+              <w:t>Day number in month</w:t>
+            </w:r>
+          </w:p>
+        </w:tc>
+        <w:tc>
+          <w:tcPr>
+            <w:tcW w:w="2664" w:type="dxa"/>
+          </w:tcPr>
+          <w:p>
+            <w:r>
+              <w:rPr>
+                <w:rFonts w:ascii="Arial" w:eastAsia="Arial" w:hAnsi="Arial"/>
+                <w:sz w:val="16"/>
+              </w:rPr>
+              <w:t>INT</w:t>
+            </w:r>
+          </w:p>
+        </w:tc>
+        <w:tc>
+          <w:tcPr>
+            <w:tcW w:w="2664" w:type="dxa"/>
+          </w:tcPr>
+          <w:p>
+            <w:r>
+              <w:rPr>
+                <w:rFonts w:ascii="Arial" w:eastAsia="Arial" w:hAnsi="Arial"/>
+                <w:sz w:val="16"/>
+              </w:rPr>
+              <w:t>Hierarchy level</w:t>
+            </w:r>
+          </w:p>
+        </w:tc>
+      </w:tr>
+      <w:tr>
+        <w:trPr>
+          <w:jc w:val="center"/>
+        </w:trPr>
+        <w:tc>
+          <w:tcPr>
+            <w:tcW w:w="2664" w:type="dxa"/>
+          </w:tcPr>
+          <w:p>
+            <w:r>
+              <w:rPr>
+                <w:rFonts w:ascii="Arial" w:eastAsia="Arial" w:hAnsi="Arial"/>
+                <w:sz w:val="16"/>
+              </w:rPr>
+              <w:t>Month</w:t>
+            </w:r>
+          </w:p>
+        </w:tc>
+        <w:tc>
+          <w:tcPr>
+            <w:tcW w:w="2664" w:type="dxa"/>
+          </w:tcPr>
+          <w:p>
+            <w:r>
+              <w:rPr>
+                <w:rFonts w:ascii="Arial" w:eastAsia="Arial" w:hAnsi="Arial"/>
+                <w:sz w:val="16"/>
+              </w:rPr>
+              <w:t>Month number</w:t>
+            </w:r>
+          </w:p>
+        </w:tc>
+        <w:tc>
+          <w:tcPr>
+            <w:tcW w:w="2664" w:type="dxa"/>
+          </w:tcPr>
+          <w:p>
+            <w:r>
+              <w:rPr>
+                <w:rFonts w:ascii="Arial" w:eastAsia="Arial" w:hAnsi="Arial"/>
+                <w:sz w:val="16"/>
+              </w:rPr>
+              <w:t>INT</w:t>
+            </w:r>
+          </w:p>
+        </w:tc>
+        <w:tc>
+          <w:tcPr>
+            <w:tcW w:w="2664" w:type="dxa"/>
+          </w:tcPr>
+          <w:p>
+            <w:r>
+              <w:rPr>
+                <w:rFonts w:ascii="Arial" w:eastAsia="Arial" w:hAnsi="Arial"/>
+                <w:sz w:val="16"/>
+              </w:rPr>
+              <w:t>Hierarchy level</w:t>
+            </w:r>
+          </w:p>
+        </w:tc>
+      </w:tr>
+      <w:tr>
+        <w:trPr>
+          <w:jc w:val="center"/>
+        </w:trPr>
+        <w:tc>
+          <w:tcPr>
+            <w:tcW w:w="2664" w:type="dxa"/>
+          </w:tcPr>
+          <w:p>
+            <w:r>
+              <w:rPr>
+                <w:rFonts w:ascii="Arial" w:eastAsia="Arial" w:hAnsi="Arial"/>
+                <w:sz w:val="16"/>
+              </w:rPr>
+              <w:t>MonthName</w:t>
+            </w:r>
+          </w:p>
+        </w:tc>
+        <w:tc>
+          <w:tcPr>
+            <w:tcW w:w="2664" w:type="dxa"/>
+          </w:tcPr>
+          <w:p>
+            <w:r>
+              <w:rPr>
+                <w:rFonts w:ascii="Arial" w:eastAsia="Arial" w:hAnsi="Arial"/>
+                <w:sz w:val="16"/>
+              </w:rPr>
+              <w:t>Name of month</w:t>
+            </w:r>
+          </w:p>
+        </w:tc>
+        <w:tc>
+          <w:tcPr>
+            <w:tcW w:w="2664" w:type="dxa"/>
+          </w:tcPr>
+          <w:p>
+            <w:r>
+              <w:rPr>
+                <w:rFonts w:ascii="Arial" w:eastAsia="Arial" w:hAnsi="Arial"/>
+                <w:sz w:val="16"/>
+              </w:rPr>
+              <w:t>VARCHAR(20)</w:t>
+            </w:r>
+          </w:p>
+        </w:tc>
+        <w:tc>
+          <w:tcPr>
+            <w:tcW w:w="2664" w:type="dxa"/>
+          </w:tcPr>
+          <w:p>
+            <w:r>
+              <w:rPr>
+                <w:rFonts w:ascii="Arial" w:eastAsia="Arial" w:hAnsi="Arial"/>
+                <w:sz w:val="16"/>
+              </w:rPr>
+              <w:t>Attribute</w:t>
+            </w:r>
+          </w:p>
+        </w:tc>
+      </w:tr>
+      <w:tr>
+        <w:trPr>
+          <w:jc w:val="center"/>
+        </w:trPr>
+        <w:tc>
+          <w:tcPr>
+            <w:tcW w:w="2664" w:type="dxa"/>
+          </w:tcPr>
+          <w:p>
+            <w:r>
+              <w:rPr>
+                <w:rFonts w:ascii="Arial" w:eastAsia="Arial" w:hAnsi="Arial"/>
+                <w:sz w:val="16"/>
+              </w:rPr>
+              <w:t>Quarter</w:t>
+            </w:r>
+          </w:p>
+        </w:tc>
+        <w:tc>
+          <w:tcPr>
+            <w:tcW w:w="2664" w:type="dxa"/>
+          </w:tcPr>
+          <w:p>
+            <w:r>
+              <w:rPr>
+                <w:rFonts w:ascii="Arial" w:eastAsia="Arial" w:hAnsi="Arial"/>
+                <w:sz w:val="16"/>
+              </w:rPr>
+              <w:t>Quarter number</w:t>
+            </w:r>
+          </w:p>
+        </w:tc>
+        <w:tc>
+          <w:tcPr>
+            <w:tcW w:w="2664" w:type="dxa"/>
+          </w:tcPr>
+          <w:p>
+            <w:r>
+              <w:rPr>
+                <w:rFonts w:ascii="Arial" w:eastAsia="Arial" w:hAnsi="Arial"/>
+                <w:sz w:val="16"/>
+              </w:rPr>
+              <w:t>INT</w:t>
+            </w:r>
+          </w:p>
+        </w:tc>
+        <w:tc>
+          <w:tcPr>
+            <w:tcW w:w="2664" w:type="dxa"/>
+          </w:tcPr>
+          <w:p>
+            <w:r>
+              <w:rPr>
+                <w:rFonts w:ascii="Arial" w:eastAsia="Arial" w:hAnsi="Arial"/>
+                <w:sz w:val="16"/>
+              </w:rPr>
+              <w:t>Hierarchy level</w:t>
+            </w:r>
+          </w:p>
+        </w:tc>
+      </w:tr>
+      <w:tr>
+        <w:trPr>
+          <w:jc w:val="center"/>
+        </w:trPr>
+        <w:tc>
+          <w:tcPr>
+            <w:tcW w:w="2664" w:type="dxa"/>
+          </w:tcPr>
+          <w:p>
+            <w:r>
+              <w:rPr>
+                <w:rFonts w:ascii="Arial" w:eastAsia="Arial" w:hAnsi="Arial"/>
+                <w:sz w:val="16"/>
+              </w:rPr>
+              <w:t>Year</w:t>
+            </w:r>
+          </w:p>
+        </w:tc>
+        <w:tc>
+          <w:tcPr>
+            <w:tcW w:w="2664" w:type="dxa"/>
+          </w:tcPr>
+          <w:p>
+            <w:r>
+              <w:rPr>
+                <w:rFonts w:ascii="Arial" w:eastAsia="Arial" w:hAnsi="Arial"/>
+                <w:sz w:val="16"/>
+              </w:rPr>
+              <w:t>Calendar year</w:t>
+            </w:r>
+          </w:p>
+        </w:tc>
+        <w:tc>
+          <w:tcPr>
+            <w:tcW w:w="2664" w:type="dxa"/>
+          </w:tcPr>
+          <w:p>
+            <w:r>
+              <w:rPr>
+                <w:rFonts w:ascii="Arial" w:eastAsia="Arial" w:hAnsi="Arial"/>
+                <w:sz w:val="16"/>
+              </w:rPr>
+              <w:t>INT</w:t>
+            </w:r>
+          </w:p>
+        </w:tc>
+        <w:tc>
+          <w:tcPr>
+            <w:tcW w:w="2664" w:type="dxa"/>
+          </w:tcPr>
+          <w:p>
+            <w:r>
+              <w:rPr>
+                <w:rFonts w:ascii="Arial" w:eastAsia="Arial" w:hAnsi="Arial"/>
+                <w:sz w:val="16"/>
+              </w:rPr>
+              <w:t>Hierarchy level</w:t>
+            </w:r>
+          </w:p>
+        </w:tc>
+      </w:tr>
+      <w:tr>
+        <w:trPr>
+          <w:jc w:val="center"/>
+        </w:trPr>
+        <w:tc>
+          <w:tcPr>
+            <w:tcW w:w="2664" w:type="dxa"/>
+          </w:tcPr>
+          <w:p>
+            <w:r>
+              <w:rPr>
+                <w:rFonts w:ascii="Arial" w:eastAsia="Arial" w:hAnsi="Arial"/>
+                <w:sz w:val="16"/>
+              </w:rPr>
+              <w:t>Week</w:t>
+            </w:r>
+          </w:p>
+        </w:tc>
+        <w:tc>
+          <w:tcPr>
+            <w:tcW w:w="2664" w:type="dxa"/>
+          </w:tcPr>
+          <w:p>
+            <w:r>
+              <w:rPr>
+                <w:rFonts w:ascii="Arial" w:eastAsia="Arial" w:hAnsi="Arial"/>
+                <w:sz w:val="16"/>
+              </w:rPr>
+              <w:t>ISO week number</w:t>
+            </w:r>
+          </w:p>
+        </w:tc>
+        <w:tc>
+          <w:tcPr>
+            <w:tcW w:w="2664" w:type="dxa"/>
+          </w:tcPr>
+          <w:p>
+            <w:r>
+              <w:rPr>
+                <w:rFonts w:ascii="Arial" w:eastAsia="Arial" w:hAnsi="Arial"/>
+                <w:sz w:val="16"/>
+              </w:rPr>
+              <w:t>INT</w:t>
+            </w:r>
+          </w:p>
+        </w:tc>
+        <w:tc>
+          <w:tcPr>
+            <w:tcW w:w="2664" w:type="dxa"/>
+          </w:tcPr>
+          <w:p>
+            <w:r>
+              <w:rPr>
+                <w:rFonts w:ascii="Arial" w:eastAsia="Arial" w:hAnsi="Arial"/>
+                <w:sz w:val="16"/>
+              </w:rPr>
+              <w:t>Attribute</w:t>
+            </w:r>
+          </w:p>
+        </w:tc>
+      </w:tr>
+      <w:tr>
+        <w:trPr>
+          <w:jc w:val="center"/>
+        </w:trPr>
+        <w:tc>
+          <w:tcPr>
+            <w:tcW w:w="2664" w:type="dxa"/>
+          </w:tcPr>
+          <w:p>
+            <w:r>
+              <w:rPr>
+                <w:rFonts w:ascii="Arial" w:eastAsia="Arial" w:hAnsi="Arial"/>
+                <w:sz w:val="16"/>
+              </w:rPr>
+              <w:t>DayOfWeek</w:t>
+            </w:r>
+          </w:p>
+        </w:tc>
+        <w:tc>
+          <w:tcPr>
+            <w:tcW w:w="2664" w:type="dxa"/>
+          </w:tcPr>
+          <w:p>
+            <w:r>
+              <w:rPr>
+                <w:rFonts w:ascii="Arial" w:eastAsia="Arial" w:hAnsi="Arial"/>
+                <w:sz w:val="16"/>
+              </w:rPr>
+              <w:t>Name of day</w:t>
+            </w:r>
+          </w:p>
+        </w:tc>
+        <w:tc>
+          <w:tcPr>
+            <w:tcW w:w="2664" w:type="dxa"/>
+          </w:tcPr>
+          <w:p>
+            <w:r>
+              <w:rPr>
+                <w:rFonts w:ascii="Arial" w:eastAsia="Arial" w:hAnsi="Arial"/>
+                <w:sz w:val="16"/>
+              </w:rPr>
+              <w:t>VARCHAR(20)</w:t>
+            </w:r>
+          </w:p>
+        </w:tc>
+        <w:tc>
+          <w:tcPr>
+            <w:tcW w:w="2664" w:type="dxa"/>
+          </w:tcPr>
+          <w:p>
+            <w:r>
+              <w:rPr>
+                <w:rFonts w:ascii="Arial" w:eastAsia="Arial" w:hAnsi="Arial"/>
+                <w:sz w:val="16"/>
+              </w:rPr>
+              <w:t>Attribute</w:t>
+            </w:r>
+          </w:p>
+        </w:tc>
+      </w:tr>
+    </w:tbl>
+    <w:p>
+      <w:pPr>
+        <w:pStyle w:val="Heading3"/>
+        <w:spacing w:after="80"/>
+      </w:pPr>
+      <w:r>
+        <w:rPr>
+          <w:rFonts w:ascii="Arial" w:eastAsia="Arial" w:hAnsi="Arial"/>
+        </w:rPr>
+        <w:t>DimTravel</w:t>
+      </w:r>
+    </w:p>
+    <w:p>
+      <w:pPr>
+        <w:spacing w:after="80"/>
+      </w:pPr>
+      <w:r>
+        <w:rPr>
+          <w:rFonts w:ascii="Arial" w:eastAsia="Arial" w:hAnsi="Arial"/>
+        </w:rPr>
+        <w:t>Stores travel-related context used by both sales and satisfaction analysis.</w:t>
+      </w:r>
+    </w:p>
+    <w:tbl>
+      <w:tblPr>
+        <w:tblStyle w:val="TableGrid"/>
+        <w:tblW w:w="0" w:type="auto"/>
+        <w:jc w:val="center"/>
+        <w:tblLook w:val="04A0" w:firstRow="1" w:lastRow="0" w:firstColumn="1" w:lastColumn="0" w:noHBand="0" w:noVBand="1"/>
+      </w:tblPr>
+      <w:tblGrid>
+        <w:gridCol w:w="2404"/>
+        <w:gridCol w:w="2317"/>
+        <w:gridCol w:w="2358"/>
+        <w:gridCol w:w="2268"/>
+      </w:tblGrid>
+      <w:tr>
+        <w:trPr>
+          <w:jc w:val="center"/>
+        </w:trPr>
+        <w:tc>
+          <w:tcPr>
+            <w:tcW w:w="2664" w:type="dxa"/>
+            <w:shd w:val="clear" w:color="auto" w:fill="D9EAD3"/>
+          </w:tcPr>
+          <w:p>
+            <w:r>
+              <w:rPr>
+                <w:rFonts w:ascii="Arial" w:eastAsia="Arial" w:hAnsi="Arial"/>
+                <w:b/>
+                <w:sz w:val="16"/>
+              </w:rPr>
+              <w:t>Column name</w:t>
+            </w:r>
+          </w:p>
+        </w:tc>
+        <w:tc>
+          <w:tcPr>
+            <w:tcW w:w="2664" w:type="dxa"/>
+            <w:shd w:val="clear" w:color="auto" w:fill="D9EAD3"/>
+          </w:tcPr>
+          <w:p>
+            <w:r>
+              <w:rPr>
+                <w:rFonts w:ascii="Arial" w:eastAsia="Arial" w:hAnsi="Arial"/>
+                <w:b/>
+                <w:sz w:val="16"/>
+              </w:rPr>
+              <w:t>Description</w:t>
+            </w:r>
+          </w:p>
+        </w:tc>
+        <w:tc>
+          <w:tcPr>
+            <w:tcW w:w="2664" w:type="dxa"/>
+            <w:shd w:val="clear" w:color="auto" w:fill="D9EAD3"/>
+          </w:tcPr>
+          <w:p>
+            <w:r>
+              <w:rPr>
+                <w:rFonts w:ascii="Arial" w:eastAsia="Arial" w:hAnsi="Arial"/>
+                <w:b/>
+                <w:sz w:val="16"/>
+              </w:rPr>
+              <w:t>Data type</w:t>
+            </w:r>
+          </w:p>
+        </w:tc>
+        <w:tc>
+          <w:tcPr>
+            <w:tcW w:w="2664" w:type="dxa"/>
+            <w:shd w:val="clear" w:color="auto" w:fill="D9EAD3"/>
+          </w:tcPr>
+          <w:p>
+            <w:r>
+              <w:rPr>
+                <w:rFonts w:ascii="Arial" w:eastAsia="Arial" w:hAnsi="Arial"/>
+                <w:b/>
+                <w:sz w:val="16"/>
+              </w:rPr>
+              <w:t>Key / Notes</w:t>
+            </w:r>
+          </w:p>
+        </w:tc>
+      </w:tr>
+      <w:tr>
+        <w:trPr>
+          <w:jc w:val="center"/>
+        </w:trPr>
+        <w:tc>
+          <w:tcPr>
+            <w:tcW w:w="2664" w:type="dxa"/>
+          </w:tcPr>
+          <w:p>
+            <w:r>
+              <w:rPr>
+                <w:rFonts w:ascii="Arial" w:eastAsia="Arial" w:hAnsi="Arial"/>
+                <w:sz w:val="16"/>
+              </w:rPr>
+              <w:lastRenderedPageBreak/>
+              <w:t>TravelKey</w:t>
+            </w:r>
+          </w:p>
+        </w:tc>
+        <w:tc>
+          <w:tcPr>
+            <w:tcW w:w="2664" w:type="dxa"/>
+          </w:tcPr>
+          <w:p>
+            <w:r>
+              <w:rPr>
+                <w:rFonts w:ascii="Arial" w:eastAsia="Arial" w:hAnsi="Arial"/>
+                <w:sz w:val="16"/>
+              </w:rPr>
+              <w:t>Surrogate primary key for travel dimension</w:t>
+            </w:r>
+          </w:p>
+        </w:tc>
+        <w:tc>
+          <w:tcPr>
+            <w:tcW w:w="2664" w:type="dxa"/>
+          </w:tcPr>
+          <w:p>
+            <w:r>
+              <w:rPr>
+                <w:rFonts w:ascii="Arial" w:eastAsia="Arial" w:hAnsi="Arial"/>
+                <w:sz w:val="16"/>
+              </w:rPr>
+              <w:t>INT</w:t>
+            </w:r>
+          </w:p>
+        </w:tc>
+        <w:tc>
+          <w:tcPr>
+            <w:tcW w:w="2664" w:type="dxa"/>
+          </w:tcPr>
+          <w:p>
+            <w:r>
+              <w:rPr>
+                <w:rFonts w:ascii="Arial" w:eastAsia="Arial" w:hAnsi="Arial"/>
+                <w:sz w:val="16"/>
+              </w:rPr>
+              <w:t>PK</w:t>
+            </w:r>
+          </w:p>
+        </w:tc>
+      </w:tr>
+      <w:tr>
+        <w:trPr>
+          <w:jc w:val="center"/>
+        </w:trPr>
+        <w:tc>
+          <w:tcPr>
+            <w:tcW w:w="2664" w:type="dxa"/>
+          </w:tcPr>
+          <w:p>
+            <w:r>
+              <w:rPr>
+                <w:rFonts w:ascii="Arial" w:eastAsia="Arial" w:hAnsi="Arial"/>
+                <w:sz w:val="16"/>
+              </w:rPr>
+              <w:t>TravelType</w:t>
+            </w:r>
+          </w:p>
+        </w:tc>
+        <w:tc>
+          <w:tcPr>
+            <w:tcW w:w="2664" w:type="dxa"/>
+          </w:tcPr>
+          <w:p>
+            <w:r>
+              <w:rPr>
+                <w:rFonts w:ascii="Arial" w:eastAsia="Arial" w:hAnsi="Arial"/>
+                <w:sz w:val="16"/>
+              </w:rPr>
+              <w:t>Purpose of travel, such as Business travel or Personal Travel</w:t>
+            </w:r>
+          </w:p>
+        </w:tc>
+        <w:tc>
+          <w:tcPr>
+            <w:tcW w:w="2664" w:type="dxa"/>
+          </w:tcPr>
+          <w:p>
+            <w:r>
+              <w:rPr>
+                <w:rFonts w:ascii="Arial" w:eastAsia="Arial" w:hAnsi="Arial"/>
+                <w:sz w:val="16"/>
+              </w:rPr>
+              <w:t>VARCHAR(50)</w:t>
+            </w:r>
+          </w:p>
+        </w:tc>
+        <w:tc>
+          <w:tcPr>
+            <w:tcW w:w="2664" w:type="dxa"/>
+          </w:tcPr>
+          <w:p>
+            <w:r>
+              <w:rPr>
+                <w:rFonts w:ascii="Arial" w:eastAsia="Arial" w:hAnsi="Arial"/>
+                <w:sz w:val="16"/>
+              </w:rPr>
+              <w:t>Attribute</w:t>
+            </w:r>
+          </w:p>
+        </w:tc>
+      </w:tr>
+      <w:tr>
+        <w:trPr>
+          <w:jc w:val="center"/>
+        </w:trPr>
+        <w:tc>
+          <w:tcPr>
+            <w:tcW w:w="2664" w:type="dxa"/>
+          </w:tcPr>
+          <w:p>
+            <w:r>
+              <w:rPr>
+                <w:rFonts w:ascii="Arial" w:eastAsia="Arial" w:hAnsi="Arial"/>
+                <w:sz w:val="16"/>
+              </w:rPr>
+              <w:t>TravelClass</w:t>
+            </w:r>
+          </w:p>
+        </w:tc>
+        <w:tc>
+          <w:tcPr>
+            <w:tcW w:w="2664" w:type="dxa"/>
+          </w:tcPr>
+          <w:p>
+            <w:r>
+              <w:rPr>
+                <w:rFonts w:ascii="Arial" w:eastAsia="Arial" w:hAnsi="Arial"/>
+                <w:sz w:val="16"/>
+              </w:rPr>
+              <w:t>Ticket class, such as Eco, Eco Plus, or Business</w:t>
+            </w:r>
+          </w:p>
+        </w:tc>
+        <w:tc>
+          <w:tcPr>
+            <w:tcW w:w="2664" w:type="dxa"/>
+          </w:tcPr>
+          <w:p>
+            <w:r>
+              <w:rPr>
+                <w:rFonts w:ascii="Arial" w:eastAsia="Arial" w:hAnsi="Arial"/>
+                <w:sz w:val="16"/>
+              </w:rPr>
+              <w:t>VARCHAR(30)</w:t>
+            </w:r>
+          </w:p>
+        </w:tc>
+        <w:tc>
+          <w:tcPr>
+            <w:tcW w:w="2664" w:type="dxa"/>
+          </w:tcPr>
+          <w:p>
+            <w:r>
+              <w:rPr>
+                <w:rFonts w:ascii="Arial" w:eastAsia="Arial" w:hAnsi="Arial"/>
+                <w:sz w:val="16"/>
+              </w:rPr>
+              <w:t>Attribute</w:t>
+            </w:r>
+          </w:p>
+        </w:tc>
+      </w:tr>
+      <w:tr>
+        <w:trPr>
+          <w:jc w:val="center"/>
+        </w:trPr>
+        <w:tc>
+          <w:tcPr>
+            <w:tcW w:w="2664" w:type="dxa"/>
+          </w:tcPr>
+          <w:p>
+            <w:r>
+              <w:rPr>
+                <w:rFonts w:ascii="Arial" w:eastAsia="Arial" w:hAnsi="Arial"/>
+                <w:sz w:val="16"/>
+              </w:rPr>
+              <w:t>FlightDistance</w:t>
+            </w:r>
+          </w:p>
+        </w:tc>
+        <w:tc>
+          <w:tcPr>
+            <w:tcW w:w="2664" w:type="dxa"/>
+          </w:tcPr>
+          <w:p>
+            <w:r>
+              <w:rPr>
+                <w:rFonts w:ascii="Arial" w:eastAsia="Arial" w:hAnsi="Arial"/>
+                <w:sz w:val="16"/>
+              </w:rPr>
+              <w:t>Flight distance value from source</w:t>
+            </w:r>
+          </w:p>
+        </w:tc>
+        <w:tc>
+          <w:tcPr>
+            <w:tcW w:w="2664" w:type="dxa"/>
+          </w:tcPr>
+          <w:p>
+            <w:r>
+              <w:rPr>
+                <w:rFonts w:ascii="Arial" w:eastAsia="Arial" w:hAnsi="Arial"/>
+                <w:sz w:val="16"/>
+              </w:rPr>
+              <w:t>INT</w:t>
+            </w:r>
+          </w:p>
+        </w:tc>
+        <w:tc>
+          <w:tcPr>
+            <w:tcW w:w="2664" w:type="dxa"/>
+          </w:tcPr>
+          <w:p>
+            <w:r>
+              <w:rPr>
+                <w:rFonts w:ascii="Arial" w:eastAsia="Arial" w:hAnsi="Arial"/>
+                <w:sz w:val="16"/>
+              </w:rPr>
+              <w:t>Attribute</w:t>
+            </w:r>
+          </w:p>
+        </w:tc>
+      </w:tr>
+      <w:tr>
+        <w:trPr>
+          <w:jc w:val="center"/>
+        </w:trPr>
+        <w:tc>
+          <w:tcPr>
+            <w:tcW w:w="2664" w:type="dxa"/>
+          </w:tcPr>
+          <w:p>
+            <w:r>
+              <w:rPr>
+                <w:rFonts w:ascii="Arial" w:eastAsia="Arial" w:hAnsi="Arial"/>
+                <w:sz w:val="16"/>
+              </w:rPr>
+              <w:t>DistanceCategory</w:t>
+            </w:r>
+          </w:p>
+        </w:tc>
+        <w:tc>
+          <w:tcPr>
+            <w:tcW w:w="2664" w:type="dxa"/>
+          </w:tcPr>
+          <w:p>
+            <w:r>
+              <w:rPr>
+                <w:rFonts w:ascii="Arial" w:eastAsia="Arial" w:hAnsi="Arial"/>
+                <w:sz w:val="16"/>
+              </w:rPr>
+              <w:t>Derived distance category</w:t>
+            </w:r>
+          </w:p>
+        </w:tc>
+        <w:tc>
+          <w:tcPr>
+            <w:tcW w:w="2664" w:type="dxa"/>
+          </w:tcPr>
+          <w:p>
+            <w:r>
+              <w:rPr>
+                <w:rFonts w:ascii="Arial" w:eastAsia="Arial" w:hAnsi="Arial"/>
+                <w:sz w:val="16"/>
+              </w:rPr>
+              <w:t>VARCHAR(30)</w:t>
+            </w:r>
+          </w:p>
+        </w:tc>
+        <w:tc>
+          <w:tcPr>
+            <w:tcW w:w="2664" w:type="dxa"/>
+          </w:tcPr>
+          <w:p>
+            <w:r>
+              <w:rPr>
+                <w:rFonts w:ascii="Arial" w:eastAsia="Arial" w:hAnsi="Arial"/>
+                <w:sz w:val="16"/>
+              </w:rPr>
+              <w:t>Attribute / hierarchy level</w:t>
+            </w:r>
+          </w:p>
+        </w:tc>
+      </w:tr>
+    </w:tbl>
+    <w:p>
+      <w:pPr>
+        <w:pStyle w:val="Heading3"/>
+        <w:spacing w:after="80"/>
+      </w:pPr>
+      <w:r>
+        <w:rPr>
+          <w:rFonts w:ascii="Arial" w:eastAsia="Arial" w:hAnsi="Arial"/>
+        </w:rPr>
+        <w:t>DimBooking</w:t>
+      </w:r>
+    </w:p>
+    <w:p>
+      <w:pPr>
+        <w:spacing w:after="80"/>
+      </w:pPr>
+      <w:r>
+        <w:rPr>
+          <w:rFonts w:ascii="Arial" w:eastAsia="Arial" w:hAnsi="Arial"/>
+        </w:rPr>
+        <w:t>Stores booking channel and payment context for sales transactions.</w:t>
+      </w:r>
+    </w:p>
+    <w:tbl>
+      <w:tblPr>
+        <w:tblStyle w:val="TableGrid"/>
+        <w:tblW w:w="0" w:type="auto"/>
+        <w:jc w:val="center"/>
+        <w:tblLook w:val="04A0" w:firstRow="1" w:lastRow="0" w:firstColumn="1" w:lastColumn="0" w:noHBand="0" w:noVBand="1"/>
+      </w:tblPr>
+      <w:tblGrid>
+        <w:gridCol w:w="2387"/>
+        <w:gridCol w:w="2323"/>
+        <w:gridCol w:w="2364"/>
+        <w:gridCol w:w="2273"/>
+      </w:tblGrid>
+      <w:tr>
+        <w:trPr>
+          <w:jc w:val="center"/>
+        </w:trPr>
+        <w:tc>
+          <w:tcPr>
+            <w:tcW w:w="2664" w:type="dxa"/>
+            <w:shd w:val="clear" w:color="auto" w:fill="D9EAD3"/>
+          </w:tcPr>
+          <w:p>
+            <w:r>
+              <w:rPr>
+                <w:rFonts w:ascii="Arial" w:eastAsia="Arial" w:hAnsi="Arial"/>
+                <w:b/>
+                <w:sz w:val="16"/>
+              </w:rPr>
+              <w:t>Column name</w:t>
+            </w:r>
+          </w:p>
+        </w:tc>
+        <w:tc>
+          <w:tcPr>
+            <w:tcW w:w="2664" w:type="dxa"/>
+            <w:shd w:val="clear" w:color="auto" w:fill="D9EAD3"/>
+          </w:tcPr>
+          <w:p>
+            <w:r>
+              <w:rPr>
+                <w:rFonts w:ascii="Arial" w:eastAsia="Arial" w:hAnsi="Arial"/>
+                <w:b/>
+                <w:sz w:val="16"/>
+              </w:rPr>
+              <w:t>Description</w:t>
+            </w:r>
+          </w:p>
+        </w:tc>
+        <w:tc>
+          <w:tcPr>
+            <w:tcW w:w="2664" w:type="dxa"/>
+            <w:shd w:val="clear" w:color="auto" w:fill="D9EAD3"/>
+          </w:tcPr>
+          <w:p>
+            <w:r>
+              <w:rPr>
+                <w:rFonts w:ascii="Arial" w:eastAsia="Arial" w:hAnsi="Arial"/>
+                <w:b/>
+                <w:sz w:val="16"/>
+              </w:rPr>
+              <w:t>Data type</w:t>
+            </w:r>
+          </w:p>
+        </w:tc>
+        <w:tc>
+          <w:tcPr>
+            <w:tcW w:w="2664" w:type="dxa"/>
+            <w:shd w:val="clear" w:color="auto" w:fill="D9EAD3"/>
+          </w:tcPr>
+          <w:p>
+            <w:r>
+              <w:rPr>
+                <w:rFonts w:ascii="Arial" w:eastAsia="Arial" w:hAnsi="Arial"/>
+                <w:b/>
+                <w:sz w:val="16"/>
+              </w:rPr>
+              <w:t>Key / Notes</w:t>
+            </w:r>
+          </w:p>
+        </w:tc>
+      </w:tr>
+      <w:tr>
+        <w:trPr>
+          <w:jc w:val="center"/>
+        </w:trPr>
+        <w:tc>
+          <w:tcPr>
+            <w:tcW w:w="2664" w:type="dxa"/>
+          </w:tcPr>
+          <w:p>
+            <w:r>
+              <w:rPr>
+                <w:rFonts w:ascii="Arial" w:eastAsia="Arial" w:hAnsi="Arial"/>
+                <w:sz w:val="16"/>
+              </w:rPr>
+              <w:t>BookingKey</w:t>
+            </w:r>
+          </w:p>
+        </w:tc>
+        <w:tc>
+          <w:tcPr>
+            <w:tcW w:w="2664" w:type="dxa"/>
+          </w:tcPr>
+          <w:p>
+            <w:r>
+              <w:rPr>
+                <w:rFonts w:ascii="Arial" w:eastAsia="Arial" w:hAnsi="Arial"/>
+                <w:sz w:val="16"/>
+              </w:rPr>
+              <w:t>Surrogate primary key for booking dimension</w:t>
+            </w:r>
+          </w:p>
+        </w:tc>
+        <w:tc>
+          <w:tcPr>
+            <w:tcW w:w="2664" w:type="dxa"/>
+          </w:tcPr>
+          <w:p>
+            <w:r>
+              <w:rPr>
+                <w:rFonts w:ascii="Arial" w:eastAsia="Arial" w:hAnsi="Arial"/>
+                <w:sz w:val="16"/>
+              </w:rPr>
+              <w:t>INT</w:t>
+            </w:r>
+          </w:p>
+        </w:tc>
+        <w:tc>
+          <w:tcPr>
+            <w:tcW w:w="2664" w:type="dxa"/>
+          </w:tcPr>
+          <w:p>
+            <w:r>
+              <w:rPr>
+                <w:rFonts w:ascii="Arial" w:eastAsia="Arial" w:hAnsi="Arial"/>
+                <w:sz w:val="16"/>
+              </w:rPr>
+              <w:t>PK</w:t>
+            </w:r>
+          </w:p>
+        </w:tc>
+      </w:tr>
+      <w:tr>
+        <w:trPr>
+          <w:jc w:val="center"/>
+        </w:trPr>
+        <w:tc>
+          <w:tcPr>
+            <w:tcW w:w="2664" w:type="dxa"/>
+          </w:tcPr>
+          <w:p>
+            <w:r>
+              <w:rPr>
+                <w:rFonts w:ascii="Arial" w:eastAsia="Arial" w:hAnsi="Arial"/>
+                <w:sz w:val="16"/>
+              </w:rPr>
+              <w:t>BookingID</w:t>
+            </w:r>
+          </w:p>
+        </w:tc>
+        <w:tc>
+          <w:tcPr>
+            <w:tcW w:w="2664" w:type="dxa"/>
+          </w:tcPr>
+          <w:p>
+            <w:r>
+              <w:rPr>
+                <w:rFonts w:ascii="Arial" w:eastAsia="Arial" w:hAnsi="Arial"/>
+                <w:sz w:val="16"/>
+              </w:rPr>
+              <w:t>Natural booking identifier from source system</w:t>
+            </w:r>
+          </w:p>
+        </w:tc>
+        <w:tc>
+          <w:tcPr>
+            <w:tcW w:w="2664" w:type="dxa"/>
+          </w:tcPr>
+          <w:p>
+            <w:r>
+              <w:rPr>
+                <w:rFonts w:ascii="Arial" w:eastAsia="Arial" w:hAnsi="Arial"/>
+                <w:sz w:val="16"/>
+              </w:rPr>
+              <w:t>VARCHAR(30)</w:t>
+            </w:r>
+          </w:p>
+        </w:tc>
+        <w:tc>
+          <w:tcPr>
+            <w:tcW w:w="2664" w:type="dxa"/>
+          </w:tcPr>
+          <w:p>
+            <w:r>
+              <w:rPr>
+                <w:rFonts w:ascii="Arial" w:eastAsia="Arial" w:hAnsi="Arial"/>
+                <w:sz w:val="16"/>
+              </w:rPr>
+              <w:t>Business key</w:t>
+            </w:r>
+          </w:p>
+        </w:tc>
+      </w:tr>
+      <w:tr>
+        <w:trPr>
+          <w:jc w:val="center"/>
+        </w:trPr>
+        <w:tc>
+          <w:tcPr>
+            <w:tcW w:w="2664" w:type="dxa"/>
+          </w:tcPr>
+          <w:p>
+            <w:r>
+              <w:rPr>
+                <w:rFonts w:ascii="Arial" w:eastAsia="Arial" w:hAnsi="Arial"/>
+                <w:sz w:val="16"/>
+              </w:rPr>
+              <w:t>BookingChannel</w:t>
+            </w:r>
+          </w:p>
+        </w:tc>
+        <w:tc>
+          <w:tcPr>
+            <w:tcW w:w="2664" w:type="dxa"/>
+          </w:tcPr>
+          <w:p>
+            <w:r>
+              <w:rPr>
+                <w:rFonts w:ascii="Arial" w:eastAsia="Arial" w:hAnsi="Arial"/>
+                <w:sz w:val="16"/>
+              </w:rPr>
+              <w:t>Channel used to book the ticket</w:t>
+            </w:r>
+          </w:p>
+        </w:tc>
+        <w:tc>
+          <w:tcPr>
+            <w:tcW w:w="2664" w:type="dxa"/>
+          </w:tcPr>
+          <w:p>
+            <w:r>
+              <w:rPr>
+                <w:rFonts w:ascii="Arial" w:eastAsia="Arial" w:hAnsi="Arial"/>
+                <w:sz w:val="16"/>
+              </w:rPr>
+              <w:t>VARCHAR(30)</w:t>
+            </w:r>
+          </w:p>
+        </w:tc>
+        <w:tc>
+          <w:tcPr>
+            <w:tcW w:w="2664" w:type="dxa"/>
+          </w:tcPr>
+          <w:p>
+            <w:r>
+              <w:rPr>
+                <w:rFonts w:ascii="Arial" w:eastAsia="Arial" w:hAnsi="Arial"/>
+                <w:sz w:val="16"/>
+              </w:rPr>
+              <w:t>Attribute</w:t>
+            </w:r>
+          </w:p>
+        </w:tc>
+      </w:tr>
+      <w:tr>
+        <w:trPr>
+          <w:jc w:val="center"/>
+        </w:trPr>
+        <w:tc>
+          <w:tcPr>
+            <w:tcW w:w="2664" w:type="dxa"/>
+          </w:tcPr>
+          <w:p>
+            <w:r>
+              <w:rPr>
+                <w:rFonts w:ascii="Arial" w:eastAsia="Arial" w:hAnsi="Arial"/>
+                <w:sz w:val="16"/>
+              </w:rPr>
+              <w:t>PaymentMethod</w:t>
+            </w:r>
+          </w:p>
+        </w:tc>
+        <w:tc>
+          <w:tcPr>
+            <w:tcW w:w="2664" w:type="dxa"/>
+          </w:tcPr>
+          <w:p>
+            <w:r>
+              <w:rPr>
+                <w:rFonts w:ascii="Arial" w:eastAsia="Arial" w:hAnsi="Arial"/>
+                <w:sz w:val="16"/>
+              </w:rPr>
+              <w:t>Payment method used by customer</w:t>
+            </w:r>
+          </w:p>
+        </w:tc>
+        <w:tc>
+          <w:tcPr>
+            <w:tcW w:w="2664" w:type="dxa"/>
+          </w:tcPr>
+          <w:p>
+            <w:r>
+              <w:rPr>
+                <w:rFonts w:ascii="Arial" w:eastAsia="Arial" w:hAnsi="Arial"/>
+                <w:sz w:val="16"/>
+              </w:rPr>
+              <w:t>VARCHAR(30)</w:t>
+            </w:r>
+          </w:p>
+        </w:tc>
+        <w:tc>
+          <w:tcPr>
+            <w:tcW w:w="2664" w:type="dxa"/>
+          </w:tcPr>
+          <w:p>
+            <w:r>
+              <w:rPr>
+                <w:rFonts w:ascii="Arial" w:eastAsia="Arial" w:hAnsi="Arial"/>
+                <w:sz w:val="16"/>
+              </w:rPr>
+              <w:t>Attribute</w:t>
+            </w:r>
+          </w:p>
+        </w:tc>
+      </w:tr>
+      <w:tr>
+        <w:trPr>
+          <w:jc w:val="center"/>
+        </w:trPr>
+        <w:tc>
+          <w:tcPr>
+            <w:tcW w:w="2664" w:type="dxa"/>
+          </w:tcPr>
+          <w:p>
+            <w:r>
+              <w:rPr>
+                <w:rFonts w:ascii="Arial" w:eastAsia="Arial" w:hAnsi="Arial"/>
+                <w:sz w:val="16"/>
+              </w:rPr>
+              <w:t>TravelInsurance</w:t>
+            </w:r>
+          </w:p>
+        </w:tc>
+        <w:tc>
+          <w:tcPr>
+            <w:tcW w:w="2664" w:type="dxa"/>
+          </w:tcPr>
+          <w:p>
+            <w:r>
+              <w:rPr>
+                <w:rFonts w:ascii="Arial" w:eastAsia="Arial" w:hAnsi="Arial"/>
+                <w:sz w:val="16"/>
+              </w:rPr>
+              <w:t>Whether travel insurance was selected</w:t>
+            </w:r>
+          </w:p>
+        </w:tc>
+        <w:tc>
+          <w:tcPr>
+            <w:tcW w:w="2664" w:type="dxa"/>
+          </w:tcPr>
+          <w:p>
+            <w:r>
+              <w:rPr>
+                <w:rFonts w:ascii="Arial" w:eastAsia="Arial" w:hAnsi="Arial"/>
+                <w:sz w:val="16"/>
+              </w:rPr>
+              <w:t>VARCHAR(10)</w:t>
+            </w:r>
+          </w:p>
+        </w:tc>
+        <w:tc>
+          <w:tcPr>
+            <w:tcW w:w="2664" w:type="dxa"/>
+          </w:tcPr>
+          <w:p>
+            <w:r>
+              <w:rPr>
+                <w:rFonts w:ascii="Arial" w:eastAsia="Arial" w:hAnsi="Arial"/>
+                <w:sz w:val="16"/>
+              </w:rPr>
+              <w:t>Attribute</w:t>
+            </w:r>
+          </w:p>
+        </w:tc>
+      </w:tr>
+    </w:tbl>
+    <w:p>
+      <w:pPr>
+        <w:pStyle w:val="Heading3"/>
+        <w:spacing w:after="80"/>
+      </w:pPr>
+      <w:r>
+        <w:rPr>
+          <w:rFonts w:ascii="Arial" w:eastAsia="Arial" w:hAnsi="Arial"/>
+        </w:rPr>
+        <w:t>DimLoyalty</w:t>
+      </w:r>
+    </w:p>
+    <w:p>
+      <w:pPr>
+        <w:spacing w:after="80"/>
+      </w:pPr>
+      <w:r>
+        <w:rPr>
+          <w:rFonts w:ascii="Arial" w:eastAsia="Arial" w:hAnsi="Arial"/>
+        </w:rPr>
+        <w:t>Stores loyalty program context.</w:t>
+      </w:r>
+    </w:p>
+    <w:tbl>
+      <w:tblPr>
+        <w:tblStyle w:val="TableGrid"/>
+        <w:tblW w:w="0" w:type="auto"/>
+        <w:jc w:val="center"/>
+        <w:tblLook w:val="04A0" w:firstRow="1" w:lastRow="0" w:firstColumn="1" w:lastColumn="0" w:noHBand="0" w:noVBand="1"/>
+      </w:tblPr>
+      <w:tblGrid>
+        <w:gridCol w:w="2419"/>
+        <w:gridCol w:w="2317"/>
+        <w:gridCol w:w="2358"/>
+        <w:gridCol w:w="2253"/>
+      </w:tblGrid>
+      <w:tr>
+        <w:trPr>
+          <w:jc w:val="center"/>
+        </w:trPr>
+        <w:tc>
+          <w:tcPr>
+            <w:tcW w:w="2664" w:type="dxa"/>
+            <w:shd w:val="clear" w:color="auto" w:fill="D9EAD3"/>
+          </w:tcPr>
+          <w:p>
+            <w:r>
+              <w:rPr>
+                <w:rFonts w:ascii="Arial" w:eastAsia="Arial" w:hAnsi="Arial"/>
+                <w:b/>
+                <w:sz w:val="16"/>
+              </w:rPr>
+              <w:t>Column name</w:t>
+            </w:r>
+          </w:p>
+        </w:tc>
+        <w:tc>
+          <w:tcPr>
+            <w:tcW w:w="2664" w:type="dxa"/>
+            <w:shd w:val="clear" w:color="auto" w:fill="D9EAD3"/>
+          </w:tcPr>
+          <w:p>
+            <w:r>
+              <w:rPr>
+                <w:rFonts w:ascii="Arial" w:eastAsia="Arial" w:hAnsi="Arial"/>
+                <w:b/>
+                <w:sz w:val="16"/>
+              </w:rPr>
+              <w:t>Description</w:t>
+            </w:r>
+          </w:p>
+        </w:tc>
+        <w:tc>
+          <w:tcPr>
+            <w:tcW w:w="2664" w:type="dxa"/>
+            <w:shd w:val="clear" w:color="auto" w:fill="D9EAD3"/>
+          </w:tcPr>
+          <w:p>
+            <w:r>
+              <w:rPr>
+                <w:rFonts w:ascii="Arial" w:eastAsia="Arial" w:hAnsi="Arial"/>
+                <w:b/>
+                <w:sz w:val="16"/>
+              </w:rPr>
+              <w:t>Data type</w:t>
+            </w:r>
+          </w:p>
+        </w:tc>
+        <w:tc>
+          <w:tcPr>
+            <w:tcW w:w="2664" w:type="dxa"/>
+            <w:shd w:val="clear" w:color="auto" w:fill="D9EAD3"/>
+          </w:tcPr>
+          <w:p>
+            <w:r>
+              <w:rPr>
+                <w:rFonts w:ascii="Arial" w:eastAsia="Arial" w:hAnsi="Arial"/>
+                <w:b/>
+                <w:sz w:val="16"/>
+              </w:rPr>
+              <w:t>Key / Notes</w:t>
+            </w:r>
+          </w:p>
+        </w:tc>
+      </w:tr>
+      <w:tr>
+        <w:trPr>
+          <w:jc w:val="center"/>
+        </w:trPr>
+        <w:tc>
+          <w:tcPr>
+            <w:tcW w:w="2664" w:type="dxa"/>
+          </w:tcPr>
+          <w:p>
+            <w:r>
+              <w:rPr>
+                <w:rFonts w:ascii="Arial" w:eastAsia="Arial" w:hAnsi="Arial"/>
+                <w:sz w:val="16"/>
+              </w:rPr>
+              <w:t>LoyaltyKey</w:t>
+            </w:r>
+          </w:p>
+        </w:tc>
+        <w:tc>
+          <w:tcPr>
+            <w:tcW w:w="2664" w:type="dxa"/>
+          </w:tcPr>
+          <w:p>
+            <w:r>
+              <w:rPr>
+                <w:rFonts w:ascii="Arial" w:eastAsia="Arial" w:hAnsi="Arial"/>
+                <w:sz w:val="16"/>
+              </w:rPr>
+              <w:t>Surrogate primary key for loyalty dimension</w:t>
+            </w:r>
+          </w:p>
+        </w:tc>
+        <w:tc>
+          <w:tcPr>
+            <w:tcW w:w="2664" w:type="dxa"/>
+          </w:tcPr>
+          <w:p>
+            <w:r>
+              <w:rPr>
+                <w:rFonts w:ascii="Arial" w:eastAsia="Arial" w:hAnsi="Arial"/>
+                <w:sz w:val="16"/>
+              </w:rPr>
+              <w:t>INT</w:t>
+            </w:r>
+          </w:p>
+        </w:tc>
+        <w:tc>
+          <w:tcPr>
+            <w:tcW w:w="2664" w:type="dxa"/>
+          </w:tcPr>
+          <w:p>
+            <w:r>
+              <w:rPr>
+                <w:rFonts w:ascii="Arial" w:eastAsia="Arial" w:hAnsi="Arial"/>
+                <w:sz w:val="16"/>
+              </w:rPr>
+              <w:t>PK</w:t>
+            </w:r>
+          </w:p>
+        </w:tc>
+      </w:tr>
+      <w:tr>
+        <w:trPr>
+          <w:jc w:val="center"/>
+        </w:trPr>
+        <w:tc>
+          <w:tcPr>
+            <w:tcW w:w="2664" w:type="dxa"/>
+          </w:tcPr>
+          <w:p>
+            <w:r>
+              <w:rPr>
+                <w:rFonts w:ascii="Arial" w:eastAsia="Arial" w:hAnsi="Arial"/>
+                <w:sz w:val="16"/>
+              </w:rPr>
+              <w:t>LoyaltyLevel</w:t>
+            </w:r>
+          </w:p>
+        </w:tc>
+        <w:tc>
+          <w:tcPr>
+            <w:tcW w:w="2664" w:type="dxa"/>
+          </w:tcPr>
+          <w:p>
+            <w:r>
+              <w:rPr>
+                <w:rFonts w:ascii="Arial" w:eastAsia="Arial" w:hAnsi="Arial"/>
+                <w:sz w:val="16"/>
+              </w:rPr>
+              <w:t>Customer loyalty level</w:t>
+            </w:r>
+          </w:p>
+        </w:tc>
+        <w:tc>
+          <w:tcPr>
+            <w:tcW w:w="2664" w:type="dxa"/>
+          </w:tcPr>
+          <w:p>
+            <w:r>
+              <w:rPr>
+                <w:rFonts w:ascii="Arial" w:eastAsia="Arial" w:hAnsi="Arial"/>
+                <w:sz w:val="16"/>
+              </w:rPr>
+              <w:t>VARCHAR(30)</w:t>
+            </w:r>
+          </w:p>
+        </w:tc>
+        <w:tc>
+          <w:tcPr>
+            <w:tcW w:w="2664" w:type="dxa"/>
+          </w:tcPr>
+          <w:p>
+            <w:r>
+              <w:rPr>
+                <w:rFonts w:ascii="Arial" w:eastAsia="Arial" w:hAnsi="Arial"/>
+                <w:sz w:val="16"/>
+              </w:rPr>
+              <w:t>Attribute</w:t>
+            </w:r>
+          </w:p>
+        </w:tc>
+      </w:tr>
+      <w:tr>
+        <w:trPr>
+          <w:jc w:val="center"/>
+        </w:trPr>
+        <w:tc>
+          <w:tcPr>
+            <w:tcW w:w="2664" w:type="dxa"/>
+          </w:tcPr>
+          <w:p>
+            <w:r>
+              <w:rPr>
+                <w:rFonts w:ascii="Arial" w:eastAsia="Arial" w:hAnsi="Arial"/>
+                <w:sz w:val="16"/>
+              </w:rPr>
+              <w:t>LoyaltyRank</w:t>
+            </w:r>
+          </w:p>
+        </w:tc>
+        <w:tc>
+          <w:tcPr>
+            <w:tcW w:w="2664" w:type="dxa"/>
+          </w:tcPr>
+          <w:p>
+            <w:r>
+              <w:rPr>
+                <w:rFonts w:ascii="Arial" w:eastAsia="Arial" w:hAnsi="Arial"/>
+                <w:sz w:val="16"/>
+              </w:rPr>
+              <w:t>Numeric rank of loyalty level</w:t>
+            </w:r>
+          </w:p>
+        </w:tc>
+        <w:tc>
+          <w:tcPr>
+            <w:tcW w:w="2664" w:type="dxa"/>
+          </w:tcPr>
+          <w:p>
+            <w:r>
+              <w:rPr>
+                <w:rFonts w:ascii="Arial" w:eastAsia="Arial" w:hAnsi="Arial"/>
+                <w:sz w:val="16"/>
+              </w:rPr>
+              <w:t>INT</w:t>
+            </w:r>
+          </w:p>
+        </w:tc>
+        <w:tc>
+          <w:tcPr>
+            <w:tcW w:w="2664" w:type="dxa"/>
+          </w:tcPr>
+          <w:p>
+            <w:r>
+              <w:rPr>
+                <w:rFonts w:ascii="Arial" w:eastAsia="Arial" w:hAnsi="Arial"/>
+                <w:sz w:val="16"/>
+              </w:rPr>
+              <w:t>Attribute</w:t>
+            </w:r>
+          </w:p>
+        </w:tc>
+      </w:tr>
+      <w:tr>
+        <w:trPr>
+          <w:jc w:val="center"/>
+        </w:trPr>
+        <w:tc>
+          <w:tcPr>
+            <w:tcW w:w="2664" w:type="dxa"/>
+          </w:tcPr>
+          <w:p>
+            <w:r>
+              <w:rPr>
+                <w:rFonts w:ascii="Arial" w:eastAsia="Arial" w:hAnsi="Arial"/>
+                <w:sz w:val="16"/>
+              </w:rPr>
+              <w:t>PriorityServiceFlag</w:t>
+            </w:r>
+          </w:p>
+        </w:tc>
+        <w:tc>
+          <w:tcPr>
+            <w:tcW w:w="2664" w:type="dxa"/>
+          </w:tcPr>
+          <w:p>
+            <w:r>
+              <w:rPr>
+                <w:rFonts w:ascii="Arial" w:eastAsia="Arial" w:hAnsi="Arial"/>
+                <w:sz w:val="16"/>
+              </w:rPr>
+              <w:t>Indicates whether priority service applies</w:t>
+            </w:r>
+          </w:p>
+        </w:tc>
+        <w:tc>
+          <w:tcPr>
+            <w:tcW w:w="2664" w:type="dxa"/>
+          </w:tcPr>
+          <w:p>
+            <w:r>
+              <w:rPr>
+                <w:rFonts w:ascii="Arial" w:eastAsia="Arial" w:hAnsi="Arial"/>
+                <w:sz w:val="16"/>
+              </w:rPr>
+              <w:t>BOOLEAN</w:t>
+            </w:r>
+          </w:p>
+        </w:tc>
+        <w:tc>
+          <w:tcPr>
+            <w:tcW w:w="2664" w:type="dxa"/>
+          </w:tcPr>
+          <w:p>
+            <w:r>
+              <w:rPr>
+                <w:rFonts w:ascii="Arial" w:eastAsia="Arial" w:hAnsi="Arial"/>
+                <w:sz w:val="16"/>
+              </w:rPr>
+              <w:t>Attribute</w:t>
+            </w:r>
+          </w:p>
+        </w:tc>
+      </w:tr>
+    </w:tbl>
+    <w:p>
+      <w:pPr>
+        <w:pStyle w:val="Heading3"/>
+        <w:spacing w:after="80"/>
+      </w:pPr>
+      <w:r>
+        <w:rPr>
+          <w:rFonts w:ascii="Arial" w:eastAsia="Arial" w:hAnsi="Arial"/>
+        </w:rPr>
+        <w:t>DimSatisfaction</w:t>
+      </w:r>
+    </w:p>
+    <w:p>
+      <w:pPr>
+        <w:spacing w:after="80"/>
+      </w:pPr>
+      <w:r>
+        <w:rPr>
+          <w:rFonts w:ascii="Arial" w:eastAsia="Arial" w:hAnsi="Arial"/>
+        </w:rPr>
+        <w:t>Stores descriptive satisfaction status. Detailed ratings are facts in FactCustomerSatisfaction, not dimension attributes.</w:t>
+      </w:r>
+    </w:p>
+    <w:tbl>
+      <w:tblPr>
+        <w:tblStyle w:val="TableGrid"/>
+        <w:tblW w:w="0" w:type="auto"/>
+        <w:jc w:val="center"/>
+        <w:tblLook w:val="04A0" w:firstRow="1" w:lastRow="0" w:firstColumn="1" w:lastColumn="0" w:noHBand="0" w:noVBand="1"/>
+      </w:tblPr>
+      <w:tblGrid>
+        <w:gridCol w:w="2408"/>
+        <w:gridCol w:w="2320"/>
+        <w:gridCol w:w="2361"/>
+        <w:gridCol w:w="2258"/>
+      </w:tblGrid>
+      <w:tr>
+        <w:trPr>
+          <w:jc w:val="center"/>
+        </w:trPr>
+        <w:tc>
+          <w:tcPr>
+            <w:tcW w:w="2664" w:type="dxa"/>
+            <w:shd w:val="clear" w:color="auto" w:fill="D9EAD3"/>
+          </w:tcPr>
+          <w:p>
+            <w:r>
+              <w:rPr>
+                <w:rFonts w:ascii="Arial" w:eastAsia="Arial" w:hAnsi="Arial"/>
+                <w:b/>
+                <w:sz w:val="16"/>
+              </w:rPr>
+              <w:t>Column name</w:t>
+            </w:r>
+          </w:p>
+        </w:tc>
+        <w:tc>
+          <w:tcPr>
+            <w:tcW w:w="2664" w:type="dxa"/>
+            <w:shd w:val="clear" w:color="auto" w:fill="D9EAD3"/>
+          </w:tcPr>
+          <w:p>
+            <w:r>
+              <w:rPr>
+                <w:rFonts w:ascii="Arial" w:eastAsia="Arial" w:hAnsi="Arial"/>
+                <w:b/>
+                <w:sz w:val="16"/>
+              </w:rPr>
+              <w:t>Description</w:t>
+            </w:r>
+          </w:p>
+        </w:tc>
+        <w:tc>
+          <w:tcPr>
+            <w:tcW w:w="2664" w:type="dxa"/>
+            <w:shd w:val="clear" w:color="auto" w:fill="D9EAD3"/>
+          </w:tcPr>
+          <w:p>
+            <w:r>
+              <w:rPr>
+                <w:rFonts w:ascii="Arial" w:eastAsia="Arial" w:hAnsi="Arial"/>
+                <w:b/>
+                <w:sz w:val="16"/>
+              </w:rPr>
+              <w:t>Data type</w:t>
+            </w:r>
+          </w:p>
+        </w:tc>
+        <w:tc>
+          <w:tcPr>
+            <w:tcW w:w="2664" w:type="dxa"/>
+            <w:shd w:val="clear" w:color="auto" w:fill="D9EAD3"/>
+          </w:tcPr>
+          <w:p>
+            <w:r>
+              <w:rPr>
+                <w:rFonts w:ascii="Arial" w:eastAsia="Arial" w:hAnsi="Arial"/>
+                <w:b/>
+                <w:sz w:val="16"/>
+              </w:rPr>
+              <w:t>Key / Notes</w:t>
+            </w:r>
+          </w:p>
+        </w:tc>
+      </w:tr>
+      <w:tr>
+        <w:trPr>
+          <w:jc w:val="center"/>
+        </w:trPr>
+        <w:tc>
+          <w:tcPr>
+            <w:tcW w:w="2664" w:type="dxa"/>
+          </w:tcPr>
+          <w:p>
+            <w:r>
+              <w:rPr>
+                <w:rFonts w:ascii="Arial" w:eastAsia="Arial" w:hAnsi="Arial"/>
+                <w:sz w:val="16"/>
+              </w:rPr>
+              <w:t>SatisfactionKey</w:t>
+            </w:r>
+          </w:p>
+        </w:tc>
+        <w:tc>
+          <w:tcPr>
+            <w:tcW w:w="2664" w:type="dxa"/>
+          </w:tcPr>
+          <w:p>
+            <w:r>
+              <w:rPr>
+                <w:rFonts w:ascii="Arial" w:eastAsia="Arial" w:hAnsi="Arial"/>
+                <w:sz w:val="16"/>
+              </w:rPr>
+              <w:t>Surrogate primary key for satisfaction dimension</w:t>
+            </w:r>
+          </w:p>
+        </w:tc>
+        <w:tc>
+          <w:tcPr>
+            <w:tcW w:w="2664" w:type="dxa"/>
+          </w:tcPr>
+          <w:p>
+            <w:r>
+              <w:rPr>
+                <w:rFonts w:ascii="Arial" w:eastAsia="Arial" w:hAnsi="Arial"/>
+                <w:sz w:val="16"/>
+              </w:rPr>
+              <w:t>INT</w:t>
+            </w:r>
+          </w:p>
+        </w:tc>
+        <w:tc>
+          <w:tcPr>
+            <w:tcW w:w="2664" w:type="dxa"/>
+          </w:tcPr>
+          <w:p>
+            <w:r>
+              <w:rPr>
+                <w:rFonts w:ascii="Arial" w:eastAsia="Arial" w:hAnsi="Arial"/>
+                <w:sz w:val="16"/>
+              </w:rPr>
+              <w:t>PK</w:t>
+            </w:r>
+          </w:p>
+        </w:tc>
+      </w:tr>
+      <w:tr>
+        <w:trPr>
+          <w:jc w:val="center"/>
+        </w:trPr>
+        <w:tc>
+          <w:tcPr>
+            <w:tcW w:w="2664" w:type="dxa"/>
+          </w:tcPr>
+          <w:p>
+            <w:r>
+              <w:rPr>
+                <w:rFonts w:ascii="Arial" w:eastAsia="Arial" w:hAnsi="Arial"/>
+                <w:sz w:val="16"/>
+              </w:rPr>
+              <w:t>SatisfactionStatus</w:t>
+            </w:r>
+          </w:p>
+        </w:tc>
+        <w:tc>
+          <w:tcPr>
+            <w:tcW w:w="2664" w:type="dxa"/>
+          </w:tcPr>
+          <w:p>
+            <w:r>
+              <w:rPr>
+                <w:rFonts w:ascii="Arial" w:eastAsia="Arial" w:hAnsi="Arial"/>
+                <w:sz w:val="16"/>
+              </w:rPr>
+              <w:t>Overall customer satisfaction status</w:t>
+            </w:r>
+          </w:p>
+        </w:tc>
+        <w:tc>
+          <w:tcPr>
+            <w:tcW w:w="2664" w:type="dxa"/>
+          </w:tcPr>
+          <w:p>
+            <w:r>
+              <w:rPr>
+                <w:rFonts w:ascii="Arial" w:eastAsia="Arial" w:hAnsi="Arial"/>
+                <w:sz w:val="16"/>
+              </w:rPr>
+              <w:t>VARCHAR(50)</w:t>
+            </w:r>
+          </w:p>
+        </w:tc>
+        <w:tc>
+          <w:tcPr>
+            <w:tcW w:w="2664" w:type="dxa"/>
+          </w:tcPr>
+          <w:p>
+            <w:r>
+              <w:rPr>
+                <w:rFonts w:ascii="Arial" w:eastAsia="Arial" w:hAnsi="Arial"/>
+                <w:sz w:val="16"/>
+              </w:rPr>
+              <w:t>Attribute</w:t>
+            </w:r>
+          </w:p>
+        </w:tc>
+      </w:tr>
+    </w:tbl>
+    <w:p>
+      <w:pPr>
+        <w:pStyle w:val="Heading3"/>
+        <w:spacing w:after="80"/>
+      </w:pPr>
+      <w:r>
+        <w:rPr>
+          <w:rFonts w:ascii="Arial" w:eastAsia="Arial" w:hAnsi="Arial"/>
+        </w:rPr>
+        <w:t>FactSales</w:t>
+      </w:r>
+    </w:p>
+    <w:p>
+      <w:pPr>
+        <w:spacing w:after="80"/>
+      </w:pPr>
+      <w:r>
+        <w:rPr>
+          <w:rFonts w:ascii="Arial" w:eastAsia="Arial" w:hAnsi="Arial"/>
+        </w:rPr>
+        <w:t>Central fact table for the airline ticket sales process. Grain: one row per ticket booking transaction.</w:t>
+      </w:r>
+    </w:p>
+    <w:tbl>
+      <w:tblPr>
+        <w:tblStyle w:val="TableGrid"/>
+        <w:tblW w:w="0" w:type="auto"/>
+        <w:jc w:val="center"/>
+        <w:tblLook w:val="04A0" w:firstRow="1" w:lastRow="0" w:firstColumn="1" w:lastColumn="0" w:noHBand="0" w:noVBand="1"/>
+      </w:tblPr>
+      <w:tblGrid>
+        <w:gridCol w:w="2375"/>
+        <w:gridCol w:w="2376"/>
+        <w:gridCol w:w="2318"/>
+        <w:gridCol w:w="2278"/>
+      </w:tblGrid>
+      <w:tr>
+        <w:trPr>
+          <w:jc w:val="center"/>
+        </w:trPr>
+        <w:tc>
+          <w:tcPr>
+            <w:tcW w:w="2664" w:type="dxa"/>
+            <w:shd w:val="clear" w:color="auto" w:fill="D9EAD3"/>
+          </w:tcPr>
+          <w:p>
+            <w:r>
+              <w:rPr>
+                <w:rFonts w:ascii="Arial" w:eastAsia="Arial" w:hAnsi="Arial"/>
+                <w:b/>
+                <w:sz w:val="16"/>
+              </w:rPr>
+              <w:t>Column name</w:t>
+            </w:r>
+          </w:p>
+        </w:tc>
+        <w:tc>
+          <w:tcPr>
+            <w:tcW w:w="2664" w:type="dxa"/>
+            <w:shd w:val="clear" w:color="auto" w:fill="D9EAD3"/>
+          </w:tcPr>
+          <w:p>
+            <w:r>
+              <w:rPr>
+                <w:rFonts w:ascii="Arial" w:eastAsia="Arial" w:hAnsi="Arial"/>
+                <w:b/>
+                <w:sz w:val="16"/>
+              </w:rPr>
+              <w:t>Description</w:t>
+            </w:r>
+          </w:p>
+        </w:tc>
+        <w:tc>
+          <w:tcPr>
+            <w:tcW w:w="2664" w:type="dxa"/>
+            <w:shd w:val="clear" w:color="auto" w:fill="D9EAD3"/>
+          </w:tcPr>
+          <w:p>
+            <w:r>
+              <w:rPr>
+                <w:rFonts w:ascii="Arial" w:eastAsia="Arial" w:hAnsi="Arial"/>
+                <w:b/>
+                <w:sz w:val="16"/>
+              </w:rPr>
+              <w:t>Data type</w:t>
+            </w:r>
+          </w:p>
+        </w:tc>
+        <w:tc>
+          <w:tcPr>
+            <w:tcW w:w="2664" w:type="dxa"/>
+            <w:shd w:val="clear" w:color="auto" w:fill="D9EAD3"/>
+          </w:tcPr>
+          <w:p>
+            <w:r>
+              <w:rPr>
+                <w:rFonts w:ascii="Arial" w:eastAsia="Arial" w:hAnsi="Arial"/>
+                <w:b/>
+                <w:sz w:val="16"/>
+              </w:rPr>
+              <w:t>Key / Notes</w:t>
+            </w:r>
+          </w:p>
+        </w:tc>
+      </w:tr>
+      <w:tr>
+        <w:trPr>
+          <w:jc w:val="center"/>
+        </w:trPr>
+        <w:tc>
+          <w:tcPr>
+            <w:tcW w:w="2664" w:type="dxa"/>
+          </w:tcPr>
+          <w:p>
+            <w:r>
+              <w:rPr>
+                <w:rFonts w:ascii="Arial" w:eastAsia="Arial" w:hAnsi="Arial"/>
+                <w:sz w:val="16"/>
+              </w:rPr>
+              <w:t>FactSalesKey</w:t>
+            </w:r>
+          </w:p>
+        </w:tc>
+        <w:tc>
+          <w:tcPr>
+            <w:tcW w:w="2664" w:type="dxa"/>
+          </w:tcPr>
+          <w:p>
+            <w:r>
+              <w:rPr>
+                <w:rFonts w:ascii="Arial" w:eastAsia="Arial" w:hAnsi="Arial"/>
+                <w:sz w:val="16"/>
+              </w:rPr>
+              <w:t>Surrogate primary key for sales fact row</w:t>
+            </w:r>
+          </w:p>
+        </w:tc>
+        <w:tc>
+          <w:tcPr>
+            <w:tcW w:w="2664" w:type="dxa"/>
+          </w:tcPr>
+          <w:p>
+            <w:r>
+              <w:rPr>
+                <w:rFonts w:ascii="Arial" w:eastAsia="Arial" w:hAnsi="Arial"/>
+                <w:sz w:val="16"/>
+              </w:rPr>
+              <w:t>BIGINT</w:t>
+            </w:r>
+          </w:p>
+        </w:tc>
+        <w:tc>
+          <w:tcPr>
+            <w:tcW w:w="2664" w:type="dxa"/>
+          </w:tcPr>
+          <w:p>
+            <w:r>
+              <w:rPr>
+                <w:rFonts w:ascii="Arial" w:eastAsia="Arial" w:hAnsi="Arial"/>
+                <w:sz w:val="16"/>
+              </w:rPr>
+              <w:t>PK</w:t>
+            </w:r>
+          </w:p>
+        </w:tc>
+      </w:tr>
+      <w:tr>
+        <w:trPr>
+          <w:jc w:val="center"/>
+        </w:trPr>
+        <w:tc>
+          <w:tcPr>
+            <w:tcW w:w="2664" w:type="dxa"/>
+          </w:tcPr>
+          <w:p>
+            <w:r>
+              <w:rPr>
+                <w:rFonts w:ascii="Arial" w:eastAsia="Arial" w:hAnsi="Arial"/>
+                <w:sz w:val="16"/>
+              </w:rPr>
+              <w:t>CustomerKey</w:t>
+            </w:r>
+          </w:p>
+        </w:tc>
+        <w:tc>
+          <w:tcPr>
+            <w:tcW w:w="2664" w:type="dxa"/>
+          </w:tcPr>
+          <w:p>
+            <w:r>
+              <w:rPr>
+                <w:rFonts w:ascii="Arial" w:eastAsia="Arial" w:hAnsi="Arial"/>
+                <w:sz w:val="16"/>
+              </w:rPr>
+              <w:t>Reference to customer dimension</w:t>
+            </w:r>
+          </w:p>
+        </w:tc>
+        <w:tc>
+          <w:tcPr>
+            <w:tcW w:w="2664" w:type="dxa"/>
+          </w:tcPr>
+          <w:p>
+            <w:r>
+              <w:rPr>
+                <w:rFonts w:ascii="Arial" w:eastAsia="Arial" w:hAnsi="Arial"/>
+                <w:sz w:val="16"/>
+              </w:rPr>
+              <w:t>INT</w:t>
+            </w:r>
+          </w:p>
+        </w:tc>
+        <w:tc>
+          <w:tcPr>
+            <w:tcW w:w="2664" w:type="dxa"/>
+          </w:tcPr>
+          <w:p>
+            <w:r>
+              <w:rPr>
+                <w:rFonts w:ascii="Arial" w:eastAsia="Arial" w:hAnsi="Arial"/>
+                <w:sz w:val="16"/>
+              </w:rPr>
+              <w:t>FK to DimCustomer</w:t>
+            </w:r>
+          </w:p>
+        </w:tc>
+      </w:tr>
+      <w:tr>
+        <w:trPr>
+          <w:jc w:val="center"/>
+        </w:trPr>
+        <w:tc>
+          <w:tcPr>
+            <w:tcW w:w="2664" w:type="dxa"/>
+          </w:tcPr>
+          <w:p>
+            <w:r>
+              <w:rPr>
+                <w:rFonts w:ascii="Arial" w:eastAsia="Arial" w:hAnsi="Arial"/>
+                <w:sz w:val="16"/>
+              </w:rPr>
+              <w:t>DateKey</w:t>
+            </w:r>
+          </w:p>
+        </w:tc>
+        <w:tc>
+          <w:tcPr>
+            <w:tcW w:w="2664" w:type="dxa"/>
+          </w:tcPr>
+          <w:p>
+            <w:r>
+              <w:rPr>
+                <w:rFonts w:ascii="Arial" w:eastAsia="Arial" w:hAnsi="Arial"/>
+                <w:sz w:val="16"/>
+              </w:rPr>
+              <w:t>Reference to booking date</w:t>
+            </w:r>
+          </w:p>
+        </w:tc>
+        <w:tc>
+          <w:tcPr>
+            <w:tcW w:w="2664" w:type="dxa"/>
+          </w:tcPr>
+          <w:p>
+            <w:r>
+              <w:rPr>
+                <w:rFonts w:ascii="Arial" w:eastAsia="Arial" w:hAnsi="Arial"/>
+                <w:sz w:val="16"/>
+              </w:rPr>
+              <w:t>INT</w:t>
+            </w:r>
+          </w:p>
+        </w:tc>
+        <w:tc>
+          <w:tcPr>
+            <w:tcW w:w="2664" w:type="dxa"/>
+          </w:tcPr>
+          <w:p>
+            <w:r>
+              <w:rPr>
+                <w:rFonts w:ascii="Arial" w:eastAsia="Arial" w:hAnsi="Arial"/>
+                <w:sz w:val="16"/>
+              </w:rPr>
+              <w:t>FK to DimDate</w:t>
+            </w:r>
+          </w:p>
+        </w:tc>
+      </w:tr>
+      <w:tr>
+        <w:trPr>
+          <w:jc w:val="center"/>
+        </w:trPr>
+        <w:tc>
+          <w:tcPr>
+            <w:tcW w:w="2664" w:type="dxa"/>
+          </w:tcPr>
+          <w:p>
+            <w:r>
+              <w:rPr>
+                <w:rFonts w:ascii="Arial" w:eastAsia="Arial" w:hAnsi="Arial"/>
+                <w:sz w:val="16"/>
+              </w:rPr>
+              <w:t>TravelKey</w:t>
+            </w:r>
+          </w:p>
+        </w:tc>
+        <w:tc>
+          <w:tcPr>
+            <w:tcW w:w="2664" w:type="dxa"/>
+          </w:tcPr>
+          <w:p>
+            <w:r>
+              <w:rPr>
+                <w:rFonts w:ascii="Arial" w:eastAsia="Arial" w:hAnsi="Arial"/>
+                <w:sz w:val="16"/>
+              </w:rPr>
+              <w:t>Reference to travel context</w:t>
+            </w:r>
+          </w:p>
+        </w:tc>
+        <w:tc>
+          <w:tcPr>
+            <w:tcW w:w="2664" w:type="dxa"/>
+          </w:tcPr>
+          <w:p>
+            <w:r>
+              <w:rPr>
+                <w:rFonts w:ascii="Arial" w:eastAsia="Arial" w:hAnsi="Arial"/>
+                <w:sz w:val="16"/>
+              </w:rPr>
+              <w:t>INT</w:t>
+            </w:r>
+          </w:p>
+        </w:tc>
+        <w:tc>
+          <w:tcPr>
+            <w:tcW w:w="2664" w:type="dxa"/>
+          </w:tcPr>
+          <w:p>
+            <w:r>
+              <w:rPr>
+                <w:rFonts w:ascii="Arial" w:eastAsia="Arial" w:hAnsi="Arial"/>
+                <w:sz w:val="16"/>
+              </w:rPr>
+              <w:t>FK to DimTravel</w:t>
+            </w:r>
+          </w:p>
+        </w:tc>
+      </w:tr>
+      <w:tr>
+        <w:trPr>
+          <w:jc w:val="center"/>
+        </w:trPr>
+        <w:tc>
+          <w:tcPr>
+            <w:tcW w:w="2664" w:type="dxa"/>
+          </w:tcPr>
+          <w:p>
+            <w:r>
+              <w:rPr>
+                <w:rFonts w:ascii="Arial" w:eastAsia="Arial" w:hAnsi="Arial"/>
+                <w:sz w:val="16"/>
+              </w:rPr>
+              <w:t>BookingKey</w:t>
+            </w:r>
+          </w:p>
+        </w:tc>
+        <w:tc>
+          <w:tcPr>
+            <w:tcW w:w="2664" w:type="dxa"/>
+          </w:tcPr>
+          <w:p>
+            <w:r>
+              <w:rPr>
+                <w:rFonts w:ascii="Arial" w:eastAsia="Arial" w:hAnsi="Arial"/>
+                <w:sz w:val="16"/>
+              </w:rPr>
+              <w:t>Reference to booking context</w:t>
+            </w:r>
+          </w:p>
+        </w:tc>
+        <w:tc>
+          <w:tcPr>
+            <w:tcW w:w="2664" w:type="dxa"/>
+          </w:tcPr>
+          <w:p>
+            <w:r>
+              <w:rPr>
+                <w:rFonts w:ascii="Arial" w:eastAsia="Arial" w:hAnsi="Arial"/>
+                <w:sz w:val="16"/>
+              </w:rPr>
+              <w:t>INT</w:t>
+            </w:r>
+          </w:p>
+        </w:tc>
+        <w:tc>
+          <w:tcPr>
+            <w:tcW w:w="2664" w:type="dxa"/>
+          </w:tcPr>
+          <w:p>
+            <w:r>
+              <w:rPr>
+                <w:rFonts w:ascii="Arial" w:eastAsia="Arial" w:hAnsi="Arial"/>
+                <w:sz w:val="16"/>
+              </w:rPr>
+              <w:t>FK to DimBooking</w:t>
+            </w:r>
+          </w:p>
+        </w:tc>
+      </w:tr>
+      <w:tr>
+        <w:trPr>
+          <w:jc w:val="center"/>
+        </w:trPr>
+        <w:tc>
+          <w:tcPr>
+            <w:tcW w:w="2664" w:type="dxa"/>
+          </w:tcPr>
+          <w:p>
+            <w:r>
+              <w:rPr>
+                <w:rFonts w:ascii="Arial" w:eastAsia="Arial" w:hAnsi="Arial"/>
+                <w:sz w:val="16"/>
+              </w:rPr>
+              <w:lastRenderedPageBreak/>
+              <w:t>LoyaltyKey</w:t>
+            </w:r>
+          </w:p>
+        </w:tc>
+        <w:tc>
+          <w:tcPr>
+            <w:tcW w:w="2664" w:type="dxa"/>
+          </w:tcPr>
+          <w:p>
+            <w:r>
+              <w:rPr>
+                <w:rFonts w:ascii="Arial" w:eastAsia="Arial" w:hAnsi="Arial"/>
+                <w:sz w:val="16"/>
+              </w:rPr>
+              <w:t>Reference to loyalty context</w:t>
+            </w:r>
+          </w:p>
+        </w:tc>
+        <w:tc>
+          <w:tcPr>
+            <w:tcW w:w="2664" w:type="dxa"/>
+          </w:tcPr>
+          <w:p>
+            <w:r>
+              <w:rPr>
+                <w:rFonts w:ascii="Arial" w:eastAsia="Arial" w:hAnsi="Arial"/>
+                <w:sz w:val="16"/>
+              </w:rPr>
+              <w:t>INT</w:t>
+            </w:r>
+          </w:p>
+        </w:tc>
+        <w:tc>
+          <w:tcPr>
+            <w:tcW w:w="2664" w:type="dxa"/>
+          </w:tcPr>
+          <w:p>
+            <w:r>
+              <w:rPr>
+                <w:rFonts w:ascii="Arial" w:eastAsia="Arial" w:hAnsi="Arial"/>
+                <w:sz w:val="16"/>
+              </w:rPr>
+              <w:t>FK to DimLoyalty</w:t>
+            </w:r>
+          </w:p>
+        </w:tc>
+      </w:tr>
+      <w:tr>
+        <w:trPr>
+          <w:jc w:val="center"/>
+        </w:trPr>
+        <w:tc>
+          <w:tcPr>
+            <w:tcW w:w="2664" w:type="dxa"/>
+          </w:tcPr>
+          <w:p>
+            <w:r>
+              <w:rPr>
+                <w:rFonts w:ascii="Arial" w:eastAsia="Arial" w:hAnsi="Arial"/>
+                <w:sz w:val="16"/>
+              </w:rPr>
+              <w:t>TicketPrice</w:t>
+            </w:r>
+          </w:p>
+        </w:tc>
+        <w:tc>
+          <w:tcPr>
+            <w:tcW w:w="2664" w:type="dxa"/>
+          </w:tcPr>
+          <w:p>
+            <w:r>
+              <w:rPr>
+                <w:rFonts w:ascii="Arial" w:eastAsia="Arial" w:hAnsi="Arial"/>
+                <w:sz w:val="16"/>
+              </w:rPr>
+              <w:t>Sales amount paid for ticket</w:t>
+            </w:r>
+          </w:p>
+        </w:tc>
+        <w:tc>
+          <w:tcPr>
+            <w:tcW w:w="2664" w:type="dxa"/>
+          </w:tcPr>
+          <w:p>
+            <w:r>
+              <w:rPr>
+                <w:rFonts w:ascii="Arial" w:eastAsia="Arial" w:hAnsi="Arial"/>
+                <w:sz w:val="16"/>
+              </w:rPr>
+              <w:t>DECIMAL(10,2)</w:t>
+            </w:r>
+          </w:p>
+        </w:tc>
+        <w:tc>
+          <w:tcPr>
+            <w:tcW w:w="2664" w:type="dxa"/>
+          </w:tcPr>
+          <w:p>
+            <w:r>
+              <w:rPr>
+                <w:rFonts w:ascii="Arial" w:eastAsia="Arial" w:hAnsi="Arial"/>
+                <w:sz w:val="16"/>
+              </w:rPr>
+              <w:t>Measure - additive</w:t>
+            </w:r>
+          </w:p>
+        </w:tc>
+      </w:tr>
+      <w:tr>
+        <w:trPr>
+          <w:jc w:val="center"/>
+        </w:trPr>
+        <w:tc>
+          <w:tcPr>
+            <w:tcW w:w="2664" w:type="dxa"/>
+          </w:tcPr>
+          <w:p>
+            <w:r>
+              <w:rPr>
+                <w:rFonts w:ascii="Arial" w:eastAsia="Arial" w:hAnsi="Arial"/>
+                <w:sz w:val="16"/>
+              </w:rPr>
+              <w:t>OperatingCost</w:t>
+            </w:r>
+          </w:p>
+        </w:tc>
+        <w:tc>
+          <w:tcPr>
+            <w:tcW w:w="2664" w:type="dxa"/>
+          </w:tcPr>
+          <w:p>
+            <w:r>
+              <w:rPr>
+                <w:rFonts w:ascii="Arial" w:eastAsia="Arial" w:hAnsi="Arial"/>
+                <w:sz w:val="16"/>
+              </w:rPr>
+              <w:t>Estimated operational cost</w:t>
+            </w:r>
+          </w:p>
+        </w:tc>
+        <w:tc>
+          <w:tcPr>
+            <w:tcW w:w="2664" w:type="dxa"/>
+          </w:tcPr>
+          <w:p>
+            <w:r>
+              <w:rPr>
+                <w:rFonts w:ascii="Arial" w:eastAsia="Arial" w:hAnsi="Arial"/>
+                <w:sz w:val="16"/>
+              </w:rPr>
+              <w:t>DECIMAL(10,2)</w:t>
+            </w:r>
+          </w:p>
+        </w:tc>
+        <w:tc>
+          <w:tcPr>
+            <w:tcW w:w="2664" w:type="dxa"/>
+          </w:tcPr>
+          <w:p>
+            <w:r>
+              <w:rPr>
+                <w:rFonts w:ascii="Arial" w:eastAsia="Arial" w:hAnsi="Arial"/>
+                <w:sz w:val="16"/>
+              </w:rPr>
+              <w:t>Measure - additive</w:t>
+            </w:r>
+          </w:p>
+        </w:tc>
+      </w:tr>
+      <w:tr>
+        <w:trPr>
+          <w:jc w:val="center"/>
+        </w:trPr>
+        <w:tc>
+          <w:tcPr>
+            <w:tcW w:w="2664" w:type="dxa"/>
+          </w:tcPr>
+          <w:p>
+            <w:r>
+              <w:rPr>
+                <w:rFonts w:ascii="Arial" w:eastAsia="Arial" w:hAnsi="Arial"/>
+                <w:sz w:val="16"/>
+              </w:rPr>
+              <w:t>AirportFee</w:t>
+            </w:r>
+          </w:p>
+        </w:tc>
+        <w:tc>
+          <w:tcPr>
+            <w:tcW w:w="2664" w:type="dxa"/>
+          </w:tcPr>
+          <w:p>
+            <w:r>
+              <w:rPr>
+                <w:rFonts w:ascii="Arial" w:eastAsia="Arial" w:hAnsi="Arial"/>
+                <w:sz w:val="16"/>
+              </w:rPr>
+              <w:t>Airport service fee</w:t>
+            </w:r>
+          </w:p>
+        </w:tc>
+        <w:tc>
+          <w:tcPr>
+            <w:tcW w:w="2664" w:type="dxa"/>
+          </w:tcPr>
+          <w:p>
+            <w:r>
+              <w:rPr>
+                <w:rFonts w:ascii="Arial" w:eastAsia="Arial" w:hAnsi="Arial"/>
+                <w:sz w:val="16"/>
+              </w:rPr>
+              <w:t>DECIMAL(10,2)</w:t>
+            </w:r>
+          </w:p>
+        </w:tc>
+        <w:tc>
+          <w:tcPr>
+            <w:tcW w:w="2664" w:type="dxa"/>
+          </w:tcPr>
+          <w:p>
+            <w:r>
+              <w:rPr>
+                <w:rFonts w:ascii="Arial" w:eastAsia="Arial" w:hAnsi="Arial"/>
+                <w:sz w:val="16"/>
+              </w:rPr>
+              <w:t>Measure - additive</w:t>
+            </w:r>
+          </w:p>
+        </w:tc>
+      </w:tr>
+      <w:tr>
+        <w:trPr>
+          <w:jc w:val="center"/>
+        </w:trPr>
+        <w:tc>
+          <w:tcPr>
+            <w:tcW w:w="2664" w:type="dxa"/>
+          </w:tcPr>
+          <w:p>
+            <w:r>
+              <w:rPr>
+                <w:rFonts w:ascii="Arial" w:eastAsia="Arial" w:hAnsi="Arial"/>
+                <w:sz w:val="16"/>
+              </w:rPr>
+              <w:t>PromotionDiscount</w:t>
+            </w:r>
+          </w:p>
+        </w:tc>
+        <w:tc>
+          <w:tcPr>
+            <w:tcW w:w="2664" w:type="dxa"/>
+          </w:tcPr>
+          <w:p>
+            <w:r>
+              <w:rPr>
+                <w:rFonts w:ascii="Arial" w:eastAsia="Arial" w:hAnsi="Arial"/>
+                <w:sz w:val="16"/>
+              </w:rPr>
+              <w:t>Promotion discount amount</w:t>
+            </w:r>
+          </w:p>
+        </w:tc>
+        <w:tc>
+          <w:tcPr>
+            <w:tcW w:w="2664" w:type="dxa"/>
+          </w:tcPr>
+          <w:p>
+            <w:r>
+              <w:rPr>
+                <w:rFonts w:ascii="Arial" w:eastAsia="Arial" w:hAnsi="Arial"/>
+                <w:sz w:val="16"/>
+              </w:rPr>
+              <w:t>DECIMAL(10,2)</w:t>
+            </w:r>
+          </w:p>
+        </w:tc>
+        <w:tc>
+          <w:tcPr>
+            <w:tcW w:w="2664" w:type="dxa"/>
+          </w:tcPr>
+          <w:p>
+            <w:r>
+              <w:rPr>
+                <w:rFonts w:ascii="Arial" w:eastAsia="Arial" w:hAnsi="Arial"/>
+                <w:sz w:val="16"/>
+              </w:rPr>
+              <w:t>Measure - additive</w:t>
+            </w:r>
+          </w:p>
+        </w:tc>
+      </w:tr>
+      <w:tr>
+        <w:trPr>
+          <w:jc w:val="center"/>
+        </w:trPr>
+        <w:tc>
+          <w:tcPr>
+            <w:tcW w:w="2664" w:type="dxa"/>
+          </w:tcPr>
+          <w:p>
+            <w:r>
+              <w:rPr>
+                <w:rFonts w:ascii="Arial" w:eastAsia="Arial" w:hAnsi="Arial"/>
+                <w:sz w:val="16"/>
+              </w:rPr>
+              <w:t>Profit</w:t>
+            </w:r>
+          </w:p>
+        </w:tc>
+        <w:tc>
+          <w:tcPr>
+            <w:tcW w:w="2664" w:type="dxa"/>
+          </w:tcPr>
+          <w:p>
+            <w:r>
+              <w:rPr>
+                <w:rFonts w:ascii="Arial" w:eastAsia="Arial" w:hAnsi="Arial"/>
+                <w:sz w:val="16"/>
+              </w:rPr>
+              <w:t>TicketPrice - OperatingCost - PromotionDiscount</w:t>
+            </w:r>
+          </w:p>
+        </w:tc>
+        <w:tc>
+          <w:tcPr>
+            <w:tcW w:w="2664" w:type="dxa"/>
+          </w:tcPr>
+          <w:p>
+            <w:r>
+              <w:rPr>
+                <w:rFonts w:ascii="Arial" w:eastAsia="Arial" w:hAnsi="Arial"/>
+                <w:sz w:val="16"/>
+              </w:rPr>
+              <w:t>DECIMAL(10,2)</w:t>
+            </w:r>
+          </w:p>
+        </w:tc>
+        <w:tc>
+          <w:tcPr>
+            <w:tcW w:w="2664" w:type="dxa"/>
+          </w:tcPr>
+          <w:p>
+            <w:r>
+              <w:rPr>
+                <w:rFonts w:ascii="Arial" w:eastAsia="Arial" w:hAnsi="Arial"/>
+                <w:sz w:val="16"/>
+              </w:rPr>
+              <w:t>Measure - additive</w:t>
+            </w:r>
+          </w:p>
+        </w:tc>
+      </w:tr>
+      <w:tr>
+        <w:trPr>
+          <w:jc w:val="center"/>
+        </w:trPr>
+        <w:tc>
+          <w:tcPr>
+            <w:tcW w:w="2664" w:type="dxa"/>
+          </w:tcPr>
+          <w:p>
+            <w:r>
+              <w:rPr>
+                <w:rFonts w:ascii="Arial" w:eastAsia="Arial" w:hAnsi="Arial"/>
+                <w:sz w:val="16"/>
+              </w:rPr>
+              <w:t>FlightDistance</w:t>
+            </w:r>
+          </w:p>
+        </w:tc>
+        <w:tc>
+          <w:tcPr>
+            <w:tcW w:w="2664" w:type="dxa"/>
+          </w:tcPr>
+          <w:p>
+            <w:r>
+              <w:rPr>
+                <w:rFonts w:ascii="Arial" w:eastAsia="Arial" w:hAnsi="Arial"/>
+                <w:sz w:val="16"/>
+              </w:rPr>
+              <w:t>Distance associated with the booking</w:t>
+            </w:r>
+          </w:p>
+        </w:tc>
+        <w:tc>
+          <w:tcPr>
+            <w:tcW w:w="2664" w:type="dxa"/>
+          </w:tcPr>
+          <w:p>
+            <w:r>
+              <w:rPr>
+                <w:rFonts w:ascii="Arial" w:eastAsia="Arial" w:hAnsi="Arial"/>
+                <w:sz w:val="16"/>
+              </w:rPr>
+              <w:t>INT</w:t>
+            </w:r>
+          </w:p>
+        </w:tc>
+        <w:tc>
+          <w:tcPr>
+            <w:tcW w:w="2664" w:type="dxa"/>
+          </w:tcPr>
+          <w:p>
+            <w:r>
+              <w:rPr>
+                <w:rFonts w:ascii="Arial" w:eastAsia="Arial" w:hAnsi="Arial"/>
+                <w:sz w:val="16"/>
+              </w:rPr>
+              <w:t>Measure / analytical numeric value</w:t>
+            </w:r>
+          </w:p>
+        </w:tc>
+      </w:tr>
+    </w:tbl>
+    <w:p>
+      <w:pPr>
+        <w:pStyle w:val="Heading3"/>
+        <w:spacing w:after="80"/>
+      </w:pPr>
+      <w:r>
+        <w:rPr>
+          <w:rFonts w:ascii="Arial" w:eastAsia="Arial" w:hAnsi="Arial"/>
+        </w:rPr>
+        <w:t>FactCustomerSatisfaction</w:t>
+      </w:r>
+    </w:p>
+    <w:p>
+      <w:pPr>
+        <w:spacing w:after="80"/>
+      </w:pPr>
+      <w:r>
+        <w:rPr>
+          <w:rFonts w:ascii="Arial" w:eastAsia="Arial" w:hAnsi="Arial"/>
+        </w:rPr>
+        <w:t>Fact table for customer satisfaction survey process. Grain: one row per completed customer survey response.</w:t>
+      </w:r>
+    </w:p>
+    <w:tbl>
+      <w:tblPr>
+        <w:tblStyle w:val="TableGrid"/>
+        <w:tblW w:w="0" w:type="auto"/>
+        <w:jc w:val="center"/>
+        <w:tblLook w:val="04A0" w:firstRow="1" w:lastRow="0" w:firstColumn="1" w:lastColumn="0" w:noHBand="0" w:noVBand="1"/>
+      </w:tblPr>
+      <w:tblGrid>
+        <w:gridCol w:w="2482"/>
+        <w:gridCol w:w="2313"/>
+        <w:gridCol w:w="2207"/>
+        <w:gridCol w:w="2345"/>
+      </w:tblGrid>
+      <w:tr>
+        <w:trPr>
+          <w:jc w:val="center"/>
+        </w:trPr>
+        <w:tc>
+          <w:tcPr>
+            <w:tcW w:w="2664" w:type="dxa"/>
+            <w:shd w:val="clear" w:color="auto" w:fill="D9EAD3"/>
+          </w:tcPr>
+          <w:p>
+            <w:r>
+              <w:rPr>
+                <w:rFonts w:ascii="Arial" w:eastAsia="Arial" w:hAnsi="Arial"/>
+                <w:b/>
+                <w:sz w:val="16"/>
+              </w:rPr>
+              <w:t>Column name</w:t>
+            </w:r>
+          </w:p>
+        </w:tc>
+        <w:tc>
+          <w:tcPr>
+            <w:tcW w:w="2664" w:type="dxa"/>
+            <w:shd w:val="clear" w:color="auto" w:fill="D9EAD3"/>
+          </w:tcPr>
+          <w:p>
+            <w:r>
+              <w:rPr>
+                <w:rFonts w:ascii="Arial" w:eastAsia="Arial" w:hAnsi="Arial"/>
+                <w:b/>
+                <w:sz w:val="16"/>
+              </w:rPr>
+              <w:t>Description</w:t>
+            </w:r>
+          </w:p>
+        </w:tc>
+        <w:tc>
+          <w:tcPr>
+            <w:tcW w:w="2664" w:type="dxa"/>
+            <w:shd w:val="clear" w:color="auto" w:fill="D9EAD3"/>
+          </w:tcPr>
+          <w:p>
+            <w:r>
+              <w:rPr>
+                <w:rFonts w:ascii="Arial" w:eastAsia="Arial" w:hAnsi="Arial"/>
+                <w:b/>
+                <w:sz w:val="16"/>
+              </w:rPr>
+              <w:t>Data type</w:t>
+            </w:r>
+          </w:p>
+        </w:tc>
+        <w:tc>
+          <w:tcPr>
+            <w:tcW w:w="2664" w:type="dxa"/>
+            <w:shd w:val="clear" w:color="auto" w:fill="D9EAD3"/>
+          </w:tcPr>
+          <w:p>
+            <w:r>
+              <w:rPr>
+                <w:rFonts w:ascii="Arial" w:eastAsia="Arial" w:hAnsi="Arial"/>
+                <w:b/>
+                <w:sz w:val="16"/>
+              </w:rPr>
+              <w:t>Key / Notes</w:t>
+            </w:r>
+          </w:p>
+        </w:tc>
+      </w:tr>
+      <w:tr>
+        <w:trPr>
+          <w:jc w:val="center"/>
+        </w:trPr>
+        <w:tc>
+          <w:tcPr>
+            <w:tcW w:w="2664" w:type="dxa"/>
+          </w:tcPr>
+          <w:p>
+            <w:r>
+              <w:rPr>
+                <w:rFonts w:ascii="Arial" w:eastAsia="Arial" w:hAnsi="Arial"/>
+                <w:sz w:val="16"/>
+              </w:rPr>
+              <w:t>FactSatisfactionKey</w:t>
+            </w:r>
+          </w:p>
+        </w:tc>
+        <w:tc>
+          <w:tcPr>
+            <w:tcW w:w="2664" w:type="dxa"/>
+          </w:tcPr>
+          <w:p>
+            <w:r>
+              <w:rPr>
+                <w:rFonts w:ascii="Arial" w:eastAsia="Arial" w:hAnsi="Arial"/>
+                <w:sz w:val="16"/>
+              </w:rPr>
+              <w:t>Surrogate primary key for satisfaction fact row</w:t>
+            </w:r>
+          </w:p>
+        </w:tc>
+        <w:tc>
+          <w:tcPr>
+            <w:tcW w:w="2664" w:type="dxa"/>
+          </w:tcPr>
+          <w:p>
+            <w:r>
+              <w:rPr>
+                <w:rFonts w:ascii="Arial" w:eastAsia="Arial" w:hAnsi="Arial"/>
+                <w:sz w:val="16"/>
+              </w:rPr>
+              <w:t>BIGINT</w:t>
+            </w:r>
+          </w:p>
+        </w:tc>
+        <w:tc>
+          <w:tcPr>
+            <w:tcW w:w="2664" w:type="dxa"/>
+          </w:tcPr>
+          <w:p>
+            <w:r>
+              <w:rPr>
+                <w:rFonts w:ascii="Arial" w:eastAsia="Arial" w:hAnsi="Arial"/>
+                <w:sz w:val="16"/>
+              </w:rPr>
+              <w:t>PK</w:t>
+            </w:r>
+          </w:p>
+        </w:tc>
+      </w:tr>
+      <w:tr>
+        <w:trPr>
+          <w:jc w:val="center"/>
+        </w:trPr>
+        <w:tc>
+          <w:tcPr>
+            <w:tcW w:w="2664" w:type="dxa"/>
+          </w:tcPr>
+          <w:p>
+            <w:r>
+              <w:rPr>
+                <w:rFonts w:ascii="Arial" w:eastAsia="Arial" w:hAnsi="Arial"/>
+                <w:sz w:val="16"/>
+              </w:rPr>
+              <w:t>CustomerKey</w:t>
+            </w:r>
+          </w:p>
+        </w:tc>
+        <w:tc>
+          <w:tcPr>
+            <w:tcW w:w="2664" w:type="dxa"/>
+          </w:tcPr>
+          <w:p>
+            <w:r>
+              <w:rPr>
+                <w:rFonts w:ascii="Arial" w:eastAsia="Arial" w:hAnsi="Arial"/>
+                <w:sz w:val="16"/>
+              </w:rPr>
+              <w:t>Reference to customer dimension</w:t>
+            </w:r>
+          </w:p>
+        </w:tc>
+        <w:tc>
+          <w:tcPr>
+            <w:tcW w:w="2664" w:type="dxa"/>
+          </w:tcPr>
+          <w:p>
+            <w:r>
+              <w:rPr>
+                <w:rFonts w:ascii="Arial" w:eastAsia="Arial" w:hAnsi="Arial"/>
+                <w:sz w:val="16"/>
+              </w:rPr>
+              <w:t>INT</w:t>
+            </w:r>
+          </w:p>
+        </w:tc>
+        <w:tc>
+          <w:tcPr>
+            <w:tcW w:w="2664" w:type="dxa"/>
+          </w:tcPr>
+          <w:p>
+            <w:r>
+              <w:rPr>
+                <w:rFonts w:ascii="Arial" w:eastAsia="Arial" w:hAnsi="Arial"/>
+                <w:sz w:val="16"/>
+              </w:rPr>
+              <w:t>FK to DimCustomer</w:t>
+            </w:r>
+          </w:p>
+        </w:tc>
+      </w:tr>
+      <w:tr>
+        <w:trPr>
+          <w:jc w:val="center"/>
+        </w:trPr>
+        <w:tc>
+          <w:tcPr>
+            <w:tcW w:w="2664" w:type="dxa"/>
+          </w:tcPr>
+          <w:p>
+            <w:r>
+              <w:rPr>
+                <w:rFonts w:ascii="Arial" w:eastAsia="Arial" w:hAnsi="Arial"/>
+                <w:sz w:val="16"/>
+              </w:rPr>
+              <w:t>DateKey</w:t>
+            </w:r>
+          </w:p>
+        </w:tc>
+        <w:tc>
+          <w:tcPr>
+            <w:tcW w:w="2664" w:type="dxa"/>
+          </w:tcPr>
+          <w:p>
+            <w:r>
+              <w:rPr>
+                <w:rFonts w:ascii="Arial" w:eastAsia="Arial" w:hAnsi="Arial"/>
+                <w:sz w:val="16"/>
+              </w:rPr>
+              <w:t>Reference to survey date</w:t>
+            </w:r>
+          </w:p>
+        </w:tc>
+        <w:tc>
+          <w:tcPr>
+            <w:tcW w:w="2664" w:type="dxa"/>
+          </w:tcPr>
+          <w:p>
+            <w:r>
+              <w:rPr>
+                <w:rFonts w:ascii="Arial" w:eastAsia="Arial" w:hAnsi="Arial"/>
+                <w:sz w:val="16"/>
+              </w:rPr>
+              <w:t>INT</w:t>
+            </w:r>
+          </w:p>
+        </w:tc>
+        <w:tc>
+          <w:tcPr>
+            <w:tcW w:w="2664" w:type="dxa"/>
+          </w:tcPr>
+          <w:p>
+            <w:r>
+              <w:rPr>
+                <w:rFonts w:ascii="Arial" w:eastAsia="Arial" w:hAnsi="Arial"/>
+                <w:sz w:val="16"/>
+              </w:rPr>
+              <w:t>FK to DimDate</w:t>
+            </w:r>
+          </w:p>
+        </w:tc>
+      </w:tr>
+      <w:tr>
+        <w:trPr>
+          <w:jc w:val="center"/>
+        </w:trPr>
+        <w:tc>
+          <w:tcPr>
+            <w:tcW w:w="2664" w:type="dxa"/>
+          </w:tcPr>
+          <w:p>
+            <w:r>
+              <w:rPr>
+                <w:rFonts w:ascii="Arial" w:eastAsia="Arial" w:hAnsi="Arial"/>
+                <w:sz w:val="16"/>
+              </w:rPr>
+              <w:t>TravelKey</w:t>
+            </w:r>
+          </w:p>
+        </w:tc>
+        <w:tc>
+          <w:tcPr>
+            <w:tcW w:w="2664" w:type="dxa"/>
+          </w:tcPr>
+          <w:p>
+            <w:r>
+              <w:rPr>
+                <w:rFonts w:ascii="Arial" w:eastAsia="Arial" w:hAnsi="Arial"/>
+                <w:sz w:val="16"/>
+              </w:rPr>
+              <w:t>Reference to travel context</w:t>
+            </w:r>
+          </w:p>
+        </w:tc>
+        <w:tc>
+          <w:tcPr>
+            <w:tcW w:w="2664" w:type="dxa"/>
+          </w:tcPr>
+          <w:p>
+            <w:r>
+              <w:rPr>
+                <w:rFonts w:ascii="Arial" w:eastAsia="Arial" w:hAnsi="Arial"/>
+                <w:sz w:val="16"/>
+              </w:rPr>
+              <w:t>INT</w:t>
+            </w:r>
+          </w:p>
+        </w:tc>
+        <w:tc>
+          <w:tcPr>
+            <w:tcW w:w="2664" w:type="dxa"/>
+          </w:tcPr>
+          <w:p>
+            <w:r>
+              <w:rPr>
+                <w:rFonts w:ascii="Arial" w:eastAsia="Arial" w:hAnsi="Arial"/>
+                <w:sz w:val="16"/>
+              </w:rPr>
+              <w:t>FK to DimTravel</w:t>
+            </w:r>
+          </w:p>
+        </w:tc>
+      </w:tr>
+      <w:tr>
+        <w:trPr>
+          <w:jc w:val="center"/>
+        </w:trPr>
+        <w:tc>
+          <w:tcPr>
+            <w:tcW w:w="2664" w:type="dxa"/>
+          </w:tcPr>
+          <w:p>
+            <w:r>
+              <w:rPr>
+                <w:rFonts w:ascii="Arial" w:eastAsia="Arial" w:hAnsi="Arial"/>
+                <w:sz w:val="16"/>
+              </w:rPr>
+              <w:t>SatisfactionKey</w:t>
+            </w:r>
+          </w:p>
+        </w:tc>
+        <w:tc>
+          <w:tcPr>
+            <w:tcW w:w="2664" w:type="dxa"/>
+          </w:tcPr>
+          <w:p>
+            <w:r>
+              <w:rPr>
+                <w:rFonts w:ascii="Arial" w:eastAsia="Arial" w:hAnsi="Arial"/>
+                <w:sz w:val="16"/>
+              </w:rPr>
+              <w:t>Reference to satisfaction status</w:t>
+            </w:r>
+          </w:p>
+        </w:tc>
+        <w:tc>
+          <w:tcPr>
+            <w:tcW w:w="2664" w:type="dxa"/>
+          </w:tcPr>
+          <w:p>
+            <w:r>
+              <w:rPr>
+                <w:rFonts w:ascii="Arial" w:eastAsia="Arial" w:hAnsi="Arial"/>
+                <w:sz w:val="16"/>
+              </w:rPr>
+              <w:t>INT</w:t>
+            </w:r>
+          </w:p>
+        </w:tc>
+        <w:tc>
+          <w:tcPr>
+            <w:tcW w:w="2664" w:type="dxa"/>
+          </w:tcPr>
+          <w:p>
+            <w:r>
+              <w:rPr>
+                <w:rFonts w:ascii="Arial" w:eastAsia="Arial" w:hAnsi="Arial"/>
+                <w:sz w:val="16"/>
+              </w:rPr>
+              <w:t>FK to DimSatisfaction</w:t>
+            </w:r>
+          </w:p>
+        </w:tc>
+      </w:tr>
+      <w:tr>
+        <w:trPr>
+          <w:jc w:val="center"/>
+        </w:trPr>
+        <w:tc>
+          <w:tcPr>
+            <w:tcW w:w="2664" w:type="dxa"/>
+          </w:tcPr>
+          <w:p>
+            <w:r>
+              <w:rPr>
+                <w:rFonts w:ascii="Arial" w:eastAsia="Arial" w:hAnsi="Arial"/>
+                <w:sz w:val="16"/>
+              </w:rPr>
+              <w:t>WifiRating</w:t>
+            </w:r>
+          </w:p>
+        </w:tc>
+        <w:tc>
+          <w:tcPr>
+            <w:tcW w:w="2664" w:type="dxa"/>
+          </w:tcPr>
+          <w:p>
+            <w:r>
+              <w:rPr>
+                <w:rFonts w:ascii="Arial" w:eastAsia="Arial" w:hAnsi="Arial"/>
+                <w:sz w:val="16"/>
+              </w:rPr>
+              <w:t>Inflight wifi service rating</w:t>
+            </w:r>
+          </w:p>
+        </w:tc>
+        <w:tc>
+          <w:tcPr>
+            <w:tcW w:w="2664" w:type="dxa"/>
+          </w:tcPr>
+          <w:p>
+            <w:r>
+              <w:rPr>
+                <w:rFonts w:ascii="Arial" w:eastAsia="Arial" w:hAnsi="Arial"/>
+                <w:sz w:val="16"/>
+              </w:rPr>
+              <w:t>INT</w:t>
+            </w:r>
+          </w:p>
+        </w:tc>
+        <w:tc>
+          <w:tcPr>
+            <w:tcW w:w="2664" w:type="dxa"/>
+          </w:tcPr>
+          <w:p>
+            <w:r>
+              <w:rPr>
+                <w:rFonts w:ascii="Arial" w:eastAsia="Arial" w:hAnsi="Arial"/>
+                <w:sz w:val="16"/>
+              </w:rPr>
+              <w:t>Measure</w:t>
+            </w:r>
+          </w:p>
+        </w:tc>
+      </w:tr>
+      <w:tr>
+        <w:trPr>
+          <w:jc w:val="center"/>
+        </w:trPr>
+        <w:tc>
+          <w:tcPr>
+            <w:tcW w:w="2664" w:type="dxa"/>
+          </w:tcPr>
+          <w:p>
+            <w:r>
+              <w:rPr>
+                <w:rFonts w:ascii="Arial" w:eastAsia="Arial" w:hAnsi="Arial"/>
+                <w:sz w:val="16"/>
+              </w:rPr>
+              <w:t>FoodRating</w:t>
+            </w:r>
+          </w:p>
+        </w:tc>
+        <w:tc>
+          <w:tcPr>
+            <w:tcW w:w="2664" w:type="dxa"/>
+          </w:tcPr>
+          <w:p>
+            <w:r>
+              <w:rPr>
+                <w:rFonts w:ascii="Arial" w:eastAsia="Arial" w:hAnsi="Arial"/>
+                <w:sz w:val="16"/>
+              </w:rPr>
+              <w:t>Food and drink rating</w:t>
+            </w:r>
+          </w:p>
+        </w:tc>
+        <w:tc>
+          <w:tcPr>
+            <w:tcW w:w="2664" w:type="dxa"/>
+          </w:tcPr>
+          <w:p>
+            <w:r>
+              <w:rPr>
+                <w:rFonts w:ascii="Arial" w:eastAsia="Arial" w:hAnsi="Arial"/>
+                <w:sz w:val="16"/>
+              </w:rPr>
+              <w:t>INT</w:t>
+            </w:r>
+          </w:p>
+        </w:tc>
+        <w:tc>
+          <w:tcPr>
+            <w:tcW w:w="2664" w:type="dxa"/>
+          </w:tcPr>
+          <w:p>
+            <w:r>
+              <w:rPr>
+                <w:rFonts w:ascii="Arial" w:eastAsia="Arial" w:hAnsi="Arial"/>
+                <w:sz w:val="16"/>
+              </w:rPr>
+              <w:t>Measure</w:t>
+            </w:r>
+          </w:p>
+        </w:tc>
+      </w:tr>
+      <w:tr>
+        <w:trPr>
+          <w:jc w:val="center"/>
+        </w:trPr>
+        <w:tc>
+          <w:tcPr>
+            <w:tcW w:w="2664" w:type="dxa"/>
+          </w:tcPr>
+          <w:p>
+            <w:r>
+              <w:rPr>
+                <w:rFonts w:ascii="Arial" w:eastAsia="Arial" w:hAnsi="Arial"/>
+                <w:sz w:val="16"/>
+              </w:rPr>
+              <w:t>SeatComfortRating</w:t>
+            </w:r>
+          </w:p>
+        </w:tc>
+        <w:tc>
+          <w:tcPr>
+            <w:tcW w:w="2664" w:type="dxa"/>
+          </w:tcPr>
+          <w:p>
+            <w:r>
+              <w:rPr>
+                <w:rFonts w:ascii="Arial" w:eastAsia="Arial" w:hAnsi="Arial"/>
+                <w:sz w:val="16"/>
+              </w:rPr>
+              <w:t>Seat comfort rating</w:t>
+            </w:r>
+          </w:p>
+        </w:tc>
+        <w:tc>
+          <w:tcPr>
+            <w:tcW w:w="2664" w:type="dxa"/>
+          </w:tcPr>
+          <w:p>
+            <w:r>
+              <w:rPr>
+                <w:rFonts w:ascii="Arial" w:eastAsia="Arial" w:hAnsi="Arial"/>
+                <w:sz w:val="16"/>
+              </w:rPr>
+              <w:t>INT</w:t>
+            </w:r>
+          </w:p>
+        </w:tc>
+        <w:tc>
+          <w:tcPr>
+            <w:tcW w:w="2664" w:type="dxa"/>
+          </w:tcPr>
+          <w:p>
+            <w:r>
+              <w:rPr>
+                <w:rFonts w:ascii="Arial" w:eastAsia="Arial" w:hAnsi="Arial"/>
+                <w:sz w:val="16"/>
+              </w:rPr>
+              <w:t>Measure</w:t>
+            </w:r>
+          </w:p>
+        </w:tc>
+      </w:tr>
+      <w:tr>
+        <w:trPr>
+          <w:jc w:val="center"/>
+        </w:trPr>
+        <w:tc>
+          <w:tcPr>
+            <w:tcW w:w="2664" w:type="dxa"/>
+          </w:tcPr>
+          <w:p>
+            <w:r>
+              <w:rPr>
+                <w:rFonts w:ascii="Arial" w:eastAsia="Arial" w:hAnsi="Arial"/>
+                <w:sz w:val="16"/>
+              </w:rPr>
+              <w:t>EntertainmentRating</w:t>
+            </w:r>
+          </w:p>
+        </w:tc>
+        <w:tc>
+          <w:tcPr>
+            <w:tcW w:w="2664" w:type="dxa"/>
+          </w:tcPr>
+          <w:p>
+            <w:r>
+              <w:rPr>
+                <w:rFonts w:ascii="Arial" w:eastAsia="Arial" w:hAnsi="Arial"/>
+                <w:sz w:val="16"/>
+              </w:rPr>
+              <w:t>Inflight entertainment rating</w:t>
+            </w:r>
+          </w:p>
+        </w:tc>
+        <w:tc>
+          <w:tcPr>
+            <w:tcW w:w="2664" w:type="dxa"/>
+          </w:tcPr>
+          <w:p>
+            <w:r>
+              <w:rPr>
+                <w:rFonts w:ascii="Arial" w:eastAsia="Arial" w:hAnsi="Arial"/>
+                <w:sz w:val="16"/>
+              </w:rPr>
+              <w:t>INT</w:t>
+            </w:r>
+          </w:p>
+        </w:tc>
+        <w:tc>
+          <w:tcPr>
+            <w:tcW w:w="2664" w:type="dxa"/>
+          </w:tcPr>
+          <w:p>
+            <w:r>
+              <w:rPr>
+                <w:rFonts w:ascii="Arial" w:eastAsia="Arial" w:hAnsi="Arial"/>
+                <w:sz w:val="16"/>
+              </w:rPr>
+              <w:t>Measure</w:t>
+            </w:r>
+          </w:p>
+        </w:tc>
+      </w:tr>
+      <w:tr>
+        <w:trPr>
+          <w:jc w:val="center"/>
+        </w:trPr>
+        <w:tc>
+          <w:tcPr>
+            <w:tcW w:w="2664" w:type="dxa"/>
+          </w:tcPr>
+          <w:p>
+            <w:r>
+              <w:rPr>
+                <w:rFonts w:ascii="Arial" w:eastAsia="Arial" w:hAnsi="Arial"/>
+                <w:sz w:val="16"/>
+              </w:rPr>
+              <w:t>CleanlinessRating</w:t>
+            </w:r>
+          </w:p>
+        </w:tc>
+        <w:tc>
+          <w:tcPr>
+            <w:tcW w:w="2664" w:type="dxa"/>
+          </w:tcPr>
+          <w:p>
+            <w:r>
+              <w:rPr>
+                <w:rFonts w:ascii="Arial" w:eastAsia="Arial" w:hAnsi="Arial"/>
+                <w:sz w:val="16"/>
+              </w:rPr>
+              <w:t>Cleanliness rating</w:t>
+            </w:r>
+          </w:p>
+        </w:tc>
+        <w:tc>
+          <w:tcPr>
+            <w:tcW w:w="2664" w:type="dxa"/>
+          </w:tcPr>
+          <w:p>
+            <w:r>
+              <w:rPr>
+                <w:rFonts w:ascii="Arial" w:eastAsia="Arial" w:hAnsi="Arial"/>
+                <w:sz w:val="16"/>
+              </w:rPr>
+              <w:t>INT</w:t>
+            </w:r>
+          </w:p>
+        </w:tc>
+        <w:tc>
+          <w:tcPr>
+            <w:tcW w:w="2664" w:type="dxa"/>
+          </w:tcPr>
+          <w:p>
+            <w:r>
+              <w:rPr>
+                <w:rFonts w:ascii="Arial" w:eastAsia="Arial" w:hAnsi="Arial"/>
+                <w:sz w:val="16"/>
+              </w:rPr>
+              <w:t>Measure</w:t>
+            </w:r>
+          </w:p>
+        </w:tc>
+      </w:tr>
+      <w:tr>
+        <w:trPr>
+          <w:jc w:val="center"/>
+        </w:trPr>
+        <w:tc>
+          <w:tcPr>
+            <w:tcW w:w="2664" w:type="dxa"/>
+          </w:tcPr>
+          <w:p>
+            <w:r>
+              <w:rPr>
+                <w:rFonts w:ascii="Arial" w:eastAsia="Arial" w:hAnsi="Arial"/>
+                <w:sz w:val="16"/>
+              </w:rPr>
+              <w:t>DepartureDelayMinutes</w:t>
+            </w:r>
+          </w:p>
+        </w:tc>
+        <w:tc>
+          <w:tcPr>
+            <w:tcW w:w="2664" w:type="dxa"/>
+          </w:tcPr>
+          <w:p>
+            <w:r>
+              <w:rPr>
+                <w:rFonts w:ascii="Arial" w:eastAsia="Arial" w:hAnsi="Arial"/>
+                <w:sz w:val="16"/>
+              </w:rPr>
+              <w:t>Departure delay in minutes</w:t>
+            </w:r>
+          </w:p>
+        </w:tc>
+        <w:tc>
+          <w:tcPr>
+            <w:tcW w:w="2664" w:type="dxa"/>
+          </w:tcPr>
+          <w:p>
+            <w:r>
+              <w:rPr>
+                <w:rFonts w:ascii="Arial" w:eastAsia="Arial" w:hAnsi="Arial"/>
+                <w:sz w:val="16"/>
+              </w:rPr>
+              <w:t>INT</w:t>
+            </w:r>
+          </w:p>
+        </w:tc>
+        <w:tc>
+          <w:tcPr>
+            <w:tcW w:w="2664" w:type="dxa"/>
+          </w:tcPr>
+          <w:p>
+            <w:r>
+              <w:rPr>
+                <w:rFonts w:ascii="Arial" w:eastAsia="Arial" w:hAnsi="Arial"/>
+                <w:sz w:val="16"/>
+              </w:rPr>
+              <w:t>Measure</w:t>
+            </w:r>
+          </w:p>
+        </w:tc>
+      </w:tr>
+      <w:tr>
+        <w:trPr>
+          <w:jc w:val="center"/>
+        </w:trPr>
+        <w:tc>
+          <w:tcPr>
+            <w:tcW w:w="2664" w:type="dxa"/>
+          </w:tcPr>
+          <w:p>
+            <w:r>
+              <w:rPr>
+                <w:rFonts w:ascii="Arial" w:eastAsia="Arial" w:hAnsi="Arial"/>
+                <w:sz w:val="16"/>
+              </w:rPr>
+              <w:t>ArrivalDelayMinutes</w:t>
+            </w:r>
+          </w:p>
+        </w:tc>
+        <w:tc>
+          <w:tcPr>
+            <w:tcW w:w="2664" w:type="dxa"/>
+          </w:tcPr>
+          <w:p>
+            <w:r>
+              <w:rPr>
+                <w:rFonts w:ascii="Arial" w:eastAsia="Arial" w:hAnsi="Arial"/>
+                <w:sz w:val="16"/>
+              </w:rPr>
+              <w:t>Arrival delay in minutes</w:t>
+            </w:r>
+          </w:p>
+        </w:tc>
+        <w:tc>
+          <w:tcPr>
+            <w:tcW w:w="2664" w:type="dxa"/>
+          </w:tcPr>
+          <w:p>
+            <w:r>
+              <w:rPr>
+                <w:rFonts w:ascii="Arial" w:eastAsia="Arial" w:hAnsi="Arial"/>
+                <w:sz w:val="16"/>
+              </w:rPr>
+              <w:t>INT</w:t>
+            </w:r>
+          </w:p>
+        </w:tc>
+        <w:tc>
+          <w:tcPr>
+            <w:tcW w:w="2664" w:type="dxa"/>
+          </w:tcPr>
+          <w:p>
+            <w:r>
+              <w:rPr>
+                <w:rFonts w:ascii="Arial" w:eastAsia="Arial" w:hAnsi="Arial"/>
+                <w:sz w:val="16"/>
+              </w:rPr>
+              <w:t>Measure</w:t>
+            </w:r>
+          </w:p>
+        </w:tc>
+      </w:tr>
+    </w:tbl>
+    <w:p>
+      <w:pPr>
+        <w:pStyle w:val="Heading2"/>
+        <w:spacing w:after="80"/>
+      </w:pPr>
+      <w:r>
+        <w:rPr>
+          <w:rFonts w:ascii="Arial" w:eastAsia="Arial" w:hAnsi="Arial"/>
+        </w:rPr>
+        <w:t>2.3 Snowflake Lookup Tables</w:t>
+      </w:r>
+    </w:p>
+    <w:p>
+      <w:pPr>
+        <w:spacing w:after="80"/>
+      </w:pPr>
+      <w:r>
+        <w:rPr>
+          <w:rFonts w:ascii="Arial" w:eastAsia="Arial" w:hAnsi="Arial"/>
+        </w:rPr>
+        <w:t>The following lookup dimensions are used only in the snowflake schema. They normalize repeated descriptive values from the denormalized star dimensions.</w:t>
+      </w:r>
+    </w:p>
+    <w:tbl>
+      <w:tblPr>
+        <w:tblStyle w:val="TableGrid"/>
+        <w:tblW w:w="0" w:type="auto"/>
+        <w:jc w:val="center"/>
+        <w:tblLook w:val="04A0" w:firstRow="1" w:lastRow="0" w:firstColumn="1" w:lastColumn="0" w:noHBand="0" w:noVBand="1"/>
+      </w:tblPr>
+      <w:tblGrid>
+        <w:gridCol w:w="2402"/>
+        <w:gridCol w:w="2398"/>
+        <w:gridCol w:w="2317"/>
+        <w:gridCol w:w="2230"/>
+      </w:tblGrid>
+      <w:tr>
+        <w:trPr>
+          <w:jc w:val="center"/>
+        </w:trPr>
+        <w:tc>
+          <w:tcPr>
+            <w:tcW w:w="2664" w:type="dxa"/>
+            <w:shd w:val="clear" w:color="auto" w:fill="D9EAD3"/>
+          </w:tcPr>
+          <w:p>
+            <w:r>
+              <w:rPr>
+                <w:rFonts w:ascii="Arial" w:eastAsia="Arial" w:hAnsi="Arial"/>
+                <w:b/>
+                <w:sz w:val="16"/>
+              </w:rPr>
+              <w:t>Lookup table</w:t>
+            </w:r>
+          </w:p>
+        </w:tc>
+        <w:tc>
+          <w:tcPr>
+            <w:tcW w:w="2664" w:type="dxa"/>
+            <w:shd w:val="clear" w:color="auto" w:fill="D9EAD3"/>
+          </w:tcPr>
+          <w:p>
+            <w:r>
+              <w:rPr>
+                <w:rFonts w:ascii="Arial" w:eastAsia="Arial" w:hAnsi="Arial"/>
+                <w:b/>
+                <w:sz w:val="16"/>
+              </w:rPr>
+              <w:t>Primary key</w:t>
+            </w:r>
+          </w:p>
+        </w:tc>
+        <w:tc>
+          <w:tcPr>
+            <w:tcW w:w="2664" w:type="dxa"/>
+            <w:shd w:val="clear" w:color="auto" w:fill="D9EAD3"/>
+          </w:tcPr>
+          <w:p>
+            <w:r>
+              <w:rPr>
+                <w:rFonts w:ascii="Arial" w:eastAsia="Arial" w:hAnsi="Arial"/>
+                <w:b/>
+                <w:sz w:val="16"/>
+              </w:rPr>
+              <w:t>Main attributes</w:t>
+            </w:r>
+          </w:p>
+        </w:tc>
+        <w:tc>
+          <w:tcPr>
+            <w:tcW w:w="2664" w:type="dxa"/>
+            <w:shd w:val="clear" w:color="auto" w:fill="D9EAD3"/>
+          </w:tcPr>
+          <w:p>
+            <w:r>
+              <w:rPr>
+                <w:rFonts w:ascii="Arial" w:eastAsia="Arial" w:hAnsi="Arial"/>
+                <w:b/>
+                <w:sz w:val="16"/>
+              </w:rPr>
+              <w:t>Parent / Usage</w:t>
+            </w:r>
+          </w:p>
+        </w:tc>
+      </w:tr>
+      <w:tr>
+        <w:trPr>
+          <w:jc w:val="center"/>
+        </w:trPr>
+        <w:tc>
+          <w:tcPr>
+            <w:tcW w:w="2664" w:type="dxa"/>
+          </w:tcPr>
+          <w:p>
+            <w:r>
+              <w:rPr>
+                <w:rFonts w:ascii="Arial" w:eastAsia="Arial" w:hAnsi="Arial"/>
+                <w:sz w:val="16"/>
+              </w:rPr>
+              <w:t>DimAgeGroup</w:t>
+            </w:r>
+          </w:p>
+        </w:tc>
+        <w:tc>
+          <w:tcPr>
+            <w:tcW w:w="2664" w:type="dxa"/>
+          </w:tcPr>
+          <w:p>
+            <w:r>
+              <w:rPr>
+                <w:rFonts w:ascii="Arial" w:eastAsia="Arial" w:hAnsi="Arial"/>
+                <w:sz w:val="16"/>
+              </w:rPr>
+              <w:t>AgeGroupKey INT</w:t>
+            </w:r>
+          </w:p>
+        </w:tc>
+        <w:tc>
+          <w:tcPr>
+            <w:tcW w:w="2664" w:type="dxa"/>
+          </w:tcPr>
+          <w:p>
+            <w:r>
+              <w:rPr>
+                <w:rFonts w:ascii="Arial" w:eastAsia="Arial" w:hAnsi="Arial"/>
+                <w:sz w:val="16"/>
+              </w:rPr>
+              <w:t>AgeGroup VARCHAR(30)</w:t>
+            </w:r>
+          </w:p>
+        </w:tc>
+        <w:tc>
+          <w:tcPr>
+            <w:tcW w:w="2664" w:type="dxa"/>
+          </w:tcPr>
+          <w:p>
+            <w:r>
+              <w:rPr>
+                <w:rFonts w:ascii="Arial" w:eastAsia="Arial" w:hAnsi="Arial"/>
+                <w:sz w:val="16"/>
+              </w:rPr>
+              <w:t>Referenced by DimCustomer</w:t>
+            </w:r>
+          </w:p>
+        </w:tc>
+      </w:tr>
+      <w:tr>
+        <w:trPr>
+          <w:jc w:val="center"/>
+        </w:trPr>
+        <w:tc>
+          <w:tcPr>
+            <w:tcW w:w="2664" w:type="dxa"/>
+          </w:tcPr>
+          <w:p>
+            <w:r>
+              <w:rPr>
+                <w:rFonts w:ascii="Arial" w:eastAsia="Arial" w:hAnsi="Arial"/>
+                <w:sz w:val="16"/>
+              </w:rPr>
+              <w:t>DimYear</w:t>
+            </w:r>
+          </w:p>
+        </w:tc>
+        <w:tc>
+          <w:tcPr>
+            <w:tcW w:w="2664" w:type="dxa"/>
+          </w:tcPr>
+          <w:p>
+            <w:r>
+              <w:rPr>
+                <w:rFonts w:ascii="Arial" w:eastAsia="Arial" w:hAnsi="Arial"/>
+                <w:sz w:val="16"/>
+              </w:rPr>
+              <w:t>YearKey INT</w:t>
+            </w:r>
+          </w:p>
+        </w:tc>
+        <w:tc>
+          <w:tcPr>
+            <w:tcW w:w="2664" w:type="dxa"/>
+          </w:tcPr>
+          <w:p>
+            <w:r>
+              <w:rPr>
+                <w:rFonts w:ascii="Arial" w:eastAsia="Arial" w:hAnsi="Arial"/>
+                <w:sz w:val="16"/>
+              </w:rPr>
+              <w:t>Year INT</w:t>
+            </w:r>
+          </w:p>
+        </w:tc>
+        <w:tc>
+          <w:tcPr>
+            <w:tcW w:w="2664" w:type="dxa"/>
+          </w:tcPr>
+          <w:p>
+            <w:r>
+              <w:rPr>
+                <w:rFonts w:ascii="Arial" w:eastAsia="Arial" w:hAnsi="Arial"/>
+                <w:sz w:val="16"/>
+              </w:rPr>
+              <w:t>Referenced by DimQuarter</w:t>
+            </w:r>
+          </w:p>
+        </w:tc>
+      </w:tr>
+      <w:tr>
+        <w:trPr>
+          <w:jc w:val="center"/>
+        </w:trPr>
+        <w:tc>
+          <w:tcPr>
+            <w:tcW w:w="2664" w:type="dxa"/>
+          </w:tcPr>
+          <w:p>
+            <w:r>
+              <w:rPr>
+                <w:rFonts w:ascii="Arial" w:eastAsia="Arial" w:hAnsi="Arial"/>
+                <w:sz w:val="16"/>
+              </w:rPr>
+              <w:t>DimQuarter</w:t>
+            </w:r>
+          </w:p>
+        </w:tc>
+        <w:tc>
+          <w:tcPr>
+            <w:tcW w:w="2664" w:type="dxa"/>
+          </w:tcPr>
+          <w:p>
+            <w:r>
+              <w:rPr>
+                <w:rFonts w:ascii="Arial" w:eastAsia="Arial" w:hAnsi="Arial"/>
+                <w:sz w:val="16"/>
+              </w:rPr>
+              <w:t>QuarterKey INT</w:t>
+            </w:r>
+          </w:p>
+        </w:tc>
+        <w:tc>
+          <w:tcPr>
+            <w:tcW w:w="2664" w:type="dxa"/>
+          </w:tcPr>
+          <w:p>
+            <w:r>
+              <w:rPr>
+                <w:rFonts w:ascii="Arial" w:eastAsia="Arial" w:hAnsi="Arial"/>
+                <w:sz w:val="16"/>
+              </w:rPr>
+              <w:t>Quarter INT, YearKey INT</w:t>
+            </w:r>
+          </w:p>
+        </w:tc>
+        <w:tc>
+          <w:tcPr>
+            <w:tcW w:w="2664" w:type="dxa"/>
+          </w:tcPr>
+          <w:p>
+            <w:r>
+              <w:rPr>
+                <w:rFonts w:ascii="Arial" w:eastAsia="Arial" w:hAnsi="Arial"/>
+                <w:sz w:val="16"/>
+              </w:rPr>
+              <w:t>Referenced by DimMonth</w:t>
+            </w:r>
+          </w:p>
+        </w:tc>
+      </w:tr>
+      <w:tr>
+        <w:trPr>
+          <w:jc w:val="center"/>
+        </w:trPr>
+        <w:tc>
+          <w:tcPr>
+            <w:tcW w:w="2664" w:type="dxa"/>
+          </w:tcPr>
+          <w:p>
+            <w:r>
+              <w:rPr>
+                <w:rFonts w:ascii="Arial" w:eastAsia="Arial" w:hAnsi="Arial"/>
+                <w:sz w:val="16"/>
+              </w:rPr>
+              <w:t>DimMonth</w:t>
+            </w:r>
+          </w:p>
+        </w:tc>
+        <w:tc>
+          <w:tcPr>
+            <w:tcW w:w="2664" w:type="dxa"/>
+          </w:tcPr>
+          <w:p>
+            <w:r>
+              <w:rPr>
+                <w:rFonts w:ascii="Arial" w:eastAsia="Arial" w:hAnsi="Arial"/>
+                <w:sz w:val="16"/>
+              </w:rPr>
+              <w:t>MonthKey INT</w:t>
+            </w:r>
+          </w:p>
+        </w:tc>
+        <w:tc>
+          <w:tcPr>
+            <w:tcW w:w="2664" w:type="dxa"/>
+          </w:tcPr>
+          <w:p>
+            <w:r>
+              <w:rPr>
+                <w:rFonts w:ascii="Arial" w:eastAsia="Arial" w:hAnsi="Arial"/>
+                <w:sz w:val="16"/>
+              </w:rPr>
+              <w:t>Month INT, MonthName VARCHAR(20), QuarterKey INT</w:t>
+            </w:r>
+          </w:p>
+        </w:tc>
+        <w:tc>
+          <w:tcPr>
+            <w:tcW w:w="2664" w:type="dxa"/>
+          </w:tcPr>
+          <w:p>
+            <w:r>
+              <w:rPr>
+                <w:rFonts w:ascii="Arial" w:eastAsia="Arial" w:hAnsi="Arial"/>
+                <w:sz w:val="16"/>
+              </w:rPr>
+              <w:t>Referenced by DimDate</w:t>
+            </w:r>
+          </w:p>
+        </w:tc>
+      </w:tr>
+      <w:tr>
+        <w:trPr>
+          <w:jc w:val="center"/>
+        </w:trPr>
+        <w:tc>
+          <w:tcPr>
+            <w:tcW w:w="2664" w:type="dxa"/>
+          </w:tcPr>
+          <w:p>
+            <w:r>
+              <w:rPr>
+                <w:rFonts w:ascii="Arial" w:eastAsia="Arial" w:hAnsi="Arial"/>
+                <w:sz w:val="16"/>
+              </w:rPr>
+              <w:t>DimTravelType</w:t>
+            </w:r>
+          </w:p>
+        </w:tc>
+        <w:tc>
+          <w:tcPr>
+            <w:tcW w:w="2664" w:type="dxa"/>
+          </w:tcPr>
+          <w:p>
+            <w:r>
+              <w:rPr>
+                <w:rFonts w:ascii="Arial" w:eastAsia="Arial" w:hAnsi="Arial"/>
+                <w:sz w:val="16"/>
+              </w:rPr>
+              <w:t>TravelTypeKey INT</w:t>
+            </w:r>
+          </w:p>
+        </w:tc>
+        <w:tc>
+          <w:tcPr>
+            <w:tcW w:w="2664" w:type="dxa"/>
+          </w:tcPr>
+          <w:p>
+            <w:r>
+              <w:rPr>
+                <w:rFonts w:ascii="Arial" w:eastAsia="Arial" w:hAnsi="Arial"/>
+                <w:sz w:val="16"/>
+              </w:rPr>
+              <w:t>TravelType VARCHAR(50)</w:t>
+            </w:r>
+          </w:p>
+        </w:tc>
+        <w:tc>
+          <w:tcPr>
+            <w:tcW w:w="2664" w:type="dxa"/>
+          </w:tcPr>
+          <w:p>
+            <w:r>
+              <w:rPr>
+                <w:rFonts w:ascii="Arial" w:eastAsia="Arial" w:hAnsi="Arial"/>
+                <w:sz w:val="16"/>
+              </w:rPr>
+              <w:t>Referenced by DimTravel</w:t>
+            </w:r>
+          </w:p>
+        </w:tc>
+      </w:tr>
+      <w:tr>
+        <w:trPr>
+          <w:jc w:val="center"/>
+        </w:trPr>
+        <w:tc>
+          <w:tcPr>
+            <w:tcW w:w="2664" w:type="dxa"/>
+          </w:tcPr>
+          <w:p>
+            <w:r>
+              <w:rPr>
+                <w:rFonts w:ascii="Arial" w:eastAsia="Arial" w:hAnsi="Arial"/>
+                <w:sz w:val="16"/>
+              </w:rPr>
+              <w:t>DimTravelClass</w:t>
+            </w:r>
+          </w:p>
+        </w:tc>
+        <w:tc>
+          <w:tcPr>
+            <w:tcW w:w="2664" w:type="dxa"/>
+          </w:tcPr>
+          <w:p>
+            <w:r>
+              <w:rPr>
+                <w:rFonts w:ascii="Arial" w:eastAsia="Arial" w:hAnsi="Arial"/>
+                <w:sz w:val="16"/>
+              </w:rPr>
+              <w:t>TravelClassKey INT</w:t>
+            </w:r>
+          </w:p>
+        </w:tc>
+        <w:tc>
+          <w:tcPr>
+            <w:tcW w:w="2664" w:type="dxa"/>
+          </w:tcPr>
+          <w:p>
+            <w:r>
+              <w:rPr>
+                <w:rFonts w:ascii="Arial" w:eastAsia="Arial" w:hAnsi="Arial"/>
+                <w:sz w:val="16"/>
+              </w:rPr>
+              <w:t>TravelClass VARCHAR(30)</w:t>
+            </w:r>
+          </w:p>
+        </w:tc>
+        <w:tc>
+          <w:tcPr>
+            <w:tcW w:w="2664" w:type="dxa"/>
+          </w:tcPr>
+          <w:p>
+            <w:r>
+              <w:rPr>
+                <w:rFonts w:ascii="Arial" w:eastAsia="Arial" w:hAnsi="Arial"/>
+                <w:sz w:val="16"/>
+              </w:rPr>
+              <w:t>Referenced by DimTravel</w:t>
+            </w:r>
+          </w:p>
+        </w:tc>
+      </w:tr>
+      <w:tr>
+        <w:trPr>
+          <w:jc w:val="center"/>
+        </w:trPr>
+        <w:tc>
+          <w:tcPr>
+            <w:tcW w:w="2664" w:type="dxa"/>
+          </w:tcPr>
+          <w:p>
+            <w:r>
+              <w:rPr>
+                <w:rFonts w:ascii="Arial" w:eastAsia="Arial" w:hAnsi="Arial"/>
+                <w:sz w:val="16"/>
+              </w:rPr>
+              <w:t>DimDistanceCategory</w:t>
+            </w:r>
+          </w:p>
+        </w:tc>
+        <w:tc>
+          <w:tcPr>
+            <w:tcW w:w="2664" w:type="dxa"/>
+          </w:tcPr>
+          <w:p>
+            <w:r>
+              <w:rPr>
+                <w:rFonts w:ascii="Arial" w:eastAsia="Arial" w:hAnsi="Arial"/>
+                <w:sz w:val="16"/>
+              </w:rPr>
+              <w:t>DistanceCategoryKey INT</w:t>
+            </w:r>
+          </w:p>
+        </w:tc>
+        <w:tc>
+          <w:tcPr>
+            <w:tcW w:w="2664" w:type="dxa"/>
+          </w:tcPr>
+          <w:p>
+            <w:r>
+              <w:rPr>
+                <w:rFonts w:ascii="Arial" w:eastAsia="Arial" w:hAnsi="Arial"/>
+                <w:sz w:val="16"/>
+              </w:rPr>
+              <w:t>DistanceCategory VARCHAR(30)</w:t>
+            </w:r>
+          </w:p>
+        </w:tc>
+        <w:tc>
+          <w:tcPr>
+            <w:tcW w:w="2664" w:type="dxa"/>
+          </w:tcPr>
+          <w:p>
+            <w:r>
+              <w:rPr>
+                <w:rFonts w:ascii="Arial" w:eastAsia="Arial" w:hAnsi="Arial"/>
+                <w:sz w:val="16"/>
+              </w:rPr>
+              <w:t>Referenced by DimTravel</w:t>
+            </w:r>
+          </w:p>
+        </w:tc>
+      </w:tr>
+      <w:tr>
+        <w:trPr>
+          <w:jc w:val="center"/>
+        </w:trPr>
+        <w:tc>
+          <w:tcPr>
+            <w:tcW w:w="2664" w:type="dxa"/>
+          </w:tcPr>
+          <w:p>
+            <w:r>
+              <w:rPr>
+                <w:rFonts w:ascii="Arial" w:eastAsia="Arial" w:hAnsi="Arial"/>
+                <w:sz w:val="16"/>
+              </w:rPr>
+              <w:t>DimBookingChannel</w:t>
+            </w:r>
+          </w:p>
+        </w:tc>
+        <w:tc>
+          <w:tcPr>
+            <w:tcW w:w="2664" w:type="dxa"/>
+          </w:tcPr>
+          <w:p>
+            <w:r>
+              <w:rPr>
+                <w:rFonts w:ascii="Arial" w:eastAsia="Arial" w:hAnsi="Arial"/>
+                <w:sz w:val="16"/>
+              </w:rPr>
+              <w:t>BookingChannelKey INT</w:t>
+            </w:r>
+          </w:p>
+        </w:tc>
+        <w:tc>
+          <w:tcPr>
+            <w:tcW w:w="2664" w:type="dxa"/>
+          </w:tcPr>
+          <w:p>
+            <w:r>
+              <w:rPr>
+                <w:rFonts w:ascii="Arial" w:eastAsia="Arial" w:hAnsi="Arial"/>
+                <w:sz w:val="16"/>
+              </w:rPr>
+              <w:t>BookingChannel VARCHAR(30)</w:t>
+            </w:r>
+          </w:p>
+        </w:tc>
+        <w:tc>
+          <w:tcPr>
+            <w:tcW w:w="2664" w:type="dxa"/>
+          </w:tcPr>
+          <w:p>
+            <w:r>
+              <w:rPr>
+                <w:rFonts w:ascii="Arial" w:eastAsia="Arial" w:hAnsi="Arial"/>
+                <w:sz w:val="16"/>
+              </w:rPr>
+              <w:t>Referenced by DimBooking</w:t>
+            </w:r>
+          </w:p>
+        </w:tc>
+      </w:tr>
+      <w:tr>
+        <w:trPr>
+          <w:jc w:val="center"/>
+        </w:trPr>
+        <w:tc>
+          <w:tcPr>
+            <w:tcW w:w="2664" w:type="dxa"/>
+          </w:tcPr>
+          <w:p>
+            <w:r>
+              <w:rPr>
+                <w:rFonts w:ascii="Arial" w:eastAsia="Arial" w:hAnsi="Arial"/>
+                <w:sz w:val="16"/>
+              </w:rPr>
+              <w:t>DimPaymentMethod</w:t>
+            </w:r>
+          </w:p>
+        </w:tc>
+        <w:tc>
+          <w:tcPr>
+            <w:tcW w:w="2664" w:type="dxa"/>
+          </w:tcPr>
+          <w:p>
+            <w:r>
+              <w:rPr>
+                <w:rFonts w:ascii="Arial" w:eastAsia="Arial" w:hAnsi="Arial"/>
+                <w:sz w:val="16"/>
+              </w:rPr>
+              <w:t>PaymentMethodKey INT</w:t>
+            </w:r>
+          </w:p>
+        </w:tc>
+        <w:tc>
+          <w:tcPr>
+            <w:tcW w:w="2664" w:type="dxa"/>
+          </w:tcPr>
+          <w:p>
+            <w:r>
+              <w:rPr>
+                <w:rFonts w:ascii="Arial" w:eastAsia="Arial" w:hAnsi="Arial"/>
+                <w:sz w:val="16"/>
+              </w:rPr>
+              <w:t>PaymentMethod VARCHAR(30)</w:t>
+            </w:r>
+          </w:p>
+        </w:tc>
+        <w:tc>
+          <w:tcPr>
+            <w:tcW w:w="2664" w:type="dxa"/>
+          </w:tcPr>
+          <w:p>
+            <w:r>
+              <w:rPr>
+                <w:rFonts w:ascii="Arial" w:eastAsia="Arial" w:hAnsi="Arial"/>
+                <w:sz w:val="16"/>
+              </w:rPr>
+              <w:t>Referenced by DimBooking</w:t>
+            </w:r>
+          </w:p>
+        </w:tc>
+      </w:tr>
+      <w:tr>
+        <w:trPr>
+          <w:jc w:val="center"/>
+        </w:trPr>
+        <w:tc>
+          <w:tcPr>
+            <w:tcW w:w="2664" w:type="dxa"/>
+          </w:tcPr>
+          <w:p>
+            <w:r>
+              <w:rPr>
+                <w:rFonts w:ascii="Arial" w:eastAsia="Arial" w:hAnsi="Arial"/>
+                <w:sz w:val="16"/>
+              </w:rPr>
+              <w:t>DimTravelInsurance</w:t>
+            </w:r>
+          </w:p>
+        </w:tc>
+        <w:tc>
+          <w:tcPr>
+            <w:tcW w:w="2664" w:type="dxa"/>
+          </w:tcPr>
+          <w:p>
+            <w:r>
+              <w:rPr>
+                <w:rFonts w:ascii="Arial" w:eastAsia="Arial" w:hAnsi="Arial"/>
+                <w:sz w:val="16"/>
+              </w:rPr>
+              <w:t>TravelInsuranceKey INT</w:t>
+            </w:r>
+          </w:p>
+        </w:tc>
+        <w:tc>
+          <w:tcPr>
+            <w:tcW w:w="2664" w:type="dxa"/>
+          </w:tcPr>
+          <w:p>
+            <w:r>
+              <w:rPr>
+                <w:rFonts w:ascii="Arial" w:eastAsia="Arial" w:hAnsi="Arial"/>
+                <w:sz w:val="16"/>
+              </w:rPr>
+              <w:t>TravelInsurance VARCHAR(10)</w:t>
+            </w:r>
+          </w:p>
+        </w:tc>
+        <w:tc>
+          <w:tcPr>
+            <w:tcW w:w="2664" w:type="dxa"/>
+          </w:tcPr>
+          <w:p>
+            <w:r>
+              <w:rPr>
+                <w:rFonts w:ascii="Arial" w:eastAsia="Arial" w:hAnsi="Arial"/>
+                <w:sz w:val="16"/>
+              </w:rPr>
+              <w:t>Referenced by DimBooking</w:t>
+            </w:r>
+          </w:p>
+        </w:tc>
+      </w:tr>
+    </w:tbl>
+    <w:p>
+      <w:pPr>
+        <w:pStyle w:val="Heading2"/>
+        <w:spacing w:after="80"/>
+      </w:pPr>
+      <w:r>
+        <w:rPr>
+          <w:rFonts w:ascii="Arial" w:eastAsia="Arial" w:hAnsi="Arial"/>
+        </w:rPr>
+        <w:t>2.4 Example Rows</w:t>
+      </w:r>
+    </w:p>
+    <w:p>
+      <w:pPr>
+        <w:spacing w:after="80"/>
+      </w:pPr>
+      <w:r>
+        <w:rPr>
+          <w:rFonts w:ascii="Arial" w:eastAsia="Arial" w:hAnsi="Arial"/>
+        </w:rPr>
+        <w:t>The following rows illustrate how generated source values are represented in the dimensional model.</w:t>
+      </w:r>
+    </w:p>
+    <w:tbl>
+      <w:tblPr>
+        <w:tblStyle w:val="TableGrid"/>
+        <w:tblW w:w="0" w:type="auto"/>
+        <w:jc w:val="center"/>
+        <w:tblLook w:val="04A0" w:firstRow="1" w:lastRow="0" w:firstColumn="1" w:lastColumn="0" w:noHBand="0" w:noVBand="1"/>
+      </w:tblPr>
+      <w:tblGrid>
+        <w:gridCol w:w="4605"/>
+        <w:gridCol w:w="4742"/>
+      </w:tblGrid>
+      <w:tr>
+        <w:trPr>
+          <w:jc w:val="center"/>
+        </w:trPr>
+        <w:tc>
+          <w:tcPr>
+            <w:tcW w:w="5328" w:type="dxa"/>
+            <w:shd w:val="clear" w:color="auto" w:fill="D9EAD3"/>
+          </w:tcPr>
+          <w:p>
+            <w:r>
+              <w:rPr>
+                <w:rFonts w:ascii="Arial" w:eastAsia="Arial" w:hAnsi="Arial"/>
+                <w:b/>
+                <w:sz w:val="16"/>
+              </w:rPr>
+              <w:t>Table</w:t>
+            </w:r>
+          </w:p>
+        </w:tc>
+        <w:tc>
+          <w:tcPr>
+            <w:tcW w:w="5328" w:type="dxa"/>
+            <w:shd w:val="clear" w:color="auto" w:fill="D9EAD3"/>
+          </w:tcPr>
+          <w:p>
+            <w:r>
+              <w:rPr>
+                <w:rFonts w:ascii="Arial" w:eastAsia="Arial" w:hAnsi="Arial"/>
+                <w:b/>
+                <w:sz w:val="16"/>
+              </w:rPr>
+              <w:t>Example row</w:t>
+            </w:r>
+          </w:p>
+        </w:tc>
+      </w:tr>
+      <w:tr>
+        <w:trPr>
+          <w:jc w:val="center"/>
+        </w:trPr>
+        <w:tc>
+          <w:tcPr>
+            <w:tcW w:w="5328" w:type="dxa"/>
+          </w:tcPr>
+          <w:p>
+            <w:r>
+              <w:rPr>
+                <w:rFonts w:ascii="Arial" w:eastAsia="Arial" w:hAnsi="Arial"/>
+                <w:sz w:val="16"/>
+              </w:rPr>
+              <w:lastRenderedPageBreak/>
+              <w:t>DimCustomer</w:t>
+            </w:r>
+          </w:p>
+        </w:tc>
+        <w:tc>
+          <w:tcPr>
+            <w:tcW w:w="5328" w:type="dxa"/>
+          </w:tcPr>
+          <w:p>
+            <w:r>
+              <w:rPr>
+                <w:rFonts w:ascii="Arial" w:eastAsia="Arial" w:hAnsi="Arial"/>
+                <w:sz w:val="16"/>
+              </w:rPr>
+              <w:t>CustomerKey=1, CustomerID=70172, Gender=Male, Age=13, CustomerType=Loyal Customer, AgeGroup=Under 18</w:t>
+            </w:r>
+          </w:p>
+        </w:tc>
+      </w:tr>
+      <w:tr>
+        <w:trPr>
+          <w:jc w:val="center"/>
+        </w:trPr>
+        <w:tc>
+          <w:tcPr>
+            <w:tcW w:w="5328" w:type="dxa"/>
+          </w:tcPr>
+          <w:p>
+            <w:r>
+              <w:rPr>
+                <w:rFonts w:ascii="Arial" w:eastAsia="Arial" w:hAnsi="Arial"/>
+                <w:sz w:val="16"/>
+              </w:rPr>
+              <w:t>DimDate</w:t>
+            </w:r>
+          </w:p>
+        </w:tc>
+        <w:tc>
+          <w:tcPr>
+            <w:tcW w:w="5328" w:type="dxa"/>
+          </w:tcPr>
+          <w:p>
+            <w:r>
+              <w:rPr>
+                <w:rFonts w:ascii="Arial" w:eastAsia="Arial" w:hAnsi="Arial"/>
+                <w:sz w:val="16"/>
+              </w:rPr>
+              <w:t>DateKey=20240101, FullDate=2024-01-01, Day=1, Month=1, MonthName=January, Quarter=1, Year=2024</w:t>
+            </w:r>
+          </w:p>
+        </w:tc>
+      </w:tr>
+      <w:tr>
+        <w:trPr>
+          <w:jc w:val="center"/>
+        </w:trPr>
+        <w:tc>
+          <w:tcPr>
+            <w:tcW w:w="5328" w:type="dxa"/>
+          </w:tcPr>
+          <w:p>
+            <w:r>
+              <w:rPr>
+                <w:rFonts w:ascii="Arial" w:eastAsia="Arial" w:hAnsi="Arial"/>
+                <w:sz w:val="16"/>
+              </w:rPr>
+              <w:t>DimTravel</w:t>
+            </w:r>
+          </w:p>
+        </w:tc>
+        <w:tc>
+          <w:tcPr>
+            <w:tcW w:w="5328" w:type="dxa"/>
+          </w:tcPr>
+          <w:p>
+            <w:r>
+              <w:rPr>
+                <w:rFonts w:ascii="Arial" w:eastAsia="Arial" w:hAnsi="Arial"/>
+                <w:sz w:val="16"/>
+              </w:rPr>
+              <w:t>TravelKey=1, TravelType=Personal Travel, TravelClass=Eco Plus, FlightDistance=460, DistanceCategory=Short Haul</w:t>
+            </w:r>
+          </w:p>
+        </w:tc>
+      </w:tr>
+      <w:tr>
+        <w:trPr>
+          <w:jc w:val="center"/>
+        </w:trPr>
+        <w:tc>
+          <w:tcPr>
+            <w:tcW w:w="5328" w:type="dxa"/>
+          </w:tcPr>
+          <w:p>
+            <w:r>
+              <w:rPr>
+                <w:rFonts w:ascii="Arial" w:eastAsia="Arial" w:hAnsi="Arial"/>
+                <w:sz w:val="16"/>
+              </w:rPr>
+              <w:t>DimBooking</w:t>
+            </w:r>
+          </w:p>
+        </w:tc>
+        <w:tc>
+          <w:tcPr>
+            <w:tcW w:w="5328" w:type="dxa"/>
+          </w:tcPr>
+          <w:p>
+            <w:r>
+              <w:rPr>
+                <w:rFonts w:ascii="Arial" w:eastAsia="Arial" w:hAnsi="Arial"/>
+                <w:sz w:val="16"/>
+              </w:rPr>
+              <w:t>BookingKey=1, BookingID=BK70172, BookingChannel=Travel Agency, PaymentMethod=Debit Card, TravelInsurance=No</w:t>
+            </w:r>
+          </w:p>
+        </w:tc>
+      </w:tr>
+      <w:tr>
+        <w:trPr>
+          <w:jc w:val="center"/>
+        </w:trPr>
+        <w:tc>
+          <w:tcPr>
+            <w:tcW w:w="5328" w:type="dxa"/>
+          </w:tcPr>
+          <w:p>
+            <w:r>
+              <w:rPr>
+                <w:rFonts w:ascii="Arial" w:eastAsia="Arial" w:hAnsi="Arial"/>
+                <w:sz w:val="16"/>
+              </w:rPr>
+              <w:t>DimLoyalty</w:t>
+            </w:r>
+          </w:p>
+        </w:tc>
+        <w:tc>
+          <w:tcPr>
+            <w:tcW w:w="5328" w:type="dxa"/>
+          </w:tcPr>
+          <w:p>
+            <w:r>
+              <w:rPr>
+                <w:rFonts w:ascii="Arial" w:eastAsia="Arial" w:hAnsi="Arial"/>
+                <w:sz w:val="16"/>
+              </w:rPr>
+              <w:t>LoyaltyKey=3, LoyaltyLevel=Platinum, LoyaltyRank=3, PriorityServiceFlag=True</w:t>
+            </w:r>
+          </w:p>
+        </w:tc>
+      </w:tr>
+      <w:tr>
+        <w:trPr>
+          <w:jc w:val="center"/>
+        </w:trPr>
+        <w:tc>
+          <w:tcPr>
+            <w:tcW w:w="5328" w:type="dxa"/>
+          </w:tcPr>
+          <w:p>
+            <w:r>
+              <w:rPr>
+                <w:rFonts w:ascii="Arial" w:eastAsia="Arial" w:hAnsi="Arial"/>
+                <w:sz w:val="16"/>
+              </w:rPr>
+              <w:t>FactSales</w:t>
+            </w:r>
+          </w:p>
+        </w:tc>
+        <w:tc>
+          <w:tcPr>
+            <w:tcW w:w="5328" w:type="dxa"/>
+          </w:tcPr>
+          <w:p>
+            <w:r>
+              <w:rPr>
+                <w:rFonts w:ascii="Arial" w:eastAsia="Arial" w:hAnsi="Arial"/>
+                <w:sz w:val="16"/>
+              </w:rPr>
+              <w:t>FactSalesKey=1, CustomerKey=1, DateKey=20240101, TravelKey=1, BookingKey=1, LoyaltyKey=3, TicketPrice=1110.00, OperatingCost=..., AirportFee=..., PromotionDiscount=..., Profit=...</w:t>
+            </w:r>
+          </w:p>
+        </w:tc>
+      </w:tr>
+    </w:tbl>
     <w:p>
       <w:pPr>
         <w:pStyle w:val="BodyText"/>
@@ -2079,6 +7624,11 @@
     </w:p>
     <w:p>
       <w:pPr>
+        <w:pStyle w:val="BodyText"/>
+      </w:pPr>
+    </w:p>
+    <w:p>
+      <w:pPr>
         <w:pStyle w:val="Heading1"/>
         <w:ind w:left="431" w:hanging="431"/>
       </w:pPr>
@@ -2141,9 +7691,9 @@
       </w:pPr>
     </w:p>
     <w:sectPr>
-      <w:headerReference w:type="default" r:id="rId11"/>
-      <w:footerReference w:type="default" r:id="rId12"/>
-      <w:footerReference w:type="first" r:id="rId13"/>
+      <w:headerReference w:type="default" r:id="rId13"/>
+      <w:footerReference w:type="default" r:id="rId14"/>
+      <w:footerReference w:type="first" r:id="rId15"/>
       <w:pgSz w:w="11909" w:h="16834" w:code="9"/>
       <w:pgMar w:top="1134" w:right="851" w:bottom="1134" w:left="1134" w:header="720" w:footer="720" w:gutter="567"/>
       <w:cols w:space="720"/>
@@ -2263,11 +7813,21 @@
           <w:pPr>
             <w:pStyle w:val="Footer"/>
           </w:pPr>
-          <w:fldSimple w:instr=" DOCPROPERTY  Classification  \* MERGEFORMAT ">
-            <w:r>
-              <w:t>CONFIDENTIAL</w:t>
-            </w:r>
-          </w:fldSimple>
+          <w:r>
+            <w:fldChar w:fldCharType="begin"/>
+          </w:r>
+          <w:r>
+            <w:instrText xml:space="preserve"> DOCPROPERTY  Classification  \* MERGEFORMAT </w:instrText>
+          </w:r>
+          <w:r>
+            <w:fldChar w:fldCharType="separate"/>
+          </w:r>
+          <w:r>
+            <w:t>CONFIDENTIAL</w:t>
+          </w:r>
+          <w:r>
+            <w:fldChar w:fldCharType="end"/>
+          </w:r>
           <w:r>
             <w:tab/>
           </w:r>
@@ -2333,7 +7893,7 @@
             </wp:anchor>
           </w:drawing>
         </mc:Choice>
-        <mc:Fallback xmlns:oel="http://schemas.microsoft.com/office/2019/extlst" xmlns:w16du="http://schemas.microsoft.com/office/word/2023/wordml/word16du">
+        <mc:Fallback xmlns:w16du="http://schemas.microsoft.com/office/word/2023/wordml/word16du" xmlns:oel="http://schemas.microsoft.com/office/2019/extlst">
           <w:pict>
             <v:line w14:anchorId="2927C80C" id="Straight Connector 21" o:spid="_x0000_s1026" style="position:absolute;z-index:251659264;visibility:visible;mso-wrap-style:square;mso-width-percent:0;mso-height-percent:0;mso-wrap-distance-left:9pt;mso-wrap-distance-top:0;mso-wrap-distance-right:9pt;mso-wrap-distance-bottom:0;mso-position-horizontal:absolute;mso-position-horizontal-relative:text;mso-position-vertical:absolute;mso-position-vertical-relative:text;mso-width-percent:0;mso-height-percent:0;mso-width-relative:margin;mso-height-relative:margin" from="-1.55pt,-1.2pt" to="466.55pt,-1.2pt" o:gfxdata="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" strokecolor="#464547" strokeweight="2pt"/>
           </w:pict>
@@ -2404,11 +7964,21 @@
           <w:pPr>
             <w:pStyle w:val="Footer"/>
           </w:pPr>
-          <w:fldSimple w:instr=" DOCPROPERTY  Classification  \* MERGEFORMAT ">
-            <w:r>
-              <w:t>CONFIDENTIAL</w:t>
-            </w:r>
-          </w:fldSimple>
+          <w:r>
+            <w:fldChar w:fldCharType="begin"/>
+          </w:r>
+          <w:r>
+            <w:instrText xml:space="preserve"> DOCPROPERTY  Classification  \* MERGEFORMAT </w:instrText>
+          </w:r>
+          <w:r>
+            <w:fldChar w:fldCharType="separate"/>
+          </w:r>
+          <w:r>
+            <w:t>CONFIDENTIAL</w:t>
+          </w:r>
+          <w:r>
+            <w:fldChar w:fldCharType="end"/>
+          </w:r>
         </w:p>
       </w:tc>
     </w:tr>
@@ -2472,7 +8042,7 @@
             </wp:anchor>
           </w:drawing>
         </mc:Choice>
-        <mc:Fallback xmlns:oel="http://schemas.microsoft.com/office/2019/extlst" xmlns:w16du="http://schemas.microsoft.com/office/word/2023/wordml/word16du">
+        <mc:Fallback xmlns:w16du="http://schemas.microsoft.com/office/word/2023/wordml/word16du" xmlns:oel="http://schemas.microsoft.com/office/2019/extlst">
           <w:pict>
             <v:line w14:anchorId="753841C6" id="Straight Connector 3" o:spid="_x0000_s1026" style="position:absolute;z-index:251660288;visibility:visible;mso-wrap-style:square;mso-width-percent:0;mso-height-percent:0;mso-wrap-distance-left:9pt;mso-wrap-distance-top:0;mso-wrap-distance-right:9pt;mso-wrap-distance-bottom:0;mso-position-horizontal:absolute;mso-position-horizontal-relative:text;mso-position-vertical:absolute;mso-position-vertical-relative:text;mso-width-percent:0;mso-height-percent:0;mso-width-relative:margin;mso-height-relative:margin" from=".2pt,-27.15pt" to="465.9pt,-27.15pt" o:gfxdata="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" strokecolor="#464547" strokeweight="2pt"/>
           </w:pict>
@@ -2731,7 +8301,7 @@
             </wp:anchor>
           </w:drawing>
         </mc:Choice>
-        <mc:Fallback xmlns:oel="http://schemas.microsoft.com/office/2019/extlst" xmlns:w16du="http://schemas.microsoft.com/office/word/2023/wordml/word16du">
+        <mc:Fallback xmlns:w16du="http://schemas.microsoft.com/office/word/2023/wordml/word16du" xmlns:oel="http://schemas.microsoft.com/office/2019/extlst">
           <w:pict>
             <v:line w14:anchorId="6A4D861F" id="Straight Connector 7" o:spid="_x0000_s1026" style="position:absolute;z-index:251661312;visibility:visible;mso-wrap-style:square;mso-width-percent:0;mso-height-percent:0;mso-wrap-distance-left:9pt;mso-wrap-distance-top:0;mso-wrap-distance-right:9pt;mso-wrap-distance-bottom:0;mso-position-horizontal:absolute;mso-position-horizontal-relative:text;mso-position-vertical:absolute;mso-position-vertical-relative:text;mso-width-percent:0;mso-height-percent:0;mso-width-relative:margin;mso-height-relative:page" from=".45pt,1.05pt" to="469.15pt,1.05pt" o:gfxdata="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" strokecolor="#393737 [814]" strokeweight="2pt">
               <v:stroke joinstyle="miter"/>
@@ -3916,6 +9486,119 @@
     </w:lvl>
   </w:abstractNum>
   <w:abstractNum w:abstractNumId="11" w15:restartNumberingAfterBreak="0">
+    <w:nsid w:val="4353173B"/>
+    <w:multiLevelType w:val="hybridMultilevel"/>
+    <w:tmpl w:val="B838D794"/>
+    <w:lvl w:ilvl="0" w:tplc="04090001">
+      <w:start w:val="1"/>
+      <w:numFmt w:val="bullet"/>
+      <w:lvlText w:val=""/>
+      <w:lvlJc w:val="left"/>
+      <w:pPr>
+        <w:ind w:left="720" w:hanging="360"/>
+      </w:pPr>
+      <w:rPr>
+        <w:rFonts w:ascii="Symbol" w:hAnsi="Symbol" w:hint="default"/>
+      </w:rPr>
+    </w:lvl>
+    <w:lvl w:ilvl="1" w:tplc="04090003">
+      <w:start w:val="1"/>
+      <w:numFmt w:val="bullet"/>
+      <w:lvlText w:val="o"/>
+      <w:lvlJc w:val="left"/>
+      <w:pPr>
+        <w:ind w:left="1440" w:hanging="360"/>
+      </w:pPr>
+      <w:rPr>
+        <w:rFonts w:ascii="Courier New" w:hAnsi="Courier New" w:cs="Courier New" w:hint="default"/>
+      </w:rPr>
+    </w:lvl>
+    <w:lvl w:ilvl="2" w:tplc="04090005">
+      <w:start w:val="1"/>
+      <w:numFmt w:val="bullet"/>
+      <w:lvlText w:val=""/>
+      <w:lvlJc w:val="left"/>
+      <w:pPr>
+        <w:ind w:left="2160" w:hanging="360"/>
+      </w:pPr>
+      <w:rPr>
+        <w:rFonts w:ascii="Wingdings" w:hAnsi="Wingdings" w:hint="default"/>
+      </w:rPr>
+    </w:lvl>
+    <w:lvl w:ilvl="3" w:tplc="04090001">
+      <w:start w:val="1"/>
+      <w:numFmt w:val="bullet"/>
+      <w:lvlText w:val=""/>
+      <w:lvlJc w:val="left"/>
+      <w:pPr>
+        <w:ind w:left="2880" w:hanging="360"/>
+      </w:pPr>
+      <w:rPr>
+        <w:rFonts w:ascii="Symbol" w:hAnsi="Symbol" w:hint="default"/>
+      </w:rPr>
+    </w:lvl>
+    <w:lvl w:ilvl="4" w:tplc="04090003">
+      <w:start w:val="1"/>
+      <w:numFmt w:val="bullet"/>
+      <w:lvlText w:val="o"/>
+      <w:lvlJc w:val="left"/>
+      <w:pPr>
+        <w:ind w:left="3600" w:hanging="360"/>
+      </w:pPr>
+      <w:rPr>
+        <w:rFonts w:ascii="Courier New" w:hAnsi="Courier New" w:cs="Courier New" w:hint="default"/>
+      </w:rPr>
+    </w:lvl>
+    <w:lvl w:ilvl="5" w:tplc="04090005">
+      <w:start w:val="1"/>
+      <w:numFmt w:val="bullet"/>
+      <w:lvlText w:val=""/>
+      <w:lvlJc w:val="left"/>
+      <w:pPr>
+        <w:ind w:left="4320" w:hanging="360"/>
+      </w:pPr>
+      <w:rPr>
+        <w:rFonts w:ascii="Wingdings" w:hAnsi="Wingdings" w:hint="default"/>
+      </w:rPr>
+    </w:lvl>
+    <w:lvl w:ilvl="6" w:tplc="04090001">
+      <w:start w:val="1"/>
+      <w:numFmt w:val="bullet"/>
+      <w:lvlText w:val=""/>
+      <w:lvlJc w:val="left"/>
+      <w:pPr>
+        <w:ind w:left="5040" w:hanging="360"/>
+      </w:pPr>
+      <w:rPr>
+        <w:rFonts w:ascii="Symbol" w:hAnsi="Symbol" w:hint="default"/>
+      </w:rPr>
+    </w:lvl>
+    <w:lvl w:ilvl="7" w:tplc="04090003">
+      <w:start w:val="1"/>
+      <w:numFmt w:val="bullet"/>
+      <w:lvlText w:val="o"/>
+      <w:lvlJc w:val="left"/>
+      <w:pPr>
+        <w:ind w:left="5760" w:hanging="360"/>
+      </w:pPr>
+      <w:rPr>
+        <w:rFonts w:ascii="Courier New" w:hAnsi="Courier New" w:cs="Courier New" w:hint="default"/>
+      </w:rPr>
+    </w:lvl>
+    <w:lvl w:ilvl="8" w:tplc="04090005">
+      <w:start w:val="1"/>
+      <w:numFmt w:val="bullet"/>
+      <w:lvlText w:val=""/>
+      <w:lvlJc w:val="left"/>
+      <w:pPr>
+        <w:ind w:left="6480" w:hanging="360"/>
+      </w:pPr>
+      <w:rPr>
+        <w:rFonts w:ascii="Wingdings" w:hAnsi="Wingdings" w:hint="default"/>
+      </w:rPr>
+    </w:lvl>
+  </w:abstractNum>
+  <w:abstractNum w:abstractNumId="12" w15:restartNumberingAfterBreak="0">
     <w:nsid w:val="486A47FD"/>
     <w:multiLevelType w:val="multilevel"/>
     <w:tmpl w:val="04090023"/>
@@ -4029,13 +9712,13 @@
       </w:pPr>
     </w:lvl>
   </w:abstractNum>
-  <w:abstractNum w:abstractNumId="12" w15:restartNumberingAfterBreak="0">
+  <w:abstractNum w:abstractNumId="13" w15:restartNumberingAfterBreak="0">
     <w:nsid w:val="57DD6F34"/>
     <w:multiLevelType w:val="multilevel"/>
     <w:tmpl w:val="1436B0F0"/>
     <w:numStyleLink w:val="NumberList"/>
   </w:abstractNum>
-  <w:abstractNum w:abstractNumId="13" w15:restartNumberingAfterBreak="0">
+  <w:abstractNum w:abstractNumId="14" w15:restartNumberingAfterBreak="0">
     <w:nsid w:val="58155A8A"/>
     <w:multiLevelType w:val="multilevel"/>
     <w:tmpl w:val="EE7A7A12"/>
@@ -4137,7 +9820,7 @@
       </w:pPr>
     </w:lvl>
   </w:abstractNum>
-  <w:abstractNum w:abstractNumId="14" w15:restartNumberingAfterBreak="0">
+  <w:abstractNum w:abstractNumId="15" w15:restartNumberingAfterBreak="0">
     <w:nsid w:val="7ECA4DDE"/>
     <w:multiLevelType w:val="hybridMultilevel"/>
     <w:tmpl w:val="220478B4"/>
@@ -4242,7 +9925,7 @@
     <w:abstractNumId w:val="3"/>
   </w:num>
   <w:num w:numId="7">
-    <w:abstractNumId w:val="14"/>
+    <w:abstractNumId w:val="15"/>
   </w:num>
   <w:num w:numId="8">
     <w:abstractNumId w:val="9"/>
@@ -4278,10 +9961,10 @@
     </w:lvlOverride>
   </w:num>
   <w:num w:numId="10">
-    <w:abstractNumId w:val="13"/>
+    <w:abstractNumId w:val="14"/>
   </w:num>
   <w:num w:numId="11">
-    <w:abstractNumId w:val="13"/>
+    <w:abstractNumId w:val="14"/>
     <w:lvlOverride w:ilvl="0"/>
     <w:lvlOverride w:ilvl="1"/>
     <w:lvlOverride w:ilvl="2"/>
@@ -4305,7 +9988,7 @@
     </w:lvlOverride>
   </w:num>
   <w:num w:numId="12">
-    <w:abstractNumId w:val="12"/>
+    <w:abstractNumId w:val="13"/>
     <w:lvlOverride w:ilvl="0">
       <w:startOverride w:val="1"/>
     </w:lvlOverride>
@@ -4338,7 +10021,7 @@
     <w:abstractNumId w:val="2"/>
   </w:num>
   <w:num w:numId="14">
-    <w:abstractNumId w:val="11"/>
+    <w:abstractNumId w:val="12"/>
   </w:num>
   <w:num w:numId="15">
     <w:abstractNumId w:val="10"/>
@@ -4360,6 +10043,48 @@
   </w:num>
   <w:num w:numId="20">
     <w:abstractNumId w:val="4"/>
+  </w:num>
+  <w:num w:numId="21">
+    <w:abstractNumId w:val="4"/>
+    <w:lvlOverride w:ilvl="0">
+      <w:startOverride w:val="1"/>
+    </w:lvlOverride>
+    <w:lvlOverride w:ilvl="1">
+      <w:startOverride w:val="1"/>
+    </w:lvlOverride>
+    <w:lvlOverride w:ilvl="2">
+      <w:startOverride w:val="1"/>
+    </w:lvlOverride>
+    <w:lvlOverride w:ilvl="3">
+      <w:startOverride w:val="1"/>
+    </w:lvlOverride>
+    <w:lvlOverride w:ilvl="4">
+      <w:startOverride w:val="1"/>
+    </w:lvlOverride>
+    <w:lvlOverride w:ilvl="5">
+      <w:startOverride w:val="1"/>
+    </w:lvlOverride>
+    <w:lvlOverride w:ilvl="6">
+      <w:startOverride w:val="1"/>
+    </w:lvlOverride>
+    <w:lvlOverride w:ilvl="7">
+      <w:startOverride w:val="1"/>
+    </w:lvlOverride>
+    <w:lvlOverride w:ilvl="8">
+      <w:startOverride w:val="1"/>
+    </w:lvlOverride>
+  </w:num>
+  <w:num w:numId="22">
+    <w:abstractNumId w:val="11"/>
+    <w:lvlOverride w:ilvl="0"/>
+    <w:lvlOverride w:ilvl="1"/>
+    <w:lvlOverride w:ilvl="2"/>
+    <w:lvlOverride w:ilvl="3"/>
+    <w:lvlOverride w:ilvl="4"/>
+    <w:lvlOverride w:ilvl="5"/>
+    <w:lvlOverride w:ilvl="6"/>
+    <w:lvlOverride w:ilvl="7"/>
+    <w:lvlOverride w:ilvl="8"/>
   </w:num>
 </w:numbering>
 </file>
@@ -4536,7 +10261,7 @@
     <w:lsdException w:name="Table Web 2" w:semiHidden="1" w:unhideWhenUsed="1"/>
     <w:lsdException w:name="Table Web 3" w:semiHidden="1" w:unhideWhenUsed="1"/>
     <w:lsdException w:name="Balloon Text" w:semiHidden="1" w:unhideWhenUsed="1"/>
-    <w:lsdException w:name="Table Grid" w:uiPriority="39"/>
+    <w:lsdException w:name="Table Grid" w:uiPriority="59"/>
     <w:lsdException w:name="Table Theme" w:semiHidden="1" w:unhideWhenUsed="1"/>
     <w:lsdException w:name="Placeholder Text" w:semiHidden="1"/>
     <w:lsdException w:name="No Spacing" w:uiPriority="1" w:qFormat="1"/>
@@ -5454,6 +11179,28 @@
       </w:tcPr>
     </w:tblStylePr>
   </w:style>
+  <w:style w:type="table" w:styleId="TableGrid">
+    <w:name w:val="Table Grid"/>
+    <w:basedOn w:val="TableNormal"/>
+    <w:uiPriority w:val="59"/>
+    <w:rsid w:val="00FD4F10"/>
+    <w:pPr>
+      <w:spacing w:after="0" w:line="240" w:lineRule="auto"/>
+    </w:pPr>
+    <w:rPr>
+      <w:rFonts w:eastAsiaTheme="minorEastAsia"/>
+    </w:rPr>
+    <w:tblPr>
+      <w:tblBorders>
+        <w:top w:val="single" w:sz="4" w:space="0" w:color="auto"/>
+        <w:left w:val="single" w:sz="4" w:space="0" w:color="auto"/>
+        <w:bottom w:val="single" w:sz="4" w:space="0" w:color="auto"/>
+        <w:right w:val="single" w:sz="4" w:space="0" w:color="auto"/>
+        <w:insideH w:val="single" w:sz="4" w:space="0" w:color="auto"/>
+        <w:insideV w:val="single" w:sz="4" w:space="0" w:color="auto"/>
+      </w:tblBorders>
+    </w:tblPr>
+  </w:style>
 </w:styles>
 </file>
 
@@ -5753,6 +11500,29 @@
 </file>
 
 <file path=customXml/item1.xml><?xml version="1.0" encoding="utf-8"?>
+<?mso-contentType ?>
+<FormTemplates xmlns="http://schemas.microsoft.com/sharepoint/v3/contenttype/forms">
+  <Display>DocumentLibraryForm</Display>
+  <Edit>DocumentLibraryForm</Edit>
+  <New>DocumentLibraryForm</New>
+</FormTemplates>
+</file>
+
+<file path=customXml/item2.xml><?xml version="1.0" encoding="utf-8"?>
+<p:properties xmlns:p="http://schemas.microsoft.com/office/2006/metadata/properties" xmlns:xsi="http://www.w3.org/2001/XMLSchema-instance" xmlns:pc="http://schemas.microsoft.com/office/infopath/2007/PartnerControls">
+  <documentManagement>
+    <SharedWithUsers xmlns="7f0dcb33-685e-48d8-b644-2ef2786c1229">
+      <UserInfo>
+        <DisplayName/>
+        <AccountId xsi:nil="true"/>
+        <AccountType/>
+      </UserInfo>
+    </SharedWithUsers>
+  </documentManagement>
+</p:properties>
+</file>
+
+<file path=customXml/item3.xml><?xml version="1.0" encoding="utf-8"?>
 <ct:contentTypeSchema xmlns:ct="http://schemas.microsoft.com/office/2006/metadata/contentType" xmlns:ma="http://schemas.microsoft.com/office/2006/metadata/properties/metaAttributes" ct:_="" ma:_="" ma:contentTypeName="Document" ma:contentTypeID="0x010100B3483E581E535547A5C5133F57803043" ma:contentTypeVersion="7" ma:contentTypeDescription="Create a new document." ma:contentTypeScope="" ma:versionID="26f0e3c34181377a2b428b97b0aacf58">
   <xsd:schema xmlns:xsd="http://www.w3.org/2001/XMLSchema" xmlns:xs="http://www.w3.org/2001/XMLSchema" xmlns:p="http://schemas.microsoft.com/office/2006/metadata/properties" xmlns:ns2="0a074a96-e172-4849-a42b-0522bc04182b" xmlns:ns3="7f0dcb33-685e-48d8-b644-2ef2786c1229" targetNamespace="http://schemas.microsoft.com/office/2006/metadata/properties" ma:root="true" ma:fieldsID="c6eeec6c9df2cadb2fce64bd00511549" ns2:_="" ns3:_="">
     <xsd:import namespace="0a074a96-e172-4849-a42b-0522bc04182b"/>
@@ -5937,30 +11707,25 @@
 </ct:contentTypeSchema>
 </file>
 
-<file path=customXml/item2.xml><?xml version="1.0" encoding="utf-8"?>
-<p:properties xmlns:p="http://schemas.microsoft.com/office/2006/metadata/properties" xmlns:xsi="http://www.w3.org/2001/XMLSchema-instance" xmlns:pc="http://schemas.microsoft.com/office/infopath/2007/PartnerControls">
-  <documentManagement>
-    <SharedWithUsers xmlns="7f0dcb33-685e-48d8-b644-2ef2786c1229">
-      <UserInfo>
-        <DisplayName/>
-        <AccountId xsi:nil="true"/>
-        <AccountType/>
-      </UserInfo>
-    </SharedWithUsers>
-  </documentManagement>
-</p:properties>
+<file path=customXml/itemProps1.xml><?xml version="1.0" encoding="utf-8"?>
+<ds:datastoreItem xmlns:ds="http://schemas.openxmlformats.org/officeDocument/2006/customXml" ds:itemID="{CEAD825D-2413-46BA-BB1F-DCE637B19B0C}">
+  <ds:schemaRefs>
+    <ds:schemaRef ds:uri="http://schemas.microsoft.com/sharepoint/v3/contenttype/forms"/>
+  </ds:schemaRefs>
+</ds:datastoreItem>
 </file>
 
-<file path=customXml/item3.xml><?xml version="1.0" encoding="utf-8"?>
-<?mso-contentType ?>
-<FormTemplates xmlns="http://schemas.microsoft.com/sharepoint/v3/contenttype/forms">
-  <Display>DocumentLibraryForm</Display>
-  <Edit>DocumentLibraryForm</Edit>
-  <New>DocumentLibraryForm</New>
-</FormTemplates>
+<file path=customXml/itemProps2.xml><?xml version="1.0" encoding="utf-8"?>
+<ds:datastoreItem xmlns:ds="http://schemas.openxmlformats.org/officeDocument/2006/customXml" ds:itemID="{E4B4D352-B35B-4B3A-95D2-902933709BD2}">
+  <ds:schemaRefs>
+    <ds:schemaRef ds:uri="http://schemas.microsoft.com/office/2006/metadata/properties"/>
+    <ds:schemaRef ds:uri="http://schemas.microsoft.com/office/infopath/2007/PartnerControls"/>
+    <ds:schemaRef ds:uri="7f0dcb33-685e-48d8-b644-2ef2786c1229"/>
+  </ds:schemaRefs>
+</ds:datastoreItem>
 </file>
 
-<file path=customXml/itemProps1.xml><?xml version="1.0" encoding="utf-8"?>
+<file path=customXml/itemProps3.xml><?xml version="1.0" encoding="utf-8"?>
 <ds:datastoreItem xmlns:ds="http://schemas.openxmlformats.org/officeDocument/2006/customXml" ds:itemID="{2240CE2F-0274-489A-BA80-8887BFB6B269}">
   <ds:schemaRefs>
     <ds:schemaRef ds:uri="http://schemas.microsoft.com/office/2006/metadata/contentType"/>
@@ -5977,22 +11742,4 @@
     <ds:schemaRef ds:uri="http://schemas.microsoft.com/internal/obd"/>
   </ds:schemaRefs>
 </ds:datastoreItem>
-</file>
-
-<file path=customXml/itemProps2.xml><?xml version="1.0" encoding="utf-8"?>
-<ds:datastoreItem xmlns:ds="http://schemas.openxmlformats.org/officeDocument/2006/customXml" ds:itemID="{E4B4D352-B35B-4B3A-95D2-902933709BD2}">
-  <ds:schemaRefs>
-    <ds:schemaRef ds:uri="http://schemas.microsoft.com/office/2006/metadata/properties"/>
-    <ds:schemaRef ds:uri="http://schemas.microsoft.com/office/infopath/2007/PartnerControls"/>
-    <ds:schemaRef ds:uri="7f0dcb33-685e-48d8-b644-2ef2786c1229"/>
-  </ds:schemaRefs>
-</ds:datastoreItem>
-</file>
-
-<file path=customXml/itemProps3.xml><?xml version="1.0" encoding="utf-8"?>
-<ds:datastoreItem xmlns:ds="http://schemas.openxmlformats.org/officeDocument/2006/customXml" ds:itemID="{CEAD825D-2413-46BA-BB1F-DCE637B19B0C}">
-  <ds:schemaRefs>
-    <ds:schemaRef ds:uri="http://schemas.microsoft.com/sharepoint/v3/contenttype/forms"/>
-  </ds:schemaRefs>
-</ds:datastoreItem>
 </file>
--- a/Introduction_to_DWH_and_ETL_Business_Template.docx
+++ b/Introduction_to_DWH_and_ETL_Business_Template.docx
@@ -2039,6 +2039,11 @@
     </w:p>
     <w:p>
       <w:pPr>
+        <w:pStyle w:val="BodyText"/>
+      </w:pPr>
+    </w:p>
+    <w:p>
+      <w:pPr>
         <w:pStyle w:val="Heading2"/>
         <w:keepNext w:val="0"/>
         <w:ind w:left="851" w:hanging="851"/>
@@ -2049,182 +2054,838 @@
       </w:r>
       <w:bookmarkEnd w:id="18"/>
     </w:p>
+    <w:p>
+      <w:pPr>
+        <w:pStyle w:val="Heading1"/>
+      </w:pPr>
+      <w:r>
+        <w:t>TASK 2.1</w:t>
+      </w:r>
+    </w:p>
+    <w:p>
+      <w:pPr>
+        <w:pStyle w:val="BodyText"/>
+        <w:rPr>
+          <w:rFonts w:ascii="Times New Roman" w:hAnsi="Times New Roman"/>
+          <w:sz w:val="28"/>
+          <w:szCs w:val="28"/>
+        </w:rPr>
+      </w:pPr>
+      <w:r>
+        <w:rPr>
+          <w:rFonts w:ascii="Times New Roman" w:hAnsi="Times New Roman"/>
+          <w:sz w:val="28"/>
+          <w:szCs w:val="28"/>
+        </w:rPr>
+        <w:t>Step1. Business Process: Sales Transactions</w:t>
+      </w:r>
+    </w:p>
+    <w:p>
+      <w:pPr>
+        <w:pStyle w:val="BodyText"/>
+        <w:rPr>
+          <w:rFonts w:ascii="Times New Roman" w:hAnsi="Times New Roman"/>
+          <w:sz w:val="28"/>
+          <w:szCs w:val="28"/>
+        </w:rPr>
+      </w:pPr>
+      <w:r>
+        <w:rPr>
+          <w:rFonts w:ascii="Times New Roman" w:hAnsi="Times New Roman"/>
+          <w:sz w:val="28"/>
+          <w:szCs w:val="28"/>
+        </w:rPr>
+        <w:t>The schema models individual product sales made by stores to customers. Each record represents one completed sales transaction and contains references to the customer, employee, product, store, location, and date.</w:t>
+      </w:r>
+    </w:p>
+    <w:p>
+      <w:pPr>
+        <w:pStyle w:val="BodyText"/>
+        <w:rPr>
+          <w:rFonts w:ascii="Times New Roman" w:hAnsi="Times New Roman"/>
+          <w:sz w:val="28"/>
+          <w:szCs w:val="28"/>
+        </w:rPr>
+      </w:pPr>
+      <w:r>
+        <w:rPr>
+          <w:rFonts w:ascii="Times New Roman" w:hAnsi="Times New Roman"/>
+          <w:sz w:val="28"/>
+          <w:szCs w:val="28"/>
+        </w:rPr>
+        <w:t xml:space="preserve">Step 2. Grain </w:t>
+      </w:r>
+    </w:p>
+    <w:p>
+      <w:pPr>
+        <w:pStyle w:val="BodyText"/>
+        <w:rPr>
+          <w:rFonts w:ascii="Times New Roman" w:hAnsi="Times New Roman"/>
+          <w:sz w:val="28"/>
+          <w:szCs w:val="28"/>
+        </w:rPr>
+      </w:pPr>
+      <w:r>
+        <w:rPr>
+          <w:rFonts w:ascii="Times New Roman" w:hAnsi="Times New Roman"/>
+          <w:sz w:val="28"/>
+          <w:szCs w:val="28"/>
+        </w:rPr>
+        <w:t>One row represents one completed sales transaction (SALE_ID).</w:t>
+      </w:r>
+    </w:p>
+    <w:p>
+      <w:pPr>
+        <w:pStyle w:val="BodyText"/>
+        <w:rPr>
+          <w:rFonts w:ascii="Times New Roman" w:hAnsi="Times New Roman"/>
+          <w:sz w:val="28"/>
+          <w:szCs w:val="28"/>
+        </w:rPr>
+      </w:pPr>
+      <w:r>
+        <w:rPr>
+          <w:rFonts w:ascii="Times New Roman" w:hAnsi="Times New Roman"/>
+          <w:sz w:val="28"/>
+          <w:szCs w:val="28"/>
+        </w:rPr>
+        <w:t>Each record stores:</w:t>
+      </w:r>
+    </w:p>
+    <w:p>
+      <w:pPr>
+        <w:pStyle w:val="BodyText"/>
+        <w:rPr>
+          <w:rFonts w:ascii="Times New Roman" w:hAnsi="Times New Roman"/>
+          <w:sz w:val="28"/>
+          <w:szCs w:val="28"/>
+        </w:rPr>
+      </w:pPr>
+      <w:r>
+        <w:rPr>
+          <w:rFonts w:ascii="Times New Roman" w:hAnsi="Times New Roman"/>
+          <w:sz w:val="28"/>
+          <w:szCs w:val="28"/>
+        </w:rPr>
+        <w:t>Date of sale</w:t>
+      </w:r>
+    </w:p>
+    <w:p>
+      <w:pPr>
+        <w:pStyle w:val="BodyText"/>
+        <w:rPr>
+          <w:rFonts w:ascii="Times New Roman" w:hAnsi="Times New Roman"/>
+          <w:sz w:val="28"/>
+          <w:szCs w:val="28"/>
+        </w:rPr>
+      </w:pPr>
+      <w:r>
+        <w:rPr>
+          <w:rFonts w:ascii="Times New Roman" w:hAnsi="Times New Roman"/>
+          <w:sz w:val="28"/>
+          <w:szCs w:val="28"/>
+        </w:rPr>
+        <w:t>Customer</w:t>
+      </w:r>
+    </w:p>
+    <w:p>
+      <w:pPr>
+        <w:pStyle w:val="BodyText"/>
+        <w:rPr>
+          <w:rFonts w:ascii="Times New Roman" w:hAnsi="Times New Roman"/>
+          <w:sz w:val="28"/>
+          <w:szCs w:val="28"/>
+        </w:rPr>
+      </w:pPr>
+      <w:r>
+        <w:rPr>
+          <w:rFonts w:ascii="Times New Roman" w:hAnsi="Times New Roman"/>
+          <w:sz w:val="28"/>
+          <w:szCs w:val="28"/>
+        </w:rPr>
+        <w:t>Employee</w:t>
+      </w:r>
+    </w:p>
+    <w:p>
+      <w:pPr>
+        <w:pStyle w:val="BodyText"/>
+        <w:rPr>
+          <w:rFonts w:ascii="Times New Roman" w:hAnsi="Times New Roman"/>
+          <w:sz w:val="28"/>
+          <w:szCs w:val="28"/>
+        </w:rPr>
+      </w:pPr>
+      <w:r>
+        <w:rPr>
+          <w:rFonts w:ascii="Times New Roman" w:hAnsi="Times New Roman"/>
+          <w:sz w:val="28"/>
+          <w:szCs w:val="28"/>
+        </w:rPr>
+        <w:t>Product sold</w:t>
+      </w:r>
+    </w:p>
+    <w:p>
+      <w:pPr>
+        <w:pStyle w:val="BodyText"/>
+        <w:rPr>
+          <w:rFonts w:ascii="Times New Roman" w:hAnsi="Times New Roman"/>
+          <w:sz w:val="28"/>
+          <w:szCs w:val="28"/>
+        </w:rPr>
+      </w:pPr>
+      <w:r>
+        <w:rPr>
+          <w:rFonts w:ascii="Times New Roman" w:hAnsi="Times New Roman"/>
+          <w:sz w:val="28"/>
+          <w:szCs w:val="28"/>
+        </w:rPr>
+        <w:t>Store</w:t>
+      </w:r>
+    </w:p>
+    <w:p>
+      <w:pPr>
+        <w:pStyle w:val="BodyText"/>
+        <w:rPr>
+          <w:rFonts w:ascii="Times New Roman" w:hAnsi="Times New Roman"/>
+          <w:sz w:val="28"/>
+          <w:szCs w:val="28"/>
+        </w:rPr>
+      </w:pPr>
+      <w:r>
+        <w:rPr>
+          <w:rFonts w:ascii="Times New Roman" w:hAnsi="Times New Roman"/>
+          <w:sz w:val="28"/>
+          <w:szCs w:val="28"/>
+        </w:rPr>
+        <w:t>Geographic information</w:t>
+      </w:r>
+    </w:p>
+    <w:p>
+      <w:pPr>
+        <w:pStyle w:val="BodyText"/>
+        <w:rPr>
+          <w:rFonts w:ascii="Times New Roman" w:hAnsi="Times New Roman"/>
+          <w:sz w:val="28"/>
+          <w:szCs w:val="28"/>
+        </w:rPr>
+      </w:pPr>
+      <w:r>
+        <w:rPr>
+          <w:rFonts w:ascii="Times New Roman" w:hAnsi="Times New Roman"/>
+          <w:sz w:val="28"/>
+          <w:szCs w:val="28"/>
+        </w:rPr>
+        <w:t>Sales amount</w:t>
+      </w:r>
+    </w:p>
+    <w:p>
+      <w:pPr>
+        <w:pStyle w:val="BodyText"/>
+        <w:rPr>
+          <w:rFonts w:ascii="Times New Roman" w:hAnsi="Times New Roman"/>
+          <w:sz w:val="28"/>
+          <w:szCs w:val="28"/>
+        </w:rPr>
+      </w:pPr>
+    </w:p>
+    <w:p>
+      <w:pPr>
+        <w:pStyle w:val="BodyText"/>
+        <w:rPr>
+          <w:rFonts w:ascii="Times New Roman" w:hAnsi="Times New Roman"/>
+          <w:sz w:val="28"/>
+          <w:szCs w:val="28"/>
+        </w:rPr>
+      </w:pPr>
+      <w:r>
+        <w:rPr>
+          <w:rFonts w:ascii="Times New Roman" w:hAnsi="Times New Roman"/>
+          <w:sz w:val="28"/>
+          <w:szCs w:val="28"/>
+        </w:rPr>
+        <w:t>Step 3. Identify and Conform the Dimensions</w:t>
+      </w:r>
+    </w:p>
     <w:tbl>
       <w:tblPr>
-        <w:tblStyle w:val="TableGrid"/>
-        <w:tblW w:w="9350" w:type="dxa"/>
-        <w:jc w:val="center"/>
+        <w:tblW w:w="0" w:type="auto"/>
+        <w:tblCellSpacing w:w="15" w:type="dxa"/>
+        <w:tblBorders>
+          <w:top w:val="single" w:sz="4" w:space="0" w:color="auto"/>
+          <w:left w:val="single" w:sz="4" w:space="0" w:color="auto"/>
+          <w:bottom w:val="single" w:sz="4" w:space="0" w:color="auto"/>
+          <w:right w:val="single" w:sz="4" w:space="0" w:color="auto"/>
+          <w:insideH w:val="single" w:sz="4" w:space="0" w:color="auto"/>
+          <w:insideV w:val="single" w:sz="4" w:space="0" w:color="auto"/>
+        </w:tblBorders>
+        <w:tblCellMar>
+          <w:top w:w="15" w:type="dxa"/>
+          <w:left w:w="15" w:type="dxa"/>
+          <w:bottom w:w="15" w:type="dxa"/>
+          <w:right w:w="15" w:type="dxa"/>
+        </w:tblCellMar>
         <w:tblLook w:val="04A0" w:firstRow="1" w:lastRow="0" w:firstColumn="1" w:lastColumn="0" w:noHBand="0" w:noVBand="1"/>
       </w:tblPr>
       <w:tblGrid>
-        <w:gridCol w:w="4584"/>
-        <w:gridCol w:w="4766"/>
+        <w:gridCol w:w="3402"/>
+        <w:gridCol w:w="3614"/>
       </w:tblGrid>
       <w:tr>
         <w:trPr>
-          <w:jc w:val="center"/>
+          <w:tblHeader/>
+          <w:tblCellSpacing w:w="15" w:type="dxa"/>
         </w:trPr>
         <w:tc>
           <w:tcPr>
-            <w:tcW w:w="4584" w:type="dxa"/>
-            <w:shd w:val="clear" w:color="auto" w:fill="D9EAD3"/>
-          </w:tcPr>
-          <w:p>
-            <w:r>
-              <w:rPr>
-                <w:rFonts w:ascii="Arial" w:eastAsia="Arial" w:hAnsi="Arial"/>
+            <w:tcW w:w="0" w:type="auto"/>
+            <w:vAlign w:val="center"/>
+            <w:hideMark/>
+          </w:tcPr>
+          <w:p>
+            <w:pPr>
+              <w:widowControl/>
+              <w:spacing w:line="240" w:lineRule="auto"/>
+              <w:jc w:val="center"/>
+              <w:rPr>
                 <w:b/>
-                <w:sz w:val="16"/>
-              </w:rPr>
-              <w:t>Step</w:t>
-            </w:r>
-          </w:p>
-        </w:tc>
-        <w:tc>
-          <w:tcPr>
-            <w:tcW w:w="4766" w:type="dxa"/>
-            <w:shd w:val="clear" w:color="auto" w:fill="D9EAD3"/>
-          </w:tcPr>
-          <w:p>
-            <w:r>
-              <w:rPr>
-                <w:rFonts w:ascii="Arial" w:eastAsia="Arial" w:hAnsi="Arial"/>
+                <w:bCs/>
+                <w:sz w:val="24"/>
+                <w:szCs w:val="24"/>
+              </w:rPr>
+            </w:pPr>
+            <w:r>
+              <w:rPr>
                 <w:b/>
-                <w:sz w:val="16"/>
-              </w:rPr>
-              <w:t>Description</w:t>
+                <w:bCs/>
+                <w:sz w:val="24"/>
+                <w:szCs w:val="24"/>
+              </w:rPr>
+              <w:t>Dimension</w:t>
+            </w:r>
+          </w:p>
+        </w:tc>
+        <w:tc>
+          <w:tcPr>
+            <w:tcW w:w="0" w:type="auto"/>
+            <w:vAlign w:val="center"/>
+            <w:hideMark/>
+          </w:tcPr>
+          <w:p>
+            <w:pPr>
+              <w:widowControl/>
+              <w:spacing w:line="240" w:lineRule="auto"/>
+              <w:jc w:val="center"/>
+              <w:rPr>
+                <w:b/>
+                <w:bCs/>
+                <w:sz w:val="24"/>
+                <w:szCs w:val="24"/>
+              </w:rPr>
+            </w:pPr>
+            <w:r>
+              <w:rPr>
+                <w:b/>
+                <w:bCs/>
+                <w:sz w:val="24"/>
+                <w:szCs w:val="24"/>
+              </w:rPr>
+              <w:t>Business Description</w:t>
             </w:r>
           </w:p>
         </w:tc>
       </w:tr>
       <w:tr>
         <w:trPr>
-          <w:jc w:val="center"/>
+          <w:tblCellSpacing w:w="15" w:type="dxa"/>
         </w:trPr>
         <w:tc>
           <w:tcPr>
-            <w:tcW w:w="4584" w:type="dxa"/>
-          </w:tcPr>
-          <w:p>
-            <w:r>
-              <w:rPr>
-                <w:rFonts w:ascii="Arial" w:eastAsia="Arial" w:hAnsi="Arial"/>
-                <w:sz w:val="16"/>
-              </w:rPr>
-              <w:t>1. Select the business process</w:t>
-            </w:r>
-          </w:p>
-        </w:tc>
-        <w:tc>
-          <w:tcPr>
-            <w:tcW w:w="4766" w:type="dxa"/>
-          </w:tcPr>
-          <w:p>
-            <w:r>
-              <w:rPr>
-                <w:rFonts w:ascii="Arial" w:eastAsia="Arial" w:hAnsi="Arial"/>
-                <w:sz w:val="16"/>
-              </w:rPr>
-              <w:t>The primary process is airline ticket sales performed through the Booking and Sales System. The secondary process is customer satisfaction survey collection performed through the Customer Satisfaction System.</w:t>
+            <w:tcW w:w="0" w:type="auto"/>
+            <w:vAlign w:val="center"/>
+            <w:hideMark/>
+          </w:tcPr>
+          <w:p>
+            <w:pPr>
+              <w:widowControl/>
+              <w:spacing w:line="240" w:lineRule="auto"/>
+              <w:rPr>
+                <w:sz w:val="24"/>
+                <w:szCs w:val="24"/>
+              </w:rPr>
+            </w:pPr>
+            <w:r>
+              <w:rPr>
+                <w:b/>
+                <w:bCs/>
+                <w:sz w:val="24"/>
+                <w:szCs w:val="24"/>
+              </w:rPr>
+              <w:t>DIM_DATE</w:t>
+            </w:r>
+          </w:p>
+        </w:tc>
+        <w:tc>
+          <w:tcPr>
+            <w:tcW w:w="0" w:type="auto"/>
+            <w:vAlign w:val="center"/>
+            <w:hideMark/>
+          </w:tcPr>
+          <w:p>
+            <w:pPr>
+              <w:widowControl/>
+              <w:spacing w:line="240" w:lineRule="auto"/>
+              <w:rPr>
+                <w:sz w:val="24"/>
+                <w:szCs w:val="24"/>
+              </w:rPr>
+            </w:pPr>
+            <w:r>
+              <w:rPr>
+                <w:sz w:val="24"/>
+                <w:szCs w:val="24"/>
+              </w:rPr>
+              <w:t>Date when the sale occurred</w:t>
             </w:r>
           </w:p>
         </w:tc>
       </w:tr>
       <w:tr>
         <w:trPr>
-          <w:jc w:val="center"/>
+          <w:tblCellSpacing w:w="15" w:type="dxa"/>
         </w:trPr>
         <w:tc>
           <w:tcPr>
-            <w:tcW w:w="4584" w:type="dxa"/>
-          </w:tcPr>
-          <w:p>
-            <w:r>
-              <w:rPr>
-                <w:rFonts w:ascii="Arial" w:eastAsia="Arial" w:hAnsi="Arial"/>
-                <w:sz w:val="16"/>
-              </w:rPr>
-              <w:t>2. Declare the grain</w:t>
-            </w:r>
-          </w:p>
-        </w:tc>
-        <w:tc>
-          <w:tcPr>
-            <w:tcW w:w="4766" w:type="dxa"/>
-          </w:tcPr>
-          <w:p>
-            <w:r>
-              <w:rPr>
-                <w:rFonts w:ascii="Arial" w:eastAsia="Arial" w:hAnsi="Arial"/>
-                <w:sz w:val="16"/>
-              </w:rPr>
-              <w:t>FactSales: one row per individual booking transaction. FactCustomerSatisfaction: one row per individual survey response. Both grains are atomic because they represent the lowest level of detail available in the generated sources.</w:t>
+            <w:tcW w:w="0" w:type="auto"/>
+            <w:vAlign w:val="center"/>
+            <w:hideMark/>
+          </w:tcPr>
+          <w:p>
+            <w:pPr>
+              <w:widowControl/>
+              <w:spacing w:line="240" w:lineRule="auto"/>
+              <w:rPr>
+                <w:sz w:val="24"/>
+                <w:szCs w:val="24"/>
+              </w:rPr>
+            </w:pPr>
+            <w:r>
+              <w:rPr>
+                <w:b/>
+                <w:bCs/>
+                <w:sz w:val="24"/>
+                <w:szCs w:val="24"/>
+              </w:rPr>
+              <w:t>DIM_CUSTOMER</w:t>
+            </w:r>
+          </w:p>
+        </w:tc>
+        <w:tc>
+          <w:tcPr>
+            <w:tcW w:w="0" w:type="auto"/>
+            <w:vAlign w:val="center"/>
+            <w:hideMark/>
+          </w:tcPr>
+          <w:p>
+            <w:pPr>
+              <w:widowControl/>
+              <w:spacing w:line="240" w:lineRule="auto"/>
+              <w:rPr>
+                <w:sz w:val="24"/>
+                <w:szCs w:val="24"/>
+              </w:rPr>
+            </w:pPr>
+            <w:r>
+              <w:rPr>
+                <w:sz w:val="24"/>
+                <w:szCs w:val="24"/>
+              </w:rPr>
+              <w:t>Customer who made the purchase</w:t>
             </w:r>
           </w:p>
         </w:tc>
       </w:tr>
       <w:tr>
         <w:trPr>
-          <w:jc w:val="center"/>
+          <w:tblCellSpacing w:w="15" w:type="dxa"/>
         </w:trPr>
         <w:tc>
           <w:tcPr>
-            <w:tcW w:w="4584" w:type="dxa"/>
-          </w:tcPr>
-          <w:p>
-            <w:r>
-              <w:rPr>
-                <w:rFonts w:ascii="Arial" w:eastAsia="Arial" w:hAnsi="Arial"/>
-                <w:sz w:val="16"/>
-              </w:rPr>
-              <w:t>3. Explain why this grain was selected</w:t>
-            </w:r>
-          </w:p>
-        </w:tc>
-        <w:tc>
-          <w:tcPr>
-            <w:tcW w:w="4766" w:type="dxa"/>
-          </w:tcPr>
-          <w:p>
-            <w:r>
-              <w:rPr>
-                <w:rFonts w:ascii="Arial" w:eastAsia="Arial" w:hAnsi="Arial"/>
-                <w:sz w:val="16"/>
-              </w:rPr>
-              <w:t>The selected grain supports flexible BI analysis. Transactions can be aggregated by date, customer, channel, payment method, loyalty level, travel class, and travel type. Survey responses can be aggregated by customer, travel type, travel class, date, and satisfaction status. Starting from atomic grain avoids losing detail and supports unpredictable analytical questions.</w:t>
+            <w:tcW w:w="0" w:type="auto"/>
+            <w:vAlign w:val="center"/>
+            <w:hideMark/>
+          </w:tcPr>
+          <w:p>
+            <w:pPr>
+              <w:widowControl/>
+              <w:spacing w:line="240" w:lineRule="auto"/>
+              <w:rPr>
+                <w:sz w:val="24"/>
+                <w:szCs w:val="24"/>
+              </w:rPr>
+            </w:pPr>
+            <w:r>
+              <w:rPr>
+                <w:b/>
+                <w:bCs/>
+                <w:sz w:val="24"/>
+                <w:szCs w:val="24"/>
+              </w:rPr>
+              <w:t>DIM_EMPLOYEE</w:t>
+            </w:r>
+          </w:p>
+        </w:tc>
+        <w:tc>
+          <w:tcPr>
+            <w:tcW w:w="0" w:type="auto"/>
+            <w:vAlign w:val="center"/>
+            <w:hideMark/>
+          </w:tcPr>
+          <w:p>
+            <w:pPr>
+              <w:widowControl/>
+              <w:spacing w:line="240" w:lineRule="auto"/>
+              <w:rPr>
+                <w:sz w:val="24"/>
+                <w:szCs w:val="24"/>
+              </w:rPr>
+            </w:pPr>
+            <w:r>
+              <w:rPr>
+                <w:sz w:val="24"/>
+                <w:szCs w:val="24"/>
+              </w:rPr>
+              <w:t>Employee responsible for the sale</w:t>
             </w:r>
           </w:p>
         </w:tc>
       </w:tr>
       <w:tr>
         <w:trPr>
-          <w:jc w:val="center"/>
+          <w:tblCellSpacing w:w="15" w:type="dxa"/>
         </w:trPr>
         <w:tc>
           <w:tcPr>
-            <w:tcW w:w="4584" w:type="dxa"/>
-          </w:tcPr>
-          <w:p>
-            <w:r>
-              <w:rPr>
-                <w:rFonts w:ascii="Arial" w:eastAsia="Arial" w:hAnsi="Arial"/>
-                <w:sz w:val="16"/>
-              </w:rPr>
-              <w:t>4. Confirm consistency of dimensions and facts</w:t>
-            </w:r>
-          </w:p>
-        </w:tc>
-        <w:tc>
-          <w:tcPr>
-            <w:tcW w:w="4766" w:type="dxa"/>
-          </w:tcPr>
-          <w:p>
-            <w:r>
-              <w:rPr>
-                <w:rFonts w:ascii="Arial" w:eastAsia="Arial" w:hAnsi="Arial"/>
-                <w:sz w:val="16"/>
-              </w:rPr>
-              <w:t>All dimensions and facts are consistent with the declared grain. Each FactSales row references exactly one customer, one date, one travel context, one booking context, and one loyalty status. Each FactCustomerSatisfaction row references one customer, one date, one travel context, and one satisfaction status.</w:t>
+            <w:tcW w:w="0" w:type="auto"/>
+            <w:vAlign w:val="center"/>
+            <w:hideMark/>
+          </w:tcPr>
+          <w:p>
+            <w:pPr>
+              <w:widowControl/>
+              <w:spacing w:line="240" w:lineRule="auto"/>
+              <w:rPr>
+                <w:sz w:val="24"/>
+                <w:szCs w:val="24"/>
+              </w:rPr>
+            </w:pPr>
+            <w:r>
+              <w:rPr>
+                <w:b/>
+                <w:bCs/>
+                <w:sz w:val="24"/>
+                <w:szCs w:val="24"/>
+              </w:rPr>
+              <w:lastRenderedPageBreak/>
+              <w:t>DIM_PRODUCT</w:t>
+            </w:r>
+          </w:p>
+        </w:tc>
+        <w:tc>
+          <w:tcPr>
+            <w:tcW w:w="0" w:type="auto"/>
+            <w:vAlign w:val="center"/>
+            <w:hideMark/>
+          </w:tcPr>
+          <w:p>
+            <w:pPr>
+              <w:widowControl/>
+              <w:spacing w:line="240" w:lineRule="auto"/>
+              <w:rPr>
+                <w:sz w:val="24"/>
+                <w:szCs w:val="24"/>
+              </w:rPr>
+            </w:pPr>
+            <w:r>
+              <w:rPr>
+                <w:sz w:val="24"/>
+                <w:szCs w:val="24"/>
+              </w:rPr>
+              <w:t>Product that was sold</w:t>
+            </w:r>
+          </w:p>
+        </w:tc>
+      </w:tr>
+      <w:tr>
+        <w:trPr>
+          <w:tblCellSpacing w:w="15" w:type="dxa"/>
+        </w:trPr>
+        <w:tc>
+          <w:tcPr>
+            <w:tcW w:w="0" w:type="auto"/>
+            <w:vAlign w:val="center"/>
+            <w:hideMark/>
+          </w:tcPr>
+          <w:p>
+            <w:pPr>
+              <w:widowControl/>
+              <w:spacing w:line="240" w:lineRule="auto"/>
+              <w:rPr>
+                <w:sz w:val="24"/>
+                <w:szCs w:val="24"/>
+              </w:rPr>
+            </w:pPr>
+            <w:r>
+              <w:rPr>
+                <w:b/>
+                <w:bCs/>
+                <w:sz w:val="24"/>
+                <w:szCs w:val="24"/>
+              </w:rPr>
+              <w:t>DIM_STORE</w:t>
+            </w:r>
+          </w:p>
+        </w:tc>
+        <w:tc>
+          <w:tcPr>
+            <w:tcW w:w="0" w:type="auto"/>
+            <w:vAlign w:val="center"/>
+            <w:hideMark/>
+          </w:tcPr>
+          <w:p>
+            <w:pPr>
+              <w:widowControl/>
+              <w:spacing w:line="240" w:lineRule="auto"/>
+              <w:rPr>
+                <w:sz w:val="24"/>
+                <w:szCs w:val="24"/>
+              </w:rPr>
+            </w:pPr>
+            <w:r>
+              <w:rPr>
+                <w:sz w:val="24"/>
+                <w:szCs w:val="24"/>
+              </w:rPr>
+              <w:t>Store where the transaction occurred</w:t>
+            </w:r>
+          </w:p>
+        </w:tc>
+      </w:tr>
+      <w:tr>
+        <w:trPr>
+          <w:tblCellSpacing w:w="15" w:type="dxa"/>
+        </w:trPr>
+        <w:tc>
+          <w:tcPr>
+            <w:tcW w:w="0" w:type="auto"/>
+            <w:vAlign w:val="center"/>
+            <w:hideMark/>
+          </w:tcPr>
+          <w:p>
+            <w:pPr>
+              <w:widowControl/>
+              <w:spacing w:line="240" w:lineRule="auto"/>
+              <w:rPr>
+                <w:sz w:val="24"/>
+                <w:szCs w:val="24"/>
+              </w:rPr>
+            </w:pPr>
+            <w:r>
+              <w:rPr>
+                <w:b/>
+                <w:bCs/>
+                <w:sz w:val="24"/>
+                <w:szCs w:val="24"/>
+              </w:rPr>
+              <w:t>DIM_ADDRESS</w:t>
+            </w:r>
+          </w:p>
+        </w:tc>
+        <w:tc>
+          <w:tcPr>
+            <w:tcW w:w="0" w:type="auto"/>
+            <w:vAlign w:val="center"/>
+            <w:hideMark/>
+          </w:tcPr>
+          <w:p>
+            <w:pPr>
+              <w:widowControl/>
+              <w:spacing w:line="240" w:lineRule="auto"/>
+              <w:rPr>
+                <w:sz w:val="24"/>
+                <w:szCs w:val="24"/>
+              </w:rPr>
+            </w:pPr>
+            <w:r>
+              <w:rPr>
+                <w:sz w:val="24"/>
+                <w:szCs w:val="24"/>
+              </w:rPr>
+              <w:t>Physical address information</w:t>
+            </w:r>
+          </w:p>
+        </w:tc>
+      </w:tr>
+      <w:tr>
+        <w:trPr>
+          <w:tblCellSpacing w:w="15" w:type="dxa"/>
+        </w:trPr>
+        <w:tc>
+          <w:tcPr>
+            <w:tcW w:w="0" w:type="auto"/>
+            <w:vAlign w:val="center"/>
+            <w:hideMark/>
+          </w:tcPr>
+          <w:p>
+            <w:pPr>
+              <w:widowControl/>
+              <w:spacing w:line="240" w:lineRule="auto"/>
+              <w:rPr>
+                <w:sz w:val="24"/>
+                <w:szCs w:val="24"/>
+              </w:rPr>
+            </w:pPr>
+            <w:r>
+              <w:rPr>
+                <w:b/>
+                <w:bCs/>
+                <w:sz w:val="24"/>
+                <w:szCs w:val="24"/>
+              </w:rPr>
+              <w:t>DIM_CITY</w:t>
+            </w:r>
+          </w:p>
+        </w:tc>
+        <w:tc>
+          <w:tcPr>
+            <w:tcW w:w="0" w:type="auto"/>
+            <w:vAlign w:val="center"/>
+            <w:hideMark/>
+          </w:tcPr>
+          <w:p>
+            <w:pPr>
+              <w:widowControl/>
+              <w:spacing w:line="240" w:lineRule="auto"/>
+              <w:rPr>
+                <w:sz w:val="24"/>
+                <w:szCs w:val="24"/>
+              </w:rPr>
+            </w:pPr>
+            <w:r>
+              <w:rPr>
+                <w:sz w:val="24"/>
+                <w:szCs w:val="24"/>
+              </w:rPr>
+              <w:t>City information</w:t>
+            </w:r>
+          </w:p>
+        </w:tc>
+      </w:tr>
+      <w:tr>
+        <w:trPr>
+          <w:tblCellSpacing w:w="15" w:type="dxa"/>
+        </w:trPr>
+        <w:tc>
+          <w:tcPr>
+            <w:tcW w:w="0" w:type="auto"/>
+            <w:vAlign w:val="center"/>
+            <w:hideMark/>
+          </w:tcPr>
+          <w:p>
+            <w:pPr>
+              <w:widowControl/>
+              <w:spacing w:line="240" w:lineRule="auto"/>
+              <w:rPr>
+                <w:sz w:val="24"/>
+                <w:szCs w:val="24"/>
+              </w:rPr>
+            </w:pPr>
+            <w:r>
+              <w:rPr>
+                <w:b/>
+                <w:bCs/>
+                <w:sz w:val="24"/>
+                <w:szCs w:val="24"/>
+              </w:rPr>
+              <w:t>DIM_COUNTRY</w:t>
+            </w:r>
+          </w:p>
+        </w:tc>
+        <w:tc>
+          <w:tcPr>
+            <w:tcW w:w="0" w:type="auto"/>
+            <w:vAlign w:val="center"/>
+            <w:hideMark/>
+          </w:tcPr>
+          <w:p>
+            <w:pPr>
+              <w:widowControl/>
+              <w:spacing w:line="240" w:lineRule="auto"/>
+              <w:rPr>
+                <w:sz w:val="24"/>
+                <w:szCs w:val="24"/>
+              </w:rPr>
+            </w:pPr>
+            <w:r>
+              <w:rPr>
+                <w:sz w:val="24"/>
+                <w:szCs w:val="24"/>
+              </w:rPr>
+              <w:t>Country information</w:t>
+            </w:r>
+          </w:p>
+        </w:tc>
+      </w:tr>
+      <w:tr>
+        <w:trPr>
+          <w:tblCellSpacing w:w="15" w:type="dxa"/>
+        </w:trPr>
+        <w:tc>
+          <w:tcPr>
+            <w:tcW w:w="0" w:type="auto"/>
+            <w:vAlign w:val="center"/>
+            <w:hideMark/>
+          </w:tcPr>
+          <w:p>
+            <w:pPr>
+              <w:widowControl/>
+              <w:spacing w:line="240" w:lineRule="auto"/>
+              <w:rPr>
+                <w:sz w:val="24"/>
+                <w:szCs w:val="24"/>
+              </w:rPr>
+            </w:pPr>
+            <w:r>
+              <w:rPr>
+                <w:b/>
+                <w:bCs/>
+                <w:sz w:val="24"/>
+                <w:szCs w:val="24"/>
+              </w:rPr>
+              <w:t>DIM_PRODUCT_CATEGORY</w:t>
+            </w:r>
+          </w:p>
+        </w:tc>
+        <w:tc>
+          <w:tcPr>
+            <w:tcW w:w="0" w:type="auto"/>
+            <w:vAlign w:val="center"/>
+            <w:hideMark/>
+          </w:tcPr>
+          <w:p>
+            <w:pPr>
+              <w:widowControl/>
+              <w:spacing w:line="240" w:lineRule="auto"/>
+              <w:rPr>
+                <w:sz w:val="24"/>
+                <w:szCs w:val="24"/>
+              </w:rPr>
+            </w:pPr>
+            <w:r>
+              <w:rPr>
+                <w:sz w:val="24"/>
+                <w:szCs w:val="24"/>
+              </w:rPr>
+              <w:t>Product classification</w:t>
             </w:r>
           </w:p>
         </w:tc>
@@ -2240,14 +2901,41 @@
           <w:szCs w:val="28"/>
         </w:rPr>
       </w:pPr>
-      <w:r>
-        <w:rPr>
-          <w:b/>
-          <w:bCs/>
-          <w:sz w:val="28"/>
-          <w:szCs w:val="28"/>
-        </w:rPr>
-        <w:t>Completed in a table view, all information on your dimensions and facts, indicating data types</w:t>
+    </w:p>
+    <w:p>
+      <w:pPr>
+        <w:pStyle w:val="BodyText"/>
+      </w:pPr>
+      <w:r>
+        <w:t>Step 4. Identify the Facts</w:t>
+      </w:r>
+    </w:p>
+    <w:p>
+      <w:pPr>
+        <w:pStyle w:val="BodyText"/>
+      </w:pPr>
+      <w:r>
+        <w:t>Fact Table</w:t>
+      </w:r>
+      <w:r>
+        <w:t xml:space="preserve">- </w:t>
+      </w:r>
+      <w:r>
+        <w:t>FACT_SALES</w:t>
+      </w:r>
+    </w:p>
+    <w:p>
+      <w:pPr>
+        <w:pStyle w:val="BodyText"/>
+      </w:pPr>
+      <w:r>
+        <w:t>Primary Measure</w:t>
+      </w:r>
+      <w:r>
+        <w:t xml:space="preserve">- </w:t>
+      </w:r>
+      <w:r>
+        <w:t>AMOUNT – monetary value of the sales transaction.</w:t>
       </w:r>
     </w:p>
     <w:p>
@@ -2260,6 +2948,72 @@
           <w:szCs w:val="28"/>
         </w:rPr>
       </w:pPr>
+      <w:r>
+        <w:rPr>
+          <w:noProof/>
+        </w:rPr>
+        <w:lastRenderedPageBreak/>
+        <w:drawing>
+          <wp:inline distT="0" distB="0" distL="0" distR="0" wp14:anchorId="47EB7A92" wp14:editId="5B800750">
+            <wp:extent cx="5934075" cy="7905750"/>
+            <wp:effectExtent l="0" t="0" r="9525" b="0"/>
+            <wp:docPr id="6" name="Picture 6"/>
+            <wp:cNvGraphicFramePr>
+              <a:graphicFrameLocks xmlns:a="http://schemas.openxmlformats.org/drawingml/2006/main" noChangeAspect="1"/>
+            </wp:cNvGraphicFramePr>
+            <a:graphic xmlns:a="http://schemas.openxmlformats.org/drawingml/2006/main">
+              <a:graphicData uri="http://schemas.openxmlformats.org/drawingml/2006/picture">
+                <pic:pic xmlns:pic="http://schemas.openxmlformats.org/drawingml/2006/picture">
+                  <pic:nvPicPr>
+                    <pic:cNvPr id="0" name="Picture 2"/>
+                    <pic:cNvPicPr>
+                      <a:picLocks noChangeAspect="1" noChangeArrowheads="1"/>
+                    </pic:cNvPicPr>
+                  </pic:nvPicPr>
+                  <pic:blipFill>
+                    <a:blip r:embed="rId11">
+                      <a:extLst>
+                        <a:ext uri="{28A0092B-C50C-407E-A947-70E740481C1C}">
+                          <a14:useLocalDpi xmlns:a14="http://schemas.microsoft.com/office/drawing/2010/main" val="0"/>
+                        </a:ext>
+                      </a:extLst>
+                    </a:blip>
+                    <a:srcRect/>
+                    <a:stretch>
+                      <a:fillRect/>
+                    </a:stretch>
+                  </pic:blipFill>
+                  <pic:spPr bwMode="auto">
+                    <a:xfrm>
+                      <a:off x="0" y="0"/>
+                      <a:ext cx="5934075" cy="7905750"/>
+                    </a:xfrm>
+                    <a:prstGeom prst="rect">
+                      <a:avLst/>
+                    </a:prstGeom>
+                    <a:noFill/>
+                    <a:ln>
+                      <a:noFill/>
+                    </a:ln>
+                  </pic:spPr>
+                </pic:pic>
+              </a:graphicData>
+            </a:graphic>
+          </wp:inline>
+        </w:drawing>
+      </w:r>
+    </w:p>
+    <w:p>
+      <w:pPr>
+        <w:spacing w:after="80"/>
+        <w:jc w:val="center"/>
+      </w:pPr>
+      <w:r>
+        <w:rPr>
+          <w:rFonts w:ascii="Arial" w:eastAsia="Arial" w:hAnsi="Arial"/>
+        </w:rPr>
+        <w:t xml:space="preserve">Figure 1. Star schema model </w:t>
+      </w:r>
     </w:p>
     <w:p>
       <w:pPr>
@@ -2277,10 +3031,10 @@
         </w:rPr>
         <w:lastRenderedPageBreak/>
         <w:drawing>
-          <wp:inline distT="0" distB="0" distL="0" distR="0" wp14:anchorId="51756108" wp14:editId="600EA6F1">
-            <wp:extent cx="5941695" cy="7250362"/>
-            <wp:effectExtent l="0" t="0" r="1905" b="8255"/>
-            <wp:docPr id="1" name="Picture 1"/>
+          <wp:inline distT="0" distB="0" distL="0" distR="0" wp14:anchorId="477A4B83" wp14:editId="1F29AF3C">
+            <wp:extent cx="5934075" cy="3038475"/>
+            <wp:effectExtent l="0" t="0" r="9525" b="9525"/>
+            <wp:docPr id="9" name="Picture 9"/>
             <wp:cNvGraphicFramePr>
               <a:graphicFrameLocks xmlns:a="http://schemas.openxmlformats.org/drawingml/2006/main" noChangeAspect="1"/>
             </wp:cNvGraphicFramePr>
@@ -2288,71 +3042,7 @@
               <a:graphicData uri="http://schemas.openxmlformats.org/drawingml/2006/picture">
                 <pic:pic xmlns:pic="http://schemas.openxmlformats.org/drawingml/2006/picture">
                   <pic:nvPicPr>
-                    <pic:cNvPr id="3" name="Picture 3"/>
-                    <pic:cNvPicPr/>
-                  </pic:nvPicPr>
-                  <pic:blipFill>
-                    <a:blip r:embed="rId11"/>
-                    <a:stretch>
-                      <a:fillRect/>
-                    </a:stretch>
-                  </pic:blipFill>
-                  <pic:spPr>
-                    <a:xfrm>
-                      <a:off x="0" y="0"/>
-                      <a:ext cx="5941695" cy="7250362"/>
-                    </a:xfrm>
-                    <a:prstGeom prst="rect">
-                      <a:avLst/>
-                    </a:prstGeom>
-                  </pic:spPr>
-                </pic:pic>
-              </a:graphicData>
-            </a:graphic>
-          </wp:inline>
-        </w:drawing>
-      </w:r>
-    </w:p>
-    <w:p>
-      <w:pPr>
-        <w:spacing w:after="80"/>
-        <w:jc w:val="center"/>
-      </w:pPr>
-      <w:r>
-        <w:rPr>
-          <w:rFonts w:ascii="Arial" w:eastAsia="Arial" w:hAnsi="Arial"/>
-        </w:rPr>
-        <w:t>Figure 1. Star schema model for airline ticket retail sales and customer satisfaction.</w:t>
-      </w:r>
-    </w:p>
-    <w:p>
-      <w:pPr>
-        <w:pStyle w:val="BodyText"/>
-        <w:rPr>
-          <w:b/>
-          <w:bCs/>
-          <w:sz w:val="28"/>
-          <w:szCs w:val="28"/>
-        </w:rPr>
-      </w:pPr>
-      <w:r>
-        <w:rPr>
-          <w:noProof/>
-        </w:rPr>
-        <w:lastRenderedPageBreak/>
-        <w:drawing>
-          <wp:inline distT="0" distB="0" distL="0" distR="0" wp14:anchorId="70A10252" wp14:editId="42B8FBE9">
-            <wp:extent cx="5941695" cy="3255953"/>
-            <wp:effectExtent l="0" t="0" r="1905" b="1905"/>
-            <wp:docPr id="4" name="Picture 4"/>
-            <wp:cNvGraphicFramePr>
-              <a:graphicFrameLocks xmlns:a="http://schemas.openxmlformats.org/drawingml/2006/main" noChangeAspect="1"/>
-            </wp:cNvGraphicFramePr>
-            <a:graphic xmlns:a="http://schemas.openxmlformats.org/drawingml/2006/main">
-              <a:graphicData uri="http://schemas.openxmlformats.org/drawingml/2006/picture">
-                <pic:pic xmlns:pic="http://schemas.openxmlformats.org/drawingml/2006/picture">
-                  <pic:nvPicPr>
-                    <pic:cNvPr id="0" name="Picture 1"/>
+                    <pic:cNvPr id="0" name="Picture 3"/>
                     <pic:cNvPicPr>
                       <a:picLocks noChangeAspect="1" noChangeArrowheads="1"/>
                     </pic:cNvPicPr>
@@ -2373,7 +3063,7 @@
                   <pic:spPr bwMode="auto">
                     <a:xfrm>
                       <a:off x="0" y="0"/>
-                      <a:ext cx="5941695" cy="3255953"/>
+                      <a:ext cx="5934075" cy="3038475"/>
                     </a:xfrm>
                     <a:prstGeom prst="rect">
                       <a:avLst/>
@@ -2394,6 +3084,9 @@
       <w:pPr>
         <w:spacing w:after="80"/>
         <w:jc w:val="center"/>
+        <w:rPr>
+          <w:rFonts w:ascii="Arial" w:eastAsia="Arial" w:hAnsi="Arial"/>
+        </w:rPr>
       </w:pPr>
       <w:r>
         <w:rPr>
@@ -2404,15 +3097,1294 @@
     </w:p>
     <w:p>
       <w:pPr>
+        <w:spacing w:after="80"/>
+        <w:jc w:val="both"/>
+        <w:rPr>
+          <w:sz w:val="28"/>
+          <w:szCs w:val="28"/>
+        </w:rPr>
+      </w:pPr>
+      <w:r>
+        <w:rPr>
+          <w:sz w:val="28"/>
+          <w:szCs w:val="28"/>
+        </w:rPr>
+        <w:t>Normalization Steps from Star Schema to Snowflake Schema</w:t>
+      </w:r>
+    </w:p>
+    <w:p>
+      <w:pPr>
+        <w:spacing w:after="80"/>
+        <w:jc w:val="both"/>
+        <w:rPr>
+          <w:sz w:val="28"/>
+          <w:szCs w:val="28"/>
+        </w:rPr>
+      </w:pPr>
+      <w:r>
+        <w:rPr>
+          <w:sz w:val="28"/>
+          <w:szCs w:val="28"/>
+        </w:rPr>
+        <w:t>The DIM_PRODUCT table contains product information and a reference to product category.</w:t>
+      </w:r>
+    </w:p>
+    <w:p>
+      <w:pPr>
+        <w:spacing w:after="80"/>
+        <w:jc w:val="both"/>
+        <w:rPr>
+          <w:sz w:val="28"/>
+          <w:szCs w:val="28"/>
+        </w:rPr>
+      </w:pPr>
+      <w:r>
+        <w:rPr>
+          <w:sz w:val="28"/>
+          <w:szCs w:val="28"/>
+        </w:rPr>
+        <w:t>To normalize this structure, the product category attributes are moved into a separate table:</w:t>
+      </w:r>
+    </w:p>
+    <w:p>
+      <w:pPr>
+        <w:spacing w:after="80"/>
+        <w:jc w:val="both"/>
+        <w:rPr>
+          <w:sz w:val="28"/>
+          <w:szCs w:val="28"/>
+        </w:rPr>
+      </w:pPr>
+      <w:r>
+        <w:rPr>
+          <w:sz w:val="28"/>
+          <w:szCs w:val="28"/>
+        </w:rPr>
+        <w:t>DIM_PRODUCT_CATEGORY</w:t>
+      </w:r>
+    </w:p>
+    <w:p>
+      <w:pPr>
+        <w:spacing w:after="80"/>
+        <w:jc w:val="both"/>
+        <w:rPr>
+          <w:sz w:val="28"/>
+          <w:szCs w:val="28"/>
+        </w:rPr>
+      </w:pPr>
+      <w:r>
+        <w:rPr>
+          <w:sz w:val="28"/>
+          <w:szCs w:val="28"/>
+        </w:rPr>
+        <w:t>The relationship becomes:</w:t>
+      </w:r>
+    </w:p>
+    <w:p>
+      <w:pPr>
+        <w:spacing w:after="80"/>
+        <w:jc w:val="both"/>
+        <w:rPr>
+          <w:sz w:val="28"/>
+          <w:szCs w:val="28"/>
+        </w:rPr>
+      </w:pPr>
+      <w:r>
+        <w:rPr>
+          <w:sz w:val="28"/>
+          <w:szCs w:val="28"/>
+        </w:rPr>
+        <w:t>DIM_PRODUCT.CATEGORY_ID → DIM_PRODUCT_CATEGORY.CATEGORY_ID</w:t>
+      </w:r>
+    </w:p>
+    <w:p>
+      <w:pPr>
+        <w:spacing w:after="80"/>
+        <w:jc w:val="both"/>
+        <w:rPr>
+          <w:sz w:val="28"/>
+          <w:szCs w:val="28"/>
+        </w:rPr>
+      </w:pPr>
+      <w:r>
+        <w:rPr>
+          <w:sz w:val="28"/>
+          <w:szCs w:val="28"/>
+        </w:rPr>
+        <w:t>Normalize the Geographic Hierarchy</w:t>
+      </w:r>
+    </w:p>
+    <w:p>
+      <w:pPr>
+        <w:spacing w:after="80"/>
+        <w:jc w:val="both"/>
+        <w:rPr>
+          <w:sz w:val="28"/>
+          <w:szCs w:val="28"/>
+        </w:rPr>
+      </w:pPr>
+      <w:r>
+        <w:rPr>
+          <w:sz w:val="28"/>
+          <w:szCs w:val="28"/>
+        </w:rPr>
+        <w:t>The address dimension contains a city reference. To avoid storing city and country information repeatedly, the geographic hierarchy is normalized into separate tables.</w:t>
+      </w:r>
+    </w:p>
+    <w:p>
+      <w:pPr>
+        <w:spacing w:after="80"/>
+        <w:jc w:val="both"/>
+        <w:rPr>
+          <w:sz w:val="28"/>
+          <w:szCs w:val="28"/>
+        </w:rPr>
+      </w:pPr>
+      <w:r>
+        <w:rPr>
+          <w:sz w:val="28"/>
+          <w:szCs w:val="28"/>
+        </w:rPr>
+        <w:t>The relationships become:</w:t>
+      </w:r>
+    </w:p>
+    <w:p>
+      <w:pPr>
+        <w:spacing w:after="80"/>
+        <w:jc w:val="both"/>
+        <w:rPr>
+          <w:sz w:val="28"/>
+          <w:szCs w:val="28"/>
+        </w:rPr>
+      </w:pPr>
+      <w:r>
+        <w:rPr>
+          <w:sz w:val="28"/>
+          <w:szCs w:val="28"/>
+        </w:rPr>
+        <w:t>DIM_ADDRESS.CITY_ID → DIM_CITY.CITY_ID</w:t>
+      </w:r>
+    </w:p>
+    <w:p>
+      <w:pPr>
+        <w:spacing w:after="80"/>
+        <w:jc w:val="both"/>
+        <w:rPr>
+          <w:sz w:val="28"/>
+          <w:szCs w:val="28"/>
+        </w:rPr>
+      </w:pPr>
+      <w:r>
+        <w:rPr>
+          <w:sz w:val="28"/>
+          <w:szCs w:val="28"/>
+        </w:rPr>
+        <w:t>DIM_CITY.COUNTRY_ID → DIM_COUNTRY.COUNTRY_ID</w:t>
+      </w:r>
+    </w:p>
+    <w:p>
+      <w:pPr>
+        <w:spacing w:after="80"/>
+        <w:jc w:val="both"/>
+        <w:rPr>
+          <w:sz w:val="28"/>
+          <w:szCs w:val="28"/>
+        </w:rPr>
+      </w:pPr>
+      <w:r>
+        <w:rPr>
+          <w:sz w:val="28"/>
+          <w:szCs w:val="28"/>
+        </w:rPr>
+        <w:t>DIM_COUNTRY.REGION_ID → DIM_REGION.REGION_ID</w:t>
+      </w:r>
+    </w:p>
+    <w:p>
+      <w:pPr>
+        <w:spacing w:after="80"/>
+        <w:jc w:val="both"/>
+        <w:rPr>
+          <w:sz w:val="28"/>
+          <w:szCs w:val="28"/>
+        </w:rPr>
+      </w:pPr>
+      <w:r>
+        <w:rPr>
+          <w:sz w:val="28"/>
+          <w:szCs w:val="28"/>
+        </w:rPr>
+        <w:t>DIM_COUNTRY.ECONOMIC_REGION_ID → DIM_ECONOMIC_REGION.ECONOMIC_REGION_ID</w:t>
+      </w:r>
+    </w:p>
+    <w:p>
+      <w:pPr>
+        <w:pStyle w:val="Heading1"/>
+      </w:pPr>
+      <w:r>
+        <w:t>TASK 2.2</w:t>
+      </w:r>
+    </w:p>
+    <w:p>
+      <w:pPr>
         <w:pStyle w:val="Heading3"/>
         <w:spacing w:after="80"/>
       </w:pPr>
+      <w:r>
+        <w:rPr>
+          <w:rFonts w:ascii="Arial" w:eastAsia="Arial" w:hAnsi="Arial"/>
+        </w:rPr>
+        <w:t>Description of the 4-Step Dimensional Modeling Process</w:t>
+      </w:r>
+    </w:p>
+    <w:tbl>
+      <w:tblPr>
+        <w:tblStyle w:val="TableGrid"/>
+        <w:tblW w:w="0" w:type="auto"/>
+        <w:jc w:val="center"/>
+        <w:tblLook w:val="04A0" w:firstRow="1" w:lastRow="0" w:firstColumn="1" w:lastColumn="0" w:noHBand="0" w:noVBand="1"/>
+      </w:tblPr>
+      <w:tblGrid>
+        <w:gridCol w:w="4585"/>
+        <w:gridCol w:w="4762"/>
+      </w:tblGrid>
+      <w:tr>
+        <w:trPr>
+          <w:jc w:val="center"/>
+        </w:trPr>
+        <w:tc>
+          <w:tcPr>
+            <w:tcW w:w="5328" w:type="dxa"/>
+            <w:shd w:val="clear" w:color="auto" w:fill="D9EAD3"/>
+          </w:tcPr>
+          <w:p>
+            <w:r>
+              <w:rPr>
+                <w:rFonts w:ascii="Arial" w:eastAsia="Arial" w:hAnsi="Arial"/>
+                <w:b/>
+                <w:sz w:val="16"/>
+              </w:rPr>
+              <w:t>Step</w:t>
+            </w:r>
+          </w:p>
+        </w:tc>
+        <w:tc>
+          <w:tcPr>
+            <w:tcW w:w="5328" w:type="dxa"/>
+            <w:shd w:val="clear" w:color="auto" w:fill="D9EAD3"/>
+          </w:tcPr>
+          <w:p>
+            <w:r>
+              <w:rPr>
+                <w:rFonts w:ascii="Arial" w:eastAsia="Arial" w:hAnsi="Arial"/>
+                <w:b/>
+                <w:sz w:val="16"/>
+              </w:rPr>
+              <w:t>Description</w:t>
+            </w:r>
+          </w:p>
+        </w:tc>
+      </w:tr>
+      <w:tr>
+        <w:trPr>
+          <w:jc w:val="center"/>
+        </w:trPr>
+        <w:tc>
+          <w:tcPr>
+            <w:tcW w:w="5328" w:type="dxa"/>
+          </w:tcPr>
+          <w:p>
+            <w:r>
+              <w:rPr>
+                <w:rFonts w:ascii="Arial" w:eastAsia="Arial" w:hAnsi="Arial"/>
+                <w:sz w:val="16"/>
+              </w:rPr>
+              <w:t>1. Select the business process</w:t>
+            </w:r>
+          </w:p>
+        </w:tc>
+        <w:tc>
+          <w:tcPr>
+            <w:tcW w:w="5328" w:type="dxa"/>
+          </w:tcPr>
+          <w:p>
+            <w:r>
+              <w:rPr>
+                <w:rFonts w:ascii="Arial" w:eastAsia="Arial" w:hAnsi="Arial"/>
+                <w:sz w:val="16"/>
+              </w:rPr>
+              <w:t xml:space="preserve">The selected business processes are airline ticket sales and customer satisfaction collection. Ticket sales is the primary process because it generates revenue, cost, and profit </w:t>
+            </w:r>
+            <w:r>
+              <w:rPr>
+                <w:rFonts w:ascii="Arial" w:eastAsia="Arial" w:hAnsi="Arial"/>
+                <w:sz w:val="16"/>
+              </w:rPr>
+              <w:lastRenderedPageBreak/>
+              <w:t>measures. Customer satisfaction is an additional process that captures service quality measurements after the trip.</w:t>
+            </w:r>
+          </w:p>
+        </w:tc>
+      </w:tr>
+      <w:tr>
+        <w:trPr>
+          <w:jc w:val="center"/>
+        </w:trPr>
+        <w:tc>
+          <w:tcPr>
+            <w:tcW w:w="5328" w:type="dxa"/>
+          </w:tcPr>
+          <w:p>
+            <w:r>
+              <w:rPr>
+                <w:rFonts w:ascii="Arial" w:eastAsia="Arial" w:hAnsi="Arial"/>
+                <w:sz w:val="16"/>
+              </w:rPr>
+              <w:lastRenderedPageBreak/>
+              <w:t>2. Declare the grain</w:t>
+            </w:r>
+          </w:p>
+        </w:tc>
+        <w:tc>
+          <w:tcPr>
+            <w:tcW w:w="5328" w:type="dxa"/>
+          </w:tcPr>
+          <w:p>
+            <w:proofErr w:type="spellStart"/>
+            <w:r>
+              <w:rPr>
+                <w:rFonts w:ascii="Arial" w:eastAsia="Arial" w:hAnsi="Arial"/>
+                <w:sz w:val="16"/>
+              </w:rPr>
+              <w:t>FactSales</w:t>
+            </w:r>
+            <w:proofErr w:type="spellEnd"/>
+            <w:r>
+              <w:rPr>
+                <w:rFonts w:ascii="Arial" w:eastAsia="Arial" w:hAnsi="Arial"/>
+                <w:sz w:val="16"/>
+              </w:rPr>
+              <w:t xml:space="preserve"> grain: one row represents one ticket booking transaction made by one customer through one channel at a specific date and time. </w:t>
+            </w:r>
+            <w:proofErr w:type="spellStart"/>
+            <w:r>
+              <w:rPr>
+                <w:rFonts w:ascii="Arial" w:eastAsia="Arial" w:hAnsi="Arial"/>
+                <w:sz w:val="16"/>
+              </w:rPr>
+              <w:t>FactCustomerSatisfaction</w:t>
+            </w:r>
+            <w:proofErr w:type="spellEnd"/>
+            <w:r>
+              <w:rPr>
+                <w:rFonts w:ascii="Arial" w:eastAsia="Arial" w:hAnsi="Arial"/>
+                <w:sz w:val="16"/>
+              </w:rPr>
+              <w:t xml:space="preserve"> grain: one row represents one completed customer survey response related to one customer travel experience.</w:t>
+            </w:r>
+          </w:p>
+        </w:tc>
+      </w:tr>
+      <w:tr>
+        <w:trPr>
+          <w:jc w:val="center"/>
+        </w:trPr>
+        <w:tc>
+          <w:tcPr>
+            <w:tcW w:w="5328" w:type="dxa"/>
+          </w:tcPr>
+          <w:p>
+            <w:r>
+              <w:rPr>
+                <w:rFonts w:ascii="Arial" w:eastAsia="Arial" w:hAnsi="Arial"/>
+                <w:sz w:val="16"/>
+              </w:rPr>
+              <w:t>3. Identify the dimensions</w:t>
+            </w:r>
+          </w:p>
+        </w:tc>
+        <w:tc>
+          <w:tcPr>
+            <w:tcW w:w="5328" w:type="dxa"/>
+          </w:tcPr>
+          <w:p>
+            <w:r>
+              <w:rPr>
+                <w:rFonts w:ascii="Arial" w:eastAsia="Arial" w:hAnsi="Arial"/>
+                <w:sz w:val="16"/>
+              </w:rPr>
+              <w:t xml:space="preserve">Dimensions are </w:t>
+            </w:r>
+            <w:proofErr w:type="spellStart"/>
+            <w:r>
+              <w:rPr>
+                <w:rFonts w:ascii="Arial" w:eastAsia="Arial" w:hAnsi="Arial"/>
+                <w:sz w:val="16"/>
+              </w:rPr>
+              <w:t>DimCustomer</w:t>
+            </w:r>
+            <w:proofErr w:type="spellEnd"/>
+            <w:r>
+              <w:rPr>
+                <w:rFonts w:ascii="Arial" w:eastAsia="Arial" w:hAnsi="Arial"/>
+                <w:sz w:val="16"/>
+              </w:rPr>
+              <w:t xml:space="preserve">, </w:t>
+            </w:r>
+            <w:proofErr w:type="spellStart"/>
+            <w:r>
+              <w:rPr>
+                <w:rFonts w:ascii="Arial" w:eastAsia="Arial" w:hAnsi="Arial"/>
+                <w:sz w:val="16"/>
+              </w:rPr>
+              <w:t>DimDate</w:t>
+            </w:r>
+            <w:proofErr w:type="spellEnd"/>
+            <w:r>
+              <w:rPr>
+                <w:rFonts w:ascii="Arial" w:eastAsia="Arial" w:hAnsi="Arial"/>
+                <w:sz w:val="16"/>
+              </w:rPr>
+              <w:t xml:space="preserve">, </w:t>
+            </w:r>
+            <w:proofErr w:type="spellStart"/>
+            <w:r>
+              <w:rPr>
+                <w:rFonts w:ascii="Arial" w:eastAsia="Arial" w:hAnsi="Arial"/>
+                <w:sz w:val="16"/>
+              </w:rPr>
+              <w:t>DimTravel</w:t>
+            </w:r>
+            <w:proofErr w:type="spellEnd"/>
+            <w:r>
+              <w:rPr>
+                <w:rFonts w:ascii="Arial" w:eastAsia="Arial" w:hAnsi="Arial"/>
+                <w:sz w:val="16"/>
+              </w:rPr>
+              <w:t xml:space="preserve">, </w:t>
+            </w:r>
+            <w:proofErr w:type="spellStart"/>
+            <w:r>
+              <w:rPr>
+                <w:rFonts w:ascii="Arial" w:eastAsia="Arial" w:hAnsi="Arial"/>
+                <w:sz w:val="16"/>
+              </w:rPr>
+              <w:t>DimBooking</w:t>
+            </w:r>
+            <w:proofErr w:type="spellEnd"/>
+            <w:r>
+              <w:rPr>
+                <w:rFonts w:ascii="Arial" w:eastAsia="Arial" w:hAnsi="Arial"/>
+                <w:sz w:val="16"/>
+              </w:rPr>
+              <w:t xml:space="preserve">, </w:t>
+            </w:r>
+            <w:proofErr w:type="spellStart"/>
+            <w:r>
+              <w:rPr>
+                <w:rFonts w:ascii="Arial" w:eastAsia="Arial" w:hAnsi="Arial"/>
+                <w:sz w:val="16"/>
+              </w:rPr>
+              <w:t>DimLoyalty</w:t>
+            </w:r>
+            <w:proofErr w:type="spellEnd"/>
+            <w:r>
+              <w:rPr>
+                <w:rFonts w:ascii="Arial" w:eastAsia="Arial" w:hAnsi="Arial"/>
+                <w:sz w:val="16"/>
+              </w:rPr>
+              <w:t xml:space="preserve">, and </w:t>
+            </w:r>
+            <w:proofErr w:type="spellStart"/>
+            <w:r>
+              <w:rPr>
+                <w:rFonts w:ascii="Arial" w:eastAsia="Arial" w:hAnsi="Arial"/>
+                <w:sz w:val="16"/>
+              </w:rPr>
+              <w:t>DimSatisfaction</w:t>
+            </w:r>
+            <w:proofErr w:type="spellEnd"/>
+            <w:r>
+              <w:rPr>
+                <w:rFonts w:ascii="Arial" w:eastAsia="Arial" w:hAnsi="Arial"/>
+                <w:sz w:val="16"/>
+              </w:rPr>
+              <w:t>. These dimensions describe who bought the ticket, when it was booked, what travel/service characteristics were involved, how the ticket was booked and paid for, loyalty status, and satisfaction status.</w:t>
+            </w:r>
+          </w:p>
+        </w:tc>
+      </w:tr>
+      <w:tr>
+        <w:trPr>
+          <w:jc w:val="center"/>
+        </w:trPr>
+        <w:tc>
+          <w:tcPr>
+            <w:tcW w:w="5328" w:type="dxa"/>
+          </w:tcPr>
+          <w:p>
+            <w:r>
+              <w:rPr>
+                <w:rFonts w:ascii="Arial" w:eastAsia="Arial" w:hAnsi="Arial"/>
+                <w:sz w:val="16"/>
+              </w:rPr>
+              <w:t>4. Identify the facts</w:t>
+            </w:r>
+          </w:p>
+        </w:tc>
+        <w:tc>
+          <w:tcPr>
+            <w:tcW w:w="5328" w:type="dxa"/>
+          </w:tcPr>
+          <w:p>
+            <w:proofErr w:type="spellStart"/>
+            <w:r>
+              <w:rPr>
+                <w:rFonts w:ascii="Arial" w:eastAsia="Arial" w:hAnsi="Arial"/>
+                <w:sz w:val="16"/>
+              </w:rPr>
+              <w:t>FactSales</w:t>
+            </w:r>
+            <w:proofErr w:type="spellEnd"/>
+            <w:r>
+              <w:rPr>
+                <w:rFonts w:ascii="Arial" w:eastAsia="Arial" w:hAnsi="Arial"/>
+                <w:sz w:val="16"/>
+              </w:rPr>
+              <w:t xml:space="preserve"> contains numeric business measurements such as </w:t>
+            </w:r>
+            <w:proofErr w:type="spellStart"/>
+            <w:r>
+              <w:rPr>
+                <w:rFonts w:ascii="Arial" w:eastAsia="Arial" w:hAnsi="Arial"/>
+                <w:sz w:val="16"/>
+              </w:rPr>
+              <w:t>TicketPrice</w:t>
+            </w:r>
+            <w:proofErr w:type="spellEnd"/>
+            <w:r>
+              <w:rPr>
+                <w:rFonts w:ascii="Arial" w:eastAsia="Arial" w:hAnsi="Arial"/>
+                <w:sz w:val="16"/>
+              </w:rPr>
+              <w:t xml:space="preserve">, </w:t>
+            </w:r>
+            <w:proofErr w:type="spellStart"/>
+            <w:r>
+              <w:rPr>
+                <w:rFonts w:ascii="Arial" w:eastAsia="Arial" w:hAnsi="Arial"/>
+                <w:sz w:val="16"/>
+              </w:rPr>
+              <w:t>OperatingCost</w:t>
+            </w:r>
+            <w:proofErr w:type="spellEnd"/>
+            <w:r>
+              <w:rPr>
+                <w:rFonts w:ascii="Arial" w:eastAsia="Arial" w:hAnsi="Arial"/>
+                <w:sz w:val="16"/>
+              </w:rPr>
+              <w:t xml:space="preserve">, </w:t>
+            </w:r>
+            <w:proofErr w:type="spellStart"/>
+            <w:r>
+              <w:rPr>
+                <w:rFonts w:ascii="Arial" w:eastAsia="Arial" w:hAnsi="Arial"/>
+                <w:sz w:val="16"/>
+              </w:rPr>
+              <w:t>AirportFee</w:t>
+            </w:r>
+            <w:proofErr w:type="spellEnd"/>
+            <w:r>
+              <w:rPr>
+                <w:rFonts w:ascii="Arial" w:eastAsia="Arial" w:hAnsi="Arial"/>
+                <w:sz w:val="16"/>
+              </w:rPr>
+              <w:t xml:space="preserve">, </w:t>
+            </w:r>
+            <w:proofErr w:type="spellStart"/>
+            <w:r>
+              <w:rPr>
+                <w:rFonts w:ascii="Arial" w:eastAsia="Arial" w:hAnsi="Arial"/>
+                <w:sz w:val="16"/>
+              </w:rPr>
+              <w:t>PromotionDiscount</w:t>
+            </w:r>
+            <w:proofErr w:type="spellEnd"/>
+            <w:r>
+              <w:rPr>
+                <w:rFonts w:ascii="Arial" w:eastAsia="Arial" w:hAnsi="Arial"/>
+                <w:sz w:val="16"/>
+              </w:rPr>
+              <w:t xml:space="preserve">, Profit, and </w:t>
+            </w:r>
+            <w:proofErr w:type="spellStart"/>
+            <w:r>
+              <w:rPr>
+                <w:rFonts w:ascii="Arial" w:eastAsia="Arial" w:hAnsi="Arial"/>
+                <w:sz w:val="16"/>
+              </w:rPr>
+              <w:t>FlightDistance</w:t>
+            </w:r>
+            <w:proofErr w:type="spellEnd"/>
+            <w:r>
+              <w:rPr>
+                <w:rFonts w:ascii="Arial" w:eastAsia="Arial" w:hAnsi="Arial"/>
+                <w:sz w:val="16"/>
+              </w:rPr>
+              <w:t xml:space="preserve">. </w:t>
+            </w:r>
+            <w:proofErr w:type="spellStart"/>
+            <w:r>
+              <w:rPr>
+                <w:rFonts w:ascii="Arial" w:eastAsia="Arial" w:hAnsi="Arial"/>
+                <w:sz w:val="16"/>
+              </w:rPr>
+              <w:t>FactCustomerSatisfaction</w:t>
+            </w:r>
+            <w:proofErr w:type="spellEnd"/>
+            <w:r>
+              <w:rPr>
+                <w:rFonts w:ascii="Arial" w:eastAsia="Arial" w:hAnsi="Arial"/>
+                <w:sz w:val="16"/>
+              </w:rPr>
+              <w:t xml:space="preserve"> contains numeric ratings and delay measures such as </w:t>
+            </w:r>
+            <w:proofErr w:type="spellStart"/>
+            <w:r>
+              <w:rPr>
+                <w:rFonts w:ascii="Arial" w:eastAsia="Arial" w:hAnsi="Arial"/>
+                <w:sz w:val="16"/>
+              </w:rPr>
+              <w:t>WifiRating</w:t>
+            </w:r>
+            <w:proofErr w:type="spellEnd"/>
+            <w:r>
+              <w:rPr>
+                <w:rFonts w:ascii="Arial" w:eastAsia="Arial" w:hAnsi="Arial"/>
+                <w:sz w:val="16"/>
+              </w:rPr>
+              <w:t xml:space="preserve">, </w:t>
+            </w:r>
+            <w:proofErr w:type="spellStart"/>
+            <w:r>
+              <w:rPr>
+                <w:rFonts w:ascii="Arial" w:eastAsia="Arial" w:hAnsi="Arial"/>
+                <w:sz w:val="16"/>
+              </w:rPr>
+              <w:t>FoodRating</w:t>
+            </w:r>
+            <w:proofErr w:type="spellEnd"/>
+            <w:r>
+              <w:rPr>
+                <w:rFonts w:ascii="Arial" w:eastAsia="Arial" w:hAnsi="Arial"/>
+                <w:sz w:val="16"/>
+              </w:rPr>
+              <w:t xml:space="preserve">, </w:t>
+            </w:r>
+            <w:proofErr w:type="spellStart"/>
+            <w:r>
+              <w:rPr>
+                <w:rFonts w:ascii="Arial" w:eastAsia="Arial" w:hAnsi="Arial"/>
+                <w:sz w:val="16"/>
+              </w:rPr>
+              <w:t>SeatComfortRating</w:t>
+            </w:r>
+            <w:proofErr w:type="spellEnd"/>
+            <w:r>
+              <w:rPr>
+                <w:rFonts w:ascii="Arial" w:eastAsia="Arial" w:hAnsi="Arial"/>
+                <w:sz w:val="16"/>
+              </w:rPr>
+              <w:t xml:space="preserve">, </w:t>
+            </w:r>
+            <w:proofErr w:type="spellStart"/>
+            <w:r>
+              <w:rPr>
+                <w:rFonts w:ascii="Arial" w:eastAsia="Arial" w:hAnsi="Arial"/>
+                <w:sz w:val="16"/>
+              </w:rPr>
+              <w:t>CleanlinessRating</w:t>
+            </w:r>
+            <w:proofErr w:type="spellEnd"/>
+            <w:r>
+              <w:rPr>
+                <w:rFonts w:ascii="Arial" w:eastAsia="Arial" w:hAnsi="Arial"/>
+                <w:sz w:val="16"/>
+              </w:rPr>
+              <w:t xml:space="preserve">, </w:t>
+            </w:r>
+            <w:proofErr w:type="spellStart"/>
+            <w:r>
+              <w:rPr>
+                <w:rFonts w:ascii="Arial" w:eastAsia="Arial" w:hAnsi="Arial"/>
+                <w:sz w:val="16"/>
+              </w:rPr>
+              <w:t>DepartureDelayMinutes</w:t>
+            </w:r>
+            <w:proofErr w:type="spellEnd"/>
+            <w:r>
+              <w:rPr>
+                <w:rFonts w:ascii="Arial" w:eastAsia="Arial" w:hAnsi="Arial"/>
+                <w:sz w:val="16"/>
+              </w:rPr>
+              <w:t xml:space="preserve">, and </w:t>
+            </w:r>
+            <w:proofErr w:type="spellStart"/>
+            <w:r>
+              <w:rPr>
+                <w:rFonts w:ascii="Arial" w:eastAsia="Arial" w:hAnsi="Arial"/>
+                <w:sz w:val="16"/>
+              </w:rPr>
+              <w:t>ArrivalDelayMinutes</w:t>
+            </w:r>
+            <w:proofErr w:type="spellEnd"/>
+            <w:r>
+              <w:rPr>
+                <w:rFonts w:ascii="Arial" w:eastAsia="Arial" w:hAnsi="Arial"/>
+                <w:sz w:val="16"/>
+              </w:rPr>
+              <w:t>.</w:t>
+            </w:r>
+          </w:p>
+        </w:tc>
+      </w:tr>
+    </w:tbl>
+    <w:p>
+      <w:pPr>
+        <w:spacing w:after="80"/>
+        <w:jc w:val="both"/>
+        <w:rPr>
+          <w:sz w:val="28"/>
+          <w:szCs w:val="28"/>
+        </w:rPr>
+      </w:pPr>
+    </w:p>
+    <w:p>
+      <w:pPr>
+        <w:pStyle w:val="Heading3"/>
+        <w:numPr>
+          <w:ilvl w:val="2"/>
+          <w:numId w:val="23"/>
+        </w:numPr>
+        <w:spacing w:after="80"/>
+      </w:pPr>
+      <w:r>
+        <w:rPr>
+          <w:rFonts w:ascii="Arial" w:eastAsia="Arial" w:hAnsi="Arial"/>
+        </w:rPr>
+        <w:t>Normalization Steps from Star Schema to Snowflake Schema</w:t>
+      </w:r>
+    </w:p>
+    <w:tbl>
+      <w:tblPr>
+        <w:tblStyle w:val="TableGrid"/>
+        <w:tblW w:w="0" w:type="auto"/>
+        <w:jc w:val="center"/>
+        <w:tblLook w:val="04A0" w:firstRow="1" w:lastRow="0" w:firstColumn="1" w:lastColumn="0" w:noHBand="0" w:noVBand="1"/>
+      </w:tblPr>
+      <w:tblGrid>
+        <w:gridCol w:w="4656"/>
+        <w:gridCol w:w="4691"/>
+      </w:tblGrid>
+      <w:tr>
+        <w:trPr>
+          <w:jc w:val="center"/>
+        </w:trPr>
+        <w:tc>
+          <w:tcPr>
+            <w:tcW w:w="5328" w:type="dxa"/>
+            <w:shd w:val="clear" w:color="auto" w:fill="D9EAD3"/>
+          </w:tcPr>
+          <w:p>
+            <w:r>
+              <w:rPr>
+                <w:rFonts w:ascii="Arial" w:eastAsia="Arial" w:hAnsi="Arial"/>
+                <w:b/>
+                <w:sz w:val="16"/>
+              </w:rPr>
+              <w:t>Normalization Step</w:t>
+            </w:r>
+          </w:p>
+        </w:tc>
+        <w:tc>
+          <w:tcPr>
+            <w:tcW w:w="5328" w:type="dxa"/>
+            <w:shd w:val="clear" w:color="auto" w:fill="D9EAD3"/>
+          </w:tcPr>
+          <w:p>
+            <w:r>
+              <w:rPr>
+                <w:rFonts w:ascii="Arial" w:eastAsia="Arial" w:hAnsi="Arial"/>
+                <w:b/>
+                <w:sz w:val="16"/>
+              </w:rPr>
+              <w:t>Description</w:t>
+            </w:r>
+          </w:p>
+        </w:tc>
+      </w:tr>
+      <w:tr>
+        <w:trPr>
+          <w:jc w:val="center"/>
+        </w:trPr>
+        <w:tc>
+          <w:tcPr>
+            <w:tcW w:w="5328" w:type="dxa"/>
+          </w:tcPr>
+          <w:p>
+            <w:r>
+              <w:rPr>
+                <w:rFonts w:ascii="Arial" w:eastAsia="Arial" w:hAnsi="Arial"/>
+                <w:sz w:val="16"/>
+              </w:rPr>
+              <w:t xml:space="preserve">1. Normalize </w:t>
+            </w:r>
+            <w:proofErr w:type="spellStart"/>
+            <w:r>
+              <w:rPr>
+                <w:rFonts w:ascii="Arial" w:eastAsia="Arial" w:hAnsi="Arial"/>
+                <w:sz w:val="16"/>
+              </w:rPr>
+              <w:t>DimDate</w:t>
+            </w:r>
+            <w:proofErr w:type="spellEnd"/>
+          </w:p>
+        </w:tc>
+        <w:tc>
+          <w:tcPr>
+            <w:tcW w:w="5328" w:type="dxa"/>
+          </w:tcPr>
+          <w:p>
+            <w:proofErr w:type="spellStart"/>
+            <w:r>
+              <w:rPr>
+                <w:rFonts w:ascii="Arial" w:eastAsia="Arial" w:hAnsi="Arial"/>
+                <w:sz w:val="16"/>
+              </w:rPr>
+              <w:t>DimDate</w:t>
+            </w:r>
+            <w:proofErr w:type="spellEnd"/>
+            <w:r>
+              <w:rPr>
+                <w:rFonts w:ascii="Arial" w:eastAsia="Arial" w:hAnsi="Arial"/>
+                <w:sz w:val="16"/>
+              </w:rPr>
+              <w:t xml:space="preserve"> is split into </w:t>
+            </w:r>
+            <w:proofErr w:type="spellStart"/>
+            <w:r>
+              <w:rPr>
+                <w:rFonts w:ascii="Arial" w:eastAsia="Arial" w:hAnsi="Arial"/>
+                <w:sz w:val="16"/>
+              </w:rPr>
+              <w:t>DimDate</w:t>
+            </w:r>
+            <w:proofErr w:type="spellEnd"/>
+            <w:r>
+              <w:rPr>
+                <w:rFonts w:ascii="Arial" w:eastAsia="Arial" w:hAnsi="Arial"/>
+                <w:sz w:val="16"/>
+              </w:rPr>
+              <w:t xml:space="preserve">, </w:t>
+            </w:r>
+            <w:proofErr w:type="spellStart"/>
+            <w:r>
+              <w:rPr>
+                <w:rFonts w:ascii="Arial" w:eastAsia="Arial" w:hAnsi="Arial"/>
+                <w:sz w:val="16"/>
+              </w:rPr>
+              <w:t>DimMonth</w:t>
+            </w:r>
+            <w:proofErr w:type="spellEnd"/>
+            <w:r>
+              <w:rPr>
+                <w:rFonts w:ascii="Arial" w:eastAsia="Arial" w:hAnsi="Arial"/>
+                <w:sz w:val="16"/>
+              </w:rPr>
+              <w:t xml:space="preserve">, </w:t>
+            </w:r>
+            <w:proofErr w:type="spellStart"/>
+            <w:r>
+              <w:rPr>
+                <w:rFonts w:ascii="Arial" w:eastAsia="Arial" w:hAnsi="Arial"/>
+                <w:sz w:val="16"/>
+              </w:rPr>
+              <w:t>DimQuarter</w:t>
+            </w:r>
+            <w:proofErr w:type="spellEnd"/>
+            <w:r>
+              <w:rPr>
+                <w:rFonts w:ascii="Arial" w:eastAsia="Arial" w:hAnsi="Arial"/>
+                <w:sz w:val="16"/>
+              </w:rPr>
+              <w:t xml:space="preserve">, and </w:t>
+            </w:r>
+            <w:proofErr w:type="spellStart"/>
+            <w:r>
+              <w:rPr>
+                <w:rFonts w:ascii="Arial" w:eastAsia="Arial" w:hAnsi="Arial"/>
+                <w:sz w:val="16"/>
+              </w:rPr>
+              <w:t>DimYear</w:t>
+            </w:r>
+            <w:proofErr w:type="spellEnd"/>
+            <w:r>
+              <w:rPr>
+                <w:rFonts w:ascii="Arial" w:eastAsia="Arial" w:hAnsi="Arial"/>
+                <w:sz w:val="16"/>
+              </w:rPr>
+              <w:t xml:space="preserve"> to represent the date hierarchy Year -&gt; Quarter -&gt; Month -&gt; Day.</w:t>
+            </w:r>
+          </w:p>
+        </w:tc>
+      </w:tr>
+      <w:tr>
+        <w:trPr>
+          <w:jc w:val="center"/>
+        </w:trPr>
+        <w:tc>
+          <w:tcPr>
+            <w:tcW w:w="5328" w:type="dxa"/>
+          </w:tcPr>
+          <w:p>
+            <w:r>
+              <w:rPr>
+                <w:rFonts w:ascii="Arial" w:eastAsia="Arial" w:hAnsi="Arial"/>
+                <w:sz w:val="16"/>
+              </w:rPr>
+              <w:t xml:space="preserve">2. Normalize </w:t>
+            </w:r>
+            <w:proofErr w:type="spellStart"/>
+            <w:r>
+              <w:rPr>
+                <w:rFonts w:ascii="Arial" w:eastAsia="Arial" w:hAnsi="Arial"/>
+                <w:sz w:val="16"/>
+              </w:rPr>
+              <w:t>DimCustomer</w:t>
+            </w:r>
+            <w:proofErr w:type="spellEnd"/>
+          </w:p>
+        </w:tc>
+        <w:tc>
+          <w:tcPr>
+            <w:tcW w:w="5328" w:type="dxa"/>
+          </w:tcPr>
+          <w:p>
+            <w:proofErr w:type="spellStart"/>
+            <w:r>
+              <w:rPr>
+                <w:rFonts w:ascii="Arial" w:eastAsia="Arial" w:hAnsi="Arial"/>
+                <w:sz w:val="16"/>
+              </w:rPr>
+              <w:t>AgeGroup</w:t>
+            </w:r>
+            <w:proofErr w:type="spellEnd"/>
+            <w:r>
+              <w:rPr>
+                <w:rFonts w:ascii="Arial" w:eastAsia="Arial" w:hAnsi="Arial"/>
+                <w:sz w:val="16"/>
+              </w:rPr>
+              <w:t xml:space="preserve"> is separated into </w:t>
+            </w:r>
+            <w:proofErr w:type="spellStart"/>
+            <w:r>
+              <w:rPr>
+                <w:rFonts w:ascii="Arial" w:eastAsia="Arial" w:hAnsi="Arial"/>
+                <w:sz w:val="16"/>
+              </w:rPr>
+              <w:t>DimAgeGroup</w:t>
+            </w:r>
+            <w:proofErr w:type="spellEnd"/>
+            <w:r>
+              <w:rPr>
+                <w:rFonts w:ascii="Arial" w:eastAsia="Arial" w:hAnsi="Arial"/>
+                <w:sz w:val="16"/>
+              </w:rPr>
+              <w:t xml:space="preserve"> and referenced from </w:t>
+            </w:r>
+            <w:proofErr w:type="spellStart"/>
+            <w:r>
+              <w:rPr>
+                <w:rFonts w:ascii="Arial" w:eastAsia="Arial" w:hAnsi="Arial"/>
+                <w:sz w:val="16"/>
+              </w:rPr>
+              <w:t>DimCustomer</w:t>
+            </w:r>
+            <w:proofErr w:type="spellEnd"/>
+            <w:r>
+              <w:rPr>
+                <w:rFonts w:ascii="Arial" w:eastAsia="Arial" w:hAnsi="Arial"/>
+                <w:sz w:val="16"/>
+              </w:rPr>
+              <w:t>. This avoids repeating age group descriptions for many customers.</w:t>
+            </w:r>
+          </w:p>
+        </w:tc>
+      </w:tr>
+      <w:tr>
+        <w:trPr>
+          <w:jc w:val="center"/>
+        </w:trPr>
+        <w:tc>
+          <w:tcPr>
+            <w:tcW w:w="5328" w:type="dxa"/>
+          </w:tcPr>
+          <w:p>
+            <w:r>
+              <w:rPr>
+                <w:rFonts w:ascii="Arial" w:eastAsia="Arial" w:hAnsi="Arial"/>
+                <w:sz w:val="16"/>
+              </w:rPr>
+              <w:t xml:space="preserve">3. Normalize </w:t>
+            </w:r>
+            <w:proofErr w:type="spellStart"/>
+            <w:r>
+              <w:rPr>
+                <w:rFonts w:ascii="Arial" w:eastAsia="Arial" w:hAnsi="Arial"/>
+                <w:sz w:val="16"/>
+              </w:rPr>
+              <w:t>DimTravel</w:t>
+            </w:r>
+            <w:proofErr w:type="spellEnd"/>
+          </w:p>
+        </w:tc>
+        <w:tc>
+          <w:tcPr>
+            <w:tcW w:w="5328" w:type="dxa"/>
+          </w:tcPr>
+          <w:p>
+            <w:proofErr w:type="spellStart"/>
+            <w:r>
+              <w:rPr>
+                <w:rFonts w:ascii="Arial" w:eastAsia="Arial" w:hAnsi="Arial"/>
+                <w:sz w:val="16"/>
+              </w:rPr>
+              <w:t>TravelType</w:t>
+            </w:r>
+            <w:proofErr w:type="spellEnd"/>
+            <w:r>
+              <w:rPr>
+                <w:rFonts w:ascii="Arial" w:eastAsia="Arial" w:hAnsi="Arial"/>
+                <w:sz w:val="16"/>
+              </w:rPr>
+              <w:t xml:space="preserve">, </w:t>
+            </w:r>
+            <w:proofErr w:type="spellStart"/>
+            <w:r>
+              <w:rPr>
+                <w:rFonts w:ascii="Arial" w:eastAsia="Arial" w:hAnsi="Arial"/>
+                <w:sz w:val="16"/>
+              </w:rPr>
+              <w:t>TravelClass</w:t>
+            </w:r>
+            <w:proofErr w:type="spellEnd"/>
+            <w:r>
+              <w:rPr>
+                <w:rFonts w:ascii="Arial" w:eastAsia="Arial" w:hAnsi="Arial"/>
+                <w:sz w:val="16"/>
+              </w:rPr>
+              <w:t xml:space="preserve">, and </w:t>
+            </w:r>
+            <w:proofErr w:type="spellStart"/>
+            <w:r>
+              <w:rPr>
+                <w:rFonts w:ascii="Arial" w:eastAsia="Arial" w:hAnsi="Arial"/>
+                <w:sz w:val="16"/>
+              </w:rPr>
+              <w:t>DistanceCategory</w:t>
+            </w:r>
+            <w:proofErr w:type="spellEnd"/>
+            <w:r>
+              <w:rPr>
+                <w:rFonts w:ascii="Arial" w:eastAsia="Arial" w:hAnsi="Arial"/>
+                <w:sz w:val="16"/>
+              </w:rPr>
+              <w:t xml:space="preserve"> are separated into lookup dimensions and referenced by </w:t>
+            </w:r>
+            <w:proofErr w:type="spellStart"/>
+            <w:r>
+              <w:rPr>
+                <w:rFonts w:ascii="Arial" w:eastAsia="Arial" w:hAnsi="Arial"/>
+                <w:sz w:val="16"/>
+              </w:rPr>
+              <w:t>DimTravel</w:t>
+            </w:r>
+            <w:proofErr w:type="spellEnd"/>
+            <w:r>
+              <w:rPr>
+                <w:rFonts w:ascii="Arial" w:eastAsia="Arial" w:hAnsi="Arial"/>
+                <w:sz w:val="16"/>
+              </w:rPr>
+              <w:t>. This normalizes repeated travel descriptions.</w:t>
+            </w:r>
+          </w:p>
+        </w:tc>
+      </w:tr>
+      <w:tr>
+        <w:trPr>
+          <w:jc w:val="center"/>
+        </w:trPr>
+        <w:tc>
+          <w:tcPr>
+            <w:tcW w:w="5328" w:type="dxa"/>
+          </w:tcPr>
+          <w:p>
+            <w:r>
+              <w:rPr>
+                <w:rFonts w:ascii="Arial" w:eastAsia="Arial" w:hAnsi="Arial"/>
+                <w:sz w:val="16"/>
+              </w:rPr>
+              <w:t xml:space="preserve">4. Normalize </w:t>
+            </w:r>
+            <w:proofErr w:type="spellStart"/>
+            <w:r>
+              <w:rPr>
+                <w:rFonts w:ascii="Arial" w:eastAsia="Arial" w:hAnsi="Arial"/>
+                <w:sz w:val="16"/>
+              </w:rPr>
+              <w:t>DimBooking</w:t>
+            </w:r>
+            <w:proofErr w:type="spellEnd"/>
+          </w:p>
+        </w:tc>
+        <w:tc>
+          <w:tcPr>
+            <w:tcW w:w="5328" w:type="dxa"/>
+          </w:tcPr>
+          <w:p>
+            <w:proofErr w:type="spellStart"/>
+            <w:r>
+              <w:rPr>
+                <w:rFonts w:ascii="Arial" w:eastAsia="Arial" w:hAnsi="Arial"/>
+                <w:sz w:val="16"/>
+              </w:rPr>
+              <w:t>BookingChannel</w:t>
+            </w:r>
+            <w:proofErr w:type="spellEnd"/>
+            <w:r>
+              <w:rPr>
+                <w:rFonts w:ascii="Arial" w:eastAsia="Arial" w:hAnsi="Arial"/>
+                <w:sz w:val="16"/>
+              </w:rPr>
+              <w:t xml:space="preserve">, </w:t>
+            </w:r>
+            <w:proofErr w:type="spellStart"/>
+            <w:r>
+              <w:rPr>
+                <w:rFonts w:ascii="Arial" w:eastAsia="Arial" w:hAnsi="Arial"/>
+                <w:sz w:val="16"/>
+              </w:rPr>
+              <w:t>PaymentMethod</w:t>
+            </w:r>
+            <w:proofErr w:type="spellEnd"/>
+            <w:r>
+              <w:rPr>
+                <w:rFonts w:ascii="Arial" w:eastAsia="Arial" w:hAnsi="Arial"/>
+                <w:sz w:val="16"/>
+              </w:rPr>
+              <w:t xml:space="preserve">, and </w:t>
+            </w:r>
+            <w:proofErr w:type="spellStart"/>
+            <w:r>
+              <w:rPr>
+                <w:rFonts w:ascii="Arial" w:eastAsia="Arial" w:hAnsi="Arial"/>
+                <w:sz w:val="16"/>
+              </w:rPr>
+              <w:t>TravelInsurance</w:t>
+            </w:r>
+            <w:proofErr w:type="spellEnd"/>
+            <w:r>
+              <w:rPr>
+                <w:rFonts w:ascii="Arial" w:eastAsia="Arial" w:hAnsi="Arial"/>
+                <w:sz w:val="16"/>
+              </w:rPr>
+              <w:t xml:space="preserve"> are separated into lookup dimensions and referenced by </w:t>
+            </w:r>
+            <w:proofErr w:type="spellStart"/>
+            <w:r>
+              <w:rPr>
+                <w:rFonts w:ascii="Arial" w:eastAsia="Arial" w:hAnsi="Arial"/>
+                <w:sz w:val="16"/>
+              </w:rPr>
+              <w:t>DimBooking</w:t>
+            </w:r>
+            <w:proofErr w:type="spellEnd"/>
+            <w:r>
+              <w:rPr>
+                <w:rFonts w:ascii="Arial" w:eastAsia="Arial" w:hAnsi="Arial"/>
+                <w:sz w:val="16"/>
+              </w:rPr>
+              <w:t>. This normalizes repeated booking characteristics.</w:t>
+            </w:r>
+          </w:p>
+        </w:tc>
+      </w:tr>
+      <w:tr>
+        <w:trPr>
+          <w:jc w:val="center"/>
+        </w:trPr>
+        <w:tc>
+          <w:tcPr>
+            <w:tcW w:w="5328" w:type="dxa"/>
+          </w:tcPr>
+          <w:p>
+            <w:r>
+              <w:rPr>
+                <w:rFonts w:ascii="Arial" w:eastAsia="Arial" w:hAnsi="Arial"/>
+                <w:sz w:val="16"/>
+              </w:rPr>
+              <w:t>5. Preserve fact grain</w:t>
+            </w:r>
+          </w:p>
+        </w:tc>
+        <w:tc>
+          <w:tcPr>
+            <w:tcW w:w="5328" w:type="dxa"/>
+          </w:tcPr>
+          <w:p>
+            <w:r>
+              <w:rPr>
+                <w:rFonts w:ascii="Arial" w:eastAsia="Arial" w:hAnsi="Arial"/>
+                <w:sz w:val="16"/>
+              </w:rPr>
+              <w:t>The fact tables keep the same atomic grain. Only descriptive dimension structures are normalized. Numeric measurements remain in the fact tables.</w:t>
+            </w:r>
+          </w:p>
+        </w:tc>
+      </w:tr>
+    </w:tbl>
+    <w:p>
+      <w:pPr>
+        <w:spacing w:after="80"/>
+        <w:jc w:val="both"/>
+        <w:rPr>
+          <w:sz w:val="28"/>
+          <w:szCs w:val="28"/>
+        </w:rPr>
+      </w:pPr>
+    </w:p>
+    <w:p>
+      <w:pPr>
+        <w:spacing w:after="80"/>
+        <w:jc w:val="both"/>
+        <w:rPr>
+          <w:sz w:val="28"/>
+          <w:szCs w:val="28"/>
+        </w:rPr>
+      </w:pPr>
+    </w:p>
+    <w:p>
+      <w:pPr>
+        <w:pStyle w:val="Heading3"/>
+        <w:spacing w:after="80"/>
+      </w:pPr>
+      <w:proofErr w:type="spellStart"/>
       <w:r>
         <w:rPr>
           <w:rFonts w:ascii="Arial" w:eastAsia="Arial" w:hAnsi="Arial"/>
         </w:rPr>
         <w:t>DimCustomer</w:t>
       </w:r>
+      <w:proofErr w:type="spellEnd"/>
     </w:p>
     <w:p>
       <w:pPr>
@@ -2422,7 +4394,21 @@
         <w:rPr>
           <w:rFonts w:ascii="Arial" w:eastAsia="Arial" w:hAnsi="Arial"/>
         </w:rPr>
-        <w:t>Stores descriptive customer data integrated from both source systems. CustomerID is the shared business key between Customer Satisfaction and Booking/Sales sources.</w:t>
+        <w:t xml:space="preserve">Stores descriptive customer data integrated from both source systems. </w:t>
+      </w:r>
+      <w:proofErr w:type="spellStart"/>
+      <w:r>
+        <w:rPr>
+          <w:rFonts w:ascii="Arial" w:eastAsia="Arial" w:hAnsi="Arial"/>
+        </w:rPr>
+        <w:t>CustomerID</w:t>
+      </w:r>
+      <w:proofErr w:type="spellEnd"/>
+      <w:r>
+        <w:rPr>
+          <w:rFonts w:ascii="Arial" w:eastAsia="Arial" w:hAnsi="Arial"/>
+        </w:rPr>
+        <w:t xml:space="preserve"> is the shared business key between Customer Satisfaction and Booking/Sales sources.</w:t>
       </w:r>
     </w:p>
     <w:tbl>
@@ -2516,6 +4502,7 @@
             <w:tcW w:w="2664" w:type="dxa"/>
           </w:tcPr>
           <w:p>
+            <w:proofErr w:type="spellStart"/>
             <w:r>
               <w:rPr>
                 <w:rFonts w:ascii="Arial" w:eastAsia="Arial" w:hAnsi="Arial"/>
@@ -2523,6 +4510,7 @@
               </w:rPr>
               <w:t>CustomerKey</w:t>
             </w:r>
+            <w:proofErr w:type="spellEnd"/>
           </w:p>
         </w:tc>
         <w:tc>
@@ -2577,6 +4565,7 @@
             <w:tcW w:w="2664" w:type="dxa"/>
           </w:tcPr>
           <w:p>
+            <w:proofErr w:type="spellStart"/>
             <w:r>
               <w:rPr>
                 <w:rFonts w:ascii="Arial" w:eastAsia="Arial" w:hAnsi="Arial"/>
@@ -2584,6 +4573,7 @@
               </w:rPr>
               <w:t>CustomerID</w:t>
             </w:r>
+            <w:proofErr w:type="spellEnd"/>
           </w:p>
         </w:tc>
         <w:tc>
@@ -2666,12 +4656,21 @@
             <w:tcW w:w="2664" w:type="dxa"/>
           </w:tcPr>
           <w:p>
-            <w:r>
-              <w:rPr>
-                <w:rFonts w:ascii="Arial" w:eastAsia="Arial" w:hAnsi="Arial"/>
-                <w:sz w:val="16"/>
-              </w:rPr>
-              <w:t>VARCHAR(20)</w:t>
+            <w:proofErr w:type="gramStart"/>
+            <w:r>
+              <w:rPr>
+                <w:rFonts w:ascii="Arial" w:eastAsia="Arial" w:hAnsi="Arial"/>
+                <w:sz w:val="16"/>
+              </w:rPr>
+              <w:t>VARCHAR(</w:t>
+            </w:r>
+            <w:proofErr w:type="gramEnd"/>
+            <w:r>
+              <w:rPr>
+                <w:rFonts w:ascii="Arial" w:eastAsia="Arial" w:hAnsi="Arial"/>
+                <w:sz w:val="16"/>
+              </w:rPr>
+              <w:t>20)</w:t>
             </w:r>
           </w:p>
         </w:tc>
@@ -2760,6 +4759,7 @@
             <w:tcW w:w="2664" w:type="dxa"/>
           </w:tcPr>
           <w:p>
+            <w:proofErr w:type="spellStart"/>
             <w:r>
               <w:rPr>
                 <w:rFonts w:ascii="Arial" w:eastAsia="Arial" w:hAnsi="Arial"/>
@@ -2767,6 +4767,7 @@
               </w:rPr>
               <w:t>CustomerType</w:t>
             </w:r>
+            <w:proofErr w:type="spellEnd"/>
           </w:p>
         </w:tc>
         <w:tc>
@@ -2788,12 +4789,21 @@
             <w:tcW w:w="2664" w:type="dxa"/>
           </w:tcPr>
           <w:p>
-            <w:r>
-              <w:rPr>
-                <w:rFonts w:ascii="Arial" w:eastAsia="Arial" w:hAnsi="Arial"/>
-                <w:sz w:val="16"/>
-              </w:rPr>
-              <w:t>VARCHAR(50)</w:t>
+            <w:proofErr w:type="gramStart"/>
+            <w:r>
+              <w:rPr>
+                <w:rFonts w:ascii="Arial" w:eastAsia="Arial" w:hAnsi="Arial"/>
+                <w:sz w:val="16"/>
+              </w:rPr>
+              <w:t>VARCHAR(</w:t>
+            </w:r>
+            <w:proofErr w:type="gramEnd"/>
+            <w:r>
+              <w:rPr>
+                <w:rFonts w:ascii="Arial" w:eastAsia="Arial" w:hAnsi="Arial"/>
+                <w:sz w:val="16"/>
+              </w:rPr>
+              <w:t>50)</w:t>
             </w:r>
           </w:p>
         </w:tc>
@@ -2821,6 +4831,7 @@
             <w:tcW w:w="2664" w:type="dxa"/>
           </w:tcPr>
           <w:p>
+            <w:proofErr w:type="spellStart"/>
             <w:r>
               <w:rPr>
                 <w:rFonts w:ascii="Arial" w:eastAsia="Arial" w:hAnsi="Arial"/>
@@ -2828,6 +4839,7 @@
               </w:rPr>
               <w:t>AgeGroup</w:t>
             </w:r>
+            <w:proofErr w:type="spellEnd"/>
           </w:p>
         </w:tc>
         <w:tc>
@@ -2849,12 +4861,21 @@
             <w:tcW w:w="2664" w:type="dxa"/>
           </w:tcPr>
           <w:p>
-            <w:r>
-              <w:rPr>
-                <w:rFonts w:ascii="Arial" w:eastAsia="Arial" w:hAnsi="Arial"/>
-                <w:sz w:val="16"/>
-              </w:rPr>
-              <w:t>VARCHAR(30)</w:t>
+            <w:proofErr w:type="gramStart"/>
+            <w:r>
+              <w:rPr>
+                <w:rFonts w:ascii="Arial" w:eastAsia="Arial" w:hAnsi="Arial"/>
+                <w:sz w:val="16"/>
+              </w:rPr>
+              <w:t>VARCHAR(</w:t>
+            </w:r>
+            <w:proofErr w:type="gramEnd"/>
+            <w:r>
+              <w:rPr>
+                <w:rFonts w:ascii="Arial" w:eastAsia="Arial" w:hAnsi="Arial"/>
+                <w:sz w:val="16"/>
+              </w:rPr>
+              <w:t>30)</w:t>
             </w:r>
           </w:p>
         </w:tc>
@@ -2879,12 +4900,15 @@
         <w:pStyle w:val="Heading3"/>
         <w:spacing w:after="80"/>
       </w:pPr>
+      <w:proofErr w:type="spellStart"/>
       <w:r>
         <w:rPr>
           <w:rFonts w:ascii="Arial" w:eastAsia="Arial" w:hAnsi="Arial"/>
         </w:rPr>
+        <w:lastRenderedPageBreak/>
         <w:t>DimDate</w:t>
       </w:r>
+      <w:proofErr w:type="spellEnd"/>
     </w:p>
     <w:p>
       <w:pPr>
@@ -2988,6 +5012,7 @@
             <w:tcW w:w="2664" w:type="dxa"/>
           </w:tcPr>
           <w:p>
+            <w:proofErr w:type="spellStart"/>
             <w:r>
               <w:rPr>
                 <w:rFonts w:ascii="Arial" w:eastAsia="Arial" w:hAnsi="Arial"/>
@@ -2995,6 +5020,7 @@
               </w:rPr>
               <w:t>DateKey</w:t>
             </w:r>
+            <w:proofErr w:type="spellEnd"/>
           </w:p>
         </w:tc>
         <w:tc>
@@ -3049,6 +5075,7 @@
             <w:tcW w:w="2664" w:type="dxa"/>
           </w:tcPr>
           <w:p>
+            <w:proofErr w:type="spellStart"/>
             <w:r>
               <w:rPr>
                 <w:rFonts w:ascii="Arial" w:eastAsia="Arial" w:hAnsi="Arial"/>
@@ -3056,6 +5083,7 @@
               </w:rPr>
               <w:t>FullDate</w:t>
             </w:r>
+            <w:proofErr w:type="spellEnd"/>
           </w:p>
         </w:tc>
         <w:tc>
@@ -3232,6 +5260,7 @@
             <w:tcW w:w="2664" w:type="dxa"/>
           </w:tcPr>
           <w:p>
+            <w:proofErr w:type="spellStart"/>
             <w:r>
               <w:rPr>
                 <w:rFonts w:ascii="Arial" w:eastAsia="Arial" w:hAnsi="Arial"/>
@@ -3239,6 +5268,7 @@
               </w:rPr>
               <w:t>MonthName</w:t>
             </w:r>
+            <w:proofErr w:type="spellEnd"/>
           </w:p>
         </w:tc>
         <w:tc>
@@ -3260,12 +5290,21 @@
             <w:tcW w:w="2664" w:type="dxa"/>
           </w:tcPr>
           <w:p>
-            <w:r>
-              <w:rPr>
-                <w:rFonts w:ascii="Arial" w:eastAsia="Arial" w:hAnsi="Arial"/>
-                <w:sz w:val="16"/>
-              </w:rPr>
-              <w:t>VARCHAR(20)</w:t>
+            <w:proofErr w:type="gramStart"/>
+            <w:r>
+              <w:rPr>
+                <w:rFonts w:ascii="Arial" w:eastAsia="Arial" w:hAnsi="Arial"/>
+                <w:sz w:val="16"/>
+              </w:rPr>
+              <w:t>VARCHAR(</w:t>
+            </w:r>
+            <w:proofErr w:type="gramEnd"/>
+            <w:r>
+              <w:rPr>
+                <w:rFonts w:ascii="Arial" w:eastAsia="Arial" w:hAnsi="Arial"/>
+                <w:sz w:val="16"/>
+              </w:rPr>
+              <w:t>20)</w:t>
             </w:r>
           </w:p>
         </w:tc>
@@ -3476,6 +5515,7 @@
             <w:tcW w:w="2664" w:type="dxa"/>
           </w:tcPr>
           <w:p>
+            <w:proofErr w:type="spellStart"/>
             <w:r>
               <w:rPr>
                 <w:rFonts w:ascii="Arial" w:eastAsia="Arial" w:hAnsi="Arial"/>
@@ -3483,6 +5523,7 @@
               </w:rPr>
               <w:t>DayOfWeek</w:t>
             </w:r>
+            <w:proofErr w:type="spellEnd"/>
           </w:p>
         </w:tc>
         <w:tc>
@@ -3504,12 +5545,21 @@
             <w:tcW w:w="2664" w:type="dxa"/>
           </w:tcPr>
           <w:p>
-            <w:r>
-              <w:rPr>
-                <w:rFonts w:ascii="Arial" w:eastAsia="Arial" w:hAnsi="Arial"/>
-                <w:sz w:val="16"/>
-              </w:rPr>
-              <w:t>VARCHAR(20)</w:t>
+            <w:proofErr w:type="gramStart"/>
+            <w:r>
+              <w:rPr>
+                <w:rFonts w:ascii="Arial" w:eastAsia="Arial" w:hAnsi="Arial"/>
+                <w:sz w:val="16"/>
+              </w:rPr>
+              <w:t>VARCHAR(</w:t>
+            </w:r>
+            <w:proofErr w:type="gramEnd"/>
+            <w:r>
+              <w:rPr>
+                <w:rFonts w:ascii="Arial" w:eastAsia="Arial" w:hAnsi="Arial"/>
+                <w:sz w:val="16"/>
+              </w:rPr>
+              <w:t>20)</w:t>
             </w:r>
           </w:p>
         </w:tc>
@@ -3534,12 +5584,14 @@
         <w:pStyle w:val="Heading3"/>
         <w:spacing w:after="80"/>
       </w:pPr>
+      <w:proofErr w:type="spellStart"/>
       <w:r>
         <w:rPr>
           <w:rFonts w:ascii="Arial" w:eastAsia="Arial" w:hAnsi="Arial"/>
         </w:rPr>
         <w:t>DimTravel</w:t>
       </w:r>
+      <w:proofErr w:type="spellEnd"/>
     </w:p>
     <w:p>
       <w:pPr>
@@ -3643,14 +5695,15 @@
             <w:tcW w:w="2664" w:type="dxa"/>
           </w:tcPr>
           <w:p>
-            <w:r>
-              <w:rPr>
-                <w:rFonts w:ascii="Arial" w:eastAsia="Arial" w:hAnsi="Arial"/>
-                <w:sz w:val="16"/>
-              </w:rPr>
-              <w:lastRenderedPageBreak/>
+            <w:proofErr w:type="spellStart"/>
+            <w:r>
+              <w:rPr>
+                <w:rFonts w:ascii="Arial" w:eastAsia="Arial" w:hAnsi="Arial"/>
+                <w:sz w:val="16"/>
+              </w:rPr>
               <w:t>TravelKey</w:t>
             </w:r>
+            <w:proofErr w:type="spellEnd"/>
           </w:p>
         </w:tc>
         <w:tc>
@@ -3705,6 +5758,7 @@
             <w:tcW w:w="2664" w:type="dxa"/>
           </w:tcPr>
           <w:p>
+            <w:proofErr w:type="spellStart"/>
             <w:r>
               <w:rPr>
                 <w:rFonts w:ascii="Arial" w:eastAsia="Arial" w:hAnsi="Arial"/>
@@ -3712,6 +5766,7 @@
               </w:rPr>
               <w:t>TravelType</w:t>
             </w:r>
+            <w:proofErr w:type="spellEnd"/>
           </w:p>
         </w:tc>
         <w:tc>
@@ -3733,12 +5788,21 @@
             <w:tcW w:w="2664" w:type="dxa"/>
           </w:tcPr>
           <w:p>
-            <w:r>
-              <w:rPr>
-                <w:rFonts w:ascii="Arial" w:eastAsia="Arial" w:hAnsi="Arial"/>
-                <w:sz w:val="16"/>
-              </w:rPr>
-              <w:t>VARCHAR(50)</w:t>
+            <w:proofErr w:type="gramStart"/>
+            <w:r>
+              <w:rPr>
+                <w:rFonts w:ascii="Arial" w:eastAsia="Arial" w:hAnsi="Arial"/>
+                <w:sz w:val="16"/>
+              </w:rPr>
+              <w:t>VARCHAR(</w:t>
+            </w:r>
+            <w:proofErr w:type="gramEnd"/>
+            <w:r>
+              <w:rPr>
+                <w:rFonts w:ascii="Arial" w:eastAsia="Arial" w:hAnsi="Arial"/>
+                <w:sz w:val="16"/>
+              </w:rPr>
+              <w:t>50)</w:t>
             </w:r>
           </w:p>
         </w:tc>
@@ -3766,6 +5830,7 @@
             <w:tcW w:w="2664" w:type="dxa"/>
           </w:tcPr>
           <w:p>
+            <w:proofErr w:type="spellStart"/>
             <w:r>
               <w:rPr>
                 <w:rFonts w:ascii="Arial" w:eastAsia="Arial" w:hAnsi="Arial"/>
@@ -3773,6 +5838,7 @@
               </w:rPr>
               <w:t>TravelClass</w:t>
             </w:r>
+            <w:proofErr w:type="spellEnd"/>
           </w:p>
         </w:tc>
         <w:tc>
@@ -3794,12 +5860,21 @@
             <w:tcW w:w="2664" w:type="dxa"/>
           </w:tcPr>
           <w:p>
-            <w:r>
-              <w:rPr>
-                <w:rFonts w:ascii="Arial" w:eastAsia="Arial" w:hAnsi="Arial"/>
-                <w:sz w:val="16"/>
-              </w:rPr>
-              <w:t>VARCHAR(30)</w:t>
+            <w:proofErr w:type="gramStart"/>
+            <w:r>
+              <w:rPr>
+                <w:rFonts w:ascii="Arial" w:eastAsia="Arial" w:hAnsi="Arial"/>
+                <w:sz w:val="16"/>
+              </w:rPr>
+              <w:t>VARCHAR(</w:t>
+            </w:r>
+            <w:proofErr w:type="gramEnd"/>
+            <w:r>
+              <w:rPr>
+                <w:rFonts w:ascii="Arial" w:eastAsia="Arial" w:hAnsi="Arial"/>
+                <w:sz w:val="16"/>
+              </w:rPr>
+              <w:t>30)</w:t>
             </w:r>
           </w:p>
         </w:tc>
@@ -3827,6 +5902,7 @@
             <w:tcW w:w="2664" w:type="dxa"/>
           </w:tcPr>
           <w:p>
+            <w:proofErr w:type="spellStart"/>
             <w:r>
               <w:rPr>
                 <w:rFonts w:ascii="Arial" w:eastAsia="Arial" w:hAnsi="Arial"/>
@@ -3834,6 +5910,7 @@
               </w:rPr>
               <w:t>FlightDistance</w:t>
             </w:r>
+            <w:proofErr w:type="spellEnd"/>
           </w:p>
         </w:tc>
         <w:tc>
@@ -3888,6 +5965,7 @@
             <w:tcW w:w="2664" w:type="dxa"/>
           </w:tcPr>
           <w:p>
+            <w:proofErr w:type="spellStart"/>
             <w:r>
               <w:rPr>
                 <w:rFonts w:ascii="Arial" w:eastAsia="Arial" w:hAnsi="Arial"/>
@@ -3895,6 +5973,7 @@
               </w:rPr>
               <w:t>DistanceCategory</w:t>
             </w:r>
+            <w:proofErr w:type="spellEnd"/>
           </w:p>
         </w:tc>
         <w:tc>
@@ -3916,12 +5995,21 @@
             <w:tcW w:w="2664" w:type="dxa"/>
           </w:tcPr>
           <w:p>
-            <w:r>
-              <w:rPr>
-                <w:rFonts w:ascii="Arial" w:eastAsia="Arial" w:hAnsi="Arial"/>
-                <w:sz w:val="16"/>
-              </w:rPr>
-              <w:t>VARCHAR(30)</w:t>
+            <w:proofErr w:type="gramStart"/>
+            <w:r>
+              <w:rPr>
+                <w:rFonts w:ascii="Arial" w:eastAsia="Arial" w:hAnsi="Arial"/>
+                <w:sz w:val="16"/>
+              </w:rPr>
+              <w:t>VARCHAR(</w:t>
+            </w:r>
+            <w:proofErr w:type="gramEnd"/>
+            <w:r>
+              <w:rPr>
+                <w:rFonts w:ascii="Arial" w:eastAsia="Arial" w:hAnsi="Arial"/>
+                <w:sz w:val="16"/>
+              </w:rPr>
+              <w:t>30)</w:t>
             </w:r>
           </w:p>
         </w:tc>
@@ -3946,12 +6034,14 @@
         <w:pStyle w:val="Heading3"/>
         <w:spacing w:after="80"/>
       </w:pPr>
+      <w:proofErr w:type="spellStart"/>
       <w:r>
         <w:rPr>
           <w:rFonts w:ascii="Arial" w:eastAsia="Arial" w:hAnsi="Arial"/>
         </w:rPr>
         <w:t>DimBooking</w:t>
       </w:r>
+      <w:proofErr w:type="spellEnd"/>
     </w:p>
     <w:p>
       <w:pPr>
@@ -4055,6 +6145,7 @@
             <w:tcW w:w="2664" w:type="dxa"/>
           </w:tcPr>
           <w:p>
+            <w:proofErr w:type="spellStart"/>
             <w:r>
               <w:rPr>
                 <w:rFonts w:ascii="Arial" w:eastAsia="Arial" w:hAnsi="Arial"/>
@@ -4062,6 +6153,7 @@
               </w:rPr>
               <w:t>BookingKey</w:t>
             </w:r>
+            <w:proofErr w:type="spellEnd"/>
           </w:p>
         </w:tc>
         <w:tc>
@@ -4116,6 +6208,7 @@
             <w:tcW w:w="2664" w:type="dxa"/>
           </w:tcPr>
           <w:p>
+            <w:proofErr w:type="spellStart"/>
             <w:r>
               <w:rPr>
                 <w:rFonts w:ascii="Arial" w:eastAsia="Arial" w:hAnsi="Arial"/>
@@ -4123,6 +6216,7 @@
               </w:rPr>
               <w:t>BookingID</w:t>
             </w:r>
+            <w:proofErr w:type="spellEnd"/>
           </w:p>
         </w:tc>
         <w:tc>
@@ -4144,12 +6238,21 @@
             <w:tcW w:w="2664" w:type="dxa"/>
           </w:tcPr>
           <w:p>
-            <w:r>
-              <w:rPr>
-                <w:rFonts w:ascii="Arial" w:eastAsia="Arial" w:hAnsi="Arial"/>
-                <w:sz w:val="16"/>
-              </w:rPr>
-              <w:t>VARCHAR(30)</w:t>
+            <w:proofErr w:type="gramStart"/>
+            <w:r>
+              <w:rPr>
+                <w:rFonts w:ascii="Arial" w:eastAsia="Arial" w:hAnsi="Arial"/>
+                <w:sz w:val="16"/>
+              </w:rPr>
+              <w:t>VARCHAR(</w:t>
+            </w:r>
+            <w:proofErr w:type="gramEnd"/>
+            <w:r>
+              <w:rPr>
+                <w:rFonts w:ascii="Arial" w:eastAsia="Arial" w:hAnsi="Arial"/>
+                <w:sz w:val="16"/>
+              </w:rPr>
+              <w:t>30)</w:t>
             </w:r>
           </w:p>
         </w:tc>
@@ -4177,6 +6280,7 @@
             <w:tcW w:w="2664" w:type="dxa"/>
           </w:tcPr>
           <w:p>
+            <w:proofErr w:type="spellStart"/>
             <w:r>
               <w:rPr>
                 <w:rFonts w:ascii="Arial" w:eastAsia="Arial" w:hAnsi="Arial"/>
@@ -4184,6 +6288,7 @@
               </w:rPr>
               <w:t>BookingChannel</w:t>
             </w:r>
+            <w:proofErr w:type="spellEnd"/>
           </w:p>
         </w:tc>
         <w:tc>
@@ -4205,12 +6310,21 @@
             <w:tcW w:w="2664" w:type="dxa"/>
           </w:tcPr>
           <w:p>
-            <w:r>
-              <w:rPr>
-                <w:rFonts w:ascii="Arial" w:eastAsia="Arial" w:hAnsi="Arial"/>
-                <w:sz w:val="16"/>
-              </w:rPr>
-              <w:t>VARCHAR(30)</w:t>
+            <w:proofErr w:type="gramStart"/>
+            <w:r>
+              <w:rPr>
+                <w:rFonts w:ascii="Arial" w:eastAsia="Arial" w:hAnsi="Arial"/>
+                <w:sz w:val="16"/>
+              </w:rPr>
+              <w:t>VARCHAR(</w:t>
+            </w:r>
+            <w:proofErr w:type="gramEnd"/>
+            <w:r>
+              <w:rPr>
+                <w:rFonts w:ascii="Arial" w:eastAsia="Arial" w:hAnsi="Arial"/>
+                <w:sz w:val="16"/>
+              </w:rPr>
+              <w:t>30)</w:t>
             </w:r>
           </w:p>
         </w:tc>
@@ -4238,6 +6352,7 @@
             <w:tcW w:w="2664" w:type="dxa"/>
           </w:tcPr>
           <w:p>
+            <w:proofErr w:type="spellStart"/>
             <w:r>
               <w:rPr>
                 <w:rFonts w:ascii="Arial" w:eastAsia="Arial" w:hAnsi="Arial"/>
@@ -4245,6 +6360,7 @@
               </w:rPr>
               <w:t>PaymentMethod</w:t>
             </w:r>
+            <w:proofErr w:type="spellEnd"/>
           </w:p>
         </w:tc>
         <w:tc>
@@ -4266,12 +6382,21 @@
             <w:tcW w:w="2664" w:type="dxa"/>
           </w:tcPr>
           <w:p>
-            <w:r>
-              <w:rPr>
-                <w:rFonts w:ascii="Arial" w:eastAsia="Arial" w:hAnsi="Arial"/>
-                <w:sz w:val="16"/>
-              </w:rPr>
-              <w:t>VARCHAR(30)</w:t>
+            <w:proofErr w:type="gramStart"/>
+            <w:r>
+              <w:rPr>
+                <w:rFonts w:ascii="Arial" w:eastAsia="Arial" w:hAnsi="Arial"/>
+                <w:sz w:val="16"/>
+              </w:rPr>
+              <w:t>VARCHAR(</w:t>
+            </w:r>
+            <w:proofErr w:type="gramEnd"/>
+            <w:r>
+              <w:rPr>
+                <w:rFonts w:ascii="Arial" w:eastAsia="Arial" w:hAnsi="Arial"/>
+                <w:sz w:val="16"/>
+              </w:rPr>
+              <w:t>30)</w:t>
             </w:r>
           </w:p>
         </w:tc>
@@ -4299,6 +6424,7 @@
             <w:tcW w:w="2664" w:type="dxa"/>
           </w:tcPr>
           <w:p>
+            <w:proofErr w:type="spellStart"/>
             <w:r>
               <w:rPr>
                 <w:rFonts w:ascii="Arial" w:eastAsia="Arial" w:hAnsi="Arial"/>
@@ -4306,6 +6432,7 @@
               </w:rPr>
               <w:t>TravelInsurance</w:t>
             </w:r>
+            <w:proofErr w:type="spellEnd"/>
           </w:p>
         </w:tc>
         <w:tc>
@@ -4327,12 +6454,21 @@
             <w:tcW w:w="2664" w:type="dxa"/>
           </w:tcPr>
           <w:p>
-            <w:r>
-              <w:rPr>
-                <w:rFonts w:ascii="Arial" w:eastAsia="Arial" w:hAnsi="Arial"/>
-                <w:sz w:val="16"/>
-              </w:rPr>
-              <w:t>VARCHAR(10)</w:t>
+            <w:proofErr w:type="gramStart"/>
+            <w:r>
+              <w:rPr>
+                <w:rFonts w:ascii="Arial" w:eastAsia="Arial" w:hAnsi="Arial"/>
+                <w:sz w:val="16"/>
+              </w:rPr>
+              <w:t>VARCHAR(</w:t>
+            </w:r>
+            <w:proofErr w:type="gramEnd"/>
+            <w:r>
+              <w:rPr>
+                <w:rFonts w:ascii="Arial" w:eastAsia="Arial" w:hAnsi="Arial"/>
+                <w:sz w:val="16"/>
+              </w:rPr>
+              <w:t>10)</w:t>
             </w:r>
           </w:p>
         </w:tc>
@@ -4357,12 +6493,14 @@
         <w:pStyle w:val="Heading3"/>
         <w:spacing w:after="80"/>
       </w:pPr>
+      <w:proofErr w:type="spellStart"/>
       <w:r>
         <w:rPr>
           <w:rFonts w:ascii="Arial" w:eastAsia="Arial" w:hAnsi="Arial"/>
         </w:rPr>
         <w:t>DimLoyalty</w:t>
       </w:r>
+      <w:proofErr w:type="spellEnd"/>
     </w:p>
     <w:p>
       <w:pPr>
@@ -4466,6 +6604,7 @@
             <w:tcW w:w="2664" w:type="dxa"/>
           </w:tcPr>
           <w:p>
+            <w:proofErr w:type="spellStart"/>
             <w:r>
               <w:rPr>
                 <w:rFonts w:ascii="Arial" w:eastAsia="Arial" w:hAnsi="Arial"/>
@@ -4473,6 +6612,7 @@
               </w:rPr>
               <w:t>LoyaltyKey</w:t>
             </w:r>
+            <w:proofErr w:type="spellEnd"/>
           </w:p>
         </w:tc>
         <w:tc>
@@ -4527,6 +6667,7 @@
             <w:tcW w:w="2664" w:type="dxa"/>
           </w:tcPr>
           <w:p>
+            <w:proofErr w:type="spellStart"/>
             <w:r>
               <w:rPr>
                 <w:rFonts w:ascii="Arial" w:eastAsia="Arial" w:hAnsi="Arial"/>
@@ -4534,6 +6675,7 @@
               </w:rPr>
               <w:t>LoyaltyLevel</w:t>
             </w:r>
+            <w:proofErr w:type="spellEnd"/>
           </w:p>
         </w:tc>
         <w:tc>
@@ -4555,12 +6697,21 @@
             <w:tcW w:w="2664" w:type="dxa"/>
           </w:tcPr>
           <w:p>
-            <w:r>
-              <w:rPr>
-                <w:rFonts w:ascii="Arial" w:eastAsia="Arial" w:hAnsi="Arial"/>
-                <w:sz w:val="16"/>
-              </w:rPr>
-              <w:t>VARCHAR(30)</w:t>
+            <w:proofErr w:type="gramStart"/>
+            <w:r>
+              <w:rPr>
+                <w:rFonts w:ascii="Arial" w:eastAsia="Arial" w:hAnsi="Arial"/>
+                <w:sz w:val="16"/>
+              </w:rPr>
+              <w:t>VARCHAR(</w:t>
+            </w:r>
+            <w:proofErr w:type="gramEnd"/>
+            <w:r>
+              <w:rPr>
+                <w:rFonts w:ascii="Arial" w:eastAsia="Arial" w:hAnsi="Arial"/>
+                <w:sz w:val="16"/>
+              </w:rPr>
+              <w:t>30)</w:t>
             </w:r>
           </w:p>
         </w:tc>
@@ -4588,6 +6739,7 @@
             <w:tcW w:w="2664" w:type="dxa"/>
           </w:tcPr>
           <w:p>
+            <w:proofErr w:type="spellStart"/>
             <w:r>
               <w:rPr>
                 <w:rFonts w:ascii="Arial" w:eastAsia="Arial" w:hAnsi="Arial"/>
@@ -4595,6 +6747,7 @@
               </w:rPr>
               <w:t>LoyaltyRank</w:t>
             </w:r>
+            <w:proofErr w:type="spellEnd"/>
           </w:p>
         </w:tc>
         <w:tc>
@@ -4649,6 +6802,7 @@
             <w:tcW w:w="2664" w:type="dxa"/>
           </w:tcPr>
           <w:p>
+            <w:proofErr w:type="spellStart"/>
             <w:r>
               <w:rPr>
                 <w:rFonts w:ascii="Arial" w:eastAsia="Arial" w:hAnsi="Arial"/>
@@ -4656,6 +6810,7 @@
               </w:rPr>
               <w:t>PriorityServiceFlag</w:t>
             </w:r>
+            <w:proofErr w:type="spellEnd"/>
           </w:p>
         </w:tc>
         <w:tc>
@@ -4707,12 +6862,15 @@
         <w:pStyle w:val="Heading3"/>
         <w:spacing w:after="80"/>
       </w:pPr>
+      <w:proofErr w:type="spellStart"/>
       <w:r>
         <w:rPr>
           <w:rFonts w:ascii="Arial" w:eastAsia="Arial" w:hAnsi="Arial"/>
         </w:rPr>
+        <w:lastRenderedPageBreak/>
         <w:t>DimSatisfaction</w:t>
       </w:r>
+      <w:proofErr w:type="spellEnd"/>
     </w:p>
     <w:p>
       <w:pPr>
@@ -4722,7 +6880,21 @@
         <w:rPr>
           <w:rFonts w:ascii="Arial" w:eastAsia="Arial" w:hAnsi="Arial"/>
         </w:rPr>
-        <w:t>Stores descriptive satisfaction status. Detailed ratings are facts in FactCustomerSatisfaction, not dimension attributes.</w:t>
+        <w:t xml:space="preserve">Stores descriptive satisfaction status. Detailed ratings are facts in </w:t>
+      </w:r>
+      <w:proofErr w:type="spellStart"/>
+      <w:r>
+        <w:rPr>
+          <w:rFonts w:ascii="Arial" w:eastAsia="Arial" w:hAnsi="Arial"/>
+        </w:rPr>
+        <w:t>FactCustomerSatisfaction</w:t>
+      </w:r>
+      <w:proofErr w:type="spellEnd"/>
+      <w:r>
+        <w:rPr>
+          <w:rFonts w:ascii="Arial" w:eastAsia="Arial" w:hAnsi="Arial"/>
+        </w:rPr>
+        <w:t>, not dimension attributes.</w:t>
       </w:r>
     </w:p>
     <w:tbl>
@@ -4816,6 +6988,7 @@
             <w:tcW w:w="2664" w:type="dxa"/>
           </w:tcPr>
           <w:p>
+            <w:proofErr w:type="spellStart"/>
             <w:r>
               <w:rPr>
                 <w:rFonts w:ascii="Arial" w:eastAsia="Arial" w:hAnsi="Arial"/>
@@ -4823,6 +6996,7 @@
               </w:rPr>
               <w:t>SatisfactionKey</w:t>
             </w:r>
+            <w:proofErr w:type="spellEnd"/>
           </w:p>
         </w:tc>
         <w:tc>
@@ -4877,6 +7051,7 @@
             <w:tcW w:w="2664" w:type="dxa"/>
           </w:tcPr>
           <w:p>
+            <w:proofErr w:type="spellStart"/>
             <w:r>
               <w:rPr>
                 <w:rFonts w:ascii="Arial" w:eastAsia="Arial" w:hAnsi="Arial"/>
@@ -4884,6 +7059,7 @@
               </w:rPr>
               <w:t>SatisfactionStatus</w:t>
             </w:r>
+            <w:proofErr w:type="spellEnd"/>
           </w:p>
         </w:tc>
         <w:tc>
@@ -4905,12 +7081,21 @@
             <w:tcW w:w="2664" w:type="dxa"/>
           </w:tcPr>
           <w:p>
-            <w:r>
-              <w:rPr>
-                <w:rFonts w:ascii="Arial" w:eastAsia="Arial" w:hAnsi="Arial"/>
-                <w:sz w:val="16"/>
-              </w:rPr>
-              <w:t>VARCHAR(50)</w:t>
+            <w:proofErr w:type="gramStart"/>
+            <w:r>
+              <w:rPr>
+                <w:rFonts w:ascii="Arial" w:eastAsia="Arial" w:hAnsi="Arial"/>
+                <w:sz w:val="16"/>
+              </w:rPr>
+              <w:t>VARCHAR(</w:t>
+            </w:r>
+            <w:proofErr w:type="gramEnd"/>
+            <w:r>
+              <w:rPr>
+                <w:rFonts w:ascii="Arial" w:eastAsia="Arial" w:hAnsi="Arial"/>
+                <w:sz w:val="16"/>
+              </w:rPr>
+              <w:t>50)</w:t>
             </w:r>
           </w:p>
         </w:tc>
@@ -4935,12 +7120,14 @@
         <w:pStyle w:val="Heading3"/>
         <w:spacing w:after="80"/>
       </w:pPr>
+      <w:proofErr w:type="spellStart"/>
       <w:r>
         <w:rPr>
           <w:rFonts w:ascii="Arial" w:eastAsia="Arial" w:hAnsi="Arial"/>
         </w:rPr>
         <w:t>FactSales</w:t>
       </w:r>
+      <w:proofErr w:type="spellEnd"/>
     </w:p>
     <w:p>
       <w:pPr>
@@ -5044,6 +7231,7 @@
             <w:tcW w:w="2664" w:type="dxa"/>
           </w:tcPr>
           <w:p>
+            <w:proofErr w:type="spellStart"/>
             <w:r>
               <w:rPr>
                 <w:rFonts w:ascii="Arial" w:eastAsia="Arial" w:hAnsi="Arial"/>
@@ -5051,6 +7239,7 @@
               </w:rPr>
               <w:t>FactSalesKey</w:t>
             </w:r>
+            <w:proofErr w:type="spellEnd"/>
           </w:p>
         </w:tc>
         <w:tc>
@@ -5105,6 +7294,7 @@
             <w:tcW w:w="2664" w:type="dxa"/>
           </w:tcPr>
           <w:p>
+            <w:proofErr w:type="spellStart"/>
             <w:r>
               <w:rPr>
                 <w:rFonts w:ascii="Arial" w:eastAsia="Arial" w:hAnsi="Arial"/>
@@ -5112,6 +7302,7 @@
               </w:rPr>
               <w:t>CustomerKey</w:t>
             </w:r>
+            <w:proofErr w:type="spellEnd"/>
           </w:p>
         </w:tc>
         <w:tc>
@@ -5152,8 +7343,17 @@
                 <w:rFonts w:ascii="Arial" w:eastAsia="Arial" w:hAnsi="Arial"/>
                 <w:sz w:val="16"/>
               </w:rPr>
-              <w:t>FK to DimCustomer</w:t>
-            </w:r>
+              <w:t xml:space="preserve">FK to </w:t>
+            </w:r>
+            <w:proofErr w:type="spellStart"/>
+            <w:r>
+              <w:rPr>
+                <w:rFonts w:ascii="Arial" w:eastAsia="Arial" w:hAnsi="Arial"/>
+                <w:sz w:val="16"/>
+              </w:rPr>
+              <w:t>DimCustomer</w:t>
+            </w:r>
+            <w:proofErr w:type="spellEnd"/>
           </w:p>
         </w:tc>
       </w:tr>
@@ -5166,6 +7366,7 @@
             <w:tcW w:w="2664" w:type="dxa"/>
           </w:tcPr>
           <w:p>
+            <w:proofErr w:type="spellStart"/>
             <w:r>
               <w:rPr>
                 <w:rFonts w:ascii="Arial" w:eastAsia="Arial" w:hAnsi="Arial"/>
@@ -5173,6 +7374,7 @@
               </w:rPr>
               <w:t>DateKey</w:t>
             </w:r>
+            <w:proofErr w:type="spellEnd"/>
           </w:p>
         </w:tc>
         <w:tc>
@@ -5213,8 +7415,17 @@
                 <w:rFonts w:ascii="Arial" w:eastAsia="Arial" w:hAnsi="Arial"/>
                 <w:sz w:val="16"/>
               </w:rPr>
-              <w:t>FK to DimDate</w:t>
-            </w:r>
+              <w:t xml:space="preserve">FK to </w:t>
+            </w:r>
+            <w:proofErr w:type="spellStart"/>
+            <w:r>
+              <w:rPr>
+                <w:rFonts w:ascii="Arial" w:eastAsia="Arial" w:hAnsi="Arial"/>
+                <w:sz w:val="16"/>
+              </w:rPr>
+              <w:t>DimDate</w:t>
+            </w:r>
+            <w:proofErr w:type="spellEnd"/>
           </w:p>
         </w:tc>
       </w:tr>
@@ -5227,6 +7438,7 @@
             <w:tcW w:w="2664" w:type="dxa"/>
           </w:tcPr>
           <w:p>
+            <w:proofErr w:type="spellStart"/>
             <w:r>
               <w:rPr>
                 <w:rFonts w:ascii="Arial" w:eastAsia="Arial" w:hAnsi="Arial"/>
@@ -5234,6 +7446,7 @@
               </w:rPr>
               <w:t>TravelKey</w:t>
             </w:r>
+            <w:proofErr w:type="spellEnd"/>
           </w:p>
         </w:tc>
         <w:tc>
@@ -5274,8 +7487,17 @@
                 <w:rFonts w:ascii="Arial" w:eastAsia="Arial" w:hAnsi="Arial"/>
                 <w:sz w:val="16"/>
               </w:rPr>
-              <w:t>FK to DimTravel</w:t>
-            </w:r>
+              <w:t xml:space="preserve">FK to </w:t>
+            </w:r>
+            <w:proofErr w:type="spellStart"/>
+            <w:r>
+              <w:rPr>
+                <w:rFonts w:ascii="Arial" w:eastAsia="Arial" w:hAnsi="Arial"/>
+                <w:sz w:val="16"/>
+              </w:rPr>
+              <w:t>DimTravel</w:t>
+            </w:r>
+            <w:proofErr w:type="spellEnd"/>
           </w:p>
         </w:tc>
       </w:tr>
@@ -5288,6 +7510,7 @@
             <w:tcW w:w="2664" w:type="dxa"/>
           </w:tcPr>
           <w:p>
+            <w:proofErr w:type="spellStart"/>
             <w:r>
               <w:rPr>
                 <w:rFonts w:ascii="Arial" w:eastAsia="Arial" w:hAnsi="Arial"/>
@@ -5295,6 +7518,7 @@
               </w:rPr>
               <w:t>BookingKey</w:t>
             </w:r>
+            <w:proofErr w:type="spellEnd"/>
           </w:p>
         </w:tc>
         <w:tc>
@@ -5335,8 +7559,17 @@
                 <w:rFonts w:ascii="Arial" w:eastAsia="Arial" w:hAnsi="Arial"/>
                 <w:sz w:val="16"/>
               </w:rPr>
-              <w:t>FK to DimBooking</w:t>
-            </w:r>
+              <w:t xml:space="preserve">FK to </w:t>
+            </w:r>
+            <w:proofErr w:type="spellStart"/>
+            <w:r>
+              <w:rPr>
+                <w:rFonts w:ascii="Arial" w:eastAsia="Arial" w:hAnsi="Arial"/>
+                <w:sz w:val="16"/>
+              </w:rPr>
+              <w:t>DimBooking</w:t>
+            </w:r>
+            <w:proofErr w:type="spellEnd"/>
           </w:p>
         </w:tc>
       </w:tr>
@@ -5349,14 +7582,15 @@
             <w:tcW w:w="2664" w:type="dxa"/>
           </w:tcPr>
           <w:p>
-            <w:r>
-              <w:rPr>
-                <w:rFonts w:ascii="Arial" w:eastAsia="Arial" w:hAnsi="Arial"/>
-                <w:sz w:val="16"/>
-              </w:rPr>
-              <w:lastRenderedPageBreak/>
+            <w:proofErr w:type="spellStart"/>
+            <w:r>
+              <w:rPr>
+                <w:rFonts w:ascii="Arial" w:eastAsia="Arial" w:hAnsi="Arial"/>
+                <w:sz w:val="16"/>
+              </w:rPr>
               <w:t>LoyaltyKey</w:t>
             </w:r>
+            <w:proofErr w:type="spellEnd"/>
           </w:p>
         </w:tc>
         <w:tc>
@@ -5397,8 +7631,17 @@
                 <w:rFonts w:ascii="Arial" w:eastAsia="Arial" w:hAnsi="Arial"/>
                 <w:sz w:val="16"/>
               </w:rPr>
-              <w:t>FK to DimLoyalty</w:t>
-            </w:r>
+              <w:t xml:space="preserve">FK to </w:t>
+            </w:r>
+            <w:proofErr w:type="spellStart"/>
+            <w:r>
+              <w:rPr>
+                <w:rFonts w:ascii="Arial" w:eastAsia="Arial" w:hAnsi="Arial"/>
+                <w:sz w:val="16"/>
+              </w:rPr>
+              <w:t>DimLoyalty</w:t>
+            </w:r>
+            <w:proofErr w:type="spellEnd"/>
           </w:p>
         </w:tc>
       </w:tr>
@@ -5411,6 +7654,7 @@
             <w:tcW w:w="2664" w:type="dxa"/>
           </w:tcPr>
           <w:p>
+            <w:proofErr w:type="spellStart"/>
             <w:r>
               <w:rPr>
                 <w:rFonts w:ascii="Arial" w:eastAsia="Arial" w:hAnsi="Arial"/>
@@ -5418,6 +7662,7 @@
               </w:rPr>
               <w:t>TicketPrice</w:t>
             </w:r>
+            <w:proofErr w:type="spellEnd"/>
           </w:p>
         </w:tc>
         <w:tc>
@@ -5439,12 +7684,21 @@
             <w:tcW w:w="2664" w:type="dxa"/>
           </w:tcPr>
           <w:p>
-            <w:r>
-              <w:rPr>
-                <w:rFonts w:ascii="Arial" w:eastAsia="Arial" w:hAnsi="Arial"/>
-                <w:sz w:val="16"/>
-              </w:rPr>
-              <w:t>DECIMAL(10,2)</w:t>
+            <w:proofErr w:type="gramStart"/>
+            <w:r>
+              <w:rPr>
+                <w:rFonts w:ascii="Arial" w:eastAsia="Arial" w:hAnsi="Arial"/>
+                <w:sz w:val="16"/>
+              </w:rPr>
+              <w:t>DECIMAL(</w:t>
+            </w:r>
+            <w:proofErr w:type="gramEnd"/>
+            <w:r>
+              <w:rPr>
+                <w:rFonts w:ascii="Arial" w:eastAsia="Arial" w:hAnsi="Arial"/>
+                <w:sz w:val="16"/>
+              </w:rPr>
+              <w:t>10,2)</w:t>
             </w:r>
           </w:p>
         </w:tc>
@@ -5472,6 +7726,7 @@
             <w:tcW w:w="2664" w:type="dxa"/>
           </w:tcPr>
           <w:p>
+            <w:proofErr w:type="spellStart"/>
             <w:r>
               <w:rPr>
                 <w:rFonts w:ascii="Arial" w:eastAsia="Arial" w:hAnsi="Arial"/>
@@ -5479,6 +7734,7 @@
               </w:rPr>
               <w:t>OperatingCost</w:t>
             </w:r>
+            <w:proofErr w:type="spellEnd"/>
           </w:p>
         </w:tc>
         <w:tc>
@@ -5500,12 +7756,21 @@
             <w:tcW w:w="2664" w:type="dxa"/>
           </w:tcPr>
           <w:p>
-            <w:r>
-              <w:rPr>
-                <w:rFonts w:ascii="Arial" w:eastAsia="Arial" w:hAnsi="Arial"/>
-                <w:sz w:val="16"/>
-              </w:rPr>
-              <w:t>DECIMAL(10,2)</w:t>
+            <w:proofErr w:type="gramStart"/>
+            <w:r>
+              <w:rPr>
+                <w:rFonts w:ascii="Arial" w:eastAsia="Arial" w:hAnsi="Arial"/>
+                <w:sz w:val="16"/>
+              </w:rPr>
+              <w:t>DECIMAL(</w:t>
+            </w:r>
+            <w:proofErr w:type="gramEnd"/>
+            <w:r>
+              <w:rPr>
+                <w:rFonts w:ascii="Arial" w:eastAsia="Arial" w:hAnsi="Arial"/>
+                <w:sz w:val="16"/>
+              </w:rPr>
+              <w:t>10,2)</w:t>
             </w:r>
           </w:p>
         </w:tc>
@@ -5533,6 +7798,7 @@
             <w:tcW w:w="2664" w:type="dxa"/>
           </w:tcPr>
           <w:p>
+            <w:proofErr w:type="spellStart"/>
             <w:r>
               <w:rPr>
                 <w:rFonts w:ascii="Arial" w:eastAsia="Arial" w:hAnsi="Arial"/>
@@ -5540,6 +7806,7 @@
               </w:rPr>
               <w:t>AirportFee</w:t>
             </w:r>
+            <w:proofErr w:type="spellEnd"/>
           </w:p>
         </w:tc>
         <w:tc>
@@ -5561,12 +7828,21 @@
             <w:tcW w:w="2664" w:type="dxa"/>
           </w:tcPr>
           <w:p>
-            <w:r>
-              <w:rPr>
-                <w:rFonts w:ascii="Arial" w:eastAsia="Arial" w:hAnsi="Arial"/>
-                <w:sz w:val="16"/>
-              </w:rPr>
-              <w:t>DECIMAL(10,2)</w:t>
+            <w:proofErr w:type="gramStart"/>
+            <w:r>
+              <w:rPr>
+                <w:rFonts w:ascii="Arial" w:eastAsia="Arial" w:hAnsi="Arial"/>
+                <w:sz w:val="16"/>
+              </w:rPr>
+              <w:t>DECIMAL(</w:t>
+            </w:r>
+            <w:proofErr w:type="gramEnd"/>
+            <w:r>
+              <w:rPr>
+                <w:rFonts w:ascii="Arial" w:eastAsia="Arial" w:hAnsi="Arial"/>
+                <w:sz w:val="16"/>
+              </w:rPr>
+              <w:t>10,2)</w:t>
             </w:r>
           </w:p>
         </w:tc>
@@ -5594,6 +7870,7 @@
             <w:tcW w:w="2664" w:type="dxa"/>
           </w:tcPr>
           <w:p>
+            <w:proofErr w:type="spellStart"/>
             <w:r>
               <w:rPr>
                 <w:rFonts w:ascii="Arial" w:eastAsia="Arial" w:hAnsi="Arial"/>
@@ -5601,6 +7878,7 @@
               </w:rPr>
               <w:t>PromotionDiscount</w:t>
             </w:r>
+            <w:proofErr w:type="spellEnd"/>
           </w:p>
         </w:tc>
         <w:tc>
@@ -5622,12 +7900,21 @@
             <w:tcW w:w="2664" w:type="dxa"/>
           </w:tcPr>
           <w:p>
-            <w:r>
-              <w:rPr>
-                <w:rFonts w:ascii="Arial" w:eastAsia="Arial" w:hAnsi="Arial"/>
-                <w:sz w:val="16"/>
-              </w:rPr>
-              <w:t>DECIMAL(10,2)</w:t>
+            <w:proofErr w:type="gramStart"/>
+            <w:r>
+              <w:rPr>
+                <w:rFonts w:ascii="Arial" w:eastAsia="Arial" w:hAnsi="Arial"/>
+                <w:sz w:val="16"/>
+              </w:rPr>
+              <w:t>DECIMAL(</w:t>
+            </w:r>
+            <w:proofErr w:type="gramEnd"/>
+            <w:r>
+              <w:rPr>
+                <w:rFonts w:ascii="Arial" w:eastAsia="Arial" w:hAnsi="Arial"/>
+                <w:sz w:val="16"/>
+              </w:rPr>
+              <w:t>10,2)</w:t>
             </w:r>
           </w:p>
         </w:tc>
@@ -5669,26 +7956,69 @@
             <w:tcW w:w="2664" w:type="dxa"/>
           </w:tcPr>
           <w:p>
-            <w:r>
-              <w:rPr>
-                <w:rFonts w:ascii="Arial" w:eastAsia="Arial" w:hAnsi="Arial"/>
-                <w:sz w:val="16"/>
-              </w:rPr>
-              <w:t>TicketPrice - OperatingCost - PromotionDiscount</w:t>
-            </w:r>
-          </w:p>
-        </w:tc>
-        <w:tc>
-          <w:tcPr>
-            <w:tcW w:w="2664" w:type="dxa"/>
-          </w:tcPr>
-          <w:p>
-            <w:r>
-              <w:rPr>
-                <w:rFonts w:ascii="Arial" w:eastAsia="Arial" w:hAnsi="Arial"/>
-                <w:sz w:val="16"/>
-              </w:rPr>
-              <w:t>DECIMAL(10,2)</w:t>
+            <w:proofErr w:type="spellStart"/>
+            <w:r>
+              <w:rPr>
+                <w:rFonts w:ascii="Arial" w:eastAsia="Arial" w:hAnsi="Arial"/>
+                <w:sz w:val="16"/>
+              </w:rPr>
+              <w:t>TicketPrice</w:t>
+            </w:r>
+            <w:proofErr w:type="spellEnd"/>
+            <w:r>
+              <w:rPr>
+                <w:rFonts w:ascii="Arial" w:eastAsia="Arial" w:hAnsi="Arial"/>
+                <w:sz w:val="16"/>
+              </w:rPr>
+              <w:t xml:space="preserve"> - </w:t>
+            </w:r>
+            <w:proofErr w:type="spellStart"/>
+            <w:r>
+              <w:rPr>
+                <w:rFonts w:ascii="Arial" w:eastAsia="Arial" w:hAnsi="Arial"/>
+                <w:sz w:val="16"/>
+              </w:rPr>
+              <w:t>OperatingCost</w:t>
+            </w:r>
+            <w:proofErr w:type="spellEnd"/>
+            <w:r>
+              <w:rPr>
+                <w:rFonts w:ascii="Arial" w:eastAsia="Arial" w:hAnsi="Arial"/>
+                <w:sz w:val="16"/>
+              </w:rPr>
+              <w:t xml:space="preserve"> - </w:t>
+            </w:r>
+            <w:proofErr w:type="spellStart"/>
+            <w:r>
+              <w:rPr>
+                <w:rFonts w:ascii="Arial" w:eastAsia="Arial" w:hAnsi="Arial"/>
+                <w:sz w:val="16"/>
+              </w:rPr>
+              <w:t>PromotionDiscount</w:t>
+            </w:r>
+            <w:proofErr w:type="spellEnd"/>
+          </w:p>
+        </w:tc>
+        <w:tc>
+          <w:tcPr>
+            <w:tcW w:w="2664" w:type="dxa"/>
+          </w:tcPr>
+          <w:p>
+            <w:proofErr w:type="gramStart"/>
+            <w:r>
+              <w:rPr>
+                <w:rFonts w:ascii="Arial" w:eastAsia="Arial" w:hAnsi="Arial"/>
+                <w:sz w:val="16"/>
+              </w:rPr>
+              <w:t>DECIMAL(</w:t>
+            </w:r>
+            <w:proofErr w:type="gramEnd"/>
+            <w:r>
+              <w:rPr>
+                <w:rFonts w:ascii="Arial" w:eastAsia="Arial" w:hAnsi="Arial"/>
+                <w:sz w:val="16"/>
+              </w:rPr>
+              <w:t>10,2)</w:t>
             </w:r>
           </w:p>
         </w:tc>
@@ -5716,6 +8046,7 @@
             <w:tcW w:w="2664" w:type="dxa"/>
           </w:tcPr>
           <w:p>
+            <w:proofErr w:type="spellStart"/>
             <w:r>
               <w:rPr>
                 <w:rFonts w:ascii="Arial" w:eastAsia="Arial" w:hAnsi="Arial"/>
@@ -5723,6 +8054,7 @@
               </w:rPr>
               <w:t>FlightDistance</w:t>
             </w:r>
+            <w:proofErr w:type="spellEnd"/>
           </w:p>
         </w:tc>
         <w:tc>
@@ -5774,12 +8106,14 @@
         <w:pStyle w:val="Heading3"/>
         <w:spacing w:after="80"/>
       </w:pPr>
+      <w:proofErr w:type="spellStart"/>
       <w:r>
         <w:rPr>
           <w:rFonts w:ascii="Arial" w:eastAsia="Arial" w:hAnsi="Arial"/>
         </w:rPr>
         <w:t>FactCustomerSatisfaction</w:t>
       </w:r>
+      <w:proofErr w:type="spellEnd"/>
     </w:p>
     <w:p>
       <w:pPr>
@@ -5883,6 +8217,7 @@
             <w:tcW w:w="2664" w:type="dxa"/>
           </w:tcPr>
           <w:p>
+            <w:proofErr w:type="spellStart"/>
             <w:r>
               <w:rPr>
                 <w:rFonts w:ascii="Arial" w:eastAsia="Arial" w:hAnsi="Arial"/>
@@ -5890,6 +8225,7 @@
               </w:rPr>
               <w:t>FactSatisfactionKey</w:t>
             </w:r>
+            <w:proofErr w:type="spellEnd"/>
           </w:p>
         </w:tc>
         <w:tc>
@@ -5944,6 +8280,7 @@
             <w:tcW w:w="2664" w:type="dxa"/>
           </w:tcPr>
           <w:p>
+            <w:proofErr w:type="spellStart"/>
             <w:r>
               <w:rPr>
                 <w:rFonts w:ascii="Arial" w:eastAsia="Arial" w:hAnsi="Arial"/>
@@ -5951,6 +8288,7 @@
               </w:rPr>
               <w:t>CustomerKey</w:t>
             </w:r>
+            <w:proofErr w:type="spellEnd"/>
           </w:p>
         </w:tc>
         <w:tc>
@@ -5991,8 +8329,17 @@
                 <w:rFonts w:ascii="Arial" w:eastAsia="Arial" w:hAnsi="Arial"/>
                 <w:sz w:val="16"/>
               </w:rPr>
-              <w:t>FK to DimCustomer</w:t>
-            </w:r>
+              <w:t xml:space="preserve">FK to </w:t>
+            </w:r>
+            <w:proofErr w:type="spellStart"/>
+            <w:r>
+              <w:rPr>
+                <w:rFonts w:ascii="Arial" w:eastAsia="Arial" w:hAnsi="Arial"/>
+                <w:sz w:val="16"/>
+              </w:rPr>
+              <w:t>DimCustomer</w:t>
+            </w:r>
+            <w:proofErr w:type="spellEnd"/>
           </w:p>
         </w:tc>
       </w:tr>
@@ -6005,6 +8352,7 @@
             <w:tcW w:w="2664" w:type="dxa"/>
           </w:tcPr>
           <w:p>
+            <w:proofErr w:type="spellStart"/>
             <w:r>
               <w:rPr>
                 <w:rFonts w:ascii="Arial" w:eastAsia="Arial" w:hAnsi="Arial"/>
@@ -6012,6 +8360,7 @@
               </w:rPr>
               <w:t>DateKey</w:t>
             </w:r>
+            <w:proofErr w:type="spellEnd"/>
           </w:p>
         </w:tc>
         <w:tc>
@@ -6052,8 +8401,17 @@
                 <w:rFonts w:ascii="Arial" w:eastAsia="Arial" w:hAnsi="Arial"/>
                 <w:sz w:val="16"/>
               </w:rPr>
-              <w:t>FK to DimDate</w:t>
-            </w:r>
+              <w:t xml:space="preserve">FK to </w:t>
+            </w:r>
+            <w:proofErr w:type="spellStart"/>
+            <w:r>
+              <w:rPr>
+                <w:rFonts w:ascii="Arial" w:eastAsia="Arial" w:hAnsi="Arial"/>
+                <w:sz w:val="16"/>
+              </w:rPr>
+              <w:t>DimDate</w:t>
+            </w:r>
+            <w:proofErr w:type="spellEnd"/>
           </w:p>
         </w:tc>
       </w:tr>
@@ -6066,6 +8424,7 @@
             <w:tcW w:w="2664" w:type="dxa"/>
           </w:tcPr>
           <w:p>
+            <w:proofErr w:type="spellStart"/>
             <w:r>
               <w:rPr>
                 <w:rFonts w:ascii="Arial" w:eastAsia="Arial" w:hAnsi="Arial"/>
@@ -6073,6 +8432,7 @@
               </w:rPr>
               <w:t>TravelKey</w:t>
             </w:r>
+            <w:proofErr w:type="spellEnd"/>
           </w:p>
         </w:tc>
         <w:tc>
@@ -6113,8 +8473,17 @@
                 <w:rFonts w:ascii="Arial" w:eastAsia="Arial" w:hAnsi="Arial"/>
                 <w:sz w:val="16"/>
               </w:rPr>
-              <w:t>FK to DimTravel</w:t>
-            </w:r>
+              <w:t xml:space="preserve">FK to </w:t>
+            </w:r>
+            <w:proofErr w:type="spellStart"/>
+            <w:r>
+              <w:rPr>
+                <w:rFonts w:ascii="Arial" w:eastAsia="Arial" w:hAnsi="Arial"/>
+                <w:sz w:val="16"/>
+              </w:rPr>
+              <w:t>DimTravel</w:t>
+            </w:r>
+            <w:proofErr w:type="spellEnd"/>
           </w:p>
         </w:tc>
       </w:tr>
@@ -6127,6 +8496,7 @@
             <w:tcW w:w="2664" w:type="dxa"/>
           </w:tcPr>
           <w:p>
+            <w:proofErr w:type="spellStart"/>
             <w:r>
               <w:rPr>
                 <w:rFonts w:ascii="Arial" w:eastAsia="Arial" w:hAnsi="Arial"/>
@@ -6134,6 +8504,7 @@
               </w:rPr>
               <w:t>SatisfactionKey</w:t>
             </w:r>
+            <w:proofErr w:type="spellEnd"/>
           </w:p>
         </w:tc>
         <w:tc>
@@ -6174,8 +8545,17 @@
                 <w:rFonts w:ascii="Arial" w:eastAsia="Arial" w:hAnsi="Arial"/>
                 <w:sz w:val="16"/>
               </w:rPr>
-              <w:t>FK to DimSatisfaction</w:t>
-            </w:r>
+              <w:t xml:space="preserve">FK to </w:t>
+            </w:r>
+            <w:proofErr w:type="spellStart"/>
+            <w:r>
+              <w:rPr>
+                <w:rFonts w:ascii="Arial" w:eastAsia="Arial" w:hAnsi="Arial"/>
+                <w:sz w:val="16"/>
+              </w:rPr>
+              <w:t>DimSatisfaction</w:t>
+            </w:r>
+            <w:proofErr w:type="spellEnd"/>
           </w:p>
         </w:tc>
       </w:tr>
@@ -6188,6 +8568,7 @@
             <w:tcW w:w="2664" w:type="dxa"/>
           </w:tcPr>
           <w:p>
+            <w:proofErr w:type="spellStart"/>
             <w:r>
               <w:rPr>
                 <w:rFonts w:ascii="Arial" w:eastAsia="Arial" w:hAnsi="Arial"/>
@@ -6195,19 +8576,36 @@
               </w:rPr>
               <w:t>WifiRating</w:t>
             </w:r>
-          </w:p>
-        </w:tc>
-        <w:tc>
-          <w:tcPr>
-            <w:tcW w:w="2664" w:type="dxa"/>
-          </w:tcPr>
-          <w:p>
-            <w:r>
-              <w:rPr>
-                <w:rFonts w:ascii="Arial" w:eastAsia="Arial" w:hAnsi="Arial"/>
-                <w:sz w:val="16"/>
-              </w:rPr>
-              <w:t>Inflight wifi service rating</w:t>
+            <w:proofErr w:type="spellEnd"/>
+          </w:p>
+        </w:tc>
+        <w:tc>
+          <w:tcPr>
+            <w:tcW w:w="2664" w:type="dxa"/>
+          </w:tcPr>
+          <w:p>
+            <w:r>
+              <w:rPr>
+                <w:rFonts w:ascii="Arial" w:eastAsia="Arial" w:hAnsi="Arial"/>
+                <w:sz w:val="16"/>
+              </w:rPr>
+              <w:t xml:space="preserve">Inflight </w:t>
+            </w:r>
+            <w:proofErr w:type="spellStart"/>
+            <w:r>
+              <w:rPr>
+                <w:rFonts w:ascii="Arial" w:eastAsia="Arial" w:hAnsi="Arial"/>
+                <w:sz w:val="16"/>
+              </w:rPr>
+              <w:t>wifi</w:t>
+            </w:r>
+            <w:proofErr w:type="spellEnd"/>
+            <w:r>
+              <w:rPr>
+                <w:rFonts w:ascii="Arial" w:eastAsia="Arial" w:hAnsi="Arial"/>
+                <w:sz w:val="16"/>
+              </w:rPr>
+              <w:t xml:space="preserve"> service rating</w:t>
             </w:r>
           </w:p>
         </w:tc>
@@ -6249,6 +8647,7 @@
             <w:tcW w:w="2664" w:type="dxa"/>
           </w:tcPr>
           <w:p>
+            <w:proofErr w:type="spellStart"/>
             <w:r>
               <w:rPr>
                 <w:rFonts w:ascii="Arial" w:eastAsia="Arial" w:hAnsi="Arial"/>
@@ -6256,6 +8655,7 @@
               </w:rPr>
               <w:t>FoodRating</w:t>
             </w:r>
+            <w:proofErr w:type="spellEnd"/>
           </w:p>
         </w:tc>
         <w:tc>
@@ -6310,6 +8710,7 @@
             <w:tcW w:w="2664" w:type="dxa"/>
           </w:tcPr>
           <w:p>
+            <w:proofErr w:type="spellStart"/>
             <w:r>
               <w:rPr>
                 <w:rFonts w:ascii="Arial" w:eastAsia="Arial" w:hAnsi="Arial"/>
@@ -6317,6 +8718,7 @@
               </w:rPr>
               <w:t>SeatComfortRating</w:t>
             </w:r>
+            <w:proofErr w:type="spellEnd"/>
           </w:p>
         </w:tc>
         <w:tc>
@@ -6371,6 +8773,7 @@
             <w:tcW w:w="2664" w:type="dxa"/>
           </w:tcPr>
           <w:p>
+            <w:proofErr w:type="spellStart"/>
             <w:r>
               <w:rPr>
                 <w:rFonts w:ascii="Arial" w:eastAsia="Arial" w:hAnsi="Arial"/>
@@ -6378,6 +8781,7 @@
               </w:rPr>
               <w:t>EntertainmentRating</w:t>
             </w:r>
+            <w:proofErr w:type="spellEnd"/>
           </w:p>
         </w:tc>
         <w:tc>
@@ -6432,6 +8836,7 @@
             <w:tcW w:w="2664" w:type="dxa"/>
           </w:tcPr>
           <w:p>
+            <w:proofErr w:type="spellStart"/>
             <w:r>
               <w:rPr>
                 <w:rFonts w:ascii="Arial" w:eastAsia="Arial" w:hAnsi="Arial"/>
@@ -6439,6 +8844,7 @@
               </w:rPr>
               <w:t>CleanlinessRating</w:t>
             </w:r>
+            <w:proofErr w:type="spellEnd"/>
           </w:p>
         </w:tc>
         <w:tc>
@@ -6493,6 +8899,7 @@
             <w:tcW w:w="2664" w:type="dxa"/>
           </w:tcPr>
           <w:p>
+            <w:proofErr w:type="spellStart"/>
             <w:r>
               <w:rPr>
                 <w:rFonts w:ascii="Arial" w:eastAsia="Arial" w:hAnsi="Arial"/>
@@ -6500,6 +8907,7 @@
               </w:rPr>
               <w:t>DepartureDelayMinutes</w:t>
             </w:r>
+            <w:proofErr w:type="spellEnd"/>
           </w:p>
         </w:tc>
         <w:tc>
@@ -6554,6 +8962,7 @@
             <w:tcW w:w="2664" w:type="dxa"/>
           </w:tcPr>
           <w:p>
+            <w:proofErr w:type="spellStart"/>
             <w:r>
               <w:rPr>
                 <w:rFonts w:ascii="Arial" w:eastAsia="Arial" w:hAnsi="Arial"/>
@@ -6561,6 +8970,7 @@
               </w:rPr>
               <w:t>ArrivalDelayMinutes</w:t>
             </w:r>
+            <w:proofErr w:type="spellEnd"/>
           </w:p>
         </w:tc>
         <w:tc>
@@ -6721,6 +9131,7 @@
             <w:tcW w:w="2664" w:type="dxa"/>
           </w:tcPr>
           <w:p>
+            <w:proofErr w:type="spellStart"/>
             <w:r>
               <w:rPr>
                 <w:rFonts w:ascii="Arial" w:eastAsia="Arial" w:hAnsi="Arial"/>
@@ -6728,48 +9139,93 @@
               </w:rPr>
               <w:t>DimAgeGroup</w:t>
             </w:r>
-          </w:p>
-        </w:tc>
-        <w:tc>
-          <w:tcPr>
-            <w:tcW w:w="2664" w:type="dxa"/>
-          </w:tcPr>
-          <w:p>
-            <w:r>
-              <w:rPr>
-                <w:rFonts w:ascii="Arial" w:eastAsia="Arial" w:hAnsi="Arial"/>
-                <w:sz w:val="16"/>
-              </w:rPr>
-              <w:t>AgeGroupKey INT</w:t>
-            </w:r>
-          </w:p>
-        </w:tc>
-        <w:tc>
-          <w:tcPr>
-            <w:tcW w:w="2664" w:type="dxa"/>
-          </w:tcPr>
-          <w:p>
-            <w:r>
-              <w:rPr>
-                <w:rFonts w:ascii="Arial" w:eastAsia="Arial" w:hAnsi="Arial"/>
-                <w:sz w:val="16"/>
-              </w:rPr>
-              <w:t>AgeGroup VARCHAR(30)</w:t>
-            </w:r>
-          </w:p>
-        </w:tc>
-        <w:tc>
-          <w:tcPr>
-            <w:tcW w:w="2664" w:type="dxa"/>
-          </w:tcPr>
-          <w:p>
-            <w:r>
-              <w:rPr>
-                <w:rFonts w:ascii="Arial" w:eastAsia="Arial" w:hAnsi="Arial"/>
-                <w:sz w:val="16"/>
-              </w:rPr>
-              <w:t>Referenced by DimCustomer</w:t>
-            </w:r>
+            <w:proofErr w:type="spellEnd"/>
+          </w:p>
+        </w:tc>
+        <w:tc>
+          <w:tcPr>
+            <w:tcW w:w="2664" w:type="dxa"/>
+          </w:tcPr>
+          <w:p>
+            <w:proofErr w:type="spellStart"/>
+            <w:r>
+              <w:rPr>
+                <w:rFonts w:ascii="Arial" w:eastAsia="Arial" w:hAnsi="Arial"/>
+                <w:sz w:val="16"/>
+              </w:rPr>
+              <w:t>AgeGroupKey</w:t>
+            </w:r>
+            <w:proofErr w:type="spellEnd"/>
+            <w:r>
+              <w:rPr>
+                <w:rFonts w:ascii="Arial" w:eastAsia="Arial" w:hAnsi="Arial"/>
+                <w:sz w:val="16"/>
+              </w:rPr>
+              <w:t xml:space="preserve"> INT</w:t>
+            </w:r>
+          </w:p>
+        </w:tc>
+        <w:tc>
+          <w:tcPr>
+            <w:tcW w:w="2664" w:type="dxa"/>
+          </w:tcPr>
+          <w:p>
+            <w:proofErr w:type="spellStart"/>
+            <w:r>
+              <w:rPr>
+                <w:rFonts w:ascii="Arial" w:eastAsia="Arial" w:hAnsi="Arial"/>
+                <w:sz w:val="16"/>
+              </w:rPr>
+              <w:t>AgeGroup</w:t>
+            </w:r>
+            <w:proofErr w:type="spellEnd"/>
+            <w:r>
+              <w:rPr>
+                <w:rFonts w:ascii="Arial" w:eastAsia="Arial" w:hAnsi="Arial"/>
+                <w:sz w:val="16"/>
+              </w:rPr>
+              <w:t xml:space="preserve"> </w:t>
+            </w:r>
+            <w:proofErr w:type="gramStart"/>
+            <w:r>
+              <w:rPr>
+                <w:rFonts w:ascii="Arial" w:eastAsia="Arial" w:hAnsi="Arial"/>
+                <w:sz w:val="16"/>
+              </w:rPr>
+              <w:t>VARCHAR(</w:t>
+            </w:r>
+            <w:proofErr w:type="gramEnd"/>
+            <w:r>
+              <w:rPr>
+                <w:rFonts w:ascii="Arial" w:eastAsia="Arial" w:hAnsi="Arial"/>
+                <w:sz w:val="16"/>
+              </w:rPr>
+              <w:t>30)</w:t>
+            </w:r>
+          </w:p>
+        </w:tc>
+        <w:tc>
+          <w:tcPr>
+            <w:tcW w:w="2664" w:type="dxa"/>
+          </w:tcPr>
+          <w:p>
+            <w:r>
+              <w:rPr>
+                <w:rFonts w:ascii="Arial" w:eastAsia="Arial" w:hAnsi="Arial"/>
+                <w:sz w:val="16"/>
+              </w:rPr>
+              <w:t xml:space="preserve">Referenced by </w:t>
+            </w:r>
+            <w:proofErr w:type="spellStart"/>
+            <w:r>
+              <w:rPr>
+                <w:rFonts w:ascii="Arial" w:eastAsia="Arial" w:hAnsi="Arial"/>
+                <w:sz w:val="16"/>
+              </w:rPr>
+              <w:lastRenderedPageBreak/>
+              <w:t>DimCustomer</w:t>
+            </w:r>
+            <w:proofErr w:type="spellEnd"/>
           </w:p>
         </w:tc>
       </w:tr>
@@ -6782,26 +9238,38 @@
             <w:tcW w:w="2664" w:type="dxa"/>
           </w:tcPr>
           <w:p>
-            <w:r>
-              <w:rPr>
-                <w:rFonts w:ascii="Arial" w:eastAsia="Arial" w:hAnsi="Arial"/>
-                <w:sz w:val="16"/>
-              </w:rPr>
+            <w:proofErr w:type="spellStart"/>
+            <w:r>
+              <w:rPr>
+                <w:rFonts w:ascii="Arial" w:eastAsia="Arial" w:hAnsi="Arial"/>
+                <w:sz w:val="16"/>
+              </w:rPr>
+              <w:lastRenderedPageBreak/>
               <w:t>DimYear</w:t>
             </w:r>
-          </w:p>
-        </w:tc>
-        <w:tc>
-          <w:tcPr>
-            <w:tcW w:w="2664" w:type="dxa"/>
-          </w:tcPr>
-          <w:p>
-            <w:r>
-              <w:rPr>
-                <w:rFonts w:ascii="Arial" w:eastAsia="Arial" w:hAnsi="Arial"/>
-                <w:sz w:val="16"/>
-              </w:rPr>
-              <w:t>YearKey INT</w:t>
+            <w:proofErr w:type="spellEnd"/>
+          </w:p>
+        </w:tc>
+        <w:tc>
+          <w:tcPr>
+            <w:tcW w:w="2664" w:type="dxa"/>
+          </w:tcPr>
+          <w:p>
+            <w:proofErr w:type="spellStart"/>
+            <w:r>
+              <w:rPr>
+                <w:rFonts w:ascii="Arial" w:eastAsia="Arial" w:hAnsi="Arial"/>
+                <w:sz w:val="16"/>
+              </w:rPr>
+              <w:t>YearKey</w:t>
+            </w:r>
+            <w:proofErr w:type="spellEnd"/>
+            <w:r>
+              <w:rPr>
+                <w:rFonts w:ascii="Arial" w:eastAsia="Arial" w:hAnsi="Arial"/>
+                <w:sz w:val="16"/>
+              </w:rPr>
+              <w:t xml:space="preserve"> INT</w:t>
             </w:r>
           </w:p>
         </w:tc>
@@ -6829,8 +9297,17 @@
                 <w:rFonts w:ascii="Arial" w:eastAsia="Arial" w:hAnsi="Arial"/>
                 <w:sz w:val="16"/>
               </w:rPr>
-              <w:t>Referenced by DimQuarter</w:t>
-            </w:r>
+              <w:t xml:space="preserve">Referenced by </w:t>
+            </w:r>
+            <w:proofErr w:type="spellStart"/>
+            <w:r>
+              <w:rPr>
+                <w:rFonts w:ascii="Arial" w:eastAsia="Arial" w:hAnsi="Arial"/>
+                <w:sz w:val="16"/>
+              </w:rPr>
+              <w:t>DimQuarter</w:t>
+            </w:r>
+            <w:proofErr w:type="spellEnd"/>
           </w:p>
         </w:tc>
       </w:tr>
@@ -6843,6 +9320,7 @@
             <w:tcW w:w="2664" w:type="dxa"/>
           </w:tcPr>
           <w:p>
+            <w:proofErr w:type="spellStart"/>
             <w:r>
               <w:rPr>
                 <w:rFonts w:ascii="Arial" w:eastAsia="Arial" w:hAnsi="Arial"/>
@@ -6850,48 +9328,83 @@
               </w:rPr>
               <w:t>DimQuarter</w:t>
             </w:r>
-          </w:p>
-        </w:tc>
-        <w:tc>
-          <w:tcPr>
-            <w:tcW w:w="2664" w:type="dxa"/>
-          </w:tcPr>
-          <w:p>
-            <w:r>
-              <w:rPr>
-                <w:rFonts w:ascii="Arial" w:eastAsia="Arial" w:hAnsi="Arial"/>
-                <w:sz w:val="16"/>
-              </w:rPr>
-              <w:t>QuarterKey INT</w:t>
-            </w:r>
-          </w:p>
-        </w:tc>
-        <w:tc>
-          <w:tcPr>
-            <w:tcW w:w="2664" w:type="dxa"/>
-          </w:tcPr>
-          <w:p>
-            <w:r>
-              <w:rPr>
-                <w:rFonts w:ascii="Arial" w:eastAsia="Arial" w:hAnsi="Arial"/>
-                <w:sz w:val="16"/>
-              </w:rPr>
-              <w:t>Quarter INT, YearKey INT</w:t>
-            </w:r>
-          </w:p>
-        </w:tc>
-        <w:tc>
-          <w:tcPr>
-            <w:tcW w:w="2664" w:type="dxa"/>
-          </w:tcPr>
-          <w:p>
-            <w:r>
-              <w:rPr>
-                <w:rFonts w:ascii="Arial" w:eastAsia="Arial" w:hAnsi="Arial"/>
-                <w:sz w:val="16"/>
-              </w:rPr>
-              <w:t>Referenced by DimMonth</w:t>
-            </w:r>
+            <w:proofErr w:type="spellEnd"/>
+          </w:p>
+        </w:tc>
+        <w:tc>
+          <w:tcPr>
+            <w:tcW w:w="2664" w:type="dxa"/>
+          </w:tcPr>
+          <w:p>
+            <w:proofErr w:type="spellStart"/>
+            <w:r>
+              <w:rPr>
+                <w:rFonts w:ascii="Arial" w:eastAsia="Arial" w:hAnsi="Arial"/>
+                <w:sz w:val="16"/>
+              </w:rPr>
+              <w:t>QuarterKey</w:t>
+            </w:r>
+            <w:proofErr w:type="spellEnd"/>
+            <w:r>
+              <w:rPr>
+                <w:rFonts w:ascii="Arial" w:eastAsia="Arial" w:hAnsi="Arial"/>
+                <w:sz w:val="16"/>
+              </w:rPr>
+              <w:t xml:space="preserve"> INT</w:t>
+            </w:r>
+          </w:p>
+        </w:tc>
+        <w:tc>
+          <w:tcPr>
+            <w:tcW w:w="2664" w:type="dxa"/>
+          </w:tcPr>
+          <w:p>
+            <w:r>
+              <w:rPr>
+                <w:rFonts w:ascii="Arial" w:eastAsia="Arial" w:hAnsi="Arial"/>
+                <w:sz w:val="16"/>
+              </w:rPr>
+              <w:t xml:space="preserve">Quarter INT, </w:t>
+            </w:r>
+            <w:proofErr w:type="spellStart"/>
+            <w:r>
+              <w:rPr>
+                <w:rFonts w:ascii="Arial" w:eastAsia="Arial" w:hAnsi="Arial"/>
+                <w:sz w:val="16"/>
+              </w:rPr>
+              <w:t>YearKey</w:t>
+            </w:r>
+            <w:proofErr w:type="spellEnd"/>
+            <w:r>
+              <w:rPr>
+                <w:rFonts w:ascii="Arial" w:eastAsia="Arial" w:hAnsi="Arial"/>
+                <w:sz w:val="16"/>
+              </w:rPr>
+              <w:t xml:space="preserve"> INT</w:t>
+            </w:r>
+          </w:p>
+        </w:tc>
+        <w:tc>
+          <w:tcPr>
+            <w:tcW w:w="2664" w:type="dxa"/>
+          </w:tcPr>
+          <w:p>
+            <w:r>
+              <w:rPr>
+                <w:rFonts w:ascii="Arial" w:eastAsia="Arial" w:hAnsi="Arial"/>
+                <w:sz w:val="16"/>
+              </w:rPr>
+              <w:t xml:space="preserve">Referenced by </w:t>
+            </w:r>
+            <w:proofErr w:type="spellStart"/>
+            <w:r>
+              <w:rPr>
+                <w:rFonts w:ascii="Arial" w:eastAsia="Arial" w:hAnsi="Arial"/>
+                <w:sz w:val="16"/>
+              </w:rPr>
+              <w:t>DimMonth</w:t>
+            </w:r>
+            <w:proofErr w:type="spellEnd"/>
           </w:p>
         </w:tc>
       </w:tr>
@@ -6904,6 +9417,7 @@
             <w:tcW w:w="2664" w:type="dxa"/>
           </w:tcPr>
           <w:p>
+            <w:proofErr w:type="spellStart"/>
             <w:r>
               <w:rPr>
                 <w:rFonts w:ascii="Arial" w:eastAsia="Arial" w:hAnsi="Arial"/>
@@ -6911,48 +9425,115 @@
               </w:rPr>
               <w:t>DimMonth</w:t>
             </w:r>
-          </w:p>
-        </w:tc>
-        <w:tc>
-          <w:tcPr>
-            <w:tcW w:w="2664" w:type="dxa"/>
-          </w:tcPr>
-          <w:p>
-            <w:r>
-              <w:rPr>
-                <w:rFonts w:ascii="Arial" w:eastAsia="Arial" w:hAnsi="Arial"/>
-                <w:sz w:val="16"/>
-              </w:rPr>
-              <w:t>MonthKey INT</w:t>
-            </w:r>
-          </w:p>
-        </w:tc>
-        <w:tc>
-          <w:tcPr>
-            <w:tcW w:w="2664" w:type="dxa"/>
-          </w:tcPr>
-          <w:p>
-            <w:r>
-              <w:rPr>
-                <w:rFonts w:ascii="Arial" w:eastAsia="Arial" w:hAnsi="Arial"/>
-                <w:sz w:val="16"/>
-              </w:rPr>
-              <w:t>Month INT, MonthName VARCHAR(20), QuarterKey INT</w:t>
-            </w:r>
-          </w:p>
-        </w:tc>
-        <w:tc>
-          <w:tcPr>
-            <w:tcW w:w="2664" w:type="dxa"/>
-          </w:tcPr>
-          <w:p>
-            <w:r>
-              <w:rPr>
-                <w:rFonts w:ascii="Arial" w:eastAsia="Arial" w:hAnsi="Arial"/>
-                <w:sz w:val="16"/>
-              </w:rPr>
-              <w:t>Referenced by DimDate</w:t>
-            </w:r>
+            <w:proofErr w:type="spellEnd"/>
+          </w:p>
+        </w:tc>
+        <w:tc>
+          <w:tcPr>
+            <w:tcW w:w="2664" w:type="dxa"/>
+          </w:tcPr>
+          <w:p>
+            <w:proofErr w:type="spellStart"/>
+            <w:r>
+              <w:rPr>
+                <w:rFonts w:ascii="Arial" w:eastAsia="Arial" w:hAnsi="Arial"/>
+                <w:sz w:val="16"/>
+              </w:rPr>
+              <w:t>MonthKey</w:t>
+            </w:r>
+            <w:proofErr w:type="spellEnd"/>
+            <w:r>
+              <w:rPr>
+                <w:rFonts w:ascii="Arial" w:eastAsia="Arial" w:hAnsi="Arial"/>
+                <w:sz w:val="16"/>
+              </w:rPr>
+              <w:t xml:space="preserve"> INT</w:t>
+            </w:r>
+          </w:p>
+        </w:tc>
+        <w:tc>
+          <w:tcPr>
+            <w:tcW w:w="2664" w:type="dxa"/>
+          </w:tcPr>
+          <w:p>
+            <w:r>
+              <w:rPr>
+                <w:rFonts w:ascii="Arial" w:eastAsia="Arial" w:hAnsi="Arial"/>
+                <w:sz w:val="16"/>
+              </w:rPr>
+              <w:t xml:space="preserve">Month INT, </w:t>
+            </w:r>
+            <w:proofErr w:type="spellStart"/>
+            <w:r>
+              <w:rPr>
+                <w:rFonts w:ascii="Arial" w:eastAsia="Arial" w:hAnsi="Arial"/>
+                <w:sz w:val="16"/>
+              </w:rPr>
+              <w:t>MonthName</w:t>
+            </w:r>
+            <w:proofErr w:type="spellEnd"/>
+            <w:r>
+              <w:rPr>
+                <w:rFonts w:ascii="Arial" w:eastAsia="Arial" w:hAnsi="Arial"/>
+                <w:sz w:val="16"/>
+              </w:rPr>
+              <w:t xml:space="preserve"> </w:t>
+            </w:r>
+            <w:proofErr w:type="gramStart"/>
+            <w:r>
+              <w:rPr>
+                <w:rFonts w:ascii="Arial" w:eastAsia="Arial" w:hAnsi="Arial"/>
+                <w:sz w:val="16"/>
+              </w:rPr>
+              <w:t>VARCHAR(</w:t>
+            </w:r>
+            <w:proofErr w:type="gramEnd"/>
+            <w:r>
+              <w:rPr>
+                <w:rFonts w:ascii="Arial" w:eastAsia="Arial" w:hAnsi="Arial"/>
+                <w:sz w:val="16"/>
+              </w:rPr>
+              <w:t xml:space="preserve">20), </w:t>
+            </w:r>
+            <w:proofErr w:type="spellStart"/>
+            <w:r>
+              <w:rPr>
+                <w:rFonts w:ascii="Arial" w:eastAsia="Arial" w:hAnsi="Arial"/>
+                <w:sz w:val="16"/>
+              </w:rPr>
+              <w:t>QuarterKey</w:t>
+            </w:r>
+            <w:proofErr w:type="spellEnd"/>
+            <w:r>
+              <w:rPr>
+                <w:rFonts w:ascii="Arial" w:eastAsia="Arial" w:hAnsi="Arial"/>
+                <w:sz w:val="16"/>
+              </w:rPr>
+              <w:t xml:space="preserve"> INT</w:t>
+            </w:r>
+          </w:p>
+        </w:tc>
+        <w:tc>
+          <w:tcPr>
+            <w:tcW w:w="2664" w:type="dxa"/>
+          </w:tcPr>
+          <w:p>
+            <w:r>
+              <w:rPr>
+                <w:rFonts w:ascii="Arial" w:eastAsia="Arial" w:hAnsi="Arial"/>
+                <w:sz w:val="16"/>
+              </w:rPr>
+              <w:t xml:space="preserve">Referenced by </w:t>
+            </w:r>
+            <w:proofErr w:type="spellStart"/>
+            <w:r>
+              <w:rPr>
+                <w:rFonts w:ascii="Arial" w:eastAsia="Arial" w:hAnsi="Arial"/>
+                <w:sz w:val="16"/>
+              </w:rPr>
+              <w:t>DimDate</w:t>
+            </w:r>
+            <w:proofErr w:type="spellEnd"/>
           </w:p>
         </w:tc>
       </w:tr>
@@ -6965,6 +9546,7 @@
             <w:tcW w:w="2664" w:type="dxa"/>
           </w:tcPr>
           <w:p>
+            <w:proofErr w:type="spellStart"/>
             <w:r>
               <w:rPr>
                 <w:rFonts w:ascii="Arial" w:eastAsia="Arial" w:hAnsi="Arial"/>
@@ -6972,48 +9554,92 @@
               </w:rPr>
               <w:t>DimTravelType</w:t>
             </w:r>
-          </w:p>
-        </w:tc>
-        <w:tc>
-          <w:tcPr>
-            <w:tcW w:w="2664" w:type="dxa"/>
-          </w:tcPr>
-          <w:p>
-            <w:r>
-              <w:rPr>
-                <w:rFonts w:ascii="Arial" w:eastAsia="Arial" w:hAnsi="Arial"/>
-                <w:sz w:val="16"/>
-              </w:rPr>
-              <w:t>TravelTypeKey INT</w:t>
-            </w:r>
-          </w:p>
-        </w:tc>
-        <w:tc>
-          <w:tcPr>
-            <w:tcW w:w="2664" w:type="dxa"/>
-          </w:tcPr>
-          <w:p>
-            <w:r>
-              <w:rPr>
-                <w:rFonts w:ascii="Arial" w:eastAsia="Arial" w:hAnsi="Arial"/>
-                <w:sz w:val="16"/>
-              </w:rPr>
-              <w:t>TravelType VARCHAR(50)</w:t>
-            </w:r>
-          </w:p>
-        </w:tc>
-        <w:tc>
-          <w:tcPr>
-            <w:tcW w:w="2664" w:type="dxa"/>
-          </w:tcPr>
-          <w:p>
-            <w:r>
-              <w:rPr>
-                <w:rFonts w:ascii="Arial" w:eastAsia="Arial" w:hAnsi="Arial"/>
-                <w:sz w:val="16"/>
-              </w:rPr>
-              <w:t>Referenced by DimTravel</w:t>
-            </w:r>
+            <w:proofErr w:type="spellEnd"/>
+          </w:p>
+        </w:tc>
+        <w:tc>
+          <w:tcPr>
+            <w:tcW w:w="2664" w:type="dxa"/>
+          </w:tcPr>
+          <w:p>
+            <w:proofErr w:type="spellStart"/>
+            <w:r>
+              <w:rPr>
+                <w:rFonts w:ascii="Arial" w:eastAsia="Arial" w:hAnsi="Arial"/>
+                <w:sz w:val="16"/>
+              </w:rPr>
+              <w:t>TravelTypeKey</w:t>
+            </w:r>
+            <w:proofErr w:type="spellEnd"/>
+            <w:r>
+              <w:rPr>
+                <w:rFonts w:ascii="Arial" w:eastAsia="Arial" w:hAnsi="Arial"/>
+                <w:sz w:val="16"/>
+              </w:rPr>
+              <w:t xml:space="preserve"> INT</w:t>
+            </w:r>
+          </w:p>
+        </w:tc>
+        <w:tc>
+          <w:tcPr>
+            <w:tcW w:w="2664" w:type="dxa"/>
+          </w:tcPr>
+          <w:p>
+            <w:proofErr w:type="spellStart"/>
+            <w:r>
+              <w:rPr>
+                <w:rFonts w:ascii="Arial" w:eastAsia="Arial" w:hAnsi="Arial"/>
+                <w:sz w:val="16"/>
+              </w:rPr>
+              <w:t>TravelType</w:t>
+            </w:r>
+            <w:proofErr w:type="spellEnd"/>
+            <w:r>
+              <w:rPr>
+                <w:rFonts w:ascii="Arial" w:eastAsia="Arial" w:hAnsi="Arial"/>
+                <w:sz w:val="16"/>
+              </w:rPr>
+              <w:t xml:space="preserve"> </w:t>
+            </w:r>
+            <w:proofErr w:type="gramStart"/>
+            <w:r>
+              <w:rPr>
+                <w:rFonts w:ascii="Arial" w:eastAsia="Arial" w:hAnsi="Arial"/>
+                <w:sz w:val="16"/>
+              </w:rPr>
+              <w:t>VARCHAR(</w:t>
+            </w:r>
+            <w:proofErr w:type="gramEnd"/>
+            <w:r>
+              <w:rPr>
+                <w:rFonts w:ascii="Arial" w:eastAsia="Arial" w:hAnsi="Arial"/>
+                <w:sz w:val="16"/>
+              </w:rPr>
+              <w:t>50)</w:t>
+            </w:r>
+          </w:p>
+        </w:tc>
+        <w:tc>
+          <w:tcPr>
+            <w:tcW w:w="2664" w:type="dxa"/>
+          </w:tcPr>
+          <w:p>
+            <w:r>
+              <w:rPr>
+                <w:rFonts w:ascii="Arial" w:eastAsia="Arial" w:hAnsi="Arial"/>
+                <w:sz w:val="16"/>
+              </w:rPr>
+              <w:t xml:space="preserve">Referenced by </w:t>
+            </w:r>
+            <w:proofErr w:type="spellStart"/>
+            <w:r>
+              <w:rPr>
+                <w:rFonts w:ascii="Arial" w:eastAsia="Arial" w:hAnsi="Arial"/>
+                <w:sz w:val="16"/>
+              </w:rPr>
+              <w:t>DimTravel</w:t>
+            </w:r>
+            <w:proofErr w:type="spellEnd"/>
           </w:p>
         </w:tc>
       </w:tr>
@@ -7026,6 +9652,7 @@
             <w:tcW w:w="2664" w:type="dxa"/>
           </w:tcPr>
           <w:p>
+            <w:proofErr w:type="spellStart"/>
             <w:r>
               <w:rPr>
                 <w:rFonts w:ascii="Arial" w:eastAsia="Arial" w:hAnsi="Arial"/>
@@ -7033,48 +9660,92 @@
               </w:rPr>
               <w:t>DimTravelClass</w:t>
             </w:r>
-          </w:p>
-        </w:tc>
-        <w:tc>
-          <w:tcPr>
-            <w:tcW w:w="2664" w:type="dxa"/>
-          </w:tcPr>
-          <w:p>
-            <w:r>
-              <w:rPr>
-                <w:rFonts w:ascii="Arial" w:eastAsia="Arial" w:hAnsi="Arial"/>
-                <w:sz w:val="16"/>
-              </w:rPr>
-              <w:t>TravelClassKey INT</w:t>
-            </w:r>
-          </w:p>
-        </w:tc>
-        <w:tc>
-          <w:tcPr>
-            <w:tcW w:w="2664" w:type="dxa"/>
-          </w:tcPr>
-          <w:p>
-            <w:r>
-              <w:rPr>
-                <w:rFonts w:ascii="Arial" w:eastAsia="Arial" w:hAnsi="Arial"/>
-                <w:sz w:val="16"/>
-              </w:rPr>
-              <w:t>TravelClass VARCHAR(30)</w:t>
-            </w:r>
-          </w:p>
-        </w:tc>
-        <w:tc>
-          <w:tcPr>
-            <w:tcW w:w="2664" w:type="dxa"/>
-          </w:tcPr>
-          <w:p>
-            <w:r>
-              <w:rPr>
-                <w:rFonts w:ascii="Arial" w:eastAsia="Arial" w:hAnsi="Arial"/>
-                <w:sz w:val="16"/>
-              </w:rPr>
-              <w:t>Referenced by DimTravel</w:t>
-            </w:r>
+            <w:proofErr w:type="spellEnd"/>
+          </w:p>
+        </w:tc>
+        <w:tc>
+          <w:tcPr>
+            <w:tcW w:w="2664" w:type="dxa"/>
+          </w:tcPr>
+          <w:p>
+            <w:proofErr w:type="spellStart"/>
+            <w:r>
+              <w:rPr>
+                <w:rFonts w:ascii="Arial" w:eastAsia="Arial" w:hAnsi="Arial"/>
+                <w:sz w:val="16"/>
+              </w:rPr>
+              <w:t>TravelClassKey</w:t>
+            </w:r>
+            <w:proofErr w:type="spellEnd"/>
+            <w:r>
+              <w:rPr>
+                <w:rFonts w:ascii="Arial" w:eastAsia="Arial" w:hAnsi="Arial"/>
+                <w:sz w:val="16"/>
+              </w:rPr>
+              <w:t xml:space="preserve"> INT</w:t>
+            </w:r>
+          </w:p>
+        </w:tc>
+        <w:tc>
+          <w:tcPr>
+            <w:tcW w:w="2664" w:type="dxa"/>
+          </w:tcPr>
+          <w:p>
+            <w:proofErr w:type="spellStart"/>
+            <w:r>
+              <w:rPr>
+                <w:rFonts w:ascii="Arial" w:eastAsia="Arial" w:hAnsi="Arial"/>
+                <w:sz w:val="16"/>
+              </w:rPr>
+              <w:t>TravelClass</w:t>
+            </w:r>
+            <w:proofErr w:type="spellEnd"/>
+            <w:r>
+              <w:rPr>
+                <w:rFonts w:ascii="Arial" w:eastAsia="Arial" w:hAnsi="Arial"/>
+                <w:sz w:val="16"/>
+              </w:rPr>
+              <w:t xml:space="preserve"> </w:t>
+            </w:r>
+            <w:proofErr w:type="gramStart"/>
+            <w:r>
+              <w:rPr>
+                <w:rFonts w:ascii="Arial" w:eastAsia="Arial" w:hAnsi="Arial"/>
+                <w:sz w:val="16"/>
+              </w:rPr>
+              <w:t>VARCHAR(</w:t>
+            </w:r>
+            <w:proofErr w:type="gramEnd"/>
+            <w:r>
+              <w:rPr>
+                <w:rFonts w:ascii="Arial" w:eastAsia="Arial" w:hAnsi="Arial"/>
+                <w:sz w:val="16"/>
+              </w:rPr>
+              <w:t>30)</w:t>
+            </w:r>
+          </w:p>
+        </w:tc>
+        <w:tc>
+          <w:tcPr>
+            <w:tcW w:w="2664" w:type="dxa"/>
+          </w:tcPr>
+          <w:p>
+            <w:r>
+              <w:rPr>
+                <w:rFonts w:ascii="Arial" w:eastAsia="Arial" w:hAnsi="Arial"/>
+                <w:sz w:val="16"/>
+              </w:rPr>
+              <w:t xml:space="preserve">Referenced by </w:t>
+            </w:r>
+            <w:proofErr w:type="spellStart"/>
+            <w:r>
+              <w:rPr>
+                <w:rFonts w:ascii="Arial" w:eastAsia="Arial" w:hAnsi="Arial"/>
+                <w:sz w:val="16"/>
+              </w:rPr>
+              <w:t>DimTravel</w:t>
+            </w:r>
+            <w:proofErr w:type="spellEnd"/>
           </w:p>
         </w:tc>
       </w:tr>
@@ -7087,6 +9758,7 @@
             <w:tcW w:w="2664" w:type="dxa"/>
           </w:tcPr>
           <w:p>
+            <w:proofErr w:type="spellStart"/>
             <w:r>
               <w:rPr>
                 <w:rFonts w:ascii="Arial" w:eastAsia="Arial" w:hAnsi="Arial"/>
@@ -7094,48 +9766,92 @@
               </w:rPr>
               <w:t>DimDistanceCategory</w:t>
             </w:r>
-          </w:p>
-        </w:tc>
-        <w:tc>
-          <w:tcPr>
-            <w:tcW w:w="2664" w:type="dxa"/>
-          </w:tcPr>
-          <w:p>
-            <w:r>
-              <w:rPr>
-                <w:rFonts w:ascii="Arial" w:eastAsia="Arial" w:hAnsi="Arial"/>
-                <w:sz w:val="16"/>
-              </w:rPr>
-              <w:t>DistanceCategoryKey INT</w:t>
-            </w:r>
-          </w:p>
-        </w:tc>
-        <w:tc>
-          <w:tcPr>
-            <w:tcW w:w="2664" w:type="dxa"/>
-          </w:tcPr>
-          <w:p>
-            <w:r>
-              <w:rPr>
-                <w:rFonts w:ascii="Arial" w:eastAsia="Arial" w:hAnsi="Arial"/>
-                <w:sz w:val="16"/>
-              </w:rPr>
-              <w:t>DistanceCategory VARCHAR(30)</w:t>
-            </w:r>
-          </w:p>
-        </w:tc>
-        <w:tc>
-          <w:tcPr>
-            <w:tcW w:w="2664" w:type="dxa"/>
-          </w:tcPr>
-          <w:p>
-            <w:r>
-              <w:rPr>
-                <w:rFonts w:ascii="Arial" w:eastAsia="Arial" w:hAnsi="Arial"/>
-                <w:sz w:val="16"/>
-              </w:rPr>
-              <w:t>Referenced by DimTravel</w:t>
-            </w:r>
+            <w:proofErr w:type="spellEnd"/>
+          </w:p>
+        </w:tc>
+        <w:tc>
+          <w:tcPr>
+            <w:tcW w:w="2664" w:type="dxa"/>
+          </w:tcPr>
+          <w:p>
+            <w:proofErr w:type="spellStart"/>
+            <w:r>
+              <w:rPr>
+                <w:rFonts w:ascii="Arial" w:eastAsia="Arial" w:hAnsi="Arial"/>
+                <w:sz w:val="16"/>
+              </w:rPr>
+              <w:t>DistanceCategoryKey</w:t>
+            </w:r>
+            <w:proofErr w:type="spellEnd"/>
+            <w:r>
+              <w:rPr>
+                <w:rFonts w:ascii="Arial" w:eastAsia="Arial" w:hAnsi="Arial"/>
+                <w:sz w:val="16"/>
+              </w:rPr>
+              <w:t xml:space="preserve"> INT</w:t>
+            </w:r>
+          </w:p>
+        </w:tc>
+        <w:tc>
+          <w:tcPr>
+            <w:tcW w:w="2664" w:type="dxa"/>
+          </w:tcPr>
+          <w:p>
+            <w:proofErr w:type="spellStart"/>
+            <w:r>
+              <w:rPr>
+                <w:rFonts w:ascii="Arial" w:eastAsia="Arial" w:hAnsi="Arial"/>
+                <w:sz w:val="16"/>
+              </w:rPr>
+              <w:t>DistanceCategory</w:t>
+            </w:r>
+            <w:proofErr w:type="spellEnd"/>
+            <w:r>
+              <w:rPr>
+                <w:rFonts w:ascii="Arial" w:eastAsia="Arial" w:hAnsi="Arial"/>
+                <w:sz w:val="16"/>
+              </w:rPr>
+              <w:t xml:space="preserve"> </w:t>
+            </w:r>
+            <w:proofErr w:type="gramStart"/>
+            <w:r>
+              <w:rPr>
+                <w:rFonts w:ascii="Arial" w:eastAsia="Arial" w:hAnsi="Arial"/>
+                <w:sz w:val="16"/>
+              </w:rPr>
+              <w:t>VARCHAR(</w:t>
+            </w:r>
+            <w:proofErr w:type="gramEnd"/>
+            <w:r>
+              <w:rPr>
+                <w:rFonts w:ascii="Arial" w:eastAsia="Arial" w:hAnsi="Arial"/>
+                <w:sz w:val="16"/>
+              </w:rPr>
+              <w:t>30)</w:t>
+            </w:r>
+          </w:p>
+        </w:tc>
+        <w:tc>
+          <w:tcPr>
+            <w:tcW w:w="2664" w:type="dxa"/>
+          </w:tcPr>
+          <w:p>
+            <w:r>
+              <w:rPr>
+                <w:rFonts w:ascii="Arial" w:eastAsia="Arial" w:hAnsi="Arial"/>
+                <w:sz w:val="16"/>
+              </w:rPr>
+              <w:t xml:space="preserve">Referenced by </w:t>
+            </w:r>
+            <w:proofErr w:type="spellStart"/>
+            <w:r>
+              <w:rPr>
+                <w:rFonts w:ascii="Arial" w:eastAsia="Arial" w:hAnsi="Arial"/>
+                <w:sz w:val="16"/>
+              </w:rPr>
+              <w:t>DimTravel</w:t>
+            </w:r>
+            <w:proofErr w:type="spellEnd"/>
           </w:p>
         </w:tc>
       </w:tr>
@@ -7148,6 +9864,7 @@
             <w:tcW w:w="2664" w:type="dxa"/>
           </w:tcPr>
           <w:p>
+            <w:proofErr w:type="spellStart"/>
             <w:r>
               <w:rPr>
                 <w:rFonts w:ascii="Arial" w:eastAsia="Arial" w:hAnsi="Arial"/>
@@ -7155,48 +9872,92 @@
               </w:rPr>
               <w:t>DimBookingChannel</w:t>
             </w:r>
-          </w:p>
-        </w:tc>
-        <w:tc>
-          <w:tcPr>
-            <w:tcW w:w="2664" w:type="dxa"/>
-          </w:tcPr>
-          <w:p>
-            <w:r>
-              <w:rPr>
-                <w:rFonts w:ascii="Arial" w:eastAsia="Arial" w:hAnsi="Arial"/>
-                <w:sz w:val="16"/>
-              </w:rPr>
-              <w:t>BookingChannelKey INT</w:t>
-            </w:r>
-          </w:p>
-        </w:tc>
-        <w:tc>
-          <w:tcPr>
-            <w:tcW w:w="2664" w:type="dxa"/>
-          </w:tcPr>
-          <w:p>
-            <w:r>
-              <w:rPr>
-                <w:rFonts w:ascii="Arial" w:eastAsia="Arial" w:hAnsi="Arial"/>
-                <w:sz w:val="16"/>
-              </w:rPr>
-              <w:t>BookingChannel VARCHAR(30)</w:t>
-            </w:r>
-          </w:p>
-        </w:tc>
-        <w:tc>
-          <w:tcPr>
-            <w:tcW w:w="2664" w:type="dxa"/>
-          </w:tcPr>
-          <w:p>
-            <w:r>
-              <w:rPr>
-                <w:rFonts w:ascii="Arial" w:eastAsia="Arial" w:hAnsi="Arial"/>
-                <w:sz w:val="16"/>
-              </w:rPr>
-              <w:t>Referenced by DimBooking</w:t>
-            </w:r>
+            <w:proofErr w:type="spellEnd"/>
+          </w:p>
+        </w:tc>
+        <w:tc>
+          <w:tcPr>
+            <w:tcW w:w="2664" w:type="dxa"/>
+          </w:tcPr>
+          <w:p>
+            <w:proofErr w:type="spellStart"/>
+            <w:r>
+              <w:rPr>
+                <w:rFonts w:ascii="Arial" w:eastAsia="Arial" w:hAnsi="Arial"/>
+                <w:sz w:val="16"/>
+              </w:rPr>
+              <w:t>BookingChannelKey</w:t>
+            </w:r>
+            <w:proofErr w:type="spellEnd"/>
+            <w:r>
+              <w:rPr>
+                <w:rFonts w:ascii="Arial" w:eastAsia="Arial" w:hAnsi="Arial"/>
+                <w:sz w:val="16"/>
+              </w:rPr>
+              <w:t xml:space="preserve"> INT</w:t>
+            </w:r>
+          </w:p>
+        </w:tc>
+        <w:tc>
+          <w:tcPr>
+            <w:tcW w:w="2664" w:type="dxa"/>
+          </w:tcPr>
+          <w:p>
+            <w:proofErr w:type="spellStart"/>
+            <w:r>
+              <w:rPr>
+                <w:rFonts w:ascii="Arial" w:eastAsia="Arial" w:hAnsi="Arial"/>
+                <w:sz w:val="16"/>
+              </w:rPr>
+              <w:t>BookingChannel</w:t>
+            </w:r>
+            <w:proofErr w:type="spellEnd"/>
+            <w:r>
+              <w:rPr>
+                <w:rFonts w:ascii="Arial" w:eastAsia="Arial" w:hAnsi="Arial"/>
+                <w:sz w:val="16"/>
+              </w:rPr>
+              <w:t xml:space="preserve"> </w:t>
+            </w:r>
+            <w:proofErr w:type="gramStart"/>
+            <w:r>
+              <w:rPr>
+                <w:rFonts w:ascii="Arial" w:eastAsia="Arial" w:hAnsi="Arial"/>
+                <w:sz w:val="16"/>
+              </w:rPr>
+              <w:t>VARCHAR(</w:t>
+            </w:r>
+            <w:proofErr w:type="gramEnd"/>
+            <w:r>
+              <w:rPr>
+                <w:rFonts w:ascii="Arial" w:eastAsia="Arial" w:hAnsi="Arial"/>
+                <w:sz w:val="16"/>
+              </w:rPr>
+              <w:t>30)</w:t>
+            </w:r>
+          </w:p>
+        </w:tc>
+        <w:tc>
+          <w:tcPr>
+            <w:tcW w:w="2664" w:type="dxa"/>
+          </w:tcPr>
+          <w:p>
+            <w:r>
+              <w:rPr>
+                <w:rFonts w:ascii="Arial" w:eastAsia="Arial" w:hAnsi="Arial"/>
+                <w:sz w:val="16"/>
+              </w:rPr>
+              <w:t xml:space="preserve">Referenced by </w:t>
+            </w:r>
+            <w:proofErr w:type="spellStart"/>
+            <w:r>
+              <w:rPr>
+                <w:rFonts w:ascii="Arial" w:eastAsia="Arial" w:hAnsi="Arial"/>
+                <w:sz w:val="16"/>
+              </w:rPr>
+              <w:t>DimBooking</w:t>
+            </w:r>
+            <w:proofErr w:type="spellEnd"/>
           </w:p>
         </w:tc>
       </w:tr>
@@ -7209,6 +9970,7 @@
             <w:tcW w:w="2664" w:type="dxa"/>
           </w:tcPr>
           <w:p>
+            <w:proofErr w:type="spellStart"/>
             <w:r>
               <w:rPr>
                 <w:rFonts w:ascii="Arial" w:eastAsia="Arial" w:hAnsi="Arial"/>
@@ -7216,48 +9978,92 @@
               </w:rPr>
               <w:t>DimPaymentMethod</w:t>
             </w:r>
-          </w:p>
-        </w:tc>
-        <w:tc>
-          <w:tcPr>
-            <w:tcW w:w="2664" w:type="dxa"/>
-          </w:tcPr>
-          <w:p>
-            <w:r>
-              <w:rPr>
-                <w:rFonts w:ascii="Arial" w:eastAsia="Arial" w:hAnsi="Arial"/>
-                <w:sz w:val="16"/>
-              </w:rPr>
-              <w:t>PaymentMethodKey INT</w:t>
-            </w:r>
-          </w:p>
-        </w:tc>
-        <w:tc>
-          <w:tcPr>
-            <w:tcW w:w="2664" w:type="dxa"/>
-          </w:tcPr>
-          <w:p>
-            <w:r>
-              <w:rPr>
-                <w:rFonts w:ascii="Arial" w:eastAsia="Arial" w:hAnsi="Arial"/>
-                <w:sz w:val="16"/>
-              </w:rPr>
-              <w:t>PaymentMethod VARCHAR(30)</w:t>
-            </w:r>
-          </w:p>
-        </w:tc>
-        <w:tc>
-          <w:tcPr>
-            <w:tcW w:w="2664" w:type="dxa"/>
-          </w:tcPr>
-          <w:p>
-            <w:r>
-              <w:rPr>
-                <w:rFonts w:ascii="Arial" w:eastAsia="Arial" w:hAnsi="Arial"/>
-                <w:sz w:val="16"/>
-              </w:rPr>
-              <w:t>Referenced by DimBooking</w:t>
-            </w:r>
+            <w:proofErr w:type="spellEnd"/>
+          </w:p>
+        </w:tc>
+        <w:tc>
+          <w:tcPr>
+            <w:tcW w:w="2664" w:type="dxa"/>
+          </w:tcPr>
+          <w:p>
+            <w:proofErr w:type="spellStart"/>
+            <w:r>
+              <w:rPr>
+                <w:rFonts w:ascii="Arial" w:eastAsia="Arial" w:hAnsi="Arial"/>
+                <w:sz w:val="16"/>
+              </w:rPr>
+              <w:t>PaymentMethodKey</w:t>
+            </w:r>
+            <w:proofErr w:type="spellEnd"/>
+            <w:r>
+              <w:rPr>
+                <w:rFonts w:ascii="Arial" w:eastAsia="Arial" w:hAnsi="Arial"/>
+                <w:sz w:val="16"/>
+              </w:rPr>
+              <w:t xml:space="preserve"> INT</w:t>
+            </w:r>
+          </w:p>
+        </w:tc>
+        <w:tc>
+          <w:tcPr>
+            <w:tcW w:w="2664" w:type="dxa"/>
+          </w:tcPr>
+          <w:p>
+            <w:proofErr w:type="spellStart"/>
+            <w:r>
+              <w:rPr>
+                <w:rFonts w:ascii="Arial" w:eastAsia="Arial" w:hAnsi="Arial"/>
+                <w:sz w:val="16"/>
+              </w:rPr>
+              <w:t>PaymentMethod</w:t>
+            </w:r>
+            <w:proofErr w:type="spellEnd"/>
+            <w:r>
+              <w:rPr>
+                <w:rFonts w:ascii="Arial" w:eastAsia="Arial" w:hAnsi="Arial"/>
+                <w:sz w:val="16"/>
+              </w:rPr>
+              <w:t xml:space="preserve"> </w:t>
+            </w:r>
+            <w:proofErr w:type="gramStart"/>
+            <w:r>
+              <w:rPr>
+                <w:rFonts w:ascii="Arial" w:eastAsia="Arial" w:hAnsi="Arial"/>
+                <w:sz w:val="16"/>
+              </w:rPr>
+              <w:t>VARCHAR(</w:t>
+            </w:r>
+            <w:proofErr w:type="gramEnd"/>
+            <w:r>
+              <w:rPr>
+                <w:rFonts w:ascii="Arial" w:eastAsia="Arial" w:hAnsi="Arial"/>
+                <w:sz w:val="16"/>
+              </w:rPr>
+              <w:t>30)</w:t>
+            </w:r>
+          </w:p>
+        </w:tc>
+        <w:tc>
+          <w:tcPr>
+            <w:tcW w:w="2664" w:type="dxa"/>
+          </w:tcPr>
+          <w:p>
+            <w:r>
+              <w:rPr>
+                <w:rFonts w:ascii="Arial" w:eastAsia="Arial" w:hAnsi="Arial"/>
+                <w:sz w:val="16"/>
+              </w:rPr>
+              <w:t xml:space="preserve">Referenced by </w:t>
+            </w:r>
+            <w:proofErr w:type="spellStart"/>
+            <w:r>
+              <w:rPr>
+                <w:rFonts w:ascii="Arial" w:eastAsia="Arial" w:hAnsi="Arial"/>
+                <w:sz w:val="16"/>
+              </w:rPr>
+              <w:t>DimBooking</w:t>
+            </w:r>
+            <w:proofErr w:type="spellEnd"/>
           </w:p>
         </w:tc>
       </w:tr>
@@ -7270,6 +10076,7 @@
             <w:tcW w:w="2664" w:type="dxa"/>
           </w:tcPr>
           <w:p>
+            <w:proofErr w:type="spellStart"/>
             <w:r>
               <w:rPr>
                 <w:rFonts w:ascii="Arial" w:eastAsia="Arial" w:hAnsi="Arial"/>
@@ -7277,48 +10084,92 @@
               </w:rPr>
               <w:t>DimTravelInsurance</w:t>
             </w:r>
-          </w:p>
-        </w:tc>
-        <w:tc>
-          <w:tcPr>
-            <w:tcW w:w="2664" w:type="dxa"/>
-          </w:tcPr>
-          <w:p>
-            <w:r>
-              <w:rPr>
-                <w:rFonts w:ascii="Arial" w:eastAsia="Arial" w:hAnsi="Arial"/>
-                <w:sz w:val="16"/>
-              </w:rPr>
-              <w:t>TravelInsuranceKey INT</w:t>
-            </w:r>
-          </w:p>
-        </w:tc>
-        <w:tc>
-          <w:tcPr>
-            <w:tcW w:w="2664" w:type="dxa"/>
-          </w:tcPr>
-          <w:p>
-            <w:r>
-              <w:rPr>
-                <w:rFonts w:ascii="Arial" w:eastAsia="Arial" w:hAnsi="Arial"/>
-                <w:sz w:val="16"/>
-              </w:rPr>
-              <w:t>TravelInsurance VARCHAR(10)</w:t>
-            </w:r>
-          </w:p>
-        </w:tc>
-        <w:tc>
-          <w:tcPr>
-            <w:tcW w:w="2664" w:type="dxa"/>
-          </w:tcPr>
-          <w:p>
-            <w:r>
-              <w:rPr>
-                <w:rFonts w:ascii="Arial" w:eastAsia="Arial" w:hAnsi="Arial"/>
-                <w:sz w:val="16"/>
-              </w:rPr>
-              <w:t>Referenced by DimBooking</w:t>
-            </w:r>
+            <w:proofErr w:type="spellEnd"/>
+          </w:p>
+        </w:tc>
+        <w:tc>
+          <w:tcPr>
+            <w:tcW w:w="2664" w:type="dxa"/>
+          </w:tcPr>
+          <w:p>
+            <w:proofErr w:type="spellStart"/>
+            <w:r>
+              <w:rPr>
+                <w:rFonts w:ascii="Arial" w:eastAsia="Arial" w:hAnsi="Arial"/>
+                <w:sz w:val="16"/>
+              </w:rPr>
+              <w:t>TravelInsuranceKey</w:t>
+            </w:r>
+            <w:proofErr w:type="spellEnd"/>
+            <w:r>
+              <w:rPr>
+                <w:rFonts w:ascii="Arial" w:eastAsia="Arial" w:hAnsi="Arial"/>
+                <w:sz w:val="16"/>
+              </w:rPr>
+              <w:t xml:space="preserve"> INT</w:t>
+            </w:r>
+          </w:p>
+        </w:tc>
+        <w:tc>
+          <w:tcPr>
+            <w:tcW w:w="2664" w:type="dxa"/>
+          </w:tcPr>
+          <w:p>
+            <w:proofErr w:type="spellStart"/>
+            <w:r>
+              <w:rPr>
+                <w:rFonts w:ascii="Arial" w:eastAsia="Arial" w:hAnsi="Arial"/>
+                <w:sz w:val="16"/>
+              </w:rPr>
+              <w:t>TravelInsurance</w:t>
+            </w:r>
+            <w:proofErr w:type="spellEnd"/>
+            <w:r>
+              <w:rPr>
+                <w:rFonts w:ascii="Arial" w:eastAsia="Arial" w:hAnsi="Arial"/>
+                <w:sz w:val="16"/>
+              </w:rPr>
+              <w:t xml:space="preserve"> </w:t>
+            </w:r>
+            <w:proofErr w:type="gramStart"/>
+            <w:r>
+              <w:rPr>
+                <w:rFonts w:ascii="Arial" w:eastAsia="Arial" w:hAnsi="Arial"/>
+                <w:sz w:val="16"/>
+              </w:rPr>
+              <w:t>VARCHAR(</w:t>
+            </w:r>
+            <w:proofErr w:type="gramEnd"/>
+            <w:r>
+              <w:rPr>
+                <w:rFonts w:ascii="Arial" w:eastAsia="Arial" w:hAnsi="Arial"/>
+                <w:sz w:val="16"/>
+              </w:rPr>
+              <w:t>10)</w:t>
+            </w:r>
+          </w:p>
+        </w:tc>
+        <w:tc>
+          <w:tcPr>
+            <w:tcW w:w="2664" w:type="dxa"/>
+          </w:tcPr>
+          <w:p>
+            <w:r>
+              <w:rPr>
+                <w:rFonts w:ascii="Arial" w:eastAsia="Arial" w:hAnsi="Arial"/>
+                <w:sz w:val="16"/>
+              </w:rPr>
+              <w:t xml:space="preserve">Referenced by </w:t>
+            </w:r>
+            <w:proofErr w:type="spellStart"/>
+            <w:r>
+              <w:rPr>
+                <w:rFonts w:ascii="Arial" w:eastAsia="Arial" w:hAnsi="Arial"/>
+                <w:sz w:val="16"/>
+              </w:rPr>
+              <w:t>DimBooking</w:t>
+            </w:r>
+            <w:proofErr w:type="spellEnd"/>
           </w:p>
         </w:tc>
       </w:tr>
@@ -7403,14 +10254,15 @@
             <w:tcW w:w="5328" w:type="dxa"/>
           </w:tcPr>
           <w:p>
-            <w:r>
-              <w:rPr>
-                <w:rFonts w:ascii="Arial" w:eastAsia="Arial" w:hAnsi="Arial"/>
-                <w:sz w:val="16"/>
-              </w:rPr>
-              <w:lastRenderedPageBreak/>
+            <w:proofErr w:type="spellStart"/>
+            <w:r>
+              <w:rPr>
+                <w:rFonts w:ascii="Arial" w:eastAsia="Arial" w:hAnsi="Arial"/>
+                <w:sz w:val="16"/>
+              </w:rPr>
               <w:t>DimCustomer</w:t>
             </w:r>
+            <w:proofErr w:type="spellEnd"/>
           </w:p>
         </w:tc>
         <w:tc>
@@ -7418,12 +10270,69 @@
             <w:tcW w:w="5328" w:type="dxa"/>
           </w:tcPr>
           <w:p>
-            <w:r>
-              <w:rPr>
-                <w:rFonts w:ascii="Arial" w:eastAsia="Arial" w:hAnsi="Arial"/>
-                <w:sz w:val="16"/>
-              </w:rPr>
-              <w:t>CustomerKey=1, CustomerID=70172, Gender=Male, Age=13, CustomerType=Loyal Customer, AgeGroup=Under 18</w:t>
+            <w:proofErr w:type="spellStart"/>
+            <w:r>
+              <w:rPr>
+                <w:rFonts w:ascii="Arial" w:eastAsia="Arial" w:hAnsi="Arial"/>
+                <w:sz w:val="16"/>
+              </w:rPr>
+              <w:t>CustomerKey</w:t>
+            </w:r>
+            <w:proofErr w:type="spellEnd"/>
+            <w:r>
+              <w:rPr>
+                <w:rFonts w:ascii="Arial" w:eastAsia="Arial" w:hAnsi="Arial"/>
+                <w:sz w:val="16"/>
+              </w:rPr>
+              <w:t xml:space="preserve">=1, </w:t>
+            </w:r>
+            <w:proofErr w:type="spellStart"/>
+            <w:r>
+              <w:rPr>
+                <w:rFonts w:ascii="Arial" w:eastAsia="Arial" w:hAnsi="Arial"/>
+                <w:sz w:val="16"/>
+              </w:rPr>
+              <w:t>CustomerID</w:t>
+            </w:r>
+            <w:proofErr w:type="spellEnd"/>
+            <w:r>
+              <w:rPr>
+                <w:rFonts w:ascii="Arial" w:eastAsia="Arial" w:hAnsi="Arial"/>
+                <w:sz w:val="16"/>
+              </w:rPr>
+              <w:t xml:space="preserve">=70172, Gender=Male, Age=13, </w:t>
+            </w:r>
+            <w:proofErr w:type="spellStart"/>
+            <w:r>
+              <w:rPr>
+                <w:rFonts w:ascii="Arial" w:eastAsia="Arial" w:hAnsi="Arial"/>
+                <w:sz w:val="16"/>
+              </w:rPr>
+              <w:t>CustomerType</w:t>
+            </w:r>
+            <w:proofErr w:type="spellEnd"/>
+            <w:r>
+              <w:rPr>
+                <w:rFonts w:ascii="Arial" w:eastAsia="Arial" w:hAnsi="Arial"/>
+                <w:sz w:val="16"/>
+              </w:rPr>
+              <w:t xml:space="preserve">=Loyal Customer, </w:t>
+            </w:r>
+            <w:proofErr w:type="spellStart"/>
+            <w:r>
+              <w:rPr>
+                <w:rFonts w:ascii="Arial" w:eastAsia="Arial" w:hAnsi="Arial"/>
+                <w:sz w:val="16"/>
+              </w:rPr>
+              <w:t>AgeGroup</w:t>
+            </w:r>
+            <w:proofErr w:type="spellEnd"/>
+            <w:r>
+              <w:rPr>
+                <w:rFonts w:ascii="Arial" w:eastAsia="Arial" w:hAnsi="Arial"/>
+                <w:sz w:val="16"/>
+              </w:rPr>
+              <w:t>=Under 18</w:t>
             </w:r>
           </w:p>
         </w:tc>
@@ -7437,6 +10346,7 @@
             <w:tcW w:w="5328" w:type="dxa"/>
           </w:tcPr>
           <w:p>
+            <w:proofErr w:type="spellStart"/>
             <w:r>
               <w:rPr>
                 <w:rFonts w:ascii="Arial" w:eastAsia="Arial" w:hAnsi="Arial"/>
@@ -7444,6 +10354,7 @@
               </w:rPr>
               <w:t>DimDate</w:t>
             </w:r>
+            <w:proofErr w:type="spellEnd"/>
           </w:p>
         </w:tc>
         <w:tc>
@@ -7451,12 +10362,53 @@
             <w:tcW w:w="5328" w:type="dxa"/>
           </w:tcPr>
           <w:p>
-            <w:r>
-              <w:rPr>
-                <w:rFonts w:ascii="Arial" w:eastAsia="Arial" w:hAnsi="Arial"/>
-                <w:sz w:val="16"/>
-              </w:rPr>
-              <w:t>DateKey=20240101, FullDate=2024-01-01, Day=1, Month=1, MonthName=January, Quarter=1, Year=2024</w:t>
+            <w:proofErr w:type="spellStart"/>
+            <w:r>
+              <w:rPr>
+                <w:rFonts w:ascii="Arial" w:eastAsia="Arial" w:hAnsi="Arial"/>
+                <w:sz w:val="16"/>
+              </w:rPr>
+              <w:t>DateKey</w:t>
+            </w:r>
+            <w:proofErr w:type="spellEnd"/>
+            <w:r>
+              <w:rPr>
+                <w:rFonts w:ascii="Arial" w:eastAsia="Arial" w:hAnsi="Arial"/>
+                <w:sz w:val="16"/>
+              </w:rPr>
+              <w:t xml:space="preserve">=20240101, </w:t>
+            </w:r>
+            <w:proofErr w:type="spellStart"/>
+            <w:r>
+              <w:rPr>
+                <w:rFonts w:ascii="Arial" w:eastAsia="Arial" w:hAnsi="Arial"/>
+                <w:sz w:val="16"/>
+              </w:rPr>
+              <w:t>FullDate</w:t>
+            </w:r>
+            <w:proofErr w:type="spellEnd"/>
+            <w:r>
+              <w:rPr>
+                <w:rFonts w:ascii="Arial" w:eastAsia="Arial" w:hAnsi="Arial"/>
+                <w:sz w:val="16"/>
+              </w:rPr>
+              <w:t xml:space="preserve">=2024-01-01, Day=1, Month=1, </w:t>
+            </w:r>
+            <w:proofErr w:type="spellStart"/>
+            <w:r>
+              <w:rPr>
+                <w:rFonts w:ascii="Arial" w:eastAsia="Arial" w:hAnsi="Arial"/>
+                <w:sz w:val="16"/>
+              </w:rPr>
+              <w:t>MonthName</w:t>
+            </w:r>
+            <w:proofErr w:type="spellEnd"/>
+            <w:r>
+              <w:rPr>
+                <w:rFonts w:ascii="Arial" w:eastAsia="Arial" w:hAnsi="Arial"/>
+                <w:sz w:val="16"/>
+              </w:rPr>
+              <w:t>=January, Quarter=1, Year=2024</w:t>
             </w:r>
           </w:p>
         </w:tc>
@@ -7470,6 +10422,7 @@
             <w:tcW w:w="5328" w:type="dxa"/>
           </w:tcPr>
           <w:p>
+            <w:proofErr w:type="spellStart"/>
             <w:r>
               <w:rPr>
                 <w:rFonts w:ascii="Arial" w:eastAsia="Arial" w:hAnsi="Arial"/>
@@ -7477,6 +10430,7 @@
               </w:rPr>
               <w:t>DimTravel</w:t>
             </w:r>
+            <w:proofErr w:type="spellEnd"/>
           </w:p>
         </w:tc>
         <w:tc>
@@ -7484,12 +10438,85 @@
             <w:tcW w:w="5328" w:type="dxa"/>
           </w:tcPr>
           <w:p>
-            <w:r>
-              <w:rPr>
-                <w:rFonts w:ascii="Arial" w:eastAsia="Arial" w:hAnsi="Arial"/>
-                <w:sz w:val="16"/>
-              </w:rPr>
-              <w:t>TravelKey=1, TravelType=Personal Travel, TravelClass=Eco Plus, FlightDistance=460, DistanceCategory=Short Haul</w:t>
+            <w:proofErr w:type="spellStart"/>
+            <w:r>
+              <w:rPr>
+                <w:rFonts w:ascii="Arial" w:eastAsia="Arial" w:hAnsi="Arial"/>
+                <w:sz w:val="16"/>
+              </w:rPr>
+              <w:t>TravelKey</w:t>
+            </w:r>
+            <w:proofErr w:type="spellEnd"/>
+            <w:r>
+              <w:rPr>
+                <w:rFonts w:ascii="Arial" w:eastAsia="Arial" w:hAnsi="Arial"/>
+                <w:sz w:val="16"/>
+              </w:rPr>
+              <w:t xml:space="preserve">=1, </w:t>
+            </w:r>
+            <w:proofErr w:type="spellStart"/>
+            <w:r>
+              <w:rPr>
+                <w:rFonts w:ascii="Arial" w:eastAsia="Arial" w:hAnsi="Arial"/>
+                <w:sz w:val="16"/>
+              </w:rPr>
+              <w:t>TravelType</w:t>
+            </w:r>
+            <w:proofErr w:type="spellEnd"/>
+            <w:r>
+              <w:rPr>
+                <w:rFonts w:ascii="Arial" w:eastAsia="Arial" w:hAnsi="Arial"/>
+                <w:sz w:val="16"/>
+              </w:rPr>
+              <w:t xml:space="preserve">=Personal Travel, </w:t>
+            </w:r>
+            <w:proofErr w:type="spellStart"/>
+            <w:r>
+              <w:rPr>
+                <w:rFonts w:ascii="Arial" w:eastAsia="Arial" w:hAnsi="Arial"/>
+                <w:sz w:val="16"/>
+              </w:rPr>
+              <w:t>TravelClass</w:t>
+            </w:r>
+            <w:proofErr w:type="spellEnd"/>
+            <w:r>
+              <w:rPr>
+                <w:rFonts w:ascii="Arial" w:eastAsia="Arial" w:hAnsi="Arial"/>
+                <w:sz w:val="16"/>
+              </w:rPr>
+              <w:t xml:space="preserve">=Eco Plus, </w:t>
+            </w:r>
+            <w:proofErr w:type="spellStart"/>
+            <w:r>
+              <w:rPr>
+                <w:rFonts w:ascii="Arial" w:eastAsia="Arial" w:hAnsi="Arial"/>
+                <w:sz w:val="16"/>
+              </w:rPr>
+              <w:t>FlightDistance</w:t>
+            </w:r>
+            <w:proofErr w:type="spellEnd"/>
+            <w:r>
+              <w:rPr>
+                <w:rFonts w:ascii="Arial" w:eastAsia="Arial" w:hAnsi="Arial"/>
+                <w:sz w:val="16"/>
+              </w:rPr>
+              <w:t xml:space="preserve">=460, </w:t>
+            </w:r>
+            <w:proofErr w:type="spellStart"/>
+            <w:r>
+              <w:rPr>
+                <w:rFonts w:ascii="Arial" w:eastAsia="Arial" w:hAnsi="Arial"/>
+                <w:sz w:val="16"/>
+              </w:rPr>
+              <w:t>DistanceCategory</w:t>
+            </w:r>
+            <w:proofErr w:type="spellEnd"/>
+            <w:r>
+              <w:rPr>
+                <w:rFonts w:ascii="Arial" w:eastAsia="Arial" w:hAnsi="Arial"/>
+                <w:sz w:val="16"/>
+              </w:rPr>
+              <w:t>=Short Haul</w:t>
             </w:r>
           </w:p>
         </w:tc>
@@ -7503,6 +10530,7 @@
             <w:tcW w:w="5328" w:type="dxa"/>
           </w:tcPr>
           <w:p>
+            <w:proofErr w:type="spellStart"/>
             <w:r>
               <w:rPr>
                 <w:rFonts w:ascii="Arial" w:eastAsia="Arial" w:hAnsi="Arial"/>
@@ -7510,6 +10538,7 @@
               </w:rPr>
               <w:t>DimBooking</w:t>
             </w:r>
+            <w:proofErr w:type="spellEnd"/>
           </w:p>
         </w:tc>
         <w:tc>
@@ -7517,12 +10546,85 @@
             <w:tcW w:w="5328" w:type="dxa"/>
           </w:tcPr>
           <w:p>
-            <w:r>
-              <w:rPr>
-                <w:rFonts w:ascii="Arial" w:eastAsia="Arial" w:hAnsi="Arial"/>
-                <w:sz w:val="16"/>
-              </w:rPr>
-              <w:t>BookingKey=1, BookingID=BK70172, BookingChannel=Travel Agency, PaymentMethod=Debit Card, TravelInsurance=No</w:t>
+            <w:proofErr w:type="spellStart"/>
+            <w:r>
+              <w:rPr>
+                <w:rFonts w:ascii="Arial" w:eastAsia="Arial" w:hAnsi="Arial"/>
+                <w:sz w:val="16"/>
+              </w:rPr>
+              <w:t>BookingKey</w:t>
+            </w:r>
+            <w:proofErr w:type="spellEnd"/>
+            <w:r>
+              <w:rPr>
+                <w:rFonts w:ascii="Arial" w:eastAsia="Arial" w:hAnsi="Arial"/>
+                <w:sz w:val="16"/>
+              </w:rPr>
+              <w:t xml:space="preserve">=1, </w:t>
+            </w:r>
+            <w:proofErr w:type="spellStart"/>
+            <w:r>
+              <w:rPr>
+                <w:rFonts w:ascii="Arial" w:eastAsia="Arial" w:hAnsi="Arial"/>
+                <w:sz w:val="16"/>
+              </w:rPr>
+              <w:t>BookingID</w:t>
+            </w:r>
+            <w:proofErr w:type="spellEnd"/>
+            <w:r>
+              <w:rPr>
+                <w:rFonts w:ascii="Arial" w:eastAsia="Arial" w:hAnsi="Arial"/>
+                <w:sz w:val="16"/>
+              </w:rPr>
+              <w:t xml:space="preserve">=BK70172, </w:t>
+            </w:r>
+            <w:proofErr w:type="spellStart"/>
+            <w:r>
+              <w:rPr>
+                <w:rFonts w:ascii="Arial" w:eastAsia="Arial" w:hAnsi="Arial"/>
+                <w:sz w:val="16"/>
+              </w:rPr>
+              <w:t>BookingChannel</w:t>
+            </w:r>
+            <w:proofErr w:type="spellEnd"/>
+            <w:r>
+              <w:rPr>
+                <w:rFonts w:ascii="Arial" w:eastAsia="Arial" w:hAnsi="Arial"/>
+                <w:sz w:val="16"/>
+              </w:rPr>
+              <w:t xml:space="preserve">=Travel Agency, </w:t>
+            </w:r>
+            <w:proofErr w:type="spellStart"/>
+            <w:r>
+              <w:rPr>
+                <w:rFonts w:ascii="Arial" w:eastAsia="Arial" w:hAnsi="Arial"/>
+                <w:sz w:val="16"/>
+              </w:rPr>
+              <w:t>PaymentMethod</w:t>
+            </w:r>
+            <w:proofErr w:type="spellEnd"/>
+            <w:r>
+              <w:rPr>
+                <w:rFonts w:ascii="Arial" w:eastAsia="Arial" w:hAnsi="Arial"/>
+                <w:sz w:val="16"/>
+              </w:rPr>
+              <w:t xml:space="preserve">=Debit Card, </w:t>
+            </w:r>
+            <w:proofErr w:type="spellStart"/>
+            <w:r>
+              <w:rPr>
+                <w:rFonts w:ascii="Arial" w:eastAsia="Arial" w:hAnsi="Arial"/>
+                <w:sz w:val="16"/>
+              </w:rPr>
+              <w:t>TravelInsurance</w:t>
+            </w:r>
+            <w:proofErr w:type="spellEnd"/>
+            <w:r>
+              <w:rPr>
+                <w:rFonts w:ascii="Arial" w:eastAsia="Arial" w:hAnsi="Arial"/>
+                <w:sz w:val="16"/>
+              </w:rPr>
+              <w:t>=No</w:t>
             </w:r>
           </w:p>
         </w:tc>
@@ -7536,6 +10638,7 @@
             <w:tcW w:w="5328" w:type="dxa"/>
           </w:tcPr>
           <w:p>
+            <w:proofErr w:type="spellStart"/>
             <w:r>
               <w:rPr>
                 <w:rFonts w:ascii="Arial" w:eastAsia="Arial" w:hAnsi="Arial"/>
@@ -7543,6 +10646,7 @@
               </w:rPr>
               <w:t>DimLoyalty</w:t>
             </w:r>
+            <w:proofErr w:type="spellEnd"/>
           </w:p>
         </w:tc>
         <w:tc>
@@ -7550,12 +10654,69 @@
             <w:tcW w:w="5328" w:type="dxa"/>
           </w:tcPr>
           <w:p>
-            <w:r>
-              <w:rPr>
-                <w:rFonts w:ascii="Arial" w:eastAsia="Arial" w:hAnsi="Arial"/>
-                <w:sz w:val="16"/>
-              </w:rPr>
-              <w:t>LoyaltyKey=3, LoyaltyLevel=Platinum, LoyaltyRank=3, PriorityServiceFlag=True</w:t>
+            <w:proofErr w:type="spellStart"/>
+            <w:r>
+              <w:rPr>
+                <w:rFonts w:ascii="Arial" w:eastAsia="Arial" w:hAnsi="Arial"/>
+                <w:sz w:val="16"/>
+              </w:rPr>
+              <w:t>LoyaltyKey</w:t>
+            </w:r>
+            <w:proofErr w:type="spellEnd"/>
+            <w:r>
+              <w:rPr>
+                <w:rFonts w:ascii="Arial" w:eastAsia="Arial" w:hAnsi="Arial"/>
+                <w:sz w:val="16"/>
+              </w:rPr>
+              <w:t xml:space="preserve">=3, </w:t>
+            </w:r>
+            <w:proofErr w:type="spellStart"/>
+            <w:r>
+              <w:rPr>
+                <w:rFonts w:ascii="Arial" w:eastAsia="Arial" w:hAnsi="Arial"/>
+                <w:sz w:val="16"/>
+              </w:rPr>
+              <w:t>LoyaltyLevel</w:t>
+            </w:r>
+            <w:proofErr w:type="spellEnd"/>
+            <w:r>
+              <w:rPr>
+                <w:rFonts w:ascii="Arial" w:eastAsia="Arial" w:hAnsi="Arial"/>
+                <w:sz w:val="16"/>
+              </w:rPr>
+              <w:t xml:space="preserve">=Platinum, </w:t>
+            </w:r>
+            <w:proofErr w:type="spellStart"/>
+            <w:r>
+              <w:rPr>
+                <w:rFonts w:ascii="Arial" w:eastAsia="Arial" w:hAnsi="Arial"/>
+                <w:sz w:val="16"/>
+              </w:rPr>
+              <w:t>LoyaltyRank</w:t>
+            </w:r>
+            <w:proofErr w:type="spellEnd"/>
+            <w:r>
+              <w:rPr>
+                <w:rFonts w:ascii="Arial" w:eastAsia="Arial" w:hAnsi="Arial"/>
+                <w:sz w:val="16"/>
+              </w:rPr>
+              <w:t xml:space="preserve">=3, </w:t>
+            </w:r>
+            <w:proofErr w:type="spellStart"/>
+            <w:r>
+              <w:rPr>
+                <w:rFonts w:ascii="Arial" w:eastAsia="Arial" w:hAnsi="Arial"/>
+                <w:sz w:val="16"/>
+              </w:rPr>
+              <w:t>PriorityServiceFlag</w:t>
+            </w:r>
+            <w:proofErr w:type="spellEnd"/>
+            <w:r>
+              <w:rPr>
+                <w:rFonts w:ascii="Arial" w:eastAsia="Arial" w:hAnsi="Arial"/>
+                <w:sz w:val="16"/>
+              </w:rPr>
+              <w:t>=True</w:t>
             </w:r>
           </w:p>
         </w:tc>
@@ -7569,6 +10730,7 @@
             <w:tcW w:w="5328" w:type="dxa"/>
           </w:tcPr>
           <w:p>
+            <w:proofErr w:type="spellStart"/>
             <w:r>
               <w:rPr>
                 <w:rFonts w:ascii="Arial" w:eastAsia="Arial" w:hAnsi="Arial"/>
@@ -7576,6 +10738,7 @@
               </w:rPr>
               <w:t>FactSales</w:t>
             </w:r>
+            <w:proofErr w:type="spellEnd"/>
           </w:p>
         </w:tc>
         <w:tc>
@@ -7583,12 +10746,165 @@
             <w:tcW w:w="5328" w:type="dxa"/>
           </w:tcPr>
           <w:p>
-            <w:r>
-              <w:rPr>
-                <w:rFonts w:ascii="Arial" w:eastAsia="Arial" w:hAnsi="Arial"/>
-                <w:sz w:val="16"/>
-              </w:rPr>
-              <w:t>FactSalesKey=1, CustomerKey=1, DateKey=20240101, TravelKey=1, BookingKey=1, LoyaltyKey=3, TicketPrice=1110.00, OperatingCost=..., AirportFee=..., PromotionDiscount=..., Profit=...</w:t>
+            <w:proofErr w:type="spellStart"/>
+            <w:r>
+              <w:rPr>
+                <w:rFonts w:ascii="Arial" w:eastAsia="Arial" w:hAnsi="Arial"/>
+                <w:sz w:val="16"/>
+              </w:rPr>
+              <w:t>FactSalesKey</w:t>
+            </w:r>
+            <w:proofErr w:type="spellEnd"/>
+            <w:r>
+              <w:rPr>
+                <w:rFonts w:ascii="Arial" w:eastAsia="Arial" w:hAnsi="Arial"/>
+                <w:sz w:val="16"/>
+              </w:rPr>
+              <w:t xml:space="preserve">=1, </w:t>
+            </w:r>
+            <w:proofErr w:type="spellStart"/>
+            <w:r>
+              <w:rPr>
+                <w:rFonts w:ascii="Arial" w:eastAsia="Arial" w:hAnsi="Arial"/>
+                <w:sz w:val="16"/>
+              </w:rPr>
+              <w:t>CustomerKey</w:t>
+            </w:r>
+            <w:proofErr w:type="spellEnd"/>
+            <w:r>
+              <w:rPr>
+                <w:rFonts w:ascii="Arial" w:eastAsia="Arial" w:hAnsi="Arial"/>
+                <w:sz w:val="16"/>
+              </w:rPr>
+              <w:t xml:space="preserve">=1, </w:t>
+            </w:r>
+            <w:proofErr w:type="spellStart"/>
+            <w:r>
+              <w:rPr>
+                <w:rFonts w:ascii="Arial" w:eastAsia="Arial" w:hAnsi="Arial"/>
+                <w:sz w:val="16"/>
+              </w:rPr>
+              <w:t>DateKey</w:t>
+            </w:r>
+            <w:proofErr w:type="spellEnd"/>
+            <w:r>
+              <w:rPr>
+                <w:rFonts w:ascii="Arial" w:eastAsia="Arial" w:hAnsi="Arial"/>
+                <w:sz w:val="16"/>
+              </w:rPr>
+              <w:t xml:space="preserve">=20240101, </w:t>
+            </w:r>
+            <w:proofErr w:type="spellStart"/>
+            <w:r>
+              <w:rPr>
+                <w:rFonts w:ascii="Arial" w:eastAsia="Arial" w:hAnsi="Arial"/>
+                <w:sz w:val="16"/>
+              </w:rPr>
+              <w:t>TravelKey</w:t>
+            </w:r>
+            <w:proofErr w:type="spellEnd"/>
+            <w:r>
+              <w:rPr>
+                <w:rFonts w:ascii="Arial" w:eastAsia="Arial" w:hAnsi="Arial"/>
+                <w:sz w:val="16"/>
+              </w:rPr>
+              <w:t xml:space="preserve">=1, </w:t>
+            </w:r>
+            <w:proofErr w:type="spellStart"/>
+            <w:r>
+              <w:rPr>
+                <w:rFonts w:ascii="Arial" w:eastAsia="Arial" w:hAnsi="Arial"/>
+                <w:sz w:val="16"/>
+              </w:rPr>
+              <w:t>BookingKey</w:t>
+            </w:r>
+            <w:proofErr w:type="spellEnd"/>
+            <w:r>
+              <w:rPr>
+                <w:rFonts w:ascii="Arial" w:eastAsia="Arial" w:hAnsi="Arial"/>
+                <w:sz w:val="16"/>
+              </w:rPr>
+              <w:t xml:space="preserve">=1, </w:t>
+            </w:r>
+            <w:proofErr w:type="spellStart"/>
+            <w:r>
+              <w:rPr>
+                <w:rFonts w:ascii="Arial" w:eastAsia="Arial" w:hAnsi="Arial"/>
+                <w:sz w:val="16"/>
+              </w:rPr>
+              <w:t>LoyaltyKey</w:t>
+            </w:r>
+            <w:proofErr w:type="spellEnd"/>
+            <w:r>
+              <w:rPr>
+                <w:rFonts w:ascii="Arial" w:eastAsia="Arial" w:hAnsi="Arial"/>
+                <w:sz w:val="16"/>
+              </w:rPr>
+              <w:t xml:space="preserve">=3, </w:t>
+            </w:r>
+            <w:proofErr w:type="spellStart"/>
+            <w:r>
+              <w:rPr>
+                <w:rFonts w:ascii="Arial" w:eastAsia="Arial" w:hAnsi="Arial"/>
+                <w:sz w:val="16"/>
+              </w:rPr>
+              <w:t>TicketPrice</w:t>
+            </w:r>
+            <w:proofErr w:type="spellEnd"/>
+            <w:r>
+              <w:rPr>
+                <w:rFonts w:ascii="Arial" w:eastAsia="Arial" w:hAnsi="Arial"/>
+                <w:sz w:val="16"/>
+              </w:rPr>
+              <w:t xml:space="preserve">=1110.00, </w:t>
+            </w:r>
+            <w:proofErr w:type="spellStart"/>
+            <w:r>
+              <w:rPr>
+                <w:rFonts w:ascii="Arial" w:eastAsia="Arial" w:hAnsi="Arial"/>
+                <w:sz w:val="16"/>
+              </w:rPr>
+              <w:t>OperatingCost</w:t>
+            </w:r>
+            <w:proofErr w:type="spellEnd"/>
+            <w:r>
+              <w:rPr>
+                <w:rFonts w:ascii="Arial" w:eastAsia="Arial" w:hAnsi="Arial"/>
+                <w:sz w:val="16"/>
+              </w:rPr>
+              <w:t xml:space="preserve">=..., </w:t>
+            </w:r>
+            <w:proofErr w:type="spellStart"/>
+            <w:r>
+              <w:rPr>
+                <w:rFonts w:ascii="Arial" w:eastAsia="Arial" w:hAnsi="Arial"/>
+                <w:sz w:val="16"/>
+              </w:rPr>
+              <w:t>AirportFee</w:t>
+            </w:r>
+            <w:proofErr w:type="spellEnd"/>
+            <w:r>
+              <w:rPr>
+                <w:rFonts w:ascii="Arial" w:eastAsia="Arial" w:hAnsi="Arial"/>
+                <w:sz w:val="16"/>
+              </w:rPr>
+              <w:t xml:space="preserve">=..., </w:t>
+            </w:r>
+            <w:proofErr w:type="spellStart"/>
+            <w:r>
+              <w:rPr>
+                <w:rFonts w:ascii="Arial" w:eastAsia="Arial" w:hAnsi="Arial"/>
+                <w:sz w:val="16"/>
+              </w:rPr>
+              <w:t>PromotionDiscount</w:t>
+            </w:r>
+            <w:proofErr w:type="spellEnd"/>
+            <w:r>
+              <w:rPr>
+                <w:rFonts w:ascii="Arial" w:eastAsia="Arial" w:hAnsi="Arial"/>
+                <w:sz w:val="16"/>
+              </w:rPr>
+              <w:t>=..., Profit=...</w:t>
             </w:r>
           </w:p>
         </w:tc>
@@ -7813,21 +11129,11 @@
           <w:pPr>
             <w:pStyle w:val="Footer"/>
           </w:pPr>
-          <w:r>
-            <w:fldChar w:fldCharType="begin"/>
-          </w:r>
-          <w:r>
-            <w:instrText xml:space="preserve"> DOCPROPERTY  Classification  \* MERGEFORMAT </w:instrText>
-          </w:r>
-          <w:r>
-            <w:fldChar w:fldCharType="separate"/>
-          </w:r>
-          <w:r>
-            <w:t>CONFIDENTIAL</w:t>
-          </w:r>
-          <w:r>
-            <w:fldChar w:fldCharType="end"/>
-          </w:r>
+          <w:fldSimple w:instr=" DOCPROPERTY  Classification  \* MERGEFORMAT ">
+            <w:r>
+              <w:t>CONFIDENTIAL</w:t>
+            </w:r>
+          </w:fldSimple>
           <w:r>
             <w:tab/>
           </w:r>
@@ -7893,7 +11199,7 @@
             </wp:anchor>
           </w:drawing>
         </mc:Choice>
-        <mc:Fallback xmlns:w16du="http://schemas.microsoft.com/office/word/2023/wordml/word16du" xmlns:oel="http://schemas.microsoft.com/office/2019/extlst">
+        <mc:Fallback xmlns:oel="http://schemas.microsoft.com/office/2019/extlst" xmlns:w16du="http://schemas.microsoft.com/office/word/2023/wordml/word16du">
           <w:pict>
             <v:line w14:anchorId="2927C80C" id="Straight Connector 21" o:spid="_x0000_s1026" style="position:absolute;z-index:251659264;visibility:visible;mso-wrap-style:square;mso-width-percent:0;mso-height-percent:0;mso-wrap-distance-left:9pt;mso-wrap-distance-top:0;mso-wrap-distance-right:9pt;mso-wrap-distance-bottom:0;mso-position-horizontal:absolute;mso-position-horizontal-relative:text;mso-position-vertical:absolute;mso-position-vertical-relative:text;mso-width-percent:0;mso-height-percent:0;mso-width-relative:margin;mso-height-relative:margin" from="-1.55pt,-1.2pt" to="466.55pt,-1.2pt" o:gfxdata="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" strokecolor="#464547" strokeweight="2pt"/>
           </w:pict>
@@ -7964,21 +11270,11 @@
           <w:pPr>
             <w:pStyle w:val="Footer"/>
           </w:pPr>
-          <w:r>
-            <w:fldChar w:fldCharType="begin"/>
-          </w:r>
-          <w:r>
-            <w:instrText xml:space="preserve"> DOCPROPERTY  Classification  \* MERGEFORMAT </w:instrText>
-          </w:r>
-          <w:r>
-            <w:fldChar w:fldCharType="separate"/>
-          </w:r>
-          <w:r>
-            <w:t>CONFIDENTIAL</w:t>
-          </w:r>
-          <w:r>
-            <w:fldChar w:fldCharType="end"/>
-          </w:r>
+          <w:fldSimple w:instr=" DOCPROPERTY  Classification  \* MERGEFORMAT ">
+            <w:r>
+              <w:t>CONFIDENTIAL</w:t>
+            </w:r>
+          </w:fldSimple>
         </w:p>
       </w:tc>
     </w:tr>
@@ -8042,7 +11338,7 @@
             </wp:anchor>
           </w:drawing>
         </mc:Choice>
-        <mc:Fallback xmlns:w16du="http://schemas.microsoft.com/office/word/2023/wordml/word16du" xmlns:oel="http://schemas.microsoft.com/office/2019/extlst">
+        <mc:Fallback xmlns:oel="http://schemas.microsoft.com/office/2019/extlst" xmlns:w16du="http://schemas.microsoft.com/office/word/2023/wordml/word16du">
           <w:pict>
             <v:line w14:anchorId="753841C6" id="Straight Connector 3" o:spid="_x0000_s1026" style="position:absolute;z-index:251660288;visibility:visible;mso-wrap-style:square;mso-width-percent:0;mso-height-percent:0;mso-wrap-distance-left:9pt;mso-wrap-distance-top:0;mso-wrap-distance-right:9pt;mso-wrap-distance-bottom:0;mso-position-horizontal:absolute;mso-position-horizontal-relative:text;mso-position-vertical:absolute;mso-position-vertical-relative:text;mso-width-percent:0;mso-height-percent:0;mso-width-relative:margin;mso-height-relative:margin" from=".2pt,-27.15pt" to="465.9pt,-27.15pt" o:gfxdata="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" strokecolor="#464547" strokeweight="2pt"/>
           </w:pict>
@@ -8301,7 +11597,7 @@
             </wp:anchor>
           </w:drawing>
         </mc:Choice>
-        <mc:Fallback xmlns:w16du="http://schemas.microsoft.com/office/word/2023/wordml/word16du" xmlns:oel="http://schemas.microsoft.com/office/2019/extlst">
+        <mc:Fallback xmlns:oel="http://schemas.microsoft.com/office/2019/extlst" xmlns:w16du="http://schemas.microsoft.com/office/word/2023/wordml/word16du">
           <w:pict>
             <v:line w14:anchorId="6A4D861F" id="Straight Connector 7" o:spid="_x0000_s1026" style="position:absolute;z-index:251661312;visibility:visible;mso-wrap-style:square;mso-width-percent:0;mso-height-percent:0;mso-wrap-distance-left:9pt;mso-wrap-distance-top:0;mso-wrap-distance-right:9pt;mso-wrap-distance-bottom:0;mso-position-horizontal:absolute;mso-position-horizontal-relative:text;mso-position-vertical:absolute;mso-position-vertical-relative:text;mso-width-percent:0;mso-height-percent:0;mso-width-relative:margin;mso-height-relative:page" from=".45pt,1.05pt" to="469.15pt,1.05pt" o:gfxdata="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" strokecolor="#393737 [814]" strokeweight="2pt">
               <v:stroke joinstyle="miter"/>
@@ -10076,15 +13372,36 @@
   </w:num>
   <w:num w:numId="22">
     <w:abstractNumId w:val="11"/>
-    <w:lvlOverride w:ilvl="0"/>
-    <w:lvlOverride w:ilvl="1"/>
-    <w:lvlOverride w:ilvl="2"/>
-    <w:lvlOverride w:ilvl="3"/>
-    <w:lvlOverride w:ilvl="4"/>
-    <w:lvlOverride w:ilvl="5"/>
-    <w:lvlOverride w:ilvl="6"/>
-    <w:lvlOverride w:ilvl="7"/>
-    <w:lvlOverride w:ilvl="8"/>
+  </w:num>
+  <w:num w:numId="23">
+    <w:abstractNumId w:val="4"/>
+    <w:lvlOverride w:ilvl="0">
+      <w:startOverride w:val="1"/>
+    </w:lvlOverride>
+    <w:lvlOverride w:ilvl="1">
+      <w:startOverride w:val="1"/>
+    </w:lvlOverride>
+    <w:lvlOverride w:ilvl="2">
+      <w:startOverride w:val="1"/>
+    </w:lvlOverride>
+    <w:lvlOverride w:ilvl="3">
+      <w:startOverride w:val="1"/>
+    </w:lvlOverride>
+    <w:lvlOverride w:ilvl="4">
+      <w:startOverride w:val="1"/>
+    </w:lvlOverride>
+    <w:lvlOverride w:ilvl="5">
+      <w:startOverride w:val="1"/>
+    </w:lvlOverride>
+    <w:lvlOverride w:ilvl="6">
+      <w:startOverride w:val="1"/>
+    </w:lvlOverride>
+    <w:lvlOverride w:ilvl="7">
+      <w:startOverride w:val="1"/>
+    </w:lvlOverride>
+    <w:lvlOverride w:ilvl="8">
+      <w:startOverride w:val="1"/>
+    </w:lvlOverride>
   </w:num>
 </w:numbering>
 </file>
@@ -11201,6 +14518,17 @@
       </w:tblBorders>
     </w:tblPr>
   </w:style>
+  <w:style w:type="character" w:styleId="Strong">
+    <w:name w:val="Strong"/>
+    <w:basedOn w:val="DefaultParagraphFont"/>
+    <w:uiPriority w:val="22"/>
+    <w:qFormat/>
+    <w:rsid w:val="00E95925"/>
+    <w:rPr>
+      <w:b/>
+      <w:bCs/>
+    </w:rPr>
+  </w:style>
 </w:styles>
 </file>
 
@@ -11500,29 +14828,6 @@
 </file>
 
 <file path=customXml/item1.xml><?xml version="1.0" encoding="utf-8"?>
-<?mso-contentType ?>
-<FormTemplates xmlns="http://schemas.microsoft.com/sharepoint/v3/contenttype/forms">
-  <Display>DocumentLibraryForm</Display>
-  <Edit>DocumentLibraryForm</Edit>
-  <New>DocumentLibraryForm</New>
-</FormTemplates>
-</file>
-
-<file path=customXml/item2.xml><?xml version="1.0" encoding="utf-8"?>
-<p:properties xmlns:p="http://schemas.microsoft.com/office/2006/metadata/properties" xmlns:xsi="http://www.w3.org/2001/XMLSchema-instance" xmlns:pc="http://schemas.microsoft.com/office/infopath/2007/PartnerControls">
-  <documentManagement>
-    <SharedWithUsers xmlns="7f0dcb33-685e-48d8-b644-2ef2786c1229">
-      <UserInfo>
-        <DisplayName/>
-        <AccountId xsi:nil="true"/>
-        <AccountType/>
-      </UserInfo>
-    </SharedWithUsers>
-  </documentManagement>
-</p:properties>
-</file>
-
-<file path=customXml/item3.xml><?xml version="1.0" encoding="utf-8"?>
 <ct:contentTypeSchema xmlns:ct="http://schemas.microsoft.com/office/2006/metadata/contentType" xmlns:ma="http://schemas.microsoft.com/office/2006/metadata/properties/metaAttributes" ct:_="" ma:_="" ma:contentTypeName="Document" ma:contentTypeID="0x010100B3483E581E535547A5C5133F57803043" ma:contentTypeVersion="7" ma:contentTypeDescription="Create a new document." ma:contentTypeScope="" ma:versionID="26f0e3c34181377a2b428b97b0aacf58">
   <xsd:schema xmlns:xsd="http://www.w3.org/2001/XMLSchema" xmlns:xs="http://www.w3.org/2001/XMLSchema" xmlns:p="http://schemas.microsoft.com/office/2006/metadata/properties" xmlns:ns2="0a074a96-e172-4849-a42b-0522bc04182b" xmlns:ns3="7f0dcb33-685e-48d8-b644-2ef2786c1229" targetNamespace="http://schemas.microsoft.com/office/2006/metadata/properties" ma:root="true" ma:fieldsID="c6eeec6c9df2cadb2fce64bd00511549" ns2:_="" ns3:_="">
     <xsd:import namespace="0a074a96-e172-4849-a42b-0522bc04182b"/>
@@ -11707,25 +15012,30 @@
 </ct:contentTypeSchema>
 </file>
 
-<file path=customXml/itemProps1.xml><?xml version="1.0" encoding="utf-8"?>
-<ds:datastoreItem xmlns:ds="http://schemas.openxmlformats.org/officeDocument/2006/customXml" ds:itemID="{CEAD825D-2413-46BA-BB1F-DCE637B19B0C}">
-  <ds:schemaRefs>
-    <ds:schemaRef ds:uri="http://schemas.microsoft.com/sharepoint/v3/contenttype/forms"/>
-  </ds:schemaRefs>
-</ds:datastoreItem>
+<file path=customXml/item2.xml><?xml version="1.0" encoding="utf-8"?>
+<p:properties xmlns:p="http://schemas.microsoft.com/office/2006/metadata/properties" xmlns:xsi="http://www.w3.org/2001/XMLSchema-instance" xmlns:pc="http://schemas.microsoft.com/office/infopath/2007/PartnerControls">
+  <documentManagement>
+    <SharedWithUsers xmlns="7f0dcb33-685e-48d8-b644-2ef2786c1229">
+      <UserInfo>
+        <DisplayName/>
+        <AccountId xsi:nil="true"/>
+        <AccountType/>
+      </UserInfo>
+    </SharedWithUsers>
+  </documentManagement>
+</p:properties>
 </file>
 
-<file path=customXml/itemProps2.xml><?xml version="1.0" encoding="utf-8"?>
-<ds:datastoreItem xmlns:ds="http://schemas.openxmlformats.org/officeDocument/2006/customXml" ds:itemID="{E4B4D352-B35B-4B3A-95D2-902933709BD2}">
-  <ds:schemaRefs>
-    <ds:schemaRef ds:uri="http://schemas.microsoft.com/office/2006/metadata/properties"/>
-    <ds:schemaRef ds:uri="http://schemas.microsoft.com/office/infopath/2007/PartnerControls"/>
-    <ds:schemaRef ds:uri="7f0dcb33-685e-48d8-b644-2ef2786c1229"/>
-  </ds:schemaRefs>
-</ds:datastoreItem>
+<file path=customXml/item3.xml><?xml version="1.0" encoding="utf-8"?>
+<?mso-contentType ?>
+<FormTemplates xmlns="http://schemas.microsoft.com/sharepoint/v3/contenttype/forms">
+  <Display>DocumentLibraryForm</Display>
+  <Edit>DocumentLibraryForm</Edit>
+  <New>DocumentLibraryForm</New>
+</FormTemplates>
 </file>
 
-<file path=customXml/itemProps3.xml><?xml version="1.0" encoding="utf-8"?>
+<file path=customXml/itemProps1.xml><?xml version="1.0" encoding="utf-8"?>
 <ds:datastoreItem xmlns:ds="http://schemas.openxmlformats.org/officeDocument/2006/customXml" ds:itemID="{2240CE2F-0274-489A-BA80-8887BFB6B269}">
   <ds:schemaRefs>
     <ds:schemaRef ds:uri="http://schemas.microsoft.com/office/2006/metadata/contentType"/>
@@ -11742,4 +15052,22 @@
     <ds:schemaRef ds:uri="http://schemas.microsoft.com/internal/obd"/>
   </ds:schemaRefs>
 </ds:datastoreItem>
+</file>
+
+<file path=customXml/itemProps2.xml><?xml version="1.0" encoding="utf-8"?>
+<ds:datastoreItem xmlns:ds="http://schemas.openxmlformats.org/officeDocument/2006/customXml" ds:itemID="{E4B4D352-B35B-4B3A-95D2-902933709BD2}">
+  <ds:schemaRefs>
+    <ds:schemaRef ds:uri="http://schemas.microsoft.com/office/2006/metadata/properties"/>
+    <ds:schemaRef ds:uri="http://schemas.microsoft.com/office/infopath/2007/PartnerControls"/>
+    <ds:schemaRef ds:uri="7f0dcb33-685e-48d8-b644-2ef2786c1229"/>
+  </ds:schemaRefs>
+</ds:datastoreItem>
+</file>
+
+<file path=customXml/itemProps3.xml><?xml version="1.0" encoding="utf-8"?>
+<ds:datastoreItem xmlns:ds="http://schemas.openxmlformats.org/officeDocument/2006/customXml" ds:itemID="{CEAD825D-2413-46BA-BB1F-DCE637B19B0C}">
+  <ds:schemaRefs>
+    <ds:schemaRef ds:uri="http://schemas.microsoft.com/sharepoint/v3/contenttype/forms"/>
+  </ds:schemaRefs>
+</ds:datastoreItem>
 </file>
--- a/Introduction_to_DWH_and_ETL_Business_Template.docx
+++ b/Introduction_to_DWH_and_ETL_Business_Template.docx
@@ -2091,6 +2091,714 @@
     </w:p>
     <w:p>
       <w:pPr>
+        <w:pStyle w:val="BodyText"/>
+      </w:pPr>
+      <w:r>
+        <w:t>Dimension Layer Design</w:t>
+      </w:r>
+    </w:p>
+    <w:p>
+      <w:pPr>
+        <w:pStyle w:val="BodyText"/>
+      </w:pPr>
+      <w:r>
+        <w:t>According to standard DW naming conventions, every dimension should contain metadata columns.</w:t>
+      </w:r>
+    </w:p>
+    <w:p>
+      <w:pPr>
+        <w:pStyle w:val="BodyText"/>
+      </w:pPr>
+    </w:p>
+    <w:p>
+      <w:pPr>
+        <w:pStyle w:val="BodyText"/>
+      </w:pPr>
+    </w:p>
+    <w:p>
+      <w:pPr>
+        <w:pStyle w:val="BodyText"/>
+      </w:pPr>
+    </w:p>
+    <w:p>
+      <w:pPr>
+        <w:pStyle w:val="BodyText"/>
+      </w:pPr>
+    </w:p>
+    <w:p>
+      <w:pPr>
+        <w:pStyle w:val="BodyText"/>
+      </w:pPr>
+      <w:r>
+        <w:rPr>
+          <w:noProof/>
+        </w:rPr>
+        <w:lastRenderedPageBreak/>
+        <w:drawing>
+          <wp:inline distT="0" distB="0" distL="0" distR="0" wp14:anchorId="04B26F89" wp14:editId="1C5BF56C">
+            <wp:extent cx="5924550" cy="4489450"/>
+            <wp:effectExtent l="0" t="0" r="0" b="6350"/>
+            <wp:docPr id="1" name="Picture 1"/>
+            <wp:cNvGraphicFramePr>
+              <a:graphicFrameLocks xmlns:a="http://schemas.openxmlformats.org/drawingml/2006/main" noChangeAspect="1"/>
+            </wp:cNvGraphicFramePr>
+            <a:graphic xmlns:a="http://schemas.openxmlformats.org/drawingml/2006/main">
+              <a:graphicData uri="http://schemas.openxmlformats.org/drawingml/2006/picture">
+                <pic:pic xmlns:pic="http://schemas.openxmlformats.org/drawingml/2006/picture">
+                  <pic:nvPicPr>
+                    <pic:cNvPr id="0" name="Picture 1"/>
+                    <pic:cNvPicPr>
+                      <a:picLocks noChangeAspect="1" noChangeArrowheads="1"/>
+                    </pic:cNvPicPr>
+                  </pic:nvPicPr>
+                  <pic:blipFill>
+                    <a:blip r:embed="rId11" cstate="print">
+                      <a:extLst>
+                        <a:ext uri="{28A0092B-C50C-407E-A947-70E740481C1C}">
+                          <a14:useLocalDpi xmlns:a14="http://schemas.microsoft.com/office/drawing/2010/main" val="0"/>
+                        </a:ext>
+                      </a:extLst>
+                    </a:blip>
+                    <a:srcRect/>
+                    <a:stretch>
+                      <a:fillRect/>
+                    </a:stretch>
+                  </pic:blipFill>
+                  <pic:spPr bwMode="auto">
+                    <a:xfrm>
+                      <a:off x="0" y="0"/>
+                      <a:ext cx="5924550" cy="4489450"/>
+                    </a:xfrm>
+                    <a:prstGeom prst="rect">
+                      <a:avLst/>
+                    </a:prstGeom>
+                    <a:noFill/>
+                    <a:ln>
+                      <a:noFill/>
+                    </a:ln>
+                  </pic:spPr>
+                </pic:pic>
+              </a:graphicData>
+            </a:graphic>
+          </wp:inline>
+        </w:drawing>
+      </w:r>
+    </w:p>
+    <w:p>
+      <w:pPr>
+        <w:pStyle w:val="BodyText"/>
+      </w:pPr>
+      <w:r>
+        <w:t>Fact Table Metrics Description</w:t>
+      </w:r>
+    </w:p>
+    <w:p>
+      <w:pPr>
+        <w:pStyle w:val="BodyText"/>
+      </w:pPr>
+      <w:r>
+        <w:t>FACT_BOOKING</w:t>
+      </w:r>
+    </w:p>
+    <w:p>
+      <w:pPr>
+        <w:pStyle w:val="BodyText"/>
+      </w:pPr>
+      <w:r>
+        <w:t>Measures: BOOKING_DT - booking creation date</w:t>
+      </w:r>
+    </w:p>
+    <w:p>
+      <w:pPr>
+        <w:pStyle w:val="BodyText"/>
+      </w:pPr>
+      <w:r>
+        <w:t>TICKET_PRICE - ticket base price paid by customer</w:t>
+      </w:r>
+    </w:p>
+    <w:p>
+      <w:pPr>
+        <w:pStyle w:val="BodyText"/>
+      </w:pPr>
+      <w:r>
+        <w:t>OPERATING_COST - airline operating cost associated with booking</w:t>
+      </w:r>
+    </w:p>
+    <w:p>
+      <w:pPr>
+        <w:pStyle w:val="BodyText"/>
+      </w:pPr>
+      <w:r>
+        <w:t>AIRPORT_FEE - airport taxes and fees</w:t>
+      </w:r>
+    </w:p>
+    <w:p>
+      <w:pPr>
+        <w:pStyle w:val="BodyText"/>
+      </w:pPr>
+      <w:r>
+        <w:t>PROMOTION_DISCOUNT- discount applied to booking</w:t>
+      </w:r>
+    </w:p>
+    <w:p>
+      <w:pPr>
+        <w:pStyle w:val="BodyText"/>
+      </w:pPr>
+      <w:r>
+        <w:t>PROFIT- net profit generated by booking</w:t>
+      </w:r>
+    </w:p>
+    <w:p>
+      <w:pPr>
+        <w:pStyle w:val="BodyText"/>
+      </w:pPr>
+    </w:p>
+    <w:p>
+      <w:pPr>
+        <w:pStyle w:val="BodyText"/>
+      </w:pPr>
+      <w:r>
+        <w:t>Calculated Metric to add to table FACT_BOOKING</w:t>
+      </w:r>
+    </w:p>
+    <w:p>
+      <w:pPr>
+        <w:pStyle w:val="BodyText"/>
+      </w:pPr>
+      <w:r>
+        <w:t>NET_REVENUE = TICKET_PRICE − PROMOTION_DISCOUNT</w:t>
+      </w:r>
+    </w:p>
+    <w:p>
+      <w:pPr>
+        <w:pStyle w:val="BodyText"/>
+      </w:pPr>
+      <w:r>
+        <w:t>PROFIT_MARGIN_PCT = (PROFIT / TICKET_PRICE) × 100</w:t>
+      </w:r>
+    </w:p>
+    <w:p>
+      <w:pPr>
+        <w:pStyle w:val="BodyText"/>
+      </w:pPr>
+    </w:p>
+    <w:p>
+      <w:pPr>
+        <w:pStyle w:val="BodyText"/>
+      </w:pPr>
+      <w:r>
+        <w:t>Script for DIM_DATES</w:t>
+      </w:r>
+    </w:p>
+    <w:p>
+      <w:pPr>
+        <w:pStyle w:val="BodyText"/>
+      </w:pPr>
+      <w:r>
+        <w:t>CREATE TABLE DIM_DATES (</w:t>
+      </w:r>
+    </w:p>
+    <w:p>
+      <w:pPr>
+        <w:pStyle w:val="BodyText"/>
+      </w:pPr>
+      <w:r>
+        <w:t xml:space="preserve">    DATE_SK NUMBER PRIMARY KEY,</w:t>
+      </w:r>
+    </w:p>
+    <w:p>
+      <w:pPr>
+        <w:pStyle w:val="BodyText"/>
+      </w:pPr>
+      <w:r>
+        <w:t xml:space="preserve">    FULL_DATE DATE NOT NULL,</w:t>
+      </w:r>
+    </w:p>
+    <w:p>
+      <w:pPr>
+        <w:pStyle w:val="BodyText"/>
+      </w:pPr>
+      <w:r>
+        <w:t xml:space="preserve">    DAY_NUMBER NUMBER,</w:t>
+      </w:r>
+    </w:p>
+    <w:p>
+      <w:pPr>
+        <w:pStyle w:val="BodyText"/>
+      </w:pPr>
+      <w:r>
+        <w:t xml:space="preserve">    DAY_NAME VARCHAR2(20),</w:t>
+      </w:r>
+    </w:p>
+    <w:p>
+      <w:pPr>
+        <w:pStyle w:val="BodyText"/>
+      </w:pPr>
+      <w:r>
+        <w:t xml:space="preserve">    DAY_OF_WEEK NUMBER,</w:t>
+      </w:r>
+    </w:p>
+    <w:p>
+      <w:pPr>
+        <w:pStyle w:val="BodyText"/>
+      </w:pPr>
+      <w:r>
+        <w:lastRenderedPageBreak/>
+        <w:t xml:space="preserve">    WEEK_NUMBER NUMBER,</w:t>
+      </w:r>
+    </w:p>
+    <w:p>
+      <w:pPr>
+        <w:pStyle w:val="BodyText"/>
+      </w:pPr>
+      <w:r>
+        <w:t xml:space="preserve">    MONTH_NUMBER NUMBER,</w:t>
+      </w:r>
+    </w:p>
+    <w:p>
+      <w:pPr>
+        <w:pStyle w:val="BodyText"/>
+      </w:pPr>
+      <w:r>
+        <w:t xml:space="preserve">    MONTH_NAME VARCHAR2(20),</w:t>
+      </w:r>
+    </w:p>
+    <w:p>
+      <w:pPr>
+        <w:pStyle w:val="BodyText"/>
+      </w:pPr>
+      <w:r>
+        <w:t xml:space="preserve">    QUARTER_NUMBER NUMBER,</w:t>
+      </w:r>
+    </w:p>
+    <w:p>
+      <w:pPr>
+        <w:pStyle w:val="BodyText"/>
+      </w:pPr>
+      <w:r>
+        <w:t xml:space="preserve">    YEAR_NUMBER NUMBER,</w:t>
+      </w:r>
+    </w:p>
+    <w:p>
+      <w:pPr>
+        <w:pStyle w:val="BodyText"/>
+      </w:pPr>
+      <w:r>
+        <w:t xml:space="preserve">    IS_WEEKEND </w:t>
+      </w:r>
+      <w:proofErr w:type="gramStart"/>
+      <w:r>
+        <w:t>CHAR(</w:t>
+      </w:r>
+      <w:proofErr w:type="gramEnd"/>
+      <w:r>
+        <w:t>1)</w:t>
+      </w:r>
+    </w:p>
+    <w:p>
+      <w:pPr>
+        <w:pStyle w:val="BodyText"/>
+      </w:pPr>
+      <w:r>
+        <w:t>);</w:t>
+      </w:r>
+    </w:p>
+    <w:p>
+      <w:pPr>
+        <w:pStyle w:val="BodyText"/>
+      </w:pPr>
+      <w:r>
+        <w:t>BEGIN</w:t>
+      </w:r>
+    </w:p>
+    <w:p>
+      <w:pPr>
+        <w:pStyle w:val="BodyText"/>
+      </w:pPr>
+      <w:r>
+        <w:t xml:space="preserve">FOR </w:t>
+      </w:r>
+      <w:proofErr w:type="spellStart"/>
+      <w:r>
+        <w:t>i</w:t>
+      </w:r>
+      <w:proofErr w:type="spellEnd"/>
+      <w:r>
+        <w:t xml:space="preserve"> IN 0</w:t>
+      </w:r>
+      <w:proofErr w:type="gramStart"/>
+      <w:r>
+        <w:t xml:space="preserve"> ..</w:t>
+      </w:r>
+      <w:proofErr w:type="gramEnd"/>
+      <w:r>
+        <w:t xml:space="preserve"> 36524 LOOP</w:t>
+      </w:r>
+    </w:p>
+    <w:p>
+      <w:pPr>
+        <w:pStyle w:val="BodyText"/>
+      </w:pPr>
+      <w:r>
+        <w:t>INSERT INTO DIM_DATES</w:t>
+      </w:r>
+    </w:p>
+    <w:p>
+      <w:pPr>
+        <w:pStyle w:val="BodyText"/>
+      </w:pPr>
+      <w:r>
+        <w:t>SELECT</w:t>
+      </w:r>
+    </w:p>
+    <w:p>
+      <w:pPr>
+        <w:pStyle w:val="BodyText"/>
+      </w:pPr>
+      <w:r>
+        <w:t xml:space="preserve">    TO_</w:t>
+      </w:r>
+      <w:proofErr w:type="gramStart"/>
+      <w:r>
+        <w:t>NUMBER(</w:t>
+      </w:r>
+      <w:proofErr w:type="gramEnd"/>
+      <w:r>
+        <w:t xml:space="preserve">TO_CHAR(DATE '2020-01-01' + </w:t>
+      </w:r>
+      <w:proofErr w:type="spellStart"/>
+      <w:r>
+        <w:t>i</w:t>
+      </w:r>
+      <w:proofErr w:type="spellEnd"/>
+      <w:r>
+        <w:t>,'YYYYMMDD')),</w:t>
+      </w:r>
+    </w:p>
+    <w:p>
+      <w:pPr>
+        <w:pStyle w:val="BodyText"/>
+      </w:pPr>
+      <w:r>
+        <w:t xml:space="preserve">    DATE '2020-01-01' + </w:t>
+      </w:r>
+      <w:proofErr w:type="spellStart"/>
+      <w:r>
+        <w:t>i</w:t>
+      </w:r>
+      <w:proofErr w:type="spellEnd"/>
+      <w:r>
+        <w:t>,</w:t>
+      </w:r>
+    </w:p>
+    <w:p>
+      <w:pPr>
+        <w:pStyle w:val="BodyText"/>
+      </w:pPr>
+      <w:r>
+        <w:t xml:space="preserve">    </w:t>
+      </w:r>
+      <w:proofErr w:type="gramStart"/>
+      <w:r>
+        <w:t>EXTRACT(</w:t>
+      </w:r>
+      <w:proofErr w:type="gramEnd"/>
+      <w:r>
+        <w:t xml:space="preserve">DAY FROM DATE '2020-01-01' + </w:t>
+      </w:r>
+      <w:proofErr w:type="spellStart"/>
+      <w:r>
+        <w:t>i</w:t>
+      </w:r>
+      <w:proofErr w:type="spellEnd"/>
+      <w:r>
+        <w:t>),</w:t>
+      </w:r>
+    </w:p>
+    <w:p>
+      <w:pPr>
+        <w:pStyle w:val="BodyText"/>
+      </w:pPr>
+      <w:r>
+        <w:t xml:space="preserve">    TO_</w:t>
+      </w:r>
+      <w:proofErr w:type="gramStart"/>
+      <w:r>
+        <w:t>CHAR(</w:t>
+      </w:r>
+      <w:proofErr w:type="gramEnd"/>
+      <w:r>
+        <w:t xml:space="preserve">DATE '2020-01-01' + </w:t>
+      </w:r>
+      <w:proofErr w:type="spellStart"/>
+      <w:r>
+        <w:t>i</w:t>
+      </w:r>
+      <w:proofErr w:type="spellEnd"/>
+      <w:r>
+        <w:t>,'DAY'),</w:t>
+      </w:r>
+    </w:p>
+    <w:p>
+      <w:pPr>
+        <w:pStyle w:val="BodyText"/>
+      </w:pPr>
+      <w:r>
+        <w:t xml:space="preserve">    TO_</w:t>
+      </w:r>
+      <w:proofErr w:type="gramStart"/>
+      <w:r>
+        <w:t>NUMBER(</w:t>
+      </w:r>
+      <w:proofErr w:type="gramEnd"/>
+      <w:r>
+        <w:t xml:space="preserve">TO_CHAR(DATE '2020-01-01' + </w:t>
+      </w:r>
+      <w:proofErr w:type="spellStart"/>
+      <w:r>
+        <w:t>i</w:t>
+      </w:r>
+      <w:proofErr w:type="spellEnd"/>
+      <w:r>
+        <w:t>,'D')),</w:t>
+      </w:r>
+    </w:p>
+    <w:p>
+      <w:pPr>
+        <w:pStyle w:val="BodyText"/>
+      </w:pPr>
+      <w:r>
+        <w:t xml:space="preserve">    TO_</w:t>
+      </w:r>
+      <w:proofErr w:type="gramStart"/>
+      <w:r>
+        <w:t>NUMBER(</w:t>
+      </w:r>
+      <w:proofErr w:type="gramEnd"/>
+      <w:r>
+        <w:t xml:space="preserve">TO_CHAR(DATE '2020-01-01' + </w:t>
+      </w:r>
+      <w:proofErr w:type="spellStart"/>
+      <w:r>
+        <w:t>i</w:t>
+      </w:r>
+      <w:proofErr w:type="spellEnd"/>
+      <w:r>
+        <w:t>,'IW')),</w:t>
+      </w:r>
+    </w:p>
+    <w:p>
+      <w:pPr>
+        <w:pStyle w:val="BodyText"/>
+      </w:pPr>
+      <w:r>
+        <w:t xml:space="preserve">    </w:t>
+      </w:r>
+      <w:proofErr w:type="gramStart"/>
+      <w:r>
+        <w:t>EXTRACT(</w:t>
+      </w:r>
+      <w:proofErr w:type="gramEnd"/>
+      <w:r>
+        <w:t xml:space="preserve">MONTH FROM DATE '2020-01-01' + </w:t>
+      </w:r>
+      <w:proofErr w:type="spellStart"/>
+      <w:r>
+        <w:t>i</w:t>
+      </w:r>
+      <w:proofErr w:type="spellEnd"/>
+      <w:r>
+        <w:t>),</w:t>
+      </w:r>
+    </w:p>
+    <w:p>
+      <w:pPr>
+        <w:pStyle w:val="BodyText"/>
+      </w:pPr>
+      <w:r>
+        <w:t xml:space="preserve">    TO_</w:t>
+      </w:r>
+      <w:proofErr w:type="gramStart"/>
+      <w:r>
+        <w:t>CHAR(</w:t>
+      </w:r>
+      <w:proofErr w:type="gramEnd"/>
+      <w:r>
+        <w:t xml:space="preserve">DATE '2020-01-01' + </w:t>
+      </w:r>
+      <w:proofErr w:type="spellStart"/>
+      <w:r>
+        <w:t>i</w:t>
+      </w:r>
+      <w:proofErr w:type="spellEnd"/>
+      <w:r>
+        <w:t>,'MONTH'),</w:t>
+      </w:r>
+    </w:p>
+    <w:p>
+      <w:pPr>
+        <w:pStyle w:val="BodyText"/>
+      </w:pPr>
+      <w:r>
+        <w:t xml:space="preserve">    TO_</w:t>
+      </w:r>
+      <w:proofErr w:type="gramStart"/>
+      <w:r>
+        <w:t>NUMBER(</w:t>
+      </w:r>
+      <w:proofErr w:type="gramEnd"/>
+      <w:r>
+        <w:t xml:space="preserve">TO_CHAR(DATE '2020-01-01' + </w:t>
+      </w:r>
+      <w:proofErr w:type="spellStart"/>
+      <w:r>
+        <w:t>i</w:t>
+      </w:r>
+      <w:proofErr w:type="spellEnd"/>
+      <w:r>
+        <w:t>,'Q')),</w:t>
+      </w:r>
+    </w:p>
+    <w:p>
+      <w:pPr>
+        <w:pStyle w:val="BodyText"/>
+      </w:pPr>
+      <w:r>
+        <w:t xml:space="preserve">    </w:t>
+      </w:r>
+      <w:proofErr w:type="gramStart"/>
+      <w:r>
+        <w:t>EXTRACT(</w:t>
+      </w:r>
+      <w:proofErr w:type="gramEnd"/>
+      <w:r>
+        <w:t xml:space="preserve">YEAR FROM DATE '2020-01-01' + </w:t>
+      </w:r>
+      <w:proofErr w:type="spellStart"/>
+      <w:r>
+        <w:t>i</w:t>
+      </w:r>
+      <w:proofErr w:type="spellEnd"/>
+      <w:r>
+        <w:t>),</w:t>
+      </w:r>
+    </w:p>
+    <w:p>
+      <w:pPr>
+        <w:pStyle w:val="BodyText"/>
+      </w:pPr>
+      <w:r>
+        <w:t xml:space="preserve">    CASE</w:t>
+      </w:r>
+    </w:p>
+    <w:p>
+      <w:pPr>
+        <w:pStyle w:val="BodyText"/>
+      </w:pPr>
+      <w:r>
+        <w:t xml:space="preserve">        WHEN TO_</w:t>
+      </w:r>
+      <w:proofErr w:type="gramStart"/>
+      <w:r>
+        <w:t>CHAR(</w:t>
+      </w:r>
+      <w:proofErr w:type="gramEnd"/>
+      <w:r>
+        <w:t xml:space="preserve">DATE '2020-01-01' + </w:t>
+      </w:r>
+      <w:proofErr w:type="spellStart"/>
+      <w:r>
+        <w:t>i</w:t>
+      </w:r>
+      <w:proofErr w:type="spellEnd"/>
+      <w:r>
+        <w:t>,'DY','NLS_DATE_LANGUAGE=ENGLISH')</w:t>
+      </w:r>
+    </w:p>
+    <w:p>
+      <w:pPr>
+        <w:pStyle w:val="BodyText"/>
+      </w:pPr>
+      <w:r>
+        <w:t xml:space="preserve">             IN ('SAT','SUN')</w:t>
+      </w:r>
+    </w:p>
+    <w:p>
+      <w:pPr>
+        <w:pStyle w:val="BodyText"/>
+      </w:pPr>
+      <w:r>
+        <w:t xml:space="preserve">        THEN 'Y'</w:t>
+      </w:r>
+    </w:p>
+    <w:p>
+      <w:pPr>
+        <w:pStyle w:val="BodyText"/>
+      </w:pPr>
+      <w:r>
+        <w:t xml:space="preserve">        ELSE 'N'</w:t>
+      </w:r>
+    </w:p>
+    <w:p>
+      <w:pPr>
+        <w:pStyle w:val="BodyText"/>
+      </w:pPr>
+      <w:r>
+        <w:t xml:space="preserve">    END</w:t>
+      </w:r>
+    </w:p>
+    <w:p>
+      <w:pPr>
+        <w:pStyle w:val="BodyText"/>
+      </w:pPr>
+      <w:r>
+        <w:t>FROM dual;</w:t>
+      </w:r>
+    </w:p>
+    <w:p>
+      <w:pPr>
+        <w:pStyle w:val="BodyText"/>
+      </w:pPr>
+      <w:r>
+        <w:t>END LOOP;</w:t>
+      </w:r>
+    </w:p>
+    <w:p>
+      <w:pPr>
+        <w:pStyle w:val="BodyText"/>
+      </w:pPr>
+      <w:r>
+        <w:t>COMMIT;</w:t>
+      </w:r>
+    </w:p>
+    <w:p>
+      <w:pPr>
+        <w:pStyle w:val="BodyText"/>
+      </w:pPr>
+      <w:r>
+        <w:t>END;</w:t>
+      </w:r>
+    </w:p>
+    <w:p>
+      <w:pPr>
+        <w:pStyle w:val="BodyText"/>
+      </w:pPr>
+    </w:p>
+    <w:p>
+      <w:pPr>
+        <w:pStyle w:val="BodyText"/>
+      </w:pPr>
+      <w:r>
+        <w:t>3. Fact Table Metrics Description</w:t>
+      </w:r>
+    </w:p>
+    <w:p>
+      <w:pPr>
+        <w:pStyle w:val="BodyText"/>
+      </w:pPr>
+    </w:p>
+    <w:p>
+      <w:pPr>
         <w:pStyle w:val="Heading1"/>
         <w:ind w:left="431" w:hanging="431"/>
       </w:pPr>
@@ -2141,9 +2849,9 @@
       </w:pPr>
     </w:p>
     <w:sectPr>
-      <w:headerReference w:type="default" r:id="rId11"/>
-      <w:footerReference w:type="default" r:id="rId12"/>
-      <w:footerReference w:type="first" r:id="rId13"/>
+      <w:headerReference w:type="default" r:id="rId12"/>
+      <w:footerReference w:type="default" r:id="rId13"/>
+      <w:footerReference w:type="first" r:id="rId14"/>
       <w:pgSz w:w="11909" w:h="16834" w:code="9"/>
       <w:pgMar w:top="1134" w:right="851" w:bottom="1134" w:left="1134" w:header="720" w:footer="720" w:gutter="567"/>
       <w:cols w:space="720"/>
@@ -2263,11 +2971,21 @@
           <w:pPr>
             <w:pStyle w:val="Footer"/>
           </w:pPr>
-          <w:fldSimple w:instr=" DOCPROPERTY  Classification  \* MERGEFORMAT ">
-            <w:r>
-              <w:t>CONFIDENTIAL</w:t>
-            </w:r>
-          </w:fldSimple>
+          <w:r>
+            <w:fldChar w:fldCharType="begin"/>
+          </w:r>
+          <w:r>
+            <w:instrText xml:space="preserve"> DOCPROPERTY  Classification  \* MERGEFORMAT </w:instrText>
+          </w:r>
+          <w:r>
+            <w:fldChar w:fldCharType="separate"/>
+          </w:r>
+          <w:r>
+            <w:t>CONFIDENTIAL</w:t>
+          </w:r>
+          <w:r>
+            <w:fldChar w:fldCharType="end"/>
+          </w:r>
           <w:r>
             <w:tab/>
           </w:r>
@@ -2333,7 +3051,7 @@
             </wp:anchor>
           </w:drawing>
         </mc:Choice>
-        <mc:Fallback xmlns:oel="http://schemas.microsoft.com/office/2019/extlst" xmlns:w16du="http://schemas.microsoft.com/office/word/2023/wordml/word16du">
+        <mc:Fallback xmlns:w16du="http://schemas.microsoft.com/office/word/2023/wordml/word16du" xmlns:oel="http://schemas.microsoft.com/office/2019/extlst">
           <w:pict>
             <v:line w14:anchorId="2927C80C" id="Straight Connector 21" o:spid="_x0000_s1026" style="position:absolute;z-index:251659264;visibility:visible;mso-wrap-style:square;mso-width-percent:0;mso-height-percent:0;mso-wrap-distance-left:9pt;mso-wrap-distance-top:0;mso-wrap-distance-right:9pt;mso-wrap-distance-bottom:0;mso-position-horizontal:absolute;mso-position-horizontal-relative:text;mso-position-vertical:absolute;mso-position-vertical-relative:text;mso-width-percent:0;mso-height-percent:0;mso-width-relative:margin;mso-height-relative:margin" from="-1.55pt,-1.2pt" to="466.55pt,-1.2pt" o:gfxdata="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" strokecolor="#464547" strokeweight="2pt"/>
           </w:pict>
@@ -2404,11 +3122,21 @@
           <w:pPr>
             <w:pStyle w:val="Footer"/>
           </w:pPr>
-          <w:fldSimple w:instr=" DOCPROPERTY  Classification  \* MERGEFORMAT ">
-            <w:r>
-              <w:t>CONFIDENTIAL</w:t>
-            </w:r>
-          </w:fldSimple>
+          <w:r>
+            <w:fldChar w:fldCharType="begin"/>
+          </w:r>
+          <w:r>
+            <w:instrText xml:space="preserve"> DOCPROPERTY  Classification  \* MERGEFORMAT </w:instrText>
+          </w:r>
+          <w:r>
+            <w:fldChar w:fldCharType="separate"/>
+          </w:r>
+          <w:r>
+            <w:t>CONFIDENTIAL</w:t>
+          </w:r>
+          <w:r>
+            <w:fldChar w:fldCharType="end"/>
+          </w:r>
         </w:p>
       </w:tc>
     </w:tr>
@@ -2472,7 +3200,7 @@
             </wp:anchor>
           </w:drawing>
         </mc:Choice>
-        <mc:Fallback xmlns:oel="http://schemas.microsoft.com/office/2019/extlst" xmlns:w16du="http://schemas.microsoft.com/office/word/2023/wordml/word16du">
+        <mc:Fallback xmlns:w16du="http://schemas.microsoft.com/office/word/2023/wordml/word16du" xmlns:oel="http://schemas.microsoft.com/office/2019/extlst">
           <w:pict>
             <v:line w14:anchorId="753841C6" id="Straight Connector 3" o:spid="_x0000_s1026" style="position:absolute;z-index:251660288;visibility:visible;mso-wrap-style:square;mso-width-percent:0;mso-height-percent:0;mso-wrap-distance-left:9pt;mso-wrap-distance-top:0;mso-wrap-distance-right:9pt;mso-wrap-distance-bottom:0;mso-position-horizontal:absolute;mso-position-horizontal-relative:text;mso-position-vertical:absolute;mso-position-vertical-relative:text;mso-width-percent:0;mso-height-percent:0;mso-width-relative:margin;mso-height-relative:margin" from=".2pt,-27.15pt" to="465.9pt,-27.15pt" o:gfxdata="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" strokecolor="#464547" strokeweight="2pt"/>
           </w:pict>
@@ -2731,7 +3459,7 @@
             </wp:anchor>
           </w:drawing>
         </mc:Choice>
-        <mc:Fallback xmlns:oel="http://schemas.microsoft.com/office/2019/extlst" xmlns:w16du="http://schemas.microsoft.com/office/word/2023/wordml/word16du">
+        <mc:Fallback xmlns:w16du="http://schemas.microsoft.com/office/word/2023/wordml/word16du" xmlns:oel="http://schemas.microsoft.com/office/2019/extlst">
           <w:pict>
             <v:line w14:anchorId="6A4D861F" id="Straight Connector 7" o:spid="_x0000_s1026" style="position:absolute;z-index:251661312;visibility:visible;mso-wrap-style:square;mso-width-percent:0;mso-height-percent:0;mso-wrap-distance-left:9pt;mso-wrap-distance-top:0;mso-wrap-distance-right:9pt;mso-wrap-distance-bottom:0;mso-position-horizontal:absolute;mso-position-horizontal-relative:text;mso-position-vertical:absolute;mso-position-vertical-relative:text;mso-width-percent:0;mso-height-percent:0;mso-width-relative:margin;mso-height-relative:page" from=".45pt,1.05pt" to="469.15pt,1.05pt" o:gfxdata="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" strokecolor="#393737 [814]" strokeweight="2pt">
               <v:stroke joinstyle="miter"/>
@@ -5753,6 +6481,29 @@
 </file>
 
 <file path=customXml/item1.xml><?xml version="1.0" encoding="utf-8"?>
+<?mso-contentType ?>
+<FormTemplates xmlns="http://schemas.microsoft.com/sharepoint/v3/contenttype/forms">
+  <Display>DocumentLibraryForm</Display>
+  <Edit>DocumentLibraryForm</Edit>
+  <New>DocumentLibraryForm</New>
+</FormTemplates>
+</file>
+
+<file path=customXml/item2.xml><?xml version="1.0" encoding="utf-8"?>
+<p:properties xmlns:p="http://schemas.microsoft.com/office/2006/metadata/properties" xmlns:xsi="http://www.w3.org/2001/XMLSchema-instance" xmlns:pc="http://schemas.microsoft.com/office/infopath/2007/PartnerControls">
+  <documentManagement>
+    <SharedWithUsers xmlns="7f0dcb33-685e-48d8-b644-2ef2786c1229">
+      <UserInfo>
+        <DisplayName/>
+        <AccountId xsi:nil="true"/>
+        <AccountType/>
+      </UserInfo>
+    </SharedWithUsers>
+  </documentManagement>
+</p:properties>
+</file>
+
+<file path=customXml/item3.xml><?xml version="1.0" encoding="utf-8"?>
 <ct:contentTypeSchema xmlns:ct="http://schemas.microsoft.com/office/2006/metadata/contentType" xmlns:ma="http://schemas.microsoft.com/office/2006/metadata/properties/metaAttributes" ct:_="" ma:_="" ma:contentTypeName="Document" ma:contentTypeID="0x010100B3483E581E535547A5C5133F57803043" ma:contentTypeVersion="7" ma:contentTypeDescription="Create a new document." ma:contentTypeScope="" ma:versionID="26f0e3c34181377a2b428b97b0aacf58">
   <xsd:schema xmlns:xsd="http://www.w3.org/2001/XMLSchema" xmlns:xs="http://www.w3.org/2001/XMLSchema" xmlns:p="http://schemas.microsoft.com/office/2006/metadata/properties" xmlns:ns2="0a074a96-e172-4849-a42b-0522bc04182b" xmlns:ns3="7f0dcb33-685e-48d8-b644-2ef2786c1229" targetNamespace="http://schemas.microsoft.com/office/2006/metadata/properties" ma:root="true" ma:fieldsID="c6eeec6c9df2cadb2fce64bd00511549" ns2:_="" ns3:_="">
     <xsd:import namespace="0a074a96-e172-4849-a42b-0522bc04182b"/>
@@ -5937,30 +6688,25 @@
 </ct:contentTypeSchema>
 </file>
 
-<file path=customXml/item2.xml><?xml version="1.0" encoding="utf-8"?>
-<p:properties xmlns:p="http://schemas.microsoft.com/office/2006/metadata/properties" xmlns:xsi="http://www.w3.org/2001/XMLSchema-instance" xmlns:pc="http://schemas.microsoft.com/office/infopath/2007/PartnerControls">
-  <documentManagement>
-    <SharedWithUsers xmlns="7f0dcb33-685e-48d8-b644-2ef2786c1229">
-      <UserInfo>
-        <DisplayName/>
-        <AccountId xsi:nil="true"/>
-        <AccountType/>
-      </UserInfo>
-    </SharedWithUsers>
-  </documentManagement>
-</p:properties>
+<file path=customXml/itemProps1.xml><?xml version="1.0" encoding="utf-8"?>
+<ds:datastoreItem xmlns:ds="http://schemas.openxmlformats.org/officeDocument/2006/customXml" ds:itemID="{CEAD825D-2413-46BA-BB1F-DCE637B19B0C}">
+  <ds:schemaRefs>
+    <ds:schemaRef ds:uri="http://schemas.microsoft.com/sharepoint/v3/contenttype/forms"/>
+  </ds:schemaRefs>
+</ds:datastoreItem>
 </file>
 
-<file path=customXml/item3.xml><?xml version="1.0" encoding="utf-8"?>
-<?mso-contentType ?>
-<FormTemplates xmlns="http://schemas.microsoft.com/sharepoint/v3/contenttype/forms">
-  <Display>DocumentLibraryForm</Display>
-  <Edit>DocumentLibraryForm</Edit>
-  <New>DocumentLibraryForm</New>
-</FormTemplates>
+<file path=customXml/itemProps2.xml><?xml version="1.0" encoding="utf-8"?>
+<ds:datastoreItem xmlns:ds="http://schemas.openxmlformats.org/officeDocument/2006/customXml" ds:itemID="{E4B4D352-B35B-4B3A-95D2-902933709BD2}">
+  <ds:schemaRefs>
+    <ds:schemaRef ds:uri="http://schemas.microsoft.com/office/2006/metadata/properties"/>
+    <ds:schemaRef ds:uri="http://schemas.microsoft.com/office/infopath/2007/PartnerControls"/>
+    <ds:schemaRef ds:uri="7f0dcb33-685e-48d8-b644-2ef2786c1229"/>
+  </ds:schemaRefs>
+</ds:datastoreItem>
 </file>
 
-<file path=customXml/itemProps1.xml><?xml version="1.0" encoding="utf-8"?>
+<file path=customXml/itemProps3.xml><?xml version="1.0" encoding="utf-8"?>
 <ds:datastoreItem xmlns:ds="http://schemas.openxmlformats.org/officeDocument/2006/customXml" ds:itemID="{2240CE2F-0274-489A-BA80-8887BFB6B269}">
   <ds:schemaRefs>
     <ds:schemaRef ds:uri="http://schemas.microsoft.com/office/2006/metadata/contentType"/>
@@ -5977,22 +6723,4 @@
     <ds:schemaRef ds:uri="http://schemas.microsoft.com/internal/obd"/>
   </ds:schemaRefs>
 </ds:datastoreItem>
-</file>
-
-<file path=customXml/itemProps2.xml><?xml version="1.0" encoding="utf-8"?>
-<ds:datastoreItem xmlns:ds="http://schemas.openxmlformats.org/officeDocument/2006/customXml" ds:itemID="{E4B4D352-B35B-4B3A-95D2-902933709BD2}">
-  <ds:schemaRefs>
-    <ds:schemaRef ds:uri="http://schemas.microsoft.com/office/2006/metadata/properties"/>
-    <ds:schemaRef ds:uri="http://schemas.microsoft.com/office/infopath/2007/PartnerControls"/>
-    <ds:schemaRef ds:uri="7f0dcb33-685e-48d8-b644-2ef2786c1229"/>
-  </ds:schemaRefs>
-</ds:datastoreItem>
-</file>
-
-<file path=customXml/itemProps3.xml><?xml version="1.0" encoding="utf-8"?>
-<ds:datastoreItem xmlns:ds="http://schemas.openxmlformats.org/officeDocument/2006/customXml" ds:itemID="{CEAD825D-2413-46BA-BB1F-DCE637B19B0C}">
-  <ds:schemaRefs>
-    <ds:schemaRef ds:uri="http://schemas.microsoft.com/sharepoint/v3/contenttype/forms"/>
-  </ds:schemaRefs>
-</ds:datastoreItem>
 </file>
--- a/Introduction_to_DWH_and_ETL_Business_Template.docx
+++ b/Introduction_to_DWH_and_ETL_Business_Template.docx
@@ -252,10 +252,8 @@
           <w:caps w:val="0"/>
           <w:noProof/>
           <w:color w:val="auto"/>
-          <w:kern w:val="2"/>
           <w:sz w:val="22"/>
           <w:szCs w:val="22"/>
-          <w14:ligatures w14:val="standardContextual"/>
         </w:rPr>
       </w:pPr>
       <w:r>
@@ -276,7 +274,7 @@
         </w:rPr>
         <w:fldChar w:fldCharType="separate"/>
       </w:r>
-      <w:hyperlink w:anchor="_Toc155614186" w:history="1">
+      <w:hyperlink w:anchor="_Toc233547735" w:history="1">
         <w:r>
           <w:rPr>
             <w:rStyle w:val="Hyperlink"/>
@@ -292,10 +290,8 @@
             <w:caps w:val="0"/>
             <w:noProof/>
             <w:color w:val="auto"/>
-            <w:kern w:val="2"/>
             <w:sz w:val="22"/>
             <w:szCs w:val="22"/>
-            <w14:ligatures w14:val="standardContextual"/>
           </w:rPr>
           <w:tab/>
         </w:r>
@@ -326,7 +322,7 @@
             <w:noProof/>
             <w:webHidden/>
           </w:rPr>
-          <w:instrText xml:space="preserve"> PAGEREF _Toc155614186 \h </w:instrText>
+          <w:instrText xml:space="preserve"> PAGEREF _Toc233547735 \h </w:instrText>
         </w:r>
         <w:r>
           <w:rPr>
@@ -367,13 +363,11 @@
         <w:rPr>
           <w:rFonts w:asciiTheme="minorHAnsi" w:eastAsiaTheme="minorEastAsia" w:hAnsiTheme="minorHAnsi" w:cstheme="minorBidi"/>
           <w:noProof/>
-          <w:kern w:val="2"/>
           <w:sz w:val="22"/>
           <w:szCs w:val="22"/>
-          <w14:ligatures w14:val="standardContextual"/>
         </w:rPr>
       </w:pPr>
-      <w:hyperlink w:anchor="_Toc155614187" w:history="1">
+      <w:hyperlink w:anchor="_Toc233547736" w:history="1">
         <w:r>
           <w:rPr>
             <w:rStyle w:val="Hyperlink"/>
@@ -386,10 +380,8 @@
           <w:rPr>
             <w:rFonts w:asciiTheme="minorHAnsi" w:eastAsiaTheme="minorEastAsia" w:hAnsiTheme="minorHAnsi" w:cstheme="minorBidi"/>
             <w:noProof/>
-            <w:kern w:val="2"/>
             <w:sz w:val="22"/>
             <w:szCs w:val="22"/>
-            <w14:ligatures w14:val="standardContextual"/>
           </w:rPr>
           <w:tab/>
         </w:r>
@@ -420,7 +412,7 @@
             <w:noProof/>
             <w:webHidden/>
           </w:rPr>
-          <w:instrText xml:space="preserve"> PAGEREF _Toc155614187 \h </w:instrText>
+          <w:instrText xml:space="preserve"> PAGEREF _Toc233547736 \h </w:instrText>
         </w:r>
         <w:r>
           <w:rPr>
@@ -461,13 +453,11 @@
         <w:rPr>
           <w:rFonts w:asciiTheme="minorHAnsi" w:eastAsiaTheme="minorEastAsia" w:hAnsiTheme="minorHAnsi" w:cstheme="minorBidi"/>
           <w:noProof/>
-          <w:kern w:val="2"/>
           <w:sz w:val="22"/>
           <w:szCs w:val="22"/>
-          <w14:ligatures w14:val="standardContextual"/>
         </w:rPr>
       </w:pPr>
-      <w:hyperlink w:anchor="_Toc155614188" w:history="1">
+      <w:hyperlink w:anchor="_Toc233547737" w:history="1">
         <w:r>
           <w:rPr>
             <w:rStyle w:val="Hyperlink"/>
@@ -480,10 +470,8 @@
           <w:rPr>
             <w:rFonts w:asciiTheme="minorHAnsi" w:eastAsiaTheme="minorEastAsia" w:hAnsiTheme="minorHAnsi" w:cstheme="minorBidi"/>
             <w:noProof/>
-            <w:kern w:val="2"/>
             <w:sz w:val="22"/>
             <w:szCs w:val="22"/>
-            <w14:ligatures w14:val="standardContextual"/>
           </w:rPr>
           <w:tab/>
         </w:r>
@@ -514,7 +502,7 @@
             <w:noProof/>
             <w:webHidden/>
           </w:rPr>
-          <w:instrText xml:space="preserve"> PAGEREF _Toc155614188 \h </w:instrText>
+          <w:instrText xml:space="preserve"> PAGEREF _Toc233547737 \h </w:instrText>
         </w:r>
         <w:r>
           <w:rPr>
@@ -555,13 +543,11 @@
         <w:rPr>
           <w:rFonts w:asciiTheme="minorHAnsi" w:eastAsiaTheme="minorEastAsia" w:hAnsiTheme="minorHAnsi" w:cstheme="minorBidi"/>
           <w:noProof/>
-          <w:kern w:val="2"/>
           <w:sz w:val="22"/>
           <w:szCs w:val="22"/>
-          <w14:ligatures w14:val="standardContextual"/>
         </w:rPr>
       </w:pPr>
-      <w:hyperlink w:anchor="_Toc155614189" w:history="1">
+      <w:hyperlink w:anchor="_Toc233547738" w:history="1">
         <w:r>
           <w:rPr>
             <w:rStyle w:val="Hyperlink"/>
@@ -574,10 +560,8 @@
           <w:rPr>
             <w:rFonts w:asciiTheme="minorHAnsi" w:eastAsiaTheme="minorEastAsia" w:hAnsiTheme="minorHAnsi" w:cstheme="minorBidi"/>
             <w:noProof/>
-            <w:kern w:val="2"/>
             <w:sz w:val="22"/>
             <w:szCs w:val="22"/>
-            <w14:ligatures w14:val="standardContextual"/>
           </w:rPr>
           <w:tab/>
         </w:r>
@@ -608,7 +592,7 @@
             <w:noProof/>
             <w:webHidden/>
           </w:rPr>
-          <w:instrText xml:space="preserve"> PAGEREF _Toc155614189 \h </w:instrText>
+          <w:instrText xml:space="preserve"> PAGEREF _Toc233547738 \h </w:instrText>
         </w:r>
         <w:r>
           <w:rPr>
@@ -649,13 +633,11 @@
         <w:rPr>
           <w:rFonts w:asciiTheme="minorHAnsi" w:eastAsiaTheme="minorEastAsia" w:hAnsiTheme="minorHAnsi" w:cstheme="minorBidi"/>
           <w:noProof/>
-          <w:kern w:val="2"/>
           <w:sz w:val="22"/>
           <w:szCs w:val="22"/>
-          <w14:ligatures w14:val="standardContextual"/>
         </w:rPr>
       </w:pPr>
-      <w:hyperlink w:anchor="_Toc155614190" w:history="1">
+      <w:hyperlink w:anchor="_Toc233547739" w:history="1">
         <w:r>
           <w:rPr>
             <w:rStyle w:val="Hyperlink"/>
@@ -668,10 +650,8 @@
           <w:rPr>
             <w:rFonts w:asciiTheme="minorHAnsi" w:eastAsiaTheme="minorEastAsia" w:hAnsiTheme="minorHAnsi" w:cstheme="minorBidi"/>
             <w:noProof/>
-            <w:kern w:val="2"/>
             <w:sz w:val="22"/>
             <w:szCs w:val="22"/>
-            <w14:ligatures w14:val="standardContextual"/>
           </w:rPr>
           <w:tab/>
         </w:r>
@@ -702,101 +682,7 @@
             <w:noProof/>
             <w:webHidden/>
           </w:rPr>
-          <w:instrText xml:space="preserve"> PAGEREF _Toc155614190 \h </w:instrText>
-        </w:r>
-        <w:r>
-          <w:rPr>
-            <w:noProof/>
-            <w:webHidden/>
-          </w:rPr>
-        </w:r>
-        <w:r>
-          <w:rPr>
-            <w:noProof/>
-            <w:webHidden/>
-          </w:rPr>
-          <w:fldChar w:fldCharType="separate"/>
-        </w:r>
-        <w:r>
-          <w:rPr>
-            <w:noProof/>
-            <w:webHidden/>
-          </w:rPr>
-          <w:t>3</w:t>
-        </w:r>
-        <w:r>
-          <w:rPr>
-            <w:noProof/>
-            <w:webHidden/>
-          </w:rPr>
-          <w:fldChar w:fldCharType="end"/>
-        </w:r>
-      </w:hyperlink>
-    </w:p>
-    <w:p>
-      <w:pPr>
-        <w:pStyle w:val="TOC2"/>
-        <w:tabs>
-          <w:tab w:val="left" w:pos="880"/>
-          <w:tab w:val="right" w:leader="dot" w:pos="9347"/>
-        </w:tabs>
-        <w:rPr>
-          <w:rFonts w:asciiTheme="minorHAnsi" w:eastAsiaTheme="minorEastAsia" w:hAnsiTheme="minorHAnsi" w:cstheme="minorBidi"/>
-          <w:noProof/>
-          <w:kern w:val="2"/>
-          <w:sz w:val="22"/>
-          <w:szCs w:val="22"/>
-          <w14:ligatures w14:val="standardContextual"/>
-        </w:rPr>
-      </w:pPr>
-      <w:hyperlink w:anchor="_Toc155614191" w:history="1">
-        <w:r>
-          <w:rPr>
-            <w:rStyle w:val="Hyperlink"/>
-            <w:rFonts w:eastAsia="MS Gothic"/>
-            <w:noProof/>
-          </w:rPr>
-          <w:t>1.5</w:t>
-        </w:r>
-        <w:r>
-          <w:rPr>
-            <w:rFonts w:asciiTheme="minorHAnsi" w:eastAsiaTheme="minorEastAsia" w:hAnsiTheme="minorHAnsi" w:cstheme="minorBidi"/>
-            <w:noProof/>
-            <w:kern w:val="2"/>
-            <w:sz w:val="22"/>
-            <w:szCs w:val="22"/>
-            <w14:ligatures w14:val="standardContextual"/>
-          </w:rPr>
-          <w:tab/>
-        </w:r>
-        <w:r>
-          <w:rPr>
-            <w:rStyle w:val="Hyperlink"/>
-            <w:rFonts w:eastAsia="MS Gothic"/>
-            <w:noProof/>
-          </w:rPr>
-          <w:t>GRAIN / DIM / FACT</w:t>
-        </w:r>
-        <w:r>
-          <w:rPr>
-            <w:noProof/>
-            <w:webHidden/>
-          </w:rPr>
-          <w:tab/>
-        </w:r>
-        <w:r>
-          <w:rPr>
-            <w:noProof/>
-            <w:webHidden/>
-          </w:rPr>
-          <w:fldChar w:fldCharType="begin"/>
-        </w:r>
-        <w:r>
-          <w:rPr>
-            <w:noProof/>
-            <w:webHidden/>
-          </w:rPr>
-          <w:instrText xml:space="preserve"> PAGEREF _Toc155614191 \h </w:instrText>
+          <w:instrText xml:space="preserve"> PAGEREF _Toc233547739 \h </w:instrText>
         </w:r>
         <w:r>
           <w:rPr>
@@ -829,6 +715,112 @@
     </w:p>
     <w:p>
       <w:pPr>
+        <w:pStyle w:val="TOC2"/>
+        <w:tabs>
+          <w:tab w:val="left" w:pos="880"/>
+          <w:tab w:val="right" w:leader="dot" w:pos="9347"/>
+        </w:tabs>
+        <w:rPr>
+          <w:rFonts w:asciiTheme="minorHAnsi" w:eastAsiaTheme="minorEastAsia" w:hAnsiTheme="minorHAnsi" w:cstheme="minorBidi"/>
+          <w:noProof/>
+          <w:sz w:val="22"/>
+          <w:szCs w:val="22"/>
+        </w:rPr>
+      </w:pPr>
+      <w:hyperlink w:anchor="_Toc233547740" w:history="1">
+        <w:r>
+          <w:rPr>
+            <w:rStyle w:val="Hyperlink"/>
+            <w:rFonts w:eastAsia="MS Gothic"/>
+            <w:noProof/>
+          </w:rPr>
+          <w:t>1.5</w:t>
+        </w:r>
+        <w:r>
+          <w:rPr>
+            <w:rFonts w:asciiTheme="minorHAnsi" w:eastAsiaTheme="minorEastAsia" w:hAnsiTheme="minorHAnsi" w:cstheme="minorBidi"/>
+            <w:noProof/>
+            <w:sz w:val="22"/>
+            <w:szCs w:val="22"/>
+          </w:rPr>
+          <w:tab/>
+        </w:r>
+        <w:r>
+          <w:rPr>
+            <w:rStyle w:val="Hyperlink"/>
+            <w:rFonts w:eastAsia="MS Gothic"/>
+            <w:noProof/>
+          </w:rPr>
+          <w:t>GRAIN</w:t>
+        </w:r>
+        <w:r>
+          <w:rPr>
+            <w:rStyle w:val="Hyperlink"/>
+            <w:rFonts w:eastAsia="MS Gothic"/>
+            <w:noProof/>
+          </w:rPr>
+          <w:t xml:space="preserve"> </w:t>
+        </w:r>
+        <w:r>
+          <w:rPr>
+            <w:rStyle w:val="Hyperlink"/>
+            <w:rFonts w:eastAsia="MS Gothic"/>
+            <w:noProof/>
+          </w:rPr>
+          <w:t>/ DIM / FACT</w:t>
+        </w:r>
+        <w:r>
+          <w:rPr>
+            <w:noProof/>
+            <w:webHidden/>
+          </w:rPr>
+          <w:tab/>
+        </w:r>
+        <w:r>
+          <w:rPr>
+            <w:noProof/>
+            <w:webHidden/>
+          </w:rPr>
+          <w:fldChar w:fldCharType="begin"/>
+        </w:r>
+        <w:r>
+          <w:rPr>
+            <w:noProof/>
+            <w:webHidden/>
+          </w:rPr>
+          <w:instrText xml:space="preserve"> PAGEREF _Toc233547740 \h </w:instrText>
+        </w:r>
+        <w:r>
+          <w:rPr>
+            <w:noProof/>
+            <w:webHidden/>
+          </w:rPr>
+        </w:r>
+        <w:r>
+          <w:rPr>
+            <w:noProof/>
+            <w:webHidden/>
+          </w:rPr>
+          <w:fldChar w:fldCharType="separate"/>
+        </w:r>
+        <w:r>
+          <w:rPr>
+            <w:noProof/>
+            <w:webHidden/>
+          </w:rPr>
+          <w:t>5</w:t>
+        </w:r>
+        <w:r>
+          <w:rPr>
+            <w:noProof/>
+            <w:webHidden/>
+          </w:rPr>
+          <w:fldChar w:fldCharType="end"/>
+        </w:r>
+      </w:hyperlink>
+    </w:p>
+    <w:p>
+      <w:pPr>
         <w:pStyle w:val="TOC1"/>
         <w:tabs>
           <w:tab w:val="left" w:pos="400"/>
@@ -840,13 +832,11 @@
           <w:caps w:val="0"/>
           <w:noProof/>
           <w:color w:val="auto"/>
-          <w:kern w:val="2"/>
           <w:sz w:val="22"/>
           <w:szCs w:val="22"/>
-          <w14:ligatures w14:val="standardContextual"/>
         </w:rPr>
       </w:pPr>
-      <w:hyperlink w:anchor="_Toc155614192" w:history="1">
+      <w:hyperlink w:anchor="_Toc233547741" w:history="1">
         <w:r>
           <w:rPr>
             <w:rStyle w:val="Hyperlink"/>
@@ -862,10 +852,1296 @@
             <w:caps w:val="0"/>
             <w:noProof/>
             <w:color w:val="auto"/>
-            <w:kern w:val="2"/>
             <w:sz w:val="22"/>
             <w:szCs w:val="22"/>
-            <w14:ligatures w14:val="standardContextual"/>
+          </w:rPr>
+          <w:tab/>
+        </w:r>
+        <w:r>
+          <w:rPr>
+            <w:rStyle w:val="Hyperlink"/>
+            <w:rFonts w:eastAsia="MS Gothic"/>
+            <w:noProof/>
+          </w:rPr>
+          <w:t>TASK 2.1</w:t>
+        </w:r>
+        <w:r>
+          <w:rPr>
+            <w:noProof/>
+            <w:webHidden/>
+          </w:rPr>
+          <w:tab/>
+        </w:r>
+        <w:r>
+          <w:rPr>
+            <w:noProof/>
+            <w:webHidden/>
+          </w:rPr>
+          <w:fldChar w:fldCharType="begin"/>
+        </w:r>
+        <w:r>
+          <w:rPr>
+            <w:noProof/>
+            <w:webHidden/>
+          </w:rPr>
+          <w:instrText xml:space="preserve"> PAGEREF _Toc233547741 \h </w:instrText>
+        </w:r>
+        <w:r>
+          <w:rPr>
+            <w:noProof/>
+            <w:webHidden/>
+          </w:rPr>
+        </w:r>
+        <w:r>
+          <w:rPr>
+            <w:noProof/>
+            <w:webHidden/>
+          </w:rPr>
+          <w:fldChar w:fldCharType="separate"/>
+        </w:r>
+        <w:r>
+          <w:rPr>
+            <w:noProof/>
+            <w:webHidden/>
+          </w:rPr>
+          <w:t>5</w:t>
+        </w:r>
+        <w:r>
+          <w:rPr>
+            <w:noProof/>
+            <w:webHidden/>
+          </w:rPr>
+          <w:fldChar w:fldCharType="end"/>
+        </w:r>
+      </w:hyperlink>
+    </w:p>
+    <w:p>
+      <w:pPr>
+        <w:pStyle w:val="TOC1"/>
+        <w:tabs>
+          <w:tab w:val="left" w:pos="400"/>
+          <w:tab w:val="right" w:leader="dot" w:pos="9347"/>
+        </w:tabs>
+        <w:rPr>
+          <w:rFonts w:asciiTheme="minorHAnsi" w:eastAsiaTheme="minorEastAsia" w:hAnsiTheme="minorHAnsi" w:cstheme="minorBidi"/>
+          <w:bCs w:val="0"/>
+          <w:caps w:val="0"/>
+          <w:noProof/>
+          <w:color w:val="auto"/>
+          <w:sz w:val="22"/>
+          <w:szCs w:val="22"/>
+        </w:rPr>
+      </w:pPr>
+      <w:hyperlink w:anchor="_Toc233547742" w:history="1">
+        <w:r>
+          <w:rPr>
+            <w:rStyle w:val="Hyperlink"/>
+            <w:rFonts w:eastAsia="MS Gothic"/>
+            <w:noProof/>
+          </w:rPr>
+          <w:t>3</w:t>
+        </w:r>
+        <w:r>
+          <w:rPr>
+            <w:rFonts w:asciiTheme="minorHAnsi" w:eastAsiaTheme="minorEastAsia" w:hAnsiTheme="minorHAnsi" w:cstheme="minorBidi"/>
+            <w:bCs w:val="0"/>
+            <w:caps w:val="0"/>
+            <w:noProof/>
+            <w:color w:val="auto"/>
+            <w:sz w:val="22"/>
+            <w:szCs w:val="22"/>
+          </w:rPr>
+          <w:tab/>
+        </w:r>
+        <w:r>
+          <w:rPr>
+            <w:rStyle w:val="Hyperlink"/>
+            <w:rFonts w:eastAsia="MS Gothic"/>
+            <w:noProof/>
+          </w:rPr>
+          <w:t>TASK 2.2</w:t>
+        </w:r>
+        <w:r>
+          <w:rPr>
+            <w:noProof/>
+            <w:webHidden/>
+          </w:rPr>
+          <w:tab/>
+        </w:r>
+        <w:r>
+          <w:rPr>
+            <w:noProof/>
+            <w:webHidden/>
+          </w:rPr>
+          <w:fldChar w:fldCharType="begin"/>
+        </w:r>
+        <w:r>
+          <w:rPr>
+            <w:noProof/>
+            <w:webHidden/>
+          </w:rPr>
+          <w:instrText xml:space="preserve"> PAGEREF _Toc233547742 \h </w:instrText>
+        </w:r>
+        <w:r>
+          <w:rPr>
+            <w:noProof/>
+            <w:webHidden/>
+          </w:rPr>
+        </w:r>
+        <w:r>
+          <w:rPr>
+            <w:noProof/>
+            <w:webHidden/>
+          </w:rPr>
+          <w:fldChar w:fldCharType="separate"/>
+        </w:r>
+        <w:r>
+          <w:rPr>
+            <w:noProof/>
+            <w:webHidden/>
+          </w:rPr>
+          <w:t>8</w:t>
+        </w:r>
+        <w:r>
+          <w:rPr>
+            <w:noProof/>
+            <w:webHidden/>
+          </w:rPr>
+          <w:fldChar w:fldCharType="end"/>
+        </w:r>
+      </w:hyperlink>
+    </w:p>
+    <w:p>
+      <w:pPr>
+        <w:pStyle w:val="TOC3"/>
+        <w:tabs>
+          <w:tab w:val="left" w:pos="1100"/>
+          <w:tab w:val="right" w:leader="dot" w:pos="9347"/>
+        </w:tabs>
+        <w:rPr>
+          <w:rFonts w:asciiTheme="minorHAnsi" w:eastAsiaTheme="minorEastAsia" w:hAnsiTheme="minorHAnsi" w:cstheme="minorBidi"/>
+          <w:noProof/>
+          <w:sz w:val="22"/>
+          <w:szCs w:val="22"/>
+        </w:rPr>
+      </w:pPr>
+      <w:hyperlink w:anchor="_Toc233547743" w:history="1">
+        <w:r>
+          <w:rPr>
+            <w:rStyle w:val="Hyperlink"/>
+            <w:rFonts w:eastAsia="MS Gothic"/>
+            <w:noProof/>
+          </w:rPr>
+          <w:t>3.1.1</w:t>
+        </w:r>
+        <w:r>
+          <w:rPr>
+            <w:rFonts w:asciiTheme="minorHAnsi" w:eastAsiaTheme="minorEastAsia" w:hAnsiTheme="minorHAnsi" w:cstheme="minorBidi"/>
+            <w:noProof/>
+            <w:sz w:val="22"/>
+            <w:szCs w:val="22"/>
+          </w:rPr>
+          <w:tab/>
+        </w:r>
+        <w:r>
+          <w:rPr>
+            <w:rStyle w:val="Hyperlink"/>
+            <w:rFonts w:ascii="Arial" w:eastAsia="Arial" w:hAnsi="Arial"/>
+            <w:noProof/>
+          </w:rPr>
+          <w:t>Description of the 4-Step Dimensional Modeling Process</w:t>
+        </w:r>
+        <w:r>
+          <w:rPr>
+            <w:noProof/>
+            <w:webHidden/>
+          </w:rPr>
+          <w:tab/>
+        </w:r>
+        <w:r>
+          <w:rPr>
+            <w:noProof/>
+            <w:webHidden/>
+          </w:rPr>
+          <w:fldChar w:fldCharType="begin"/>
+        </w:r>
+        <w:r>
+          <w:rPr>
+            <w:noProof/>
+            <w:webHidden/>
+          </w:rPr>
+          <w:instrText xml:space="preserve"> PAGEREF _Toc233547743 \h </w:instrText>
+        </w:r>
+        <w:r>
+          <w:rPr>
+            <w:noProof/>
+            <w:webHidden/>
+          </w:rPr>
+        </w:r>
+        <w:r>
+          <w:rPr>
+            <w:noProof/>
+            <w:webHidden/>
+          </w:rPr>
+          <w:fldChar w:fldCharType="separate"/>
+        </w:r>
+        <w:r>
+          <w:rPr>
+            <w:noProof/>
+            <w:webHidden/>
+          </w:rPr>
+          <w:t>8</w:t>
+        </w:r>
+        <w:r>
+          <w:rPr>
+            <w:noProof/>
+            <w:webHidden/>
+          </w:rPr>
+          <w:fldChar w:fldCharType="end"/>
+        </w:r>
+      </w:hyperlink>
+    </w:p>
+    <w:p>
+      <w:pPr>
+        <w:pStyle w:val="TOC3"/>
+        <w:tabs>
+          <w:tab w:val="left" w:pos="1100"/>
+          <w:tab w:val="right" w:leader="dot" w:pos="9347"/>
+        </w:tabs>
+        <w:rPr>
+          <w:rFonts w:asciiTheme="minorHAnsi" w:eastAsiaTheme="minorEastAsia" w:hAnsiTheme="minorHAnsi" w:cstheme="minorBidi"/>
+          <w:noProof/>
+          <w:sz w:val="22"/>
+          <w:szCs w:val="22"/>
+        </w:rPr>
+      </w:pPr>
+      <w:hyperlink w:anchor="_Toc233547744" w:history="1">
+        <w:r>
+          <w:rPr>
+            <w:rStyle w:val="Hyperlink"/>
+            <w:rFonts w:eastAsia="MS Gothic"/>
+            <w:noProof/>
+          </w:rPr>
+          <w:t>3.1.1</w:t>
+        </w:r>
+        <w:r>
+          <w:rPr>
+            <w:rFonts w:asciiTheme="minorHAnsi" w:eastAsiaTheme="minorEastAsia" w:hAnsiTheme="minorHAnsi" w:cstheme="minorBidi"/>
+            <w:noProof/>
+            <w:sz w:val="22"/>
+            <w:szCs w:val="22"/>
+          </w:rPr>
+          <w:tab/>
+        </w:r>
+        <w:r>
+          <w:rPr>
+            <w:rStyle w:val="Hyperlink"/>
+            <w:rFonts w:ascii="Arial" w:eastAsia="Arial" w:hAnsi="Arial"/>
+            <w:noProof/>
+          </w:rPr>
+          <w:t>Normalization Steps from Star Schema to Snowflake Schema</w:t>
+        </w:r>
+        <w:r>
+          <w:rPr>
+            <w:noProof/>
+            <w:webHidden/>
+          </w:rPr>
+          <w:tab/>
+        </w:r>
+        <w:r>
+          <w:rPr>
+            <w:noProof/>
+            <w:webHidden/>
+          </w:rPr>
+          <w:fldChar w:fldCharType="begin"/>
+        </w:r>
+        <w:r>
+          <w:rPr>
+            <w:noProof/>
+            <w:webHidden/>
+          </w:rPr>
+          <w:instrText xml:space="preserve"> PAGEREF _Toc233547744 \h </w:instrText>
+        </w:r>
+        <w:r>
+          <w:rPr>
+            <w:noProof/>
+            <w:webHidden/>
+          </w:rPr>
+        </w:r>
+        <w:r>
+          <w:rPr>
+            <w:noProof/>
+            <w:webHidden/>
+          </w:rPr>
+          <w:fldChar w:fldCharType="separate"/>
+        </w:r>
+        <w:r>
+          <w:rPr>
+            <w:noProof/>
+            <w:webHidden/>
+          </w:rPr>
+          <w:t>9</w:t>
+        </w:r>
+        <w:r>
+          <w:rPr>
+            <w:noProof/>
+            <w:webHidden/>
+          </w:rPr>
+          <w:fldChar w:fldCharType="end"/>
+        </w:r>
+      </w:hyperlink>
+    </w:p>
+    <w:p>
+      <w:pPr>
+        <w:pStyle w:val="TOC3"/>
+        <w:tabs>
+          <w:tab w:val="left" w:pos="1100"/>
+          <w:tab w:val="right" w:leader="dot" w:pos="9347"/>
+        </w:tabs>
+        <w:rPr>
+          <w:rFonts w:asciiTheme="minorHAnsi" w:eastAsiaTheme="minorEastAsia" w:hAnsiTheme="minorHAnsi" w:cstheme="minorBidi"/>
+          <w:noProof/>
+          <w:sz w:val="22"/>
+          <w:szCs w:val="22"/>
+        </w:rPr>
+      </w:pPr>
+      <w:hyperlink w:anchor="_Toc233547745" w:history="1">
+        <w:r>
+          <w:rPr>
+            <w:rStyle w:val="Hyperlink"/>
+            <w:rFonts w:eastAsia="MS Gothic"/>
+            <w:noProof/>
+          </w:rPr>
+          <w:t>3.1.2</w:t>
+        </w:r>
+        <w:r>
+          <w:rPr>
+            <w:rFonts w:asciiTheme="minorHAnsi" w:eastAsiaTheme="minorEastAsia" w:hAnsiTheme="minorHAnsi" w:cstheme="minorBidi"/>
+            <w:noProof/>
+            <w:sz w:val="22"/>
+            <w:szCs w:val="22"/>
+          </w:rPr>
+          <w:tab/>
+        </w:r>
+        <w:r>
+          <w:rPr>
+            <w:rStyle w:val="Hyperlink"/>
+            <w:rFonts w:ascii="Arial" w:eastAsia="Arial" w:hAnsi="Arial"/>
+            <w:noProof/>
+          </w:rPr>
+          <w:t>DimCustomer</w:t>
+        </w:r>
+        <w:r>
+          <w:rPr>
+            <w:noProof/>
+            <w:webHidden/>
+          </w:rPr>
+          <w:tab/>
+        </w:r>
+        <w:r>
+          <w:rPr>
+            <w:noProof/>
+            <w:webHidden/>
+          </w:rPr>
+          <w:fldChar w:fldCharType="begin"/>
+        </w:r>
+        <w:r>
+          <w:rPr>
+            <w:noProof/>
+            <w:webHidden/>
+          </w:rPr>
+          <w:instrText xml:space="preserve"> PAGEREF _Toc233547745 \h </w:instrText>
+        </w:r>
+        <w:r>
+          <w:rPr>
+            <w:noProof/>
+            <w:webHidden/>
+          </w:rPr>
+        </w:r>
+        <w:r>
+          <w:rPr>
+            <w:noProof/>
+            <w:webHidden/>
+          </w:rPr>
+          <w:fldChar w:fldCharType="separate"/>
+        </w:r>
+        <w:r>
+          <w:rPr>
+            <w:noProof/>
+            <w:webHidden/>
+          </w:rPr>
+          <w:t>9</w:t>
+        </w:r>
+        <w:r>
+          <w:rPr>
+            <w:noProof/>
+            <w:webHidden/>
+          </w:rPr>
+          <w:fldChar w:fldCharType="end"/>
+        </w:r>
+      </w:hyperlink>
+    </w:p>
+    <w:p>
+      <w:pPr>
+        <w:pStyle w:val="TOC3"/>
+        <w:tabs>
+          <w:tab w:val="left" w:pos="1100"/>
+          <w:tab w:val="right" w:leader="dot" w:pos="9347"/>
+        </w:tabs>
+        <w:rPr>
+          <w:rFonts w:asciiTheme="minorHAnsi" w:eastAsiaTheme="minorEastAsia" w:hAnsiTheme="minorHAnsi" w:cstheme="minorBidi"/>
+          <w:noProof/>
+          <w:sz w:val="22"/>
+          <w:szCs w:val="22"/>
+        </w:rPr>
+      </w:pPr>
+      <w:hyperlink w:anchor="_Toc233547746" w:history="1">
+        <w:r>
+          <w:rPr>
+            <w:rStyle w:val="Hyperlink"/>
+            <w:rFonts w:eastAsia="MS Gothic"/>
+            <w:noProof/>
+          </w:rPr>
+          <w:t>3.1.3</w:t>
+        </w:r>
+        <w:r>
+          <w:rPr>
+            <w:rFonts w:asciiTheme="minorHAnsi" w:eastAsiaTheme="minorEastAsia" w:hAnsiTheme="minorHAnsi" w:cstheme="minorBidi"/>
+            <w:noProof/>
+            <w:sz w:val="22"/>
+            <w:szCs w:val="22"/>
+          </w:rPr>
+          <w:tab/>
+        </w:r>
+        <w:r>
+          <w:rPr>
+            <w:rStyle w:val="Hyperlink"/>
+            <w:rFonts w:ascii="Arial" w:eastAsia="Arial" w:hAnsi="Arial"/>
+            <w:noProof/>
+          </w:rPr>
+          <w:t>DimDate</w:t>
+        </w:r>
+        <w:r>
+          <w:rPr>
+            <w:noProof/>
+            <w:webHidden/>
+          </w:rPr>
+          <w:tab/>
+        </w:r>
+        <w:r>
+          <w:rPr>
+            <w:noProof/>
+            <w:webHidden/>
+          </w:rPr>
+          <w:fldChar w:fldCharType="begin"/>
+        </w:r>
+        <w:r>
+          <w:rPr>
+            <w:noProof/>
+            <w:webHidden/>
+          </w:rPr>
+          <w:instrText xml:space="preserve"> PAGEREF _Toc233547746 \h </w:instrText>
+        </w:r>
+        <w:r>
+          <w:rPr>
+            <w:noProof/>
+            <w:webHidden/>
+          </w:rPr>
+        </w:r>
+        <w:r>
+          <w:rPr>
+            <w:noProof/>
+            <w:webHidden/>
+          </w:rPr>
+          <w:fldChar w:fldCharType="separate"/>
+        </w:r>
+        <w:r>
+          <w:rPr>
+            <w:noProof/>
+            <w:webHidden/>
+          </w:rPr>
+          <w:t>10</w:t>
+        </w:r>
+        <w:r>
+          <w:rPr>
+            <w:noProof/>
+            <w:webHidden/>
+          </w:rPr>
+          <w:fldChar w:fldCharType="end"/>
+        </w:r>
+      </w:hyperlink>
+    </w:p>
+    <w:p>
+      <w:pPr>
+        <w:pStyle w:val="TOC3"/>
+        <w:tabs>
+          <w:tab w:val="left" w:pos="1100"/>
+          <w:tab w:val="right" w:leader="dot" w:pos="9347"/>
+        </w:tabs>
+        <w:rPr>
+          <w:rFonts w:asciiTheme="minorHAnsi" w:eastAsiaTheme="minorEastAsia" w:hAnsiTheme="minorHAnsi" w:cstheme="minorBidi"/>
+          <w:noProof/>
+          <w:sz w:val="22"/>
+          <w:szCs w:val="22"/>
+        </w:rPr>
+      </w:pPr>
+      <w:hyperlink w:anchor="_Toc233547747" w:history="1">
+        <w:r>
+          <w:rPr>
+            <w:rStyle w:val="Hyperlink"/>
+            <w:rFonts w:eastAsia="MS Gothic"/>
+            <w:noProof/>
+          </w:rPr>
+          <w:t>3.1.4</w:t>
+        </w:r>
+        <w:r>
+          <w:rPr>
+            <w:rFonts w:asciiTheme="minorHAnsi" w:eastAsiaTheme="minorEastAsia" w:hAnsiTheme="minorHAnsi" w:cstheme="minorBidi"/>
+            <w:noProof/>
+            <w:sz w:val="22"/>
+            <w:szCs w:val="22"/>
+          </w:rPr>
+          <w:tab/>
+        </w:r>
+        <w:r>
+          <w:rPr>
+            <w:rStyle w:val="Hyperlink"/>
+            <w:rFonts w:ascii="Arial" w:eastAsia="Arial" w:hAnsi="Arial"/>
+            <w:noProof/>
+          </w:rPr>
+          <w:t>DimTravel</w:t>
+        </w:r>
+        <w:r>
+          <w:rPr>
+            <w:noProof/>
+            <w:webHidden/>
+          </w:rPr>
+          <w:tab/>
+        </w:r>
+        <w:r>
+          <w:rPr>
+            <w:noProof/>
+            <w:webHidden/>
+          </w:rPr>
+          <w:fldChar w:fldCharType="begin"/>
+        </w:r>
+        <w:r>
+          <w:rPr>
+            <w:noProof/>
+            <w:webHidden/>
+          </w:rPr>
+          <w:instrText xml:space="preserve"> PAGEREF _Toc233547747 \h </w:instrText>
+        </w:r>
+        <w:r>
+          <w:rPr>
+            <w:noProof/>
+            <w:webHidden/>
+          </w:rPr>
+        </w:r>
+        <w:r>
+          <w:rPr>
+            <w:noProof/>
+            <w:webHidden/>
+          </w:rPr>
+          <w:fldChar w:fldCharType="separate"/>
+        </w:r>
+        <w:r>
+          <w:rPr>
+            <w:noProof/>
+            <w:webHidden/>
+          </w:rPr>
+          <w:t>10</w:t>
+        </w:r>
+        <w:r>
+          <w:rPr>
+            <w:noProof/>
+            <w:webHidden/>
+          </w:rPr>
+          <w:fldChar w:fldCharType="end"/>
+        </w:r>
+      </w:hyperlink>
+    </w:p>
+    <w:p>
+      <w:pPr>
+        <w:pStyle w:val="TOC3"/>
+        <w:tabs>
+          <w:tab w:val="left" w:pos="1100"/>
+          <w:tab w:val="right" w:leader="dot" w:pos="9347"/>
+        </w:tabs>
+        <w:rPr>
+          <w:rFonts w:asciiTheme="minorHAnsi" w:eastAsiaTheme="minorEastAsia" w:hAnsiTheme="minorHAnsi" w:cstheme="minorBidi"/>
+          <w:noProof/>
+          <w:sz w:val="22"/>
+          <w:szCs w:val="22"/>
+        </w:rPr>
+      </w:pPr>
+      <w:hyperlink w:anchor="_Toc233547748" w:history="1">
+        <w:r>
+          <w:rPr>
+            <w:rStyle w:val="Hyperlink"/>
+            <w:rFonts w:eastAsia="MS Gothic"/>
+            <w:noProof/>
+          </w:rPr>
+          <w:t>3.1.5</w:t>
+        </w:r>
+        <w:r>
+          <w:rPr>
+            <w:rFonts w:asciiTheme="minorHAnsi" w:eastAsiaTheme="minorEastAsia" w:hAnsiTheme="minorHAnsi" w:cstheme="minorBidi"/>
+            <w:noProof/>
+            <w:sz w:val="22"/>
+            <w:szCs w:val="22"/>
+          </w:rPr>
+          <w:tab/>
+        </w:r>
+        <w:r>
+          <w:rPr>
+            <w:rStyle w:val="Hyperlink"/>
+            <w:rFonts w:ascii="Arial" w:eastAsia="Arial" w:hAnsi="Arial"/>
+            <w:noProof/>
+          </w:rPr>
+          <w:t>DimBooking</w:t>
+        </w:r>
+        <w:r>
+          <w:rPr>
+            <w:noProof/>
+            <w:webHidden/>
+          </w:rPr>
+          <w:tab/>
+        </w:r>
+        <w:r>
+          <w:rPr>
+            <w:noProof/>
+            <w:webHidden/>
+          </w:rPr>
+          <w:fldChar w:fldCharType="begin"/>
+        </w:r>
+        <w:r>
+          <w:rPr>
+            <w:noProof/>
+            <w:webHidden/>
+          </w:rPr>
+          <w:instrText xml:space="preserve"> PAGEREF _Toc233547748 \h </w:instrText>
+        </w:r>
+        <w:r>
+          <w:rPr>
+            <w:noProof/>
+            <w:webHidden/>
+          </w:rPr>
+        </w:r>
+        <w:r>
+          <w:rPr>
+            <w:noProof/>
+            <w:webHidden/>
+          </w:rPr>
+          <w:fldChar w:fldCharType="separate"/>
+        </w:r>
+        <w:r>
+          <w:rPr>
+            <w:noProof/>
+            <w:webHidden/>
+          </w:rPr>
+          <w:t>10</w:t>
+        </w:r>
+        <w:r>
+          <w:rPr>
+            <w:noProof/>
+            <w:webHidden/>
+          </w:rPr>
+          <w:fldChar w:fldCharType="end"/>
+        </w:r>
+      </w:hyperlink>
+    </w:p>
+    <w:p>
+      <w:pPr>
+        <w:pStyle w:val="TOC3"/>
+        <w:tabs>
+          <w:tab w:val="left" w:pos="1100"/>
+          <w:tab w:val="right" w:leader="dot" w:pos="9347"/>
+        </w:tabs>
+        <w:rPr>
+          <w:rFonts w:asciiTheme="minorHAnsi" w:eastAsiaTheme="minorEastAsia" w:hAnsiTheme="minorHAnsi" w:cstheme="minorBidi"/>
+          <w:noProof/>
+          <w:sz w:val="22"/>
+          <w:szCs w:val="22"/>
+        </w:rPr>
+      </w:pPr>
+      <w:hyperlink w:anchor="_Toc233547749" w:history="1">
+        <w:r>
+          <w:rPr>
+            <w:rStyle w:val="Hyperlink"/>
+            <w:rFonts w:eastAsia="MS Gothic"/>
+            <w:noProof/>
+          </w:rPr>
+          <w:t>3.1.6</w:t>
+        </w:r>
+        <w:r>
+          <w:rPr>
+            <w:rFonts w:asciiTheme="minorHAnsi" w:eastAsiaTheme="minorEastAsia" w:hAnsiTheme="minorHAnsi" w:cstheme="minorBidi"/>
+            <w:noProof/>
+            <w:sz w:val="22"/>
+            <w:szCs w:val="22"/>
+          </w:rPr>
+          <w:tab/>
+        </w:r>
+        <w:r>
+          <w:rPr>
+            <w:rStyle w:val="Hyperlink"/>
+            <w:rFonts w:ascii="Arial" w:eastAsia="Arial" w:hAnsi="Arial"/>
+            <w:noProof/>
+          </w:rPr>
+          <w:t>DimLoyalty</w:t>
+        </w:r>
+        <w:r>
+          <w:rPr>
+            <w:noProof/>
+            <w:webHidden/>
+          </w:rPr>
+          <w:tab/>
+        </w:r>
+        <w:r>
+          <w:rPr>
+            <w:noProof/>
+            <w:webHidden/>
+          </w:rPr>
+          <w:fldChar w:fldCharType="begin"/>
+        </w:r>
+        <w:r>
+          <w:rPr>
+            <w:noProof/>
+            <w:webHidden/>
+          </w:rPr>
+          <w:instrText xml:space="preserve"> PAGEREF _Toc233547749 \h </w:instrText>
+        </w:r>
+        <w:r>
+          <w:rPr>
+            <w:noProof/>
+            <w:webHidden/>
+          </w:rPr>
+        </w:r>
+        <w:r>
+          <w:rPr>
+            <w:noProof/>
+            <w:webHidden/>
+          </w:rPr>
+          <w:fldChar w:fldCharType="separate"/>
+        </w:r>
+        <w:r>
+          <w:rPr>
+            <w:noProof/>
+            <w:webHidden/>
+          </w:rPr>
+          <w:t>10</w:t>
+        </w:r>
+        <w:r>
+          <w:rPr>
+            <w:noProof/>
+            <w:webHidden/>
+          </w:rPr>
+          <w:fldChar w:fldCharType="end"/>
+        </w:r>
+      </w:hyperlink>
+    </w:p>
+    <w:p>
+      <w:pPr>
+        <w:pStyle w:val="TOC3"/>
+        <w:tabs>
+          <w:tab w:val="left" w:pos="1100"/>
+          <w:tab w:val="right" w:leader="dot" w:pos="9347"/>
+        </w:tabs>
+        <w:rPr>
+          <w:rFonts w:asciiTheme="minorHAnsi" w:eastAsiaTheme="minorEastAsia" w:hAnsiTheme="minorHAnsi" w:cstheme="minorBidi"/>
+          <w:noProof/>
+          <w:sz w:val="22"/>
+          <w:szCs w:val="22"/>
+        </w:rPr>
+      </w:pPr>
+      <w:hyperlink w:anchor="_Toc233547750" w:history="1">
+        <w:r>
+          <w:rPr>
+            <w:rStyle w:val="Hyperlink"/>
+            <w:rFonts w:eastAsia="MS Gothic"/>
+            <w:noProof/>
+          </w:rPr>
+          <w:t>3.1.7</w:t>
+        </w:r>
+        <w:r>
+          <w:rPr>
+            <w:rFonts w:asciiTheme="minorHAnsi" w:eastAsiaTheme="minorEastAsia" w:hAnsiTheme="minorHAnsi" w:cstheme="minorBidi"/>
+            <w:noProof/>
+            <w:sz w:val="22"/>
+            <w:szCs w:val="22"/>
+          </w:rPr>
+          <w:tab/>
+        </w:r>
+        <w:r>
+          <w:rPr>
+            <w:rStyle w:val="Hyperlink"/>
+            <w:rFonts w:ascii="Arial" w:eastAsia="Arial" w:hAnsi="Arial"/>
+            <w:noProof/>
+          </w:rPr>
+          <w:t>DimSatisfaction</w:t>
+        </w:r>
+        <w:r>
+          <w:rPr>
+            <w:noProof/>
+            <w:webHidden/>
+          </w:rPr>
+          <w:tab/>
+        </w:r>
+        <w:r>
+          <w:rPr>
+            <w:noProof/>
+            <w:webHidden/>
+          </w:rPr>
+          <w:fldChar w:fldCharType="begin"/>
+        </w:r>
+        <w:r>
+          <w:rPr>
+            <w:noProof/>
+            <w:webHidden/>
+          </w:rPr>
+          <w:instrText xml:space="preserve"> PAGEREF _Toc233547750 \h </w:instrText>
+        </w:r>
+        <w:r>
+          <w:rPr>
+            <w:noProof/>
+            <w:webHidden/>
+          </w:rPr>
+        </w:r>
+        <w:r>
+          <w:rPr>
+            <w:noProof/>
+            <w:webHidden/>
+          </w:rPr>
+          <w:fldChar w:fldCharType="separate"/>
+        </w:r>
+        <w:r>
+          <w:rPr>
+            <w:noProof/>
+            <w:webHidden/>
+          </w:rPr>
+          <w:t>11</w:t>
+        </w:r>
+        <w:r>
+          <w:rPr>
+            <w:noProof/>
+            <w:webHidden/>
+          </w:rPr>
+          <w:fldChar w:fldCharType="end"/>
+        </w:r>
+      </w:hyperlink>
+    </w:p>
+    <w:p>
+      <w:pPr>
+        <w:pStyle w:val="TOC3"/>
+        <w:tabs>
+          <w:tab w:val="left" w:pos="1100"/>
+          <w:tab w:val="right" w:leader="dot" w:pos="9347"/>
+        </w:tabs>
+        <w:rPr>
+          <w:rFonts w:asciiTheme="minorHAnsi" w:eastAsiaTheme="minorEastAsia" w:hAnsiTheme="minorHAnsi" w:cstheme="minorBidi"/>
+          <w:noProof/>
+          <w:sz w:val="22"/>
+          <w:szCs w:val="22"/>
+        </w:rPr>
+      </w:pPr>
+      <w:hyperlink w:anchor="_Toc233547751" w:history="1">
+        <w:r>
+          <w:rPr>
+            <w:rStyle w:val="Hyperlink"/>
+            <w:rFonts w:eastAsia="MS Gothic"/>
+            <w:noProof/>
+          </w:rPr>
+          <w:t>3.1.8</w:t>
+        </w:r>
+        <w:r>
+          <w:rPr>
+            <w:rFonts w:asciiTheme="minorHAnsi" w:eastAsiaTheme="minorEastAsia" w:hAnsiTheme="minorHAnsi" w:cstheme="minorBidi"/>
+            <w:noProof/>
+            <w:sz w:val="22"/>
+            <w:szCs w:val="22"/>
+          </w:rPr>
+          <w:tab/>
+        </w:r>
+        <w:r>
+          <w:rPr>
+            <w:rStyle w:val="Hyperlink"/>
+            <w:rFonts w:ascii="Arial" w:eastAsia="Arial" w:hAnsi="Arial"/>
+            <w:noProof/>
+          </w:rPr>
+          <w:t>FactSales</w:t>
+        </w:r>
+        <w:r>
+          <w:rPr>
+            <w:noProof/>
+            <w:webHidden/>
+          </w:rPr>
+          <w:tab/>
+        </w:r>
+        <w:r>
+          <w:rPr>
+            <w:noProof/>
+            <w:webHidden/>
+          </w:rPr>
+          <w:fldChar w:fldCharType="begin"/>
+        </w:r>
+        <w:r>
+          <w:rPr>
+            <w:noProof/>
+            <w:webHidden/>
+          </w:rPr>
+          <w:instrText xml:space="preserve"> PAGEREF _Toc233547751 \h </w:instrText>
+        </w:r>
+        <w:r>
+          <w:rPr>
+            <w:noProof/>
+            <w:webHidden/>
+          </w:rPr>
+        </w:r>
+        <w:r>
+          <w:rPr>
+            <w:noProof/>
+            <w:webHidden/>
+          </w:rPr>
+          <w:fldChar w:fldCharType="separate"/>
+        </w:r>
+        <w:r>
+          <w:rPr>
+            <w:noProof/>
+            <w:webHidden/>
+          </w:rPr>
+          <w:t>11</w:t>
+        </w:r>
+        <w:r>
+          <w:rPr>
+            <w:noProof/>
+            <w:webHidden/>
+          </w:rPr>
+          <w:fldChar w:fldCharType="end"/>
+        </w:r>
+      </w:hyperlink>
+    </w:p>
+    <w:p>
+      <w:pPr>
+        <w:pStyle w:val="TOC3"/>
+        <w:tabs>
+          <w:tab w:val="left" w:pos="1100"/>
+          <w:tab w:val="right" w:leader="dot" w:pos="9347"/>
+        </w:tabs>
+        <w:rPr>
+          <w:rFonts w:asciiTheme="minorHAnsi" w:eastAsiaTheme="minorEastAsia" w:hAnsiTheme="minorHAnsi" w:cstheme="minorBidi"/>
+          <w:noProof/>
+          <w:sz w:val="22"/>
+          <w:szCs w:val="22"/>
+        </w:rPr>
+      </w:pPr>
+      <w:hyperlink w:anchor="_Toc233547752" w:history="1">
+        <w:r>
+          <w:rPr>
+            <w:rStyle w:val="Hyperlink"/>
+            <w:rFonts w:eastAsia="MS Gothic"/>
+            <w:noProof/>
+          </w:rPr>
+          <w:t>3.1.9</w:t>
+        </w:r>
+        <w:r>
+          <w:rPr>
+            <w:rFonts w:asciiTheme="minorHAnsi" w:eastAsiaTheme="minorEastAsia" w:hAnsiTheme="minorHAnsi" w:cstheme="minorBidi"/>
+            <w:noProof/>
+            <w:sz w:val="22"/>
+            <w:szCs w:val="22"/>
+          </w:rPr>
+          <w:tab/>
+        </w:r>
+        <w:r>
+          <w:rPr>
+            <w:rStyle w:val="Hyperlink"/>
+            <w:rFonts w:ascii="Arial" w:eastAsia="Arial" w:hAnsi="Arial"/>
+            <w:noProof/>
+          </w:rPr>
+          <w:t>FactCustomerSatisfaction</w:t>
+        </w:r>
+        <w:r>
+          <w:rPr>
+            <w:noProof/>
+            <w:webHidden/>
+          </w:rPr>
+          <w:tab/>
+        </w:r>
+        <w:r>
+          <w:rPr>
+            <w:noProof/>
+            <w:webHidden/>
+          </w:rPr>
+          <w:fldChar w:fldCharType="begin"/>
+        </w:r>
+        <w:r>
+          <w:rPr>
+            <w:noProof/>
+            <w:webHidden/>
+          </w:rPr>
+          <w:instrText xml:space="preserve"> PAGEREF _Toc233547752 \h </w:instrText>
+        </w:r>
+        <w:r>
+          <w:rPr>
+            <w:noProof/>
+            <w:webHidden/>
+          </w:rPr>
+        </w:r>
+        <w:r>
+          <w:rPr>
+            <w:noProof/>
+            <w:webHidden/>
+          </w:rPr>
+          <w:fldChar w:fldCharType="separate"/>
+        </w:r>
+        <w:r>
+          <w:rPr>
+            <w:noProof/>
+            <w:webHidden/>
+          </w:rPr>
+          <w:t>11</w:t>
+        </w:r>
+        <w:r>
+          <w:rPr>
+            <w:noProof/>
+            <w:webHidden/>
+          </w:rPr>
+          <w:fldChar w:fldCharType="end"/>
+        </w:r>
+      </w:hyperlink>
+    </w:p>
+    <w:p>
+      <w:pPr>
+        <w:pStyle w:val="TOC2"/>
+        <w:tabs>
+          <w:tab w:val="left" w:pos="880"/>
+          <w:tab w:val="right" w:leader="dot" w:pos="9347"/>
+        </w:tabs>
+        <w:rPr>
+          <w:rFonts w:asciiTheme="minorHAnsi" w:eastAsiaTheme="minorEastAsia" w:hAnsiTheme="minorHAnsi" w:cstheme="minorBidi"/>
+          <w:noProof/>
+          <w:sz w:val="22"/>
+          <w:szCs w:val="22"/>
+        </w:rPr>
+      </w:pPr>
+      <w:hyperlink w:anchor="_Toc233547753" w:history="1">
+        <w:r>
+          <w:rPr>
+            <w:rStyle w:val="Hyperlink"/>
+            <w:rFonts w:eastAsia="MS Gothic"/>
+            <w:noProof/>
+          </w:rPr>
+          <w:t>3.2</w:t>
+        </w:r>
+        <w:r>
+          <w:rPr>
+            <w:rFonts w:asciiTheme="minorHAnsi" w:eastAsiaTheme="minorEastAsia" w:hAnsiTheme="minorHAnsi" w:cstheme="minorBidi"/>
+            <w:noProof/>
+            <w:sz w:val="22"/>
+            <w:szCs w:val="22"/>
+          </w:rPr>
+          <w:tab/>
+        </w:r>
+        <w:r>
+          <w:rPr>
+            <w:rStyle w:val="Hyperlink"/>
+            <w:rFonts w:ascii="Arial" w:eastAsia="Arial" w:hAnsi="Arial"/>
+            <w:noProof/>
+          </w:rPr>
+          <w:t>2.3 S</w:t>
+        </w:r>
+        <w:r>
+          <w:rPr>
+            <w:rStyle w:val="Hyperlink"/>
+            <w:rFonts w:ascii="Arial" w:eastAsia="Arial" w:hAnsi="Arial"/>
+            <w:noProof/>
+          </w:rPr>
+          <w:t>n</w:t>
+        </w:r>
+        <w:r>
+          <w:rPr>
+            <w:rStyle w:val="Hyperlink"/>
+            <w:rFonts w:ascii="Arial" w:eastAsia="Arial" w:hAnsi="Arial"/>
+            <w:noProof/>
+          </w:rPr>
+          <w:t>owflake Lookup Tables</w:t>
+        </w:r>
+        <w:r>
+          <w:rPr>
+            <w:noProof/>
+            <w:webHidden/>
+          </w:rPr>
+          <w:tab/>
+        </w:r>
+        <w:r>
+          <w:rPr>
+            <w:noProof/>
+            <w:webHidden/>
+          </w:rPr>
+          <w:fldChar w:fldCharType="begin"/>
+        </w:r>
+        <w:r>
+          <w:rPr>
+            <w:noProof/>
+            <w:webHidden/>
+          </w:rPr>
+          <w:instrText xml:space="preserve"> PAGEREF _Toc233547753 \h </w:instrText>
+        </w:r>
+        <w:r>
+          <w:rPr>
+            <w:noProof/>
+            <w:webHidden/>
+          </w:rPr>
+        </w:r>
+        <w:r>
+          <w:rPr>
+            <w:noProof/>
+            <w:webHidden/>
+          </w:rPr>
+          <w:fldChar w:fldCharType="separate"/>
+        </w:r>
+        <w:r>
+          <w:rPr>
+            <w:noProof/>
+            <w:webHidden/>
+          </w:rPr>
+          <w:t>11</w:t>
+        </w:r>
+        <w:r>
+          <w:rPr>
+            <w:noProof/>
+            <w:webHidden/>
+          </w:rPr>
+          <w:fldChar w:fldCharType="end"/>
+        </w:r>
+      </w:hyperlink>
+    </w:p>
+    <w:p>
+      <w:pPr>
+        <w:pStyle w:val="TOC2"/>
+        <w:tabs>
+          <w:tab w:val="left" w:pos="880"/>
+          <w:tab w:val="right" w:leader="dot" w:pos="9347"/>
+        </w:tabs>
+        <w:rPr>
+          <w:rFonts w:asciiTheme="minorHAnsi" w:eastAsiaTheme="minorEastAsia" w:hAnsiTheme="minorHAnsi" w:cstheme="minorBidi"/>
+          <w:noProof/>
+          <w:sz w:val="22"/>
+          <w:szCs w:val="22"/>
+        </w:rPr>
+      </w:pPr>
+      <w:hyperlink w:anchor="_Toc233547754" w:history="1">
+        <w:r>
+          <w:rPr>
+            <w:rStyle w:val="Hyperlink"/>
+            <w:rFonts w:eastAsia="MS Gothic"/>
+            <w:noProof/>
+          </w:rPr>
+          <w:t>3.3</w:t>
+        </w:r>
+        <w:r>
+          <w:rPr>
+            <w:rFonts w:asciiTheme="minorHAnsi" w:eastAsiaTheme="minorEastAsia" w:hAnsiTheme="minorHAnsi" w:cstheme="minorBidi"/>
+            <w:noProof/>
+            <w:sz w:val="22"/>
+            <w:szCs w:val="22"/>
+          </w:rPr>
+          <w:tab/>
+        </w:r>
+        <w:r>
+          <w:rPr>
+            <w:rStyle w:val="Hyperlink"/>
+            <w:rFonts w:ascii="Arial" w:eastAsia="Arial" w:hAnsi="Arial"/>
+            <w:noProof/>
+          </w:rPr>
+          <w:t>2.4 Example Rows</w:t>
+        </w:r>
+        <w:r>
+          <w:rPr>
+            <w:noProof/>
+            <w:webHidden/>
+          </w:rPr>
+          <w:tab/>
+        </w:r>
+        <w:r>
+          <w:rPr>
+            <w:noProof/>
+            <w:webHidden/>
+          </w:rPr>
+          <w:fldChar w:fldCharType="begin"/>
+        </w:r>
+        <w:r>
+          <w:rPr>
+            <w:noProof/>
+            <w:webHidden/>
+          </w:rPr>
+          <w:instrText xml:space="preserve"> PAGEREF _Toc233547754 \h </w:instrText>
+        </w:r>
+        <w:r>
+          <w:rPr>
+            <w:noProof/>
+            <w:webHidden/>
+          </w:rPr>
+        </w:r>
+        <w:r>
+          <w:rPr>
+            <w:noProof/>
+            <w:webHidden/>
+          </w:rPr>
+          <w:fldChar w:fldCharType="separate"/>
+        </w:r>
+        <w:r>
+          <w:rPr>
+            <w:noProof/>
+            <w:webHidden/>
+          </w:rPr>
+          <w:t>12</w:t>
+        </w:r>
+        <w:r>
+          <w:rPr>
+            <w:noProof/>
+            <w:webHidden/>
+          </w:rPr>
+          <w:fldChar w:fldCharType="end"/>
+        </w:r>
+      </w:hyperlink>
+    </w:p>
+    <w:p>
+      <w:pPr>
+        <w:pStyle w:val="TOC1"/>
+        <w:tabs>
+          <w:tab w:val="left" w:pos="400"/>
+          <w:tab w:val="right" w:leader="dot" w:pos="9347"/>
+        </w:tabs>
+        <w:rPr>
+          <w:rFonts w:asciiTheme="minorHAnsi" w:eastAsiaTheme="minorEastAsia" w:hAnsiTheme="minorHAnsi" w:cstheme="minorBidi"/>
+          <w:bCs w:val="0"/>
+          <w:caps w:val="0"/>
+          <w:noProof/>
+          <w:color w:val="auto"/>
+          <w:sz w:val="22"/>
+          <w:szCs w:val="22"/>
+        </w:rPr>
+      </w:pPr>
+      <w:hyperlink w:anchor="_Toc233547755" w:history="1">
+        <w:r>
+          <w:rPr>
+            <w:rStyle w:val="Hyperlink"/>
+            <w:rFonts w:eastAsia="MS Gothic"/>
+            <w:noProof/>
+          </w:rPr>
+          <w:t>4</w:t>
+        </w:r>
+        <w:r>
+          <w:rPr>
+            <w:rFonts w:asciiTheme="minorHAnsi" w:eastAsiaTheme="minorEastAsia" w:hAnsiTheme="minorHAnsi" w:cstheme="minorBidi"/>
+            <w:bCs w:val="0"/>
+            <w:caps w:val="0"/>
+            <w:noProof/>
+            <w:color w:val="auto"/>
+            <w:sz w:val="22"/>
+            <w:szCs w:val="22"/>
           </w:rPr>
           <w:tab/>
         </w:r>
@@ -896,7 +2172,7 @@
             <w:noProof/>
             <w:webHidden/>
           </w:rPr>
-          <w:instrText xml:space="preserve"> PAGEREF _Toc155614192 \h </w:instrText>
+          <w:instrText xml:space="preserve"> PAGEREF _Toc233547755 \h </w:instrText>
         </w:r>
         <w:r>
           <w:rPr>
@@ -916,7 +2192,7 @@
             <w:noProof/>
             <w:webHidden/>
           </w:rPr>
-          <w:t>4</w:t>
+          <w:t>12</w:t>
         </w:r>
         <w:r>
           <w:rPr>
@@ -940,20 +2216,18 @@
           <w:caps w:val="0"/>
           <w:noProof/>
           <w:color w:val="auto"/>
-          <w:kern w:val="2"/>
           <w:sz w:val="22"/>
           <w:szCs w:val="22"/>
-          <w14:ligatures w14:val="standardContextual"/>
         </w:rPr>
       </w:pPr>
-      <w:hyperlink w:anchor="_Toc155614193" w:history="1">
+      <w:hyperlink w:anchor="_Toc233547756" w:history="1">
         <w:r>
           <w:rPr>
             <w:rStyle w:val="Hyperlink"/>
             <w:rFonts w:eastAsia="MS Gothic"/>
             <w:noProof/>
           </w:rPr>
-          <w:t>3</w:t>
+          <w:t>5</w:t>
         </w:r>
         <w:r>
           <w:rPr>
@@ -962,10 +2236,8 @@
             <w:caps w:val="0"/>
             <w:noProof/>
             <w:color w:val="auto"/>
-            <w:kern w:val="2"/>
             <w:sz w:val="22"/>
             <w:szCs w:val="22"/>
-            <w14:ligatures w14:val="standardContextual"/>
           </w:rPr>
           <w:tab/>
         </w:r>
@@ -996,7 +2268,7 @@
             <w:noProof/>
             <w:webHidden/>
           </w:rPr>
-          <w:instrText xml:space="preserve"> PAGEREF _Toc155614193 \h </w:instrText>
+          <w:instrText xml:space="preserve"> PAGEREF _Toc233547756 \h </w:instrText>
         </w:r>
         <w:r>
           <w:rPr>
@@ -1016,7 +2288,7 @@
             <w:noProof/>
             <w:webHidden/>
           </w:rPr>
-          <w:t>4</w:t>
+          <w:t>12</w:t>
         </w:r>
         <w:r>
           <w:rPr>
@@ -1040,20 +2312,18 @@
           <w:caps w:val="0"/>
           <w:noProof/>
           <w:color w:val="auto"/>
-          <w:kern w:val="2"/>
           <w:sz w:val="22"/>
           <w:szCs w:val="22"/>
-          <w14:ligatures w14:val="standardContextual"/>
         </w:rPr>
       </w:pPr>
-      <w:hyperlink w:anchor="_Toc155614194" w:history="1">
+      <w:hyperlink w:anchor="_Toc233547757" w:history="1">
         <w:r>
           <w:rPr>
             <w:rStyle w:val="Hyperlink"/>
             <w:rFonts w:eastAsia="MS Gothic"/>
             <w:noProof/>
           </w:rPr>
-          <w:t>4</w:t>
+          <w:t>6</w:t>
         </w:r>
         <w:r>
           <w:rPr>
@@ -1062,10 +2332,8 @@
             <w:caps w:val="0"/>
             <w:noProof/>
             <w:color w:val="auto"/>
-            <w:kern w:val="2"/>
             <w:sz w:val="22"/>
             <w:szCs w:val="22"/>
-            <w14:ligatures w14:val="standardContextual"/>
           </w:rPr>
           <w:tab/>
         </w:r>
@@ -1096,7 +2364,7 @@
             <w:noProof/>
             <w:webHidden/>
           </w:rPr>
-          <w:instrText xml:space="preserve"> PAGEREF _Toc155614194 \h </w:instrText>
+          <w:instrText xml:space="preserve"> PAGEREF _Toc233547757 \h </w:instrText>
         </w:r>
         <w:r>
           <w:rPr>
@@ -1116,7 +2384,7 @@
             <w:noProof/>
             <w:webHidden/>
           </w:rPr>
-          <w:t>4</w:t>
+          <w:t>12</w:t>
         </w:r>
         <w:r>
           <w:rPr>
@@ -1140,20 +2408,18 @@
           <w:caps w:val="0"/>
           <w:noProof/>
           <w:color w:val="auto"/>
-          <w:kern w:val="2"/>
           <w:sz w:val="22"/>
           <w:szCs w:val="22"/>
-          <w14:ligatures w14:val="standardContextual"/>
         </w:rPr>
       </w:pPr>
-      <w:hyperlink w:anchor="_Toc155614195" w:history="1">
+      <w:hyperlink w:anchor="_Toc233547758" w:history="1">
         <w:r>
           <w:rPr>
             <w:rStyle w:val="Hyperlink"/>
             <w:rFonts w:eastAsia="MS Gothic"/>
             <w:noProof/>
           </w:rPr>
-          <w:t>5</w:t>
+          <w:t>7</w:t>
         </w:r>
         <w:r>
           <w:rPr>
@@ -1162,10 +2428,8 @@
             <w:caps w:val="0"/>
             <w:noProof/>
             <w:color w:val="auto"/>
-            <w:kern w:val="2"/>
             <w:sz w:val="22"/>
             <w:szCs w:val="22"/>
-            <w14:ligatures w14:val="standardContextual"/>
           </w:rPr>
           <w:tab/>
         </w:r>
@@ -1196,7 +2460,7 @@
             <w:noProof/>
             <w:webHidden/>
           </w:rPr>
-          <w:instrText xml:space="preserve"> PAGEREF _Toc155614195 \h </w:instrText>
+          <w:instrText xml:space="preserve"> PAGEREF _Toc233547758 \h </w:instrText>
         </w:r>
         <w:r>
           <w:rPr>
@@ -1216,7 +2480,7 @@
             <w:noProof/>
             <w:webHidden/>
           </w:rPr>
-          <w:t>4</w:t>
+          <w:t>12</w:t>
         </w:r>
         <w:r>
           <w:rPr>
@@ -1240,20 +2504,18 @@
           <w:caps w:val="0"/>
           <w:noProof/>
           <w:color w:val="auto"/>
-          <w:kern w:val="2"/>
           <w:sz w:val="22"/>
           <w:szCs w:val="22"/>
-          <w14:ligatures w14:val="standardContextual"/>
         </w:rPr>
       </w:pPr>
-      <w:hyperlink w:anchor="_Toc155614196" w:history="1">
+      <w:hyperlink w:anchor="_Toc233547759" w:history="1">
         <w:r>
           <w:rPr>
             <w:rStyle w:val="Hyperlink"/>
             <w:rFonts w:eastAsia="MS Gothic"/>
             <w:noProof/>
           </w:rPr>
-          <w:t>6</w:t>
+          <w:t>8</w:t>
         </w:r>
         <w:r>
           <w:rPr>
@@ -1262,10 +2524,8 @@
             <w:caps w:val="0"/>
             <w:noProof/>
             <w:color w:val="auto"/>
-            <w:kern w:val="2"/>
             <w:sz w:val="22"/>
             <w:szCs w:val="22"/>
-            <w14:ligatures w14:val="standardContextual"/>
           </w:rPr>
           <w:tab/>
         </w:r>
@@ -1296,7 +2556,7 @@
             <w:noProof/>
             <w:webHidden/>
           </w:rPr>
-          <w:instrText xml:space="preserve"> PAGEREF _Toc155614196 \h </w:instrText>
+          <w:instrText xml:space="preserve"> PAGEREF _Toc233547759 \h </w:instrText>
         </w:r>
         <w:r>
           <w:rPr>
@@ -1316,7 +2576,7 @@
             <w:noProof/>
             <w:webHidden/>
           </w:rPr>
-          <w:t>4</w:t>
+          <w:t>12</w:t>
         </w:r>
         <w:r>
           <w:rPr>
@@ -1378,7 +2638,7 @@
       </w:pPr>
       <w:bookmarkStart w:id="5" w:name="_Toc412572569"/>
       <w:bookmarkStart w:id="6" w:name="_Toc509167633"/>
-      <w:bookmarkStart w:id="7" w:name="_Toc155614186"/>
+      <w:bookmarkStart w:id="7" w:name="_Toc233547735"/>
       <w:r>
         <w:lastRenderedPageBreak/>
         <w:t>Business Description</w:t>
@@ -1395,7 +2655,7 @@
       </w:pPr>
       <w:bookmarkStart w:id="8" w:name="_Toc412572570"/>
       <w:bookmarkStart w:id="9" w:name="_Toc509167634"/>
-      <w:bookmarkStart w:id="10" w:name="_Toc155614187"/>
+      <w:bookmarkStart w:id="10" w:name="_Toc233547736"/>
       <w:r>
         <w:t>Business background</w:t>
       </w:r>
@@ -1491,7 +2751,7 @@
       </w:pPr>
       <w:bookmarkStart w:id="11" w:name="_Toc412572571"/>
       <w:bookmarkStart w:id="12" w:name="_Toc509167635"/>
-      <w:bookmarkStart w:id="13" w:name="_Toc155614188"/>
+      <w:bookmarkStart w:id="13" w:name="_Toc233547737"/>
       <w:r>
         <w:t>P</w:t>
       </w:r>
@@ -1577,7 +2837,7 @@
       </w:pPr>
       <w:bookmarkStart w:id="14" w:name="_Toc412572572"/>
       <w:bookmarkStart w:id="15" w:name="_Toc509167636"/>
-      <w:bookmarkStart w:id="16" w:name="_Toc155614189"/>
+      <w:bookmarkStart w:id="16" w:name="_Toc233547738"/>
       <w:r>
         <w:t>Benefits from implementing a Data Warehouse</w:t>
       </w:r>
@@ -1696,7 +2956,7 @@
         <w:keepNext w:val="0"/>
         <w:ind w:left="851" w:hanging="851"/>
       </w:pPr>
-      <w:bookmarkStart w:id="17" w:name="_Toc155614190"/>
+      <w:bookmarkStart w:id="17" w:name="_Toc233547739"/>
       <w:r>
         <w:t>DATASETS DESCRIPTION</w:t>
       </w:r>
@@ -2039,249 +3299,855 @@
     </w:p>
     <w:p>
       <w:pPr>
+        <w:pStyle w:val="BodyText"/>
+      </w:pPr>
+    </w:p>
+    <w:p>
+      <w:pPr>
         <w:pStyle w:val="Heading2"/>
         <w:keepNext w:val="0"/>
         <w:ind w:left="851" w:hanging="851"/>
       </w:pPr>
-      <w:bookmarkStart w:id="18" w:name="_Toc155614191"/>
+      <w:bookmarkStart w:id="18" w:name="_Toc233547740"/>
       <w:r>
         <w:t>GRAIN / DIM / FACT</w:t>
       </w:r>
       <w:bookmarkEnd w:id="18"/>
     </w:p>
+    <w:p>
+      <w:pPr>
+        <w:pStyle w:val="Heading1"/>
+      </w:pPr>
+      <w:bookmarkStart w:id="19" w:name="_Toc233547741"/>
+      <w:r>
+        <w:t>TASK 2.1</w:t>
+      </w:r>
+      <w:bookmarkEnd w:id="19"/>
+    </w:p>
+    <w:p>
+      <w:pPr>
+        <w:pStyle w:val="BodyText"/>
+        <w:rPr>
+          <w:rFonts w:ascii="Times New Roman" w:hAnsi="Times New Roman"/>
+          <w:sz w:val="28"/>
+          <w:szCs w:val="28"/>
+        </w:rPr>
+      </w:pPr>
+      <w:r>
+        <w:rPr>
+          <w:rFonts w:ascii="Times New Roman" w:hAnsi="Times New Roman"/>
+          <w:sz w:val="28"/>
+          <w:szCs w:val="28"/>
+        </w:rPr>
+        <w:t>Step1. Business Process: Sales Transactions</w:t>
+      </w:r>
+    </w:p>
+    <w:p>
+      <w:pPr>
+        <w:pStyle w:val="BodyText"/>
+        <w:rPr>
+          <w:rFonts w:ascii="Times New Roman" w:hAnsi="Times New Roman"/>
+          <w:sz w:val="28"/>
+          <w:szCs w:val="28"/>
+        </w:rPr>
+      </w:pPr>
+      <w:r>
+        <w:rPr>
+          <w:rFonts w:ascii="Times New Roman" w:hAnsi="Times New Roman"/>
+          <w:sz w:val="28"/>
+          <w:szCs w:val="28"/>
+        </w:rPr>
+        <w:t>The schema models individual product sales made by stores to customers. Each record represents one completed sales transaction and contains references to the customer, employee, product, store, location, and date.</w:t>
+      </w:r>
+    </w:p>
+    <w:p>
+      <w:pPr>
+        <w:pStyle w:val="BodyText"/>
+        <w:rPr>
+          <w:rFonts w:ascii="Times New Roman" w:hAnsi="Times New Roman"/>
+          <w:sz w:val="28"/>
+          <w:szCs w:val="28"/>
+        </w:rPr>
+      </w:pPr>
+      <w:r>
+        <w:rPr>
+          <w:rFonts w:ascii="Times New Roman" w:hAnsi="Times New Roman"/>
+          <w:sz w:val="28"/>
+          <w:szCs w:val="28"/>
+        </w:rPr>
+        <w:t xml:space="preserve">Step 2. Grain </w:t>
+      </w:r>
+    </w:p>
+    <w:p>
+      <w:pPr>
+        <w:pStyle w:val="BodyText"/>
+        <w:rPr>
+          <w:rFonts w:ascii="Times New Roman" w:hAnsi="Times New Roman"/>
+          <w:sz w:val="28"/>
+          <w:szCs w:val="28"/>
+        </w:rPr>
+      </w:pPr>
+      <w:r>
+        <w:rPr>
+          <w:rFonts w:ascii="Times New Roman" w:hAnsi="Times New Roman"/>
+          <w:sz w:val="28"/>
+          <w:szCs w:val="28"/>
+        </w:rPr>
+        <w:t>One row represents one completed sales transaction (SALE_ID).</w:t>
+      </w:r>
+    </w:p>
+    <w:p>
+      <w:pPr>
+        <w:pStyle w:val="BodyText"/>
+        <w:rPr>
+          <w:rFonts w:ascii="Times New Roman" w:hAnsi="Times New Roman"/>
+          <w:sz w:val="28"/>
+          <w:szCs w:val="28"/>
+        </w:rPr>
+      </w:pPr>
+      <w:r>
+        <w:rPr>
+          <w:rFonts w:ascii="Times New Roman" w:hAnsi="Times New Roman"/>
+          <w:sz w:val="28"/>
+          <w:szCs w:val="28"/>
+        </w:rPr>
+        <w:t>Each record stores:</w:t>
+      </w:r>
+    </w:p>
+    <w:p>
+      <w:pPr>
+        <w:pStyle w:val="BodyText"/>
+        <w:rPr>
+          <w:rFonts w:ascii="Times New Roman" w:hAnsi="Times New Roman"/>
+          <w:sz w:val="28"/>
+          <w:szCs w:val="28"/>
+        </w:rPr>
+      </w:pPr>
+      <w:r>
+        <w:rPr>
+          <w:rFonts w:ascii="Times New Roman" w:hAnsi="Times New Roman"/>
+          <w:sz w:val="28"/>
+          <w:szCs w:val="28"/>
+        </w:rPr>
+        <w:t>Date of sale</w:t>
+      </w:r>
+    </w:p>
+    <w:p>
+      <w:pPr>
+        <w:pStyle w:val="BodyText"/>
+        <w:rPr>
+          <w:rFonts w:ascii="Times New Roman" w:hAnsi="Times New Roman"/>
+          <w:sz w:val="28"/>
+          <w:szCs w:val="28"/>
+        </w:rPr>
+      </w:pPr>
+      <w:r>
+        <w:rPr>
+          <w:rFonts w:ascii="Times New Roman" w:hAnsi="Times New Roman"/>
+          <w:sz w:val="28"/>
+          <w:szCs w:val="28"/>
+        </w:rPr>
+        <w:t>Customer</w:t>
+      </w:r>
+    </w:p>
+    <w:p>
+      <w:pPr>
+        <w:pStyle w:val="BodyText"/>
+        <w:rPr>
+          <w:rFonts w:ascii="Times New Roman" w:hAnsi="Times New Roman"/>
+          <w:sz w:val="28"/>
+          <w:szCs w:val="28"/>
+        </w:rPr>
+      </w:pPr>
+      <w:r>
+        <w:rPr>
+          <w:rFonts w:ascii="Times New Roman" w:hAnsi="Times New Roman"/>
+          <w:sz w:val="28"/>
+          <w:szCs w:val="28"/>
+        </w:rPr>
+        <w:t>Employee</w:t>
+      </w:r>
+    </w:p>
+    <w:p>
+      <w:pPr>
+        <w:pStyle w:val="BodyText"/>
+        <w:rPr>
+          <w:rFonts w:ascii="Times New Roman" w:hAnsi="Times New Roman"/>
+          <w:sz w:val="28"/>
+          <w:szCs w:val="28"/>
+        </w:rPr>
+      </w:pPr>
+      <w:r>
+        <w:rPr>
+          <w:rFonts w:ascii="Times New Roman" w:hAnsi="Times New Roman"/>
+          <w:sz w:val="28"/>
+          <w:szCs w:val="28"/>
+        </w:rPr>
+        <w:t>Product sold</w:t>
+      </w:r>
+    </w:p>
+    <w:p>
+      <w:pPr>
+        <w:pStyle w:val="BodyText"/>
+        <w:rPr>
+          <w:rFonts w:ascii="Times New Roman" w:hAnsi="Times New Roman"/>
+          <w:sz w:val="28"/>
+          <w:szCs w:val="28"/>
+        </w:rPr>
+      </w:pPr>
+      <w:r>
+        <w:rPr>
+          <w:rFonts w:ascii="Times New Roman" w:hAnsi="Times New Roman"/>
+          <w:sz w:val="28"/>
+          <w:szCs w:val="28"/>
+        </w:rPr>
+        <w:t>Store</w:t>
+      </w:r>
+    </w:p>
+    <w:p>
+      <w:pPr>
+        <w:pStyle w:val="BodyText"/>
+        <w:rPr>
+          <w:rFonts w:ascii="Times New Roman" w:hAnsi="Times New Roman"/>
+          <w:sz w:val="28"/>
+          <w:szCs w:val="28"/>
+        </w:rPr>
+      </w:pPr>
+      <w:r>
+        <w:rPr>
+          <w:rFonts w:ascii="Times New Roman" w:hAnsi="Times New Roman"/>
+          <w:sz w:val="28"/>
+          <w:szCs w:val="28"/>
+        </w:rPr>
+        <w:t>Geographic information</w:t>
+      </w:r>
+    </w:p>
+    <w:p>
+      <w:pPr>
+        <w:pStyle w:val="BodyText"/>
+        <w:rPr>
+          <w:rFonts w:ascii="Times New Roman" w:hAnsi="Times New Roman"/>
+          <w:sz w:val="28"/>
+          <w:szCs w:val="28"/>
+        </w:rPr>
+      </w:pPr>
+      <w:r>
+        <w:rPr>
+          <w:rFonts w:ascii="Times New Roman" w:hAnsi="Times New Roman"/>
+          <w:sz w:val="28"/>
+          <w:szCs w:val="28"/>
+        </w:rPr>
+        <w:t>Sales amount</w:t>
+      </w:r>
+    </w:p>
+    <w:p>
+      <w:pPr>
+        <w:pStyle w:val="BodyText"/>
+        <w:rPr>
+          <w:rFonts w:ascii="Times New Roman" w:hAnsi="Times New Roman"/>
+          <w:sz w:val="28"/>
+          <w:szCs w:val="28"/>
+        </w:rPr>
+      </w:pPr>
+    </w:p>
+    <w:p>
+      <w:pPr>
+        <w:pStyle w:val="BodyText"/>
+        <w:rPr>
+          <w:rFonts w:ascii="Times New Roman" w:hAnsi="Times New Roman"/>
+          <w:sz w:val="28"/>
+          <w:szCs w:val="28"/>
+        </w:rPr>
+      </w:pPr>
+      <w:r>
+        <w:rPr>
+          <w:rFonts w:ascii="Times New Roman" w:hAnsi="Times New Roman"/>
+          <w:sz w:val="28"/>
+          <w:szCs w:val="28"/>
+        </w:rPr>
+        <w:t>Step 3. Identify and Conform the Dimensions</w:t>
+      </w:r>
+    </w:p>
     <w:tbl>
       <w:tblPr>
-        <w:tblStyle w:val="TableGrid"/>
-        <w:tblW w:w="9350" w:type="dxa"/>
-        <w:jc w:val="center"/>
+        <w:tblW w:w="0" w:type="auto"/>
+        <w:tblCellSpacing w:w="15" w:type="dxa"/>
+        <w:tblBorders>
+          <w:top w:val="single" w:sz="4" w:space="0" w:color="auto"/>
+          <w:left w:val="single" w:sz="4" w:space="0" w:color="auto"/>
+          <w:bottom w:val="single" w:sz="4" w:space="0" w:color="auto"/>
+          <w:right w:val="single" w:sz="4" w:space="0" w:color="auto"/>
+          <w:insideH w:val="single" w:sz="4" w:space="0" w:color="auto"/>
+          <w:insideV w:val="single" w:sz="4" w:space="0" w:color="auto"/>
+        </w:tblBorders>
+        <w:tblCellMar>
+          <w:top w:w="15" w:type="dxa"/>
+          <w:left w:w="15" w:type="dxa"/>
+          <w:bottom w:w="15" w:type="dxa"/>
+          <w:right w:w="15" w:type="dxa"/>
+        </w:tblCellMar>
         <w:tblLook w:val="04A0" w:firstRow="1" w:lastRow="0" w:firstColumn="1" w:lastColumn="0" w:noHBand="0" w:noVBand="1"/>
       </w:tblPr>
       <w:tblGrid>
-        <w:gridCol w:w="4584"/>
-        <w:gridCol w:w="4766"/>
+        <w:gridCol w:w="3402"/>
+        <w:gridCol w:w="3614"/>
       </w:tblGrid>
       <w:tr>
         <w:trPr>
-          <w:jc w:val="center"/>
+          <w:tblHeader/>
+          <w:tblCellSpacing w:w="15" w:type="dxa"/>
         </w:trPr>
         <w:tc>
           <w:tcPr>
-            <w:tcW w:w="4584" w:type="dxa"/>
-            <w:shd w:val="clear" w:color="auto" w:fill="D9EAD3"/>
-          </w:tcPr>
-          <w:p>
-            <w:r>
-              <w:rPr>
-                <w:rFonts w:ascii="Arial" w:eastAsia="Arial" w:hAnsi="Arial"/>
+            <w:tcW w:w="0" w:type="auto"/>
+            <w:vAlign w:val="center"/>
+            <w:hideMark/>
+          </w:tcPr>
+          <w:p>
+            <w:pPr>
+              <w:widowControl/>
+              <w:spacing w:line="240" w:lineRule="auto"/>
+              <w:jc w:val="center"/>
+              <w:rPr>
                 <w:b/>
-                <w:sz w:val="16"/>
-              </w:rPr>
-              <w:t>Step</w:t>
-            </w:r>
-          </w:p>
-        </w:tc>
-        <w:tc>
-          <w:tcPr>
-            <w:tcW w:w="4766" w:type="dxa"/>
-            <w:shd w:val="clear" w:color="auto" w:fill="D9EAD3"/>
-          </w:tcPr>
-          <w:p>
-            <w:r>
-              <w:rPr>
-                <w:rFonts w:ascii="Arial" w:eastAsia="Arial" w:hAnsi="Arial"/>
+                <w:bCs/>
+                <w:sz w:val="24"/>
+                <w:szCs w:val="24"/>
+              </w:rPr>
+            </w:pPr>
+            <w:r>
+              <w:rPr>
                 <w:b/>
-                <w:sz w:val="16"/>
-              </w:rPr>
-              <w:t>Description</w:t>
+                <w:bCs/>
+                <w:sz w:val="24"/>
+                <w:szCs w:val="24"/>
+              </w:rPr>
+              <w:t>Dimension</w:t>
+            </w:r>
+          </w:p>
+        </w:tc>
+        <w:tc>
+          <w:tcPr>
+            <w:tcW w:w="0" w:type="auto"/>
+            <w:vAlign w:val="center"/>
+            <w:hideMark/>
+          </w:tcPr>
+          <w:p>
+            <w:pPr>
+              <w:widowControl/>
+              <w:spacing w:line="240" w:lineRule="auto"/>
+              <w:jc w:val="center"/>
+              <w:rPr>
+                <w:b/>
+                <w:bCs/>
+                <w:sz w:val="24"/>
+                <w:szCs w:val="24"/>
+              </w:rPr>
+            </w:pPr>
+            <w:r>
+              <w:rPr>
+                <w:b/>
+                <w:bCs/>
+                <w:sz w:val="24"/>
+                <w:szCs w:val="24"/>
+              </w:rPr>
+              <w:t>Business Description</w:t>
             </w:r>
           </w:p>
         </w:tc>
       </w:tr>
       <w:tr>
         <w:trPr>
-          <w:jc w:val="center"/>
+          <w:tblCellSpacing w:w="15" w:type="dxa"/>
         </w:trPr>
         <w:tc>
           <w:tcPr>
-            <w:tcW w:w="4584" w:type="dxa"/>
-          </w:tcPr>
-          <w:p>
-            <w:r>
-              <w:rPr>
-                <w:rFonts w:ascii="Arial" w:eastAsia="Arial" w:hAnsi="Arial"/>
-                <w:sz w:val="16"/>
-              </w:rPr>
-              <w:t>1. Select the business process</w:t>
-            </w:r>
-          </w:p>
-        </w:tc>
-        <w:tc>
-          <w:tcPr>
-            <w:tcW w:w="4766" w:type="dxa"/>
-          </w:tcPr>
-          <w:p>
-            <w:r>
-              <w:rPr>
-                <w:rFonts w:ascii="Arial" w:eastAsia="Arial" w:hAnsi="Arial"/>
-                <w:sz w:val="16"/>
-              </w:rPr>
-              <w:t>The primary process is airline ticket sales performed through the Booking and Sales System. The secondary process is customer satisfaction survey collection performed through the Customer Satisfaction System.</w:t>
+            <w:tcW w:w="0" w:type="auto"/>
+            <w:vAlign w:val="center"/>
+            <w:hideMark/>
+          </w:tcPr>
+          <w:p>
+            <w:pPr>
+              <w:widowControl/>
+              <w:spacing w:line="240" w:lineRule="auto"/>
+              <w:rPr>
+                <w:sz w:val="24"/>
+                <w:szCs w:val="24"/>
+              </w:rPr>
+            </w:pPr>
+            <w:r>
+              <w:rPr>
+                <w:b/>
+                <w:bCs/>
+                <w:sz w:val="24"/>
+                <w:szCs w:val="24"/>
+              </w:rPr>
+              <w:t>DIM_DATE</w:t>
+            </w:r>
+          </w:p>
+        </w:tc>
+        <w:tc>
+          <w:tcPr>
+            <w:tcW w:w="0" w:type="auto"/>
+            <w:vAlign w:val="center"/>
+            <w:hideMark/>
+          </w:tcPr>
+          <w:p>
+            <w:pPr>
+              <w:widowControl/>
+              <w:spacing w:line="240" w:lineRule="auto"/>
+              <w:rPr>
+                <w:sz w:val="24"/>
+                <w:szCs w:val="24"/>
+              </w:rPr>
+            </w:pPr>
+            <w:r>
+              <w:rPr>
+                <w:sz w:val="24"/>
+                <w:szCs w:val="24"/>
+              </w:rPr>
+              <w:t>Date when the sale occurred</w:t>
             </w:r>
           </w:p>
         </w:tc>
       </w:tr>
       <w:tr>
         <w:trPr>
-          <w:jc w:val="center"/>
+          <w:tblCellSpacing w:w="15" w:type="dxa"/>
         </w:trPr>
         <w:tc>
           <w:tcPr>
-            <w:tcW w:w="4584" w:type="dxa"/>
-          </w:tcPr>
-          <w:p>
-            <w:r>
-              <w:rPr>
-                <w:rFonts w:ascii="Arial" w:eastAsia="Arial" w:hAnsi="Arial"/>
-                <w:sz w:val="16"/>
-              </w:rPr>
-              <w:t>2. Declare the grain</w:t>
-            </w:r>
-          </w:p>
-        </w:tc>
-        <w:tc>
-          <w:tcPr>
-            <w:tcW w:w="4766" w:type="dxa"/>
-          </w:tcPr>
-          <w:p>
-            <w:proofErr w:type="spellStart"/>
-            <w:r>
-              <w:rPr>
-                <w:rFonts w:ascii="Arial" w:eastAsia="Arial" w:hAnsi="Arial"/>
-                <w:sz w:val="16"/>
-              </w:rPr>
-              <w:t>FactSales</w:t>
-            </w:r>
-            <w:proofErr w:type="spellEnd"/>
-            <w:r>
-              <w:rPr>
-                <w:rFonts w:ascii="Arial" w:eastAsia="Arial" w:hAnsi="Arial"/>
-                <w:sz w:val="16"/>
-              </w:rPr>
-              <w:t xml:space="preserve">: one row per individual booking transaction. </w:t>
-            </w:r>
-            <w:proofErr w:type="spellStart"/>
-            <w:r>
-              <w:rPr>
-                <w:rFonts w:ascii="Arial" w:eastAsia="Arial" w:hAnsi="Arial"/>
-                <w:sz w:val="16"/>
-              </w:rPr>
-              <w:t>FactCustomerSatisfaction</w:t>
-            </w:r>
-            <w:proofErr w:type="spellEnd"/>
-            <w:r>
-              <w:rPr>
-                <w:rFonts w:ascii="Arial" w:eastAsia="Arial" w:hAnsi="Arial"/>
-                <w:sz w:val="16"/>
-              </w:rPr>
-              <w:t>: one row per individual survey response. Both grains are atomic because they represent the lowest level of detail available in the generated sources.</w:t>
+            <w:tcW w:w="0" w:type="auto"/>
+            <w:vAlign w:val="center"/>
+            <w:hideMark/>
+          </w:tcPr>
+          <w:p>
+            <w:pPr>
+              <w:widowControl/>
+              <w:spacing w:line="240" w:lineRule="auto"/>
+              <w:rPr>
+                <w:sz w:val="24"/>
+                <w:szCs w:val="24"/>
+              </w:rPr>
+            </w:pPr>
+            <w:r>
+              <w:rPr>
+                <w:b/>
+                <w:bCs/>
+                <w:sz w:val="24"/>
+                <w:szCs w:val="24"/>
+              </w:rPr>
+              <w:t>DIM_CUSTOMER</w:t>
+            </w:r>
+          </w:p>
+        </w:tc>
+        <w:tc>
+          <w:tcPr>
+            <w:tcW w:w="0" w:type="auto"/>
+            <w:vAlign w:val="center"/>
+            <w:hideMark/>
+          </w:tcPr>
+          <w:p>
+            <w:pPr>
+              <w:widowControl/>
+              <w:spacing w:line="240" w:lineRule="auto"/>
+              <w:rPr>
+                <w:sz w:val="24"/>
+                <w:szCs w:val="24"/>
+              </w:rPr>
+            </w:pPr>
+            <w:r>
+              <w:rPr>
+                <w:sz w:val="24"/>
+                <w:szCs w:val="24"/>
+              </w:rPr>
+              <w:t>Customer who made the purchase</w:t>
             </w:r>
           </w:p>
         </w:tc>
       </w:tr>
       <w:tr>
         <w:trPr>
-          <w:jc w:val="center"/>
+          <w:tblCellSpacing w:w="15" w:type="dxa"/>
         </w:trPr>
         <w:tc>
           <w:tcPr>
-            <w:tcW w:w="4584" w:type="dxa"/>
-          </w:tcPr>
-          <w:p>
-            <w:r>
-              <w:rPr>
-                <w:rFonts w:ascii="Arial" w:eastAsia="Arial" w:hAnsi="Arial"/>
-                <w:sz w:val="16"/>
-              </w:rPr>
-              <w:t>3. Explain why this grain was selected</w:t>
-            </w:r>
-          </w:p>
-        </w:tc>
-        <w:tc>
-          <w:tcPr>
-            <w:tcW w:w="4766" w:type="dxa"/>
-          </w:tcPr>
-          <w:p>
-            <w:r>
-              <w:rPr>
-                <w:rFonts w:ascii="Arial" w:eastAsia="Arial" w:hAnsi="Arial"/>
-                <w:sz w:val="16"/>
-              </w:rPr>
-              <w:t>The selected grain supports flexible BI analysis. Transactions can be aggregated by date, customer, channel, payment method, loyalty level, travel class, and travel type. Survey responses can be aggregated by customer, travel type, travel class, date, and satisfaction status. Starting from atomic grain avoids losing detail and supports unpredictable analytical questions.</w:t>
+            <w:tcW w:w="0" w:type="auto"/>
+            <w:vAlign w:val="center"/>
+            <w:hideMark/>
+          </w:tcPr>
+          <w:p>
+            <w:pPr>
+              <w:widowControl/>
+              <w:spacing w:line="240" w:lineRule="auto"/>
+              <w:rPr>
+                <w:sz w:val="24"/>
+                <w:szCs w:val="24"/>
+              </w:rPr>
+            </w:pPr>
+            <w:r>
+              <w:rPr>
+                <w:b/>
+                <w:bCs/>
+                <w:sz w:val="24"/>
+                <w:szCs w:val="24"/>
+              </w:rPr>
+              <w:t>DIM_EMPLOYEE</w:t>
+            </w:r>
+          </w:p>
+        </w:tc>
+        <w:tc>
+          <w:tcPr>
+            <w:tcW w:w="0" w:type="auto"/>
+            <w:vAlign w:val="center"/>
+            <w:hideMark/>
+          </w:tcPr>
+          <w:p>
+            <w:pPr>
+              <w:widowControl/>
+              <w:spacing w:line="240" w:lineRule="auto"/>
+              <w:rPr>
+                <w:sz w:val="24"/>
+                <w:szCs w:val="24"/>
+              </w:rPr>
+            </w:pPr>
+            <w:r>
+              <w:rPr>
+                <w:sz w:val="24"/>
+                <w:szCs w:val="24"/>
+              </w:rPr>
+              <w:t>Employee responsible for the sale</w:t>
             </w:r>
           </w:p>
         </w:tc>
       </w:tr>
       <w:tr>
         <w:trPr>
-          <w:jc w:val="center"/>
+          <w:tblCellSpacing w:w="15" w:type="dxa"/>
         </w:trPr>
         <w:tc>
           <w:tcPr>
-            <w:tcW w:w="4584" w:type="dxa"/>
-          </w:tcPr>
-          <w:p>
-            <w:r>
-              <w:rPr>
-                <w:rFonts w:ascii="Arial" w:eastAsia="Arial" w:hAnsi="Arial"/>
-                <w:sz w:val="16"/>
-              </w:rPr>
-              <w:t>4. Confirm consistency of dimensions and facts</w:t>
-            </w:r>
-          </w:p>
-        </w:tc>
-        <w:tc>
-          <w:tcPr>
-            <w:tcW w:w="4766" w:type="dxa"/>
-          </w:tcPr>
-          <w:p>
-            <w:r>
-              <w:rPr>
-                <w:rFonts w:ascii="Arial" w:eastAsia="Arial" w:hAnsi="Arial"/>
-                <w:sz w:val="16"/>
-              </w:rPr>
-              <w:t xml:space="preserve">All dimensions and facts are consistent with the declared grain. Each </w:t>
-            </w:r>
-            <w:proofErr w:type="spellStart"/>
-            <w:r>
-              <w:rPr>
-                <w:rFonts w:ascii="Arial" w:eastAsia="Arial" w:hAnsi="Arial"/>
-                <w:sz w:val="16"/>
-              </w:rPr>
-              <w:t>FactSales</w:t>
-            </w:r>
-            <w:proofErr w:type="spellEnd"/>
-            <w:r>
-              <w:rPr>
-                <w:rFonts w:ascii="Arial" w:eastAsia="Arial" w:hAnsi="Arial"/>
-                <w:sz w:val="16"/>
-              </w:rPr>
-              <w:t xml:space="preserve"> row references exactly one customer, one date, one travel context, one booking context, and one loyalty status. Each </w:t>
-            </w:r>
-            <w:proofErr w:type="spellStart"/>
-            <w:r>
-              <w:rPr>
-                <w:rFonts w:ascii="Arial" w:eastAsia="Arial" w:hAnsi="Arial"/>
-                <w:sz w:val="16"/>
-              </w:rPr>
-              <w:t>FactCustomerSatisfaction</w:t>
-            </w:r>
-            <w:proofErr w:type="spellEnd"/>
-            <w:r>
-              <w:rPr>
-                <w:rFonts w:ascii="Arial" w:eastAsia="Arial" w:hAnsi="Arial"/>
-                <w:sz w:val="16"/>
-              </w:rPr>
-              <w:t xml:space="preserve"> row references one customer, one date, one travel context, and one satisfaction status.</w:t>
+            <w:tcW w:w="0" w:type="auto"/>
+            <w:vAlign w:val="center"/>
+            <w:hideMark/>
+          </w:tcPr>
+          <w:p>
+            <w:pPr>
+              <w:widowControl/>
+              <w:spacing w:line="240" w:lineRule="auto"/>
+              <w:rPr>
+                <w:sz w:val="24"/>
+                <w:szCs w:val="24"/>
+              </w:rPr>
+            </w:pPr>
+            <w:r>
+              <w:rPr>
+                <w:b/>
+                <w:bCs/>
+                <w:sz w:val="24"/>
+                <w:szCs w:val="24"/>
+              </w:rPr>
+              <w:lastRenderedPageBreak/>
+              <w:t>DIM_PRODUCT</w:t>
+            </w:r>
+          </w:p>
+        </w:tc>
+        <w:tc>
+          <w:tcPr>
+            <w:tcW w:w="0" w:type="auto"/>
+            <w:vAlign w:val="center"/>
+            <w:hideMark/>
+          </w:tcPr>
+          <w:p>
+            <w:pPr>
+              <w:widowControl/>
+              <w:spacing w:line="240" w:lineRule="auto"/>
+              <w:rPr>
+                <w:sz w:val="24"/>
+                <w:szCs w:val="24"/>
+              </w:rPr>
+            </w:pPr>
+            <w:r>
+              <w:rPr>
+                <w:sz w:val="24"/>
+                <w:szCs w:val="24"/>
+              </w:rPr>
+              <w:t>Product that was sold</w:t>
+            </w:r>
+          </w:p>
+        </w:tc>
+      </w:tr>
+      <w:tr>
+        <w:trPr>
+          <w:tblCellSpacing w:w="15" w:type="dxa"/>
+        </w:trPr>
+        <w:tc>
+          <w:tcPr>
+            <w:tcW w:w="0" w:type="auto"/>
+            <w:vAlign w:val="center"/>
+            <w:hideMark/>
+          </w:tcPr>
+          <w:p>
+            <w:pPr>
+              <w:widowControl/>
+              <w:spacing w:line="240" w:lineRule="auto"/>
+              <w:rPr>
+                <w:sz w:val="24"/>
+                <w:szCs w:val="24"/>
+              </w:rPr>
+            </w:pPr>
+            <w:r>
+              <w:rPr>
+                <w:b/>
+                <w:bCs/>
+                <w:sz w:val="24"/>
+                <w:szCs w:val="24"/>
+              </w:rPr>
+              <w:t>DIM_STORE</w:t>
+            </w:r>
+          </w:p>
+        </w:tc>
+        <w:tc>
+          <w:tcPr>
+            <w:tcW w:w="0" w:type="auto"/>
+            <w:vAlign w:val="center"/>
+            <w:hideMark/>
+          </w:tcPr>
+          <w:p>
+            <w:pPr>
+              <w:widowControl/>
+              <w:spacing w:line="240" w:lineRule="auto"/>
+              <w:rPr>
+                <w:sz w:val="24"/>
+                <w:szCs w:val="24"/>
+              </w:rPr>
+            </w:pPr>
+            <w:r>
+              <w:rPr>
+                <w:sz w:val="24"/>
+                <w:szCs w:val="24"/>
+              </w:rPr>
+              <w:t>Store where the transaction occurred</w:t>
+            </w:r>
+          </w:p>
+        </w:tc>
+      </w:tr>
+      <w:tr>
+        <w:trPr>
+          <w:tblCellSpacing w:w="15" w:type="dxa"/>
+        </w:trPr>
+        <w:tc>
+          <w:tcPr>
+            <w:tcW w:w="0" w:type="auto"/>
+            <w:vAlign w:val="center"/>
+            <w:hideMark/>
+          </w:tcPr>
+          <w:p>
+            <w:pPr>
+              <w:widowControl/>
+              <w:spacing w:line="240" w:lineRule="auto"/>
+              <w:rPr>
+                <w:sz w:val="24"/>
+                <w:szCs w:val="24"/>
+              </w:rPr>
+            </w:pPr>
+            <w:r>
+              <w:rPr>
+                <w:b/>
+                <w:bCs/>
+                <w:sz w:val="24"/>
+                <w:szCs w:val="24"/>
+              </w:rPr>
+              <w:t>DIM_ADDRESS</w:t>
+            </w:r>
+          </w:p>
+        </w:tc>
+        <w:tc>
+          <w:tcPr>
+            <w:tcW w:w="0" w:type="auto"/>
+            <w:vAlign w:val="center"/>
+            <w:hideMark/>
+          </w:tcPr>
+          <w:p>
+            <w:pPr>
+              <w:widowControl/>
+              <w:spacing w:line="240" w:lineRule="auto"/>
+              <w:rPr>
+                <w:sz w:val="24"/>
+                <w:szCs w:val="24"/>
+              </w:rPr>
+            </w:pPr>
+            <w:r>
+              <w:rPr>
+                <w:sz w:val="24"/>
+                <w:szCs w:val="24"/>
+              </w:rPr>
+              <w:t>Physical address information</w:t>
+            </w:r>
+          </w:p>
+        </w:tc>
+      </w:tr>
+      <w:tr>
+        <w:trPr>
+          <w:tblCellSpacing w:w="15" w:type="dxa"/>
+        </w:trPr>
+        <w:tc>
+          <w:tcPr>
+            <w:tcW w:w="0" w:type="auto"/>
+            <w:vAlign w:val="center"/>
+            <w:hideMark/>
+          </w:tcPr>
+          <w:p>
+            <w:pPr>
+              <w:widowControl/>
+              <w:spacing w:line="240" w:lineRule="auto"/>
+              <w:rPr>
+                <w:sz w:val="24"/>
+                <w:szCs w:val="24"/>
+              </w:rPr>
+            </w:pPr>
+            <w:r>
+              <w:rPr>
+                <w:b/>
+                <w:bCs/>
+                <w:sz w:val="24"/>
+                <w:szCs w:val="24"/>
+              </w:rPr>
+              <w:t>DIM_CITY</w:t>
+            </w:r>
+          </w:p>
+        </w:tc>
+        <w:tc>
+          <w:tcPr>
+            <w:tcW w:w="0" w:type="auto"/>
+            <w:vAlign w:val="center"/>
+            <w:hideMark/>
+          </w:tcPr>
+          <w:p>
+            <w:pPr>
+              <w:widowControl/>
+              <w:spacing w:line="240" w:lineRule="auto"/>
+              <w:rPr>
+                <w:sz w:val="24"/>
+                <w:szCs w:val="24"/>
+              </w:rPr>
+            </w:pPr>
+            <w:r>
+              <w:rPr>
+                <w:sz w:val="24"/>
+                <w:szCs w:val="24"/>
+              </w:rPr>
+              <w:t>City information</w:t>
+            </w:r>
+          </w:p>
+        </w:tc>
+      </w:tr>
+      <w:tr>
+        <w:trPr>
+          <w:tblCellSpacing w:w="15" w:type="dxa"/>
+        </w:trPr>
+        <w:tc>
+          <w:tcPr>
+            <w:tcW w:w="0" w:type="auto"/>
+            <w:vAlign w:val="center"/>
+            <w:hideMark/>
+          </w:tcPr>
+          <w:p>
+            <w:pPr>
+              <w:widowControl/>
+              <w:spacing w:line="240" w:lineRule="auto"/>
+              <w:rPr>
+                <w:sz w:val="24"/>
+                <w:szCs w:val="24"/>
+              </w:rPr>
+            </w:pPr>
+            <w:r>
+              <w:rPr>
+                <w:b/>
+                <w:bCs/>
+                <w:sz w:val="24"/>
+                <w:szCs w:val="24"/>
+              </w:rPr>
+              <w:t>DIM_COUNTRY</w:t>
+            </w:r>
+          </w:p>
+        </w:tc>
+        <w:tc>
+          <w:tcPr>
+            <w:tcW w:w="0" w:type="auto"/>
+            <w:vAlign w:val="center"/>
+            <w:hideMark/>
+          </w:tcPr>
+          <w:p>
+            <w:pPr>
+              <w:widowControl/>
+              <w:spacing w:line="240" w:lineRule="auto"/>
+              <w:rPr>
+                <w:sz w:val="24"/>
+                <w:szCs w:val="24"/>
+              </w:rPr>
+            </w:pPr>
+            <w:r>
+              <w:rPr>
+                <w:sz w:val="24"/>
+                <w:szCs w:val="24"/>
+              </w:rPr>
+              <w:t>Country information</w:t>
+            </w:r>
+          </w:p>
+        </w:tc>
+      </w:tr>
+      <w:tr>
+        <w:trPr>
+          <w:tblCellSpacing w:w="15" w:type="dxa"/>
+        </w:trPr>
+        <w:tc>
+          <w:tcPr>
+            <w:tcW w:w="0" w:type="auto"/>
+            <w:vAlign w:val="center"/>
+            <w:hideMark/>
+          </w:tcPr>
+          <w:p>
+            <w:pPr>
+              <w:widowControl/>
+              <w:spacing w:line="240" w:lineRule="auto"/>
+              <w:rPr>
+                <w:sz w:val="24"/>
+                <w:szCs w:val="24"/>
+              </w:rPr>
+            </w:pPr>
+            <w:r>
+              <w:rPr>
+                <w:b/>
+                <w:bCs/>
+                <w:sz w:val="24"/>
+                <w:szCs w:val="24"/>
+              </w:rPr>
+              <w:t>DIM_PRODUCT_CATEGORY</w:t>
+            </w:r>
+          </w:p>
+        </w:tc>
+        <w:tc>
+          <w:tcPr>
+            <w:tcW w:w="0" w:type="auto"/>
+            <w:vAlign w:val="center"/>
+            <w:hideMark/>
+          </w:tcPr>
+          <w:p>
+            <w:pPr>
+              <w:widowControl/>
+              <w:spacing w:line="240" w:lineRule="auto"/>
+              <w:rPr>
+                <w:sz w:val="24"/>
+                <w:szCs w:val="24"/>
+              </w:rPr>
+            </w:pPr>
+            <w:r>
+              <w:rPr>
+                <w:sz w:val="24"/>
+                <w:szCs w:val="24"/>
+              </w:rPr>
+              <w:t>Product classification</w:t>
             </w:r>
           </w:p>
         </w:tc>
@@ -2297,14 +4163,29 @@
           <w:szCs w:val="28"/>
         </w:rPr>
       </w:pPr>
+    </w:p>
+    <w:p>
+      <w:pPr>
+        <w:pStyle w:val="BodyText"/>
+      </w:pPr>
       <w:r>
-        <w:rPr>
-          <w:b/>
-          <w:bCs/>
-          <w:sz w:val="28"/>
-          <w:szCs w:val="28"/>
-        </w:rPr>
-        <w:t>Completed in a table view, all information on your dimensions and facts, indicating data types</w:t>
+        <w:t>Step 4. Identify the Facts</w:t>
+      </w:r>
+    </w:p>
+    <w:p>
+      <w:pPr>
+        <w:pStyle w:val="BodyText"/>
+      </w:pPr>
+      <w:r>
+        <w:t>Fact Table- FACT_SALES</w:t>
+      </w:r>
+    </w:p>
+    <w:p>
+      <w:pPr>
+        <w:pStyle w:val="BodyText"/>
+      </w:pPr>
+      <w:r>
+        <w:t>Primary Measure- AMOUNT – monetary value of the sales transaction.</w:t>
       </w:r>
     </w:p>
     <w:p>
@@ -2317,27 +4198,16 @@
           <w:szCs w:val="28"/>
         </w:rPr>
       </w:pPr>
-    </w:p>
-    <w:p>
-      <w:pPr>
-        <w:pStyle w:val="BodyText"/>
-        <w:rPr>
-          <w:b/>
-          <w:bCs/>
-          <w:sz w:val="28"/>
-          <w:szCs w:val="28"/>
-        </w:rPr>
-      </w:pPr>
       <w:r>
         <w:rPr>
           <w:noProof/>
         </w:rPr>
         <w:lastRenderedPageBreak/>
         <w:drawing>
-          <wp:inline distT="0" distB="0" distL="0" distR="0" wp14:anchorId="51756108" wp14:editId="600EA6F1">
-            <wp:extent cx="5941695" cy="7250362"/>
-            <wp:effectExtent l="0" t="0" r="1905" b="8255"/>
-            <wp:docPr id="1" name="Picture 1"/>
+          <wp:inline distT="0" distB="0" distL="0" distR="0" wp14:anchorId="47EB7A92" wp14:editId="5B800750">
+            <wp:extent cx="5934075" cy="7905750"/>
+            <wp:effectExtent l="0" t="0" r="9525" b="0"/>
+            <wp:docPr id="6" name="Picture 6"/>
             <wp:cNvGraphicFramePr>
               <a:graphicFrameLocks xmlns:a="http://schemas.openxmlformats.org/drawingml/2006/main" noChangeAspect="1"/>
             </wp:cNvGraphicFramePr>
@@ -2345,23 +4215,36 @@
               <a:graphicData uri="http://schemas.openxmlformats.org/drawingml/2006/picture">
                 <pic:pic xmlns:pic="http://schemas.openxmlformats.org/drawingml/2006/picture">
                   <pic:nvPicPr>
-                    <pic:cNvPr id="3" name="Picture 3"/>
-                    <pic:cNvPicPr/>
+                    <pic:cNvPr id="0" name="Picture 2"/>
+                    <pic:cNvPicPr>
+                      <a:picLocks noChangeAspect="1" noChangeArrowheads="1"/>
+                    </pic:cNvPicPr>
                   </pic:nvPicPr>
                   <pic:blipFill>
-                    <a:blip r:embed="rId11"/>
+                    <a:blip r:embed="rId11">
+                      <a:extLst>
+                        <a:ext uri="{28A0092B-C50C-407E-A947-70E740481C1C}">
+                          <a14:useLocalDpi xmlns:a14="http://schemas.microsoft.com/office/drawing/2010/main" val="0"/>
+                        </a:ext>
+                      </a:extLst>
+                    </a:blip>
+                    <a:srcRect/>
                     <a:stretch>
                       <a:fillRect/>
                     </a:stretch>
                   </pic:blipFill>
-                  <pic:spPr>
+                  <pic:spPr bwMode="auto">
                     <a:xfrm>
                       <a:off x="0" y="0"/>
-                      <a:ext cx="5941695" cy="7250362"/>
+                      <a:ext cx="5934075" cy="7905750"/>
                     </a:xfrm>
                     <a:prstGeom prst="rect">
                       <a:avLst/>
                     </a:prstGeom>
+                    <a:noFill/>
+                    <a:ln>
+                      <a:noFill/>
+                    </a:ln>
                   </pic:spPr>
                 </pic:pic>
               </a:graphicData>
@@ -2379,7 +4262,7 @@
         <w:rPr>
           <w:rFonts w:ascii="Arial" w:eastAsia="Arial" w:hAnsi="Arial"/>
         </w:rPr>
-        <w:t>Figure 1. Star schema model for airline ticket retail sales and customer satisfaction.</w:t>
+        <w:t xml:space="preserve">Figure 1. Star schema model </w:t>
       </w:r>
     </w:p>
     <w:p>
@@ -2398,10 +4281,10 @@
         </w:rPr>
         <w:lastRenderedPageBreak/>
         <w:drawing>
-          <wp:inline distT="0" distB="0" distL="0" distR="0" wp14:anchorId="70A10252" wp14:editId="42B8FBE9">
-            <wp:extent cx="5941695" cy="3255953"/>
-            <wp:effectExtent l="0" t="0" r="1905" b="1905"/>
-            <wp:docPr id="4" name="Picture 4"/>
+          <wp:inline distT="0" distB="0" distL="0" distR="0" wp14:anchorId="477A4B83" wp14:editId="1F29AF3C">
+            <wp:extent cx="5934075" cy="3038475"/>
+            <wp:effectExtent l="0" t="0" r="9525" b="9525"/>
+            <wp:docPr id="9" name="Picture 9"/>
             <wp:cNvGraphicFramePr>
               <a:graphicFrameLocks xmlns:a="http://schemas.openxmlformats.org/drawingml/2006/main" noChangeAspect="1"/>
             </wp:cNvGraphicFramePr>
@@ -2409,7 +4292,7 @@
               <a:graphicData uri="http://schemas.openxmlformats.org/drawingml/2006/picture">
                 <pic:pic xmlns:pic="http://schemas.openxmlformats.org/drawingml/2006/picture">
                   <pic:nvPicPr>
-                    <pic:cNvPr id="0" name="Picture 1"/>
+                    <pic:cNvPr id="0" name="Picture 3"/>
                     <pic:cNvPicPr>
                       <a:picLocks noChangeAspect="1" noChangeArrowheads="1"/>
                     </pic:cNvPicPr>
@@ -2430,7 +4313,7 @@
                   <pic:spPr bwMode="auto">
                     <a:xfrm>
                       <a:off x="0" y="0"/>
-                      <a:ext cx="5941695" cy="3255953"/>
+                      <a:ext cx="5934075" cy="3038475"/>
                     </a:xfrm>
                     <a:prstGeom prst="rect">
                       <a:avLst/>
@@ -2451,6 +4334,9 @@
       <w:pPr>
         <w:spacing w:after="80"/>
         <w:jc w:val="center"/>
+        <w:rPr>
+          <w:rFonts w:ascii="Arial" w:eastAsia="Arial" w:hAnsi="Arial"/>
+        </w:rPr>
       </w:pPr>
       <w:r>
         <w:rPr>
@@ -2461,9 +4347,1293 @@
     </w:p>
     <w:p>
       <w:pPr>
+        <w:spacing w:after="80"/>
+        <w:jc w:val="both"/>
+        <w:rPr>
+          <w:sz w:val="28"/>
+          <w:szCs w:val="28"/>
+        </w:rPr>
+      </w:pPr>
+      <w:r>
+        <w:rPr>
+          <w:sz w:val="28"/>
+          <w:szCs w:val="28"/>
+        </w:rPr>
+        <w:t>Normalization Steps from Star Schema to Snowflake Schema</w:t>
+      </w:r>
+    </w:p>
+    <w:p>
+      <w:pPr>
+        <w:spacing w:after="80"/>
+        <w:jc w:val="both"/>
+        <w:rPr>
+          <w:sz w:val="28"/>
+          <w:szCs w:val="28"/>
+        </w:rPr>
+      </w:pPr>
+      <w:r>
+        <w:rPr>
+          <w:sz w:val="28"/>
+          <w:szCs w:val="28"/>
+        </w:rPr>
+        <w:t>The DIM_PRODUCT table contains product information and a reference to product category.</w:t>
+      </w:r>
+    </w:p>
+    <w:p>
+      <w:pPr>
+        <w:spacing w:after="80"/>
+        <w:jc w:val="both"/>
+        <w:rPr>
+          <w:sz w:val="28"/>
+          <w:szCs w:val="28"/>
+        </w:rPr>
+      </w:pPr>
+      <w:r>
+        <w:rPr>
+          <w:sz w:val="28"/>
+          <w:szCs w:val="28"/>
+        </w:rPr>
+        <w:t>To normalize this structure, the product category attributes are moved into a separate table:</w:t>
+      </w:r>
+    </w:p>
+    <w:p>
+      <w:pPr>
+        <w:spacing w:after="80"/>
+        <w:jc w:val="both"/>
+        <w:rPr>
+          <w:sz w:val="28"/>
+          <w:szCs w:val="28"/>
+        </w:rPr>
+      </w:pPr>
+      <w:r>
+        <w:rPr>
+          <w:sz w:val="28"/>
+          <w:szCs w:val="28"/>
+        </w:rPr>
+        <w:t>DIM_PRODUCT_CATEGORY</w:t>
+      </w:r>
+    </w:p>
+    <w:p>
+      <w:pPr>
+        <w:spacing w:after="80"/>
+        <w:jc w:val="both"/>
+        <w:rPr>
+          <w:sz w:val="28"/>
+          <w:szCs w:val="28"/>
+        </w:rPr>
+      </w:pPr>
+      <w:r>
+        <w:rPr>
+          <w:sz w:val="28"/>
+          <w:szCs w:val="28"/>
+        </w:rPr>
+        <w:t>The relationship becomes:</w:t>
+      </w:r>
+    </w:p>
+    <w:p>
+      <w:pPr>
+        <w:spacing w:after="80"/>
+        <w:jc w:val="both"/>
+        <w:rPr>
+          <w:sz w:val="28"/>
+          <w:szCs w:val="28"/>
+        </w:rPr>
+      </w:pPr>
+      <w:r>
+        <w:rPr>
+          <w:sz w:val="28"/>
+          <w:szCs w:val="28"/>
+        </w:rPr>
+        <w:t>DIM_PRODUCT.CATEGORY_ID → DIM_PRODUCT_CATEGORY.CATEGORY_ID</w:t>
+      </w:r>
+    </w:p>
+    <w:p>
+      <w:pPr>
+        <w:spacing w:after="80"/>
+        <w:jc w:val="both"/>
+        <w:rPr>
+          <w:sz w:val="28"/>
+          <w:szCs w:val="28"/>
+        </w:rPr>
+      </w:pPr>
+      <w:r>
+        <w:rPr>
+          <w:sz w:val="28"/>
+          <w:szCs w:val="28"/>
+        </w:rPr>
+        <w:t>Normalize the Geographic Hierarchy</w:t>
+      </w:r>
+    </w:p>
+    <w:p>
+      <w:pPr>
+        <w:spacing w:after="80"/>
+        <w:jc w:val="both"/>
+        <w:rPr>
+          <w:sz w:val="28"/>
+          <w:szCs w:val="28"/>
+        </w:rPr>
+      </w:pPr>
+      <w:r>
+        <w:rPr>
+          <w:sz w:val="28"/>
+          <w:szCs w:val="28"/>
+        </w:rPr>
+        <w:t>The address dimension contains a city reference. To avoid storing city and country information repeatedly, the geographic hierarchy is normalized into separate tables.</w:t>
+      </w:r>
+    </w:p>
+    <w:p>
+      <w:pPr>
+        <w:spacing w:after="80"/>
+        <w:jc w:val="both"/>
+        <w:rPr>
+          <w:sz w:val="28"/>
+          <w:szCs w:val="28"/>
+        </w:rPr>
+      </w:pPr>
+      <w:r>
+        <w:rPr>
+          <w:sz w:val="28"/>
+          <w:szCs w:val="28"/>
+        </w:rPr>
+        <w:t>The relationships become:</w:t>
+      </w:r>
+    </w:p>
+    <w:p>
+      <w:pPr>
+        <w:spacing w:after="80"/>
+        <w:jc w:val="both"/>
+        <w:rPr>
+          <w:sz w:val="28"/>
+          <w:szCs w:val="28"/>
+        </w:rPr>
+      </w:pPr>
+      <w:r>
+        <w:rPr>
+          <w:sz w:val="28"/>
+          <w:szCs w:val="28"/>
+        </w:rPr>
+        <w:t>DIM_ADDRESS.CITY_ID → DIM_CITY.CITY_ID</w:t>
+      </w:r>
+    </w:p>
+    <w:p>
+      <w:pPr>
+        <w:spacing w:after="80"/>
+        <w:jc w:val="both"/>
+        <w:rPr>
+          <w:sz w:val="28"/>
+          <w:szCs w:val="28"/>
+        </w:rPr>
+      </w:pPr>
+      <w:r>
+        <w:rPr>
+          <w:sz w:val="28"/>
+          <w:szCs w:val="28"/>
+        </w:rPr>
+        <w:t>DIM_CITY.COUNTRY_ID → DIM_COUNTRY.COUNTRY_ID</w:t>
+      </w:r>
+    </w:p>
+    <w:p>
+      <w:pPr>
+        <w:spacing w:after="80"/>
+        <w:jc w:val="both"/>
+        <w:rPr>
+          <w:sz w:val="28"/>
+          <w:szCs w:val="28"/>
+        </w:rPr>
+      </w:pPr>
+      <w:r>
+        <w:rPr>
+          <w:sz w:val="28"/>
+          <w:szCs w:val="28"/>
+        </w:rPr>
+        <w:t>DIM_COUNTRY.REGION_ID → DIM_REGION.REGION_ID</w:t>
+      </w:r>
+    </w:p>
+    <w:p>
+      <w:pPr>
+        <w:spacing w:after="80"/>
+        <w:jc w:val="both"/>
+        <w:rPr>
+          <w:sz w:val="28"/>
+          <w:szCs w:val="28"/>
+        </w:rPr>
+      </w:pPr>
+      <w:r>
+        <w:rPr>
+          <w:sz w:val="28"/>
+          <w:szCs w:val="28"/>
+        </w:rPr>
+        <w:t>DIM_COUNTRY.ECONOMIC_REGION_ID → DIM_ECONOMIC_REGION.ECONOMIC_REGION_ID</w:t>
+      </w:r>
+    </w:p>
+    <w:p>
+      <w:pPr>
+        <w:pStyle w:val="Heading1"/>
+      </w:pPr>
+      <w:bookmarkStart w:id="20" w:name="_Toc233547742"/>
+      <w:r>
+        <w:t>TASK 2.2</w:t>
+      </w:r>
+      <w:bookmarkEnd w:id="20"/>
+    </w:p>
+    <w:p>
+      <w:pPr>
         <w:pStyle w:val="Heading3"/>
         <w:spacing w:after="80"/>
       </w:pPr>
+      <w:bookmarkStart w:id="21" w:name="_Toc233547743"/>
+      <w:r>
+        <w:rPr>
+          <w:rFonts w:ascii="Arial" w:eastAsia="Arial" w:hAnsi="Arial"/>
+        </w:rPr>
+        <w:t>Description of the 4-Step Dimensional Modeling Process</w:t>
+      </w:r>
+      <w:bookmarkEnd w:id="21"/>
+    </w:p>
+    <w:tbl>
+      <w:tblPr>
+        <w:tblStyle w:val="TableGrid"/>
+        <w:tblW w:w="0" w:type="auto"/>
+        <w:jc w:val="center"/>
+        <w:tblLook w:val="04A0" w:firstRow="1" w:lastRow="0" w:firstColumn="1" w:lastColumn="0" w:noHBand="0" w:noVBand="1"/>
+      </w:tblPr>
+      <w:tblGrid>
+        <w:gridCol w:w="4585"/>
+        <w:gridCol w:w="4762"/>
+      </w:tblGrid>
+      <w:tr>
+        <w:trPr>
+          <w:jc w:val="center"/>
+        </w:trPr>
+        <w:tc>
+          <w:tcPr>
+            <w:tcW w:w="5328" w:type="dxa"/>
+            <w:shd w:val="clear" w:color="auto" w:fill="D9EAD3"/>
+          </w:tcPr>
+          <w:p>
+            <w:r>
+              <w:rPr>
+                <w:rFonts w:ascii="Arial" w:eastAsia="Arial" w:hAnsi="Arial"/>
+                <w:b/>
+                <w:sz w:val="16"/>
+              </w:rPr>
+              <w:t>Step</w:t>
+            </w:r>
+          </w:p>
+        </w:tc>
+        <w:tc>
+          <w:tcPr>
+            <w:tcW w:w="5328" w:type="dxa"/>
+            <w:shd w:val="clear" w:color="auto" w:fill="D9EAD3"/>
+          </w:tcPr>
+          <w:p>
+            <w:r>
+              <w:rPr>
+                <w:rFonts w:ascii="Arial" w:eastAsia="Arial" w:hAnsi="Arial"/>
+                <w:b/>
+                <w:sz w:val="16"/>
+              </w:rPr>
+              <w:t>Description</w:t>
+            </w:r>
+          </w:p>
+        </w:tc>
+      </w:tr>
+      <w:tr>
+        <w:trPr>
+          <w:jc w:val="center"/>
+        </w:trPr>
+        <w:tc>
+          <w:tcPr>
+            <w:tcW w:w="5328" w:type="dxa"/>
+          </w:tcPr>
+          <w:p>
+            <w:r>
+              <w:rPr>
+                <w:rFonts w:ascii="Arial" w:eastAsia="Arial" w:hAnsi="Arial"/>
+                <w:sz w:val="16"/>
+              </w:rPr>
+              <w:t>1. Select the business process</w:t>
+            </w:r>
+          </w:p>
+        </w:tc>
+        <w:tc>
+          <w:tcPr>
+            <w:tcW w:w="5328" w:type="dxa"/>
+          </w:tcPr>
+          <w:p>
+            <w:r>
+              <w:rPr>
+                <w:rFonts w:ascii="Arial" w:eastAsia="Arial" w:hAnsi="Arial"/>
+                <w:sz w:val="16"/>
+              </w:rPr>
+              <w:t xml:space="preserve">The selected business processes are airline ticket sales and customer satisfaction collection. Ticket sales is the primary process because it generates revenue, cost, and profit </w:t>
+            </w:r>
+            <w:r>
+              <w:rPr>
+                <w:rFonts w:ascii="Arial" w:eastAsia="Arial" w:hAnsi="Arial"/>
+                <w:sz w:val="16"/>
+              </w:rPr>
+              <w:lastRenderedPageBreak/>
+              <w:t>measures. Customer satisfaction is an additional process that captures service quality measurements after the trip.</w:t>
+            </w:r>
+          </w:p>
+        </w:tc>
+      </w:tr>
+      <w:tr>
+        <w:trPr>
+          <w:jc w:val="center"/>
+        </w:trPr>
+        <w:tc>
+          <w:tcPr>
+            <w:tcW w:w="5328" w:type="dxa"/>
+          </w:tcPr>
+          <w:p>
+            <w:r>
+              <w:rPr>
+                <w:rFonts w:ascii="Arial" w:eastAsia="Arial" w:hAnsi="Arial"/>
+                <w:sz w:val="16"/>
+              </w:rPr>
+              <w:lastRenderedPageBreak/>
+              <w:t>2. Declare the grain</w:t>
+            </w:r>
+          </w:p>
+        </w:tc>
+        <w:tc>
+          <w:tcPr>
+            <w:tcW w:w="5328" w:type="dxa"/>
+          </w:tcPr>
+          <w:p>
+            <w:proofErr w:type="spellStart"/>
+            <w:r>
+              <w:rPr>
+                <w:rFonts w:ascii="Arial" w:eastAsia="Arial" w:hAnsi="Arial"/>
+                <w:sz w:val="16"/>
+              </w:rPr>
+              <w:t>FactSales</w:t>
+            </w:r>
+            <w:proofErr w:type="spellEnd"/>
+            <w:r>
+              <w:rPr>
+                <w:rFonts w:ascii="Arial" w:eastAsia="Arial" w:hAnsi="Arial"/>
+                <w:sz w:val="16"/>
+              </w:rPr>
+              <w:t xml:space="preserve"> grain: one row represents one ticket booking transaction made by one customer through one channel at a specific date and time. </w:t>
+            </w:r>
+            <w:proofErr w:type="spellStart"/>
+            <w:r>
+              <w:rPr>
+                <w:rFonts w:ascii="Arial" w:eastAsia="Arial" w:hAnsi="Arial"/>
+                <w:sz w:val="16"/>
+              </w:rPr>
+              <w:t>FactCustomerSatisfaction</w:t>
+            </w:r>
+            <w:proofErr w:type="spellEnd"/>
+            <w:r>
+              <w:rPr>
+                <w:rFonts w:ascii="Arial" w:eastAsia="Arial" w:hAnsi="Arial"/>
+                <w:sz w:val="16"/>
+              </w:rPr>
+              <w:t xml:space="preserve"> grain: one row represents one completed customer survey response related to one customer travel experience.</w:t>
+            </w:r>
+          </w:p>
+        </w:tc>
+      </w:tr>
+      <w:tr>
+        <w:trPr>
+          <w:jc w:val="center"/>
+        </w:trPr>
+        <w:tc>
+          <w:tcPr>
+            <w:tcW w:w="5328" w:type="dxa"/>
+          </w:tcPr>
+          <w:p>
+            <w:r>
+              <w:rPr>
+                <w:rFonts w:ascii="Arial" w:eastAsia="Arial" w:hAnsi="Arial"/>
+                <w:sz w:val="16"/>
+              </w:rPr>
+              <w:t>3. Identify the dimensions</w:t>
+            </w:r>
+          </w:p>
+        </w:tc>
+        <w:tc>
+          <w:tcPr>
+            <w:tcW w:w="5328" w:type="dxa"/>
+          </w:tcPr>
+          <w:p>
+            <w:r>
+              <w:rPr>
+                <w:rFonts w:ascii="Arial" w:eastAsia="Arial" w:hAnsi="Arial"/>
+                <w:sz w:val="16"/>
+              </w:rPr>
+              <w:t xml:space="preserve">Dimensions are </w:t>
+            </w:r>
+            <w:proofErr w:type="spellStart"/>
+            <w:r>
+              <w:rPr>
+                <w:rFonts w:ascii="Arial" w:eastAsia="Arial" w:hAnsi="Arial"/>
+                <w:sz w:val="16"/>
+              </w:rPr>
+              <w:t>DimCustomer</w:t>
+            </w:r>
+            <w:proofErr w:type="spellEnd"/>
+            <w:r>
+              <w:rPr>
+                <w:rFonts w:ascii="Arial" w:eastAsia="Arial" w:hAnsi="Arial"/>
+                <w:sz w:val="16"/>
+              </w:rPr>
+              <w:t xml:space="preserve">, </w:t>
+            </w:r>
+            <w:proofErr w:type="spellStart"/>
+            <w:r>
+              <w:rPr>
+                <w:rFonts w:ascii="Arial" w:eastAsia="Arial" w:hAnsi="Arial"/>
+                <w:sz w:val="16"/>
+              </w:rPr>
+              <w:t>DimDate</w:t>
+            </w:r>
+            <w:proofErr w:type="spellEnd"/>
+            <w:r>
+              <w:rPr>
+                <w:rFonts w:ascii="Arial" w:eastAsia="Arial" w:hAnsi="Arial"/>
+                <w:sz w:val="16"/>
+              </w:rPr>
+              <w:t xml:space="preserve">, </w:t>
+            </w:r>
+            <w:proofErr w:type="spellStart"/>
+            <w:r>
+              <w:rPr>
+                <w:rFonts w:ascii="Arial" w:eastAsia="Arial" w:hAnsi="Arial"/>
+                <w:sz w:val="16"/>
+              </w:rPr>
+              <w:t>DimTravel</w:t>
+            </w:r>
+            <w:proofErr w:type="spellEnd"/>
+            <w:r>
+              <w:rPr>
+                <w:rFonts w:ascii="Arial" w:eastAsia="Arial" w:hAnsi="Arial"/>
+                <w:sz w:val="16"/>
+              </w:rPr>
+              <w:t xml:space="preserve">, </w:t>
+            </w:r>
+            <w:proofErr w:type="spellStart"/>
+            <w:r>
+              <w:rPr>
+                <w:rFonts w:ascii="Arial" w:eastAsia="Arial" w:hAnsi="Arial"/>
+                <w:sz w:val="16"/>
+              </w:rPr>
+              <w:t>DimBooking</w:t>
+            </w:r>
+            <w:proofErr w:type="spellEnd"/>
+            <w:r>
+              <w:rPr>
+                <w:rFonts w:ascii="Arial" w:eastAsia="Arial" w:hAnsi="Arial"/>
+                <w:sz w:val="16"/>
+              </w:rPr>
+              <w:t xml:space="preserve">, </w:t>
+            </w:r>
+            <w:proofErr w:type="spellStart"/>
+            <w:r>
+              <w:rPr>
+                <w:rFonts w:ascii="Arial" w:eastAsia="Arial" w:hAnsi="Arial"/>
+                <w:sz w:val="16"/>
+              </w:rPr>
+              <w:t>DimLoyalty</w:t>
+            </w:r>
+            <w:proofErr w:type="spellEnd"/>
+            <w:r>
+              <w:rPr>
+                <w:rFonts w:ascii="Arial" w:eastAsia="Arial" w:hAnsi="Arial"/>
+                <w:sz w:val="16"/>
+              </w:rPr>
+              <w:t xml:space="preserve">, and </w:t>
+            </w:r>
+            <w:proofErr w:type="spellStart"/>
+            <w:r>
+              <w:rPr>
+                <w:rFonts w:ascii="Arial" w:eastAsia="Arial" w:hAnsi="Arial"/>
+                <w:sz w:val="16"/>
+              </w:rPr>
+              <w:t>DimSatisfaction</w:t>
+            </w:r>
+            <w:proofErr w:type="spellEnd"/>
+            <w:r>
+              <w:rPr>
+                <w:rFonts w:ascii="Arial" w:eastAsia="Arial" w:hAnsi="Arial"/>
+                <w:sz w:val="16"/>
+              </w:rPr>
+              <w:t>. These dimensions describe who bought the ticket, when it was booked, what travel/service characteristics were involved, how the ticket was booked and paid for, loyalty status, and satisfaction status.</w:t>
+            </w:r>
+          </w:p>
+        </w:tc>
+      </w:tr>
+      <w:tr>
+        <w:trPr>
+          <w:jc w:val="center"/>
+        </w:trPr>
+        <w:tc>
+          <w:tcPr>
+            <w:tcW w:w="5328" w:type="dxa"/>
+          </w:tcPr>
+          <w:p>
+            <w:r>
+              <w:rPr>
+                <w:rFonts w:ascii="Arial" w:eastAsia="Arial" w:hAnsi="Arial"/>
+                <w:sz w:val="16"/>
+              </w:rPr>
+              <w:t>4. Identify the facts</w:t>
+            </w:r>
+          </w:p>
+        </w:tc>
+        <w:tc>
+          <w:tcPr>
+            <w:tcW w:w="5328" w:type="dxa"/>
+          </w:tcPr>
+          <w:p>
+            <w:proofErr w:type="spellStart"/>
+            <w:r>
+              <w:rPr>
+                <w:rFonts w:ascii="Arial" w:eastAsia="Arial" w:hAnsi="Arial"/>
+                <w:sz w:val="16"/>
+              </w:rPr>
+              <w:t>FactSales</w:t>
+            </w:r>
+            <w:proofErr w:type="spellEnd"/>
+            <w:r>
+              <w:rPr>
+                <w:rFonts w:ascii="Arial" w:eastAsia="Arial" w:hAnsi="Arial"/>
+                <w:sz w:val="16"/>
+              </w:rPr>
+              <w:t xml:space="preserve"> contains numeric business measurements such as </w:t>
+            </w:r>
+            <w:proofErr w:type="spellStart"/>
+            <w:r>
+              <w:rPr>
+                <w:rFonts w:ascii="Arial" w:eastAsia="Arial" w:hAnsi="Arial"/>
+                <w:sz w:val="16"/>
+              </w:rPr>
+              <w:t>TicketPrice</w:t>
+            </w:r>
+            <w:proofErr w:type="spellEnd"/>
+            <w:r>
+              <w:rPr>
+                <w:rFonts w:ascii="Arial" w:eastAsia="Arial" w:hAnsi="Arial"/>
+                <w:sz w:val="16"/>
+              </w:rPr>
+              <w:t xml:space="preserve">, </w:t>
+            </w:r>
+            <w:proofErr w:type="spellStart"/>
+            <w:r>
+              <w:rPr>
+                <w:rFonts w:ascii="Arial" w:eastAsia="Arial" w:hAnsi="Arial"/>
+                <w:sz w:val="16"/>
+              </w:rPr>
+              <w:t>OperatingCost</w:t>
+            </w:r>
+            <w:proofErr w:type="spellEnd"/>
+            <w:r>
+              <w:rPr>
+                <w:rFonts w:ascii="Arial" w:eastAsia="Arial" w:hAnsi="Arial"/>
+                <w:sz w:val="16"/>
+              </w:rPr>
+              <w:t xml:space="preserve">, </w:t>
+            </w:r>
+            <w:proofErr w:type="spellStart"/>
+            <w:r>
+              <w:rPr>
+                <w:rFonts w:ascii="Arial" w:eastAsia="Arial" w:hAnsi="Arial"/>
+                <w:sz w:val="16"/>
+              </w:rPr>
+              <w:t>AirportFee</w:t>
+            </w:r>
+            <w:proofErr w:type="spellEnd"/>
+            <w:r>
+              <w:rPr>
+                <w:rFonts w:ascii="Arial" w:eastAsia="Arial" w:hAnsi="Arial"/>
+                <w:sz w:val="16"/>
+              </w:rPr>
+              <w:t xml:space="preserve">, </w:t>
+            </w:r>
+            <w:proofErr w:type="spellStart"/>
+            <w:r>
+              <w:rPr>
+                <w:rFonts w:ascii="Arial" w:eastAsia="Arial" w:hAnsi="Arial"/>
+                <w:sz w:val="16"/>
+              </w:rPr>
+              <w:t>PromotionDiscount</w:t>
+            </w:r>
+            <w:proofErr w:type="spellEnd"/>
+            <w:r>
+              <w:rPr>
+                <w:rFonts w:ascii="Arial" w:eastAsia="Arial" w:hAnsi="Arial"/>
+                <w:sz w:val="16"/>
+              </w:rPr>
+              <w:t xml:space="preserve">, Profit, and </w:t>
+            </w:r>
+            <w:proofErr w:type="spellStart"/>
+            <w:r>
+              <w:rPr>
+                <w:rFonts w:ascii="Arial" w:eastAsia="Arial" w:hAnsi="Arial"/>
+                <w:sz w:val="16"/>
+              </w:rPr>
+              <w:t>FlightDistance</w:t>
+            </w:r>
+            <w:proofErr w:type="spellEnd"/>
+            <w:r>
+              <w:rPr>
+                <w:rFonts w:ascii="Arial" w:eastAsia="Arial" w:hAnsi="Arial"/>
+                <w:sz w:val="16"/>
+              </w:rPr>
+              <w:t xml:space="preserve">. </w:t>
+            </w:r>
+            <w:proofErr w:type="spellStart"/>
+            <w:r>
+              <w:rPr>
+                <w:rFonts w:ascii="Arial" w:eastAsia="Arial" w:hAnsi="Arial"/>
+                <w:sz w:val="16"/>
+              </w:rPr>
+              <w:t>FactCustomerSatisfaction</w:t>
+            </w:r>
+            <w:proofErr w:type="spellEnd"/>
+            <w:r>
+              <w:rPr>
+                <w:rFonts w:ascii="Arial" w:eastAsia="Arial" w:hAnsi="Arial"/>
+                <w:sz w:val="16"/>
+              </w:rPr>
+              <w:t xml:space="preserve"> contains numeric ratings and delay measures such as </w:t>
+            </w:r>
+            <w:proofErr w:type="spellStart"/>
+            <w:r>
+              <w:rPr>
+                <w:rFonts w:ascii="Arial" w:eastAsia="Arial" w:hAnsi="Arial"/>
+                <w:sz w:val="16"/>
+              </w:rPr>
+              <w:t>WifiRating</w:t>
+            </w:r>
+            <w:proofErr w:type="spellEnd"/>
+            <w:r>
+              <w:rPr>
+                <w:rFonts w:ascii="Arial" w:eastAsia="Arial" w:hAnsi="Arial"/>
+                <w:sz w:val="16"/>
+              </w:rPr>
+              <w:t xml:space="preserve">, </w:t>
+            </w:r>
+            <w:proofErr w:type="spellStart"/>
+            <w:r>
+              <w:rPr>
+                <w:rFonts w:ascii="Arial" w:eastAsia="Arial" w:hAnsi="Arial"/>
+                <w:sz w:val="16"/>
+              </w:rPr>
+              <w:t>FoodRating</w:t>
+            </w:r>
+            <w:proofErr w:type="spellEnd"/>
+            <w:r>
+              <w:rPr>
+                <w:rFonts w:ascii="Arial" w:eastAsia="Arial" w:hAnsi="Arial"/>
+                <w:sz w:val="16"/>
+              </w:rPr>
+              <w:t xml:space="preserve">, </w:t>
+            </w:r>
+            <w:proofErr w:type="spellStart"/>
+            <w:r>
+              <w:rPr>
+                <w:rFonts w:ascii="Arial" w:eastAsia="Arial" w:hAnsi="Arial"/>
+                <w:sz w:val="16"/>
+              </w:rPr>
+              <w:t>SeatComfortRating</w:t>
+            </w:r>
+            <w:proofErr w:type="spellEnd"/>
+            <w:r>
+              <w:rPr>
+                <w:rFonts w:ascii="Arial" w:eastAsia="Arial" w:hAnsi="Arial"/>
+                <w:sz w:val="16"/>
+              </w:rPr>
+              <w:t xml:space="preserve">, </w:t>
+            </w:r>
+            <w:proofErr w:type="spellStart"/>
+            <w:r>
+              <w:rPr>
+                <w:rFonts w:ascii="Arial" w:eastAsia="Arial" w:hAnsi="Arial"/>
+                <w:sz w:val="16"/>
+              </w:rPr>
+              <w:t>CleanlinessRating</w:t>
+            </w:r>
+            <w:proofErr w:type="spellEnd"/>
+            <w:r>
+              <w:rPr>
+                <w:rFonts w:ascii="Arial" w:eastAsia="Arial" w:hAnsi="Arial"/>
+                <w:sz w:val="16"/>
+              </w:rPr>
+              <w:t xml:space="preserve">, </w:t>
+            </w:r>
+            <w:proofErr w:type="spellStart"/>
+            <w:r>
+              <w:rPr>
+                <w:rFonts w:ascii="Arial" w:eastAsia="Arial" w:hAnsi="Arial"/>
+                <w:sz w:val="16"/>
+              </w:rPr>
+              <w:t>DepartureDelayMinutes</w:t>
+            </w:r>
+            <w:proofErr w:type="spellEnd"/>
+            <w:r>
+              <w:rPr>
+                <w:rFonts w:ascii="Arial" w:eastAsia="Arial" w:hAnsi="Arial"/>
+                <w:sz w:val="16"/>
+              </w:rPr>
+              <w:t xml:space="preserve">, and </w:t>
+            </w:r>
+            <w:proofErr w:type="spellStart"/>
+            <w:r>
+              <w:rPr>
+                <w:rFonts w:ascii="Arial" w:eastAsia="Arial" w:hAnsi="Arial"/>
+                <w:sz w:val="16"/>
+              </w:rPr>
+              <w:t>ArrivalDelayMinutes</w:t>
+            </w:r>
+            <w:proofErr w:type="spellEnd"/>
+            <w:r>
+              <w:rPr>
+                <w:rFonts w:ascii="Arial" w:eastAsia="Arial" w:hAnsi="Arial"/>
+                <w:sz w:val="16"/>
+              </w:rPr>
+              <w:t>.</w:t>
+            </w:r>
+          </w:p>
+        </w:tc>
+      </w:tr>
+    </w:tbl>
+    <w:p>
+      <w:pPr>
+        <w:spacing w:after="80"/>
+        <w:jc w:val="both"/>
+        <w:rPr>
+          <w:sz w:val="28"/>
+          <w:szCs w:val="28"/>
+        </w:rPr>
+      </w:pPr>
+    </w:p>
+    <w:p>
+      <w:pPr>
+        <w:pStyle w:val="Heading3"/>
+        <w:numPr>
+          <w:ilvl w:val="2"/>
+          <w:numId w:val="23"/>
+        </w:numPr>
+        <w:spacing w:after="80"/>
+      </w:pPr>
+      <w:bookmarkStart w:id="22" w:name="_Toc233547744"/>
+      <w:r>
+        <w:rPr>
+          <w:rFonts w:ascii="Arial" w:eastAsia="Arial" w:hAnsi="Arial"/>
+        </w:rPr>
+        <w:t>Normalization Steps from Star Schema to Snowflake Schema</w:t>
+      </w:r>
+      <w:bookmarkEnd w:id="22"/>
+    </w:p>
+    <w:tbl>
+      <w:tblPr>
+        <w:tblStyle w:val="TableGrid"/>
+        <w:tblW w:w="0" w:type="auto"/>
+        <w:jc w:val="center"/>
+        <w:tblLook w:val="04A0" w:firstRow="1" w:lastRow="0" w:firstColumn="1" w:lastColumn="0" w:noHBand="0" w:noVBand="1"/>
+      </w:tblPr>
+      <w:tblGrid>
+        <w:gridCol w:w="4656"/>
+        <w:gridCol w:w="4691"/>
+      </w:tblGrid>
+      <w:tr>
+        <w:trPr>
+          <w:jc w:val="center"/>
+        </w:trPr>
+        <w:tc>
+          <w:tcPr>
+            <w:tcW w:w="5328" w:type="dxa"/>
+            <w:shd w:val="clear" w:color="auto" w:fill="D9EAD3"/>
+          </w:tcPr>
+          <w:p>
+            <w:r>
+              <w:rPr>
+                <w:rFonts w:ascii="Arial" w:eastAsia="Arial" w:hAnsi="Arial"/>
+                <w:b/>
+                <w:sz w:val="16"/>
+              </w:rPr>
+              <w:t>Normalization Step</w:t>
+            </w:r>
+          </w:p>
+        </w:tc>
+        <w:tc>
+          <w:tcPr>
+            <w:tcW w:w="5328" w:type="dxa"/>
+            <w:shd w:val="clear" w:color="auto" w:fill="D9EAD3"/>
+          </w:tcPr>
+          <w:p>
+            <w:r>
+              <w:rPr>
+                <w:rFonts w:ascii="Arial" w:eastAsia="Arial" w:hAnsi="Arial"/>
+                <w:b/>
+                <w:sz w:val="16"/>
+              </w:rPr>
+              <w:t>Description</w:t>
+            </w:r>
+          </w:p>
+        </w:tc>
+      </w:tr>
+      <w:tr>
+        <w:trPr>
+          <w:jc w:val="center"/>
+        </w:trPr>
+        <w:tc>
+          <w:tcPr>
+            <w:tcW w:w="5328" w:type="dxa"/>
+          </w:tcPr>
+          <w:p>
+            <w:r>
+              <w:rPr>
+                <w:rFonts w:ascii="Arial" w:eastAsia="Arial" w:hAnsi="Arial"/>
+                <w:sz w:val="16"/>
+              </w:rPr>
+              <w:t xml:space="preserve">1. Normalize </w:t>
+            </w:r>
+            <w:proofErr w:type="spellStart"/>
+            <w:r>
+              <w:rPr>
+                <w:rFonts w:ascii="Arial" w:eastAsia="Arial" w:hAnsi="Arial"/>
+                <w:sz w:val="16"/>
+              </w:rPr>
+              <w:t>DimDate</w:t>
+            </w:r>
+            <w:proofErr w:type="spellEnd"/>
+          </w:p>
+        </w:tc>
+        <w:tc>
+          <w:tcPr>
+            <w:tcW w:w="5328" w:type="dxa"/>
+          </w:tcPr>
+          <w:p>
+            <w:proofErr w:type="spellStart"/>
+            <w:r>
+              <w:rPr>
+                <w:rFonts w:ascii="Arial" w:eastAsia="Arial" w:hAnsi="Arial"/>
+                <w:sz w:val="16"/>
+              </w:rPr>
+              <w:t>DimDate</w:t>
+            </w:r>
+            <w:proofErr w:type="spellEnd"/>
+            <w:r>
+              <w:rPr>
+                <w:rFonts w:ascii="Arial" w:eastAsia="Arial" w:hAnsi="Arial"/>
+                <w:sz w:val="16"/>
+              </w:rPr>
+              <w:t xml:space="preserve"> is split into </w:t>
+            </w:r>
+            <w:proofErr w:type="spellStart"/>
+            <w:r>
+              <w:rPr>
+                <w:rFonts w:ascii="Arial" w:eastAsia="Arial" w:hAnsi="Arial"/>
+                <w:sz w:val="16"/>
+              </w:rPr>
+              <w:t>DimDate</w:t>
+            </w:r>
+            <w:proofErr w:type="spellEnd"/>
+            <w:r>
+              <w:rPr>
+                <w:rFonts w:ascii="Arial" w:eastAsia="Arial" w:hAnsi="Arial"/>
+                <w:sz w:val="16"/>
+              </w:rPr>
+              <w:t xml:space="preserve">, </w:t>
+            </w:r>
+            <w:proofErr w:type="spellStart"/>
+            <w:r>
+              <w:rPr>
+                <w:rFonts w:ascii="Arial" w:eastAsia="Arial" w:hAnsi="Arial"/>
+                <w:sz w:val="16"/>
+              </w:rPr>
+              <w:t>DimMonth</w:t>
+            </w:r>
+            <w:proofErr w:type="spellEnd"/>
+            <w:r>
+              <w:rPr>
+                <w:rFonts w:ascii="Arial" w:eastAsia="Arial" w:hAnsi="Arial"/>
+                <w:sz w:val="16"/>
+              </w:rPr>
+              <w:t xml:space="preserve">, </w:t>
+            </w:r>
+            <w:proofErr w:type="spellStart"/>
+            <w:r>
+              <w:rPr>
+                <w:rFonts w:ascii="Arial" w:eastAsia="Arial" w:hAnsi="Arial"/>
+                <w:sz w:val="16"/>
+              </w:rPr>
+              <w:t>DimQuarter</w:t>
+            </w:r>
+            <w:proofErr w:type="spellEnd"/>
+            <w:r>
+              <w:rPr>
+                <w:rFonts w:ascii="Arial" w:eastAsia="Arial" w:hAnsi="Arial"/>
+                <w:sz w:val="16"/>
+              </w:rPr>
+              <w:t xml:space="preserve">, and </w:t>
+            </w:r>
+            <w:proofErr w:type="spellStart"/>
+            <w:r>
+              <w:rPr>
+                <w:rFonts w:ascii="Arial" w:eastAsia="Arial" w:hAnsi="Arial"/>
+                <w:sz w:val="16"/>
+              </w:rPr>
+              <w:t>DimYear</w:t>
+            </w:r>
+            <w:proofErr w:type="spellEnd"/>
+            <w:r>
+              <w:rPr>
+                <w:rFonts w:ascii="Arial" w:eastAsia="Arial" w:hAnsi="Arial"/>
+                <w:sz w:val="16"/>
+              </w:rPr>
+              <w:t xml:space="preserve"> to represent the date hierarchy Year -&gt; Quarter -&gt; Month -&gt; Day.</w:t>
+            </w:r>
+          </w:p>
+        </w:tc>
+      </w:tr>
+      <w:tr>
+        <w:trPr>
+          <w:jc w:val="center"/>
+        </w:trPr>
+        <w:tc>
+          <w:tcPr>
+            <w:tcW w:w="5328" w:type="dxa"/>
+          </w:tcPr>
+          <w:p>
+            <w:r>
+              <w:rPr>
+                <w:rFonts w:ascii="Arial" w:eastAsia="Arial" w:hAnsi="Arial"/>
+                <w:sz w:val="16"/>
+              </w:rPr>
+              <w:t xml:space="preserve">2. Normalize </w:t>
+            </w:r>
+            <w:proofErr w:type="spellStart"/>
+            <w:r>
+              <w:rPr>
+                <w:rFonts w:ascii="Arial" w:eastAsia="Arial" w:hAnsi="Arial"/>
+                <w:sz w:val="16"/>
+              </w:rPr>
+              <w:t>DimCustomer</w:t>
+            </w:r>
+            <w:proofErr w:type="spellEnd"/>
+          </w:p>
+        </w:tc>
+        <w:tc>
+          <w:tcPr>
+            <w:tcW w:w="5328" w:type="dxa"/>
+          </w:tcPr>
+          <w:p>
+            <w:proofErr w:type="spellStart"/>
+            <w:r>
+              <w:rPr>
+                <w:rFonts w:ascii="Arial" w:eastAsia="Arial" w:hAnsi="Arial"/>
+                <w:sz w:val="16"/>
+              </w:rPr>
+              <w:t>AgeGroup</w:t>
+            </w:r>
+            <w:proofErr w:type="spellEnd"/>
+            <w:r>
+              <w:rPr>
+                <w:rFonts w:ascii="Arial" w:eastAsia="Arial" w:hAnsi="Arial"/>
+                <w:sz w:val="16"/>
+              </w:rPr>
+              <w:t xml:space="preserve"> is separated into </w:t>
+            </w:r>
+            <w:proofErr w:type="spellStart"/>
+            <w:r>
+              <w:rPr>
+                <w:rFonts w:ascii="Arial" w:eastAsia="Arial" w:hAnsi="Arial"/>
+                <w:sz w:val="16"/>
+              </w:rPr>
+              <w:t>DimAgeGroup</w:t>
+            </w:r>
+            <w:proofErr w:type="spellEnd"/>
+            <w:r>
+              <w:rPr>
+                <w:rFonts w:ascii="Arial" w:eastAsia="Arial" w:hAnsi="Arial"/>
+                <w:sz w:val="16"/>
+              </w:rPr>
+              <w:t xml:space="preserve"> and referenced from </w:t>
+            </w:r>
+            <w:proofErr w:type="spellStart"/>
+            <w:r>
+              <w:rPr>
+                <w:rFonts w:ascii="Arial" w:eastAsia="Arial" w:hAnsi="Arial"/>
+                <w:sz w:val="16"/>
+              </w:rPr>
+              <w:t>DimCustomer</w:t>
+            </w:r>
+            <w:proofErr w:type="spellEnd"/>
+            <w:r>
+              <w:rPr>
+                <w:rFonts w:ascii="Arial" w:eastAsia="Arial" w:hAnsi="Arial"/>
+                <w:sz w:val="16"/>
+              </w:rPr>
+              <w:t>. This avoids repeating age group descriptions for many customers.</w:t>
+            </w:r>
+          </w:p>
+        </w:tc>
+      </w:tr>
+      <w:tr>
+        <w:trPr>
+          <w:jc w:val="center"/>
+        </w:trPr>
+        <w:tc>
+          <w:tcPr>
+            <w:tcW w:w="5328" w:type="dxa"/>
+          </w:tcPr>
+          <w:p>
+            <w:r>
+              <w:rPr>
+                <w:rFonts w:ascii="Arial" w:eastAsia="Arial" w:hAnsi="Arial"/>
+                <w:sz w:val="16"/>
+              </w:rPr>
+              <w:t xml:space="preserve">3. Normalize </w:t>
+            </w:r>
+            <w:proofErr w:type="spellStart"/>
+            <w:r>
+              <w:rPr>
+                <w:rFonts w:ascii="Arial" w:eastAsia="Arial" w:hAnsi="Arial"/>
+                <w:sz w:val="16"/>
+              </w:rPr>
+              <w:t>DimTravel</w:t>
+            </w:r>
+            <w:proofErr w:type="spellEnd"/>
+          </w:p>
+        </w:tc>
+        <w:tc>
+          <w:tcPr>
+            <w:tcW w:w="5328" w:type="dxa"/>
+          </w:tcPr>
+          <w:p>
+            <w:proofErr w:type="spellStart"/>
+            <w:r>
+              <w:rPr>
+                <w:rFonts w:ascii="Arial" w:eastAsia="Arial" w:hAnsi="Arial"/>
+                <w:sz w:val="16"/>
+              </w:rPr>
+              <w:t>TravelType</w:t>
+            </w:r>
+            <w:proofErr w:type="spellEnd"/>
+            <w:r>
+              <w:rPr>
+                <w:rFonts w:ascii="Arial" w:eastAsia="Arial" w:hAnsi="Arial"/>
+                <w:sz w:val="16"/>
+              </w:rPr>
+              <w:t xml:space="preserve">, </w:t>
+            </w:r>
+            <w:proofErr w:type="spellStart"/>
+            <w:r>
+              <w:rPr>
+                <w:rFonts w:ascii="Arial" w:eastAsia="Arial" w:hAnsi="Arial"/>
+                <w:sz w:val="16"/>
+              </w:rPr>
+              <w:t>TravelClass</w:t>
+            </w:r>
+            <w:proofErr w:type="spellEnd"/>
+            <w:r>
+              <w:rPr>
+                <w:rFonts w:ascii="Arial" w:eastAsia="Arial" w:hAnsi="Arial"/>
+                <w:sz w:val="16"/>
+              </w:rPr>
+              <w:t xml:space="preserve">, and </w:t>
+            </w:r>
+            <w:proofErr w:type="spellStart"/>
+            <w:r>
+              <w:rPr>
+                <w:rFonts w:ascii="Arial" w:eastAsia="Arial" w:hAnsi="Arial"/>
+                <w:sz w:val="16"/>
+              </w:rPr>
+              <w:t>DistanceCategory</w:t>
+            </w:r>
+            <w:proofErr w:type="spellEnd"/>
+            <w:r>
+              <w:rPr>
+                <w:rFonts w:ascii="Arial" w:eastAsia="Arial" w:hAnsi="Arial"/>
+                <w:sz w:val="16"/>
+              </w:rPr>
+              <w:t xml:space="preserve"> are separated into lookup dimensions and referenced by </w:t>
+            </w:r>
+            <w:proofErr w:type="spellStart"/>
+            <w:r>
+              <w:rPr>
+                <w:rFonts w:ascii="Arial" w:eastAsia="Arial" w:hAnsi="Arial"/>
+                <w:sz w:val="16"/>
+              </w:rPr>
+              <w:t>DimTravel</w:t>
+            </w:r>
+            <w:proofErr w:type="spellEnd"/>
+            <w:r>
+              <w:rPr>
+                <w:rFonts w:ascii="Arial" w:eastAsia="Arial" w:hAnsi="Arial"/>
+                <w:sz w:val="16"/>
+              </w:rPr>
+              <w:t>. This normalizes repeated travel descriptions.</w:t>
+            </w:r>
+          </w:p>
+        </w:tc>
+      </w:tr>
+      <w:tr>
+        <w:trPr>
+          <w:jc w:val="center"/>
+        </w:trPr>
+        <w:tc>
+          <w:tcPr>
+            <w:tcW w:w="5328" w:type="dxa"/>
+          </w:tcPr>
+          <w:p>
+            <w:r>
+              <w:rPr>
+                <w:rFonts w:ascii="Arial" w:eastAsia="Arial" w:hAnsi="Arial"/>
+                <w:sz w:val="16"/>
+              </w:rPr>
+              <w:t xml:space="preserve">4. Normalize </w:t>
+            </w:r>
+            <w:proofErr w:type="spellStart"/>
+            <w:r>
+              <w:rPr>
+                <w:rFonts w:ascii="Arial" w:eastAsia="Arial" w:hAnsi="Arial"/>
+                <w:sz w:val="16"/>
+              </w:rPr>
+              <w:t>DimBooking</w:t>
+            </w:r>
+            <w:proofErr w:type="spellEnd"/>
+          </w:p>
+        </w:tc>
+        <w:tc>
+          <w:tcPr>
+            <w:tcW w:w="5328" w:type="dxa"/>
+          </w:tcPr>
+          <w:p>
+            <w:proofErr w:type="spellStart"/>
+            <w:r>
+              <w:rPr>
+                <w:rFonts w:ascii="Arial" w:eastAsia="Arial" w:hAnsi="Arial"/>
+                <w:sz w:val="16"/>
+              </w:rPr>
+              <w:t>BookingChannel</w:t>
+            </w:r>
+            <w:proofErr w:type="spellEnd"/>
+            <w:r>
+              <w:rPr>
+                <w:rFonts w:ascii="Arial" w:eastAsia="Arial" w:hAnsi="Arial"/>
+                <w:sz w:val="16"/>
+              </w:rPr>
+              <w:t xml:space="preserve">, </w:t>
+            </w:r>
+            <w:proofErr w:type="spellStart"/>
+            <w:r>
+              <w:rPr>
+                <w:rFonts w:ascii="Arial" w:eastAsia="Arial" w:hAnsi="Arial"/>
+                <w:sz w:val="16"/>
+              </w:rPr>
+              <w:t>PaymentMethod</w:t>
+            </w:r>
+            <w:proofErr w:type="spellEnd"/>
+            <w:r>
+              <w:rPr>
+                <w:rFonts w:ascii="Arial" w:eastAsia="Arial" w:hAnsi="Arial"/>
+                <w:sz w:val="16"/>
+              </w:rPr>
+              <w:t xml:space="preserve">, and </w:t>
+            </w:r>
+            <w:proofErr w:type="spellStart"/>
+            <w:r>
+              <w:rPr>
+                <w:rFonts w:ascii="Arial" w:eastAsia="Arial" w:hAnsi="Arial"/>
+                <w:sz w:val="16"/>
+              </w:rPr>
+              <w:t>TravelInsurance</w:t>
+            </w:r>
+            <w:proofErr w:type="spellEnd"/>
+            <w:r>
+              <w:rPr>
+                <w:rFonts w:ascii="Arial" w:eastAsia="Arial" w:hAnsi="Arial"/>
+                <w:sz w:val="16"/>
+              </w:rPr>
+              <w:t xml:space="preserve"> are separated into lookup dimensions and referenced by </w:t>
+            </w:r>
+            <w:proofErr w:type="spellStart"/>
+            <w:r>
+              <w:rPr>
+                <w:rFonts w:ascii="Arial" w:eastAsia="Arial" w:hAnsi="Arial"/>
+                <w:sz w:val="16"/>
+              </w:rPr>
+              <w:t>DimBooking</w:t>
+            </w:r>
+            <w:proofErr w:type="spellEnd"/>
+            <w:r>
+              <w:rPr>
+                <w:rFonts w:ascii="Arial" w:eastAsia="Arial" w:hAnsi="Arial"/>
+                <w:sz w:val="16"/>
+              </w:rPr>
+              <w:t>. This normalizes repeated booking characteristics.</w:t>
+            </w:r>
+          </w:p>
+        </w:tc>
+      </w:tr>
+      <w:tr>
+        <w:trPr>
+          <w:jc w:val="center"/>
+        </w:trPr>
+        <w:tc>
+          <w:tcPr>
+            <w:tcW w:w="5328" w:type="dxa"/>
+          </w:tcPr>
+          <w:p>
+            <w:r>
+              <w:rPr>
+                <w:rFonts w:ascii="Arial" w:eastAsia="Arial" w:hAnsi="Arial"/>
+                <w:sz w:val="16"/>
+              </w:rPr>
+              <w:t>5. Preserve fact grain</w:t>
+            </w:r>
+          </w:p>
+        </w:tc>
+        <w:tc>
+          <w:tcPr>
+            <w:tcW w:w="5328" w:type="dxa"/>
+          </w:tcPr>
+          <w:p>
+            <w:r>
+              <w:rPr>
+                <w:rFonts w:ascii="Arial" w:eastAsia="Arial" w:hAnsi="Arial"/>
+                <w:sz w:val="16"/>
+              </w:rPr>
+              <w:t>The fact tables keep the same atomic grain. Only descriptive dimension structures are normalized. Numeric measurements remain in the fact tables.</w:t>
+            </w:r>
+          </w:p>
+        </w:tc>
+      </w:tr>
+    </w:tbl>
+    <w:p>
+      <w:pPr>
+        <w:spacing w:after="80"/>
+        <w:jc w:val="both"/>
+        <w:rPr>
+          <w:sz w:val="28"/>
+          <w:szCs w:val="28"/>
+        </w:rPr>
+      </w:pPr>
+    </w:p>
+    <w:p>
+      <w:pPr>
+        <w:spacing w:after="80"/>
+        <w:jc w:val="both"/>
+        <w:rPr>
+          <w:sz w:val="28"/>
+          <w:szCs w:val="28"/>
+        </w:rPr>
+      </w:pPr>
+    </w:p>
+    <w:p>
+      <w:pPr>
+        <w:pStyle w:val="Heading3"/>
+        <w:spacing w:after="80"/>
+      </w:pPr>
+      <w:bookmarkStart w:id="23" w:name="_Toc233547745"/>
       <w:proofErr w:type="spellStart"/>
       <w:r>
         <w:rPr>
@@ -2471,6 +5641,7 @@
         </w:rPr>
         <w:t>DimCustomer</w:t>
       </w:r>
+      <w:bookmarkEnd w:id="23"/>
       <w:proofErr w:type="spellEnd"/>
     </w:p>
     <w:p>
@@ -2743,12 +5914,21 @@
             <w:tcW w:w="2664" w:type="dxa"/>
           </w:tcPr>
           <w:p>
-            <w:r>
-              <w:rPr>
-                <w:rFonts w:ascii="Arial" w:eastAsia="Arial" w:hAnsi="Arial"/>
-                <w:sz w:val="16"/>
-              </w:rPr>
-              <w:t>VARCHAR(20)</w:t>
+            <w:proofErr w:type="gramStart"/>
+            <w:r>
+              <w:rPr>
+                <w:rFonts w:ascii="Arial" w:eastAsia="Arial" w:hAnsi="Arial"/>
+                <w:sz w:val="16"/>
+              </w:rPr>
+              <w:t>VARCHAR(</w:t>
+            </w:r>
+            <w:proofErr w:type="gramEnd"/>
+            <w:r>
+              <w:rPr>
+                <w:rFonts w:ascii="Arial" w:eastAsia="Arial" w:hAnsi="Arial"/>
+                <w:sz w:val="16"/>
+              </w:rPr>
+              <w:t>20)</w:t>
             </w:r>
           </w:p>
         </w:tc>
@@ -2867,12 +6047,21 @@
             <w:tcW w:w="2664" w:type="dxa"/>
           </w:tcPr>
           <w:p>
-            <w:r>
-              <w:rPr>
-                <w:rFonts w:ascii="Arial" w:eastAsia="Arial" w:hAnsi="Arial"/>
-                <w:sz w:val="16"/>
-              </w:rPr>
-              <w:t>VARCHAR(50)</w:t>
+            <w:proofErr w:type="gramStart"/>
+            <w:r>
+              <w:rPr>
+                <w:rFonts w:ascii="Arial" w:eastAsia="Arial" w:hAnsi="Arial"/>
+                <w:sz w:val="16"/>
+              </w:rPr>
+              <w:t>VARCHAR(</w:t>
+            </w:r>
+            <w:proofErr w:type="gramEnd"/>
+            <w:r>
+              <w:rPr>
+                <w:rFonts w:ascii="Arial" w:eastAsia="Arial" w:hAnsi="Arial"/>
+                <w:sz w:val="16"/>
+              </w:rPr>
+              <w:t>50)</w:t>
             </w:r>
           </w:p>
         </w:tc>
@@ -2930,12 +6119,21 @@
             <w:tcW w:w="2664" w:type="dxa"/>
           </w:tcPr>
           <w:p>
-            <w:r>
-              <w:rPr>
-                <w:rFonts w:ascii="Arial" w:eastAsia="Arial" w:hAnsi="Arial"/>
-                <w:sz w:val="16"/>
-              </w:rPr>
-              <w:t>VARCHAR(30)</w:t>
+            <w:proofErr w:type="gramStart"/>
+            <w:r>
+              <w:rPr>
+                <w:rFonts w:ascii="Arial" w:eastAsia="Arial" w:hAnsi="Arial"/>
+                <w:sz w:val="16"/>
+              </w:rPr>
+              <w:t>VARCHAR(</w:t>
+            </w:r>
+            <w:proofErr w:type="gramEnd"/>
+            <w:r>
+              <w:rPr>
+                <w:rFonts w:ascii="Arial" w:eastAsia="Arial" w:hAnsi="Arial"/>
+                <w:sz w:val="16"/>
+              </w:rPr>
+              <w:t>30)</w:t>
             </w:r>
           </w:p>
         </w:tc>
@@ -2960,13 +6158,16 @@
         <w:pStyle w:val="Heading3"/>
         <w:spacing w:after="80"/>
       </w:pPr>
+      <w:bookmarkStart w:id="24" w:name="_Toc233547746"/>
       <w:proofErr w:type="spellStart"/>
       <w:r>
         <w:rPr>
           <w:rFonts w:ascii="Arial" w:eastAsia="Arial" w:hAnsi="Arial"/>
         </w:rPr>
+        <w:lastRenderedPageBreak/>
         <w:t>DimDate</w:t>
       </w:r>
+      <w:bookmarkEnd w:id="24"/>
       <w:proofErr w:type="spellEnd"/>
     </w:p>
     <w:p>
@@ -3349,12 +6550,21 @@
             <w:tcW w:w="2664" w:type="dxa"/>
           </w:tcPr>
           <w:p>
-            <w:r>
-              <w:rPr>
-                <w:rFonts w:ascii="Arial" w:eastAsia="Arial" w:hAnsi="Arial"/>
-                <w:sz w:val="16"/>
-              </w:rPr>
-              <w:t>VARCHAR(20)</w:t>
+            <w:proofErr w:type="gramStart"/>
+            <w:r>
+              <w:rPr>
+                <w:rFonts w:ascii="Arial" w:eastAsia="Arial" w:hAnsi="Arial"/>
+                <w:sz w:val="16"/>
+              </w:rPr>
+              <w:t>VARCHAR(</w:t>
+            </w:r>
+            <w:proofErr w:type="gramEnd"/>
+            <w:r>
+              <w:rPr>
+                <w:rFonts w:ascii="Arial" w:eastAsia="Arial" w:hAnsi="Arial"/>
+                <w:sz w:val="16"/>
+              </w:rPr>
+              <w:t>20)</w:t>
             </w:r>
           </w:p>
         </w:tc>
@@ -3595,12 +6805,21 @@
             <w:tcW w:w="2664" w:type="dxa"/>
           </w:tcPr>
           <w:p>
-            <w:r>
-              <w:rPr>
-                <w:rFonts w:ascii="Arial" w:eastAsia="Arial" w:hAnsi="Arial"/>
-                <w:sz w:val="16"/>
-              </w:rPr>
-              <w:t>VARCHAR(20)</w:t>
+            <w:proofErr w:type="gramStart"/>
+            <w:r>
+              <w:rPr>
+                <w:rFonts w:ascii="Arial" w:eastAsia="Arial" w:hAnsi="Arial"/>
+                <w:sz w:val="16"/>
+              </w:rPr>
+              <w:t>VARCHAR(</w:t>
+            </w:r>
+            <w:proofErr w:type="gramEnd"/>
+            <w:r>
+              <w:rPr>
+                <w:rFonts w:ascii="Arial" w:eastAsia="Arial" w:hAnsi="Arial"/>
+                <w:sz w:val="16"/>
+              </w:rPr>
+              <w:t>20)</w:t>
             </w:r>
           </w:p>
         </w:tc>
@@ -3625,6 +6844,7 @@
         <w:pStyle w:val="Heading3"/>
         <w:spacing w:after="80"/>
       </w:pPr>
+      <w:bookmarkStart w:id="25" w:name="_Toc233547747"/>
       <w:proofErr w:type="spellStart"/>
       <w:r>
         <w:rPr>
@@ -3632,6 +6852,7 @@
         </w:rPr>
         <w:t>DimTravel</w:t>
       </w:r>
+      <w:bookmarkEnd w:id="25"/>
       <w:proofErr w:type="spellEnd"/>
     </w:p>
     <w:p>
@@ -3742,7 +6963,6 @@
                 <w:rFonts w:ascii="Arial" w:eastAsia="Arial" w:hAnsi="Arial"/>
                 <w:sz w:val="16"/>
               </w:rPr>
-              <w:lastRenderedPageBreak/>
               <w:t>TravelKey</w:t>
             </w:r>
             <w:proofErr w:type="spellEnd"/>
@@ -3830,12 +7050,21 @@
             <w:tcW w:w="2664" w:type="dxa"/>
           </w:tcPr>
           <w:p>
-            <w:r>
-              <w:rPr>
-                <w:rFonts w:ascii="Arial" w:eastAsia="Arial" w:hAnsi="Arial"/>
-                <w:sz w:val="16"/>
-              </w:rPr>
-              <w:t>VARCHAR(50)</w:t>
+            <w:proofErr w:type="gramStart"/>
+            <w:r>
+              <w:rPr>
+                <w:rFonts w:ascii="Arial" w:eastAsia="Arial" w:hAnsi="Arial"/>
+                <w:sz w:val="16"/>
+              </w:rPr>
+              <w:t>VARCHAR(</w:t>
+            </w:r>
+            <w:proofErr w:type="gramEnd"/>
+            <w:r>
+              <w:rPr>
+                <w:rFonts w:ascii="Arial" w:eastAsia="Arial" w:hAnsi="Arial"/>
+                <w:sz w:val="16"/>
+              </w:rPr>
+              <w:t>50)</w:t>
             </w:r>
           </w:p>
         </w:tc>
@@ -3893,12 +7122,21 @@
             <w:tcW w:w="2664" w:type="dxa"/>
           </w:tcPr>
           <w:p>
-            <w:r>
-              <w:rPr>
-                <w:rFonts w:ascii="Arial" w:eastAsia="Arial" w:hAnsi="Arial"/>
-                <w:sz w:val="16"/>
-              </w:rPr>
-              <w:t>VARCHAR(30)</w:t>
+            <w:proofErr w:type="gramStart"/>
+            <w:r>
+              <w:rPr>
+                <w:rFonts w:ascii="Arial" w:eastAsia="Arial" w:hAnsi="Arial"/>
+                <w:sz w:val="16"/>
+              </w:rPr>
+              <w:t>VARCHAR(</w:t>
+            </w:r>
+            <w:proofErr w:type="gramEnd"/>
+            <w:r>
+              <w:rPr>
+                <w:rFonts w:ascii="Arial" w:eastAsia="Arial" w:hAnsi="Arial"/>
+                <w:sz w:val="16"/>
+              </w:rPr>
+              <w:t>30)</w:t>
             </w:r>
           </w:p>
         </w:tc>
@@ -4019,12 +7257,21 @@
             <w:tcW w:w="2664" w:type="dxa"/>
           </w:tcPr>
           <w:p>
-            <w:r>
-              <w:rPr>
-                <w:rFonts w:ascii="Arial" w:eastAsia="Arial" w:hAnsi="Arial"/>
-                <w:sz w:val="16"/>
-              </w:rPr>
-              <w:t>VARCHAR(30)</w:t>
+            <w:proofErr w:type="gramStart"/>
+            <w:r>
+              <w:rPr>
+                <w:rFonts w:ascii="Arial" w:eastAsia="Arial" w:hAnsi="Arial"/>
+                <w:sz w:val="16"/>
+              </w:rPr>
+              <w:t>VARCHAR(</w:t>
+            </w:r>
+            <w:proofErr w:type="gramEnd"/>
+            <w:r>
+              <w:rPr>
+                <w:rFonts w:ascii="Arial" w:eastAsia="Arial" w:hAnsi="Arial"/>
+                <w:sz w:val="16"/>
+              </w:rPr>
+              <w:t>30)</w:t>
             </w:r>
           </w:p>
         </w:tc>
@@ -4049,6 +7296,7 @@
         <w:pStyle w:val="Heading3"/>
         <w:spacing w:after="80"/>
       </w:pPr>
+      <w:bookmarkStart w:id="26" w:name="_Toc233547748"/>
       <w:proofErr w:type="spellStart"/>
       <w:r>
         <w:rPr>
@@ -4056,6 +7304,7 @@
         </w:rPr>
         <w:t>DimBooking</w:t>
       </w:r>
+      <w:bookmarkEnd w:id="26"/>
       <w:proofErr w:type="spellEnd"/>
     </w:p>
     <w:p>
@@ -4253,12 +7502,21 @@
             <w:tcW w:w="2664" w:type="dxa"/>
           </w:tcPr>
           <w:p>
-            <w:r>
-              <w:rPr>
-                <w:rFonts w:ascii="Arial" w:eastAsia="Arial" w:hAnsi="Arial"/>
-                <w:sz w:val="16"/>
-              </w:rPr>
-              <w:t>VARCHAR(30)</w:t>
+            <w:proofErr w:type="gramStart"/>
+            <w:r>
+              <w:rPr>
+                <w:rFonts w:ascii="Arial" w:eastAsia="Arial" w:hAnsi="Arial"/>
+                <w:sz w:val="16"/>
+              </w:rPr>
+              <w:t>VARCHAR(</w:t>
+            </w:r>
+            <w:proofErr w:type="gramEnd"/>
+            <w:r>
+              <w:rPr>
+                <w:rFonts w:ascii="Arial" w:eastAsia="Arial" w:hAnsi="Arial"/>
+                <w:sz w:val="16"/>
+              </w:rPr>
+              <w:t>30)</w:t>
             </w:r>
           </w:p>
         </w:tc>
@@ -4316,12 +7574,21 @@
             <w:tcW w:w="2664" w:type="dxa"/>
           </w:tcPr>
           <w:p>
-            <w:r>
-              <w:rPr>
-                <w:rFonts w:ascii="Arial" w:eastAsia="Arial" w:hAnsi="Arial"/>
-                <w:sz w:val="16"/>
-              </w:rPr>
-              <w:t>VARCHAR(30)</w:t>
+            <w:proofErr w:type="gramStart"/>
+            <w:r>
+              <w:rPr>
+                <w:rFonts w:ascii="Arial" w:eastAsia="Arial" w:hAnsi="Arial"/>
+                <w:sz w:val="16"/>
+              </w:rPr>
+              <w:t>VARCHAR(</w:t>
+            </w:r>
+            <w:proofErr w:type="gramEnd"/>
+            <w:r>
+              <w:rPr>
+                <w:rFonts w:ascii="Arial" w:eastAsia="Arial" w:hAnsi="Arial"/>
+                <w:sz w:val="16"/>
+              </w:rPr>
+              <w:t>30)</w:t>
             </w:r>
           </w:p>
         </w:tc>
@@ -4379,12 +7646,21 @@
             <w:tcW w:w="2664" w:type="dxa"/>
           </w:tcPr>
           <w:p>
-            <w:r>
-              <w:rPr>
-                <w:rFonts w:ascii="Arial" w:eastAsia="Arial" w:hAnsi="Arial"/>
-                <w:sz w:val="16"/>
-              </w:rPr>
-              <w:t>VARCHAR(30)</w:t>
+            <w:proofErr w:type="gramStart"/>
+            <w:r>
+              <w:rPr>
+                <w:rFonts w:ascii="Arial" w:eastAsia="Arial" w:hAnsi="Arial"/>
+                <w:sz w:val="16"/>
+              </w:rPr>
+              <w:t>VARCHAR(</w:t>
+            </w:r>
+            <w:proofErr w:type="gramEnd"/>
+            <w:r>
+              <w:rPr>
+                <w:rFonts w:ascii="Arial" w:eastAsia="Arial" w:hAnsi="Arial"/>
+                <w:sz w:val="16"/>
+              </w:rPr>
+              <w:t>30)</w:t>
             </w:r>
           </w:p>
         </w:tc>
@@ -4442,12 +7718,21 @@
             <w:tcW w:w="2664" w:type="dxa"/>
           </w:tcPr>
           <w:p>
-            <w:r>
-              <w:rPr>
-                <w:rFonts w:ascii="Arial" w:eastAsia="Arial" w:hAnsi="Arial"/>
-                <w:sz w:val="16"/>
-              </w:rPr>
-              <w:t>VARCHAR(10)</w:t>
+            <w:proofErr w:type="gramStart"/>
+            <w:r>
+              <w:rPr>
+                <w:rFonts w:ascii="Arial" w:eastAsia="Arial" w:hAnsi="Arial"/>
+                <w:sz w:val="16"/>
+              </w:rPr>
+              <w:t>VARCHAR(</w:t>
+            </w:r>
+            <w:proofErr w:type="gramEnd"/>
+            <w:r>
+              <w:rPr>
+                <w:rFonts w:ascii="Arial" w:eastAsia="Arial" w:hAnsi="Arial"/>
+                <w:sz w:val="16"/>
+              </w:rPr>
+              <w:t>10)</w:t>
             </w:r>
           </w:p>
         </w:tc>
@@ -4472,6 +7757,7 @@
         <w:pStyle w:val="Heading3"/>
         <w:spacing w:after="80"/>
       </w:pPr>
+      <w:bookmarkStart w:id="27" w:name="_Toc233547749"/>
       <w:proofErr w:type="spellStart"/>
       <w:r>
         <w:rPr>
@@ -4479,6 +7765,7 @@
         </w:rPr>
         <w:t>DimLoyalty</w:t>
       </w:r>
+      <w:bookmarkEnd w:id="27"/>
       <w:proofErr w:type="spellEnd"/>
     </w:p>
     <w:p>
@@ -4676,12 +7963,21 @@
             <w:tcW w:w="2664" w:type="dxa"/>
           </w:tcPr>
           <w:p>
-            <w:r>
-              <w:rPr>
-                <w:rFonts w:ascii="Arial" w:eastAsia="Arial" w:hAnsi="Arial"/>
-                <w:sz w:val="16"/>
-              </w:rPr>
-              <w:t>VARCHAR(30)</w:t>
+            <w:proofErr w:type="gramStart"/>
+            <w:r>
+              <w:rPr>
+                <w:rFonts w:ascii="Arial" w:eastAsia="Arial" w:hAnsi="Arial"/>
+                <w:sz w:val="16"/>
+              </w:rPr>
+              <w:t>VARCHAR(</w:t>
+            </w:r>
+            <w:proofErr w:type="gramEnd"/>
+            <w:r>
+              <w:rPr>
+                <w:rFonts w:ascii="Arial" w:eastAsia="Arial" w:hAnsi="Arial"/>
+                <w:sz w:val="16"/>
+              </w:rPr>
+              <w:t>30)</w:t>
             </w:r>
           </w:p>
         </w:tc>
@@ -4832,13 +8128,16 @@
         <w:pStyle w:val="Heading3"/>
         <w:spacing w:after="80"/>
       </w:pPr>
+      <w:bookmarkStart w:id="28" w:name="_Toc233547750"/>
       <w:proofErr w:type="spellStart"/>
       <w:r>
         <w:rPr>
           <w:rFonts w:ascii="Arial" w:eastAsia="Arial" w:hAnsi="Arial"/>
         </w:rPr>
+        <w:lastRenderedPageBreak/>
         <w:t>DimSatisfaction</w:t>
       </w:r>
+      <w:bookmarkEnd w:id="28"/>
       <w:proofErr w:type="spellEnd"/>
     </w:p>
     <w:p>
@@ -5050,12 +8349,21 @@
             <w:tcW w:w="2664" w:type="dxa"/>
           </w:tcPr>
           <w:p>
-            <w:r>
-              <w:rPr>
-                <w:rFonts w:ascii="Arial" w:eastAsia="Arial" w:hAnsi="Arial"/>
-                <w:sz w:val="16"/>
-              </w:rPr>
-              <w:t>VARCHAR(50)</w:t>
+            <w:proofErr w:type="gramStart"/>
+            <w:r>
+              <w:rPr>
+                <w:rFonts w:ascii="Arial" w:eastAsia="Arial" w:hAnsi="Arial"/>
+                <w:sz w:val="16"/>
+              </w:rPr>
+              <w:t>VARCHAR(</w:t>
+            </w:r>
+            <w:proofErr w:type="gramEnd"/>
+            <w:r>
+              <w:rPr>
+                <w:rFonts w:ascii="Arial" w:eastAsia="Arial" w:hAnsi="Arial"/>
+                <w:sz w:val="16"/>
+              </w:rPr>
+              <w:t>50)</w:t>
             </w:r>
           </w:p>
         </w:tc>
@@ -5080,6 +8388,7 @@
         <w:pStyle w:val="Heading3"/>
         <w:spacing w:after="80"/>
       </w:pPr>
+      <w:bookmarkStart w:id="29" w:name="_Toc233547751"/>
       <w:proofErr w:type="spellStart"/>
       <w:r>
         <w:rPr>
@@ -5087,6 +8396,7 @@
         </w:rPr>
         <w:t>FactSales</w:t>
       </w:r>
+      <w:bookmarkEnd w:id="29"/>
       <w:proofErr w:type="spellEnd"/>
     </w:p>
     <w:p>
@@ -5548,7 +8858,6 @@
                 <w:rFonts w:ascii="Arial" w:eastAsia="Arial" w:hAnsi="Arial"/>
                 <w:sz w:val="16"/>
               </w:rPr>
-              <w:lastRenderedPageBreak/>
               <w:t>LoyaltyKey</w:t>
             </w:r>
             <w:proofErr w:type="spellEnd"/>
@@ -5645,12 +8954,21 @@
             <w:tcW w:w="2664" w:type="dxa"/>
           </w:tcPr>
           <w:p>
-            <w:r>
-              <w:rPr>
-                <w:rFonts w:ascii="Arial" w:eastAsia="Arial" w:hAnsi="Arial"/>
-                <w:sz w:val="16"/>
-              </w:rPr>
-              <w:t>DECIMAL(10,2)</w:t>
+            <w:proofErr w:type="gramStart"/>
+            <w:r>
+              <w:rPr>
+                <w:rFonts w:ascii="Arial" w:eastAsia="Arial" w:hAnsi="Arial"/>
+                <w:sz w:val="16"/>
+              </w:rPr>
+              <w:t>DECIMAL(</w:t>
+            </w:r>
+            <w:proofErr w:type="gramEnd"/>
+            <w:r>
+              <w:rPr>
+                <w:rFonts w:ascii="Arial" w:eastAsia="Arial" w:hAnsi="Arial"/>
+                <w:sz w:val="16"/>
+              </w:rPr>
+              <w:t>10,2)</w:t>
             </w:r>
           </w:p>
         </w:tc>
@@ -5708,12 +9026,21 @@
             <w:tcW w:w="2664" w:type="dxa"/>
           </w:tcPr>
           <w:p>
-            <w:r>
-              <w:rPr>
-                <w:rFonts w:ascii="Arial" w:eastAsia="Arial" w:hAnsi="Arial"/>
-                <w:sz w:val="16"/>
-              </w:rPr>
-              <w:t>DECIMAL(10,2)</w:t>
+            <w:proofErr w:type="gramStart"/>
+            <w:r>
+              <w:rPr>
+                <w:rFonts w:ascii="Arial" w:eastAsia="Arial" w:hAnsi="Arial"/>
+                <w:sz w:val="16"/>
+              </w:rPr>
+              <w:t>DECIMAL(</w:t>
+            </w:r>
+            <w:proofErr w:type="gramEnd"/>
+            <w:r>
+              <w:rPr>
+                <w:rFonts w:ascii="Arial" w:eastAsia="Arial" w:hAnsi="Arial"/>
+                <w:sz w:val="16"/>
+              </w:rPr>
+              <w:t>10,2)</w:t>
             </w:r>
           </w:p>
         </w:tc>
@@ -5771,12 +9098,21 @@
             <w:tcW w:w="2664" w:type="dxa"/>
           </w:tcPr>
           <w:p>
-            <w:r>
-              <w:rPr>
-                <w:rFonts w:ascii="Arial" w:eastAsia="Arial" w:hAnsi="Arial"/>
-                <w:sz w:val="16"/>
-              </w:rPr>
-              <w:t>DECIMAL(10,2)</w:t>
+            <w:proofErr w:type="gramStart"/>
+            <w:r>
+              <w:rPr>
+                <w:rFonts w:ascii="Arial" w:eastAsia="Arial" w:hAnsi="Arial"/>
+                <w:sz w:val="16"/>
+              </w:rPr>
+              <w:t>DECIMAL(</w:t>
+            </w:r>
+            <w:proofErr w:type="gramEnd"/>
+            <w:r>
+              <w:rPr>
+                <w:rFonts w:ascii="Arial" w:eastAsia="Arial" w:hAnsi="Arial"/>
+                <w:sz w:val="16"/>
+              </w:rPr>
+              <w:t>10,2)</w:t>
             </w:r>
           </w:p>
         </w:tc>
@@ -5834,12 +9170,21 @@
             <w:tcW w:w="2664" w:type="dxa"/>
           </w:tcPr>
           <w:p>
-            <w:r>
-              <w:rPr>
-                <w:rFonts w:ascii="Arial" w:eastAsia="Arial" w:hAnsi="Arial"/>
-                <w:sz w:val="16"/>
-              </w:rPr>
-              <w:t>DECIMAL(10,2)</w:t>
+            <w:proofErr w:type="gramStart"/>
+            <w:r>
+              <w:rPr>
+                <w:rFonts w:ascii="Arial" w:eastAsia="Arial" w:hAnsi="Arial"/>
+                <w:sz w:val="16"/>
+              </w:rPr>
+              <w:t>DECIMAL(</w:t>
+            </w:r>
+            <w:proofErr w:type="gramEnd"/>
+            <w:r>
+              <w:rPr>
+                <w:rFonts w:ascii="Arial" w:eastAsia="Arial" w:hAnsi="Arial"/>
+                <w:sz w:val="16"/>
+              </w:rPr>
+              <w:t>10,2)</w:t>
             </w:r>
           </w:p>
         </w:tc>
@@ -5929,12 +9274,21 @@
             <w:tcW w:w="2664" w:type="dxa"/>
           </w:tcPr>
           <w:p>
-            <w:r>
-              <w:rPr>
-                <w:rFonts w:ascii="Arial" w:eastAsia="Arial" w:hAnsi="Arial"/>
-                <w:sz w:val="16"/>
-              </w:rPr>
-              <w:t>DECIMAL(10,2)</w:t>
+            <w:proofErr w:type="gramStart"/>
+            <w:r>
+              <w:rPr>
+                <w:rFonts w:ascii="Arial" w:eastAsia="Arial" w:hAnsi="Arial"/>
+                <w:sz w:val="16"/>
+              </w:rPr>
+              <w:t>DECIMAL(</w:t>
+            </w:r>
+            <w:proofErr w:type="gramEnd"/>
+            <w:r>
+              <w:rPr>
+                <w:rFonts w:ascii="Arial" w:eastAsia="Arial" w:hAnsi="Arial"/>
+                <w:sz w:val="16"/>
+              </w:rPr>
+              <w:t>10,2)</w:t>
             </w:r>
           </w:p>
         </w:tc>
@@ -6022,6 +9376,7 @@
         <w:pStyle w:val="Heading3"/>
         <w:spacing w:after="80"/>
       </w:pPr>
+      <w:bookmarkStart w:id="30" w:name="_Toc233547752"/>
       <w:proofErr w:type="spellStart"/>
       <w:r>
         <w:rPr>
@@ -6029,6 +9384,7 @@
         </w:rPr>
         <w:t>FactCustomerSatisfaction</w:t>
       </w:r>
+      <w:bookmarkEnd w:id="30"/>
       <w:proofErr w:type="spellEnd"/>
     </w:p>
     <w:p>
@@ -6938,12 +10294,14 @@
         <w:pStyle w:val="Heading2"/>
         <w:spacing w:after="80"/>
       </w:pPr>
+      <w:bookmarkStart w:id="31" w:name="_Toc233547753"/>
       <w:r>
         <w:rPr>
           <w:rFonts w:ascii="Arial" w:eastAsia="Arial" w:hAnsi="Arial"/>
         </w:rPr>
         <w:t>2.3 Snowflake Lookup Tables</w:t>
       </w:r>
+      <w:bookmarkEnd w:id="31"/>
     </w:p>
     <w:p>
       <w:pPr>
@@ -7100,7 +10458,23 @@
                 <w:rFonts w:ascii="Arial" w:eastAsia="Arial" w:hAnsi="Arial"/>
                 <w:sz w:val="16"/>
               </w:rPr>
-              <w:t xml:space="preserve"> VARCHAR(30)</w:t>
+              <w:t xml:space="preserve"> </w:t>
+            </w:r>
+            <w:proofErr w:type="gramStart"/>
+            <w:r>
+              <w:rPr>
+                <w:rFonts w:ascii="Arial" w:eastAsia="Arial" w:hAnsi="Arial"/>
+                <w:sz w:val="16"/>
+              </w:rPr>
+              <w:t>VARCHAR(</w:t>
+            </w:r>
+            <w:proofErr w:type="gramEnd"/>
+            <w:r>
+              <w:rPr>
+                <w:rFonts w:ascii="Arial" w:eastAsia="Arial" w:hAnsi="Arial"/>
+                <w:sz w:val="16"/>
+              </w:rPr>
+              <w:t>30)</w:t>
             </w:r>
           </w:p>
         </w:tc>
@@ -7122,6 +10496,7 @@
                 <w:rFonts w:ascii="Arial" w:eastAsia="Arial" w:hAnsi="Arial"/>
                 <w:sz w:val="16"/>
               </w:rPr>
+              <w:lastRenderedPageBreak/>
               <w:t>DimCustomer</w:t>
             </w:r>
             <w:proofErr w:type="spellEnd"/>
@@ -7143,6 +10518,7 @@
                 <w:rFonts w:ascii="Arial" w:eastAsia="Arial" w:hAnsi="Arial"/>
                 <w:sz w:val="16"/>
               </w:rPr>
+              <w:lastRenderedPageBreak/>
               <w:t>DimYear</w:t>
             </w:r>
             <w:proofErr w:type="spellEnd"/>
@@ -7375,7 +10751,23 @@
                 <w:rFonts w:ascii="Arial" w:eastAsia="Arial" w:hAnsi="Arial"/>
                 <w:sz w:val="16"/>
               </w:rPr>
-              <w:t xml:space="preserve"> VARCHAR(20), </w:t>
+              <w:t xml:space="preserve"> </w:t>
+            </w:r>
+            <w:proofErr w:type="gramStart"/>
+            <w:r>
+              <w:rPr>
+                <w:rFonts w:ascii="Arial" w:eastAsia="Arial" w:hAnsi="Arial"/>
+                <w:sz w:val="16"/>
+              </w:rPr>
+              <w:t>VARCHAR(</w:t>
+            </w:r>
+            <w:proofErr w:type="gramEnd"/>
+            <w:r>
+              <w:rPr>
+                <w:rFonts w:ascii="Arial" w:eastAsia="Arial" w:hAnsi="Arial"/>
+                <w:sz w:val="16"/>
+              </w:rPr>
+              <w:t xml:space="preserve">20), </w:t>
             </w:r>
             <w:proofErr w:type="spellStart"/>
             <w:r>
@@ -7481,7 +10873,23 @@
                 <w:rFonts w:ascii="Arial" w:eastAsia="Arial" w:hAnsi="Arial"/>
                 <w:sz w:val="16"/>
               </w:rPr>
-              <w:t xml:space="preserve"> VARCHAR(50)</w:t>
+              <w:t xml:space="preserve"> </w:t>
+            </w:r>
+            <w:proofErr w:type="gramStart"/>
+            <w:r>
+              <w:rPr>
+                <w:rFonts w:ascii="Arial" w:eastAsia="Arial" w:hAnsi="Arial"/>
+                <w:sz w:val="16"/>
+              </w:rPr>
+              <w:t>VARCHAR(</w:t>
+            </w:r>
+            <w:proofErr w:type="gramEnd"/>
+            <w:r>
+              <w:rPr>
+                <w:rFonts w:ascii="Arial" w:eastAsia="Arial" w:hAnsi="Arial"/>
+                <w:sz w:val="16"/>
+              </w:rPr>
+              <w:t>50)</w:t>
             </w:r>
           </w:p>
         </w:tc>
@@ -7571,7 +10979,23 @@
                 <w:rFonts w:ascii="Arial" w:eastAsia="Arial" w:hAnsi="Arial"/>
                 <w:sz w:val="16"/>
               </w:rPr>
-              <w:t xml:space="preserve"> VARCHAR(30)</w:t>
+              <w:t xml:space="preserve"> </w:t>
+            </w:r>
+            <w:proofErr w:type="gramStart"/>
+            <w:r>
+              <w:rPr>
+                <w:rFonts w:ascii="Arial" w:eastAsia="Arial" w:hAnsi="Arial"/>
+                <w:sz w:val="16"/>
+              </w:rPr>
+              <w:t>VARCHAR(</w:t>
+            </w:r>
+            <w:proofErr w:type="gramEnd"/>
+            <w:r>
+              <w:rPr>
+                <w:rFonts w:ascii="Arial" w:eastAsia="Arial" w:hAnsi="Arial"/>
+                <w:sz w:val="16"/>
+              </w:rPr>
+              <w:t>30)</w:t>
             </w:r>
           </w:p>
         </w:tc>
@@ -7661,7 +11085,23 @@
                 <w:rFonts w:ascii="Arial" w:eastAsia="Arial" w:hAnsi="Arial"/>
                 <w:sz w:val="16"/>
               </w:rPr>
-              <w:t xml:space="preserve"> VARCHAR(30)</w:t>
+              <w:t xml:space="preserve"> </w:t>
+            </w:r>
+            <w:proofErr w:type="gramStart"/>
+            <w:r>
+              <w:rPr>
+                <w:rFonts w:ascii="Arial" w:eastAsia="Arial" w:hAnsi="Arial"/>
+                <w:sz w:val="16"/>
+              </w:rPr>
+              <w:t>VARCHAR(</w:t>
+            </w:r>
+            <w:proofErr w:type="gramEnd"/>
+            <w:r>
+              <w:rPr>
+                <w:rFonts w:ascii="Arial" w:eastAsia="Arial" w:hAnsi="Arial"/>
+                <w:sz w:val="16"/>
+              </w:rPr>
+              <w:t>30)</w:t>
             </w:r>
           </w:p>
         </w:tc>
@@ -7751,7 +11191,23 @@
                 <w:rFonts w:ascii="Arial" w:eastAsia="Arial" w:hAnsi="Arial"/>
                 <w:sz w:val="16"/>
               </w:rPr>
-              <w:t xml:space="preserve"> VARCHAR(30)</w:t>
+              <w:t xml:space="preserve"> </w:t>
+            </w:r>
+            <w:proofErr w:type="gramStart"/>
+            <w:r>
+              <w:rPr>
+                <w:rFonts w:ascii="Arial" w:eastAsia="Arial" w:hAnsi="Arial"/>
+                <w:sz w:val="16"/>
+              </w:rPr>
+              <w:t>VARCHAR(</w:t>
+            </w:r>
+            <w:proofErr w:type="gramEnd"/>
+            <w:r>
+              <w:rPr>
+                <w:rFonts w:ascii="Arial" w:eastAsia="Arial" w:hAnsi="Arial"/>
+                <w:sz w:val="16"/>
+              </w:rPr>
+              <w:t>30)</w:t>
             </w:r>
           </w:p>
         </w:tc>
@@ -7841,7 +11297,23 @@
                 <w:rFonts w:ascii="Arial" w:eastAsia="Arial" w:hAnsi="Arial"/>
                 <w:sz w:val="16"/>
               </w:rPr>
-              <w:t xml:space="preserve"> VARCHAR(30)</w:t>
+              <w:t xml:space="preserve"> </w:t>
+            </w:r>
+            <w:proofErr w:type="gramStart"/>
+            <w:r>
+              <w:rPr>
+                <w:rFonts w:ascii="Arial" w:eastAsia="Arial" w:hAnsi="Arial"/>
+                <w:sz w:val="16"/>
+              </w:rPr>
+              <w:t>VARCHAR(</w:t>
+            </w:r>
+            <w:proofErr w:type="gramEnd"/>
+            <w:r>
+              <w:rPr>
+                <w:rFonts w:ascii="Arial" w:eastAsia="Arial" w:hAnsi="Arial"/>
+                <w:sz w:val="16"/>
+              </w:rPr>
+              <w:t>30)</w:t>
             </w:r>
           </w:p>
         </w:tc>
@@ -7931,7 +11403,23 @@
                 <w:rFonts w:ascii="Arial" w:eastAsia="Arial" w:hAnsi="Arial"/>
                 <w:sz w:val="16"/>
               </w:rPr>
-              <w:t xml:space="preserve"> VARCHAR(10)</w:t>
+              <w:t xml:space="preserve"> </w:t>
+            </w:r>
+            <w:proofErr w:type="gramStart"/>
+            <w:r>
+              <w:rPr>
+                <w:rFonts w:ascii="Arial" w:eastAsia="Arial" w:hAnsi="Arial"/>
+                <w:sz w:val="16"/>
+              </w:rPr>
+              <w:t>VARCHAR(</w:t>
+            </w:r>
+            <w:proofErr w:type="gramEnd"/>
+            <w:r>
+              <w:rPr>
+                <w:rFonts w:ascii="Arial" w:eastAsia="Arial" w:hAnsi="Arial"/>
+                <w:sz w:val="16"/>
+              </w:rPr>
+              <w:t>10)</w:t>
             </w:r>
           </w:p>
         </w:tc>
@@ -7965,12 +11453,14 @@
         <w:pStyle w:val="Heading2"/>
         <w:spacing w:after="80"/>
       </w:pPr>
+      <w:bookmarkStart w:id="32" w:name="_Toc233547754"/>
       <w:r>
         <w:rPr>
           <w:rFonts w:ascii="Arial" w:eastAsia="Arial" w:hAnsi="Arial"/>
         </w:rPr>
         <w:t>2.4 Example Rows</w:t>
       </w:r>
+      <w:bookmarkEnd w:id="32"/>
     </w:p>
     <w:p>
       <w:pPr>
@@ -8046,7 +11536,6 @@
                 <w:rFonts w:ascii="Arial" w:eastAsia="Arial" w:hAnsi="Arial"/>
                 <w:sz w:val="16"/>
               </w:rPr>
-              <w:lastRenderedPageBreak/>
               <w:t>DimCustomer</w:t>
             </w:r>
             <w:proofErr w:type="spellEnd"/>
@@ -8709,30 +12198,35 @@
     </w:p>
     <w:p>
       <w:pPr>
-        <w:pStyle w:val="BodyText"/>
-      </w:pPr>
+        <w:pStyle w:val="Heading1"/>
+        <w:numPr>
+          <w:ilvl w:val="0"/>
+          <w:numId w:val="0"/>
+        </w:numPr>
+      </w:pPr>
+      <w:bookmarkStart w:id="33" w:name="_Toc233547684"/>
+      <w:r>
+        <w:lastRenderedPageBreak/>
+        <w:t xml:space="preserve">2. </w:t>
+      </w:r>
+      <w:r>
+        <w:t>Business Layer 3NF</w:t>
+      </w:r>
+      <w:bookmarkEnd w:id="33"/>
     </w:p>
     <w:p>
       <w:pPr>
-        <w:pStyle w:val="Heading1"/>
-        <w:ind w:left="431" w:hanging="431"/>
-      </w:pPr>
-      <w:bookmarkStart w:id="19" w:name="_Toc155614192"/>
-      <w:bookmarkStart w:id="20" w:name="_Hlk137549024"/>
-      <w:bookmarkStart w:id="21" w:name="_Hlk314571188"/>
-      <w:r>
-        <w:lastRenderedPageBreak/>
-        <w:t>Business Layer 3NF</w:t>
-      </w:r>
-      <w:bookmarkEnd w:id="19"/>
-    </w:p>
-    <w:p>
-      <w:pPr>
         <w:pStyle w:val="Heading3"/>
-      </w:pPr>
+        <w:numPr>
+          <w:ilvl w:val="2"/>
+          <w:numId w:val="0"/>
+        </w:numPr>
+      </w:pPr>
+      <w:bookmarkStart w:id="34" w:name="_Toc233547685"/>
       <w:r>
         <w:t>3NF Business Layer Model</w:t>
       </w:r>
+      <w:bookmarkEnd w:id="34"/>
     </w:p>
     <w:p>
       <w:pPr>
@@ -8743,10 +12237,10 @@
           <w:noProof/>
         </w:rPr>
         <w:drawing>
-          <wp:inline distT="0" distB="0" distL="0" distR="0" wp14:anchorId="26AA931E" wp14:editId="177AE4E1">
+          <wp:inline distT="0" distB="0" distL="0" distR="0" wp14:anchorId="76FE8187" wp14:editId="1CBC013F">
             <wp:extent cx="5934075" cy="5819775"/>
             <wp:effectExtent l="0" t="0" r="9525" b="9525"/>
-            <wp:docPr id="6" name="Picture 6"/>
+            <wp:docPr id="1" name="Picture 1"/>
             <wp:cNvGraphicFramePr>
               <a:graphicFrameLocks xmlns:a="http://schemas.openxmlformats.org/drawingml/2006/main" noChangeAspect="1"/>
             </wp:cNvGraphicFramePr>
@@ -8800,10 +12294,16 @@
     <w:p>
       <w:pPr>
         <w:pStyle w:val="Heading3"/>
-      </w:pPr>
+        <w:numPr>
+          <w:ilvl w:val="2"/>
+          <w:numId w:val="0"/>
+        </w:numPr>
+      </w:pPr>
+      <w:bookmarkStart w:id="35" w:name="_Toc233547686"/>
       <w:r>
         <w:t>3NF Table Specifications</w:t>
       </w:r>
+      <w:bookmarkEnd w:id="35"/>
     </w:p>
     <w:p>
       <w:pPr>
@@ -9137,12 +12637,21 @@
                 <w:szCs w:val="24"/>
               </w:rPr>
             </w:pPr>
-            <w:r>
-              <w:rPr>
-                <w:sz w:val="24"/>
-                <w:szCs w:val="24"/>
-              </w:rPr>
-              <w:t>VARCHAR(50)</w:t>
+            <w:proofErr w:type="gramStart"/>
+            <w:r>
+              <w:rPr>
+                <w:sz w:val="24"/>
+                <w:szCs w:val="24"/>
+              </w:rPr>
+              <w:t>VARCHAR(</w:t>
+            </w:r>
+            <w:proofErr w:type="gramEnd"/>
+            <w:r>
+              <w:rPr>
+                <w:sz w:val="24"/>
+                <w:szCs w:val="24"/>
+              </w:rPr>
+              <w:t>50)</w:t>
             </w:r>
           </w:p>
         </w:tc>
@@ -9238,12 +12747,21 @@
                 <w:szCs w:val="24"/>
               </w:rPr>
             </w:pPr>
-            <w:r>
-              <w:rPr>
-                <w:sz w:val="24"/>
-                <w:szCs w:val="24"/>
-              </w:rPr>
-              <w:t>VARCHAR(20)</w:t>
+            <w:proofErr w:type="gramStart"/>
+            <w:r>
+              <w:rPr>
+                <w:sz w:val="24"/>
+                <w:szCs w:val="24"/>
+              </w:rPr>
+              <w:t>VARCHAR(</w:t>
+            </w:r>
+            <w:proofErr w:type="gramEnd"/>
+            <w:r>
+              <w:rPr>
+                <w:sz w:val="24"/>
+                <w:szCs w:val="24"/>
+              </w:rPr>
+              <w:t>20)</w:t>
             </w:r>
           </w:p>
         </w:tc>
@@ -9426,12 +12944,21 @@
                 <w:szCs w:val="24"/>
               </w:rPr>
             </w:pPr>
-            <w:r>
-              <w:rPr>
-                <w:sz w:val="24"/>
-                <w:szCs w:val="24"/>
-              </w:rPr>
-              <w:t>VARCHAR(50)</w:t>
+            <w:proofErr w:type="gramStart"/>
+            <w:r>
+              <w:rPr>
+                <w:sz w:val="24"/>
+                <w:szCs w:val="24"/>
+              </w:rPr>
+              <w:t>VARCHAR(</w:t>
+            </w:r>
+            <w:proofErr w:type="gramEnd"/>
+            <w:r>
+              <w:rPr>
+                <w:sz w:val="24"/>
+                <w:szCs w:val="24"/>
+              </w:rPr>
+              <w:t>50)</w:t>
             </w:r>
           </w:p>
         </w:tc>
@@ -9730,12 +13257,21 @@
                 <w:szCs w:val="24"/>
               </w:rPr>
             </w:pPr>
-            <w:r>
-              <w:rPr>
-                <w:sz w:val="24"/>
-                <w:szCs w:val="24"/>
-              </w:rPr>
-              <w:t>CHAR(1)</w:t>
+            <w:proofErr w:type="gramStart"/>
+            <w:r>
+              <w:rPr>
+                <w:sz w:val="24"/>
+                <w:szCs w:val="24"/>
+              </w:rPr>
+              <w:t>CHAR(</w:t>
+            </w:r>
+            <w:proofErr w:type="gramEnd"/>
+            <w:r>
+              <w:rPr>
+                <w:sz w:val="24"/>
+                <w:szCs w:val="24"/>
+              </w:rPr>
+              <w:t>1)</w:t>
             </w:r>
           </w:p>
         </w:tc>
@@ -9932,12 +13468,21 @@
                 <w:szCs w:val="24"/>
               </w:rPr>
             </w:pPr>
-            <w:r>
-              <w:rPr>
-                <w:sz w:val="24"/>
-                <w:szCs w:val="24"/>
-              </w:rPr>
-              <w:t>VARCHAR(50)</w:t>
+            <w:proofErr w:type="gramStart"/>
+            <w:r>
+              <w:rPr>
+                <w:sz w:val="24"/>
+                <w:szCs w:val="24"/>
+              </w:rPr>
+              <w:t>VARCHAR(</w:t>
+            </w:r>
+            <w:proofErr w:type="gramEnd"/>
+            <w:r>
+              <w:rPr>
+                <w:sz w:val="24"/>
+                <w:szCs w:val="24"/>
+              </w:rPr>
+              <w:t>50)</w:t>
             </w:r>
           </w:p>
         </w:tc>
@@ -10033,12 +13578,21 @@
                 <w:szCs w:val="24"/>
               </w:rPr>
             </w:pPr>
-            <w:r>
-              <w:rPr>
-                <w:sz w:val="24"/>
-                <w:szCs w:val="24"/>
-              </w:rPr>
-              <w:t>VARCHAR(100)</w:t>
+            <w:proofErr w:type="gramStart"/>
+            <w:r>
+              <w:rPr>
+                <w:sz w:val="24"/>
+                <w:szCs w:val="24"/>
+              </w:rPr>
+              <w:t>VARCHAR(</w:t>
+            </w:r>
+            <w:proofErr w:type="gramEnd"/>
+            <w:r>
+              <w:rPr>
+                <w:sz w:val="24"/>
+                <w:szCs w:val="24"/>
+              </w:rPr>
+              <w:t>100)</w:t>
             </w:r>
           </w:p>
         </w:tc>
@@ -10704,12 +14258,21 @@
                 <w:szCs w:val="24"/>
               </w:rPr>
             </w:pPr>
-            <w:r>
-              <w:rPr>
-                <w:sz w:val="24"/>
-                <w:szCs w:val="24"/>
-              </w:rPr>
-              <w:t>VARCHAR(50)</w:t>
+            <w:proofErr w:type="gramStart"/>
+            <w:r>
+              <w:rPr>
+                <w:sz w:val="24"/>
+                <w:szCs w:val="24"/>
+              </w:rPr>
+              <w:t>VARCHAR(</w:t>
+            </w:r>
+            <w:proofErr w:type="gramEnd"/>
+            <w:r>
+              <w:rPr>
+                <w:sz w:val="24"/>
+                <w:szCs w:val="24"/>
+              </w:rPr>
+              <w:t>50)</w:t>
             </w:r>
           </w:p>
         </w:tc>
@@ -12606,12 +16169,21 @@
                 <w:szCs w:val="24"/>
               </w:rPr>
             </w:pPr>
-            <w:r>
-              <w:rPr>
-                <w:sz w:val="24"/>
-                <w:szCs w:val="24"/>
-              </w:rPr>
-              <w:t>VARCHAR(50)</w:t>
+            <w:proofErr w:type="gramStart"/>
+            <w:r>
+              <w:rPr>
+                <w:sz w:val="24"/>
+                <w:szCs w:val="24"/>
+              </w:rPr>
+              <w:t>VARCHAR(</w:t>
+            </w:r>
+            <w:proofErr w:type="gramEnd"/>
+            <w:r>
+              <w:rPr>
+                <w:sz w:val="24"/>
+                <w:szCs w:val="24"/>
+              </w:rPr>
+              <w:t>50)</w:t>
             </w:r>
           </w:p>
         </w:tc>
@@ -12708,12 +16280,21 @@
                 <w:szCs w:val="24"/>
               </w:rPr>
             </w:pPr>
-            <w:r>
-              <w:rPr>
-                <w:sz w:val="24"/>
-                <w:szCs w:val="24"/>
-              </w:rPr>
-              <w:t>VARCHAR(100)</w:t>
+            <w:proofErr w:type="gramStart"/>
+            <w:r>
+              <w:rPr>
+                <w:sz w:val="24"/>
+                <w:szCs w:val="24"/>
+              </w:rPr>
+              <w:t>VARCHAR(</w:t>
+            </w:r>
+            <w:proofErr w:type="gramEnd"/>
+            <w:r>
+              <w:rPr>
+                <w:sz w:val="24"/>
+                <w:szCs w:val="24"/>
+              </w:rPr>
+              <w:t>100)</w:t>
             </w:r>
           </w:p>
         </w:tc>
@@ -13776,12 +17357,21 @@
                 <w:szCs w:val="24"/>
               </w:rPr>
             </w:pPr>
-            <w:r>
-              <w:rPr>
-                <w:sz w:val="24"/>
-                <w:szCs w:val="24"/>
-              </w:rPr>
-              <w:t>DECIMAL(10,2)</w:t>
+            <w:proofErr w:type="gramStart"/>
+            <w:r>
+              <w:rPr>
+                <w:sz w:val="24"/>
+                <w:szCs w:val="24"/>
+              </w:rPr>
+              <w:t>DECIMAL(</w:t>
+            </w:r>
+            <w:proofErr w:type="gramEnd"/>
+            <w:r>
+              <w:rPr>
+                <w:sz w:val="24"/>
+                <w:szCs w:val="24"/>
+              </w:rPr>
+              <w:t>10,2)</w:t>
             </w:r>
           </w:p>
         </w:tc>
@@ -13877,12 +17467,21 @@
                 <w:szCs w:val="24"/>
               </w:rPr>
             </w:pPr>
-            <w:r>
-              <w:rPr>
-                <w:sz w:val="24"/>
-                <w:szCs w:val="24"/>
-              </w:rPr>
-              <w:t>DECIMAL(10,2)</w:t>
+            <w:proofErr w:type="gramStart"/>
+            <w:r>
+              <w:rPr>
+                <w:sz w:val="24"/>
+                <w:szCs w:val="24"/>
+              </w:rPr>
+              <w:t>DECIMAL(</w:t>
+            </w:r>
+            <w:proofErr w:type="gramEnd"/>
+            <w:r>
+              <w:rPr>
+                <w:sz w:val="24"/>
+                <w:szCs w:val="24"/>
+              </w:rPr>
+              <w:t>10,2)</w:t>
             </w:r>
           </w:p>
         </w:tc>
@@ -13978,12 +17577,21 @@
                 <w:szCs w:val="24"/>
               </w:rPr>
             </w:pPr>
-            <w:r>
-              <w:rPr>
-                <w:sz w:val="24"/>
-                <w:szCs w:val="24"/>
-              </w:rPr>
-              <w:t>DECIMAL(10,2)</w:t>
+            <w:proofErr w:type="gramStart"/>
+            <w:r>
+              <w:rPr>
+                <w:sz w:val="24"/>
+                <w:szCs w:val="24"/>
+              </w:rPr>
+              <w:t>DECIMAL(</w:t>
+            </w:r>
+            <w:proofErr w:type="gramEnd"/>
+            <w:r>
+              <w:rPr>
+                <w:sz w:val="24"/>
+                <w:szCs w:val="24"/>
+              </w:rPr>
+              <w:t>10,2)</w:t>
             </w:r>
           </w:p>
         </w:tc>
@@ -14079,12 +17687,21 @@
                 <w:szCs w:val="24"/>
               </w:rPr>
             </w:pPr>
-            <w:r>
-              <w:rPr>
-                <w:sz w:val="24"/>
-                <w:szCs w:val="24"/>
-              </w:rPr>
-              <w:t>DECIMAL(10,2)</w:t>
+            <w:proofErr w:type="gramStart"/>
+            <w:r>
+              <w:rPr>
+                <w:sz w:val="24"/>
+                <w:szCs w:val="24"/>
+              </w:rPr>
+              <w:t>DECIMAL(</w:t>
+            </w:r>
+            <w:proofErr w:type="gramEnd"/>
+            <w:r>
+              <w:rPr>
+                <w:sz w:val="24"/>
+                <w:szCs w:val="24"/>
+              </w:rPr>
+              <w:t>10,2)</w:t>
             </w:r>
           </w:p>
         </w:tc>
@@ -14180,12 +17797,21 @@
                 <w:szCs w:val="24"/>
               </w:rPr>
             </w:pPr>
-            <w:r>
-              <w:rPr>
-                <w:sz w:val="24"/>
-                <w:szCs w:val="24"/>
-              </w:rPr>
-              <w:t>DECIMAL(10,2)</w:t>
+            <w:proofErr w:type="gramStart"/>
+            <w:r>
+              <w:rPr>
+                <w:sz w:val="24"/>
+                <w:szCs w:val="24"/>
+              </w:rPr>
+              <w:t>DECIMAL(</w:t>
+            </w:r>
+            <w:proofErr w:type="gramEnd"/>
+            <w:r>
+              <w:rPr>
+                <w:sz w:val="24"/>
+                <w:szCs w:val="24"/>
+              </w:rPr>
+              <w:t>10,2)</w:t>
             </w:r>
           </w:p>
         </w:tc>
@@ -14483,12 +18109,21 @@
                 <w:szCs w:val="24"/>
               </w:rPr>
             </w:pPr>
-            <w:r>
-              <w:rPr>
-                <w:sz w:val="24"/>
-                <w:szCs w:val="24"/>
-              </w:rPr>
-              <w:t>VARCHAR(50)</w:t>
+            <w:proofErr w:type="gramStart"/>
+            <w:r>
+              <w:rPr>
+                <w:sz w:val="24"/>
+                <w:szCs w:val="24"/>
+              </w:rPr>
+              <w:t>VARCHAR(</w:t>
+            </w:r>
+            <w:proofErr w:type="gramEnd"/>
+            <w:r>
+              <w:rPr>
+                <w:sz w:val="24"/>
+                <w:szCs w:val="24"/>
+              </w:rPr>
+              <w:t>50)</w:t>
             </w:r>
           </w:p>
         </w:tc>
@@ -14584,12 +18219,21 @@
                 <w:szCs w:val="24"/>
               </w:rPr>
             </w:pPr>
-            <w:r>
-              <w:rPr>
-                <w:sz w:val="24"/>
-                <w:szCs w:val="24"/>
-              </w:rPr>
-              <w:t>VARCHAR(100)</w:t>
+            <w:proofErr w:type="gramStart"/>
+            <w:r>
+              <w:rPr>
+                <w:sz w:val="24"/>
+                <w:szCs w:val="24"/>
+              </w:rPr>
+              <w:t>VARCHAR(</w:t>
+            </w:r>
+            <w:proofErr w:type="gramEnd"/>
+            <w:r>
+              <w:rPr>
+                <w:sz w:val="24"/>
+                <w:szCs w:val="24"/>
+              </w:rPr>
+              <w:t>100)</w:t>
             </w:r>
           </w:p>
         </w:tc>
@@ -14953,12 +18597,21 @@
                 <w:szCs w:val="24"/>
               </w:rPr>
             </w:pPr>
-            <w:r>
-              <w:rPr>
-                <w:sz w:val="24"/>
-                <w:szCs w:val="24"/>
-              </w:rPr>
-              <w:t>VARCHAR(50)</w:t>
+            <w:proofErr w:type="gramStart"/>
+            <w:r>
+              <w:rPr>
+                <w:sz w:val="24"/>
+                <w:szCs w:val="24"/>
+              </w:rPr>
+              <w:t>VARCHAR(</w:t>
+            </w:r>
+            <w:proofErr w:type="gramEnd"/>
+            <w:r>
+              <w:rPr>
+                <w:sz w:val="24"/>
+                <w:szCs w:val="24"/>
+              </w:rPr>
+              <w:t>50)</w:t>
             </w:r>
           </w:p>
         </w:tc>
@@ -15054,12 +18707,21 @@
                 <w:szCs w:val="24"/>
               </w:rPr>
             </w:pPr>
-            <w:r>
-              <w:rPr>
-                <w:sz w:val="24"/>
-                <w:szCs w:val="24"/>
-              </w:rPr>
-              <w:t>VARCHAR(50)</w:t>
+            <w:proofErr w:type="gramStart"/>
+            <w:r>
+              <w:rPr>
+                <w:sz w:val="24"/>
+                <w:szCs w:val="24"/>
+              </w:rPr>
+              <w:t>VARCHAR(</w:t>
+            </w:r>
+            <w:proofErr w:type="gramEnd"/>
+            <w:r>
+              <w:rPr>
+                <w:sz w:val="24"/>
+                <w:szCs w:val="24"/>
+              </w:rPr>
+              <w:t>50)</w:t>
             </w:r>
           </w:p>
         </w:tc>
@@ -15155,12 +18817,21 @@
                 <w:szCs w:val="24"/>
               </w:rPr>
             </w:pPr>
-            <w:r>
-              <w:rPr>
-                <w:sz w:val="24"/>
-                <w:szCs w:val="24"/>
-              </w:rPr>
-              <w:t>VARCHAR(50)</w:t>
+            <w:proofErr w:type="gramStart"/>
+            <w:r>
+              <w:rPr>
+                <w:sz w:val="24"/>
+                <w:szCs w:val="24"/>
+              </w:rPr>
+              <w:t>VARCHAR(</w:t>
+            </w:r>
+            <w:proofErr w:type="gramEnd"/>
+            <w:r>
+              <w:rPr>
+                <w:sz w:val="24"/>
+                <w:szCs w:val="24"/>
+              </w:rPr>
+              <w:t>50)</w:t>
             </w:r>
           </w:p>
         </w:tc>
@@ -15552,12 +19223,21 @@
                 <w:szCs w:val="24"/>
               </w:rPr>
             </w:pPr>
-            <w:r>
-              <w:rPr>
-                <w:sz w:val="24"/>
-                <w:szCs w:val="24"/>
-              </w:rPr>
-              <w:t>VARCHAR(50)</w:t>
+            <w:proofErr w:type="gramStart"/>
+            <w:r>
+              <w:rPr>
+                <w:sz w:val="24"/>
+                <w:szCs w:val="24"/>
+              </w:rPr>
+              <w:t>VARCHAR(</w:t>
+            </w:r>
+            <w:proofErr w:type="gramEnd"/>
+            <w:r>
+              <w:rPr>
+                <w:sz w:val="24"/>
+                <w:szCs w:val="24"/>
+              </w:rPr>
+              <w:t>50)</w:t>
             </w:r>
           </w:p>
         </w:tc>
@@ -15653,12 +19333,21 @@
                 <w:szCs w:val="24"/>
               </w:rPr>
             </w:pPr>
-            <w:r>
-              <w:rPr>
-                <w:sz w:val="24"/>
-                <w:szCs w:val="24"/>
-              </w:rPr>
-              <w:t>VARCHAR(100)</w:t>
+            <w:proofErr w:type="gramStart"/>
+            <w:r>
+              <w:rPr>
+                <w:sz w:val="24"/>
+                <w:szCs w:val="24"/>
+              </w:rPr>
+              <w:t>VARCHAR(</w:t>
+            </w:r>
+            <w:proofErr w:type="gramEnd"/>
+            <w:r>
+              <w:rPr>
+                <w:sz w:val="24"/>
+                <w:szCs w:val="24"/>
+              </w:rPr>
+              <w:t>100)</w:t>
             </w:r>
           </w:p>
         </w:tc>
@@ -16021,12 +19710,21 @@
                 <w:szCs w:val="24"/>
               </w:rPr>
             </w:pPr>
-            <w:r>
-              <w:rPr>
-                <w:sz w:val="24"/>
-                <w:szCs w:val="24"/>
-              </w:rPr>
-              <w:t>VARCHAR(50)</w:t>
+            <w:proofErr w:type="gramStart"/>
+            <w:r>
+              <w:rPr>
+                <w:sz w:val="24"/>
+                <w:szCs w:val="24"/>
+              </w:rPr>
+              <w:t>VARCHAR(</w:t>
+            </w:r>
+            <w:proofErr w:type="gramEnd"/>
+            <w:r>
+              <w:rPr>
+                <w:sz w:val="24"/>
+                <w:szCs w:val="24"/>
+              </w:rPr>
+              <w:t>50)</w:t>
             </w:r>
           </w:p>
         </w:tc>
@@ -16122,12 +19820,21 @@
                 <w:szCs w:val="24"/>
               </w:rPr>
             </w:pPr>
-            <w:r>
-              <w:rPr>
-                <w:sz w:val="24"/>
-                <w:szCs w:val="24"/>
-              </w:rPr>
-              <w:t>VARCHAR(100)</w:t>
+            <w:proofErr w:type="gramStart"/>
+            <w:r>
+              <w:rPr>
+                <w:sz w:val="24"/>
+                <w:szCs w:val="24"/>
+              </w:rPr>
+              <w:t>VARCHAR(</w:t>
+            </w:r>
+            <w:proofErr w:type="gramEnd"/>
+            <w:r>
+              <w:rPr>
+                <w:sz w:val="24"/>
+                <w:szCs w:val="24"/>
+              </w:rPr>
+              <w:t>100)</w:t>
             </w:r>
           </w:p>
         </w:tc>
@@ -16418,12 +20125,21 @@
                 <w:szCs w:val="24"/>
               </w:rPr>
             </w:pPr>
-            <w:r>
-              <w:rPr>
-                <w:sz w:val="24"/>
-                <w:szCs w:val="24"/>
-              </w:rPr>
-              <w:t>VARCHAR(50)</w:t>
+            <w:proofErr w:type="gramStart"/>
+            <w:r>
+              <w:rPr>
+                <w:sz w:val="24"/>
+                <w:szCs w:val="24"/>
+              </w:rPr>
+              <w:t>VARCHAR(</w:t>
+            </w:r>
+            <w:proofErr w:type="gramEnd"/>
+            <w:r>
+              <w:rPr>
+                <w:sz w:val="24"/>
+                <w:szCs w:val="24"/>
+              </w:rPr>
+              <w:t>50)</w:t>
             </w:r>
           </w:p>
         </w:tc>
@@ -16519,12 +20235,21 @@
                 <w:szCs w:val="24"/>
               </w:rPr>
             </w:pPr>
-            <w:r>
-              <w:rPr>
-                <w:sz w:val="24"/>
-                <w:szCs w:val="24"/>
-              </w:rPr>
-              <w:t>VARCHAR(100)</w:t>
+            <w:proofErr w:type="gramStart"/>
+            <w:r>
+              <w:rPr>
+                <w:sz w:val="24"/>
+                <w:szCs w:val="24"/>
+              </w:rPr>
+              <w:t>VARCHAR(</w:t>
+            </w:r>
+            <w:proofErr w:type="gramEnd"/>
+            <w:r>
+              <w:rPr>
+                <w:sz w:val="24"/>
+                <w:szCs w:val="24"/>
+              </w:rPr>
+              <w:t>100)</w:t>
             </w:r>
           </w:p>
         </w:tc>
@@ -16887,12 +20612,21 @@
                 <w:szCs w:val="24"/>
               </w:rPr>
             </w:pPr>
-            <w:r>
-              <w:rPr>
-                <w:sz w:val="24"/>
-                <w:szCs w:val="24"/>
-              </w:rPr>
-              <w:t>VARCHAR(50)</w:t>
+            <w:proofErr w:type="gramStart"/>
+            <w:r>
+              <w:rPr>
+                <w:sz w:val="24"/>
+                <w:szCs w:val="24"/>
+              </w:rPr>
+              <w:t>VARCHAR(</w:t>
+            </w:r>
+            <w:proofErr w:type="gramEnd"/>
+            <w:r>
+              <w:rPr>
+                <w:sz w:val="24"/>
+                <w:szCs w:val="24"/>
+              </w:rPr>
+              <w:t>50)</w:t>
             </w:r>
           </w:p>
         </w:tc>
@@ -16988,12 +20722,21 @@
                 <w:szCs w:val="24"/>
               </w:rPr>
             </w:pPr>
-            <w:r>
-              <w:rPr>
-                <w:sz w:val="24"/>
-                <w:szCs w:val="24"/>
-              </w:rPr>
-              <w:t>VARCHAR(100)</w:t>
+            <w:proofErr w:type="gramStart"/>
+            <w:r>
+              <w:rPr>
+                <w:sz w:val="24"/>
+                <w:szCs w:val="24"/>
+              </w:rPr>
+              <w:t>VARCHAR(</w:t>
+            </w:r>
+            <w:proofErr w:type="gramEnd"/>
+            <w:r>
+              <w:rPr>
+                <w:sz w:val="24"/>
+                <w:szCs w:val="24"/>
+              </w:rPr>
+              <w:t>100)</w:t>
             </w:r>
           </w:p>
         </w:tc>
@@ -17284,12 +21027,21 @@
                 <w:szCs w:val="24"/>
               </w:rPr>
             </w:pPr>
-            <w:r>
-              <w:rPr>
-                <w:sz w:val="24"/>
-                <w:szCs w:val="24"/>
-              </w:rPr>
-              <w:t>VARCHAR(50)</w:t>
+            <w:proofErr w:type="gramStart"/>
+            <w:r>
+              <w:rPr>
+                <w:sz w:val="24"/>
+                <w:szCs w:val="24"/>
+              </w:rPr>
+              <w:t>VARCHAR(</w:t>
+            </w:r>
+            <w:proofErr w:type="gramEnd"/>
+            <w:r>
+              <w:rPr>
+                <w:sz w:val="24"/>
+                <w:szCs w:val="24"/>
+              </w:rPr>
+              <w:t>50)</w:t>
             </w:r>
           </w:p>
         </w:tc>
@@ -17385,12 +21137,21 @@
                 <w:szCs w:val="24"/>
               </w:rPr>
             </w:pPr>
-            <w:r>
-              <w:rPr>
-                <w:sz w:val="24"/>
-                <w:szCs w:val="24"/>
-              </w:rPr>
-              <w:t>VARCHAR(100)</w:t>
+            <w:proofErr w:type="gramStart"/>
+            <w:r>
+              <w:rPr>
+                <w:sz w:val="24"/>
+                <w:szCs w:val="24"/>
+              </w:rPr>
+              <w:t>VARCHAR(</w:t>
+            </w:r>
+            <w:proofErr w:type="gramEnd"/>
+            <w:r>
+              <w:rPr>
+                <w:sz w:val="24"/>
+                <w:szCs w:val="24"/>
+              </w:rPr>
+              <w:t>100)</w:t>
             </w:r>
           </w:p>
         </w:tc>
@@ -17754,12 +21515,21 @@
                 <w:szCs w:val="24"/>
               </w:rPr>
             </w:pPr>
-            <w:r>
-              <w:rPr>
-                <w:sz w:val="24"/>
-                <w:szCs w:val="24"/>
-              </w:rPr>
-              <w:t>VARCHAR(50)</w:t>
+            <w:proofErr w:type="gramStart"/>
+            <w:r>
+              <w:rPr>
+                <w:sz w:val="24"/>
+                <w:szCs w:val="24"/>
+              </w:rPr>
+              <w:t>VARCHAR(</w:t>
+            </w:r>
+            <w:proofErr w:type="gramEnd"/>
+            <w:r>
+              <w:rPr>
+                <w:sz w:val="24"/>
+                <w:szCs w:val="24"/>
+              </w:rPr>
+              <w:t>50)</w:t>
             </w:r>
           </w:p>
         </w:tc>
@@ -17855,12 +21625,21 @@
                 <w:szCs w:val="24"/>
               </w:rPr>
             </w:pPr>
-            <w:r>
-              <w:rPr>
-                <w:sz w:val="24"/>
-                <w:szCs w:val="24"/>
-              </w:rPr>
-              <w:t>VARCHAR(100)</w:t>
+            <w:proofErr w:type="gramStart"/>
+            <w:r>
+              <w:rPr>
+                <w:sz w:val="24"/>
+                <w:szCs w:val="24"/>
+              </w:rPr>
+              <w:t>VARCHAR(</w:t>
+            </w:r>
+            <w:proofErr w:type="gramEnd"/>
+            <w:r>
+              <w:rPr>
+                <w:sz w:val="24"/>
+                <w:szCs w:val="24"/>
+              </w:rPr>
+              <w:t>100)</w:t>
             </w:r>
           </w:p>
         </w:tc>
@@ -18151,12 +21930,21 @@
                 <w:szCs w:val="24"/>
               </w:rPr>
             </w:pPr>
-            <w:r>
-              <w:rPr>
-                <w:sz w:val="24"/>
-                <w:szCs w:val="24"/>
-              </w:rPr>
-              <w:t>VARCHAR(50)</w:t>
+            <w:proofErr w:type="gramStart"/>
+            <w:r>
+              <w:rPr>
+                <w:sz w:val="24"/>
+                <w:szCs w:val="24"/>
+              </w:rPr>
+              <w:t>VARCHAR(</w:t>
+            </w:r>
+            <w:proofErr w:type="gramEnd"/>
+            <w:r>
+              <w:rPr>
+                <w:sz w:val="24"/>
+                <w:szCs w:val="24"/>
+              </w:rPr>
+              <w:t>50)</w:t>
             </w:r>
           </w:p>
         </w:tc>
@@ -18252,12 +22040,21 @@
                 <w:szCs w:val="24"/>
               </w:rPr>
             </w:pPr>
-            <w:r>
-              <w:rPr>
-                <w:sz w:val="24"/>
-                <w:szCs w:val="24"/>
-              </w:rPr>
-              <w:t>VARCHAR(100)</w:t>
+            <w:proofErr w:type="gramStart"/>
+            <w:r>
+              <w:rPr>
+                <w:sz w:val="24"/>
+                <w:szCs w:val="24"/>
+              </w:rPr>
+              <w:t>VARCHAR(</w:t>
+            </w:r>
+            <w:proofErr w:type="gramEnd"/>
+            <w:r>
+              <w:rPr>
+                <w:sz w:val="24"/>
+                <w:szCs w:val="24"/>
+              </w:rPr>
+              <w:t>100)</w:t>
             </w:r>
           </w:p>
         </w:tc>
@@ -18620,12 +22417,21 @@
                 <w:szCs w:val="24"/>
               </w:rPr>
             </w:pPr>
-            <w:r>
-              <w:rPr>
-                <w:sz w:val="24"/>
-                <w:szCs w:val="24"/>
-              </w:rPr>
-              <w:t>VARCHAR(50)</w:t>
+            <w:proofErr w:type="gramStart"/>
+            <w:r>
+              <w:rPr>
+                <w:sz w:val="24"/>
+                <w:szCs w:val="24"/>
+              </w:rPr>
+              <w:t>VARCHAR(</w:t>
+            </w:r>
+            <w:proofErr w:type="gramEnd"/>
+            <w:r>
+              <w:rPr>
+                <w:sz w:val="24"/>
+                <w:szCs w:val="24"/>
+              </w:rPr>
+              <w:t>50)</w:t>
             </w:r>
           </w:p>
         </w:tc>
@@ -18721,12 +22527,21 @@
                 <w:szCs w:val="24"/>
               </w:rPr>
             </w:pPr>
-            <w:r>
-              <w:rPr>
-                <w:sz w:val="24"/>
-                <w:szCs w:val="24"/>
-              </w:rPr>
-              <w:t>VARCHAR(50)</w:t>
+            <w:proofErr w:type="gramStart"/>
+            <w:r>
+              <w:rPr>
+                <w:sz w:val="24"/>
+                <w:szCs w:val="24"/>
+              </w:rPr>
+              <w:t>VARCHAR(</w:t>
+            </w:r>
+            <w:proofErr w:type="gramEnd"/>
+            <w:r>
+              <w:rPr>
+                <w:sz w:val="24"/>
+                <w:szCs w:val="24"/>
+              </w:rPr>
+              <w:t>50)</w:t>
             </w:r>
           </w:p>
         </w:tc>
@@ -19024,12 +22839,21 @@
                 <w:szCs w:val="24"/>
               </w:rPr>
             </w:pPr>
-            <w:r>
-              <w:rPr>
-                <w:sz w:val="24"/>
-                <w:szCs w:val="24"/>
-              </w:rPr>
-              <w:t>VARCHAR(50)</w:t>
+            <w:proofErr w:type="gramStart"/>
+            <w:r>
+              <w:rPr>
+                <w:sz w:val="24"/>
+                <w:szCs w:val="24"/>
+              </w:rPr>
+              <w:t>VARCHAR(</w:t>
+            </w:r>
+            <w:proofErr w:type="gramEnd"/>
+            <w:r>
+              <w:rPr>
+                <w:sz w:val="24"/>
+                <w:szCs w:val="24"/>
+              </w:rPr>
+              <w:t>50)</w:t>
             </w:r>
           </w:p>
         </w:tc>
@@ -19125,12 +22949,21 @@
                 <w:szCs w:val="24"/>
               </w:rPr>
             </w:pPr>
-            <w:r>
-              <w:rPr>
-                <w:sz w:val="24"/>
-                <w:szCs w:val="24"/>
-              </w:rPr>
-              <w:t>VARCHAR(100)</w:t>
+            <w:proofErr w:type="gramStart"/>
+            <w:r>
+              <w:rPr>
+                <w:sz w:val="24"/>
+                <w:szCs w:val="24"/>
+              </w:rPr>
+              <w:t>VARCHAR(</w:t>
+            </w:r>
+            <w:proofErr w:type="gramEnd"/>
+            <w:r>
+              <w:rPr>
+                <w:sz w:val="24"/>
+                <w:szCs w:val="24"/>
+              </w:rPr>
+              <w:t>100)</w:t>
             </w:r>
           </w:p>
         </w:tc>
@@ -19174,18 +23007,7 @@
           <w:szCs w:val="21"/>
           <w:shd w:val="clear" w:color="auto" w:fill="ECECEC"/>
         </w:rPr>
-        <w:t>CE_SATISFACTION_STATUSES</w:t>
-      </w:r>
-      <w:r>
-        <w:rPr>
-          <w:b/>
-          <w:bCs/>
-          <w:color w:val="000000"/>
-          <w:sz w:val="21"/>
-          <w:szCs w:val="21"/>
-          <w:shd w:val="clear" w:color="auto" w:fill="ECECEC"/>
-        </w:rPr>
-        <w:t xml:space="preserve"> </w:t>
+        <w:t xml:space="preserve">CE_SATISFACTION_STATUSES </w:t>
       </w:r>
     </w:p>
     <w:tbl>
@@ -19504,12 +23326,21 @@
                 <w:szCs w:val="24"/>
               </w:rPr>
             </w:pPr>
-            <w:r>
-              <w:rPr>
-                <w:sz w:val="24"/>
-                <w:szCs w:val="24"/>
-              </w:rPr>
-              <w:t>VARCHAR(50)</w:t>
+            <w:proofErr w:type="gramStart"/>
+            <w:r>
+              <w:rPr>
+                <w:sz w:val="24"/>
+                <w:szCs w:val="24"/>
+              </w:rPr>
+              <w:t>VARCHAR(</w:t>
+            </w:r>
+            <w:proofErr w:type="gramEnd"/>
+            <w:r>
+              <w:rPr>
+                <w:sz w:val="24"/>
+                <w:szCs w:val="24"/>
+              </w:rPr>
+              <w:t>50)</w:t>
             </w:r>
           </w:p>
         </w:tc>
@@ -19605,12 +23436,21 @@
                 <w:szCs w:val="24"/>
               </w:rPr>
             </w:pPr>
-            <w:r>
-              <w:rPr>
-                <w:sz w:val="24"/>
-                <w:szCs w:val="24"/>
-              </w:rPr>
-              <w:t>VARCHAR(100)</w:t>
+            <w:proofErr w:type="gramStart"/>
+            <w:r>
+              <w:rPr>
+                <w:sz w:val="24"/>
+                <w:szCs w:val="24"/>
+              </w:rPr>
+              <w:t>VARCHAR(</w:t>
+            </w:r>
+            <w:proofErr w:type="gramEnd"/>
+            <w:r>
+              <w:rPr>
+                <w:sz w:val="24"/>
+                <w:szCs w:val="24"/>
+              </w:rPr>
+              <w:t>100)</w:t>
             </w:r>
           </w:p>
         </w:tc>
@@ -19908,12 +23748,21 @@
                 <w:szCs w:val="24"/>
               </w:rPr>
             </w:pPr>
-            <w:r>
-              <w:rPr>
-                <w:sz w:val="24"/>
-                <w:szCs w:val="24"/>
-              </w:rPr>
-              <w:t>VARCHAR(50)</w:t>
+            <w:proofErr w:type="gramStart"/>
+            <w:r>
+              <w:rPr>
+                <w:sz w:val="24"/>
+                <w:szCs w:val="24"/>
+              </w:rPr>
+              <w:t>VARCHAR(</w:t>
+            </w:r>
+            <w:proofErr w:type="gramEnd"/>
+            <w:r>
+              <w:rPr>
+                <w:sz w:val="24"/>
+                <w:szCs w:val="24"/>
+              </w:rPr>
+              <w:t>50)</w:t>
             </w:r>
           </w:p>
         </w:tc>
@@ -20009,12 +23858,21 @@
                 <w:szCs w:val="24"/>
               </w:rPr>
             </w:pPr>
-            <w:r>
-              <w:rPr>
-                <w:sz w:val="24"/>
-                <w:szCs w:val="24"/>
-              </w:rPr>
-              <w:t>VARCHAR(100)</w:t>
+            <w:proofErr w:type="gramStart"/>
+            <w:r>
+              <w:rPr>
+                <w:sz w:val="24"/>
+                <w:szCs w:val="24"/>
+              </w:rPr>
+              <w:t>VARCHAR(</w:t>
+            </w:r>
+            <w:proofErr w:type="gramEnd"/>
+            <w:r>
+              <w:rPr>
+                <w:sz w:val="24"/>
+                <w:szCs w:val="24"/>
+              </w:rPr>
+              <w:t>100)</w:t>
             </w:r>
           </w:p>
         </w:tc>
@@ -20052,63 +23910,86 @@
     </w:p>
     <w:p>
       <w:pPr>
+        <w:pStyle w:val="BodyText"/>
+      </w:pPr>
+    </w:p>
+    <w:p>
+      <w:pPr>
         <w:pStyle w:val="Heading1"/>
         <w:ind w:left="431" w:hanging="431"/>
       </w:pPr>
-      <w:bookmarkStart w:id="22" w:name="_Toc155614193"/>
-      <w:bookmarkEnd w:id="20"/>
+      <w:bookmarkStart w:id="36" w:name="_Hlk137549024"/>
+      <w:bookmarkStart w:id="37" w:name="_Hlk314571188"/>
+      <w:bookmarkStart w:id="38" w:name="_Toc233547755"/>
       <w:r>
         <w:lastRenderedPageBreak/>
+        <w:t>Business Layer 3NF</w:t>
+      </w:r>
+      <w:bookmarkEnd w:id="38"/>
+    </w:p>
+    <w:p>
+      <w:pPr>
+        <w:pStyle w:val="BodyText"/>
+      </w:pPr>
+    </w:p>
+    <w:p>
+      <w:pPr>
+        <w:pStyle w:val="Heading1"/>
+        <w:ind w:left="431" w:hanging="431"/>
+      </w:pPr>
+      <w:bookmarkStart w:id="39" w:name="_Toc233547756"/>
+      <w:bookmarkEnd w:id="36"/>
+      <w:r>
         <w:t>Business Layer Dimensional Model</w:t>
       </w:r>
-      <w:bookmarkEnd w:id="22"/>
+      <w:bookmarkEnd w:id="39"/>
     </w:p>
     <w:p>
       <w:pPr>
         <w:pStyle w:val="Heading1"/>
         <w:ind w:left="431" w:hanging="431"/>
       </w:pPr>
-      <w:bookmarkStart w:id="23" w:name="_Toc412572574"/>
-      <w:bookmarkStart w:id="24" w:name="_Toc509167638"/>
-      <w:bookmarkStart w:id="25" w:name="_Toc155614194"/>
+      <w:bookmarkStart w:id="40" w:name="_Toc412572574"/>
+      <w:bookmarkStart w:id="41" w:name="_Toc509167638"/>
+      <w:bookmarkStart w:id="42" w:name="_Toc233547757"/>
       <w:r>
         <w:t>Logical Scheme</w:t>
       </w:r>
-      <w:bookmarkEnd w:id="23"/>
-      <w:bookmarkEnd w:id="24"/>
-      <w:bookmarkEnd w:id="25"/>
+      <w:bookmarkEnd w:id="40"/>
+      <w:bookmarkEnd w:id="41"/>
+      <w:bookmarkEnd w:id="42"/>
     </w:p>
     <w:p>
       <w:pPr>
         <w:pStyle w:val="Heading1"/>
         <w:ind w:left="431" w:hanging="431"/>
       </w:pPr>
-      <w:bookmarkStart w:id="26" w:name="_Toc412572575"/>
-      <w:bookmarkStart w:id="27" w:name="_Toc509167639"/>
-      <w:bookmarkStart w:id="28" w:name="_Toc155614195"/>
+      <w:bookmarkStart w:id="43" w:name="_Toc412572575"/>
+      <w:bookmarkStart w:id="44" w:name="_Toc509167639"/>
+      <w:bookmarkStart w:id="45" w:name="_Toc233547758"/>
       <w:r>
         <w:t>Data Flow</w:t>
       </w:r>
-      <w:bookmarkEnd w:id="26"/>
-      <w:bookmarkEnd w:id="27"/>
-      <w:bookmarkEnd w:id="28"/>
+      <w:bookmarkEnd w:id="43"/>
+      <w:bookmarkEnd w:id="44"/>
+      <w:bookmarkEnd w:id="45"/>
     </w:p>
     <w:p>
       <w:pPr>
         <w:pStyle w:val="Heading1"/>
         <w:ind w:left="431" w:hanging="431"/>
       </w:pPr>
-      <w:bookmarkStart w:id="29" w:name="_Toc412572576"/>
-      <w:bookmarkStart w:id="30" w:name="_Toc509167640"/>
-      <w:bookmarkStart w:id="31" w:name="_Toc155614196"/>
+      <w:bookmarkStart w:id="46" w:name="_Toc412572576"/>
+      <w:bookmarkStart w:id="47" w:name="_Toc509167640"/>
+      <w:bookmarkStart w:id="48" w:name="_Toc233547759"/>
       <w:r>
         <w:t>Fact Table Partitioning Strategy</w:t>
       </w:r>
-      <w:bookmarkEnd w:id="29"/>
-      <w:bookmarkEnd w:id="30"/>
-      <w:bookmarkEnd w:id="31"/>
+      <w:bookmarkEnd w:id="46"/>
+      <w:bookmarkEnd w:id="47"/>
+      <w:bookmarkEnd w:id="48"/>
     </w:p>
-    <w:bookmarkEnd w:id="21"/>
+    <w:bookmarkEnd w:id="37"/>
     <w:p>
       <w:pPr>
         <w:pStyle w:val="BodyText"/>
@@ -20237,21 +24118,11 @@
           <w:pPr>
             <w:pStyle w:val="Footer"/>
           </w:pPr>
-          <w:r>
-            <w:fldChar w:fldCharType="begin"/>
-          </w:r>
-          <w:r>
-            <w:instrText xml:space="preserve"> DOCPROPERTY  Classification  \* MERGEFORMAT </w:instrText>
-          </w:r>
-          <w:r>
-            <w:fldChar w:fldCharType="separate"/>
-          </w:r>
-          <w:r>
-            <w:t>CONFIDENTIAL</w:t>
-          </w:r>
-          <w:r>
-            <w:fldChar w:fldCharType="end"/>
-          </w:r>
+          <w:fldSimple w:instr=" DOCPROPERTY  Classification  \* MERGEFORMAT ">
+            <w:r>
+              <w:t>CONFIDENTIAL</w:t>
+            </w:r>
+          </w:fldSimple>
           <w:r>
             <w:tab/>
           </w:r>
@@ -20317,7 +24188,7 @@
             </wp:anchor>
           </w:drawing>
         </mc:Choice>
-        <mc:Fallback xmlns:w16du="http://schemas.microsoft.com/office/word/2023/wordml/word16du" xmlns:oel="http://schemas.microsoft.com/office/2019/extlst">
+        <mc:Fallback xmlns:oel="http://schemas.microsoft.com/office/2019/extlst" xmlns:w16du="http://schemas.microsoft.com/office/word/2023/wordml/word16du">
           <w:pict>
             <v:line w14:anchorId="2927C80C" id="Straight Connector 21" o:spid="_x0000_s1026" style="position:absolute;z-index:251659264;visibility:visible;mso-wrap-style:square;mso-width-percent:0;mso-height-percent:0;mso-wrap-distance-left:9pt;mso-wrap-distance-top:0;mso-wrap-distance-right:9pt;mso-wrap-distance-bottom:0;mso-position-horizontal:absolute;mso-position-horizontal-relative:text;mso-position-vertical:absolute;mso-position-vertical-relative:text;mso-width-percent:0;mso-height-percent:0;mso-width-relative:margin;mso-height-relative:margin" from="-1.55pt,-1.2pt" to="466.55pt,-1.2pt" o:gfxdata="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" strokecolor="#464547" strokeweight="2pt"/>
           </w:pict>
@@ -20388,21 +24259,11 @@
           <w:pPr>
             <w:pStyle w:val="Footer"/>
           </w:pPr>
-          <w:r>
-            <w:fldChar w:fldCharType="begin"/>
-          </w:r>
-          <w:r>
-            <w:instrText xml:space="preserve"> DOCPROPERTY  Classification  \* MERGEFORMAT </w:instrText>
-          </w:r>
-          <w:r>
-            <w:fldChar w:fldCharType="separate"/>
-          </w:r>
-          <w:r>
-            <w:t>CONFIDENTIAL</w:t>
-          </w:r>
-          <w:r>
-            <w:fldChar w:fldCharType="end"/>
-          </w:r>
+          <w:fldSimple w:instr=" DOCPROPERTY  Classification  \* MERGEFORMAT ">
+            <w:r>
+              <w:t>CONFIDENTIAL</w:t>
+            </w:r>
+          </w:fldSimple>
         </w:p>
       </w:tc>
     </w:tr>
@@ -20466,7 +24327,7 @@
             </wp:anchor>
           </w:drawing>
         </mc:Choice>
-        <mc:Fallback xmlns:w16du="http://schemas.microsoft.com/office/word/2023/wordml/word16du" xmlns:oel="http://schemas.microsoft.com/office/2019/extlst">
+        <mc:Fallback xmlns:oel="http://schemas.microsoft.com/office/2019/extlst" xmlns:w16du="http://schemas.microsoft.com/office/word/2023/wordml/word16du">
           <w:pict>
             <v:line w14:anchorId="753841C6" id="Straight Connector 3" o:spid="_x0000_s1026" style="position:absolute;z-index:251660288;visibility:visible;mso-wrap-style:square;mso-width-percent:0;mso-height-percent:0;mso-wrap-distance-left:9pt;mso-wrap-distance-top:0;mso-wrap-distance-right:9pt;mso-wrap-distance-bottom:0;mso-position-horizontal:absolute;mso-position-horizontal-relative:text;mso-position-vertical:absolute;mso-position-vertical-relative:text;mso-width-percent:0;mso-height-percent:0;mso-width-relative:margin;mso-height-relative:margin" from=".2pt,-27.15pt" to="465.9pt,-27.15pt" o:gfxdata="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" strokecolor="#464547" strokeweight="2pt"/>
           </w:pict>
@@ -20725,7 +24586,7 @@
             </wp:anchor>
           </w:drawing>
         </mc:Choice>
-        <mc:Fallback xmlns:w16du="http://schemas.microsoft.com/office/word/2023/wordml/word16du" xmlns:oel="http://schemas.microsoft.com/office/2019/extlst">
+        <mc:Fallback xmlns:oel="http://schemas.microsoft.com/office/2019/extlst" xmlns:w16du="http://schemas.microsoft.com/office/word/2023/wordml/word16du">
           <w:pict>
             <v:line w14:anchorId="6A4D861F" id="Straight Connector 7" o:spid="_x0000_s1026" style="position:absolute;z-index:251661312;visibility:visible;mso-wrap-style:square;mso-width-percent:0;mso-height-percent:0;mso-wrap-distance-left:9pt;mso-wrap-distance-top:0;mso-wrap-distance-right:9pt;mso-wrap-distance-bottom:0;mso-position-horizontal:absolute;mso-position-horizontal-relative:text;mso-position-vertical:absolute;mso-position-vertical-relative:text;mso-width-percent:0;mso-height-percent:0;mso-width-relative:margin;mso-height-relative:page" from=".45pt,1.05pt" to="469.15pt,1.05pt" o:gfxdata="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" strokecolor="#393737 [814]" strokeweight="2pt">
               <v:stroke joinstyle="miter"/>
@@ -22500,6 +26361,36 @@
   </w:num>
   <w:num w:numId="22">
     <w:abstractNumId w:val="11"/>
+  </w:num>
+  <w:num w:numId="23">
+    <w:abstractNumId w:val="4"/>
+    <w:lvlOverride w:ilvl="0">
+      <w:startOverride w:val="1"/>
+    </w:lvlOverride>
+    <w:lvlOverride w:ilvl="1">
+      <w:startOverride w:val="1"/>
+    </w:lvlOverride>
+    <w:lvlOverride w:ilvl="2">
+      <w:startOverride w:val="1"/>
+    </w:lvlOverride>
+    <w:lvlOverride w:ilvl="3">
+      <w:startOverride w:val="1"/>
+    </w:lvlOverride>
+    <w:lvlOverride w:ilvl="4">
+      <w:startOverride w:val="1"/>
+    </w:lvlOverride>
+    <w:lvlOverride w:ilvl="5">
+      <w:startOverride w:val="1"/>
+    </w:lvlOverride>
+    <w:lvlOverride w:ilvl="6">
+      <w:startOverride w:val="1"/>
+    </w:lvlOverride>
+    <w:lvlOverride w:ilvl="7">
+      <w:startOverride w:val="1"/>
+    </w:lvlOverride>
+    <w:lvlOverride w:ilvl="8">
+      <w:startOverride w:val="1"/>
+    </w:lvlOverride>
   </w:num>
 </w:numbering>
 </file>
@@ -23616,6 +27507,17 @@
       </w:tblBorders>
     </w:tblPr>
   </w:style>
+  <w:style w:type="character" w:styleId="Strong">
+    <w:name w:val="Strong"/>
+    <w:basedOn w:val="DefaultParagraphFont"/>
+    <w:uiPriority w:val="22"/>
+    <w:qFormat/>
+    <w:rsid w:val="00E95925"/>
+    <w:rPr>
+      <w:b/>
+      <w:bCs/>
+    </w:rPr>
+  </w:style>
 </w:styles>
 </file>
 
@@ -23915,29 +27817,6 @@
 </file>
 
 <file path=customXml/item1.xml><?xml version="1.0" encoding="utf-8"?>
-<?mso-contentType ?>
-<FormTemplates xmlns="http://schemas.microsoft.com/sharepoint/v3/contenttype/forms">
-  <Display>DocumentLibraryForm</Display>
-  <Edit>DocumentLibraryForm</Edit>
-  <New>DocumentLibraryForm</New>
-</FormTemplates>
-</file>
-
-<file path=customXml/item2.xml><?xml version="1.0" encoding="utf-8"?>
-<p:properties xmlns:p="http://schemas.microsoft.com/office/2006/metadata/properties" xmlns:xsi="http://www.w3.org/2001/XMLSchema-instance" xmlns:pc="http://schemas.microsoft.com/office/infopath/2007/PartnerControls">
-  <documentManagement>
-    <SharedWithUsers xmlns="7f0dcb33-685e-48d8-b644-2ef2786c1229">
-      <UserInfo>
-        <DisplayName/>
-        <AccountId xsi:nil="true"/>
-        <AccountType/>
-      </UserInfo>
-    </SharedWithUsers>
-  </documentManagement>
-</p:properties>
-</file>
-
-<file path=customXml/item3.xml><?xml version="1.0" encoding="utf-8"?>
 <ct:contentTypeSchema xmlns:ct="http://schemas.microsoft.com/office/2006/metadata/contentType" xmlns:ma="http://schemas.microsoft.com/office/2006/metadata/properties/metaAttributes" ct:_="" ma:_="" ma:contentTypeName="Document" ma:contentTypeID="0x010100B3483E581E535547A5C5133F57803043" ma:contentTypeVersion="7" ma:contentTypeDescription="Create a new document." ma:contentTypeScope="" ma:versionID="26f0e3c34181377a2b428b97b0aacf58">
   <xsd:schema xmlns:xsd="http://www.w3.org/2001/XMLSchema" xmlns:xs="http://www.w3.org/2001/XMLSchema" xmlns:p="http://schemas.microsoft.com/office/2006/metadata/properties" xmlns:ns2="0a074a96-e172-4849-a42b-0522bc04182b" xmlns:ns3="7f0dcb33-685e-48d8-b644-2ef2786c1229" targetNamespace="http://schemas.microsoft.com/office/2006/metadata/properties" ma:root="true" ma:fieldsID="c6eeec6c9df2cadb2fce64bd00511549" ns2:_="" ns3:_="">
     <xsd:import namespace="0a074a96-e172-4849-a42b-0522bc04182b"/>
@@ -24122,25 +28001,30 @@
 </ct:contentTypeSchema>
 </file>
 
-<file path=customXml/itemProps1.xml><?xml version="1.0" encoding="utf-8"?>
-<ds:datastoreItem xmlns:ds="http://schemas.openxmlformats.org/officeDocument/2006/customXml" ds:itemID="{CEAD825D-2413-46BA-BB1F-DCE637B19B0C}">
-  <ds:schemaRefs>
-    <ds:schemaRef ds:uri="http://schemas.microsoft.com/sharepoint/v3/contenttype/forms"/>
-  </ds:schemaRefs>
-</ds:datastoreItem>
+<file path=customXml/item2.xml><?xml version="1.0" encoding="utf-8"?>
+<p:properties xmlns:p="http://schemas.microsoft.com/office/2006/metadata/properties" xmlns:xsi="http://www.w3.org/2001/XMLSchema-instance" xmlns:pc="http://schemas.microsoft.com/office/infopath/2007/PartnerControls">
+  <documentManagement>
+    <SharedWithUsers xmlns="7f0dcb33-685e-48d8-b644-2ef2786c1229">
+      <UserInfo>
+        <DisplayName/>
+        <AccountId xsi:nil="true"/>
+        <AccountType/>
+      </UserInfo>
+    </SharedWithUsers>
+  </documentManagement>
+</p:properties>
 </file>
 
-<file path=customXml/itemProps2.xml><?xml version="1.0" encoding="utf-8"?>
-<ds:datastoreItem xmlns:ds="http://schemas.openxmlformats.org/officeDocument/2006/customXml" ds:itemID="{E4B4D352-B35B-4B3A-95D2-902933709BD2}">
-  <ds:schemaRefs>
-    <ds:schemaRef ds:uri="http://schemas.microsoft.com/office/2006/metadata/properties"/>
-    <ds:schemaRef ds:uri="http://schemas.microsoft.com/office/infopath/2007/PartnerControls"/>
-    <ds:schemaRef ds:uri="7f0dcb33-685e-48d8-b644-2ef2786c1229"/>
-  </ds:schemaRefs>
-</ds:datastoreItem>
+<file path=customXml/item3.xml><?xml version="1.0" encoding="utf-8"?>
+<?mso-contentType ?>
+<FormTemplates xmlns="http://schemas.microsoft.com/sharepoint/v3/contenttype/forms">
+  <Display>DocumentLibraryForm</Display>
+  <Edit>DocumentLibraryForm</Edit>
+  <New>DocumentLibraryForm</New>
+</FormTemplates>
 </file>
 
-<file path=customXml/itemProps3.xml><?xml version="1.0" encoding="utf-8"?>
+<file path=customXml/itemProps1.xml><?xml version="1.0" encoding="utf-8"?>
 <ds:datastoreItem xmlns:ds="http://schemas.openxmlformats.org/officeDocument/2006/customXml" ds:itemID="{2240CE2F-0274-489A-BA80-8887BFB6B269}">
   <ds:schemaRefs>
     <ds:schemaRef ds:uri="http://schemas.microsoft.com/office/2006/metadata/contentType"/>
@@ -24157,4 +28041,22 @@
     <ds:schemaRef ds:uri="http://schemas.microsoft.com/internal/obd"/>
   </ds:schemaRefs>
 </ds:datastoreItem>
+</file>
+
+<file path=customXml/itemProps2.xml><?xml version="1.0" encoding="utf-8"?>
+<ds:datastoreItem xmlns:ds="http://schemas.openxmlformats.org/officeDocument/2006/customXml" ds:itemID="{E4B4D352-B35B-4B3A-95D2-902933709BD2}">
+  <ds:schemaRefs>
+    <ds:schemaRef ds:uri="http://schemas.microsoft.com/office/2006/metadata/properties"/>
+    <ds:schemaRef ds:uri="http://schemas.microsoft.com/office/infopath/2007/PartnerControls"/>
+    <ds:schemaRef ds:uri="7f0dcb33-685e-48d8-b644-2ef2786c1229"/>
+  </ds:schemaRefs>
+</ds:datastoreItem>
+</file>
+
+<file path=customXml/itemProps3.xml><?xml version="1.0" encoding="utf-8"?>
+<ds:datastoreItem xmlns:ds="http://schemas.openxmlformats.org/officeDocument/2006/customXml" ds:itemID="{CEAD825D-2413-46BA-BB1F-DCE637B19B0C}">
+  <ds:schemaRefs>
+    <ds:schemaRef ds:uri="http://schemas.microsoft.com/sharepoint/v3/contenttype/forms"/>
+  </ds:schemaRefs>
+</ds:datastoreItem>
 </file>
--- a/Introduction_to_DWH_and_ETL_Business_Template.docx
+++ b/Introduction_to_DWH_and_ETL_Business_Template.docx
@@ -2135,10 +2135,10 @@
         </w:rPr>
         <w:lastRenderedPageBreak/>
         <w:drawing>
-          <wp:inline distT="0" distB="0" distL="0" distR="0" wp14:anchorId="04B26F89" wp14:editId="1C5BF56C">
-            <wp:extent cx="5924550" cy="4489450"/>
-            <wp:effectExtent l="0" t="0" r="0" b="6350"/>
-            <wp:docPr id="1" name="Picture 1"/>
+          <wp:inline distT="0" distB="0" distL="0" distR="0" wp14:anchorId="0E7FE032" wp14:editId="6A47E873">
+            <wp:extent cx="5943600" cy="6343650"/>
+            <wp:effectExtent l="0" t="0" r="0" b="0"/>
+            <wp:docPr id="4" name="Picture 4"/>
             <wp:cNvGraphicFramePr>
               <a:graphicFrameLocks xmlns:a="http://schemas.openxmlformats.org/drawingml/2006/main" noChangeAspect="1"/>
             </wp:cNvGraphicFramePr>
@@ -2167,7 +2167,7 @@
                   <pic:spPr bwMode="auto">
                     <a:xfrm>
                       <a:off x="0" y="0"/>
-                      <a:ext cx="5924550" cy="4489450"/>
+                      <a:ext cx="5943600" cy="6343650"/>
                     </a:xfrm>
                     <a:prstGeom prst="rect">
                       <a:avLst/>
@@ -2189,153 +2189,672 @@
         <w:pStyle w:val="BodyText"/>
       </w:pPr>
       <w:r>
-        <w:t>Fact Table Metrics Description</w:t>
-      </w:r>
-    </w:p>
-    <w:p>
-      <w:pPr>
-        <w:pStyle w:val="BodyText"/>
-      </w:pPr>
-      <w:r>
-        <w:t>FACT_BOOKING</w:t>
-      </w:r>
-    </w:p>
-    <w:p>
-      <w:pPr>
-        <w:pStyle w:val="BodyText"/>
-      </w:pPr>
-      <w:r>
-        <w:t>Measures: BOOKING_DT - booking creation date</w:t>
-      </w:r>
-    </w:p>
-    <w:p>
-      <w:pPr>
-        <w:pStyle w:val="BodyText"/>
-      </w:pPr>
-      <w:r>
-        <w:t>TICKET_PRICE - ticket base price paid by customer</w:t>
-      </w:r>
-    </w:p>
-    <w:p>
-      <w:pPr>
-        <w:pStyle w:val="BodyText"/>
-      </w:pPr>
-      <w:r>
-        <w:t>OPERATING_COST - airline operating cost associated with booking</w:t>
-      </w:r>
-    </w:p>
-    <w:p>
-      <w:pPr>
-        <w:pStyle w:val="BodyText"/>
-      </w:pPr>
-      <w:r>
-        <w:t>AIRPORT_FEE - airport taxes and fees</w:t>
-      </w:r>
-    </w:p>
-    <w:p>
-      <w:pPr>
-        <w:pStyle w:val="BodyText"/>
-      </w:pPr>
-      <w:r>
-        <w:t>PROMOTION_DISCOUNT- discount applied to booking</w:t>
-      </w:r>
-    </w:p>
-    <w:p>
-      <w:pPr>
-        <w:pStyle w:val="BodyText"/>
-      </w:pPr>
-      <w:r>
-        <w:t>PROFIT- net profit generated by booking</w:t>
-      </w:r>
-    </w:p>
-    <w:p>
-      <w:pPr>
-        <w:pStyle w:val="BodyText"/>
-      </w:pPr>
-    </w:p>
-    <w:p>
-      <w:pPr>
-        <w:pStyle w:val="BodyText"/>
-      </w:pPr>
-      <w:r>
-        <w:t>Calculated Metric to add to table FACT_BOOKING</w:t>
-      </w:r>
-    </w:p>
-    <w:p>
-      <w:pPr>
-        <w:pStyle w:val="BodyText"/>
-      </w:pPr>
-      <w:r>
-        <w:t>NET_REVENUE = TICKET_PRICE − PROMOTION_DISCOUNT</w:t>
-      </w:r>
-    </w:p>
-    <w:p>
-      <w:pPr>
-        <w:pStyle w:val="BodyText"/>
-      </w:pPr>
-      <w:r>
-        <w:t>PROFIT_MARGIN_PCT = (PROFIT / TICKET_PRICE) × 100</w:t>
-      </w:r>
-    </w:p>
-    <w:p>
-      <w:pPr>
-        <w:pStyle w:val="BodyText"/>
-      </w:pPr>
-    </w:p>
-    <w:p>
-      <w:pPr>
-        <w:pStyle w:val="BodyText"/>
-      </w:pPr>
-      <w:r>
-        <w:t>Script for DIM_DATES</w:t>
-      </w:r>
-    </w:p>
-    <w:p>
-      <w:pPr>
-        <w:pStyle w:val="BodyText"/>
-      </w:pPr>
-      <w:r>
-        <w:t>CREATE TABLE DIM_DATES (</w:t>
-      </w:r>
-    </w:p>
-    <w:p>
-      <w:pPr>
-        <w:pStyle w:val="BodyText"/>
-      </w:pPr>
-      <w:r>
-        <w:t xml:space="preserve">    DATE_SK NUMBER PRIMARY KEY,</w:t>
-      </w:r>
-    </w:p>
-    <w:p>
-      <w:pPr>
-        <w:pStyle w:val="BodyText"/>
-      </w:pPr>
-      <w:r>
-        <w:t xml:space="preserve">    FULL_DATE DATE NOT NULL,</w:t>
-      </w:r>
-    </w:p>
-    <w:p>
-      <w:pPr>
-        <w:pStyle w:val="BodyText"/>
-      </w:pPr>
-      <w:r>
-        <w:t xml:space="preserve">    DAY_NUMBER NUMBER,</w:t>
-      </w:r>
-    </w:p>
-    <w:p>
-      <w:pPr>
-        <w:pStyle w:val="BodyText"/>
-      </w:pPr>
-      <w:r>
-        <w:t xml:space="preserve">    DAY_NAME VARCHAR2(20),</w:t>
-      </w:r>
-    </w:p>
-    <w:p>
-      <w:pPr>
-        <w:pStyle w:val="BodyText"/>
-      </w:pPr>
-      <w:r>
-        <w:t xml:space="preserve">    DAY_OF_WEEK NUMBER,</w:t>
+        <w:t>Fact Table Metrics Description FCT_BOOKINGS_DD</w:t>
+      </w:r>
+    </w:p>
+    <w:p>
+      <w:pPr>
+        <w:pStyle w:val="BodyText"/>
+      </w:pPr>
+    </w:p>
+    <w:p>
+      <w:pPr>
+        <w:pStyle w:val="BodyText"/>
+      </w:pPr>
+      <w:r>
+        <w:t>FCT_TICKET_PRICE</w:t>
+      </w:r>
+      <w:r>
+        <w:tab/>
+        <w:t>Base ticket price paid by the customer</w:t>
+      </w:r>
+    </w:p>
+    <w:p>
+      <w:pPr>
+        <w:pStyle w:val="BodyText"/>
+      </w:pPr>
+      <w:r>
+        <w:t>FCT_OPERATING_COST</w:t>
+      </w:r>
+      <w:r>
+        <w:tab/>
+        <w:t>Airline operating cost associated with the booking</w:t>
+      </w:r>
+    </w:p>
+    <w:p>
+      <w:pPr>
+        <w:pStyle w:val="BodyText"/>
+      </w:pPr>
+      <w:r>
+        <w:t>FCT_AIRPORT_FEE</w:t>
+      </w:r>
+      <w:r>
+        <w:tab/>
+        <w:t>Airport taxes and airport service fees</w:t>
+      </w:r>
+    </w:p>
+    <w:p>
+      <w:pPr>
+        <w:pStyle w:val="BodyText"/>
+      </w:pPr>
+      <w:r>
+        <w:t>FCT_PROMOTION_DISCOUNT</w:t>
+      </w:r>
+      <w:r>
+        <w:tab/>
+        <w:t>Discount applied through promotions or loyalty programs</w:t>
+      </w:r>
+    </w:p>
+    <w:p>
+      <w:pPr>
+        <w:pStyle w:val="BodyText"/>
+      </w:pPr>
+      <w:r>
+        <w:t>FCT_PROFIT</w:t>
+      </w:r>
+      <w:r>
+        <w:tab/>
+        <w:t>Net profit generated from the booking</w:t>
+      </w:r>
+    </w:p>
+    <w:p>
+      <w:pPr>
+        <w:pStyle w:val="BodyText"/>
+      </w:pPr>
+      <w:r>
+        <w:t>BOOKING_SRC_ID</w:t>
+      </w:r>
+      <w:r>
+        <w:tab/>
+        <w:t>Booking business identifier (degenerate dimension)</w:t>
+      </w:r>
+    </w:p>
+    <w:p>
+      <w:pPr>
+        <w:pStyle w:val="BodyText"/>
+      </w:pPr>
+      <w:r>
+        <w:t xml:space="preserve">Calculated Metric </w:t>
+      </w:r>
+    </w:p>
+    <w:tbl>
+      <w:tblPr>
+        <w:tblW w:w="0" w:type="auto"/>
+        <w:tblCellSpacing w:w="15" w:type="dxa"/>
+        <w:tblBorders>
+          <w:top w:val="single" w:sz="4" w:space="0" w:color="auto"/>
+          <w:left w:val="single" w:sz="4" w:space="0" w:color="auto"/>
+          <w:bottom w:val="single" w:sz="4" w:space="0" w:color="auto"/>
+          <w:right w:val="single" w:sz="4" w:space="0" w:color="auto"/>
+          <w:insideH w:val="single" w:sz="4" w:space="0" w:color="auto"/>
+          <w:insideV w:val="single" w:sz="4" w:space="0" w:color="auto"/>
+        </w:tblBorders>
+        <w:tblCellMar>
+          <w:top w:w="15" w:type="dxa"/>
+          <w:left w:w="15" w:type="dxa"/>
+          <w:bottom w:w="15" w:type="dxa"/>
+          <w:right w:w="15" w:type="dxa"/>
+        </w:tblCellMar>
+        <w:tblLook w:val="04A0" w:firstRow="1" w:lastRow="0" w:firstColumn="1" w:lastColumn="0" w:noHBand="0" w:noVBand="1"/>
+      </w:tblPr>
+      <w:tblGrid>
+        <w:gridCol w:w="3118"/>
+        <w:gridCol w:w="3880"/>
+        <w:gridCol w:w="2349"/>
+      </w:tblGrid>
+      <w:tr>
+        <w:trPr>
+          <w:tblHeader/>
+          <w:tblCellSpacing w:w="15" w:type="dxa"/>
+        </w:trPr>
+        <w:tc>
+          <w:tcPr>
+            <w:tcW w:w="0" w:type="auto"/>
+            <w:vAlign w:val="center"/>
+            <w:hideMark/>
+          </w:tcPr>
+          <w:p>
+            <w:pPr>
+              <w:widowControl/>
+              <w:spacing w:line="240" w:lineRule="auto"/>
+              <w:jc w:val="center"/>
+              <w:rPr>
+                <w:b/>
+                <w:bCs/>
+              </w:rPr>
+            </w:pPr>
+            <w:r>
+              <w:rPr>
+                <w:b/>
+                <w:bCs/>
+              </w:rPr>
+              <w:t>Metric</w:t>
+            </w:r>
+          </w:p>
+        </w:tc>
+        <w:tc>
+          <w:tcPr>
+            <w:tcW w:w="0" w:type="auto"/>
+            <w:vAlign w:val="center"/>
+            <w:hideMark/>
+          </w:tcPr>
+          <w:p>
+            <w:pPr>
+              <w:widowControl/>
+              <w:spacing w:line="240" w:lineRule="auto"/>
+              <w:jc w:val="center"/>
+              <w:rPr>
+                <w:b/>
+                <w:bCs/>
+              </w:rPr>
+            </w:pPr>
+            <w:r>
+              <w:rPr>
+                <w:b/>
+                <w:bCs/>
+              </w:rPr>
+              <w:t>Formula</w:t>
+            </w:r>
+          </w:p>
+        </w:tc>
+        <w:tc>
+          <w:tcPr>
+            <w:tcW w:w="0" w:type="auto"/>
+            <w:vAlign w:val="center"/>
+            <w:hideMark/>
+          </w:tcPr>
+          <w:p>
+            <w:pPr>
+              <w:widowControl/>
+              <w:spacing w:line="240" w:lineRule="auto"/>
+              <w:jc w:val="center"/>
+              <w:rPr>
+                <w:b/>
+                <w:bCs/>
+              </w:rPr>
+            </w:pPr>
+            <w:r>
+              <w:rPr>
+                <w:b/>
+                <w:bCs/>
+              </w:rPr>
+              <w:t>Description</w:t>
+            </w:r>
+          </w:p>
+        </w:tc>
+      </w:tr>
+      <w:tr>
+        <w:trPr>
+          <w:tblCellSpacing w:w="15" w:type="dxa"/>
+        </w:trPr>
+        <w:tc>
+          <w:tcPr>
+            <w:tcW w:w="0" w:type="auto"/>
+            <w:vAlign w:val="center"/>
+            <w:hideMark/>
+          </w:tcPr>
+          <w:p>
+            <w:pPr>
+              <w:widowControl/>
+              <w:spacing w:line="240" w:lineRule="auto"/>
+            </w:pPr>
+            <w:r>
+              <w:t>NET_REVENUE</w:t>
+            </w:r>
+          </w:p>
+        </w:tc>
+        <w:tc>
+          <w:tcPr>
+            <w:tcW w:w="0" w:type="auto"/>
+            <w:vAlign w:val="center"/>
+            <w:hideMark/>
+          </w:tcPr>
+          <w:p>
+            <w:pPr>
+              <w:widowControl/>
+              <w:spacing w:line="240" w:lineRule="auto"/>
+            </w:pPr>
+            <w:r>
+              <w:t>FCT_TICKET_PRICE − FCT_PROMOTION_DISCOUNT</w:t>
+            </w:r>
+          </w:p>
+        </w:tc>
+        <w:tc>
+          <w:tcPr>
+            <w:tcW w:w="0" w:type="auto"/>
+            <w:vAlign w:val="center"/>
+            <w:hideMark/>
+          </w:tcPr>
+          <w:p>
+            <w:pPr>
+              <w:widowControl/>
+              <w:spacing w:line="240" w:lineRule="auto"/>
+            </w:pPr>
+            <w:r>
+              <w:t>Revenue received after discount application</w:t>
+            </w:r>
+          </w:p>
+        </w:tc>
+      </w:tr>
+      <w:tr>
+        <w:trPr>
+          <w:tblCellSpacing w:w="15" w:type="dxa"/>
+        </w:trPr>
+        <w:tc>
+          <w:tcPr>
+            <w:tcW w:w="0" w:type="auto"/>
+            <w:vAlign w:val="center"/>
+            <w:hideMark/>
+          </w:tcPr>
+          <w:p>
+            <w:pPr>
+              <w:widowControl/>
+              <w:spacing w:line="240" w:lineRule="auto"/>
+            </w:pPr>
+            <w:r>
+              <w:lastRenderedPageBreak/>
+              <w:t>PROFIT_MARGIN_PCT</w:t>
+            </w:r>
+          </w:p>
+        </w:tc>
+        <w:tc>
+          <w:tcPr>
+            <w:tcW w:w="0" w:type="auto"/>
+            <w:vAlign w:val="center"/>
+            <w:hideMark/>
+          </w:tcPr>
+          <w:p>
+            <w:pPr>
+              <w:widowControl/>
+              <w:spacing w:line="240" w:lineRule="auto"/>
+            </w:pPr>
+            <w:r>
+              <w:t>(FCT_PROFIT / FCT_TICKET_PRICE) × 100</w:t>
+            </w:r>
+          </w:p>
+        </w:tc>
+        <w:tc>
+          <w:tcPr>
+            <w:tcW w:w="0" w:type="auto"/>
+            <w:vAlign w:val="center"/>
+            <w:hideMark/>
+          </w:tcPr>
+          <w:p>
+            <w:pPr>
+              <w:widowControl/>
+              <w:spacing w:line="240" w:lineRule="auto"/>
+            </w:pPr>
+            <w:r>
+              <w:t>Percentage profit margin for the booking</w:t>
+            </w:r>
+          </w:p>
+        </w:tc>
+      </w:tr>
+      <w:tr>
+        <w:trPr>
+          <w:tblCellSpacing w:w="15" w:type="dxa"/>
+        </w:trPr>
+        <w:tc>
+          <w:tcPr>
+            <w:tcW w:w="0" w:type="auto"/>
+            <w:vAlign w:val="center"/>
+            <w:hideMark/>
+          </w:tcPr>
+          <w:p>
+            <w:pPr>
+              <w:widowControl/>
+              <w:spacing w:line="240" w:lineRule="auto"/>
+            </w:pPr>
+            <w:r>
+              <w:t>TOTAL_COST</w:t>
+            </w:r>
+          </w:p>
+        </w:tc>
+        <w:tc>
+          <w:tcPr>
+            <w:tcW w:w="0" w:type="auto"/>
+            <w:vAlign w:val="center"/>
+            <w:hideMark/>
+          </w:tcPr>
+          <w:p>
+            <w:pPr>
+              <w:widowControl/>
+              <w:spacing w:line="240" w:lineRule="auto"/>
+            </w:pPr>
+            <w:r>
+              <w:t>FCT_OPERATING_COST + FCT_AIRPORT_FEE</w:t>
+            </w:r>
+          </w:p>
+        </w:tc>
+        <w:tc>
+          <w:tcPr>
+            <w:tcW w:w="0" w:type="auto"/>
+            <w:vAlign w:val="center"/>
+            <w:hideMark/>
+          </w:tcPr>
+          <w:p>
+            <w:pPr>
+              <w:widowControl/>
+              <w:spacing w:line="240" w:lineRule="auto"/>
+            </w:pPr>
+            <w:r>
+              <w:t>Total booking-related cost</w:t>
+            </w:r>
+          </w:p>
+        </w:tc>
+      </w:tr>
+      <w:tr>
+        <w:trPr>
+          <w:tblCellSpacing w:w="15" w:type="dxa"/>
+        </w:trPr>
+        <w:tc>
+          <w:tcPr>
+            <w:tcW w:w="0" w:type="auto"/>
+            <w:vAlign w:val="center"/>
+            <w:hideMark/>
+          </w:tcPr>
+          <w:p>
+            <w:pPr>
+              <w:widowControl/>
+              <w:spacing w:line="240" w:lineRule="auto"/>
+            </w:pPr>
+            <w:r>
+              <w:t>NET_PROFIT_AFTER_DISCOUNT</w:t>
+            </w:r>
+          </w:p>
+        </w:tc>
+        <w:tc>
+          <w:tcPr>
+            <w:tcW w:w="0" w:type="auto"/>
+            <w:vAlign w:val="center"/>
+            <w:hideMark/>
+          </w:tcPr>
+          <w:p>
+            <w:pPr>
+              <w:widowControl/>
+              <w:spacing w:line="240" w:lineRule="auto"/>
+            </w:pPr>
+            <w:r>
+              <w:t>NET_REVENUE − TOTAL_COST</w:t>
+            </w:r>
+          </w:p>
+        </w:tc>
+        <w:tc>
+          <w:tcPr>
+            <w:tcW w:w="0" w:type="auto"/>
+            <w:vAlign w:val="center"/>
+            <w:hideMark/>
+          </w:tcPr>
+          <w:p>
+            <w:pPr>
+              <w:widowControl/>
+              <w:spacing w:line="240" w:lineRule="auto"/>
+            </w:pPr>
+            <w:r>
+              <w:t>Actual profit after discounts and costs</w:t>
+            </w:r>
+          </w:p>
+        </w:tc>
+      </w:tr>
+    </w:tbl>
+    <w:p>
+      <w:pPr>
+        <w:pStyle w:val="BodyText"/>
+      </w:pPr>
+    </w:p>
+    <w:p>
+      <w:pPr>
+        <w:pStyle w:val="BodyText"/>
+      </w:pPr>
+    </w:p>
+    <w:p>
+      <w:pPr>
+        <w:pStyle w:val="BodyText"/>
+      </w:pPr>
+      <w:r>
+        <w:t>4. Dates script</w:t>
+      </w:r>
+    </w:p>
+    <w:p>
+      <w:pPr>
+        <w:pStyle w:val="BodyText"/>
+      </w:pPr>
+      <w:r>
+        <w:t>CREATE TABLE DIM_TIME_DAY (</w:t>
+      </w:r>
+    </w:p>
+    <w:p>
+      <w:pPr>
+        <w:pStyle w:val="BodyText"/>
+      </w:pPr>
+      <w:r>
+        <w:t xml:space="preserve">    EVENT_DT DATE PRIMARY KEY,</w:t>
+      </w:r>
+    </w:p>
+    <w:p>
+      <w:pPr>
+        <w:pStyle w:val="BodyText"/>
+      </w:pPr>
+      <w:r>
+        <w:t xml:space="preserve">    DAY_NUM NUMBER,</w:t>
+      </w:r>
+    </w:p>
+    <w:p>
+      <w:pPr>
+        <w:pStyle w:val="BodyText"/>
+      </w:pPr>
+      <w:r>
+        <w:t xml:space="preserve">    MONTH_NUM NUMBER,</w:t>
+      </w:r>
+    </w:p>
+    <w:p>
+      <w:pPr>
+        <w:pStyle w:val="BodyText"/>
+      </w:pPr>
+      <w:r>
+        <w:t xml:space="preserve">    MONTH_NAME VARCHAR2(20),</w:t>
+      </w:r>
+    </w:p>
+    <w:p>
+      <w:pPr>
+        <w:pStyle w:val="BodyText"/>
+      </w:pPr>
+      <w:r>
+        <w:t xml:space="preserve">    QUARTER_NUM NUMBER,</w:t>
+      </w:r>
+    </w:p>
+    <w:p>
+      <w:pPr>
+        <w:pStyle w:val="BodyText"/>
+      </w:pPr>
+      <w:r>
+        <w:t xml:space="preserve">    YEAR_NUM NUMBER</w:t>
+      </w:r>
+    </w:p>
+    <w:p>
+      <w:pPr>
+        <w:pStyle w:val="BodyText"/>
+      </w:pPr>
+      <w:r>
+        <w:t>);</w:t>
+      </w:r>
+    </w:p>
+    <w:p>
+      <w:pPr>
+        <w:pStyle w:val="BodyText"/>
+      </w:pPr>
+    </w:p>
+    <w:p>
+      <w:pPr>
+        <w:pStyle w:val="BodyText"/>
+      </w:pPr>
+      <w:r>
+        <w:t>BEGIN</w:t>
+      </w:r>
+    </w:p>
+    <w:p>
+      <w:pPr>
+        <w:pStyle w:val="BodyText"/>
+      </w:pPr>
+      <w:r>
+        <w:t xml:space="preserve">    FOR i IN 0 .. 36524 LOOP</w:t>
+      </w:r>
+    </w:p>
+    <w:p>
+      <w:pPr>
+        <w:pStyle w:val="BodyText"/>
+      </w:pPr>
+      <w:r>
+        <w:t xml:space="preserve">        INSERT INTO DIM_TIME_DAY (</w:t>
+      </w:r>
+    </w:p>
+    <w:p>
+      <w:pPr>
+        <w:pStyle w:val="BodyText"/>
+      </w:pPr>
+      <w:r>
+        <w:t xml:space="preserve">            EVENT_DT,</w:t>
+      </w:r>
+    </w:p>
+    <w:p>
+      <w:pPr>
+        <w:pStyle w:val="BodyText"/>
+      </w:pPr>
+      <w:r>
+        <w:t xml:space="preserve">            DAY_NUM,</w:t>
+      </w:r>
+    </w:p>
+    <w:p>
+      <w:pPr>
+        <w:pStyle w:val="BodyText"/>
+      </w:pPr>
+      <w:r>
+        <w:t xml:space="preserve">            MONTH_NUM,</w:t>
+      </w:r>
+    </w:p>
+    <w:p>
+      <w:pPr>
+        <w:pStyle w:val="BodyText"/>
+      </w:pPr>
+      <w:r>
+        <w:t xml:space="preserve">            MONTH_NAME,</w:t>
+      </w:r>
+    </w:p>
+    <w:p>
+      <w:pPr>
+        <w:pStyle w:val="BodyText"/>
+      </w:pPr>
+      <w:r>
+        <w:t xml:space="preserve">            QUARTER_NUM,</w:t>
+      </w:r>
+    </w:p>
+    <w:p>
+      <w:pPr>
+        <w:pStyle w:val="BodyText"/>
+      </w:pPr>
+      <w:r>
+        <w:t xml:space="preserve">            YEAR_NUM</w:t>
+      </w:r>
+    </w:p>
+    <w:p>
+      <w:pPr>
+        <w:pStyle w:val="BodyText"/>
+      </w:pPr>
+      <w:r>
+        <w:t xml:space="preserve">        )</w:t>
+      </w:r>
+    </w:p>
+    <w:p>
+      <w:pPr>
+        <w:pStyle w:val="BodyText"/>
+      </w:pPr>
+      <w:r>
+        <w:t xml:space="preserve">        SELECT</w:t>
+      </w:r>
+    </w:p>
+    <w:p>
+      <w:pPr>
+        <w:pStyle w:val="BodyText"/>
+      </w:pPr>
+      <w:r>
+        <w:t xml:space="preserve">            DATE '2020-01-01' + i,</w:t>
+      </w:r>
+    </w:p>
+    <w:p>
+      <w:pPr>
+        <w:pStyle w:val="BodyText"/>
+      </w:pPr>
+      <w:r>
+        <w:t xml:space="preserve">            EXTRACT(DAY FROM DATE '2020-01-01' + i),</w:t>
+      </w:r>
+    </w:p>
+    <w:p>
+      <w:pPr>
+        <w:pStyle w:val="BodyText"/>
+      </w:pPr>
+      <w:r>
+        <w:t xml:space="preserve">            EXTRACT(MONTH FROM DATE '2020-01-01' + i),</w:t>
+      </w:r>
+    </w:p>
+    <w:p>
+      <w:pPr>
+        <w:pStyle w:val="BodyText"/>
+      </w:pPr>
+      <w:r>
+        <w:t xml:space="preserve">            TRIM(TO_CHAR(DATE '2020-01-01' + i, 'MONTH')),</w:t>
+      </w:r>
+    </w:p>
+    <w:p>
+      <w:pPr>
+        <w:pStyle w:val="BodyText"/>
+      </w:pPr>
+      <w:r>
+        <w:t xml:space="preserve">            TO_NUMBER(TO_CHAR(DATE '2020-01-01' + i, 'Q')),</w:t>
+      </w:r>
+    </w:p>
+    <w:p>
+      <w:pPr>
+        <w:pStyle w:val="BodyText"/>
+      </w:pPr>
+      <w:r>
+        <w:t xml:space="preserve">            EXTRACT(YEAR FROM DATE '2020-01-01' + i)</w:t>
+      </w:r>
+    </w:p>
+    <w:p>
+      <w:pPr>
+        <w:pStyle w:val="BodyText"/>
+      </w:pPr>
+      <w:r>
+        <w:t xml:space="preserve">        FROM dual;</w:t>
+      </w:r>
+    </w:p>
+    <w:p>
+      <w:pPr>
+        <w:pStyle w:val="BodyText"/>
+      </w:pPr>
+      <w:r>
+        <w:t xml:space="preserve">    END LOOP;</w:t>
+      </w:r>
+    </w:p>
+    <w:p>
+      <w:pPr>
+        <w:pStyle w:val="BodyText"/>
+      </w:pPr>
+    </w:p>
+    <w:p>
+      <w:pPr>
+        <w:pStyle w:val="BodyText"/>
+      </w:pPr>
+      <w:r>
+        <w:t xml:space="preserve">    COMMIT;</w:t>
+      </w:r>
+    </w:p>
+    <w:p>
+      <w:pPr>
+        <w:pStyle w:val="BodyText"/>
+      </w:pPr>
+      <w:r>
+        <w:t>END;</w:t>
       </w:r>
     </w:p>
     <w:p>
@@ -2344,458 +2863,8 @@
       </w:pPr>
       <w:r>
         <w:lastRenderedPageBreak/>
-        <w:t xml:space="preserve">    WEEK_NUMBER NUMBER,</w:t>
-      </w:r>
-    </w:p>
-    <w:p>
-      <w:pPr>
-        <w:pStyle w:val="BodyText"/>
-      </w:pPr>
-      <w:r>
-        <w:t xml:space="preserve">    MONTH_NUMBER NUMBER,</w:t>
-      </w:r>
-    </w:p>
-    <w:p>
-      <w:pPr>
-        <w:pStyle w:val="BodyText"/>
-      </w:pPr>
-      <w:r>
-        <w:t xml:space="preserve">    MONTH_NAME VARCHAR2(20),</w:t>
-      </w:r>
-    </w:p>
-    <w:p>
-      <w:pPr>
-        <w:pStyle w:val="BodyText"/>
-      </w:pPr>
-      <w:r>
-        <w:t xml:space="preserve">    QUARTER_NUMBER NUMBER,</w:t>
-      </w:r>
-    </w:p>
-    <w:p>
-      <w:pPr>
-        <w:pStyle w:val="BodyText"/>
-      </w:pPr>
-      <w:r>
-        <w:t xml:space="preserve">    YEAR_NUMBER NUMBER,</w:t>
-      </w:r>
-    </w:p>
-    <w:p>
-      <w:pPr>
-        <w:pStyle w:val="BodyText"/>
-      </w:pPr>
-      <w:r>
-        <w:t xml:space="preserve">    IS_WEEKEND </w:t>
-      </w:r>
-      <w:proofErr w:type="gramStart"/>
-      <w:r>
-        <w:t>CHAR(</w:t>
-      </w:r>
-      <w:proofErr w:type="gramEnd"/>
-      <w:r>
-        <w:t>1)</w:t>
-      </w:r>
-    </w:p>
-    <w:p>
-      <w:pPr>
-        <w:pStyle w:val="BodyText"/>
-      </w:pPr>
-      <w:r>
-        <w:t>);</w:t>
-      </w:r>
-    </w:p>
-    <w:p>
-      <w:pPr>
-        <w:pStyle w:val="BodyText"/>
-      </w:pPr>
-      <w:r>
-        <w:t>BEGIN</w:t>
-      </w:r>
-    </w:p>
-    <w:p>
-      <w:pPr>
-        <w:pStyle w:val="BodyText"/>
-      </w:pPr>
-      <w:r>
-        <w:t xml:space="preserve">FOR </w:t>
-      </w:r>
-      <w:proofErr w:type="spellStart"/>
-      <w:r>
-        <w:t>i</w:t>
-      </w:r>
-      <w:proofErr w:type="spellEnd"/>
-      <w:r>
-        <w:t xml:space="preserve"> IN 0</w:t>
-      </w:r>
-      <w:proofErr w:type="gramStart"/>
-      <w:r>
-        <w:t xml:space="preserve"> ..</w:t>
-      </w:r>
-      <w:proofErr w:type="gramEnd"/>
-      <w:r>
-        <w:t xml:space="preserve"> 36524 LOOP</w:t>
-      </w:r>
-    </w:p>
-    <w:p>
-      <w:pPr>
-        <w:pStyle w:val="BodyText"/>
-      </w:pPr>
-      <w:r>
-        <w:t>INSERT INTO DIM_DATES</w:t>
-      </w:r>
-    </w:p>
-    <w:p>
-      <w:pPr>
-        <w:pStyle w:val="BodyText"/>
-      </w:pPr>
-      <w:r>
-        <w:t>SELECT</w:t>
-      </w:r>
-    </w:p>
-    <w:p>
-      <w:pPr>
-        <w:pStyle w:val="BodyText"/>
-      </w:pPr>
-      <w:r>
-        <w:t xml:space="preserve">    TO_</w:t>
-      </w:r>
-      <w:proofErr w:type="gramStart"/>
-      <w:r>
-        <w:t>NUMBER(</w:t>
-      </w:r>
-      <w:proofErr w:type="gramEnd"/>
-      <w:r>
-        <w:t xml:space="preserve">TO_CHAR(DATE '2020-01-01' + </w:t>
-      </w:r>
-      <w:proofErr w:type="spellStart"/>
-      <w:r>
-        <w:t>i</w:t>
-      </w:r>
-      <w:proofErr w:type="spellEnd"/>
-      <w:r>
-        <w:t>,'YYYYMMDD')),</w:t>
-      </w:r>
-    </w:p>
-    <w:p>
-      <w:pPr>
-        <w:pStyle w:val="BodyText"/>
-      </w:pPr>
-      <w:r>
-        <w:t xml:space="preserve">    DATE '2020-01-01' + </w:t>
-      </w:r>
-      <w:proofErr w:type="spellStart"/>
-      <w:r>
-        <w:t>i</w:t>
-      </w:r>
-      <w:proofErr w:type="spellEnd"/>
-      <w:r>
-        <w:t>,</w:t>
-      </w:r>
-    </w:p>
-    <w:p>
-      <w:pPr>
-        <w:pStyle w:val="BodyText"/>
-      </w:pPr>
-      <w:r>
-        <w:t xml:space="preserve">    </w:t>
-      </w:r>
-      <w:proofErr w:type="gramStart"/>
-      <w:r>
-        <w:t>EXTRACT(</w:t>
-      </w:r>
-      <w:proofErr w:type="gramEnd"/>
-      <w:r>
-        <w:t xml:space="preserve">DAY FROM DATE '2020-01-01' + </w:t>
-      </w:r>
-      <w:proofErr w:type="spellStart"/>
-      <w:r>
-        <w:t>i</w:t>
-      </w:r>
-      <w:proofErr w:type="spellEnd"/>
-      <w:r>
-        <w:t>),</w:t>
-      </w:r>
-    </w:p>
-    <w:p>
-      <w:pPr>
-        <w:pStyle w:val="BodyText"/>
-      </w:pPr>
-      <w:r>
-        <w:t xml:space="preserve">    TO_</w:t>
-      </w:r>
-      <w:proofErr w:type="gramStart"/>
-      <w:r>
-        <w:t>CHAR(</w:t>
-      </w:r>
-      <w:proofErr w:type="gramEnd"/>
-      <w:r>
-        <w:t xml:space="preserve">DATE '2020-01-01' + </w:t>
-      </w:r>
-      <w:proofErr w:type="spellStart"/>
-      <w:r>
-        <w:t>i</w:t>
-      </w:r>
-      <w:proofErr w:type="spellEnd"/>
-      <w:r>
-        <w:t>,'DAY'),</w:t>
-      </w:r>
-    </w:p>
-    <w:p>
-      <w:pPr>
-        <w:pStyle w:val="BodyText"/>
-      </w:pPr>
-      <w:r>
-        <w:t xml:space="preserve">    TO_</w:t>
-      </w:r>
-      <w:proofErr w:type="gramStart"/>
-      <w:r>
-        <w:t>NUMBER(</w:t>
-      </w:r>
-      <w:proofErr w:type="gramEnd"/>
-      <w:r>
-        <w:t xml:space="preserve">TO_CHAR(DATE '2020-01-01' + </w:t>
-      </w:r>
-      <w:proofErr w:type="spellStart"/>
-      <w:r>
-        <w:t>i</w:t>
-      </w:r>
-      <w:proofErr w:type="spellEnd"/>
-      <w:r>
-        <w:t>,'D')),</w:t>
-      </w:r>
-    </w:p>
-    <w:p>
-      <w:pPr>
-        <w:pStyle w:val="BodyText"/>
-      </w:pPr>
-      <w:r>
-        <w:t xml:space="preserve">    TO_</w:t>
-      </w:r>
-      <w:proofErr w:type="gramStart"/>
-      <w:r>
-        <w:t>NUMBER(</w:t>
-      </w:r>
-      <w:proofErr w:type="gramEnd"/>
-      <w:r>
-        <w:t xml:space="preserve">TO_CHAR(DATE '2020-01-01' + </w:t>
-      </w:r>
-      <w:proofErr w:type="spellStart"/>
-      <w:r>
-        <w:t>i</w:t>
-      </w:r>
-      <w:proofErr w:type="spellEnd"/>
-      <w:r>
-        <w:t>,'IW')),</w:t>
-      </w:r>
-    </w:p>
-    <w:p>
-      <w:pPr>
-        <w:pStyle w:val="BodyText"/>
-      </w:pPr>
-      <w:r>
-        <w:t xml:space="preserve">    </w:t>
-      </w:r>
-      <w:proofErr w:type="gramStart"/>
-      <w:r>
-        <w:t>EXTRACT(</w:t>
-      </w:r>
-      <w:proofErr w:type="gramEnd"/>
-      <w:r>
-        <w:t xml:space="preserve">MONTH FROM DATE '2020-01-01' + </w:t>
-      </w:r>
-      <w:proofErr w:type="spellStart"/>
-      <w:r>
-        <w:t>i</w:t>
-      </w:r>
-      <w:proofErr w:type="spellEnd"/>
-      <w:r>
-        <w:t>),</w:t>
-      </w:r>
-    </w:p>
-    <w:p>
-      <w:pPr>
-        <w:pStyle w:val="BodyText"/>
-      </w:pPr>
-      <w:r>
-        <w:t xml:space="preserve">    TO_</w:t>
-      </w:r>
-      <w:proofErr w:type="gramStart"/>
-      <w:r>
-        <w:t>CHAR(</w:t>
-      </w:r>
-      <w:proofErr w:type="gramEnd"/>
-      <w:r>
-        <w:t xml:space="preserve">DATE '2020-01-01' + </w:t>
-      </w:r>
-      <w:proofErr w:type="spellStart"/>
-      <w:r>
-        <w:t>i</w:t>
-      </w:r>
-      <w:proofErr w:type="spellEnd"/>
-      <w:r>
-        <w:t>,'MONTH'),</w:t>
-      </w:r>
-    </w:p>
-    <w:p>
-      <w:pPr>
-        <w:pStyle w:val="BodyText"/>
-      </w:pPr>
-      <w:r>
-        <w:t xml:space="preserve">    TO_</w:t>
-      </w:r>
-      <w:proofErr w:type="gramStart"/>
-      <w:r>
-        <w:t>NUMBER(</w:t>
-      </w:r>
-      <w:proofErr w:type="gramEnd"/>
-      <w:r>
-        <w:t xml:space="preserve">TO_CHAR(DATE '2020-01-01' + </w:t>
-      </w:r>
-      <w:proofErr w:type="spellStart"/>
-      <w:r>
-        <w:t>i</w:t>
-      </w:r>
-      <w:proofErr w:type="spellEnd"/>
-      <w:r>
-        <w:t>,'Q')),</w:t>
-      </w:r>
-    </w:p>
-    <w:p>
-      <w:pPr>
-        <w:pStyle w:val="BodyText"/>
-      </w:pPr>
-      <w:r>
-        <w:t xml:space="preserve">    </w:t>
-      </w:r>
-      <w:proofErr w:type="gramStart"/>
-      <w:r>
-        <w:t>EXTRACT(</w:t>
-      </w:r>
-      <w:proofErr w:type="gramEnd"/>
-      <w:r>
-        <w:t xml:space="preserve">YEAR FROM DATE '2020-01-01' + </w:t>
-      </w:r>
-      <w:proofErr w:type="spellStart"/>
-      <w:r>
-        <w:t>i</w:t>
-      </w:r>
-      <w:proofErr w:type="spellEnd"/>
-      <w:r>
-        <w:t>),</w:t>
-      </w:r>
-    </w:p>
-    <w:p>
-      <w:pPr>
-        <w:pStyle w:val="BodyText"/>
-      </w:pPr>
-      <w:r>
-        <w:t xml:space="preserve">    CASE</w:t>
-      </w:r>
-    </w:p>
-    <w:p>
-      <w:pPr>
-        <w:pStyle w:val="BodyText"/>
-      </w:pPr>
-      <w:r>
-        <w:t xml:space="preserve">        WHEN TO_</w:t>
-      </w:r>
-      <w:proofErr w:type="gramStart"/>
-      <w:r>
-        <w:t>CHAR(</w:t>
-      </w:r>
-      <w:proofErr w:type="gramEnd"/>
-      <w:r>
-        <w:t xml:space="preserve">DATE '2020-01-01' + </w:t>
-      </w:r>
-      <w:proofErr w:type="spellStart"/>
-      <w:r>
-        <w:t>i</w:t>
-      </w:r>
-      <w:proofErr w:type="spellEnd"/>
-      <w:r>
-        <w:t>,'DY','NLS_DATE_LANGUAGE=ENGLISH')</w:t>
-      </w:r>
-    </w:p>
-    <w:p>
-      <w:pPr>
-        <w:pStyle w:val="BodyText"/>
-      </w:pPr>
-      <w:r>
-        <w:t xml:space="preserve">             IN ('SAT','SUN')</w:t>
-      </w:r>
-    </w:p>
-    <w:p>
-      <w:pPr>
-        <w:pStyle w:val="BodyText"/>
-      </w:pPr>
-      <w:r>
-        <w:t xml:space="preserve">        THEN 'Y'</w:t>
-      </w:r>
-    </w:p>
-    <w:p>
-      <w:pPr>
-        <w:pStyle w:val="BodyText"/>
-      </w:pPr>
-      <w:r>
-        <w:t xml:space="preserve">        ELSE 'N'</w:t>
-      </w:r>
-    </w:p>
-    <w:p>
-      <w:pPr>
-        <w:pStyle w:val="BodyText"/>
-      </w:pPr>
-      <w:r>
-        <w:t xml:space="preserve">    END</w:t>
-      </w:r>
-    </w:p>
-    <w:p>
-      <w:pPr>
-        <w:pStyle w:val="BodyText"/>
-      </w:pPr>
-      <w:r>
-        <w:t>FROM dual;</w:t>
-      </w:r>
-    </w:p>
-    <w:p>
-      <w:pPr>
-        <w:pStyle w:val="BodyText"/>
-      </w:pPr>
-      <w:r>
-        <w:t>END LOOP;</w:t>
-      </w:r>
-    </w:p>
-    <w:p>
-      <w:pPr>
-        <w:pStyle w:val="BodyText"/>
-      </w:pPr>
-      <w:r>
-        <w:t>COMMIT;</w:t>
-      </w:r>
-    </w:p>
-    <w:p>
-      <w:pPr>
-        <w:pStyle w:val="BodyText"/>
-      </w:pPr>
-      <w:r>
-        <w:t>END;</w:t>
-      </w:r>
-    </w:p>
-    <w:p>
-      <w:pPr>
-        <w:pStyle w:val="BodyText"/>
-      </w:pPr>
-    </w:p>
-    <w:p>
-      <w:pPr>
-        <w:pStyle w:val="BodyText"/>
-      </w:pPr>
-      <w:r>
-        <w:t>3. Fact Table Metrics Description</w:t>
-      </w:r>
-    </w:p>
-    <w:p>
-      <w:pPr>
-        <w:pStyle w:val="BodyText"/>
-      </w:pPr>
+        <w:t>/</w:t>
+      </w:r>
     </w:p>
     <w:p>
       <w:pPr>
@@ -2971,21 +3040,11 @@
           <w:pPr>
             <w:pStyle w:val="Footer"/>
           </w:pPr>
-          <w:r>
-            <w:fldChar w:fldCharType="begin"/>
-          </w:r>
-          <w:r>
-            <w:instrText xml:space="preserve"> DOCPROPERTY  Classification  \* MERGEFORMAT </w:instrText>
-          </w:r>
-          <w:r>
-            <w:fldChar w:fldCharType="separate"/>
-          </w:r>
-          <w:r>
-            <w:t>CONFIDENTIAL</w:t>
-          </w:r>
-          <w:r>
-            <w:fldChar w:fldCharType="end"/>
-          </w:r>
+          <w:fldSimple w:instr=" DOCPROPERTY  Classification  \* MERGEFORMAT ">
+            <w:r>
+              <w:t>CONFIDENTIAL</w:t>
+            </w:r>
+          </w:fldSimple>
           <w:r>
             <w:tab/>
           </w:r>
@@ -3051,7 +3110,7 @@
             </wp:anchor>
           </w:drawing>
         </mc:Choice>
-        <mc:Fallback xmlns:w16du="http://schemas.microsoft.com/office/word/2023/wordml/word16du" xmlns:oel="http://schemas.microsoft.com/office/2019/extlst">
+        <mc:Fallback xmlns:oel="http://schemas.microsoft.com/office/2019/extlst" xmlns:w16du="http://schemas.microsoft.com/office/word/2023/wordml/word16du">
           <w:pict>
             <v:line w14:anchorId="2927C80C" id="Straight Connector 21" o:spid="_x0000_s1026" style="position:absolute;z-index:251659264;visibility:visible;mso-wrap-style:square;mso-width-percent:0;mso-height-percent:0;mso-wrap-distance-left:9pt;mso-wrap-distance-top:0;mso-wrap-distance-right:9pt;mso-wrap-distance-bottom:0;mso-position-horizontal:absolute;mso-position-horizontal-relative:text;mso-position-vertical:absolute;mso-position-vertical-relative:text;mso-width-percent:0;mso-height-percent:0;mso-width-relative:margin;mso-height-relative:margin" from="-1.55pt,-1.2pt" to="466.55pt,-1.2pt" o:gfxdata="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" strokecolor="#464547" strokeweight="2pt"/>
           </w:pict>
@@ -3122,21 +3181,11 @@
           <w:pPr>
             <w:pStyle w:val="Footer"/>
           </w:pPr>
-          <w:r>
-            <w:fldChar w:fldCharType="begin"/>
-          </w:r>
-          <w:r>
-            <w:instrText xml:space="preserve"> DOCPROPERTY  Classification  \* MERGEFORMAT </w:instrText>
-          </w:r>
-          <w:r>
-            <w:fldChar w:fldCharType="separate"/>
-          </w:r>
-          <w:r>
-            <w:t>CONFIDENTIAL</w:t>
-          </w:r>
-          <w:r>
-            <w:fldChar w:fldCharType="end"/>
-          </w:r>
+          <w:fldSimple w:instr=" DOCPROPERTY  Classification  \* MERGEFORMAT ">
+            <w:r>
+              <w:t>CONFIDENTIAL</w:t>
+            </w:r>
+          </w:fldSimple>
         </w:p>
       </w:tc>
     </w:tr>
@@ -3200,7 +3249,7 @@
             </wp:anchor>
           </w:drawing>
         </mc:Choice>
-        <mc:Fallback xmlns:w16du="http://schemas.microsoft.com/office/word/2023/wordml/word16du" xmlns:oel="http://schemas.microsoft.com/office/2019/extlst">
+        <mc:Fallback xmlns:oel="http://schemas.microsoft.com/office/2019/extlst" xmlns:w16du="http://schemas.microsoft.com/office/word/2023/wordml/word16du">
           <w:pict>
             <v:line w14:anchorId="753841C6" id="Straight Connector 3" o:spid="_x0000_s1026" style="position:absolute;z-index:251660288;visibility:visible;mso-wrap-style:square;mso-width-percent:0;mso-height-percent:0;mso-wrap-distance-left:9pt;mso-wrap-distance-top:0;mso-wrap-distance-right:9pt;mso-wrap-distance-bottom:0;mso-position-horizontal:absolute;mso-position-horizontal-relative:text;mso-position-vertical:absolute;mso-position-vertical-relative:text;mso-width-percent:0;mso-height-percent:0;mso-width-relative:margin;mso-height-relative:margin" from=".2pt,-27.15pt" to="465.9pt,-27.15pt" o:gfxdata="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" strokecolor="#464547" strokeweight="2pt"/>
           </w:pict>
@@ -3459,7 +3508,7 @@
             </wp:anchor>
           </w:drawing>
         </mc:Choice>
-        <mc:Fallback xmlns:w16du="http://schemas.microsoft.com/office/word/2023/wordml/word16du" xmlns:oel="http://schemas.microsoft.com/office/2019/extlst">
+        <mc:Fallback xmlns:oel="http://schemas.microsoft.com/office/2019/extlst" xmlns:w16du="http://schemas.microsoft.com/office/word/2023/wordml/word16du">
           <w:pict>
             <v:line w14:anchorId="6A4D861F" id="Straight Connector 7" o:spid="_x0000_s1026" style="position:absolute;z-index:251661312;visibility:visible;mso-wrap-style:square;mso-width-percent:0;mso-height-percent:0;mso-wrap-distance-left:9pt;mso-wrap-distance-top:0;mso-wrap-distance-right:9pt;mso-wrap-distance-bottom:0;mso-position-horizontal:absolute;mso-position-horizontal-relative:text;mso-position-vertical:absolute;mso-position-vertical-relative:text;mso-width-percent:0;mso-height-percent:0;mso-width-relative:margin;mso-height-relative:page" from=".45pt,1.05pt" to="469.15pt,1.05pt" o:gfxdata="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" strokecolor="#393737 [814]" strokeweight="2pt">
               <v:stroke joinstyle="miter"/>
@@ -6481,29 +6530,6 @@
 </file>
 
 <file path=customXml/item1.xml><?xml version="1.0" encoding="utf-8"?>
-<?mso-contentType ?>
-<FormTemplates xmlns="http://schemas.microsoft.com/sharepoint/v3/contenttype/forms">
-  <Display>DocumentLibraryForm</Display>
-  <Edit>DocumentLibraryForm</Edit>
-  <New>DocumentLibraryForm</New>
-</FormTemplates>
-</file>
-
-<file path=customXml/item2.xml><?xml version="1.0" encoding="utf-8"?>
-<p:properties xmlns:p="http://schemas.microsoft.com/office/2006/metadata/properties" xmlns:xsi="http://www.w3.org/2001/XMLSchema-instance" xmlns:pc="http://schemas.microsoft.com/office/infopath/2007/PartnerControls">
-  <documentManagement>
-    <SharedWithUsers xmlns="7f0dcb33-685e-48d8-b644-2ef2786c1229">
-      <UserInfo>
-        <DisplayName/>
-        <AccountId xsi:nil="true"/>
-        <AccountType/>
-      </UserInfo>
-    </SharedWithUsers>
-  </documentManagement>
-</p:properties>
-</file>
-
-<file path=customXml/item3.xml><?xml version="1.0" encoding="utf-8"?>
 <ct:contentTypeSchema xmlns:ct="http://schemas.microsoft.com/office/2006/metadata/contentType" xmlns:ma="http://schemas.microsoft.com/office/2006/metadata/properties/metaAttributes" ct:_="" ma:_="" ma:contentTypeName="Document" ma:contentTypeID="0x010100B3483E581E535547A5C5133F57803043" ma:contentTypeVersion="7" ma:contentTypeDescription="Create a new document." ma:contentTypeScope="" ma:versionID="26f0e3c34181377a2b428b97b0aacf58">
   <xsd:schema xmlns:xsd="http://www.w3.org/2001/XMLSchema" xmlns:xs="http://www.w3.org/2001/XMLSchema" xmlns:p="http://schemas.microsoft.com/office/2006/metadata/properties" xmlns:ns2="0a074a96-e172-4849-a42b-0522bc04182b" xmlns:ns3="7f0dcb33-685e-48d8-b644-2ef2786c1229" targetNamespace="http://schemas.microsoft.com/office/2006/metadata/properties" ma:root="true" ma:fieldsID="c6eeec6c9df2cadb2fce64bd00511549" ns2:_="" ns3:_="">
     <xsd:import namespace="0a074a96-e172-4849-a42b-0522bc04182b"/>
@@ -6688,25 +6714,30 @@
 </ct:contentTypeSchema>
 </file>
 
-<file path=customXml/itemProps1.xml><?xml version="1.0" encoding="utf-8"?>
-<ds:datastoreItem xmlns:ds="http://schemas.openxmlformats.org/officeDocument/2006/customXml" ds:itemID="{CEAD825D-2413-46BA-BB1F-DCE637B19B0C}">
-  <ds:schemaRefs>
-    <ds:schemaRef ds:uri="http://schemas.microsoft.com/sharepoint/v3/contenttype/forms"/>
-  </ds:schemaRefs>
-</ds:datastoreItem>
+<file path=customXml/item2.xml><?xml version="1.0" encoding="utf-8"?>
+<p:properties xmlns:p="http://schemas.microsoft.com/office/2006/metadata/properties" xmlns:xsi="http://www.w3.org/2001/XMLSchema-instance" xmlns:pc="http://schemas.microsoft.com/office/infopath/2007/PartnerControls">
+  <documentManagement>
+    <SharedWithUsers xmlns="7f0dcb33-685e-48d8-b644-2ef2786c1229">
+      <UserInfo>
+        <DisplayName/>
+        <AccountId xsi:nil="true"/>
+        <AccountType/>
+      </UserInfo>
+    </SharedWithUsers>
+  </documentManagement>
+</p:properties>
 </file>
 
-<file path=customXml/itemProps2.xml><?xml version="1.0" encoding="utf-8"?>
-<ds:datastoreItem xmlns:ds="http://schemas.openxmlformats.org/officeDocument/2006/customXml" ds:itemID="{E4B4D352-B35B-4B3A-95D2-902933709BD2}">
-  <ds:schemaRefs>
-    <ds:schemaRef ds:uri="http://schemas.microsoft.com/office/2006/metadata/properties"/>
-    <ds:schemaRef ds:uri="http://schemas.microsoft.com/office/infopath/2007/PartnerControls"/>
-    <ds:schemaRef ds:uri="7f0dcb33-685e-48d8-b644-2ef2786c1229"/>
-  </ds:schemaRefs>
-</ds:datastoreItem>
+<file path=customXml/item3.xml><?xml version="1.0" encoding="utf-8"?>
+<?mso-contentType ?>
+<FormTemplates xmlns="http://schemas.microsoft.com/sharepoint/v3/contenttype/forms">
+  <Display>DocumentLibraryForm</Display>
+  <Edit>DocumentLibraryForm</Edit>
+  <New>DocumentLibraryForm</New>
+</FormTemplates>
 </file>
 
-<file path=customXml/itemProps3.xml><?xml version="1.0" encoding="utf-8"?>
+<file path=customXml/itemProps1.xml><?xml version="1.0" encoding="utf-8"?>
 <ds:datastoreItem xmlns:ds="http://schemas.openxmlformats.org/officeDocument/2006/customXml" ds:itemID="{2240CE2F-0274-489A-BA80-8887BFB6B269}">
   <ds:schemaRefs>
     <ds:schemaRef ds:uri="http://schemas.microsoft.com/office/2006/metadata/contentType"/>
@@ -6723,4 +6754,22 @@
     <ds:schemaRef ds:uri="http://schemas.microsoft.com/internal/obd"/>
   </ds:schemaRefs>
 </ds:datastoreItem>
+</file>
+
+<file path=customXml/itemProps2.xml><?xml version="1.0" encoding="utf-8"?>
+<ds:datastoreItem xmlns:ds="http://schemas.openxmlformats.org/officeDocument/2006/customXml" ds:itemID="{E4B4D352-B35B-4B3A-95D2-902933709BD2}">
+  <ds:schemaRefs>
+    <ds:schemaRef ds:uri="http://schemas.microsoft.com/office/2006/metadata/properties"/>
+    <ds:schemaRef ds:uri="http://schemas.microsoft.com/office/infopath/2007/PartnerControls"/>
+    <ds:schemaRef ds:uri="7f0dcb33-685e-48d8-b644-2ef2786c1229"/>
+  </ds:schemaRefs>
+</ds:datastoreItem>
+</file>
+
+<file path=customXml/itemProps3.xml><?xml version="1.0" encoding="utf-8"?>
+<ds:datastoreItem xmlns:ds="http://schemas.openxmlformats.org/officeDocument/2006/customXml" ds:itemID="{CEAD825D-2413-46BA-BB1F-DCE637B19B0C}">
+  <ds:schemaRefs>
+    <ds:schemaRef ds:uri="http://schemas.microsoft.com/sharepoint/v3/contenttype/forms"/>
+  </ds:schemaRefs>
+</ds:datastoreItem>
 </file>
--- a/Introduction_to_DWH_and_ETL_Business_Template.docx
+++ b/Introduction_to_DWH_and_ETL_Business_Template.docx
@@ -4671,37 +4671,12 @@
             <w:tcW w:w="5328" w:type="dxa"/>
           </w:tcPr>
           <w:p>
-            <w:proofErr w:type="spellStart"/>
-            <w:r>
-              <w:rPr>
-                <w:rFonts w:ascii="Arial" w:eastAsia="Arial" w:hAnsi="Arial"/>
-                <w:sz w:val="16"/>
-              </w:rPr>
-              <w:t>FactSales</w:t>
-            </w:r>
-            <w:proofErr w:type="spellEnd"/>
-            <w:r>
-              <w:rPr>
-                <w:rFonts w:ascii="Arial" w:eastAsia="Arial" w:hAnsi="Arial"/>
-                <w:sz w:val="16"/>
-              </w:rPr>
-              <w:t xml:space="preserve"> grain: one row represents one ticket booking transaction made by one customer through one channel at a specific date and time. </w:t>
-            </w:r>
-            <w:proofErr w:type="spellStart"/>
-            <w:r>
-              <w:rPr>
-                <w:rFonts w:ascii="Arial" w:eastAsia="Arial" w:hAnsi="Arial"/>
-                <w:sz w:val="16"/>
-              </w:rPr>
-              <w:t>FactCustomerSatisfaction</w:t>
-            </w:r>
-            <w:proofErr w:type="spellEnd"/>
-            <w:r>
-              <w:rPr>
-                <w:rFonts w:ascii="Arial" w:eastAsia="Arial" w:hAnsi="Arial"/>
-                <w:sz w:val="16"/>
-              </w:rPr>
-              <w:t xml:space="preserve"> grain: one row represents one completed customer survey response related to one customer travel experience.</w:t>
+            <w:r>
+              <w:rPr>
+                <w:rFonts w:ascii="Arial" w:eastAsia="Arial" w:hAnsi="Arial"/>
+                <w:sz w:val="16"/>
+              </w:rPr>
+              <w:t>FactSales grain: one row represents one ticket booking transaction made by one customer through one channel at a specific date and time. FactCustomerSatisfaction grain: one row represents one completed customer survey response related to one customer travel experience.</w:t>
             </w:r>
           </w:p>
         </w:tc>
@@ -4734,103 +4709,7 @@
                 <w:rFonts w:ascii="Arial" w:eastAsia="Arial" w:hAnsi="Arial"/>
                 <w:sz w:val="16"/>
               </w:rPr>
-              <w:t xml:space="preserve">Dimensions are </w:t>
-            </w:r>
-            <w:proofErr w:type="spellStart"/>
-            <w:r>
-              <w:rPr>
-                <w:rFonts w:ascii="Arial" w:eastAsia="Arial" w:hAnsi="Arial"/>
-                <w:sz w:val="16"/>
-              </w:rPr>
-              <w:t>DimCustomer</w:t>
-            </w:r>
-            <w:proofErr w:type="spellEnd"/>
-            <w:r>
-              <w:rPr>
-                <w:rFonts w:ascii="Arial" w:eastAsia="Arial" w:hAnsi="Arial"/>
-                <w:sz w:val="16"/>
-              </w:rPr>
-              <w:t xml:space="preserve">, </w:t>
-            </w:r>
-            <w:proofErr w:type="spellStart"/>
-            <w:r>
-              <w:rPr>
-                <w:rFonts w:ascii="Arial" w:eastAsia="Arial" w:hAnsi="Arial"/>
-                <w:sz w:val="16"/>
-              </w:rPr>
-              <w:t>DimDate</w:t>
-            </w:r>
-            <w:proofErr w:type="spellEnd"/>
-            <w:r>
-              <w:rPr>
-                <w:rFonts w:ascii="Arial" w:eastAsia="Arial" w:hAnsi="Arial"/>
-                <w:sz w:val="16"/>
-              </w:rPr>
-              <w:t xml:space="preserve">, </w:t>
-            </w:r>
-            <w:proofErr w:type="spellStart"/>
-            <w:r>
-              <w:rPr>
-                <w:rFonts w:ascii="Arial" w:eastAsia="Arial" w:hAnsi="Arial"/>
-                <w:sz w:val="16"/>
-              </w:rPr>
-              <w:t>DimTravel</w:t>
-            </w:r>
-            <w:proofErr w:type="spellEnd"/>
-            <w:r>
-              <w:rPr>
-                <w:rFonts w:ascii="Arial" w:eastAsia="Arial" w:hAnsi="Arial"/>
-                <w:sz w:val="16"/>
-              </w:rPr>
-              <w:t xml:space="preserve">, </w:t>
-            </w:r>
-            <w:proofErr w:type="spellStart"/>
-            <w:r>
-              <w:rPr>
-                <w:rFonts w:ascii="Arial" w:eastAsia="Arial" w:hAnsi="Arial"/>
-                <w:sz w:val="16"/>
-              </w:rPr>
-              <w:t>DimBooking</w:t>
-            </w:r>
-            <w:proofErr w:type="spellEnd"/>
-            <w:r>
-              <w:rPr>
-                <w:rFonts w:ascii="Arial" w:eastAsia="Arial" w:hAnsi="Arial"/>
-                <w:sz w:val="16"/>
-              </w:rPr>
-              <w:t xml:space="preserve">, </w:t>
-            </w:r>
-            <w:proofErr w:type="spellStart"/>
-            <w:r>
-              <w:rPr>
-                <w:rFonts w:ascii="Arial" w:eastAsia="Arial" w:hAnsi="Arial"/>
-                <w:sz w:val="16"/>
-              </w:rPr>
-              <w:t>DimLoyalty</w:t>
-            </w:r>
-            <w:proofErr w:type="spellEnd"/>
-            <w:r>
-              <w:rPr>
-                <w:rFonts w:ascii="Arial" w:eastAsia="Arial" w:hAnsi="Arial"/>
-                <w:sz w:val="16"/>
-              </w:rPr>
-              <w:t xml:space="preserve">, and </w:t>
-            </w:r>
-            <w:proofErr w:type="spellStart"/>
-            <w:r>
-              <w:rPr>
-                <w:rFonts w:ascii="Arial" w:eastAsia="Arial" w:hAnsi="Arial"/>
-                <w:sz w:val="16"/>
-              </w:rPr>
-              <w:t>DimSatisfaction</w:t>
-            </w:r>
-            <w:proofErr w:type="spellEnd"/>
-            <w:r>
-              <w:rPr>
-                <w:rFonts w:ascii="Arial" w:eastAsia="Arial" w:hAnsi="Arial"/>
-                <w:sz w:val="16"/>
-              </w:rPr>
-              <w:t>. These dimensions describe who bought the ticket, when it was booked, what travel/service characteristics were involved, how the ticket was booked and paid for, loyalty status, and satisfaction status.</w:t>
+              <w:t>Dimensions are DimCustomer, DimDate, DimTravel, DimBooking, DimLoyalty, and DimSatisfaction. These dimensions describe who bought the ticket, when it was booked, what travel/service characteristics were involved, how the ticket was booked and paid for, loyalty status, and satisfaction status.</w:t>
             </w:r>
           </w:p>
         </w:tc>
@@ -4858,213 +4737,12 @@
             <w:tcW w:w="5328" w:type="dxa"/>
           </w:tcPr>
           <w:p>
-            <w:proofErr w:type="spellStart"/>
-            <w:r>
-              <w:rPr>
-                <w:rFonts w:ascii="Arial" w:eastAsia="Arial" w:hAnsi="Arial"/>
-                <w:sz w:val="16"/>
-              </w:rPr>
-              <w:t>FactSales</w:t>
-            </w:r>
-            <w:proofErr w:type="spellEnd"/>
-            <w:r>
-              <w:rPr>
-                <w:rFonts w:ascii="Arial" w:eastAsia="Arial" w:hAnsi="Arial"/>
-                <w:sz w:val="16"/>
-              </w:rPr>
-              <w:t xml:space="preserve"> contains numeric business measurements such as </w:t>
-            </w:r>
-            <w:proofErr w:type="spellStart"/>
-            <w:r>
-              <w:rPr>
-                <w:rFonts w:ascii="Arial" w:eastAsia="Arial" w:hAnsi="Arial"/>
-                <w:sz w:val="16"/>
-              </w:rPr>
-              <w:t>TicketPrice</w:t>
-            </w:r>
-            <w:proofErr w:type="spellEnd"/>
-            <w:r>
-              <w:rPr>
-                <w:rFonts w:ascii="Arial" w:eastAsia="Arial" w:hAnsi="Arial"/>
-                <w:sz w:val="16"/>
-              </w:rPr>
-              <w:t xml:space="preserve">, </w:t>
-            </w:r>
-            <w:proofErr w:type="spellStart"/>
-            <w:r>
-              <w:rPr>
-                <w:rFonts w:ascii="Arial" w:eastAsia="Arial" w:hAnsi="Arial"/>
-                <w:sz w:val="16"/>
-              </w:rPr>
-              <w:t>OperatingCost</w:t>
-            </w:r>
-            <w:proofErr w:type="spellEnd"/>
-            <w:r>
-              <w:rPr>
-                <w:rFonts w:ascii="Arial" w:eastAsia="Arial" w:hAnsi="Arial"/>
-                <w:sz w:val="16"/>
-              </w:rPr>
-              <w:t xml:space="preserve">, </w:t>
-            </w:r>
-            <w:proofErr w:type="spellStart"/>
-            <w:r>
-              <w:rPr>
-                <w:rFonts w:ascii="Arial" w:eastAsia="Arial" w:hAnsi="Arial"/>
-                <w:sz w:val="16"/>
-              </w:rPr>
-              <w:t>AirportFee</w:t>
-            </w:r>
-            <w:proofErr w:type="spellEnd"/>
-            <w:r>
-              <w:rPr>
-                <w:rFonts w:ascii="Arial" w:eastAsia="Arial" w:hAnsi="Arial"/>
-                <w:sz w:val="16"/>
-              </w:rPr>
-              <w:t xml:space="preserve">, </w:t>
-            </w:r>
-            <w:proofErr w:type="spellStart"/>
-            <w:r>
-              <w:rPr>
-                <w:rFonts w:ascii="Arial" w:eastAsia="Arial" w:hAnsi="Arial"/>
-                <w:sz w:val="16"/>
-              </w:rPr>
-              <w:t>PromotionDiscount</w:t>
-            </w:r>
-            <w:proofErr w:type="spellEnd"/>
-            <w:r>
-              <w:rPr>
-                <w:rFonts w:ascii="Arial" w:eastAsia="Arial" w:hAnsi="Arial"/>
-                <w:sz w:val="16"/>
-              </w:rPr>
-              <w:t xml:space="preserve">, Profit, and </w:t>
-            </w:r>
-            <w:proofErr w:type="spellStart"/>
-            <w:r>
-              <w:rPr>
-                <w:rFonts w:ascii="Arial" w:eastAsia="Arial" w:hAnsi="Arial"/>
-                <w:sz w:val="16"/>
-              </w:rPr>
-              <w:t>FlightDistance</w:t>
-            </w:r>
-            <w:proofErr w:type="spellEnd"/>
-            <w:r>
-              <w:rPr>
-                <w:rFonts w:ascii="Arial" w:eastAsia="Arial" w:hAnsi="Arial"/>
-                <w:sz w:val="16"/>
-              </w:rPr>
-              <w:t xml:space="preserve">. </w:t>
-            </w:r>
-            <w:proofErr w:type="spellStart"/>
-            <w:r>
-              <w:rPr>
-                <w:rFonts w:ascii="Arial" w:eastAsia="Arial" w:hAnsi="Arial"/>
-                <w:sz w:val="16"/>
-              </w:rPr>
-              <w:t>FactCustomerSatisfaction</w:t>
-            </w:r>
-            <w:proofErr w:type="spellEnd"/>
-            <w:r>
-              <w:rPr>
-                <w:rFonts w:ascii="Arial" w:eastAsia="Arial" w:hAnsi="Arial"/>
-                <w:sz w:val="16"/>
-              </w:rPr>
-              <w:t xml:space="preserve"> contains numeric ratings and delay measures such as </w:t>
-            </w:r>
-            <w:proofErr w:type="spellStart"/>
-            <w:r>
-              <w:rPr>
-                <w:rFonts w:ascii="Arial" w:eastAsia="Arial" w:hAnsi="Arial"/>
-                <w:sz w:val="16"/>
-              </w:rPr>
-              <w:t>WifiRating</w:t>
-            </w:r>
-            <w:proofErr w:type="spellEnd"/>
-            <w:r>
-              <w:rPr>
-                <w:rFonts w:ascii="Arial" w:eastAsia="Arial" w:hAnsi="Arial"/>
-                <w:sz w:val="16"/>
-              </w:rPr>
-              <w:t xml:space="preserve">, </w:t>
-            </w:r>
-            <w:proofErr w:type="spellStart"/>
-            <w:r>
-              <w:rPr>
-                <w:rFonts w:ascii="Arial" w:eastAsia="Arial" w:hAnsi="Arial"/>
-                <w:sz w:val="16"/>
-              </w:rPr>
-              <w:t>FoodRating</w:t>
-            </w:r>
-            <w:proofErr w:type="spellEnd"/>
-            <w:r>
-              <w:rPr>
-                <w:rFonts w:ascii="Arial" w:eastAsia="Arial" w:hAnsi="Arial"/>
-                <w:sz w:val="16"/>
-              </w:rPr>
-              <w:t xml:space="preserve">, </w:t>
-            </w:r>
-            <w:proofErr w:type="spellStart"/>
-            <w:r>
-              <w:rPr>
-                <w:rFonts w:ascii="Arial" w:eastAsia="Arial" w:hAnsi="Arial"/>
-                <w:sz w:val="16"/>
-              </w:rPr>
-              <w:t>SeatComfortRating</w:t>
-            </w:r>
-            <w:proofErr w:type="spellEnd"/>
-            <w:r>
-              <w:rPr>
-                <w:rFonts w:ascii="Arial" w:eastAsia="Arial" w:hAnsi="Arial"/>
-                <w:sz w:val="16"/>
-              </w:rPr>
-              <w:t xml:space="preserve">, </w:t>
-            </w:r>
-            <w:proofErr w:type="spellStart"/>
-            <w:r>
-              <w:rPr>
-                <w:rFonts w:ascii="Arial" w:eastAsia="Arial" w:hAnsi="Arial"/>
-                <w:sz w:val="16"/>
-              </w:rPr>
-              <w:t>CleanlinessRating</w:t>
-            </w:r>
-            <w:proofErr w:type="spellEnd"/>
-            <w:r>
-              <w:rPr>
-                <w:rFonts w:ascii="Arial" w:eastAsia="Arial" w:hAnsi="Arial"/>
-                <w:sz w:val="16"/>
-              </w:rPr>
-              <w:t xml:space="preserve">, </w:t>
-            </w:r>
-            <w:proofErr w:type="spellStart"/>
-            <w:r>
-              <w:rPr>
-                <w:rFonts w:ascii="Arial" w:eastAsia="Arial" w:hAnsi="Arial"/>
-                <w:sz w:val="16"/>
-              </w:rPr>
-              <w:t>DepartureDelayMinutes</w:t>
-            </w:r>
-            <w:proofErr w:type="spellEnd"/>
-            <w:r>
-              <w:rPr>
-                <w:rFonts w:ascii="Arial" w:eastAsia="Arial" w:hAnsi="Arial"/>
-                <w:sz w:val="16"/>
-              </w:rPr>
-              <w:t xml:space="preserve">, and </w:t>
-            </w:r>
-            <w:proofErr w:type="spellStart"/>
-            <w:r>
-              <w:rPr>
-                <w:rFonts w:ascii="Arial" w:eastAsia="Arial" w:hAnsi="Arial"/>
-                <w:sz w:val="16"/>
-              </w:rPr>
-              <w:t>ArrivalDelayMinutes</w:t>
-            </w:r>
-            <w:proofErr w:type="spellEnd"/>
-            <w:r>
-              <w:rPr>
-                <w:rFonts w:ascii="Arial" w:eastAsia="Arial" w:hAnsi="Arial"/>
-                <w:sz w:val="16"/>
-              </w:rPr>
-              <w:t>.</w:t>
+            <w:r>
+              <w:rPr>
+                <w:rFonts w:ascii="Arial" w:eastAsia="Arial" w:hAnsi="Arial"/>
+                <w:sz w:val="16"/>
+              </w:rPr>
+              <w:t>FactSales contains numeric business measurements such as TicketPrice, OperatingCost, AirportFee, PromotionDiscount, Profit, and FlightDistance. FactCustomerSatisfaction contains numeric ratings and delay measures such as WifiRating, FoodRating, SeatComfortRating, CleanlinessRating, DepartureDelayMinutes, and ArrivalDelayMinutes.</w:t>
             </w:r>
           </w:p>
         </w:tc>
@@ -5160,17 +4838,8 @@
                 <w:rFonts w:ascii="Arial" w:eastAsia="Arial" w:hAnsi="Arial"/>
                 <w:sz w:val="16"/>
               </w:rPr>
-              <w:t xml:space="preserve">1. Normalize </w:t>
-            </w:r>
-            <w:proofErr w:type="spellStart"/>
-            <w:r>
-              <w:rPr>
-                <w:rFonts w:ascii="Arial" w:eastAsia="Arial" w:hAnsi="Arial"/>
-                <w:sz w:val="16"/>
-              </w:rPr>
-              <w:t>DimDate</w:t>
-            </w:r>
-            <w:proofErr w:type="spellEnd"/>
+              <w:t>1. Normalize DimDate</w:t>
+            </w:r>
           </w:p>
         </w:tc>
         <w:tc>
@@ -5178,85 +4847,12 @@
             <w:tcW w:w="5328" w:type="dxa"/>
           </w:tcPr>
           <w:p>
-            <w:proofErr w:type="spellStart"/>
-            <w:r>
-              <w:rPr>
-                <w:rFonts w:ascii="Arial" w:eastAsia="Arial" w:hAnsi="Arial"/>
-                <w:sz w:val="16"/>
-              </w:rPr>
-              <w:t>DimDate</w:t>
-            </w:r>
-            <w:proofErr w:type="spellEnd"/>
-            <w:r>
-              <w:rPr>
-                <w:rFonts w:ascii="Arial" w:eastAsia="Arial" w:hAnsi="Arial"/>
-                <w:sz w:val="16"/>
-              </w:rPr>
-              <w:t xml:space="preserve"> is split into </w:t>
-            </w:r>
-            <w:proofErr w:type="spellStart"/>
-            <w:r>
-              <w:rPr>
-                <w:rFonts w:ascii="Arial" w:eastAsia="Arial" w:hAnsi="Arial"/>
-                <w:sz w:val="16"/>
-              </w:rPr>
-              <w:t>DimDate</w:t>
-            </w:r>
-            <w:proofErr w:type="spellEnd"/>
-            <w:r>
-              <w:rPr>
-                <w:rFonts w:ascii="Arial" w:eastAsia="Arial" w:hAnsi="Arial"/>
-                <w:sz w:val="16"/>
-              </w:rPr>
-              <w:t xml:space="preserve">, </w:t>
-            </w:r>
-            <w:proofErr w:type="spellStart"/>
-            <w:r>
-              <w:rPr>
-                <w:rFonts w:ascii="Arial" w:eastAsia="Arial" w:hAnsi="Arial"/>
-                <w:sz w:val="16"/>
-              </w:rPr>
-              <w:t>DimMonth</w:t>
-            </w:r>
-            <w:proofErr w:type="spellEnd"/>
-            <w:r>
-              <w:rPr>
-                <w:rFonts w:ascii="Arial" w:eastAsia="Arial" w:hAnsi="Arial"/>
-                <w:sz w:val="16"/>
-              </w:rPr>
-              <w:t xml:space="preserve">, </w:t>
-            </w:r>
-            <w:proofErr w:type="spellStart"/>
-            <w:r>
-              <w:rPr>
-                <w:rFonts w:ascii="Arial" w:eastAsia="Arial" w:hAnsi="Arial"/>
-                <w:sz w:val="16"/>
-              </w:rPr>
-              <w:t>DimQuarter</w:t>
-            </w:r>
-            <w:proofErr w:type="spellEnd"/>
-            <w:r>
-              <w:rPr>
-                <w:rFonts w:ascii="Arial" w:eastAsia="Arial" w:hAnsi="Arial"/>
-                <w:sz w:val="16"/>
-              </w:rPr>
-              <w:t xml:space="preserve">, and </w:t>
-            </w:r>
-            <w:proofErr w:type="spellStart"/>
-            <w:r>
-              <w:rPr>
-                <w:rFonts w:ascii="Arial" w:eastAsia="Arial" w:hAnsi="Arial"/>
-                <w:sz w:val="16"/>
-              </w:rPr>
-              <w:t>DimYear</w:t>
-            </w:r>
-            <w:proofErr w:type="spellEnd"/>
-            <w:r>
-              <w:rPr>
-                <w:rFonts w:ascii="Arial" w:eastAsia="Arial" w:hAnsi="Arial"/>
-                <w:sz w:val="16"/>
-              </w:rPr>
-              <w:t xml:space="preserve"> to represent the date hierarchy Year -&gt; Quarter -&gt; Month -&gt; Day.</w:t>
+            <w:r>
+              <w:rPr>
+                <w:rFonts w:ascii="Arial" w:eastAsia="Arial" w:hAnsi="Arial"/>
+                <w:sz w:val="16"/>
+              </w:rPr>
+              <w:t>DimDate is split into DimDate, DimMonth, DimQuarter, and DimYear to represent the date hierarchy Year -&gt; Quarter -&gt; Month -&gt; Day.</w:t>
             </w:r>
           </w:p>
         </w:tc>
@@ -5275,17 +4871,8 @@
                 <w:rFonts w:ascii="Arial" w:eastAsia="Arial" w:hAnsi="Arial"/>
                 <w:sz w:val="16"/>
               </w:rPr>
-              <w:t xml:space="preserve">2. Normalize </w:t>
-            </w:r>
-            <w:proofErr w:type="spellStart"/>
-            <w:r>
-              <w:rPr>
-                <w:rFonts w:ascii="Arial" w:eastAsia="Arial" w:hAnsi="Arial"/>
-                <w:sz w:val="16"/>
-              </w:rPr>
-              <w:t>DimCustomer</w:t>
-            </w:r>
-            <w:proofErr w:type="spellEnd"/>
+              <w:t>2. Normalize DimCustomer</w:t>
+            </w:r>
           </w:p>
         </w:tc>
         <w:tc>
@@ -5293,53 +4880,12 @@
             <w:tcW w:w="5328" w:type="dxa"/>
           </w:tcPr>
           <w:p>
-            <w:proofErr w:type="spellStart"/>
-            <w:r>
-              <w:rPr>
-                <w:rFonts w:ascii="Arial" w:eastAsia="Arial" w:hAnsi="Arial"/>
-                <w:sz w:val="16"/>
-              </w:rPr>
-              <w:t>AgeGroup</w:t>
-            </w:r>
-            <w:proofErr w:type="spellEnd"/>
-            <w:r>
-              <w:rPr>
-                <w:rFonts w:ascii="Arial" w:eastAsia="Arial" w:hAnsi="Arial"/>
-                <w:sz w:val="16"/>
-              </w:rPr>
-              <w:t xml:space="preserve"> is separated into </w:t>
-            </w:r>
-            <w:proofErr w:type="spellStart"/>
-            <w:r>
-              <w:rPr>
-                <w:rFonts w:ascii="Arial" w:eastAsia="Arial" w:hAnsi="Arial"/>
-                <w:sz w:val="16"/>
-              </w:rPr>
-              <w:t>DimAgeGroup</w:t>
-            </w:r>
-            <w:proofErr w:type="spellEnd"/>
-            <w:r>
-              <w:rPr>
-                <w:rFonts w:ascii="Arial" w:eastAsia="Arial" w:hAnsi="Arial"/>
-                <w:sz w:val="16"/>
-              </w:rPr>
-              <w:t xml:space="preserve"> and referenced from </w:t>
-            </w:r>
-            <w:proofErr w:type="spellStart"/>
-            <w:r>
-              <w:rPr>
-                <w:rFonts w:ascii="Arial" w:eastAsia="Arial" w:hAnsi="Arial"/>
-                <w:sz w:val="16"/>
-              </w:rPr>
-              <w:t>DimCustomer</w:t>
-            </w:r>
-            <w:proofErr w:type="spellEnd"/>
-            <w:r>
-              <w:rPr>
-                <w:rFonts w:ascii="Arial" w:eastAsia="Arial" w:hAnsi="Arial"/>
-                <w:sz w:val="16"/>
-              </w:rPr>
-              <w:t>. This avoids repeating age group descriptions for many customers.</w:t>
+            <w:r>
+              <w:rPr>
+                <w:rFonts w:ascii="Arial" w:eastAsia="Arial" w:hAnsi="Arial"/>
+                <w:sz w:val="16"/>
+              </w:rPr>
+              <w:t>AgeGroup is separated into DimAgeGroup and referenced from DimCustomer. This avoids repeating age group descriptions for many customers.</w:t>
             </w:r>
           </w:p>
         </w:tc>
@@ -5358,17 +4904,8 @@
                 <w:rFonts w:ascii="Arial" w:eastAsia="Arial" w:hAnsi="Arial"/>
                 <w:sz w:val="16"/>
               </w:rPr>
-              <w:t xml:space="preserve">3. Normalize </w:t>
-            </w:r>
-            <w:proofErr w:type="spellStart"/>
-            <w:r>
-              <w:rPr>
-                <w:rFonts w:ascii="Arial" w:eastAsia="Arial" w:hAnsi="Arial"/>
-                <w:sz w:val="16"/>
-              </w:rPr>
-              <w:t>DimTravel</w:t>
-            </w:r>
-            <w:proofErr w:type="spellEnd"/>
+              <w:t>3. Normalize DimTravel</w:t>
+            </w:r>
           </w:p>
         </w:tc>
         <w:tc>
@@ -5376,69 +4913,12 @@
             <w:tcW w:w="5328" w:type="dxa"/>
           </w:tcPr>
           <w:p>
-            <w:proofErr w:type="spellStart"/>
-            <w:r>
-              <w:rPr>
-                <w:rFonts w:ascii="Arial" w:eastAsia="Arial" w:hAnsi="Arial"/>
-                <w:sz w:val="16"/>
-              </w:rPr>
-              <w:t>TravelType</w:t>
-            </w:r>
-            <w:proofErr w:type="spellEnd"/>
-            <w:r>
-              <w:rPr>
-                <w:rFonts w:ascii="Arial" w:eastAsia="Arial" w:hAnsi="Arial"/>
-                <w:sz w:val="16"/>
-              </w:rPr>
-              <w:t xml:space="preserve">, </w:t>
-            </w:r>
-            <w:proofErr w:type="spellStart"/>
-            <w:r>
-              <w:rPr>
-                <w:rFonts w:ascii="Arial" w:eastAsia="Arial" w:hAnsi="Arial"/>
-                <w:sz w:val="16"/>
-              </w:rPr>
-              <w:t>TravelClass</w:t>
-            </w:r>
-            <w:proofErr w:type="spellEnd"/>
-            <w:r>
-              <w:rPr>
-                <w:rFonts w:ascii="Arial" w:eastAsia="Arial" w:hAnsi="Arial"/>
-                <w:sz w:val="16"/>
-              </w:rPr>
-              <w:t xml:space="preserve">, and </w:t>
-            </w:r>
-            <w:proofErr w:type="spellStart"/>
-            <w:r>
-              <w:rPr>
-                <w:rFonts w:ascii="Arial" w:eastAsia="Arial" w:hAnsi="Arial"/>
-                <w:sz w:val="16"/>
-              </w:rPr>
-              <w:t>DistanceCategory</w:t>
-            </w:r>
-            <w:proofErr w:type="spellEnd"/>
-            <w:r>
-              <w:rPr>
-                <w:rFonts w:ascii="Arial" w:eastAsia="Arial" w:hAnsi="Arial"/>
-                <w:sz w:val="16"/>
-              </w:rPr>
-              <w:t xml:space="preserve"> are separated into lookup dimensions and referenced by </w:t>
-            </w:r>
-            <w:proofErr w:type="spellStart"/>
-            <w:r>
-              <w:rPr>
-                <w:rFonts w:ascii="Arial" w:eastAsia="Arial" w:hAnsi="Arial"/>
-                <w:sz w:val="16"/>
-              </w:rPr>
-              <w:t>DimTravel</w:t>
-            </w:r>
-            <w:proofErr w:type="spellEnd"/>
-            <w:r>
-              <w:rPr>
-                <w:rFonts w:ascii="Arial" w:eastAsia="Arial" w:hAnsi="Arial"/>
-                <w:sz w:val="16"/>
-              </w:rPr>
-              <w:t>. This normalizes repeated travel descriptions.</w:t>
+            <w:r>
+              <w:rPr>
+                <w:rFonts w:ascii="Arial" w:eastAsia="Arial" w:hAnsi="Arial"/>
+                <w:sz w:val="16"/>
+              </w:rPr>
+              <w:t>TravelType, TravelClass, and DistanceCategory are separated into lookup dimensions and referenced by DimTravel. This normalizes repeated travel descriptions.</w:t>
             </w:r>
           </w:p>
         </w:tc>
@@ -5457,17 +4937,8 @@
                 <w:rFonts w:ascii="Arial" w:eastAsia="Arial" w:hAnsi="Arial"/>
                 <w:sz w:val="16"/>
               </w:rPr>
-              <w:t xml:space="preserve">4. Normalize </w:t>
-            </w:r>
-            <w:proofErr w:type="spellStart"/>
-            <w:r>
-              <w:rPr>
-                <w:rFonts w:ascii="Arial" w:eastAsia="Arial" w:hAnsi="Arial"/>
-                <w:sz w:val="16"/>
-              </w:rPr>
-              <w:t>DimBooking</w:t>
-            </w:r>
-            <w:proofErr w:type="spellEnd"/>
+              <w:t>4. Normalize DimBooking</w:t>
+            </w:r>
           </w:p>
         </w:tc>
         <w:tc>
@@ -5475,69 +4946,12 @@
             <w:tcW w:w="5328" w:type="dxa"/>
           </w:tcPr>
           <w:p>
-            <w:proofErr w:type="spellStart"/>
-            <w:r>
-              <w:rPr>
-                <w:rFonts w:ascii="Arial" w:eastAsia="Arial" w:hAnsi="Arial"/>
-                <w:sz w:val="16"/>
-              </w:rPr>
-              <w:t>BookingChannel</w:t>
-            </w:r>
-            <w:proofErr w:type="spellEnd"/>
-            <w:r>
-              <w:rPr>
-                <w:rFonts w:ascii="Arial" w:eastAsia="Arial" w:hAnsi="Arial"/>
-                <w:sz w:val="16"/>
-              </w:rPr>
-              <w:t xml:space="preserve">, </w:t>
-            </w:r>
-            <w:proofErr w:type="spellStart"/>
-            <w:r>
-              <w:rPr>
-                <w:rFonts w:ascii="Arial" w:eastAsia="Arial" w:hAnsi="Arial"/>
-                <w:sz w:val="16"/>
-              </w:rPr>
-              <w:t>PaymentMethod</w:t>
-            </w:r>
-            <w:proofErr w:type="spellEnd"/>
-            <w:r>
-              <w:rPr>
-                <w:rFonts w:ascii="Arial" w:eastAsia="Arial" w:hAnsi="Arial"/>
-                <w:sz w:val="16"/>
-              </w:rPr>
-              <w:t xml:space="preserve">, and </w:t>
-            </w:r>
-            <w:proofErr w:type="spellStart"/>
-            <w:r>
-              <w:rPr>
-                <w:rFonts w:ascii="Arial" w:eastAsia="Arial" w:hAnsi="Arial"/>
-                <w:sz w:val="16"/>
-              </w:rPr>
-              <w:t>TravelInsurance</w:t>
-            </w:r>
-            <w:proofErr w:type="spellEnd"/>
-            <w:r>
-              <w:rPr>
-                <w:rFonts w:ascii="Arial" w:eastAsia="Arial" w:hAnsi="Arial"/>
-                <w:sz w:val="16"/>
-              </w:rPr>
-              <w:t xml:space="preserve"> are separated into lookup dimensions and referenced by </w:t>
-            </w:r>
-            <w:proofErr w:type="spellStart"/>
-            <w:r>
-              <w:rPr>
-                <w:rFonts w:ascii="Arial" w:eastAsia="Arial" w:hAnsi="Arial"/>
-                <w:sz w:val="16"/>
-              </w:rPr>
-              <w:t>DimBooking</w:t>
-            </w:r>
-            <w:proofErr w:type="spellEnd"/>
-            <w:r>
-              <w:rPr>
-                <w:rFonts w:ascii="Arial" w:eastAsia="Arial" w:hAnsi="Arial"/>
-                <w:sz w:val="16"/>
-              </w:rPr>
-              <w:t>. This normalizes repeated booking characteristics.</w:t>
+            <w:r>
+              <w:rPr>
+                <w:rFonts w:ascii="Arial" w:eastAsia="Arial" w:hAnsi="Arial"/>
+                <w:sz w:val="16"/>
+              </w:rPr>
+              <w:t>BookingChannel, PaymentMethod, and TravelInsurance are separated into lookup dimensions and referenced by DimBooking. This normalizes repeated booking characteristics.</w:t>
             </w:r>
           </w:p>
         </w:tc>
@@ -5602,7 +5016,6 @@
         <w:spacing w:after="80"/>
       </w:pPr>
       <w:bookmarkStart w:id="23" w:name="_Toc233547745"/>
-      <w:proofErr w:type="spellStart"/>
       <w:r>
         <w:rPr>
           <w:rFonts w:ascii="Arial" w:eastAsia="Arial" w:hAnsi="Arial"/>
@@ -5610,7 +5023,6 @@
         <w:t>DimCustomer</w:t>
       </w:r>
       <w:bookmarkEnd w:id="23"/>
-      <w:proofErr w:type="spellEnd"/>
     </w:p>
     <w:p>
       <w:pPr>
@@ -5620,21 +5032,7 @@
         <w:rPr>
           <w:rFonts w:ascii="Arial" w:eastAsia="Arial" w:hAnsi="Arial"/>
         </w:rPr>
-        <w:t xml:space="preserve">Stores descriptive customer data integrated from both source systems. </w:t>
-      </w:r>
-      <w:proofErr w:type="spellStart"/>
-      <w:r>
-        <w:rPr>
-          <w:rFonts w:ascii="Arial" w:eastAsia="Arial" w:hAnsi="Arial"/>
-        </w:rPr>
-        <w:t>CustomerID</w:t>
-      </w:r>
-      <w:proofErr w:type="spellEnd"/>
-      <w:r>
-        <w:rPr>
-          <w:rFonts w:ascii="Arial" w:eastAsia="Arial" w:hAnsi="Arial"/>
-        </w:rPr>
-        <w:t xml:space="preserve"> is the shared business key between Customer Satisfaction and Booking/Sales sources.</w:t>
+        <w:t>Stores descriptive customer data integrated from both source systems. CustomerID is the shared business key between Customer Satisfaction and Booking/Sales sources.</w:t>
       </w:r>
     </w:p>
     <w:tbl>
@@ -5728,7 +5126,6 @@
             <w:tcW w:w="2664" w:type="dxa"/>
           </w:tcPr>
           <w:p>
-            <w:proofErr w:type="spellStart"/>
             <w:r>
               <w:rPr>
                 <w:rFonts w:ascii="Arial" w:eastAsia="Arial" w:hAnsi="Arial"/>
@@ -5736,7 +5133,6 @@
               </w:rPr>
               <w:t>CustomerKey</w:t>
             </w:r>
-            <w:proofErr w:type="spellEnd"/>
           </w:p>
         </w:tc>
         <w:tc>
@@ -5791,7 +5187,6 @@
             <w:tcW w:w="2664" w:type="dxa"/>
           </w:tcPr>
           <w:p>
-            <w:proofErr w:type="spellStart"/>
             <w:r>
               <w:rPr>
                 <w:rFonts w:ascii="Arial" w:eastAsia="Arial" w:hAnsi="Arial"/>
@@ -5799,7 +5194,6 @@
               </w:rPr>
               <w:t>CustomerID</w:t>
             </w:r>
-            <w:proofErr w:type="spellEnd"/>
           </w:p>
         </w:tc>
         <w:tc>
@@ -5882,21 +5276,12 @@
             <w:tcW w:w="2664" w:type="dxa"/>
           </w:tcPr>
           <w:p>
-            <w:proofErr w:type="gramStart"/>
-            <w:r>
-              <w:rPr>
-                <w:rFonts w:ascii="Arial" w:eastAsia="Arial" w:hAnsi="Arial"/>
-                <w:sz w:val="16"/>
-              </w:rPr>
-              <w:t>VARCHAR(</w:t>
-            </w:r>
-            <w:proofErr w:type="gramEnd"/>
-            <w:r>
-              <w:rPr>
-                <w:rFonts w:ascii="Arial" w:eastAsia="Arial" w:hAnsi="Arial"/>
-                <w:sz w:val="16"/>
-              </w:rPr>
-              <w:t>20)</w:t>
+            <w:r>
+              <w:rPr>
+                <w:rFonts w:ascii="Arial" w:eastAsia="Arial" w:hAnsi="Arial"/>
+                <w:sz w:val="16"/>
+              </w:rPr>
+              <w:t>VARCHAR(20)</w:t>
             </w:r>
           </w:p>
         </w:tc>
@@ -5985,7 +5370,6 @@
             <w:tcW w:w="2664" w:type="dxa"/>
           </w:tcPr>
           <w:p>
-            <w:proofErr w:type="spellStart"/>
             <w:r>
               <w:rPr>
                 <w:rFonts w:ascii="Arial" w:eastAsia="Arial" w:hAnsi="Arial"/>
@@ -5993,7 +5377,6 @@
               </w:rPr>
               <w:t>CustomerType</w:t>
             </w:r>
-            <w:proofErr w:type="spellEnd"/>
           </w:p>
         </w:tc>
         <w:tc>
@@ -6015,21 +5398,12 @@
             <w:tcW w:w="2664" w:type="dxa"/>
           </w:tcPr>
           <w:p>
-            <w:proofErr w:type="gramStart"/>
-            <w:r>
-              <w:rPr>
-                <w:rFonts w:ascii="Arial" w:eastAsia="Arial" w:hAnsi="Arial"/>
-                <w:sz w:val="16"/>
-              </w:rPr>
-              <w:t>VARCHAR(</w:t>
-            </w:r>
-            <w:proofErr w:type="gramEnd"/>
-            <w:r>
-              <w:rPr>
-                <w:rFonts w:ascii="Arial" w:eastAsia="Arial" w:hAnsi="Arial"/>
-                <w:sz w:val="16"/>
-              </w:rPr>
-              <w:t>50)</w:t>
+            <w:r>
+              <w:rPr>
+                <w:rFonts w:ascii="Arial" w:eastAsia="Arial" w:hAnsi="Arial"/>
+                <w:sz w:val="16"/>
+              </w:rPr>
+              <w:t>VARCHAR(50)</w:t>
             </w:r>
           </w:p>
         </w:tc>
@@ -6057,7 +5431,6 @@
             <w:tcW w:w="2664" w:type="dxa"/>
           </w:tcPr>
           <w:p>
-            <w:proofErr w:type="spellStart"/>
             <w:r>
               <w:rPr>
                 <w:rFonts w:ascii="Arial" w:eastAsia="Arial" w:hAnsi="Arial"/>
@@ -6065,7 +5438,6 @@
               </w:rPr>
               <w:t>AgeGroup</w:t>
             </w:r>
-            <w:proofErr w:type="spellEnd"/>
           </w:p>
         </w:tc>
         <w:tc>
@@ -6087,21 +5459,12 @@
             <w:tcW w:w="2664" w:type="dxa"/>
           </w:tcPr>
           <w:p>
-            <w:proofErr w:type="gramStart"/>
-            <w:r>
-              <w:rPr>
-                <w:rFonts w:ascii="Arial" w:eastAsia="Arial" w:hAnsi="Arial"/>
-                <w:sz w:val="16"/>
-              </w:rPr>
-              <w:t>VARCHAR(</w:t>
-            </w:r>
-            <w:proofErr w:type="gramEnd"/>
-            <w:r>
-              <w:rPr>
-                <w:rFonts w:ascii="Arial" w:eastAsia="Arial" w:hAnsi="Arial"/>
-                <w:sz w:val="16"/>
-              </w:rPr>
-              <w:t>30)</w:t>
+            <w:r>
+              <w:rPr>
+                <w:rFonts w:ascii="Arial" w:eastAsia="Arial" w:hAnsi="Arial"/>
+                <w:sz w:val="16"/>
+              </w:rPr>
+              <w:t>VARCHAR(30)</w:t>
             </w:r>
           </w:p>
         </w:tc>
@@ -6127,7 +5490,6 @@
         <w:spacing w:after="80"/>
       </w:pPr>
       <w:bookmarkStart w:id="24" w:name="_Toc233547746"/>
-      <w:proofErr w:type="spellStart"/>
       <w:r>
         <w:rPr>
           <w:rFonts w:ascii="Arial" w:eastAsia="Arial" w:hAnsi="Arial"/>
@@ -6136,7 +5498,6 @@
         <w:t>DimDate</w:t>
       </w:r>
       <w:bookmarkEnd w:id="24"/>
-      <w:proofErr w:type="spellEnd"/>
     </w:p>
     <w:p>
       <w:pPr>
@@ -6240,7 +5601,6 @@
             <w:tcW w:w="2664" w:type="dxa"/>
           </w:tcPr>
           <w:p>
-            <w:proofErr w:type="spellStart"/>
             <w:r>
               <w:rPr>
                 <w:rFonts w:ascii="Arial" w:eastAsia="Arial" w:hAnsi="Arial"/>
@@ -6248,7 +5608,6 @@
               </w:rPr>
               <w:t>DateKey</w:t>
             </w:r>
-            <w:proofErr w:type="spellEnd"/>
           </w:p>
         </w:tc>
         <w:tc>
@@ -6303,7 +5662,6 @@
             <w:tcW w:w="2664" w:type="dxa"/>
           </w:tcPr>
           <w:p>
-            <w:proofErr w:type="spellStart"/>
             <w:r>
               <w:rPr>
                 <w:rFonts w:ascii="Arial" w:eastAsia="Arial" w:hAnsi="Arial"/>
@@ -6311,7 +5669,6 @@
               </w:rPr>
               <w:t>FullDate</w:t>
             </w:r>
-            <w:proofErr w:type="spellEnd"/>
           </w:p>
         </w:tc>
         <w:tc>
@@ -6488,7 +5845,6 @@
             <w:tcW w:w="2664" w:type="dxa"/>
           </w:tcPr>
           <w:p>
-            <w:proofErr w:type="spellStart"/>
             <w:r>
               <w:rPr>
                 <w:rFonts w:ascii="Arial" w:eastAsia="Arial" w:hAnsi="Arial"/>
@@ -6496,7 +5852,6 @@
               </w:rPr>
               <w:t>MonthName</w:t>
             </w:r>
-            <w:proofErr w:type="spellEnd"/>
           </w:p>
         </w:tc>
         <w:tc>
@@ -6518,21 +5873,12 @@
             <w:tcW w:w="2664" w:type="dxa"/>
           </w:tcPr>
           <w:p>
-            <w:proofErr w:type="gramStart"/>
-            <w:r>
-              <w:rPr>
-                <w:rFonts w:ascii="Arial" w:eastAsia="Arial" w:hAnsi="Arial"/>
-                <w:sz w:val="16"/>
-              </w:rPr>
-              <w:t>VARCHAR(</w:t>
-            </w:r>
-            <w:proofErr w:type="gramEnd"/>
-            <w:r>
-              <w:rPr>
-                <w:rFonts w:ascii="Arial" w:eastAsia="Arial" w:hAnsi="Arial"/>
-                <w:sz w:val="16"/>
-              </w:rPr>
-              <w:t>20)</w:t>
+            <w:r>
+              <w:rPr>
+                <w:rFonts w:ascii="Arial" w:eastAsia="Arial" w:hAnsi="Arial"/>
+                <w:sz w:val="16"/>
+              </w:rPr>
+              <w:t>VARCHAR(20)</w:t>
             </w:r>
           </w:p>
         </w:tc>
@@ -6743,7 +6089,6 @@
             <w:tcW w:w="2664" w:type="dxa"/>
           </w:tcPr>
           <w:p>
-            <w:proofErr w:type="spellStart"/>
             <w:r>
               <w:rPr>
                 <w:rFonts w:ascii="Arial" w:eastAsia="Arial" w:hAnsi="Arial"/>
@@ -6751,7 +6096,6 @@
               </w:rPr>
               <w:t>DayOfWeek</w:t>
             </w:r>
-            <w:proofErr w:type="spellEnd"/>
           </w:p>
         </w:tc>
         <w:tc>
@@ -6773,21 +6117,12 @@
             <w:tcW w:w="2664" w:type="dxa"/>
           </w:tcPr>
           <w:p>
-            <w:proofErr w:type="gramStart"/>
-            <w:r>
-              <w:rPr>
-                <w:rFonts w:ascii="Arial" w:eastAsia="Arial" w:hAnsi="Arial"/>
-                <w:sz w:val="16"/>
-              </w:rPr>
-              <w:t>VARCHAR(</w:t>
-            </w:r>
-            <w:proofErr w:type="gramEnd"/>
-            <w:r>
-              <w:rPr>
-                <w:rFonts w:ascii="Arial" w:eastAsia="Arial" w:hAnsi="Arial"/>
-                <w:sz w:val="16"/>
-              </w:rPr>
-              <w:t>20)</w:t>
+            <w:r>
+              <w:rPr>
+                <w:rFonts w:ascii="Arial" w:eastAsia="Arial" w:hAnsi="Arial"/>
+                <w:sz w:val="16"/>
+              </w:rPr>
+              <w:t>VARCHAR(20)</w:t>
             </w:r>
           </w:p>
         </w:tc>
@@ -6813,7 +6148,6 @@
         <w:spacing w:after="80"/>
       </w:pPr>
       <w:bookmarkStart w:id="25" w:name="_Toc233547747"/>
-      <w:proofErr w:type="spellStart"/>
       <w:r>
         <w:rPr>
           <w:rFonts w:ascii="Arial" w:eastAsia="Arial" w:hAnsi="Arial"/>
@@ -6821,7 +6155,6 @@
         <w:t>DimTravel</w:t>
       </w:r>
       <w:bookmarkEnd w:id="25"/>
-      <w:proofErr w:type="spellEnd"/>
     </w:p>
     <w:p>
       <w:pPr>
@@ -6925,7 +6258,6 @@
             <w:tcW w:w="2664" w:type="dxa"/>
           </w:tcPr>
           <w:p>
-            <w:proofErr w:type="spellStart"/>
             <w:r>
               <w:rPr>
                 <w:rFonts w:ascii="Arial" w:eastAsia="Arial" w:hAnsi="Arial"/>
@@ -6933,7 +6265,6 @@
               </w:rPr>
               <w:t>TravelKey</w:t>
             </w:r>
-            <w:proofErr w:type="spellEnd"/>
           </w:p>
         </w:tc>
         <w:tc>
@@ -6988,7 +6319,6 @@
             <w:tcW w:w="2664" w:type="dxa"/>
           </w:tcPr>
           <w:p>
-            <w:proofErr w:type="spellStart"/>
             <w:r>
               <w:rPr>
                 <w:rFonts w:ascii="Arial" w:eastAsia="Arial" w:hAnsi="Arial"/>
@@ -6996,7 +6326,6 @@
               </w:rPr>
               <w:t>TravelType</w:t>
             </w:r>
-            <w:proofErr w:type="spellEnd"/>
           </w:p>
         </w:tc>
         <w:tc>
@@ -7018,21 +6347,12 @@
             <w:tcW w:w="2664" w:type="dxa"/>
           </w:tcPr>
           <w:p>
-            <w:proofErr w:type="gramStart"/>
-            <w:r>
-              <w:rPr>
-                <w:rFonts w:ascii="Arial" w:eastAsia="Arial" w:hAnsi="Arial"/>
-                <w:sz w:val="16"/>
-              </w:rPr>
-              <w:t>VARCHAR(</w:t>
-            </w:r>
-            <w:proofErr w:type="gramEnd"/>
-            <w:r>
-              <w:rPr>
-                <w:rFonts w:ascii="Arial" w:eastAsia="Arial" w:hAnsi="Arial"/>
-                <w:sz w:val="16"/>
-              </w:rPr>
-              <w:t>50)</w:t>
+            <w:r>
+              <w:rPr>
+                <w:rFonts w:ascii="Arial" w:eastAsia="Arial" w:hAnsi="Arial"/>
+                <w:sz w:val="16"/>
+              </w:rPr>
+              <w:t>VARCHAR(50)</w:t>
             </w:r>
           </w:p>
         </w:tc>
@@ -7060,7 +6380,6 @@
             <w:tcW w:w="2664" w:type="dxa"/>
           </w:tcPr>
           <w:p>
-            <w:proofErr w:type="spellStart"/>
             <w:r>
               <w:rPr>
                 <w:rFonts w:ascii="Arial" w:eastAsia="Arial" w:hAnsi="Arial"/>
@@ -7068,7 +6387,6 @@
               </w:rPr>
               <w:t>TravelClass</w:t>
             </w:r>
-            <w:proofErr w:type="spellEnd"/>
           </w:p>
         </w:tc>
         <w:tc>
@@ -7090,21 +6408,12 @@
             <w:tcW w:w="2664" w:type="dxa"/>
           </w:tcPr>
           <w:p>
-            <w:proofErr w:type="gramStart"/>
-            <w:r>
-              <w:rPr>
-                <w:rFonts w:ascii="Arial" w:eastAsia="Arial" w:hAnsi="Arial"/>
-                <w:sz w:val="16"/>
-              </w:rPr>
-              <w:t>VARCHAR(</w:t>
-            </w:r>
-            <w:proofErr w:type="gramEnd"/>
-            <w:r>
-              <w:rPr>
-                <w:rFonts w:ascii="Arial" w:eastAsia="Arial" w:hAnsi="Arial"/>
-                <w:sz w:val="16"/>
-              </w:rPr>
-              <w:t>30)</w:t>
+            <w:r>
+              <w:rPr>
+                <w:rFonts w:ascii="Arial" w:eastAsia="Arial" w:hAnsi="Arial"/>
+                <w:sz w:val="16"/>
+              </w:rPr>
+              <w:t>VARCHAR(30)</w:t>
             </w:r>
           </w:p>
         </w:tc>
@@ -7132,7 +6441,6 @@
             <w:tcW w:w="2664" w:type="dxa"/>
           </w:tcPr>
           <w:p>
-            <w:proofErr w:type="spellStart"/>
             <w:r>
               <w:rPr>
                 <w:rFonts w:ascii="Arial" w:eastAsia="Arial" w:hAnsi="Arial"/>
@@ -7140,7 +6448,6 @@
               </w:rPr>
               <w:t>FlightDistance</w:t>
             </w:r>
-            <w:proofErr w:type="spellEnd"/>
           </w:p>
         </w:tc>
         <w:tc>
@@ -7195,7 +6502,6 @@
             <w:tcW w:w="2664" w:type="dxa"/>
           </w:tcPr>
           <w:p>
-            <w:proofErr w:type="spellStart"/>
             <w:r>
               <w:rPr>
                 <w:rFonts w:ascii="Arial" w:eastAsia="Arial" w:hAnsi="Arial"/>
@@ -7203,7 +6509,6 @@
               </w:rPr>
               <w:t>DistanceCategory</w:t>
             </w:r>
-            <w:proofErr w:type="spellEnd"/>
           </w:p>
         </w:tc>
         <w:tc>
@@ -7225,21 +6530,12 @@
             <w:tcW w:w="2664" w:type="dxa"/>
           </w:tcPr>
           <w:p>
-            <w:proofErr w:type="gramStart"/>
-            <w:r>
-              <w:rPr>
-                <w:rFonts w:ascii="Arial" w:eastAsia="Arial" w:hAnsi="Arial"/>
-                <w:sz w:val="16"/>
-              </w:rPr>
-              <w:t>VARCHAR(</w:t>
-            </w:r>
-            <w:proofErr w:type="gramEnd"/>
-            <w:r>
-              <w:rPr>
-                <w:rFonts w:ascii="Arial" w:eastAsia="Arial" w:hAnsi="Arial"/>
-                <w:sz w:val="16"/>
-              </w:rPr>
-              <w:t>30)</w:t>
+            <w:r>
+              <w:rPr>
+                <w:rFonts w:ascii="Arial" w:eastAsia="Arial" w:hAnsi="Arial"/>
+                <w:sz w:val="16"/>
+              </w:rPr>
+              <w:t>VARCHAR(30)</w:t>
             </w:r>
           </w:p>
         </w:tc>
@@ -7265,7 +6561,6 @@
         <w:spacing w:after="80"/>
       </w:pPr>
       <w:bookmarkStart w:id="26" w:name="_Toc233547748"/>
-      <w:proofErr w:type="spellStart"/>
       <w:r>
         <w:rPr>
           <w:rFonts w:ascii="Arial" w:eastAsia="Arial" w:hAnsi="Arial"/>
@@ -7273,7 +6568,6 @@
         <w:t>DimBooking</w:t>
       </w:r>
       <w:bookmarkEnd w:id="26"/>
-      <w:proofErr w:type="spellEnd"/>
     </w:p>
     <w:p>
       <w:pPr>
@@ -7377,7 +6671,6 @@
             <w:tcW w:w="2664" w:type="dxa"/>
           </w:tcPr>
           <w:p>
-            <w:proofErr w:type="spellStart"/>
             <w:r>
               <w:rPr>
                 <w:rFonts w:ascii="Arial" w:eastAsia="Arial" w:hAnsi="Arial"/>
@@ -7385,7 +6678,6 @@
               </w:rPr>
               <w:t>BookingKey</w:t>
             </w:r>
-            <w:proofErr w:type="spellEnd"/>
           </w:p>
         </w:tc>
         <w:tc>
@@ -7440,7 +6732,6 @@
             <w:tcW w:w="2664" w:type="dxa"/>
           </w:tcPr>
           <w:p>
-            <w:proofErr w:type="spellStart"/>
             <w:r>
               <w:rPr>
                 <w:rFonts w:ascii="Arial" w:eastAsia="Arial" w:hAnsi="Arial"/>
@@ -7448,7 +6739,6 @@
               </w:rPr>
               <w:t>BookingID</w:t>
             </w:r>
-            <w:proofErr w:type="spellEnd"/>
           </w:p>
         </w:tc>
         <w:tc>
@@ -7470,21 +6760,12 @@
             <w:tcW w:w="2664" w:type="dxa"/>
           </w:tcPr>
           <w:p>
-            <w:proofErr w:type="gramStart"/>
-            <w:r>
-              <w:rPr>
-                <w:rFonts w:ascii="Arial" w:eastAsia="Arial" w:hAnsi="Arial"/>
-                <w:sz w:val="16"/>
-              </w:rPr>
-              <w:t>VARCHAR(</w:t>
-            </w:r>
-            <w:proofErr w:type="gramEnd"/>
-            <w:r>
-              <w:rPr>
-                <w:rFonts w:ascii="Arial" w:eastAsia="Arial" w:hAnsi="Arial"/>
-                <w:sz w:val="16"/>
-              </w:rPr>
-              <w:t>30)</w:t>
+            <w:r>
+              <w:rPr>
+                <w:rFonts w:ascii="Arial" w:eastAsia="Arial" w:hAnsi="Arial"/>
+                <w:sz w:val="16"/>
+              </w:rPr>
+              <w:t>VARCHAR(30)</w:t>
             </w:r>
           </w:p>
         </w:tc>
@@ -7512,7 +6793,6 @@
             <w:tcW w:w="2664" w:type="dxa"/>
           </w:tcPr>
           <w:p>
-            <w:proofErr w:type="spellStart"/>
             <w:r>
               <w:rPr>
                 <w:rFonts w:ascii="Arial" w:eastAsia="Arial" w:hAnsi="Arial"/>
@@ -7520,7 +6800,6 @@
               </w:rPr>
               <w:t>BookingChannel</w:t>
             </w:r>
-            <w:proofErr w:type="spellEnd"/>
           </w:p>
         </w:tc>
         <w:tc>
@@ -7542,21 +6821,12 @@
             <w:tcW w:w="2664" w:type="dxa"/>
           </w:tcPr>
           <w:p>
-            <w:proofErr w:type="gramStart"/>
-            <w:r>
-              <w:rPr>
-                <w:rFonts w:ascii="Arial" w:eastAsia="Arial" w:hAnsi="Arial"/>
-                <w:sz w:val="16"/>
-              </w:rPr>
-              <w:t>VARCHAR(</w:t>
-            </w:r>
-            <w:proofErr w:type="gramEnd"/>
-            <w:r>
-              <w:rPr>
-                <w:rFonts w:ascii="Arial" w:eastAsia="Arial" w:hAnsi="Arial"/>
-                <w:sz w:val="16"/>
-              </w:rPr>
-              <w:t>30)</w:t>
+            <w:r>
+              <w:rPr>
+                <w:rFonts w:ascii="Arial" w:eastAsia="Arial" w:hAnsi="Arial"/>
+                <w:sz w:val="16"/>
+              </w:rPr>
+              <w:t>VARCHAR(30)</w:t>
             </w:r>
           </w:p>
         </w:tc>
@@ -7584,7 +6854,6 @@
             <w:tcW w:w="2664" w:type="dxa"/>
           </w:tcPr>
           <w:p>
-            <w:proofErr w:type="spellStart"/>
             <w:r>
               <w:rPr>
                 <w:rFonts w:ascii="Arial" w:eastAsia="Arial" w:hAnsi="Arial"/>
@@ -7592,7 +6861,6 @@
               </w:rPr>
               <w:t>PaymentMethod</w:t>
             </w:r>
-            <w:proofErr w:type="spellEnd"/>
           </w:p>
         </w:tc>
         <w:tc>
@@ -7614,21 +6882,12 @@
             <w:tcW w:w="2664" w:type="dxa"/>
           </w:tcPr>
           <w:p>
-            <w:proofErr w:type="gramStart"/>
-            <w:r>
-              <w:rPr>
-                <w:rFonts w:ascii="Arial" w:eastAsia="Arial" w:hAnsi="Arial"/>
-                <w:sz w:val="16"/>
-              </w:rPr>
-              <w:t>VARCHAR(</w:t>
-            </w:r>
-            <w:proofErr w:type="gramEnd"/>
-            <w:r>
-              <w:rPr>
-                <w:rFonts w:ascii="Arial" w:eastAsia="Arial" w:hAnsi="Arial"/>
-                <w:sz w:val="16"/>
-              </w:rPr>
-              <w:t>30)</w:t>
+            <w:r>
+              <w:rPr>
+                <w:rFonts w:ascii="Arial" w:eastAsia="Arial" w:hAnsi="Arial"/>
+                <w:sz w:val="16"/>
+              </w:rPr>
+              <w:t>VARCHAR(30)</w:t>
             </w:r>
           </w:p>
         </w:tc>
@@ -7656,7 +6915,6 @@
             <w:tcW w:w="2664" w:type="dxa"/>
           </w:tcPr>
           <w:p>
-            <w:proofErr w:type="spellStart"/>
             <w:r>
               <w:rPr>
                 <w:rFonts w:ascii="Arial" w:eastAsia="Arial" w:hAnsi="Arial"/>
@@ -7664,7 +6922,6 @@
               </w:rPr>
               <w:t>TravelInsurance</w:t>
             </w:r>
-            <w:proofErr w:type="spellEnd"/>
           </w:p>
         </w:tc>
         <w:tc>
@@ -7686,21 +6943,12 @@
             <w:tcW w:w="2664" w:type="dxa"/>
           </w:tcPr>
           <w:p>
-            <w:proofErr w:type="gramStart"/>
-            <w:r>
-              <w:rPr>
-                <w:rFonts w:ascii="Arial" w:eastAsia="Arial" w:hAnsi="Arial"/>
-                <w:sz w:val="16"/>
-              </w:rPr>
-              <w:t>VARCHAR(</w:t>
-            </w:r>
-            <w:proofErr w:type="gramEnd"/>
-            <w:r>
-              <w:rPr>
-                <w:rFonts w:ascii="Arial" w:eastAsia="Arial" w:hAnsi="Arial"/>
-                <w:sz w:val="16"/>
-              </w:rPr>
-              <w:t>10)</w:t>
+            <w:r>
+              <w:rPr>
+                <w:rFonts w:ascii="Arial" w:eastAsia="Arial" w:hAnsi="Arial"/>
+                <w:sz w:val="16"/>
+              </w:rPr>
+              <w:t>VARCHAR(10)</w:t>
             </w:r>
           </w:p>
         </w:tc>
@@ -7726,7 +6974,6 @@
         <w:spacing w:after="80"/>
       </w:pPr>
       <w:bookmarkStart w:id="27" w:name="_Toc233547749"/>
-      <w:proofErr w:type="spellStart"/>
       <w:r>
         <w:rPr>
           <w:rFonts w:ascii="Arial" w:eastAsia="Arial" w:hAnsi="Arial"/>
@@ -7734,7 +6981,6 @@
         <w:t>DimLoyalty</w:t>
       </w:r>
       <w:bookmarkEnd w:id="27"/>
-      <w:proofErr w:type="spellEnd"/>
     </w:p>
     <w:p>
       <w:pPr>
@@ -7838,7 +7084,6 @@
             <w:tcW w:w="2664" w:type="dxa"/>
           </w:tcPr>
           <w:p>
-            <w:proofErr w:type="spellStart"/>
             <w:r>
               <w:rPr>
                 <w:rFonts w:ascii="Arial" w:eastAsia="Arial" w:hAnsi="Arial"/>
@@ -7846,7 +7091,6 @@
               </w:rPr>
               <w:t>LoyaltyKey</w:t>
             </w:r>
-            <w:proofErr w:type="spellEnd"/>
           </w:p>
         </w:tc>
         <w:tc>
@@ -7901,7 +7145,6 @@
             <w:tcW w:w="2664" w:type="dxa"/>
           </w:tcPr>
           <w:p>
-            <w:proofErr w:type="spellStart"/>
             <w:r>
               <w:rPr>
                 <w:rFonts w:ascii="Arial" w:eastAsia="Arial" w:hAnsi="Arial"/>
@@ -7909,7 +7152,6 @@
               </w:rPr>
               <w:t>LoyaltyLevel</w:t>
             </w:r>
-            <w:proofErr w:type="spellEnd"/>
           </w:p>
         </w:tc>
         <w:tc>
@@ -7931,21 +7173,12 @@
             <w:tcW w:w="2664" w:type="dxa"/>
           </w:tcPr>
           <w:p>
-            <w:proofErr w:type="gramStart"/>
-            <w:r>
-              <w:rPr>
-                <w:rFonts w:ascii="Arial" w:eastAsia="Arial" w:hAnsi="Arial"/>
-                <w:sz w:val="16"/>
-              </w:rPr>
-              <w:t>VARCHAR(</w:t>
-            </w:r>
-            <w:proofErr w:type="gramEnd"/>
-            <w:r>
-              <w:rPr>
-                <w:rFonts w:ascii="Arial" w:eastAsia="Arial" w:hAnsi="Arial"/>
-                <w:sz w:val="16"/>
-              </w:rPr>
-              <w:t>30)</w:t>
+            <w:r>
+              <w:rPr>
+                <w:rFonts w:ascii="Arial" w:eastAsia="Arial" w:hAnsi="Arial"/>
+                <w:sz w:val="16"/>
+              </w:rPr>
+              <w:t>VARCHAR(30)</w:t>
             </w:r>
           </w:p>
         </w:tc>
@@ -7973,7 +7206,6 @@
             <w:tcW w:w="2664" w:type="dxa"/>
           </w:tcPr>
           <w:p>
-            <w:proofErr w:type="spellStart"/>
             <w:r>
               <w:rPr>
                 <w:rFonts w:ascii="Arial" w:eastAsia="Arial" w:hAnsi="Arial"/>
@@ -7981,7 +7213,6 @@
               </w:rPr>
               <w:t>LoyaltyRank</w:t>
             </w:r>
-            <w:proofErr w:type="spellEnd"/>
           </w:p>
         </w:tc>
         <w:tc>
@@ -8036,7 +7267,6 @@
             <w:tcW w:w="2664" w:type="dxa"/>
           </w:tcPr>
           <w:p>
-            <w:proofErr w:type="spellStart"/>
             <w:r>
               <w:rPr>
                 <w:rFonts w:ascii="Arial" w:eastAsia="Arial" w:hAnsi="Arial"/>
@@ -8044,7 +7274,6 @@
               </w:rPr>
               <w:t>PriorityServiceFlag</w:t>
             </w:r>
-            <w:proofErr w:type="spellEnd"/>
           </w:p>
         </w:tc>
         <w:tc>
@@ -8097,7 +7326,6 @@
         <w:spacing w:after="80"/>
       </w:pPr>
       <w:bookmarkStart w:id="28" w:name="_Toc233547750"/>
-      <w:proofErr w:type="spellStart"/>
       <w:r>
         <w:rPr>
           <w:rFonts w:ascii="Arial" w:eastAsia="Arial" w:hAnsi="Arial"/>
@@ -8106,7 +7334,6 @@
         <w:t>DimSatisfaction</w:t>
       </w:r>
       <w:bookmarkEnd w:id="28"/>
-      <w:proofErr w:type="spellEnd"/>
     </w:p>
     <w:p>
       <w:pPr>
@@ -8116,21 +7343,7 @@
         <w:rPr>
           <w:rFonts w:ascii="Arial" w:eastAsia="Arial" w:hAnsi="Arial"/>
         </w:rPr>
-        <w:t xml:space="preserve">Stores descriptive satisfaction status. Detailed ratings are facts in </w:t>
-      </w:r>
-      <w:proofErr w:type="spellStart"/>
-      <w:r>
-        <w:rPr>
-          <w:rFonts w:ascii="Arial" w:eastAsia="Arial" w:hAnsi="Arial"/>
-        </w:rPr>
-        <w:t>FactCustomerSatisfaction</w:t>
-      </w:r>
-      <w:proofErr w:type="spellEnd"/>
-      <w:r>
-        <w:rPr>
-          <w:rFonts w:ascii="Arial" w:eastAsia="Arial" w:hAnsi="Arial"/>
-        </w:rPr>
-        <w:t>, not dimension attributes.</w:t>
+        <w:t>Stores descriptive satisfaction status. Detailed ratings are facts in FactCustomerSatisfaction, not dimension attributes.</w:t>
       </w:r>
     </w:p>
     <w:tbl>
@@ -8224,7 +7437,6 @@
             <w:tcW w:w="2664" w:type="dxa"/>
           </w:tcPr>
           <w:p>
-            <w:proofErr w:type="spellStart"/>
             <w:r>
               <w:rPr>
                 <w:rFonts w:ascii="Arial" w:eastAsia="Arial" w:hAnsi="Arial"/>
@@ -8232,7 +7444,6 @@
               </w:rPr>
               <w:t>SatisfactionKey</w:t>
             </w:r>
-            <w:proofErr w:type="spellEnd"/>
           </w:p>
         </w:tc>
         <w:tc>
@@ -8287,7 +7498,6 @@
             <w:tcW w:w="2664" w:type="dxa"/>
           </w:tcPr>
           <w:p>
-            <w:proofErr w:type="spellStart"/>
             <w:r>
               <w:rPr>
                 <w:rFonts w:ascii="Arial" w:eastAsia="Arial" w:hAnsi="Arial"/>
@@ -8295,7 +7505,6 @@
               </w:rPr>
               <w:t>SatisfactionStatus</w:t>
             </w:r>
-            <w:proofErr w:type="spellEnd"/>
           </w:p>
         </w:tc>
         <w:tc>
@@ -8317,21 +7526,12 @@
             <w:tcW w:w="2664" w:type="dxa"/>
           </w:tcPr>
           <w:p>
-            <w:proofErr w:type="gramStart"/>
-            <w:r>
-              <w:rPr>
-                <w:rFonts w:ascii="Arial" w:eastAsia="Arial" w:hAnsi="Arial"/>
-                <w:sz w:val="16"/>
-              </w:rPr>
-              <w:t>VARCHAR(</w:t>
-            </w:r>
-            <w:proofErr w:type="gramEnd"/>
-            <w:r>
-              <w:rPr>
-                <w:rFonts w:ascii="Arial" w:eastAsia="Arial" w:hAnsi="Arial"/>
-                <w:sz w:val="16"/>
-              </w:rPr>
-              <w:t>50)</w:t>
+            <w:r>
+              <w:rPr>
+                <w:rFonts w:ascii="Arial" w:eastAsia="Arial" w:hAnsi="Arial"/>
+                <w:sz w:val="16"/>
+              </w:rPr>
+              <w:t>VARCHAR(50)</w:t>
             </w:r>
           </w:p>
         </w:tc>
@@ -8357,7 +7557,6 @@
         <w:spacing w:after="80"/>
       </w:pPr>
       <w:bookmarkStart w:id="29" w:name="_Toc233547751"/>
-      <w:proofErr w:type="spellStart"/>
       <w:r>
         <w:rPr>
           <w:rFonts w:ascii="Arial" w:eastAsia="Arial" w:hAnsi="Arial"/>
@@ -8365,7 +7564,6 @@
         <w:t>FactSales</w:t>
       </w:r>
       <w:bookmarkEnd w:id="29"/>
-      <w:proofErr w:type="spellEnd"/>
     </w:p>
     <w:p>
       <w:pPr>
@@ -8469,7 +7667,6 @@
             <w:tcW w:w="2664" w:type="dxa"/>
           </w:tcPr>
           <w:p>
-            <w:proofErr w:type="spellStart"/>
             <w:r>
               <w:rPr>
                 <w:rFonts w:ascii="Arial" w:eastAsia="Arial" w:hAnsi="Arial"/>
@@ -8477,7 +7674,6 @@
               </w:rPr>
               <w:t>FactSalesKey</w:t>
             </w:r>
-            <w:proofErr w:type="spellEnd"/>
           </w:p>
         </w:tc>
         <w:tc>
@@ -8532,7 +7728,6 @@
             <w:tcW w:w="2664" w:type="dxa"/>
           </w:tcPr>
           <w:p>
-            <w:proofErr w:type="spellStart"/>
             <w:r>
               <w:rPr>
                 <w:rFonts w:ascii="Arial" w:eastAsia="Arial" w:hAnsi="Arial"/>
@@ -8540,7 +7735,6 @@
               </w:rPr>
               <w:t>CustomerKey</w:t>
             </w:r>
-            <w:proofErr w:type="spellEnd"/>
           </w:p>
         </w:tc>
         <w:tc>
@@ -8581,17 +7775,8 @@
                 <w:rFonts w:ascii="Arial" w:eastAsia="Arial" w:hAnsi="Arial"/>
                 <w:sz w:val="16"/>
               </w:rPr>
-              <w:t xml:space="preserve">FK to </w:t>
-            </w:r>
-            <w:proofErr w:type="spellStart"/>
-            <w:r>
-              <w:rPr>
-                <w:rFonts w:ascii="Arial" w:eastAsia="Arial" w:hAnsi="Arial"/>
-                <w:sz w:val="16"/>
-              </w:rPr>
-              <w:t>DimCustomer</w:t>
-            </w:r>
-            <w:proofErr w:type="spellEnd"/>
+              <w:t>FK to DimCustomer</w:t>
+            </w:r>
           </w:p>
         </w:tc>
       </w:tr>
@@ -8604,7 +7789,6 @@
             <w:tcW w:w="2664" w:type="dxa"/>
           </w:tcPr>
           <w:p>
-            <w:proofErr w:type="spellStart"/>
             <w:r>
               <w:rPr>
                 <w:rFonts w:ascii="Arial" w:eastAsia="Arial" w:hAnsi="Arial"/>
@@ -8612,7 +7796,6 @@
               </w:rPr>
               <w:t>DateKey</w:t>
             </w:r>
-            <w:proofErr w:type="spellEnd"/>
           </w:p>
         </w:tc>
         <w:tc>
@@ -8653,17 +7836,8 @@
                 <w:rFonts w:ascii="Arial" w:eastAsia="Arial" w:hAnsi="Arial"/>
                 <w:sz w:val="16"/>
               </w:rPr>
-              <w:t xml:space="preserve">FK to </w:t>
-            </w:r>
-            <w:proofErr w:type="spellStart"/>
-            <w:r>
-              <w:rPr>
-                <w:rFonts w:ascii="Arial" w:eastAsia="Arial" w:hAnsi="Arial"/>
-                <w:sz w:val="16"/>
-              </w:rPr>
-              <w:t>DimDate</w:t>
-            </w:r>
-            <w:proofErr w:type="spellEnd"/>
+              <w:t>FK to DimDate</w:t>
+            </w:r>
           </w:p>
         </w:tc>
       </w:tr>
@@ -8676,7 +7850,6 @@
             <w:tcW w:w="2664" w:type="dxa"/>
           </w:tcPr>
           <w:p>
-            <w:proofErr w:type="spellStart"/>
             <w:r>
               <w:rPr>
                 <w:rFonts w:ascii="Arial" w:eastAsia="Arial" w:hAnsi="Arial"/>
@@ -8684,7 +7857,6 @@
               </w:rPr>
               <w:t>TravelKey</w:t>
             </w:r>
-            <w:proofErr w:type="spellEnd"/>
           </w:p>
         </w:tc>
         <w:tc>
@@ -8725,17 +7897,8 @@
                 <w:rFonts w:ascii="Arial" w:eastAsia="Arial" w:hAnsi="Arial"/>
                 <w:sz w:val="16"/>
               </w:rPr>
-              <w:t xml:space="preserve">FK to </w:t>
-            </w:r>
-            <w:proofErr w:type="spellStart"/>
-            <w:r>
-              <w:rPr>
-                <w:rFonts w:ascii="Arial" w:eastAsia="Arial" w:hAnsi="Arial"/>
-                <w:sz w:val="16"/>
-              </w:rPr>
-              <w:t>DimTravel</w:t>
-            </w:r>
-            <w:proofErr w:type="spellEnd"/>
+              <w:t>FK to DimTravel</w:t>
+            </w:r>
           </w:p>
         </w:tc>
       </w:tr>
@@ -8748,7 +7911,6 @@
             <w:tcW w:w="2664" w:type="dxa"/>
           </w:tcPr>
           <w:p>
-            <w:proofErr w:type="spellStart"/>
             <w:r>
               <w:rPr>
                 <w:rFonts w:ascii="Arial" w:eastAsia="Arial" w:hAnsi="Arial"/>
@@ -8756,7 +7918,6 @@
               </w:rPr>
               <w:t>BookingKey</w:t>
             </w:r>
-            <w:proofErr w:type="spellEnd"/>
           </w:p>
         </w:tc>
         <w:tc>
@@ -8797,17 +7958,8 @@
                 <w:rFonts w:ascii="Arial" w:eastAsia="Arial" w:hAnsi="Arial"/>
                 <w:sz w:val="16"/>
               </w:rPr>
-              <w:t xml:space="preserve">FK to </w:t>
-            </w:r>
-            <w:proofErr w:type="spellStart"/>
-            <w:r>
-              <w:rPr>
-                <w:rFonts w:ascii="Arial" w:eastAsia="Arial" w:hAnsi="Arial"/>
-                <w:sz w:val="16"/>
-              </w:rPr>
-              <w:t>DimBooking</w:t>
-            </w:r>
-            <w:proofErr w:type="spellEnd"/>
+              <w:t>FK to DimBooking</w:t>
+            </w:r>
           </w:p>
         </w:tc>
       </w:tr>
@@ -8820,7 +7972,6 @@
             <w:tcW w:w="2664" w:type="dxa"/>
           </w:tcPr>
           <w:p>
-            <w:proofErr w:type="spellStart"/>
             <w:r>
               <w:rPr>
                 <w:rFonts w:ascii="Arial" w:eastAsia="Arial" w:hAnsi="Arial"/>
@@ -8828,7 +7979,6 @@
               </w:rPr>
               <w:t>LoyaltyKey</w:t>
             </w:r>
-            <w:proofErr w:type="spellEnd"/>
           </w:p>
         </w:tc>
         <w:tc>
@@ -8869,17 +8019,8 @@
                 <w:rFonts w:ascii="Arial" w:eastAsia="Arial" w:hAnsi="Arial"/>
                 <w:sz w:val="16"/>
               </w:rPr>
-              <w:t xml:space="preserve">FK to </w:t>
-            </w:r>
-            <w:proofErr w:type="spellStart"/>
-            <w:r>
-              <w:rPr>
-                <w:rFonts w:ascii="Arial" w:eastAsia="Arial" w:hAnsi="Arial"/>
-                <w:sz w:val="16"/>
-              </w:rPr>
-              <w:t>DimLoyalty</w:t>
-            </w:r>
-            <w:proofErr w:type="spellEnd"/>
+              <w:t>FK to DimLoyalty</w:t>
+            </w:r>
           </w:p>
         </w:tc>
       </w:tr>
@@ -8892,7 +8033,6 @@
             <w:tcW w:w="2664" w:type="dxa"/>
           </w:tcPr>
           <w:p>
-            <w:proofErr w:type="spellStart"/>
             <w:r>
               <w:rPr>
                 <w:rFonts w:ascii="Arial" w:eastAsia="Arial" w:hAnsi="Arial"/>
@@ -8900,7 +8040,6 @@
               </w:rPr>
               <w:t>TicketPrice</w:t>
             </w:r>
-            <w:proofErr w:type="spellEnd"/>
           </w:p>
         </w:tc>
         <w:tc>
@@ -8922,21 +8061,12 @@
             <w:tcW w:w="2664" w:type="dxa"/>
           </w:tcPr>
           <w:p>
-            <w:proofErr w:type="gramStart"/>
-            <w:r>
-              <w:rPr>
-                <w:rFonts w:ascii="Arial" w:eastAsia="Arial" w:hAnsi="Arial"/>
-                <w:sz w:val="16"/>
-              </w:rPr>
-              <w:t>DECIMAL(</w:t>
-            </w:r>
-            <w:proofErr w:type="gramEnd"/>
-            <w:r>
-              <w:rPr>
-                <w:rFonts w:ascii="Arial" w:eastAsia="Arial" w:hAnsi="Arial"/>
-                <w:sz w:val="16"/>
-              </w:rPr>
-              <w:t>10,2)</w:t>
+            <w:r>
+              <w:rPr>
+                <w:rFonts w:ascii="Arial" w:eastAsia="Arial" w:hAnsi="Arial"/>
+                <w:sz w:val="16"/>
+              </w:rPr>
+              <w:t>DECIMAL(10,2)</w:t>
             </w:r>
           </w:p>
         </w:tc>
@@ -8964,7 +8094,6 @@
             <w:tcW w:w="2664" w:type="dxa"/>
           </w:tcPr>
           <w:p>
-            <w:proofErr w:type="spellStart"/>
             <w:r>
               <w:rPr>
                 <w:rFonts w:ascii="Arial" w:eastAsia="Arial" w:hAnsi="Arial"/>
@@ -8972,7 +8101,6 @@
               </w:rPr>
               <w:t>OperatingCost</w:t>
             </w:r>
-            <w:proofErr w:type="spellEnd"/>
           </w:p>
         </w:tc>
         <w:tc>
@@ -8994,21 +8122,12 @@
             <w:tcW w:w="2664" w:type="dxa"/>
           </w:tcPr>
           <w:p>
-            <w:proofErr w:type="gramStart"/>
-            <w:r>
-              <w:rPr>
-                <w:rFonts w:ascii="Arial" w:eastAsia="Arial" w:hAnsi="Arial"/>
-                <w:sz w:val="16"/>
-              </w:rPr>
-              <w:t>DECIMAL(</w:t>
-            </w:r>
-            <w:proofErr w:type="gramEnd"/>
-            <w:r>
-              <w:rPr>
-                <w:rFonts w:ascii="Arial" w:eastAsia="Arial" w:hAnsi="Arial"/>
-                <w:sz w:val="16"/>
-              </w:rPr>
-              <w:t>10,2)</w:t>
+            <w:r>
+              <w:rPr>
+                <w:rFonts w:ascii="Arial" w:eastAsia="Arial" w:hAnsi="Arial"/>
+                <w:sz w:val="16"/>
+              </w:rPr>
+              <w:t>DECIMAL(10,2)</w:t>
             </w:r>
           </w:p>
         </w:tc>
@@ -9036,7 +8155,6 @@
             <w:tcW w:w="2664" w:type="dxa"/>
           </w:tcPr>
           <w:p>
-            <w:proofErr w:type="spellStart"/>
             <w:r>
               <w:rPr>
                 <w:rFonts w:ascii="Arial" w:eastAsia="Arial" w:hAnsi="Arial"/>
@@ -9044,7 +8162,6 @@
               </w:rPr>
               <w:t>AirportFee</w:t>
             </w:r>
-            <w:proofErr w:type="spellEnd"/>
           </w:p>
         </w:tc>
         <w:tc>
@@ -9066,21 +8183,12 @@
             <w:tcW w:w="2664" w:type="dxa"/>
           </w:tcPr>
           <w:p>
-            <w:proofErr w:type="gramStart"/>
-            <w:r>
-              <w:rPr>
-                <w:rFonts w:ascii="Arial" w:eastAsia="Arial" w:hAnsi="Arial"/>
-                <w:sz w:val="16"/>
-              </w:rPr>
-              <w:t>DECIMAL(</w:t>
-            </w:r>
-            <w:proofErr w:type="gramEnd"/>
-            <w:r>
-              <w:rPr>
-                <w:rFonts w:ascii="Arial" w:eastAsia="Arial" w:hAnsi="Arial"/>
-                <w:sz w:val="16"/>
-              </w:rPr>
-              <w:t>10,2)</w:t>
+            <w:r>
+              <w:rPr>
+                <w:rFonts w:ascii="Arial" w:eastAsia="Arial" w:hAnsi="Arial"/>
+                <w:sz w:val="16"/>
+              </w:rPr>
+              <w:t>DECIMAL(10,2)</w:t>
             </w:r>
           </w:p>
         </w:tc>
@@ -9108,7 +8216,6 @@
             <w:tcW w:w="2664" w:type="dxa"/>
           </w:tcPr>
           <w:p>
-            <w:proofErr w:type="spellStart"/>
             <w:r>
               <w:rPr>
                 <w:rFonts w:ascii="Arial" w:eastAsia="Arial" w:hAnsi="Arial"/>
@@ -9116,7 +8223,6 @@
               </w:rPr>
               <w:t>PromotionDiscount</w:t>
             </w:r>
-            <w:proofErr w:type="spellEnd"/>
           </w:p>
         </w:tc>
         <w:tc>
@@ -9138,21 +8244,12 @@
             <w:tcW w:w="2664" w:type="dxa"/>
           </w:tcPr>
           <w:p>
-            <w:proofErr w:type="gramStart"/>
-            <w:r>
-              <w:rPr>
-                <w:rFonts w:ascii="Arial" w:eastAsia="Arial" w:hAnsi="Arial"/>
-                <w:sz w:val="16"/>
-              </w:rPr>
-              <w:t>DECIMAL(</w:t>
-            </w:r>
-            <w:proofErr w:type="gramEnd"/>
-            <w:r>
-              <w:rPr>
-                <w:rFonts w:ascii="Arial" w:eastAsia="Arial" w:hAnsi="Arial"/>
-                <w:sz w:val="16"/>
-              </w:rPr>
-              <w:t>10,2)</w:t>
+            <w:r>
+              <w:rPr>
+                <w:rFonts w:ascii="Arial" w:eastAsia="Arial" w:hAnsi="Arial"/>
+                <w:sz w:val="16"/>
+              </w:rPr>
+              <w:t>DECIMAL(10,2)</w:t>
             </w:r>
           </w:p>
         </w:tc>
@@ -9194,69 +8291,26 @@
             <w:tcW w:w="2664" w:type="dxa"/>
           </w:tcPr>
           <w:p>
-            <w:proofErr w:type="spellStart"/>
-            <w:r>
-              <w:rPr>
-                <w:rFonts w:ascii="Arial" w:eastAsia="Arial" w:hAnsi="Arial"/>
-                <w:sz w:val="16"/>
-              </w:rPr>
-              <w:t>TicketPrice</w:t>
-            </w:r>
-            <w:proofErr w:type="spellEnd"/>
-            <w:r>
-              <w:rPr>
-                <w:rFonts w:ascii="Arial" w:eastAsia="Arial" w:hAnsi="Arial"/>
-                <w:sz w:val="16"/>
-              </w:rPr>
-              <w:t xml:space="preserve"> - </w:t>
-            </w:r>
-            <w:proofErr w:type="spellStart"/>
-            <w:r>
-              <w:rPr>
-                <w:rFonts w:ascii="Arial" w:eastAsia="Arial" w:hAnsi="Arial"/>
-                <w:sz w:val="16"/>
-              </w:rPr>
-              <w:t>OperatingCost</w:t>
-            </w:r>
-            <w:proofErr w:type="spellEnd"/>
-            <w:r>
-              <w:rPr>
-                <w:rFonts w:ascii="Arial" w:eastAsia="Arial" w:hAnsi="Arial"/>
-                <w:sz w:val="16"/>
-              </w:rPr>
-              <w:t xml:space="preserve"> - </w:t>
-            </w:r>
-            <w:proofErr w:type="spellStart"/>
-            <w:r>
-              <w:rPr>
-                <w:rFonts w:ascii="Arial" w:eastAsia="Arial" w:hAnsi="Arial"/>
-                <w:sz w:val="16"/>
-              </w:rPr>
-              <w:t>PromotionDiscount</w:t>
-            </w:r>
-            <w:proofErr w:type="spellEnd"/>
-          </w:p>
-        </w:tc>
-        <w:tc>
-          <w:tcPr>
-            <w:tcW w:w="2664" w:type="dxa"/>
-          </w:tcPr>
-          <w:p>
-            <w:proofErr w:type="gramStart"/>
-            <w:r>
-              <w:rPr>
-                <w:rFonts w:ascii="Arial" w:eastAsia="Arial" w:hAnsi="Arial"/>
-                <w:sz w:val="16"/>
-              </w:rPr>
-              <w:t>DECIMAL(</w:t>
-            </w:r>
-            <w:proofErr w:type="gramEnd"/>
-            <w:r>
-              <w:rPr>
-                <w:rFonts w:ascii="Arial" w:eastAsia="Arial" w:hAnsi="Arial"/>
-                <w:sz w:val="16"/>
-              </w:rPr>
-              <w:t>10,2)</w:t>
+            <w:r>
+              <w:rPr>
+                <w:rFonts w:ascii="Arial" w:eastAsia="Arial" w:hAnsi="Arial"/>
+                <w:sz w:val="16"/>
+              </w:rPr>
+              <w:t>TicketPrice - OperatingCost - PromotionDiscount</w:t>
+            </w:r>
+          </w:p>
+        </w:tc>
+        <w:tc>
+          <w:tcPr>
+            <w:tcW w:w="2664" w:type="dxa"/>
+          </w:tcPr>
+          <w:p>
+            <w:r>
+              <w:rPr>
+                <w:rFonts w:ascii="Arial" w:eastAsia="Arial" w:hAnsi="Arial"/>
+                <w:sz w:val="16"/>
+              </w:rPr>
+              <w:t>DECIMAL(10,2)</w:t>
             </w:r>
           </w:p>
         </w:tc>
@@ -9284,7 +8338,6 @@
             <w:tcW w:w="2664" w:type="dxa"/>
           </w:tcPr>
           <w:p>
-            <w:proofErr w:type="spellStart"/>
             <w:r>
               <w:rPr>
                 <w:rFonts w:ascii="Arial" w:eastAsia="Arial" w:hAnsi="Arial"/>
@@ -9292,7 +8345,6 @@
               </w:rPr>
               <w:t>FlightDistance</w:t>
             </w:r>
-            <w:proofErr w:type="spellEnd"/>
           </w:p>
         </w:tc>
         <w:tc>
@@ -9345,7 +8397,6 @@
         <w:spacing w:after="80"/>
       </w:pPr>
       <w:bookmarkStart w:id="30" w:name="_Toc233547752"/>
-      <w:proofErr w:type="spellStart"/>
       <w:r>
         <w:rPr>
           <w:rFonts w:ascii="Arial" w:eastAsia="Arial" w:hAnsi="Arial"/>
@@ -9353,7 +8404,6 @@
         <w:t>FactCustomerSatisfaction</w:t>
       </w:r>
       <w:bookmarkEnd w:id="30"/>
-      <w:proofErr w:type="spellEnd"/>
     </w:p>
     <w:p>
       <w:pPr>
@@ -9457,7 +8507,6 @@
             <w:tcW w:w="2664" w:type="dxa"/>
           </w:tcPr>
           <w:p>
-            <w:proofErr w:type="spellStart"/>
             <w:r>
               <w:rPr>
                 <w:rFonts w:ascii="Arial" w:eastAsia="Arial" w:hAnsi="Arial"/>
@@ -9465,7 +8514,6 @@
               </w:rPr>
               <w:t>FactSatisfactionKey</w:t>
             </w:r>
-            <w:proofErr w:type="spellEnd"/>
           </w:p>
         </w:tc>
         <w:tc>
@@ -9520,7 +8568,6 @@
             <w:tcW w:w="2664" w:type="dxa"/>
           </w:tcPr>
           <w:p>
-            <w:proofErr w:type="spellStart"/>
             <w:r>
               <w:rPr>
                 <w:rFonts w:ascii="Arial" w:eastAsia="Arial" w:hAnsi="Arial"/>
@@ -9528,7 +8575,6 @@
               </w:rPr>
               <w:t>CustomerKey</w:t>
             </w:r>
-            <w:proofErr w:type="spellEnd"/>
           </w:p>
         </w:tc>
         <w:tc>
@@ -9569,17 +8615,8 @@
                 <w:rFonts w:ascii="Arial" w:eastAsia="Arial" w:hAnsi="Arial"/>
                 <w:sz w:val="16"/>
               </w:rPr>
-              <w:t xml:space="preserve">FK to </w:t>
-            </w:r>
-            <w:proofErr w:type="spellStart"/>
-            <w:r>
-              <w:rPr>
-                <w:rFonts w:ascii="Arial" w:eastAsia="Arial" w:hAnsi="Arial"/>
-                <w:sz w:val="16"/>
-              </w:rPr>
-              <w:t>DimCustomer</w:t>
-            </w:r>
-            <w:proofErr w:type="spellEnd"/>
+              <w:t>FK to DimCustomer</w:t>
+            </w:r>
           </w:p>
         </w:tc>
       </w:tr>
@@ -9592,7 +8629,6 @@
             <w:tcW w:w="2664" w:type="dxa"/>
           </w:tcPr>
           <w:p>
-            <w:proofErr w:type="spellStart"/>
             <w:r>
               <w:rPr>
                 <w:rFonts w:ascii="Arial" w:eastAsia="Arial" w:hAnsi="Arial"/>
@@ -9600,7 +8636,6 @@
               </w:rPr>
               <w:t>DateKey</w:t>
             </w:r>
-            <w:proofErr w:type="spellEnd"/>
           </w:p>
         </w:tc>
         <w:tc>
@@ -9641,17 +8676,8 @@
                 <w:rFonts w:ascii="Arial" w:eastAsia="Arial" w:hAnsi="Arial"/>
                 <w:sz w:val="16"/>
               </w:rPr>
-              <w:t xml:space="preserve">FK to </w:t>
-            </w:r>
-            <w:proofErr w:type="spellStart"/>
-            <w:r>
-              <w:rPr>
-                <w:rFonts w:ascii="Arial" w:eastAsia="Arial" w:hAnsi="Arial"/>
-                <w:sz w:val="16"/>
-              </w:rPr>
-              <w:t>DimDate</w:t>
-            </w:r>
-            <w:proofErr w:type="spellEnd"/>
+              <w:t>FK to DimDate</w:t>
+            </w:r>
           </w:p>
         </w:tc>
       </w:tr>
@@ -9664,7 +8690,6 @@
             <w:tcW w:w="2664" w:type="dxa"/>
           </w:tcPr>
           <w:p>
-            <w:proofErr w:type="spellStart"/>
             <w:r>
               <w:rPr>
                 <w:rFonts w:ascii="Arial" w:eastAsia="Arial" w:hAnsi="Arial"/>
@@ -9672,7 +8697,6 @@
               </w:rPr>
               <w:t>TravelKey</w:t>
             </w:r>
-            <w:proofErr w:type="spellEnd"/>
           </w:p>
         </w:tc>
         <w:tc>
@@ -9713,17 +8737,8 @@
                 <w:rFonts w:ascii="Arial" w:eastAsia="Arial" w:hAnsi="Arial"/>
                 <w:sz w:val="16"/>
               </w:rPr>
-              <w:t xml:space="preserve">FK to </w:t>
-            </w:r>
-            <w:proofErr w:type="spellStart"/>
-            <w:r>
-              <w:rPr>
-                <w:rFonts w:ascii="Arial" w:eastAsia="Arial" w:hAnsi="Arial"/>
-                <w:sz w:val="16"/>
-              </w:rPr>
-              <w:t>DimTravel</w:t>
-            </w:r>
-            <w:proofErr w:type="spellEnd"/>
+              <w:t>FK to DimTravel</w:t>
+            </w:r>
           </w:p>
         </w:tc>
       </w:tr>
@@ -9736,7 +8751,6 @@
             <w:tcW w:w="2664" w:type="dxa"/>
           </w:tcPr>
           <w:p>
-            <w:proofErr w:type="spellStart"/>
             <w:r>
               <w:rPr>
                 <w:rFonts w:ascii="Arial" w:eastAsia="Arial" w:hAnsi="Arial"/>
@@ -9744,7 +8758,6 @@
               </w:rPr>
               <w:t>SatisfactionKey</w:t>
             </w:r>
-            <w:proofErr w:type="spellEnd"/>
           </w:p>
         </w:tc>
         <w:tc>
@@ -9785,17 +8798,8 @@
                 <w:rFonts w:ascii="Arial" w:eastAsia="Arial" w:hAnsi="Arial"/>
                 <w:sz w:val="16"/>
               </w:rPr>
-              <w:t xml:space="preserve">FK to </w:t>
-            </w:r>
-            <w:proofErr w:type="spellStart"/>
-            <w:r>
-              <w:rPr>
-                <w:rFonts w:ascii="Arial" w:eastAsia="Arial" w:hAnsi="Arial"/>
-                <w:sz w:val="16"/>
-              </w:rPr>
-              <w:t>DimSatisfaction</w:t>
-            </w:r>
-            <w:proofErr w:type="spellEnd"/>
+              <w:t>FK to DimSatisfaction</w:t>
+            </w:r>
           </w:p>
         </w:tc>
       </w:tr>
@@ -9808,7 +8812,6 @@
             <w:tcW w:w="2664" w:type="dxa"/>
           </w:tcPr>
           <w:p>
-            <w:proofErr w:type="spellStart"/>
             <w:r>
               <w:rPr>
                 <w:rFonts w:ascii="Arial" w:eastAsia="Arial" w:hAnsi="Arial"/>
@@ -9816,36 +8819,19 @@
               </w:rPr>
               <w:t>WifiRating</w:t>
             </w:r>
-            <w:proofErr w:type="spellEnd"/>
-          </w:p>
-        </w:tc>
-        <w:tc>
-          <w:tcPr>
-            <w:tcW w:w="2664" w:type="dxa"/>
-          </w:tcPr>
-          <w:p>
-            <w:r>
-              <w:rPr>
-                <w:rFonts w:ascii="Arial" w:eastAsia="Arial" w:hAnsi="Arial"/>
-                <w:sz w:val="16"/>
-              </w:rPr>
-              <w:t xml:space="preserve">Inflight </w:t>
-            </w:r>
-            <w:proofErr w:type="spellStart"/>
-            <w:r>
-              <w:rPr>
-                <w:rFonts w:ascii="Arial" w:eastAsia="Arial" w:hAnsi="Arial"/>
-                <w:sz w:val="16"/>
-              </w:rPr>
-              <w:t>wifi</w:t>
-            </w:r>
-            <w:proofErr w:type="spellEnd"/>
-            <w:r>
-              <w:rPr>
-                <w:rFonts w:ascii="Arial" w:eastAsia="Arial" w:hAnsi="Arial"/>
-                <w:sz w:val="16"/>
-              </w:rPr>
-              <w:t xml:space="preserve"> service rating</w:t>
+          </w:p>
+        </w:tc>
+        <w:tc>
+          <w:tcPr>
+            <w:tcW w:w="2664" w:type="dxa"/>
+          </w:tcPr>
+          <w:p>
+            <w:r>
+              <w:rPr>
+                <w:rFonts w:ascii="Arial" w:eastAsia="Arial" w:hAnsi="Arial"/>
+                <w:sz w:val="16"/>
+              </w:rPr>
+              <w:t>Inflight wifi service rating</w:t>
             </w:r>
           </w:p>
         </w:tc>
@@ -9887,7 +8873,6 @@
             <w:tcW w:w="2664" w:type="dxa"/>
           </w:tcPr>
           <w:p>
-            <w:proofErr w:type="spellStart"/>
             <w:r>
               <w:rPr>
                 <w:rFonts w:ascii="Arial" w:eastAsia="Arial" w:hAnsi="Arial"/>
@@ -9895,7 +8880,6 @@
               </w:rPr>
               <w:t>FoodRating</w:t>
             </w:r>
-            <w:proofErr w:type="spellEnd"/>
           </w:p>
         </w:tc>
         <w:tc>
@@ -9950,7 +8934,6 @@
             <w:tcW w:w="2664" w:type="dxa"/>
           </w:tcPr>
           <w:p>
-            <w:proofErr w:type="spellStart"/>
             <w:r>
               <w:rPr>
                 <w:rFonts w:ascii="Arial" w:eastAsia="Arial" w:hAnsi="Arial"/>
@@ -9958,7 +8941,6 @@
               </w:rPr>
               <w:t>SeatComfortRating</w:t>
             </w:r>
-            <w:proofErr w:type="spellEnd"/>
           </w:p>
         </w:tc>
         <w:tc>
@@ -10013,7 +8995,6 @@
             <w:tcW w:w="2664" w:type="dxa"/>
           </w:tcPr>
           <w:p>
-            <w:proofErr w:type="spellStart"/>
             <w:r>
               <w:rPr>
                 <w:rFonts w:ascii="Arial" w:eastAsia="Arial" w:hAnsi="Arial"/>
@@ -10021,7 +9002,6 @@
               </w:rPr>
               <w:t>EntertainmentRating</w:t>
             </w:r>
-            <w:proofErr w:type="spellEnd"/>
           </w:p>
         </w:tc>
         <w:tc>
@@ -10076,7 +9056,6 @@
             <w:tcW w:w="2664" w:type="dxa"/>
           </w:tcPr>
           <w:p>
-            <w:proofErr w:type="spellStart"/>
             <w:r>
               <w:rPr>
                 <w:rFonts w:ascii="Arial" w:eastAsia="Arial" w:hAnsi="Arial"/>
@@ -10084,7 +9063,6 @@
               </w:rPr>
               <w:t>CleanlinessRating</w:t>
             </w:r>
-            <w:proofErr w:type="spellEnd"/>
           </w:p>
         </w:tc>
         <w:tc>
@@ -10139,7 +9117,6 @@
             <w:tcW w:w="2664" w:type="dxa"/>
           </w:tcPr>
           <w:p>
-            <w:proofErr w:type="spellStart"/>
             <w:r>
               <w:rPr>
                 <w:rFonts w:ascii="Arial" w:eastAsia="Arial" w:hAnsi="Arial"/>
@@ -10147,7 +9124,6 @@
               </w:rPr>
               <w:t>DepartureDelayMinutes</w:t>
             </w:r>
-            <w:proofErr w:type="spellEnd"/>
           </w:p>
         </w:tc>
         <w:tc>
@@ -10202,7 +9178,6 @@
             <w:tcW w:w="2664" w:type="dxa"/>
           </w:tcPr>
           <w:p>
-            <w:proofErr w:type="spellStart"/>
             <w:r>
               <w:rPr>
                 <w:rFonts w:ascii="Arial" w:eastAsia="Arial" w:hAnsi="Arial"/>
@@ -10210,7 +9185,6 @@
               </w:rPr>
               <w:t>ArrivalDelayMinutes</w:t>
             </w:r>
-            <w:proofErr w:type="spellEnd"/>
           </w:p>
         </w:tc>
         <w:tc>
@@ -10373,7 +9347,6 @@
             <w:tcW w:w="2664" w:type="dxa"/>
           </w:tcPr>
           <w:p>
-            <w:proofErr w:type="spellStart"/>
             <w:r>
               <w:rPr>
                 <w:rFonts w:ascii="Arial" w:eastAsia="Arial" w:hAnsi="Arial"/>
@@ -10381,68 +9354,33 @@
               </w:rPr>
               <w:t>DimAgeGroup</w:t>
             </w:r>
-            <w:proofErr w:type="spellEnd"/>
-          </w:p>
-        </w:tc>
-        <w:tc>
-          <w:tcPr>
-            <w:tcW w:w="2664" w:type="dxa"/>
-          </w:tcPr>
-          <w:p>
-            <w:proofErr w:type="spellStart"/>
-            <w:r>
-              <w:rPr>
-                <w:rFonts w:ascii="Arial" w:eastAsia="Arial" w:hAnsi="Arial"/>
-                <w:sz w:val="16"/>
-              </w:rPr>
-              <w:t>AgeGroupKey</w:t>
-            </w:r>
-            <w:proofErr w:type="spellEnd"/>
-            <w:r>
-              <w:rPr>
-                <w:rFonts w:ascii="Arial" w:eastAsia="Arial" w:hAnsi="Arial"/>
-                <w:sz w:val="16"/>
-              </w:rPr>
-              <w:t xml:space="preserve"> INT</w:t>
-            </w:r>
-          </w:p>
-        </w:tc>
-        <w:tc>
-          <w:tcPr>
-            <w:tcW w:w="2664" w:type="dxa"/>
-          </w:tcPr>
-          <w:p>
-            <w:proofErr w:type="spellStart"/>
-            <w:r>
-              <w:rPr>
-                <w:rFonts w:ascii="Arial" w:eastAsia="Arial" w:hAnsi="Arial"/>
-                <w:sz w:val="16"/>
-              </w:rPr>
-              <w:t>AgeGroup</w:t>
-            </w:r>
-            <w:proofErr w:type="spellEnd"/>
-            <w:r>
-              <w:rPr>
-                <w:rFonts w:ascii="Arial" w:eastAsia="Arial" w:hAnsi="Arial"/>
-                <w:sz w:val="16"/>
-              </w:rPr>
-              <w:t xml:space="preserve"> </w:t>
-            </w:r>
-            <w:proofErr w:type="gramStart"/>
-            <w:r>
-              <w:rPr>
-                <w:rFonts w:ascii="Arial" w:eastAsia="Arial" w:hAnsi="Arial"/>
-                <w:sz w:val="16"/>
-              </w:rPr>
-              <w:t>VARCHAR(</w:t>
-            </w:r>
-            <w:proofErr w:type="gramEnd"/>
-            <w:r>
-              <w:rPr>
-                <w:rFonts w:ascii="Arial" w:eastAsia="Arial" w:hAnsi="Arial"/>
-                <w:sz w:val="16"/>
-              </w:rPr>
-              <w:t>30)</w:t>
+          </w:p>
+        </w:tc>
+        <w:tc>
+          <w:tcPr>
+            <w:tcW w:w="2664" w:type="dxa"/>
+          </w:tcPr>
+          <w:p>
+            <w:r>
+              <w:rPr>
+                <w:rFonts w:ascii="Arial" w:eastAsia="Arial" w:hAnsi="Arial"/>
+                <w:sz w:val="16"/>
+              </w:rPr>
+              <w:t>AgeGroupKey INT</w:t>
+            </w:r>
+          </w:p>
+        </w:tc>
+        <w:tc>
+          <w:tcPr>
+            <w:tcW w:w="2664" w:type="dxa"/>
+          </w:tcPr>
+          <w:p>
+            <w:r>
+              <w:rPr>
+                <w:rFonts w:ascii="Arial" w:eastAsia="Arial" w:hAnsi="Arial"/>
+                <w:sz w:val="16"/>
+              </w:rPr>
+              <w:t>AgeGroup VARCHAR(30)</w:t>
             </w:r>
           </w:p>
         </w:tc>
@@ -10458,7 +9396,6 @@
               </w:rPr>
               <w:t xml:space="preserve">Referenced by </w:t>
             </w:r>
-            <w:proofErr w:type="spellStart"/>
             <w:r>
               <w:rPr>
                 <w:rFonts w:ascii="Arial" w:eastAsia="Arial" w:hAnsi="Arial"/>
@@ -10467,7 +9404,6 @@
               <w:lastRenderedPageBreak/>
               <w:t>DimCustomer</w:t>
             </w:r>
-            <w:proofErr w:type="spellEnd"/>
           </w:p>
         </w:tc>
       </w:tr>
@@ -10480,7 +9416,6 @@
             <w:tcW w:w="2664" w:type="dxa"/>
           </w:tcPr>
           <w:p>
-            <w:proofErr w:type="spellStart"/>
             <w:r>
               <w:rPr>
                 <w:rFonts w:ascii="Arial" w:eastAsia="Arial" w:hAnsi="Arial"/>
@@ -10489,29 +9424,19 @@
               <w:lastRenderedPageBreak/>
               <w:t>DimYear</w:t>
             </w:r>
-            <w:proofErr w:type="spellEnd"/>
-          </w:p>
-        </w:tc>
-        <w:tc>
-          <w:tcPr>
-            <w:tcW w:w="2664" w:type="dxa"/>
-          </w:tcPr>
-          <w:p>
-            <w:proofErr w:type="spellStart"/>
-            <w:r>
-              <w:rPr>
-                <w:rFonts w:ascii="Arial" w:eastAsia="Arial" w:hAnsi="Arial"/>
-                <w:sz w:val="16"/>
-              </w:rPr>
-              <w:t>YearKey</w:t>
-            </w:r>
-            <w:proofErr w:type="spellEnd"/>
-            <w:r>
-              <w:rPr>
-                <w:rFonts w:ascii="Arial" w:eastAsia="Arial" w:hAnsi="Arial"/>
-                <w:sz w:val="16"/>
-              </w:rPr>
-              <w:t xml:space="preserve"> INT</w:t>
+          </w:p>
+        </w:tc>
+        <w:tc>
+          <w:tcPr>
+            <w:tcW w:w="2664" w:type="dxa"/>
+          </w:tcPr>
+          <w:p>
+            <w:r>
+              <w:rPr>
+                <w:rFonts w:ascii="Arial" w:eastAsia="Arial" w:hAnsi="Arial"/>
+                <w:sz w:val="16"/>
+              </w:rPr>
+              <w:t>YearKey INT</w:t>
             </w:r>
           </w:p>
         </w:tc>
@@ -10539,17 +9464,8 @@
                 <w:rFonts w:ascii="Arial" w:eastAsia="Arial" w:hAnsi="Arial"/>
                 <w:sz w:val="16"/>
               </w:rPr>
-              <w:t xml:space="preserve">Referenced by </w:t>
-            </w:r>
-            <w:proofErr w:type="spellStart"/>
-            <w:r>
-              <w:rPr>
-                <w:rFonts w:ascii="Arial" w:eastAsia="Arial" w:hAnsi="Arial"/>
-                <w:sz w:val="16"/>
-              </w:rPr>
-              <w:t>DimQuarter</w:t>
-            </w:r>
-            <w:proofErr w:type="spellEnd"/>
+              <w:t>Referenced by DimQuarter</w:t>
+            </w:r>
           </w:p>
         </w:tc>
       </w:tr>
@@ -10562,7 +9478,6 @@
             <w:tcW w:w="2664" w:type="dxa"/>
           </w:tcPr>
           <w:p>
-            <w:proofErr w:type="spellStart"/>
             <w:r>
               <w:rPr>
                 <w:rFonts w:ascii="Arial" w:eastAsia="Arial" w:hAnsi="Arial"/>
@@ -10570,83 +9485,48 @@
               </w:rPr>
               <w:t>DimQuarter</w:t>
             </w:r>
-            <w:proofErr w:type="spellEnd"/>
-          </w:p>
-        </w:tc>
-        <w:tc>
-          <w:tcPr>
-            <w:tcW w:w="2664" w:type="dxa"/>
-          </w:tcPr>
-          <w:p>
-            <w:proofErr w:type="spellStart"/>
-            <w:r>
-              <w:rPr>
-                <w:rFonts w:ascii="Arial" w:eastAsia="Arial" w:hAnsi="Arial"/>
-                <w:sz w:val="16"/>
-              </w:rPr>
-              <w:t>QuarterKey</w:t>
-            </w:r>
-            <w:proofErr w:type="spellEnd"/>
-            <w:r>
-              <w:rPr>
-                <w:rFonts w:ascii="Arial" w:eastAsia="Arial" w:hAnsi="Arial"/>
-                <w:sz w:val="16"/>
-              </w:rPr>
-              <w:t xml:space="preserve"> INT</w:t>
-            </w:r>
-          </w:p>
-        </w:tc>
-        <w:tc>
-          <w:tcPr>
-            <w:tcW w:w="2664" w:type="dxa"/>
-          </w:tcPr>
-          <w:p>
-            <w:r>
-              <w:rPr>
-                <w:rFonts w:ascii="Arial" w:eastAsia="Arial" w:hAnsi="Arial"/>
-                <w:sz w:val="16"/>
-              </w:rPr>
-              <w:t xml:space="preserve">Quarter INT, </w:t>
-            </w:r>
-            <w:proofErr w:type="spellStart"/>
-            <w:r>
-              <w:rPr>
-                <w:rFonts w:ascii="Arial" w:eastAsia="Arial" w:hAnsi="Arial"/>
-                <w:sz w:val="16"/>
-              </w:rPr>
-              <w:t>YearKey</w:t>
-            </w:r>
-            <w:proofErr w:type="spellEnd"/>
-            <w:r>
-              <w:rPr>
-                <w:rFonts w:ascii="Arial" w:eastAsia="Arial" w:hAnsi="Arial"/>
-                <w:sz w:val="16"/>
-              </w:rPr>
-              <w:t xml:space="preserve"> INT</w:t>
-            </w:r>
-          </w:p>
-        </w:tc>
-        <w:tc>
-          <w:tcPr>
-            <w:tcW w:w="2664" w:type="dxa"/>
-          </w:tcPr>
-          <w:p>
-            <w:r>
-              <w:rPr>
-                <w:rFonts w:ascii="Arial" w:eastAsia="Arial" w:hAnsi="Arial"/>
-                <w:sz w:val="16"/>
-              </w:rPr>
-              <w:t xml:space="preserve">Referenced by </w:t>
-            </w:r>
-            <w:proofErr w:type="spellStart"/>
-            <w:r>
-              <w:rPr>
-                <w:rFonts w:ascii="Arial" w:eastAsia="Arial" w:hAnsi="Arial"/>
-                <w:sz w:val="16"/>
-              </w:rPr>
-              <w:t>DimMonth</w:t>
-            </w:r>
-            <w:proofErr w:type="spellEnd"/>
+          </w:p>
+        </w:tc>
+        <w:tc>
+          <w:tcPr>
+            <w:tcW w:w="2664" w:type="dxa"/>
+          </w:tcPr>
+          <w:p>
+            <w:r>
+              <w:rPr>
+                <w:rFonts w:ascii="Arial" w:eastAsia="Arial" w:hAnsi="Arial"/>
+                <w:sz w:val="16"/>
+              </w:rPr>
+              <w:t>QuarterKey INT</w:t>
+            </w:r>
+          </w:p>
+        </w:tc>
+        <w:tc>
+          <w:tcPr>
+            <w:tcW w:w="2664" w:type="dxa"/>
+          </w:tcPr>
+          <w:p>
+            <w:r>
+              <w:rPr>
+                <w:rFonts w:ascii="Arial" w:eastAsia="Arial" w:hAnsi="Arial"/>
+                <w:sz w:val="16"/>
+              </w:rPr>
+              <w:t>Quarter INT, YearKey INT</w:t>
+            </w:r>
+          </w:p>
+        </w:tc>
+        <w:tc>
+          <w:tcPr>
+            <w:tcW w:w="2664" w:type="dxa"/>
+          </w:tcPr>
+          <w:p>
+            <w:r>
+              <w:rPr>
+                <w:rFonts w:ascii="Arial" w:eastAsia="Arial" w:hAnsi="Arial"/>
+                <w:sz w:val="16"/>
+              </w:rPr>
+              <w:t>Referenced by DimMonth</w:t>
+            </w:r>
           </w:p>
         </w:tc>
       </w:tr>
@@ -10659,7 +9539,6 @@
             <w:tcW w:w="2664" w:type="dxa"/>
           </w:tcPr>
           <w:p>
-            <w:proofErr w:type="spellStart"/>
             <w:r>
               <w:rPr>
                 <w:rFonts w:ascii="Arial" w:eastAsia="Arial" w:hAnsi="Arial"/>
@@ -10667,115 +9546,48 @@
               </w:rPr>
               <w:t>DimMonth</w:t>
             </w:r>
-            <w:proofErr w:type="spellEnd"/>
-          </w:p>
-        </w:tc>
-        <w:tc>
-          <w:tcPr>
-            <w:tcW w:w="2664" w:type="dxa"/>
-          </w:tcPr>
-          <w:p>
-            <w:proofErr w:type="spellStart"/>
-            <w:r>
-              <w:rPr>
-                <w:rFonts w:ascii="Arial" w:eastAsia="Arial" w:hAnsi="Arial"/>
-                <w:sz w:val="16"/>
-              </w:rPr>
-              <w:t>MonthKey</w:t>
-            </w:r>
-            <w:proofErr w:type="spellEnd"/>
-            <w:r>
-              <w:rPr>
-                <w:rFonts w:ascii="Arial" w:eastAsia="Arial" w:hAnsi="Arial"/>
-                <w:sz w:val="16"/>
-              </w:rPr>
-              <w:t xml:space="preserve"> INT</w:t>
-            </w:r>
-          </w:p>
-        </w:tc>
-        <w:tc>
-          <w:tcPr>
-            <w:tcW w:w="2664" w:type="dxa"/>
-          </w:tcPr>
-          <w:p>
-            <w:r>
-              <w:rPr>
-                <w:rFonts w:ascii="Arial" w:eastAsia="Arial" w:hAnsi="Arial"/>
-                <w:sz w:val="16"/>
-              </w:rPr>
-              <w:t xml:space="preserve">Month INT, </w:t>
-            </w:r>
-            <w:proofErr w:type="spellStart"/>
-            <w:r>
-              <w:rPr>
-                <w:rFonts w:ascii="Arial" w:eastAsia="Arial" w:hAnsi="Arial"/>
-                <w:sz w:val="16"/>
-              </w:rPr>
-              <w:t>MonthName</w:t>
-            </w:r>
-            <w:proofErr w:type="spellEnd"/>
-            <w:r>
-              <w:rPr>
-                <w:rFonts w:ascii="Arial" w:eastAsia="Arial" w:hAnsi="Arial"/>
-                <w:sz w:val="16"/>
-              </w:rPr>
-              <w:t xml:space="preserve"> </w:t>
-            </w:r>
-            <w:proofErr w:type="gramStart"/>
-            <w:r>
-              <w:rPr>
-                <w:rFonts w:ascii="Arial" w:eastAsia="Arial" w:hAnsi="Arial"/>
-                <w:sz w:val="16"/>
-              </w:rPr>
-              <w:t>VARCHAR(</w:t>
-            </w:r>
-            <w:proofErr w:type="gramEnd"/>
-            <w:r>
-              <w:rPr>
-                <w:rFonts w:ascii="Arial" w:eastAsia="Arial" w:hAnsi="Arial"/>
-                <w:sz w:val="16"/>
-              </w:rPr>
-              <w:t xml:space="preserve">20), </w:t>
-            </w:r>
-            <w:proofErr w:type="spellStart"/>
-            <w:r>
-              <w:rPr>
-                <w:rFonts w:ascii="Arial" w:eastAsia="Arial" w:hAnsi="Arial"/>
-                <w:sz w:val="16"/>
-              </w:rPr>
-              <w:t>QuarterKey</w:t>
-            </w:r>
-            <w:proofErr w:type="spellEnd"/>
-            <w:r>
-              <w:rPr>
-                <w:rFonts w:ascii="Arial" w:eastAsia="Arial" w:hAnsi="Arial"/>
-                <w:sz w:val="16"/>
-              </w:rPr>
-              <w:t xml:space="preserve"> INT</w:t>
-            </w:r>
-          </w:p>
-        </w:tc>
-        <w:tc>
-          <w:tcPr>
-            <w:tcW w:w="2664" w:type="dxa"/>
-          </w:tcPr>
-          <w:p>
-            <w:r>
-              <w:rPr>
-                <w:rFonts w:ascii="Arial" w:eastAsia="Arial" w:hAnsi="Arial"/>
-                <w:sz w:val="16"/>
-              </w:rPr>
-              <w:t xml:space="preserve">Referenced by </w:t>
-            </w:r>
-            <w:proofErr w:type="spellStart"/>
-            <w:r>
-              <w:rPr>
-                <w:rFonts w:ascii="Arial" w:eastAsia="Arial" w:hAnsi="Arial"/>
-                <w:sz w:val="16"/>
-              </w:rPr>
-              <w:t>DimDate</w:t>
-            </w:r>
-            <w:proofErr w:type="spellEnd"/>
+          </w:p>
+        </w:tc>
+        <w:tc>
+          <w:tcPr>
+            <w:tcW w:w="2664" w:type="dxa"/>
+          </w:tcPr>
+          <w:p>
+            <w:r>
+              <w:rPr>
+                <w:rFonts w:ascii="Arial" w:eastAsia="Arial" w:hAnsi="Arial"/>
+                <w:sz w:val="16"/>
+              </w:rPr>
+              <w:t>MonthKey INT</w:t>
+            </w:r>
+          </w:p>
+        </w:tc>
+        <w:tc>
+          <w:tcPr>
+            <w:tcW w:w="2664" w:type="dxa"/>
+          </w:tcPr>
+          <w:p>
+            <w:r>
+              <w:rPr>
+                <w:rFonts w:ascii="Arial" w:eastAsia="Arial" w:hAnsi="Arial"/>
+                <w:sz w:val="16"/>
+              </w:rPr>
+              <w:t>Month INT, MonthName VARCHAR(20), QuarterKey INT</w:t>
+            </w:r>
+          </w:p>
+        </w:tc>
+        <w:tc>
+          <w:tcPr>
+            <w:tcW w:w="2664" w:type="dxa"/>
+          </w:tcPr>
+          <w:p>
+            <w:r>
+              <w:rPr>
+                <w:rFonts w:ascii="Arial" w:eastAsia="Arial" w:hAnsi="Arial"/>
+                <w:sz w:val="16"/>
+              </w:rPr>
+              <w:t>Referenced by DimDate</w:t>
+            </w:r>
           </w:p>
         </w:tc>
       </w:tr>
@@ -10788,7 +9600,6 @@
             <w:tcW w:w="2664" w:type="dxa"/>
           </w:tcPr>
           <w:p>
-            <w:proofErr w:type="spellStart"/>
             <w:r>
               <w:rPr>
                 <w:rFonts w:ascii="Arial" w:eastAsia="Arial" w:hAnsi="Arial"/>
@@ -10796,92 +9607,48 @@
               </w:rPr>
               <w:t>DimTravelType</w:t>
             </w:r>
-            <w:proofErr w:type="spellEnd"/>
-          </w:p>
-        </w:tc>
-        <w:tc>
-          <w:tcPr>
-            <w:tcW w:w="2664" w:type="dxa"/>
-          </w:tcPr>
-          <w:p>
-            <w:proofErr w:type="spellStart"/>
-            <w:r>
-              <w:rPr>
-                <w:rFonts w:ascii="Arial" w:eastAsia="Arial" w:hAnsi="Arial"/>
-                <w:sz w:val="16"/>
-              </w:rPr>
-              <w:t>TravelTypeKey</w:t>
-            </w:r>
-            <w:proofErr w:type="spellEnd"/>
-            <w:r>
-              <w:rPr>
-                <w:rFonts w:ascii="Arial" w:eastAsia="Arial" w:hAnsi="Arial"/>
-                <w:sz w:val="16"/>
-              </w:rPr>
-              <w:t xml:space="preserve"> INT</w:t>
-            </w:r>
-          </w:p>
-        </w:tc>
-        <w:tc>
-          <w:tcPr>
-            <w:tcW w:w="2664" w:type="dxa"/>
-          </w:tcPr>
-          <w:p>
-            <w:proofErr w:type="spellStart"/>
-            <w:r>
-              <w:rPr>
-                <w:rFonts w:ascii="Arial" w:eastAsia="Arial" w:hAnsi="Arial"/>
-                <w:sz w:val="16"/>
-              </w:rPr>
-              <w:t>TravelType</w:t>
-            </w:r>
-            <w:proofErr w:type="spellEnd"/>
-            <w:r>
-              <w:rPr>
-                <w:rFonts w:ascii="Arial" w:eastAsia="Arial" w:hAnsi="Arial"/>
-                <w:sz w:val="16"/>
-              </w:rPr>
-              <w:t xml:space="preserve"> </w:t>
-            </w:r>
-            <w:proofErr w:type="gramStart"/>
-            <w:r>
-              <w:rPr>
-                <w:rFonts w:ascii="Arial" w:eastAsia="Arial" w:hAnsi="Arial"/>
-                <w:sz w:val="16"/>
-              </w:rPr>
-              <w:t>VARCHAR(</w:t>
-            </w:r>
-            <w:proofErr w:type="gramEnd"/>
-            <w:r>
-              <w:rPr>
-                <w:rFonts w:ascii="Arial" w:eastAsia="Arial" w:hAnsi="Arial"/>
-                <w:sz w:val="16"/>
-              </w:rPr>
-              <w:t>50)</w:t>
-            </w:r>
-          </w:p>
-        </w:tc>
-        <w:tc>
-          <w:tcPr>
-            <w:tcW w:w="2664" w:type="dxa"/>
-          </w:tcPr>
-          <w:p>
-            <w:r>
-              <w:rPr>
-                <w:rFonts w:ascii="Arial" w:eastAsia="Arial" w:hAnsi="Arial"/>
-                <w:sz w:val="16"/>
-              </w:rPr>
-              <w:t xml:space="preserve">Referenced by </w:t>
-            </w:r>
-            <w:proofErr w:type="spellStart"/>
-            <w:r>
-              <w:rPr>
-                <w:rFonts w:ascii="Arial" w:eastAsia="Arial" w:hAnsi="Arial"/>
-                <w:sz w:val="16"/>
-              </w:rPr>
-              <w:t>DimTravel</w:t>
-            </w:r>
-            <w:proofErr w:type="spellEnd"/>
+          </w:p>
+        </w:tc>
+        <w:tc>
+          <w:tcPr>
+            <w:tcW w:w="2664" w:type="dxa"/>
+          </w:tcPr>
+          <w:p>
+            <w:r>
+              <w:rPr>
+                <w:rFonts w:ascii="Arial" w:eastAsia="Arial" w:hAnsi="Arial"/>
+                <w:sz w:val="16"/>
+              </w:rPr>
+              <w:t>TravelTypeKey INT</w:t>
+            </w:r>
+          </w:p>
+        </w:tc>
+        <w:tc>
+          <w:tcPr>
+            <w:tcW w:w="2664" w:type="dxa"/>
+          </w:tcPr>
+          <w:p>
+            <w:r>
+              <w:rPr>
+                <w:rFonts w:ascii="Arial" w:eastAsia="Arial" w:hAnsi="Arial"/>
+                <w:sz w:val="16"/>
+              </w:rPr>
+              <w:t>TravelType VARCHAR(50)</w:t>
+            </w:r>
+          </w:p>
+        </w:tc>
+        <w:tc>
+          <w:tcPr>
+            <w:tcW w:w="2664" w:type="dxa"/>
+          </w:tcPr>
+          <w:p>
+            <w:r>
+              <w:rPr>
+                <w:rFonts w:ascii="Arial" w:eastAsia="Arial" w:hAnsi="Arial"/>
+                <w:sz w:val="16"/>
+              </w:rPr>
+              <w:t>Referenced by DimTravel</w:t>
+            </w:r>
           </w:p>
         </w:tc>
       </w:tr>
@@ -10894,7 +9661,6 @@
             <w:tcW w:w="2664" w:type="dxa"/>
           </w:tcPr>
           <w:p>
-            <w:proofErr w:type="spellStart"/>
             <w:r>
               <w:rPr>
                 <w:rFonts w:ascii="Arial" w:eastAsia="Arial" w:hAnsi="Arial"/>
@@ -10902,92 +9668,48 @@
               </w:rPr>
               <w:t>DimTravelClass</w:t>
             </w:r>
-            <w:proofErr w:type="spellEnd"/>
-          </w:p>
-        </w:tc>
-        <w:tc>
-          <w:tcPr>
-            <w:tcW w:w="2664" w:type="dxa"/>
-          </w:tcPr>
-          <w:p>
-            <w:proofErr w:type="spellStart"/>
-            <w:r>
-              <w:rPr>
-                <w:rFonts w:ascii="Arial" w:eastAsia="Arial" w:hAnsi="Arial"/>
-                <w:sz w:val="16"/>
-              </w:rPr>
-              <w:t>TravelClassKey</w:t>
-            </w:r>
-            <w:proofErr w:type="spellEnd"/>
-            <w:r>
-              <w:rPr>
-                <w:rFonts w:ascii="Arial" w:eastAsia="Arial" w:hAnsi="Arial"/>
-                <w:sz w:val="16"/>
-              </w:rPr>
-              <w:t xml:space="preserve"> INT</w:t>
-            </w:r>
-          </w:p>
-        </w:tc>
-        <w:tc>
-          <w:tcPr>
-            <w:tcW w:w="2664" w:type="dxa"/>
-          </w:tcPr>
-          <w:p>
-            <w:proofErr w:type="spellStart"/>
-            <w:r>
-              <w:rPr>
-                <w:rFonts w:ascii="Arial" w:eastAsia="Arial" w:hAnsi="Arial"/>
-                <w:sz w:val="16"/>
-              </w:rPr>
-              <w:t>TravelClass</w:t>
-            </w:r>
-            <w:proofErr w:type="spellEnd"/>
-            <w:r>
-              <w:rPr>
-                <w:rFonts w:ascii="Arial" w:eastAsia="Arial" w:hAnsi="Arial"/>
-                <w:sz w:val="16"/>
-              </w:rPr>
-              <w:t xml:space="preserve"> </w:t>
-            </w:r>
-            <w:proofErr w:type="gramStart"/>
-            <w:r>
-              <w:rPr>
-                <w:rFonts w:ascii="Arial" w:eastAsia="Arial" w:hAnsi="Arial"/>
-                <w:sz w:val="16"/>
-              </w:rPr>
-              <w:t>VARCHAR(</w:t>
-            </w:r>
-            <w:proofErr w:type="gramEnd"/>
-            <w:r>
-              <w:rPr>
-                <w:rFonts w:ascii="Arial" w:eastAsia="Arial" w:hAnsi="Arial"/>
-                <w:sz w:val="16"/>
-              </w:rPr>
-              <w:t>30)</w:t>
-            </w:r>
-          </w:p>
-        </w:tc>
-        <w:tc>
-          <w:tcPr>
-            <w:tcW w:w="2664" w:type="dxa"/>
-          </w:tcPr>
-          <w:p>
-            <w:r>
-              <w:rPr>
-                <w:rFonts w:ascii="Arial" w:eastAsia="Arial" w:hAnsi="Arial"/>
-                <w:sz w:val="16"/>
-              </w:rPr>
-              <w:t xml:space="preserve">Referenced by </w:t>
-            </w:r>
-            <w:proofErr w:type="spellStart"/>
-            <w:r>
-              <w:rPr>
-                <w:rFonts w:ascii="Arial" w:eastAsia="Arial" w:hAnsi="Arial"/>
-                <w:sz w:val="16"/>
-              </w:rPr>
-              <w:t>DimTravel</w:t>
-            </w:r>
-            <w:proofErr w:type="spellEnd"/>
+          </w:p>
+        </w:tc>
+        <w:tc>
+          <w:tcPr>
+            <w:tcW w:w="2664" w:type="dxa"/>
+          </w:tcPr>
+          <w:p>
+            <w:r>
+              <w:rPr>
+                <w:rFonts w:ascii="Arial" w:eastAsia="Arial" w:hAnsi="Arial"/>
+                <w:sz w:val="16"/>
+              </w:rPr>
+              <w:t>TravelClassKey INT</w:t>
+            </w:r>
+          </w:p>
+        </w:tc>
+        <w:tc>
+          <w:tcPr>
+            <w:tcW w:w="2664" w:type="dxa"/>
+          </w:tcPr>
+          <w:p>
+            <w:r>
+              <w:rPr>
+                <w:rFonts w:ascii="Arial" w:eastAsia="Arial" w:hAnsi="Arial"/>
+                <w:sz w:val="16"/>
+              </w:rPr>
+              <w:t>TravelClass VARCHAR(30)</w:t>
+            </w:r>
+          </w:p>
+        </w:tc>
+        <w:tc>
+          <w:tcPr>
+            <w:tcW w:w="2664" w:type="dxa"/>
+          </w:tcPr>
+          <w:p>
+            <w:r>
+              <w:rPr>
+                <w:rFonts w:ascii="Arial" w:eastAsia="Arial" w:hAnsi="Arial"/>
+                <w:sz w:val="16"/>
+              </w:rPr>
+              <w:t>Referenced by DimTravel</w:t>
+            </w:r>
           </w:p>
         </w:tc>
       </w:tr>
@@ -11000,7 +9722,6 @@
             <w:tcW w:w="2664" w:type="dxa"/>
           </w:tcPr>
           <w:p>
-            <w:proofErr w:type="spellStart"/>
             <w:r>
               <w:rPr>
                 <w:rFonts w:ascii="Arial" w:eastAsia="Arial" w:hAnsi="Arial"/>
@@ -11008,92 +9729,48 @@
               </w:rPr>
               <w:t>DimDistanceCategory</w:t>
             </w:r>
-            <w:proofErr w:type="spellEnd"/>
-          </w:p>
-        </w:tc>
-        <w:tc>
-          <w:tcPr>
-            <w:tcW w:w="2664" w:type="dxa"/>
-          </w:tcPr>
-          <w:p>
-            <w:proofErr w:type="spellStart"/>
-            <w:r>
-              <w:rPr>
-                <w:rFonts w:ascii="Arial" w:eastAsia="Arial" w:hAnsi="Arial"/>
-                <w:sz w:val="16"/>
-              </w:rPr>
-              <w:t>DistanceCategoryKey</w:t>
-            </w:r>
-            <w:proofErr w:type="spellEnd"/>
-            <w:r>
-              <w:rPr>
-                <w:rFonts w:ascii="Arial" w:eastAsia="Arial" w:hAnsi="Arial"/>
-                <w:sz w:val="16"/>
-              </w:rPr>
-              <w:t xml:space="preserve"> INT</w:t>
-            </w:r>
-          </w:p>
-        </w:tc>
-        <w:tc>
-          <w:tcPr>
-            <w:tcW w:w="2664" w:type="dxa"/>
-          </w:tcPr>
-          <w:p>
-            <w:proofErr w:type="spellStart"/>
-            <w:r>
-              <w:rPr>
-                <w:rFonts w:ascii="Arial" w:eastAsia="Arial" w:hAnsi="Arial"/>
-                <w:sz w:val="16"/>
-              </w:rPr>
-              <w:t>DistanceCategory</w:t>
-            </w:r>
-            <w:proofErr w:type="spellEnd"/>
-            <w:r>
-              <w:rPr>
-                <w:rFonts w:ascii="Arial" w:eastAsia="Arial" w:hAnsi="Arial"/>
-                <w:sz w:val="16"/>
-              </w:rPr>
-              <w:t xml:space="preserve"> </w:t>
-            </w:r>
-            <w:proofErr w:type="gramStart"/>
-            <w:r>
-              <w:rPr>
-                <w:rFonts w:ascii="Arial" w:eastAsia="Arial" w:hAnsi="Arial"/>
-                <w:sz w:val="16"/>
-              </w:rPr>
-              <w:t>VARCHAR(</w:t>
-            </w:r>
-            <w:proofErr w:type="gramEnd"/>
-            <w:r>
-              <w:rPr>
-                <w:rFonts w:ascii="Arial" w:eastAsia="Arial" w:hAnsi="Arial"/>
-                <w:sz w:val="16"/>
-              </w:rPr>
-              <w:t>30)</w:t>
-            </w:r>
-          </w:p>
-        </w:tc>
-        <w:tc>
-          <w:tcPr>
-            <w:tcW w:w="2664" w:type="dxa"/>
-          </w:tcPr>
-          <w:p>
-            <w:r>
-              <w:rPr>
-                <w:rFonts w:ascii="Arial" w:eastAsia="Arial" w:hAnsi="Arial"/>
-                <w:sz w:val="16"/>
-              </w:rPr>
-              <w:t xml:space="preserve">Referenced by </w:t>
-            </w:r>
-            <w:proofErr w:type="spellStart"/>
-            <w:r>
-              <w:rPr>
-                <w:rFonts w:ascii="Arial" w:eastAsia="Arial" w:hAnsi="Arial"/>
-                <w:sz w:val="16"/>
-              </w:rPr>
-              <w:t>DimTravel</w:t>
-            </w:r>
-            <w:proofErr w:type="spellEnd"/>
+          </w:p>
+        </w:tc>
+        <w:tc>
+          <w:tcPr>
+            <w:tcW w:w="2664" w:type="dxa"/>
+          </w:tcPr>
+          <w:p>
+            <w:r>
+              <w:rPr>
+                <w:rFonts w:ascii="Arial" w:eastAsia="Arial" w:hAnsi="Arial"/>
+                <w:sz w:val="16"/>
+              </w:rPr>
+              <w:t>DistanceCategoryKey INT</w:t>
+            </w:r>
+          </w:p>
+        </w:tc>
+        <w:tc>
+          <w:tcPr>
+            <w:tcW w:w="2664" w:type="dxa"/>
+          </w:tcPr>
+          <w:p>
+            <w:r>
+              <w:rPr>
+                <w:rFonts w:ascii="Arial" w:eastAsia="Arial" w:hAnsi="Arial"/>
+                <w:sz w:val="16"/>
+              </w:rPr>
+              <w:t>DistanceCategory VARCHAR(30)</w:t>
+            </w:r>
+          </w:p>
+        </w:tc>
+        <w:tc>
+          <w:tcPr>
+            <w:tcW w:w="2664" w:type="dxa"/>
+          </w:tcPr>
+          <w:p>
+            <w:r>
+              <w:rPr>
+                <w:rFonts w:ascii="Arial" w:eastAsia="Arial" w:hAnsi="Arial"/>
+                <w:sz w:val="16"/>
+              </w:rPr>
+              <w:t>Referenced by DimTravel</w:t>
+            </w:r>
           </w:p>
         </w:tc>
       </w:tr>
@@ -11106,7 +9783,6 @@
             <w:tcW w:w="2664" w:type="dxa"/>
           </w:tcPr>
           <w:p>
-            <w:proofErr w:type="spellStart"/>
             <w:r>
               <w:rPr>
                 <w:rFonts w:ascii="Arial" w:eastAsia="Arial" w:hAnsi="Arial"/>
@@ -11114,92 +9790,48 @@
               </w:rPr>
               <w:t>DimBookingChannel</w:t>
             </w:r>
-            <w:proofErr w:type="spellEnd"/>
-          </w:p>
-        </w:tc>
-        <w:tc>
-          <w:tcPr>
-            <w:tcW w:w="2664" w:type="dxa"/>
-          </w:tcPr>
-          <w:p>
-            <w:proofErr w:type="spellStart"/>
-            <w:r>
-              <w:rPr>
-                <w:rFonts w:ascii="Arial" w:eastAsia="Arial" w:hAnsi="Arial"/>
-                <w:sz w:val="16"/>
-              </w:rPr>
-              <w:t>BookingChannelKey</w:t>
-            </w:r>
-            <w:proofErr w:type="spellEnd"/>
-            <w:r>
-              <w:rPr>
-                <w:rFonts w:ascii="Arial" w:eastAsia="Arial" w:hAnsi="Arial"/>
-                <w:sz w:val="16"/>
-              </w:rPr>
-              <w:t xml:space="preserve"> INT</w:t>
-            </w:r>
-          </w:p>
-        </w:tc>
-        <w:tc>
-          <w:tcPr>
-            <w:tcW w:w="2664" w:type="dxa"/>
-          </w:tcPr>
-          <w:p>
-            <w:proofErr w:type="spellStart"/>
-            <w:r>
-              <w:rPr>
-                <w:rFonts w:ascii="Arial" w:eastAsia="Arial" w:hAnsi="Arial"/>
-                <w:sz w:val="16"/>
-              </w:rPr>
-              <w:t>BookingChannel</w:t>
-            </w:r>
-            <w:proofErr w:type="spellEnd"/>
-            <w:r>
-              <w:rPr>
-                <w:rFonts w:ascii="Arial" w:eastAsia="Arial" w:hAnsi="Arial"/>
-                <w:sz w:val="16"/>
-              </w:rPr>
-              <w:t xml:space="preserve"> </w:t>
-            </w:r>
-            <w:proofErr w:type="gramStart"/>
-            <w:r>
-              <w:rPr>
-                <w:rFonts w:ascii="Arial" w:eastAsia="Arial" w:hAnsi="Arial"/>
-                <w:sz w:val="16"/>
-              </w:rPr>
-              <w:t>VARCHAR(</w:t>
-            </w:r>
-            <w:proofErr w:type="gramEnd"/>
-            <w:r>
-              <w:rPr>
-                <w:rFonts w:ascii="Arial" w:eastAsia="Arial" w:hAnsi="Arial"/>
-                <w:sz w:val="16"/>
-              </w:rPr>
-              <w:t>30)</w:t>
-            </w:r>
-          </w:p>
-        </w:tc>
-        <w:tc>
-          <w:tcPr>
-            <w:tcW w:w="2664" w:type="dxa"/>
-          </w:tcPr>
-          <w:p>
-            <w:r>
-              <w:rPr>
-                <w:rFonts w:ascii="Arial" w:eastAsia="Arial" w:hAnsi="Arial"/>
-                <w:sz w:val="16"/>
-              </w:rPr>
-              <w:t xml:space="preserve">Referenced by </w:t>
-            </w:r>
-            <w:proofErr w:type="spellStart"/>
-            <w:r>
-              <w:rPr>
-                <w:rFonts w:ascii="Arial" w:eastAsia="Arial" w:hAnsi="Arial"/>
-                <w:sz w:val="16"/>
-              </w:rPr>
-              <w:t>DimBooking</w:t>
-            </w:r>
-            <w:proofErr w:type="spellEnd"/>
+          </w:p>
+        </w:tc>
+        <w:tc>
+          <w:tcPr>
+            <w:tcW w:w="2664" w:type="dxa"/>
+          </w:tcPr>
+          <w:p>
+            <w:r>
+              <w:rPr>
+                <w:rFonts w:ascii="Arial" w:eastAsia="Arial" w:hAnsi="Arial"/>
+                <w:sz w:val="16"/>
+              </w:rPr>
+              <w:t>BookingChannelKey INT</w:t>
+            </w:r>
+          </w:p>
+        </w:tc>
+        <w:tc>
+          <w:tcPr>
+            <w:tcW w:w="2664" w:type="dxa"/>
+          </w:tcPr>
+          <w:p>
+            <w:r>
+              <w:rPr>
+                <w:rFonts w:ascii="Arial" w:eastAsia="Arial" w:hAnsi="Arial"/>
+                <w:sz w:val="16"/>
+              </w:rPr>
+              <w:t>BookingChannel VARCHAR(30)</w:t>
+            </w:r>
+          </w:p>
+        </w:tc>
+        <w:tc>
+          <w:tcPr>
+            <w:tcW w:w="2664" w:type="dxa"/>
+          </w:tcPr>
+          <w:p>
+            <w:r>
+              <w:rPr>
+                <w:rFonts w:ascii="Arial" w:eastAsia="Arial" w:hAnsi="Arial"/>
+                <w:sz w:val="16"/>
+              </w:rPr>
+              <w:t>Referenced by DimBooking</w:t>
+            </w:r>
           </w:p>
         </w:tc>
       </w:tr>
@@ -11212,7 +9844,6 @@
             <w:tcW w:w="2664" w:type="dxa"/>
           </w:tcPr>
           <w:p>
-            <w:proofErr w:type="spellStart"/>
             <w:r>
               <w:rPr>
                 <w:rFonts w:ascii="Arial" w:eastAsia="Arial" w:hAnsi="Arial"/>
@@ -11220,92 +9851,48 @@
               </w:rPr>
               <w:t>DimPaymentMethod</w:t>
             </w:r>
-            <w:proofErr w:type="spellEnd"/>
-          </w:p>
-        </w:tc>
-        <w:tc>
-          <w:tcPr>
-            <w:tcW w:w="2664" w:type="dxa"/>
-          </w:tcPr>
-          <w:p>
-            <w:proofErr w:type="spellStart"/>
-            <w:r>
-              <w:rPr>
-                <w:rFonts w:ascii="Arial" w:eastAsia="Arial" w:hAnsi="Arial"/>
-                <w:sz w:val="16"/>
-              </w:rPr>
-              <w:t>PaymentMethodKey</w:t>
-            </w:r>
-            <w:proofErr w:type="spellEnd"/>
-            <w:r>
-              <w:rPr>
-                <w:rFonts w:ascii="Arial" w:eastAsia="Arial" w:hAnsi="Arial"/>
-                <w:sz w:val="16"/>
-              </w:rPr>
-              <w:t xml:space="preserve"> INT</w:t>
-            </w:r>
-          </w:p>
-        </w:tc>
-        <w:tc>
-          <w:tcPr>
-            <w:tcW w:w="2664" w:type="dxa"/>
-          </w:tcPr>
-          <w:p>
-            <w:proofErr w:type="spellStart"/>
-            <w:r>
-              <w:rPr>
-                <w:rFonts w:ascii="Arial" w:eastAsia="Arial" w:hAnsi="Arial"/>
-                <w:sz w:val="16"/>
-              </w:rPr>
-              <w:t>PaymentMethod</w:t>
-            </w:r>
-            <w:proofErr w:type="spellEnd"/>
-            <w:r>
-              <w:rPr>
-                <w:rFonts w:ascii="Arial" w:eastAsia="Arial" w:hAnsi="Arial"/>
-                <w:sz w:val="16"/>
-              </w:rPr>
-              <w:t xml:space="preserve"> </w:t>
-            </w:r>
-            <w:proofErr w:type="gramStart"/>
-            <w:r>
-              <w:rPr>
-                <w:rFonts w:ascii="Arial" w:eastAsia="Arial" w:hAnsi="Arial"/>
-                <w:sz w:val="16"/>
-              </w:rPr>
-              <w:t>VARCHAR(</w:t>
-            </w:r>
-            <w:proofErr w:type="gramEnd"/>
-            <w:r>
-              <w:rPr>
-                <w:rFonts w:ascii="Arial" w:eastAsia="Arial" w:hAnsi="Arial"/>
-                <w:sz w:val="16"/>
-              </w:rPr>
-              <w:t>30)</w:t>
-            </w:r>
-          </w:p>
-        </w:tc>
-        <w:tc>
-          <w:tcPr>
-            <w:tcW w:w="2664" w:type="dxa"/>
-          </w:tcPr>
-          <w:p>
-            <w:r>
-              <w:rPr>
-                <w:rFonts w:ascii="Arial" w:eastAsia="Arial" w:hAnsi="Arial"/>
-                <w:sz w:val="16"/>
-              </w:rPr>
-              <w:t xml:space="preserve">Referenced by </w:t>
-            </w:r>
-            <w:proofErr w:type="spellStart"/>
-            <w:r>
-              <w:rPr>
-                <w:rFonts w:ascii="Arial" w:eastAsia="Arial" w:hAnsi="Arial"/>
-                <w:sz w:val="16"/>
-              </w:rPr>
-              <w:t>DimBooking</w:t>
-            </w:r>
-            <w:proofErr w:type="spellEnd"/>
+          </w:p>
+        </w:tc>
+        <w:tc>
+          <w:tcPr>
+            <w:tcW w:w="2664" w:type="dxa"/>
+          </w:tcPr>
+          <w:p>
+            <w:r>
+              <w:rPr>
+                <w:rFonts w:ascii="Arial" w:eastAsia="Arial" w:hAnsi="Arial"/>
+                <w:sz w:val="16"/>
+              </w:rPr>
+              <w:t>PaymentMethodKey INT</w:t>
+            </w:r>
+          </w:p>
+        </w:tc>
+        <w:tc>
+          <w:tcPr>
+            <w:tcW w:w="2664" w:type="dxa"/>
+          </w:tcPr>
+          <w:p>
+            <w:r>
+              <w:rPr>
+                <w:rFonts w:ascii="Arial" w:eastAsia="Arial" w:hAnsi="Arial"/>
+                <w:sz w:val="16"/>
+              </w:rPr>
+              <w:t>PaymentMethod VARCHAR(30)</w:t>
+            </w:r>
+          </w:p>
+        </w:tc>
+        <w:tc>
+          <w:tcPr>
+            <w:tcW w:w="2664" w:type="dxa"/>
+          </w:tcPr>
+          <w:p>
+            <w:r>
+              <w:rPr>
+                <w:rFonts w:ascii="Arial" w:eastAsia="Arial" w:hAnsi="Arial"/>
+                <w:sz w:val="16"/>
+              </w:rPr>
+              <w:t>Referenced by DimBooking</w:t>
+            </w:r>
           </w:p>
         </w:tc>
       </w:tr>
@@ -11318,7 +9905,6 @@
             <w:tcW w:w="2664" w:type="dxa"/>
           </w:tcPr>
           <w:p>
-            <w:proofErr w:type="spellStart"/>
             <w:r>
               <w:rPr>
                 <w:rFonts w:ascii="Arial" w:eastAsia="Arial" w:hAnsi="Arial"/>
@@ -11326,92 +9912,48 @@
               </w:rPr>
               <w:t>DimTravelInsurance</w:t>
             </w:r>
-            <w:proofErr w:type="spellEnd"/>
-          </w:p>
-        </w:tc>
-        <w:tc>
-          <w:tcPr>
-            <w:tcW w:w="2664" w:type="dxa"/>
-          </w:tcPr>
-          <w:p>
-            <w:proofErr w:type="spellStart"/>
-            <w:r>
-              <w:rPr>
-                <w:rFonts w:ascii="Arial" w:eastAsia="Arial" w:hAnsi="Arial"/>
-                <w:sz w:val="16"/>
-              </w:rPr>
-              <w:t>TravelInsuranceKey</w:t>
-            </w:r>
-            <w:proofErr w:type="spellEnd"/>
-            <w:r>
-              <w:rPr>
-                <w:rFonts w:ascii="Arial" w:eastAsia="Arial" w:hAnsi="Arial"/>
-                <w:sz w:val="16"/>
-              </w:rPr>
-              <w:t xml:space="preserve"> INT</w:t>
-            </w:r>
-          </w:p>
-        </w:tc>
-        <w:tc>
-          <w:tcPr>
-            <w:tcW w:w="2664" w:type="dxa"/>
-          </w:tcPr>
-          <w:p>
-            <w:proofErr w:type="spellStart"/>
-            <w:r>
-              <w:rPr>
-                <w:rFonts w:ascii="Arial" w:eastAsia="Arial" w:hAnsi="Arial"/>
-                <w:sz w:val="16"/>
-              </w:rPr>
-              <w:t>TravelInsurance</w:t>
-            </w:r>
-            <w:proofErr w:type="spellEnd"/>
-            <w:r>
-              <w:rPr>
-                <w:rFonts w:ascii="Arial" w:eastAsia="Arial" w:hAnsi="Arial"/>
-                <w:sz w:val="16"/>
-              </w:rPr>
-              <w:t xml:space="preserve"> </w:t>
-            </w:r>
-            <w:proofErr w:type="gramStart"/>
-            <w:r>
-              <w:rPr>
-                <w:rFonts w:ascii="Arial" w:eastAsia="Arial" w:hAnsi="Arial"/>
-                <w:sz w:val="16"/>
-              </w:rPr>
-              <w:t>VARCHAR(</w:t>
-            </w:r>
-            <w:proofErr w:type="gramEnd"/>
-            <w:r>
-              <w:rPr>
-                <w:rFonts w:ascii="Arial" w:eastAsia="Arial" w:hAnsi="Arial"/>
-                <w:sz w:val="16"/>
-              </w:rPr>
-              <w:t>10)</w:t>
-            </w:r>
-          </w:p>
-        </w:tc>
-        <w:tc>
-          <w:tcPr>
-            <w:tcW w:w="2664" w:type="dxa"/>
-          </w:tcPr>
-          <w:p>
-            <w:r>
-              <w:rPr>
-                <w:rFonts w:ascii="Arial" w:eastAsia="Arial" w:hAnsi="Arial"/>
-                <w:sz w:val="16"/>
-              </w:rPr>
-              <w:t xml:space="preserve">Referenced by </w:t>
-            </w:r>
-            <w:proofErr w:type="spellStart"/>
-            <w:r>
-              <w:rPr>
-                <w:rFonts w:ascii="Arial" w:eastAsia="Arial" w:hAnsi="Arial"/>
-                <w:sz w:val="16"/>
-              </w:rPr>
-              <w:t>DimBooking</w:t>
-            </w:r>
-            <w:proofErr w:type="spellEnd"/>
+          </w:p>
+        </w:tc>
+        <w:tc>
+          <w:tcPr>
+            <w:tcW w:w="2664" w:type="dxa"/>
+          </w:tcPr>
+          <w:p>
+            <w:r>
+              <w:rPr>
+                <w:rFonts w:ascii="Arial" w:eastAsia="Arial" w:hAnsi="Arial"/>
+                <w:sz w:val="16"/>
+              </w:rPr>
+              <w:t>TravelInsuranceKey INT</w:t>
+            </w:r>
+          </w:p>
+        </w:tc>
+        <w:tc>
+          <w:tcPr>
+            <w:tcW w:w="2664" w:type="dxa"/>
+          </w:tcPr>
+          <w:p>
+            <w:r>
+              <w:rPr>
+                <w:rFonts w:ascii="Arial" w:eastAsia="Arial" w:hAnsi="Arial"/>
+                <w:sz w:val="16"/>
+              </w:rPr>
+              <w:t>TravelInsurance VARCHAR(10)</w:t>
+            </w:r>
+          </w:p>
+        </w:tc>
+        <w:tc>
+          <w:tcPr>
+            <w:tcW w:w="2664" w:type="dxa"/>
+          </w:tcPr>
+          <w:p>
+            <w:r>
+              <w:rPr>
+                <w:rFonts w:ascii="Arial" w:eastAsia="Arial" w:hAnsi="Arial"/>
+                <w:sz w:val="16"/>
+              </w:rPr>
+              <w:t>Referenced by DimBooking</w:t>
+            </w:r>
           </w:p>
         </w:tc>
       </w:tr>
@@ -11498,7 +10040,6 @@
             <w:tcW w:w="5328" w:type="dxa"/>
           </w:tcPr>
           <w:p>
-            <w:proofErr w:type="spellStart"/>
             <w:r>
               <w:rPr>
                 <w:rFonts w:ascii="Arial" w:eastAsia="Arial" w:hAnsi="Arial"/>
@@ -11506,7 +10047,6 @@
               </w:rPr>
               <w:t>DimCustomer</w:t>
             </w:r>
-            <w:proofErr w:type="spellEnd"/>
           </w:p>
         </w:tc>
         <w:tc>
@@ -11514,69 +10054,12 @@
             <w:tcW w:w="5328" w:type="dxa"/>
           </w:tcPr>
           <w:p>
-            <w:proofErr w:type="spellStart"/>
-            <w:r>
-              <w:rPr>
-                <w:rFonts w:ascii="Arial" w:eastAsia="Arial" w:hAnsi="Arial"/>
-                <w:sz w:val="16"/>
-              </w:rPr>
-              <w:t>CustomerKey</w:t>
-            </w:r>
-            <w:proofErr w:type="spellEnd"/>
-            <w:r>
-              <w:rPr>
-                <w:rFonts w:ascii="Arial" w:eastAsia="Arial" w:hAnsi="Arial"/>
-                <w:sz w:val="16"/>
-              </w:rPr>
-              <w:t xml:space="preserve">=1, </w:t>
-            </w:r>
-            <w:proofErr w:type="spellStart"/>
-            <w:r>
-              <w:rPr>
-                <w:rFonts w:ascii="Arial" w:eastAsia="Arial" w:hAnsi="Arial"/>
-                <w:sz w:val="16"/>
-              </w:rPr>
-              <w:t>CustomerID</w:t>
-            </w:r>
-            <w:proofErr w:type="spellEnd"/>
-            <w:r>
-              <w:rPr>
-                <w:rFonts w:ascii="Arial" w:eastAsia="Arial" w:hAnsi="Arial"/>
-                <w:sz w:val="16"/>
-              </w:rPr>
-              <w:t xml:space="preserve">=70172, Gender=Male, Age=13, </w:t>
-            </w:r>
-            <w:proofErr w:type="spellStart"/>
-            <w:r>
-              <w:rPr>
-                <w:rFonts w:ascii="Arial" w:eastAsia="Arial" w:hAnsi="Arial"/>
-                <w:sz w:val="16"/>
-              </w:rPr>
-              <w:t>CustomerType</w:t>
-            </w:r>
-            <w:proofErr w:type="spellEnd"/>
-            <w:r>
-              <w:rPr>
-                <w:rFonts w:ascii="Arial" w:eastAsia="Arial" w:hAnsi="Arial"/>
-                <w:sz w:val="16"/>
-              </w:rPr>
-              <w:t xml:space="preserve">=Loyal Customer, </w:t>
-            </w:r>
-            <w:proofErr w:type="spellStart"/>
-            <w:r>
-              <w:rPr>
-                <w:rFonts w:ascii="Arial" w:eastAsia="Arial" w:hAnsi="Arial"/>
-                <w:sz w:val="16"/>
-              </w:rPr>
-              <w:t>AgeGroup</w:t>
-            </w:r>
-            <w:proofErr w:type="spellEnd"/>
-            <w:r>
-              <w:rPr>
-                <w:rFonts w:ascii="Arial" w:eastAsia="Arial" w:hAnsi="Arial"/>
-                <w:sz w:val="16"/>
-              </w:rPr>
-              <w:t>=Under 18</w:t>
+            <w:r>
+              <w:rPr>
+                <w:rFonts w:ascii="Arial" w:eastAsia="Arial" w:hAnsi="Arial"/>
+                <w:sz w:val="16"/>
+              </w:rPr>
+              <w:t>CustomerKey=1, CustomerID=70172, Gender=Male, Age=13, CustomerType=Loyal Customer, AgeGroup=Under 18</w:t>
             </w:r>
           </w:p>
         </w:tc>
@@ -11590,7 +10073,6 @@
             <w:tcW w:w="5328" w:type="dxa"/>
           </w:tcPr>
           <w:p>
-            <w:proofErr w:type="spellStart"/>
             <w:r>
               <w:rPr>
                 <w:rFonts w:ascii="Arial" w:eastAsia="Arial" w:hAnsi="Arial"/>
@@ -11598,7 +10080,6 @@
               </w:rPr>
               <w:t>DimDate</w:t>
             </w:r>
-            <w:proofErr w:type="spellEnd"/>
           </w:p>
         </w:tc>
         <w:tc>
@@ -11606,53 +10087,12 @@
             <w:tcW w:w="5328" w:type="dxa"/>
           </w:tcPr>
           <w:p>
-            <w:proofErr w:type="spellStart"/>
-            <w:r>
-              <w:rPr>
-                <w:rFonts w:ascii="Arial" w:eastAsia="Arial" w:hAnsi="Arial"/>
-                <w:sz w:val="16"/>
-              </w:rPr>
-              <w:t>DateKey</w:t>
-            </w:r>
-            <w:proofErr w:type="spellEnd"/>
-            <w:r>
-              <w:rPr>
-                <w:rFonts w:ascii="Arial" w:eastAsia="Arial" w:hAnsi="Arial"/>
-                <w:sz w:val="16"/>
-              </w:rPr>
-              <w:t xml:space="preserve">=20240101, </w:t>
-            </w:r>
-            <w:proofErr w:type="spellStart"/>
-            <w:r>
-              <w:rPr>
-                <w:rFonts w:ascii="Arial" w:eastAsia="Arial" w:hAnsi="Arial"/>
-                <w:sz w:val="16"/>
-              </w:rPr>
-              <w:t>FullDate</w:t>
-            </w:r>
-            <w:proofErr w:type="spellEnd"/>
-            <w:r>
-              <w:rPr>
-                <w:rFonts w:ascii="Arial" w:eastAsia="Arial" w:hAnsi="Arial"/>
-                <w:sz w:val="16"/>
-              </w:rPr>
-              <w:t xml:space="preserve">=2024-01-01, Day=1, Month=1, </w:t>
-            </w:r>
-            <w:proofErr w:type="spellStart"/>
-            <w:r>
-              <w:rPr>
-                <w:rFonts w:ascii="Arial" w:eastAsia="Arial" w:hAnsi="Arial"/>
-                <w:sz w:val="16"/>
-              </w:rPr>
-              <w:t>MonthName</w:t>
-            </w:r>
-            <w:proofErr w:type="spellEnd"/>
-            <w:r>
-              <w:rPr>
-                <w:rFonts w:ascii="Arial" w:eastAsia="Arial" w:hAnsi="Arial"/>
-                <w:sz w:val="16"/>
-              </w:rPr>
-              <w:t>=January, Quarter=1, Year=2024</w:t>
+            <w:r>
+              <w:rPr>
+                <w:rFonts w:ascii="Arial" w:eastAsia="Arial" w:hAnsi="Arial"/>
+                <w:sz w:val="16"/>
+              </w:rPr>
+              <w:t>DateKey=20240101, FullDate=2024-01-01, Day=1, Month=1, MonthName=January, Quarter=1, Year=2024</w:t>
             </w:r>
           </w:p>
         </w:tc>
@@ -11666,7 +10106,6 @@
             <w:tcW w:w="5328" w:type="dxa"/>
           </w:tcPr>
           <w:p>
-            <w:proofErr w:type="spellStart"/>
             <w:r>
               <w:rPr>
                 <w:rFonts w:ascii="Arial" w:eastAsia="Arial" w:hAnsi="Arial"/>
@@ -11674,7 +10113,6 @@
               </w:rPr>
               <w:t>DimTravel</w:t>
             </w:r>
-            <w:proofErr w:type="spellEnd"/>
           </w:p>
         </w:tc>
         <w:tc>
@@ -11682,85 +10120,12 @@
             <w:tcW w:w="5328" w:type="dxa"/>
           </w:tcPr>
           <w:p>
-            <w:proofErr w:type="spellStart"/>
-            <w:r>
-              <w:rPr>
-                <w:rFonts w:ascii="Arial" w:eastAsia="Arial" w:hAnsi="Arial"/>
-                <w:sz w:val="16"/>
-              </w:rPr>
-              <w:t>TravelKey</w:t>
-            </w:r>
-            <w:proofErr w:type="spellEnd"/>
-            <w:r>
-              <w:rPr>
-                <w:rFonts w:ascii="Arial" w:eastAsia="Arial" w:hAnsi="Arial"/>
-                <w:sz w:val="16"/>
-              </w:rPr>
-              <w:t xml:space="preserve">=1, </w:t>
-            </w:r>
-            <w:proofErr w:type="spellStart"/>
-            <w:r>
-              <w:rPr>
-                <w:rFonts w:ascii="Arial" w:eastAsia="Arial" w:hAnsi="Arial"/>
-                <w:sz w:val="16"/>
-              </w:rPr>
-              <w:t>TravelType</w:t>
-            </w:r>
-            <w:proofErr w:type="spellEnd"/>
-            <w:r>
-              <w:rPr>
-                <w:rFonts w:ascii="Arial" w:eastAsia="Arial" w:hAnsi="Arial"/>
-                <w:sz w:val="16"/>
-              </w:rPr>
-              <w:t xml:space="preserve">=Personal Travel, </w:t>
-            </w:r>
-            <w:proofErr w:type="spellStart"/>
-            <w:r>
-              <w:rPr>
-                <w:rFonts w:ascii="Arial" w:eastAsia="Arial" w:hAnsi="Arial"/>
-                <w:sz w:val="16"/>
-              </w:rPr>
-              <w:t>TravelClass</w:t>
-            </w:r>
-            <w:proofErr w:type="spellEnd"/>
-            <w:r>
-              <w:rPr>
-                <w:rFonts w:ascii="Arial" w:eastAsia="Arial" w:hAnsi="Arial"/>
-                <w:sz w:val="16"/>
-              </w:rPr>
-              <w:t xml:space="preserve">=Eco Plus, </w:t>
-            </w:r>
-            <w:proofErr w:type="spellStart"/>
-            <w:r>
-              <w:rPr>
-                <w:rFonts w:ascii="Arial" w:eastAsia="Arial" w:hAnsi="Arial"/>
-                <w:sz w:val="16"/>
-              </w:rPr>
-              <w:t>FlightDistance</w:t>
-            </w:r>
-            <w:proofErr w:type="spellEnd"/>
-            <w:r>
-              <w:rPr>
-                <w:rFonts w:ascii="Arial" w:eastAsia="Arial" w:hAnsi="Arial"/>
-                <w:sz w:val="16"/>
-              </w:rPr>
-              <w:t xml:space="preserve">=460, </w:t>
-            </w:r>
-            <w:proofErr w:type="spellStart"/>
-            <w:r>
-              <w:rPr>
-                <w:rFonts w:ascii="Arial" w:eastAsia="Arial" w:hAnsi="Arial"/>
-                <w:sz w:val="16"/>
-              </w:rPr>
-              <w:t>DistanceCategory</w:t>
-            </w:r>
-            <w:proofErr w:type="spellEnd"/>
-            <w:r>
-              <w:rPr>
-                <w:rFonts w:ascii="Arial" w:eastAsia="Arial" w:hAnsi="Arial"/>
-                <w:sz w:val="16"/>
-              </w:rPr>
-              <w:t>=Short Haul</w:t>
+            <w:r>
+              <w:rPr>
+                <w:rFonts w:ascii="Arial" w:eastAsia="Arial" w:hAnsi="Arial"/>
+                <w:sz w:val="16"/>
+              </w:rPr>
+              <w:t>TravelKey=1, TravelType=Personal Travel, TravelClass=Eco Plus, FlightDistance=460, DistanceCategory=Short Haul</w:t>
             </w:r>
           </w:p>
         </w:tc>
@@ -11774,7 +10139,6 @@
             <w:tcW w:w="5328" w:type="dxa"/>
           </w:tcPr>
           <w:p>
-            <w:proofErr w:type="spellStart"/>
             <w:r>
               <w:rPr>
                 <w:rFonts w:ascii="Arial" w:eastAsia="Arial" w:hAnsi="Arial"/>
@@ -11782,7 +10146,6 @@
               </w:rPr>
               <w:t>DimBooking</w:t>
             </w:r>
-            <w:proofErr w:type="spellEnd"/>
           </w:p>
         </w:tc>
         <w:tc>
@@ -11790,85 +10153,12 @@
             <w:tcW w:w="5328" w:type="dxa"/>
           </w:tcPr>
           <w:p>
-            <w:proofErr w:type="spellStart"/>
-            <w:r>
-              <w:rPr>
-                <w:rFonts w:ascii="Arial" w:eastAsia="Arial" w:hAnsi="Arial"/>
-                <w:sz w:val="16"/>
-              </w:rPr>
-              <w:t>BookingKey</w:t>
-            </w:r>
-            <w:proofErr w:type="spellEnd"/>
-            <w:r>
-              <w:rPr>
-                <w:rFonts w:ascii="Arial" w:eastAsia="Arial" w:hAnsi="Arial"/>
-                <w:sz w:val="16"/>
-              </w:rPr>
-              <w:t xml:space="preserve">=1, </w:t>
-            </w:r>
-            <w:proofErr w:type="spellStart"/>
-            <w:r>
-              <w:rPr>
-                <w:rFonts w:ascii="Arial" w:eastAsia="Arial" w:hAnsi="Arial"/>
-                <w:sz w:val="16"/>
-              </w:rPr>
-              <w:t>BookingID</w:t>
-            </w:r>
-            <w:proofErr w:type="spellEnd"/>
-            <w:r>
-              <w:rPr>
-                <w:rFonts w:ascii="Arial" w:eastAsia="Arial" w:hAnsi="Arial"/>
-                <w:sz w:val="16"/>
-              </w:rPr>
-              <w:t xml:space="preserve">=BK70172, </w:t>
-            </w:r>
-            <w:proofErr w:type="spellStart"/>
-            <w:r>
-              <w:rPr>
-                <w:rFonts w:ascii="Arial" w:eastAsia="Arial" w:hAnsi="Arial"/>
-                <w:sz w:val="16"/>
-              </w:rPr>
-              <w:t>BookingChannel</w:t>
-            </w:r>
-            <w:proofErr w:type="spellEnd"/>
-            <w:r>
-              <w:rPr>
-                <w:rFonts w:ascii="Arial" w:eastAsia="Arial" w:hAnsi="Arial"/>
-                <w:sz w:val="16"/>
-              </w:rPr>
-              <w:t xml:space="preserve">=Travel Agency, </w:t>
-            </w:r>
-            <w:proofErr w:type="spellStart"/>
-            <w:r>
-              <w:rPr>
-                <w:rFonts w:ascii="Arial" w:eastAsia="Arial" w:hAnsi="Arial"/>
-                <w:sz w:val="16"/>
-              </w:rPr>
-              <w:t>PaymentMethod</w:t>
-            </w:r>
-            <w:proofErr w:type="spellEnd"/>
-            <w:r>
-              <w:rPr>
-                <w:rFonts w:ascii="Arial" w:eastAsia="Arial" w:hAnsi="Arial"/>
-                <w:sz w:val="16"/>
-              </w:rPr>
-              <w:t xml:space="preserve">=Debit Card, </w:t>
-            </w:r>
-            <w:proofErr w:type="spellStart"/>
-            <w:r>
-              <w:rPr>
-                <w:rFonts w:ascii="Arial" w:eastAsia="Arial" w:hAnsi="Arial"/>
-                <w:sz w:val="16"/>
-              </w:rPr>
-              <w:t>TravelInsurance</w:t>
-            </w:r>
-            <w:proofErr w:type="spellEnd"/>
-            <w:r>
-              <w:rPr>
-                <w:rFonts w:ascii="Arial" w:eastAsia="Arial" w:hAnsi="Arial"/>
-                <w:sz w:val="16"/>
-              </w:rPr>
-              <w:t>=No</w:t>
+            <w:r>
+              <w:rPr>
+                <w:rFonts w:ascii="Arial" w:eastAsia="Arial" w:hAnsi="Arial"/>
+                <w:sz w:val="16"/>
+              </w:rPr>
+              <w:t>BookingKey=1, BookingID=BK70172, BookingChannel=Travel Agency, PaymentMethod=Debit Card, TravelInsurance=No</w:t>
             </w:r>
           </w:p>
         </w:tc>
@@ -11882,7 +10172,6 @@
             <w:tcW w:w="5328" w:type="dxa"/>
           </w:tcPr>
           <w:p>
-            <w:proofErr w:type="spellStart"/>
             <w:r>
               <w:rPr>
                 <w:rFonts w:ascii="Arial" w:eastAsia="Arial" w:hAnsi="Arial"/>
@@ -11890,7 +10179,6 @@
               </w:rPr>
               <w:t>DimLoyalty</w:t>
             </w:r>
-            <w:proofErr w:type="spellEnd"/>
           </w:p>
         </w:tc>
         <w:tc>
@@ -11898,69 +10186,12 @@
             <w:tcW w:w="5328" w:type="dxa"/>
           </w:tcPr>
           <w:p>
-            <w:proofErr w:type="spellStart"/>
-            <w:r>
-              <w:rPr>
-                <w:rFonts w:ascii="Arial" w:eastAsia="Arial" w:hAnsi="Arial"/>
-                <w:sz w:val="16"/>
-              </w:rPr>
-              <w:t>LoyaltyKey</w:t>
-            </w:r>
-            <w:proofErr w:type="spellEnd"/>
-            <w:r>
-              <w:rPr>
-                <w:rFonts w:ascii="Arial" w:eastAsia="Arial" w:hAnsi="Arial"/>
-                <w:sz w:val="16"/>
-              </w:rPr>
-              <w:t xml:space="preserve">=3, </w:t>
-            </w:r>
-            <w:proofErr w:type="spellStart"/>
-            <w:r>
-              <w:rPr>
-                <w:rFonts w:ascii="Arial" w:eastAsia="Arial" w:hAnsi="Arial"/>
-                <w:sz w:val="16"/>
-              </w:rPr>
-              <w:t>LoyaltyLevel</w:t>
-            </w:r>
-            <w:proofErr w:type="spellEnd"/>
-            <w:r>
-              <w:rPr>
-                <w:rFonts w:ascii="Arial" w:eastAsia="Arial" w:hAnsi="Arial"/>
-                <w:sz w:val="16"/>
-              </w:rPr>
-              <w:t xml:space="preserve">=Platinum, </w:t>
-            </w:r>
-            <w:proofErr w:type="spellStart"/>
-            <w:r>
-              <w:rPr>
-                <w:rFonts w:ascii="Arial" w:eastAsia="Arial" w:hAnsi="Arial"/>
-                <w:sz w:val="16"/>
-              </w:rPr>
-              <w:t>LoyaltyRank</w:t>
-            </w:r>
-            <w:proofErr w:type="spellEnd"/>
-            <w:r>
-              <w:rPr>
-                <w:rFonts w:ascii="Arial" w:eastAsia="Arial" w:hAnsi="Arial"/>
-                <w:sz w:val="16"/>
-              </w:rPr>
-              <w:t xml:space="preserve">=3, </w:t>
-            </w:r>
-            <w:proofErr w:type="spellStart"/>
-            <w:r>
-              <w:rPr>
-                <w:rFonts w:ascii="Arial" w:eastAsia="Arial" w:hAnsi="Arial"/>
-                <w:sz w:val="16"/>
-              </w:rPr>
-              <w:t>PriorityServiceFlag</w:t>
-            </w:r>
-            <w:proofErr w:type="spellEnd"/>
-            <w:r>
-              <w:rPr>
-                <w:rFonts w:ascii="Arial" w:eastAsia="Arial" w:hAnsi="Arial"/>
-                <w:sz w:val="16"/>
-              </w:rPr>
-              <w:t>=True</w:t>
+            <w:r>
+              <w:rPr>
+                <w:rFonts w:ascii="Arial" w:eastAsia="Arial" w:hAnsi="Arial"/>
+                <w:sz w:val="16"/>
+              </w:rPr>
+              <w:t>LoyaltyKey=3, LoyaltyLevel=Platinum, LoyaltyRank=3, PriorityServiceFlag=True</w:t>
             </w:r>
           </w:p>
         </w:tc>
@@ -11974,7 +10205,6 @@
             <w:tcW w:w="5328" w:type="dxa"/>
           </w:tcPr>
           <w:p>
-            <w:proofErr w:type="spellStart"/>
             <w:r>
               <w:rPr>
                 <w:rFonts w:ascii="Arial" w:eastAsia="Arial" w:hAnsi="Arial"/>
@@ -11982,7 +10212,6 @@
               </w:rPr>
               <w:t>FactSales</w:t>
             </w:r>
-            <w:proofErr w:type="spellEnd"/>
           </w:p>
         </w:tc>
         <w:tc>
@@ -11990,165 +10219,12 @@
             <w:tcW w:w="5328" w:type="dxa"/>
           </w:tcPr>
           <w:p>
-            <w:proofErr w:type="spellStart"/>
-            <w:r>
-              <w:rPr>
-                <w:rFonts w:ascii="Arial" w:eastAsia="Arial" w:hAnsi="Arial"/>
-                <w:sz w:val="16"/>
-              </w:rPr>
-              <w:t>FactSalesKey</w:t>
-            </w:r>
-            <w:proofErr w:type="spellEnd"/>
-            <w:r>
-              <w:rPr>
-                <w:rFonts w:ascii="Arial" w:eastAsia="Arial" w:hAnsi="Arial"/>
-                <w:sz w:val="16"/>
-              </w:rPr>
-              <w:t xml:space="preserve">=1, </w:t>
-            </w:r>
-            <w:proofErr w:type="spellStart"/>
-            <w:r>
-              <w:rPr>
-                <w:rFonts w:ascii="Arial" w:eastAsia="Arial" w:hAnsi="Arial"/>
-                <w:sz w:val="16"/>
-              </w:rPr>
-              <w:t>CustomerKey</w:t>
-            </w:r>
-            <w:proofErr w:type="spellEnd"/>
-            <w:r>
-              <w:rPr>
-                <w:rFonts w:ascii="Arial" w:eastAsia="Arial" w:hAnsi="Arial"/>
-                <w:sz w:val="16"/>
-              </w:rPr>
-              <w:t xml:space="preserve">=1, </w:t>
-            </w:r>
-            <w:proofErr w:type="spellStart"/>
-            <w:r>
-              <w:rPr>
-                <w:rFonts w:ascii="Arial" w:eastAsia="Arial" w:hAnsi="Arial"/>
-                <w:sz w:val="16"/>
-              </w:rPr>
-              <w:t>DateKey</w:t>
-            </w:r>
-            <w:proofErr w:type="spellEnd"/>
-            <w:r>
-              <w:rPr>
-                <w:rFonts w:ascii="Arial" w:eastAsia="Arial" w:hAnsi="Arial"/>
-                <w:sz w:val="16"/>
-              </w:rPr>
-              <w:t xml:space="preserve">=20240101, </w:t>
-            </w:r>
-            <w:proofErr w:type="spellStart"/>
-            <w:r>
-              <w:rPr>
-                <w:rFonts w:ascii="Arial" w:eastAsia="Arial" w:hAnsi="Arial"/>
-                <w:sz w:val="16"/>
-              </w:rPr>
-              <w:t>TravelKey</w:t>
-            </w:r>
-            <w:proofErr w:type="spellEnd"/>
-            <w:r>
-              <w:rPr>
-                <w:rFonts w:ascii="Arial" w:eastAsia="Arial" w:hAnsi="Arial"/>
-                <w:sz w:val="16"/>
-              </w:rPr>
-              <w:t xml:space="preserve">=1, </w:t>
-            </w:r>
-            <w:proofErr w:type="spellStart"/>
-            <w:r>
-              <w:rPr>
-                <w:rFonts w:ascii="Arial" w:eastAsia="Arial" w:hAnsi="Arial"/>
-                <w:sz w:val="16"/>
-              </w:rPr>
-              <w:t>BookingKey</w:t>
-            </w:r>
-            <w:proofErr w:type="spellEnd"/>
-            <w:r>
-              <w:rPr>
-                <w:rFonts w:ascii="Arial" w:eastAsia="Arial" w:hAnsi="Arial"/>
-                <w:sz w:val="16"/>
-              </w:rPr>
-              <w:t xml:space="preserve">=1, </w:t>
-            </w:r>
-            <w:proofErr w:type="spellStart"/>
-            <w:r>
-              <w:rPr>
-                <w:rFonts w:ascii="Arial" w:eastAsia="Arial" w:hAnsi="Arial"/>
-                <w:sz w:val="16"/>
-              </w:rPr>
-              <w:t>LoyaltyKey</w:t>
-            </w:r>
-            <w:proofErr w:type="spellEnd"/>
-            <w:r>
-              <w:rPr>
-                <w:rFonts w:ascii="Arial" w:eastAsia="Arial" w:hAnsi="Arial"/>
-                <w:sz w:val="16"/>
-              </w:rPr>
-              <w:t xml:space="preserve">=3, </w:t>
-            </w:r>
-            <w:proofErr w:type="spellStart"/>
-            <w:r>
-              <w:rPr>
-                <w:rFonts w:ascii="Arial" w:eastAsia="Arial" w:hAnsi="Arial"/>
-                <w:sz w:val="16"/>
-              </w:rPr>
-              <w:t>TicketPrice</w:t>
-            </w:r>
-            <w:proofErr w:type="spellEnd"/>
-            <w:r>
-              <w:rPr>
-                <w:rFonts w:ascii="Arial" w:eastAsia="Arial" w:hAnsi="Arial"/>
-                <w:sz w:val="16"/>
-              </w:rPr>
-              <w:t xml:space="preserve">=1110.00, </w:t>
-            </w:r>
-            <w:proofErr w:type="spellStart"/>
-            <w:r>
-              <w:rPr>
-                <w:rFonts w:ascii="Arial" w:eastAsia="Arial" w:hAnsi="Arial"/>
-                <w:sz w:val="16"/>
-              </w:rPr>
-              <w:t>OperatingCost</w:t>
-            </w:r>
-            <w:proofErr w:type="spellEnd"/>
-            <w:r>
-              <w:rPr>
-                <w:rFonts w:ascii="Arial" w:eastAsia="Arial" w:hAnsi="Arial"/>
-                <w:sz w:val="16"/>
-              </w:rPr>
-              <w:t xml:space="preserve">=..., </w:t>
-            </w:r>
-            <w:proofErr w:type="spellStart"/>
-            <w:r>
-              <w:rPr>
-                <w:rFonts w:ascii="Arial" w:eastAsia="Arial" w:hAnsi="Arial"/>
-                <w:sz w:val="16"/>
-              </w:rPr>
-              <w:t>AirportFee</w:t>
-            </w:r>
-            <w:proofErr w:type="spellEnd"/>
-            <w:r>
-              <w:rPr>
-                <w:rFonts w:ascii="Arial" w:eastAsia="Arial" w:hAnsi="Arial"/>
-                <w:sz w:val="16"/>
-              </w:rPr>
-              <w:t xml:space="preserve">=..., </w:t>
-            </w:r>
-            <w:proofErr w:type="spellStart"/>
-            <w:r>
-              <w:rPr>
-                <w:rFonts w:ascii="Arial" w:eastAsia="Arial" w:hAnsi="Arial"/>
-                <w:sz w:val="16"/>
-              </w:rPr>
-              <w:t>PromotionDiscount</w:t>
-            </w:r>
-            <w:proofErr w:type="spellEnd"/>
-            <w:r>
-              <w:rPr>
-                <w:rFonts w:ascii="Arial" w:eastAsia="Arial" w:hAnsi="Arial"/>
-                <w:sz w:val="16"/>
-              </w:rPr>
-              <w:t>=..., Profit=...</w:t>
+            <w:r>
+              <w:rPr>
+                <w:rFonts w:ascii="Arial" w:eastAsia="Arial" w:hAnsi="Arial"/>
+                <w:sz w:val="16"/>
+              </w:rPr>
+              <w:t>FactSalesKey=1, CustomerKey=1, DateKey=20240101, TravelKey=1, BookingKey=1, LoyaltyKey=3, TicketPrice=1110.00, OperatingCost=..., AirportFee=..., PromotionDiscount=..., Profit=...</w:t>
             </w:r>
           </w:p>
         </w:tc>
@@ -12605,21 +10681,12 @@
                 <w:szCs w:val="24"/>
               </w:rPr>
             </w:pPr>
-            <w:proofErr w:type="gramStart"/>
-            <w:r>
-              <w:rPr>
-                <w:sz w:val="24"/>
-                <w:szCs w:val="24"/>
-              </w:rPr>
-              <w:t>VARCHAR(</w:t>
-            </w:r>
-            <w:proofErr w:type="gramEnd"/>
-            <w:r>
-              <w:rPr>
-                <w:sz w:val="24"/>
-                <w:szCs w:val="24"/>
-              </w:rPr>
-              <w:t>50)</w:t>
+            <w:r>
+              <w:rPr>
+                <w:sz w:val="24"/>
+                <w:szCs w:val="24"/>
+              </w:rPr>
+              <w:t>VARCHAR(50)</w:t>
             </w:r>
           </w:p>
         </w:tc>
@@ -12715,21 +10782,12 @@
                 <w:szCs w:val="24"/>
               </w:rPr>
             </w:pPr>
-            <w:proofErr w:type="gramStart"/>
-            <w:r>
-              <w:rPr>
-                <w:sz w:val="24"/>
-                <w:szCs w:val="24"/>
-              </w:rPr>
-              <w:t>VARCHAR(</w:t>
-            </w:r>
-            <w:proofErr w:type="gramEnd"/>
-            <w:r>
-              <w:rPr>
-                <w:sz w:val="24"/>
-                <w:szCs w:val="24"/>
-              </w:rPr>
-              <w:t>20)</w:t>
+            <w:r>
+              <w:rPr>
+                <w:sz w:val="24"/>
+                <w:szCs w:val="24"/>
+              </w:rPr>
+              <w:t>VARCHAR(20)</w:t>
             </w:r>
           </w:p>
         </w:tc>
@@ -12912,21 +10970,12 @@
                 <w:szCs w:val="24"/>
               </w:rPr>
             </w:pPr>
-            <w:proofErr w:type="gramStart"/>
-            <w:r>
-              <w:rPr>
-                <w:sz w:val="24"/>
-                <w:szCs w:val="24"/>
-              </w:rPr>
-              <w:t>VARCHAR(</w:t>
-            </w:r>
-            <w:proofErr w:type="gramEnd"/>
-            <w:r>
-              <w:rPr>
-                <w:sz w:val="24"/>
-                <w:szCs w:val="24"/>
-              </w:rPr>
-              <w:t>50)</w:t>
+            <w:r>
+              <w:rPr>
+                <w:sz w:val="24"/>
+                <w:szCs w:val="24"/>
+              </w:rPr>
+              <w:t>VARCHAR(50)</w:t>
             </w:r>
           </w:p>
         </w:tc>
@@ -13225,21 +11274,12 @@
                 <w:szCs w:val="24"/>
               </w:rPr>
             </w:pPr>
-            <w:proofErr w:type="gramStart"/>
-            <w:r>
-              <w:rPr>
-                <w:sz w:val="24"/>
-                <w:szCs w:val="24"/>
-              </w:rPr>
-              <w:t>CHAR(</w:t>
-            </w:r>
-            <w:proofErr w:type="gramEnd"/>
-            <w:r>
-              <w:rPr>
-                <w:sz w:val="24"/>
-                <w:szCs w:val="24"/>
-              </w:rPr>
-              <w:t>1)</w:t>
+            <w:r>
+              <w:rPr>
+                <w:sz w:val="24"/>
+                <w:szCs w:val="24"/>
+              </w:rPr>
+              <w:t>CHAR(1)</w:t>
             </w:r>
           </w:p>
         </w:tc>
@@ -13436,21 +11476,12 @@
                 <w:szCs w:val="24"/>
               </w:rPr>
             </w:pPr>
-            <w:proofErr w:type="gramStart"/>
-            <w:r>
-              <w:rPr>
-                <w:sz w:val="24"/>
-                <w:szCs w:val="24"/>
-              </w:rPr>
-              <w:t>VARCHAR(</w:t>
-            </w:r>
-            <w:proofErr w:type="gramEnd"/>
-            <w:r>
-              <w:rPr>
-                <w:sz w:val="24"/>
-                <w:szCs w:val="24"/>
-              </w:rPr>
-              <w:t>50)</w:t>
+            <w:r>
+              <w:rPr>
+                <w:sz w:val="24"/>
+                <w:szCs w:val="24"/>
+              </w:rPr>
+              <w:t>VARCHAR(50)</w:t>
             </w:r>
           </w:p>
         </w:tc>
@@ -13546,21 +11577,12 @@
                 <w:szCs w:val="24"/>
               </w:rPr>
             </w:pPr>
-            <w:proofErr w:type="gramStart"/>
-            <w:r>
-              <w:rPr>
-                <w:sz w:val="24"/>
-                <w:szCs w:val="24"/>
-              </w:rPr>
-              <w:t>VARCHAR(</w:t>
-            </w:r>
-            <w:proofErr w:type="gramEnd"/>
-            <w:r>
-              <w:rPr>
-                <w:sz w:val="24"/>
-                <w:szCs w:val="24"/>
-              </w:rPr>
-              <w:t>100)</w:t>
+            <w:r>
+              <w:rPr>
+                <w:sz w:val="24"/>
+                <w:szCs w:val="24"/>
+              </w:rPr>
+              <w:t>VARCHAR(100)</w:t>
             </w:r>
           </w:p>
         </w:tc>
@@ -14226,21 +12248,12 @@
                 <w:szCs w:val="24"/>
               </w:rPr>
             </w:pPr>
-            <w:proofErr w:type="gramStart"/>
-            <w:r>
-              <w:rPr>
-                <w:sz w:val="24"/>
-                <w:szCs w:val="24"/>
-              </w:rPr>
-              <w:t>VARCHAR(</w:t>
-            </w:r>
-            <w:proofErr w:type="gramEnd"/>
-            <w:r>
-              <w:rPr>
-                <w:sz w:val="24"/>
-                <w:szCs w:val="24"/>
-              </w:rPr>
-              <w:t>50)</w:t>
+            <w:r>
+              <w:rPr>
+                <w:sz w:val="24"/>
+                <w:szCs w:val="24"/>
+              </w:rPr>
+              <w:t>VARCHAR(50)</w:t>
             </w:r>
           </w:p>
         </w:tc>
@@ -16137,21 +14150,12 @@
                 <w:szCs w:val="24"/>
               </w:rPr>
             </w:pPr>
-            <w:proofErr w:type="gramStart"/>
-            <w:r>
-              <w:rPr>
-                <w:sz w:val="24"/>
-                <w:szCs w:val="24"/>
-              </w:rPr>
-              <w:t>VARCHAR(</w:t>
-            </w:r>
-            <w:proofErr w:type="gramEnd"/>
-            <w:r>
-              <w:rPr>
-                <w:sz w:val="24"/>
-                <w:szCs w:val="24"/>
-              </w:rPr>
-              <w:t>50)</w:t>
+            <w:r>
+              <w:rPr>
+                <w:sz w:val="24"/>
+                <w:szCs w:val="24"/>
+              </w:rPr>
+              <w:t>VARCHAR(50)</w:t>
             </w:r>
           </w:p>
         </w:tc>
@@ -16248,21 +14252,12 @@
                 <w:szCs w:val="24"/>
               </w:rPr>
             </w:pPr>
-            <w:proofErr w:type="gramStart"/>
-            <w:r>
-              <w:rPr>
-                <w:sz w:val="24"/>
-                <w:szCs w:val="24"/>
-              </w:rPr>
-              <w:t>VARCHAR(</w:t>
-            </w:r>
-            <w:proofErr w:type="gramEnd"/>
-            <w:r>
-              <w:rPr>
-                <w:sz w:val="24"/>
-                <w:szCs w:val="24"/>
-              </w:rPr>
-              <w:t>100)</w:t>
+            <w:r>
+              <w:rPr>
+                <w:sz w:val="24"/>
+                <w:szCs w:val="24"/>
+              </w:rPr>
+              <w:t>VARCHAR(100)</w:t>
             </w:r>
           </w:p>
         </w:tc>
@@ -17325,21 +15320,12 @@
                 <w:szCs w:val="24"/>
               </w:rPr>
             </w:pPr>
-            <w:proofErr w:type="gramStart"/>
-            <w:r>
-              <w:rPr>
-                <w:sz w:val="24"/>
-                <w:szCs w:val="24"/>
-              </w:rPr>
-              <w:t>DECIMAL(</w:t>
-            </w:r>
-            <w:proofErr w:type="gramEnd"/>
-            <w:r>
-              <w:rPr>
-                <w:sz w:val="24"/>
-                <w:szCs w:val="24"/>
-              </w:rPr>
-              <w:t>10,2)</w:t>
+            <w:r>
+              <w:rPr>
+                <w:sz w:val="24"/>
+                <w:szCs w:val="24"/>
+              </w:rPr>
+              <w:t>DECIMAL(10,2)</w:t>
             </w:r>
           </w:p>
         </w:tc>
@@ -17435,21 +15421,12 @@
                 <w:szCs w:val="24"/>
               </w:rPr>
             </w:pPr>
-            <w:proofErr w:type="gramStart"/>
-            <w:r>
-              <w:rPr>
-                <w:sz w:val="24"/>
-                <w:szCs w:val="24"/>
-              </w:rPr>
-              <w:t>DECIMAL(</w:t>
-            </w:r>
-            <w:proofErr w:type="gramEnd"/>
-            <w:r>
-              <w:rPr>
-                <w:sz w:val="24"/>
-                <w:szCs w:val="24"/>
-              </w:rPr>
-              <w:t>10,2)</w:t>
+            <w:r>
+              <w:rPr>
+                <w:sz w:val="24"/>
+                <w:szCs w:val="24"/>
+              </w:rPr>
+              <w:t>DECIMAL(10,2)</w:t>
             </w:r>
           </w:p>
         </w:tc>
@@ -17545,21 +15522,12 @@
                 <w:szCs w:val="24"/>
               </w:rPr>
             </w:pPr>
-            <w:proofErr w:type="gramStart"/>
-            <w:r>
-              <w:rPr>
-                <w:sz w:val="24"/>
-                <w:szCs w:val="24"/>
-              </w:rPr>
-              <w:t>DECIMAL(</w:t>
-            </w:r>
-            <w:proofErr w:type="gramEnd"/>
-            <w:r>
-              <w:rPr>
-                <w:sz w:val="24"/>
-                <w:szCs w:val="24"/>
-              </w:rPr>
-              <w:t>10,2)</w:t>
+            <w:r>
+              <w:rPr>
+                <w:sz w:val="24"/>
+                <w:szCs w:val="24"/>
+              </w:rPr>
+              <w:t>DECIMAL(10,2)</w:t>
             </w:r>
           </w:p>
         </w:tc>
@@ -17655,21 +15623,12 @@
                 <w:szCs w:val="24"/>
               </w:rPr>
             </w:pPr>
-            <w:proofErr w:type="gramStart"/>
-            <w:r>
-              <w:rPr>
-                <w:sz w:val="24"/>
-                <w:szCs w:val="24"/>
-              </w:rPr>
-              <w:t>DECIMAL(</w:t>
-            </w:r>
-            <w:proofErr w:type="gramEnd"/>
-            <w:r>
-              <w:rPr>
-                <w:sz w:val="24"/>
-                <w:szCs w:val="24"/>
-              </w:rPr>
-              <w:t>10,2)</w:t>
+            <w:r>
+              <w:rPr>
+                <w:sz w:val="24"/>
+                <w:szCs w:val="24"/>
+              </w:rPr>
+              <w:t>DECIMAL(10,2)</w:t>
             </w:r>
           </w:p>
         </w:tc>
@@ -17765,21 +15724,12 @@
                 <w:szCs w:val="24"/>
               </w:rPr>
             </w:pPr>
-            <w:proofErr w:type="gramStart"/>
-            <w:r>
-              <w:rPr>
-                <w:sz w:val="24"/>
-                <w:szCs w:val="24"/>
-              </w:rPr>
-              <w:t>DECIMAL(</w:t>
-            </w:r>
-            <w:proofErr w:type="gramEnd"/>
-            <w:r>
-              <w:rPr>
-                <w:sz w:val="24"/>
-                <w:szCs w:val="24"/>
-              </w:rPr>
-              <w:t>10,2)</w:t>
+            <w:r>
+              <w:rPr>
+                <w:sz w:val="24"/>
+                <w:szCs w:val="24"/>
+              </w:rPr>
+              <w:t>DECIMAL(10,2)</w:t>
             </w:r>
           </w:p>
         </w:tc>
@@ -18077,21 +16027,12 @@
                 <w:szCs w:val="24"/>
               </w:rPr>
             </w:pPr>
-            <w:proofErr w:type="gramStart"/>
-            <w:r>
-              <w:rPr>
-                <w:sz w:val="24"/>
-                <w:szCs w:val="24"/>
-              </w:rPr>
-              <w:t>VARCHAR(</w:t>
-            </w:r>
-            <w:proofErr w:type="gramEnd"/>
-            <w:r>
-              <w:rPr>
-                <w:sz w:val="24"/>
-                <w:szCs w:val="24"/>
-              </w:rPr>
-              <w:t>50)</w:t>
+            <w:r>
+              <w:rPr>
+                <w:sz w:val="24"/>
+                <w:szCs w:val="24"/>
+              </w:rPr>
+              <w:t>VARCHAR(50)</w:t>
             </w:r>
           </w:p>
         </w:tc>
@@ -18187,21 +16128,12 @@
                 <w:szCs w:val="24"/>
               </w:rPr>
             </w:pPr>
-            <w:proofErr w:type="gramStart"/>
-            <w:r>
-              <w:rPr>
-                <w:sz w:val="24"/>
-                <w:szCs w:val="24"/>
-              </w:rPr>
-              <w:t>VARCHAR(</w:t>
-            </w:r>
-            <w:proofErr w:type="gramEnd"/>
-            <w:r>
-              <w:rPr>
-                <w:sz w:val="24"/>
-                <w:szCs w:val="24"/>
-              </w:rPr>
-              <w:t>100)</w:t>
+            <w:r>
+              <w:rPr>
+                <w:sz w:val="24"/>
+                <w:szCs w:val="24"/>
+              </w:rPr>
+              <w:t>VARCHAR(100)</w:t>
             </w:r>
           </w:p>
         </w:tc>
@@ -18565,21 +16497,12 @@
                 <w:szCs w:val="24"/>
               </w:rPr>
             </w:pPr>
-            <w:proofErr w:type="gramStart"/>
-            <w:r>
-              <w:rPr>
-                <w:sz w:val="24"/>
-                <w:szCs w:val="24"/>
-              </w:rPr>
-              <w:t>VARCHAR(</w:t>
-            </w:r>
-            <w:proofErr w:type="gramEnd"/>
-            <w:r>
-              <w:rPr>
-                <w:sz w:val="24"/>
-                <w:szCs w:val="24"/>
-              </w:rPr>
-              <w:t>50)</w:t>
+            <w:r>
+              <w:rPr>
+                <w:sz w:val="24"/>
+                <w:szCs w:val="24"/>
+              </w:rPr>
+              <w:t>VARCHAR(50)</w:t>
             </w:r>
           </w:p>
         </w:tc>
@@ -18675,21 +16598,12 @@
                 <w:szCs w:val="24"/>
               </w:rPr>
             </w:pPr>
-            <w:proofErr w:type="gramStart"/>
-            <w:r>
-              <w:rPr>
-                <w:sz w:val="24"/>
-                <w:szCs w:val="24"/>
-              </w:rPr>
-              <w:t>VARCHAR(</w:t>
-            </w:r>
-            <w:proofErr w:type="gramEnd"/>
-            <w:r>
-              <w:rPr>
-                <w:sz w:val="24"/>
-                <w:szCs w:val="24"/>
-              </w:rPr>
-              <w:t>50)</w:t>
+            <w:r>
+              <w:rPr>
+                <w:sz w:val="24"/>
+                <w:szCs w:val="24"/>
+              </w:rPr>
+              <w:t>VARCHAR(50)</w:t>
             </w:r>
           </w:p>
         </w:tc>
@@ -18785,21 +16699,12 @@
                 <w:szCs w:val="24"/>
               </w:rPr>
             </w:pPr>
-            <w:proofErr w:type="gramStart"/>
-            <w:r>
-              <w:rPr>
-                <w:sz w:val="24"/>
-                <w:szCs w:val="24"/>
-              </w:rPr>
-              <w:t>VARCHAR(</w:t>
-            </w:r>
-            <w:proofErr w:type="gramEnd"/>
-            <w:r>
-              <w:rPr>
-                <w:sz w:val="24"/>
-                <w:szCs w:val="24"/>
-              </w:rPr>
-              <w:t>50)</w:t>
+            <w:r>
+              <w:rPr>
+                <w:sz w:val="24"/>
+                <w:szCs w:val="24"/>
+              </w:rPr>
+              <w:t>VARCHAR(50)</w:t>
             </w:r>
           </w:p>
         </w:tc>
@@ -19191,21 +17096,12 @@
                 <w:szCs w:val="24"/>
               </w:rPr>
             </w:pPr>
-            <w:proofErr w:type="gramStart"/>
-            <w:r>
-              <w:rPr>
-                <w:sz w:val="24"/>
-                <w:szCs w:val="24"/>
-              </w:rPr>
-              <w:t>VARCHAR(</w:t>
-            </w:r>
-            <w:proofErr w:type="gramEnd"/>
-            <w:r>
-              <w:rPr>
-                <w:sz w:val="24"/>
-                <w:szCs w:val="24"/>
-              </w:rPr>
-              <w:t>50)</w:t>
+            <w:r>
+              <w:rPr>
+                <w:sz w:val="24"/>
+                <w:szCs w:val="24"/>
+              </w:rPr>
+              <w:t>VARCHAR(50)</w:t>
             </w:r>
           </w:p>
         </w:tc>
@@ -19301,21 +17197,12 @@
                 <w:szCs w:val="24"/>
               </w:rPr>
             </w:pPr>
-            <w:proofErr w:type="gramStart"/>
-            <w:r>
-              <w:rPr>
-                <w:sz w:val="24"/>
-                <w:szCs w:val="24"/>
-              </w:rPr>
-              <w:t>VARCHAR(</w:t>
-            </w:r>
-            <w:proofErr w:type="gramEnd"/>
-            <w:r>
-              <w:rPr>
-                <w:sz w:val="24"/>
-                <w:szCs w:val="24"/>
-              </w:rPr>
-              <w:t>100)</w:t>
+            <w:r>
+              <w:rPr>
+                <w:sz w:val="24"/>
+                <w:szCs w:val="24"/>
+              </w:rPr>
+              <w:t>VARCHAR(100)</w:t>
             </w:r>
           </w:p>
         </w:tc>
@@ -19678,21 +17565,12 @@
                 <w:szCs w:val="24"/>
               </w:rPr>
             </w:pPr>
-            <w:proofErr w:type="gramStart"/>
-            <w:r>
-              <w:rPr>
-                <w:sz w:val="24"/>
-                <w:szCs w:val="24"/>
-              </w:rPr>
-              <w:t>VARCHAR(</w:t>
-            </w:r>
-            <w:proofErr w:type="gramEnd"/>
-            <w:r>
-              <w:rPr>
-                <w:sz w:val="24"/>
-                <w:szCs w:val="24"/>
-              </w:rPr>
-              <w:t>50)</w:t>
+            <w:r>
+              <w:rPr>
+                <w:sz w:val="24"/>
+                <w:szCs w:val="24"/>
+              </w:rPr>
+              <w:t>VARCHAR(50)</w:t>
             </w:r>
           </w:p>
         </w:tc>
@@ -19788,21 +17666,12 @@
                 <w:szCs w:val="24"/>
               </w:rPr>
             </w:pPr>
-            <w:proofErr w:type="gramStart"/>
-            <w:r>
-              <w:rPr>
-                <w:sz w:val="24"/>
-                <w:szCs w:val="24"/>
-              </w:rPr>
-              <w:t>VARCHAR(</w:t>
-            </w:r>
-            <w:proofErr w:type="gramEnd"/>
-            <w:r>
-              <w:rPr>
-                <w:sz w:val="24"/>
-                <w:szCs w:val="24"/>
-              </w:rPr>
-              <w:t>100)</w:t>
+            <w:r>
+              <w:rPr>
+                <w:sz w:val="24"/>
+                <w:szCs w:val="24"/>
+              </w:rPr>
+              <w:t>VARCHAR(100)</w:t>
             </w:r>
           </w:p>
         </w:tc>
@@ -20093,21 +17962,12 @@
                 <w:szCs w:val="24"/>
               </w:rPr>
             </w:pPr>
-            <w:proofErr w:type="gramStart"/>
-            <w:r>
-              <w:rPr>
-                <w:sz w:val="24"/>
-                <w:szCs w:val="24"/>
-              </w:rPr>
-              <w:t>VARCHAR(</w:t>
-            </w:r>
-            <w:proofErr w:type="gramEnd"/>
-            <w:r>
-              <w:rPr>
-                <w:sz w:val="24"/>
-                <w:szCs w:val="24"/>
-              </w:rPr>
-              <w:t>50)</w:t>
+            <w:r>
+              <w:rPr>
+                <w:sz w:val="24"/>
+                <w:szCs w:val="24"/>
+              </w:rPr>
+              <w:t>VARCHAR(50)</w:t>
             </w:r>
           </w:p>
         </w:tc>
@@ -20203,21 +18063,12 @@
                 <w:szCs w:val="24"/>
               </w:rPr>
             </w:pPr>
-            <w:proofErr w:type="gramStart"/>
-            <w:r>
-              <w:rPr>
-                <w:sz w:val="24"/>
-                <w:szCs w:val="24"/>
-              </w:rPr>
-              <w:t>VARCHAR(</w:t>
-            </w:r>
-            <w:proofErr w:type="gramEnd"/>
-            <w:r>
-              <w:rPr>
-                <w:sz w:val="24"/>
-                <w:szCs w:val="24"/>
-              </w:rPr>
-              <w:t>100)</w:t>
+            <w:r>
+              <w:rPr>
+                <w:sz w:val="24"/>
+                <w:szCs w:val="24"/>
+              </w:rPr>
+              <w:t>VARCHAR(100)</w:t>
             </w:r>
           </w:p>
         </w:tc>
@@ -20580,21 +18431,12 @@
                 <w:szCs w:val="24"/>
               </w:rPr>
             </w:pPr>
-            <w:proofErr w:type="gramStart"/>
-            <w:r>
-              <w:rPr>
-                <w:sz w:val="24"/>
-                <w:szCs w:val="24"/>
-              </w:rPr>
-              <w:t>VARCHAR(</w:t>
-            </w:r>
-            <w:proofErr w:type="gramEnd"/>
-            <w:r>
-              <w:rPr>
-                <w:sz w:val="24"/>
-                <w:szCs w:val="24"/>
-              </w:rPr>
-              <w:t>50)</w:t>
+            <w:r>
+              <w:rPr>
+                <w:sz w:val="24"/>
+                <w:szCs w:val="24"/>
+              </w:rPr>
+              <w:t>VARCHAR(50)</w:t>
             </w:r>
           </w:p>
         </w:tc>
@@ -20690,21 +18532,12 @@
                 <w:szCs w:val="24"/>
               </w:rPr>
             </w:pPr>
-            <w:proofErr w:type="gramStart"/>
-            <w:r>
-              <w:rPr>
-                <w:sz w:val="24"/>
-                <w:szCs w:val="24"/>
-              </w:rPr>
-              <w:t>VARCHAR(</w:t>
-            </w:r>
-            <w:proofErr w:type="gramEnd"/>
-            <w:r>
-              <w:rPr>
-                <w:sz w:val="24"/>
-                <w:szCs w:val="24"/>
-              </w:rPr>
-              <w:t>100)</w:t>
+            <w:r>
+              <w:rPr>
+                <w:sz w:val="24"/>
+                <w:szCs w:val="24"/>
+              </w:rPr>
+              <w:t>VARCHAR(100)</w:t>
             </w:r>
           </w:p>
         </w:tc>
@@ -20995,21 +18828,12 @@
                 <w:szCs w:val="24"/>
               </w:rPr>
             </w:pPr>
-            <w:proofErr w:type="gramStart"/>
-            <w:r>
-              <w:rPr>
-                <w:sz w:val="24"/>
-                <w:szCs w:val="24"/>
-              </w:rPr>
-              <w:t>VARCHAR(</w:t>
-            </w:r>
-            <w:proofErr w:type="gramEnd"/>
-            <w:r>
-              <w:rPr>
-                <w:sz w:val="24"/>
-                <w:szCs w:val="24"/>
-              </w:rPr>
-              <w:t>50)</w:t>
+            <w:r>
+              <w:rPr>
+                <w:sz w:val="24"/>
+                <w:szCs w:val="24"/>
+              </w:rPr>
+              <w:t>VARCHAR(50)</w:t>
             </w:r>
           </w:p>
         </w:tc>
@@ -21105,21 +18929,12 @@
                 <w:szCs w:val="24"/>
               </w:rPr>
             </w:pPr>
-            <w:proofErr w:type="gramStart"/>
-            <w:r>
-              <w:rPr>
-                <w:sz w:val="24"/>
-                <w:szCs w:val="24"/>
-              </w:rPr>
-              <w:t>VARCHAR(</w:t>
-            </w:r>
-            <w:proofErr w:type="gramEnd"/>
-            <w:r>
-              <w:rPr>
-                <w:sz w:val="24"/>
-                <w:szCs w:val="24"/>
-              </w:rPr>
-              <w:t>100)</w:t>
+            <w:r>
+              <w:rPr>
+                <w:sz w:val="24"/>
+                <w:szCs w:val="24"/>
+              </w:rPr>
+              <w:t>VARCHAR(100)</w:t>
             </w:r>
           </w:p>
         </w:tc>
@@ -21483,21 +19298,12 @@
                 <w:szCs w:val="24"/>
               </w:rPr>
             </w:pPr>
-            <w:proofErr w:type="gramStart"/>
-            <w:r>
-              <w:rPr>
-                <w:sz w:val="24"/>
-                <w:szCs w:val="24"/>
-              </w:rPr>
-              <w:t>VARCHAR(</w:t>
-            </w:r>
-            <w:proofErr w:type="gramEnd"/>
-            <w:r>
-              <w:rPr>
-                <w:sz w:val="24"/>
-                <w:szCs w:val="24"/>
-              </w:rPr>
-              <w:t>50)</w:t>
+            <w:r>
+              <w:rPr>
+                <w:sz w:val="24"/>
+                <w:szCs w:val="24"/>
+              </w:rPr>
+              <w:t>VARCHAR(50)</w:t>
             </w:r>
           </w:p>
         </w:tc>
@@ -21593,21 +19399,12 @@
                 <w:szCs w:val="24"/>
               </w:rPr>
             </w:pPr>
-            <w:proofErr w:type="gramStart"/>
-            <w:r>
-              <w:rPr>
-                <w:sz w:val="24"/>
-                <w:szCs w:val="24"/>
-              </w:rPr>
-              <w:t>VARCHAR(</w:t>
-            </w:r>
-            <w:proofErr w:type="gramEnd"/>
-            <w:r>
-              <w:rPr>
-                <w:sz w:val="24"/>
-                <w:szCs w:val="24"/>
-              </w:rPr>
-              <w:t>100)</w:t>
+            <w:r>
+              <w:rPr>
+                <w:sz w:val="24"/>
+                <w:szCs w:val="24"/>
+              </w:rPr>
+              <w:t>VARCHAR(100)</w:t>
             </w:r>
           </w:p>
         </w:tc>
@@ -21898,21 +19695,12 @@
                 <w:szCs w:val="24"/>
               </w:rPr>
             </w:pPr>
-            <w:proofErr w:type="gramStart"/>
-            <w:r>
-              <w:rPr>
-                <w:sz w:val="24"/>
-                <w:szCs w:val="24"/>
-              </w:rPr>
-              <w:t>VARCHAR(</w:t>
-            </w:r>
-            <w:proofErr w:type="gramEnd"/>
-            <w:r>
-              <w:rPr>
-                <w:sz w:val="24"/>
-                <w:szCs w:val="24"/>
-              </w:rPr>
-              <w:t>50)</w:t>
+            <w:r>
+              <w:rPr>
+                <w:sz w:val="24"/>
+                <w:szCs w:val="24"/>
+              </w:rPr>
+              <w:t>VARCHAR(50)</w:t>
             </w:r>
           </w:p>
         </w:tc>
@@ -22008,21 +19796,12 @@
                 <w:szCs w:val="24"/>
               </w:rPr>
             </w:pPr>
-            <w:proofErr w:type="gramStart"/>
-            <w:r>
-              <w:rPr>
-                <w:sz w:val="24"/>
-                <w:szCs w:val="24"/>
-              </w:rPr>
-              <w:t>VARCHAR(</w:t>
-            </w:r>
-            <w:proofErr w:type="gramEnd"/>
-            <w:r>
-              <w:rPr>
-                <w:sz w:val="24"/>
-                <w:szCs w:val="24"/>
-              </w:rPr>
-              <w:t>100)</w:t>
+            <w:r>
+              <w:rPr>
+                <w:sz w:val="24"/>
+                <w:szCs w:val="24"/>
+              </w:rPr>
+              <w:t>VARCHAR(100)</w:t>
             </w:r>
           </w:p>
         </w:tc>
@@ -22385,21 +20164,12 @@
                 <w:szCs w:val="24"/>
               </w:rPr>
             </w:pPr>
-            <w:proofErr w:type="gramStart"/>
-            <w:r>
-              <w:rPr>
-                <w:sz w:val="24"/>
-                <w:szCs w:val="24"/>
-              </w:rPr>
-              <w:t>VARCHAR(</w:t>
-            </w:r>
-            <w:proofErr w:type="gramEnd"/>
-            <w:r>
-              <w:rPr>
-                <w:sz w:val="24"/>
-                <w:szCs w:val="24"/>
-              </w:rPr>
-              <w:t>50)</w:t>
+            <w:r>
+              <w:rPr>
+                <w:sz w:val="24"/>
+                <w:szCs w:val="24"/>
+              </w:rPr>
+              <w:t>VARCHAR(50)</w:t>
             </w:r>
           </w:p>
         </w:tc>
@@ -22495,21 +20265,12 @@
                 <w:szCs w:val="24"/>
               </w:rPr>
             </w:pPr>
-            <w:proofErr w:type="gramStart"/>
-            <w:r>
-              <w:rPr>
-                <w:sz w:val="24"/>
-                <w:szCs w:val="24"/>
-              </w:rPr>
-              <w:t>VARCHAR(</w:t>
-            </w:r>
-            <w:proofErr w:type="gramEnd"/>
-            <w:r>
-              <w:rPr>
-                <w:sz w:val="24"/>
-                <w:szCs w:val="24"/>
-              </w:rPr>
-              <w:t>50)</w:t>
+            <w:r>
+              <w:rPr>
+                <w:sz w:val="24"/>
+                <w:szCs w:val="24"/>
+              </w:rPr>
+              <w:t>VARCHAR(50)</w:t>
             </w:r>
           </w:p>
         </w:tc>
@@ -22807,21 +20568,12 @@
                 <w:szCs w:val="24"/>
               </w:rPr>
             </w:pPr>
-            <w:proofErr w:type="gramStart"/>
-            <w:r>
-              <w:rPr>
-                <w:sz w:val="24"/>
-                <w:szCs w:val="24"/>
-              </w:rPr>
-              <w:t>VARCHAR(</w:t>
-            </w:r>
-            <w:proofErr w:type="gramEnd"/>
-            <w:r>
-              <w:rPr>
-                <w:sz w:val="24"/>
-                <w:szCs w:val="24"/>
-              </w:rPr>
-              <w:t>50)</w:t>
+            <w:r>
+              <w:rPr>
+                <w:sz w:val="24"/>
+                <w:szCs w:val="24"/>
+              </w:rPr>
+              <w:t>VARCHAR(50)</w:t>
             </w:r>
           </w:p>
         </w:tc>
@@ -22917,21 +20669,12 @@
                 <w:szCs w:val="24"/>
               </w:rPr>
             </w:pPr>
-            <w:proofErr w:type="gramStart"/>
-            <w:r>
-              <w:rPr>
-                <w:sz w:val="24"/>
-                <w:szCs w:val="24"/>
-              </w:rPr>
-              <w:t>VARCHAR(</w:t>
-            </w:r>
-            <w:proofErr w:type="gramEnd"/>
-            <w:r>
-              <w:rPr>
-                <w:sz w:val="24"/>
-                <w:szCs w:val="24"/>
-              </w:rPr>
-              <w:t>100)</w:t>
+            <w:r>
+              <w:rPr>
+                <w:sz w:val="24"/>
+                <w:szCs w:val="24"/>
+              </w:rPr>
+              <w:t>VARCHAR(100)</w:t>
             </w:r>
           </w:p>
         </w:tc>
@@ -23294,21 +21037,12 @@
                 <w:szCs w:val="24"/>
               </w:rPr>
             </w:pPr>
-            <w:proofErr w:type="gramStart"/>
-            <w:r>
-              <w:rPr>
-                <w:sz w:val="24"/>
-                <w:szCs w:val="24"/>
-              </w:rPr>
-              <w:t>VARCHAR(</w:t>
-            </w:r>
-            <w:proofErr w:type="gramEnd"/>
-            <w:r>
-              <w:rPr>
-                <w:sz w:val="24"/>
-                <w:szCs w:val="24"/>
-              </w:rPr>
-              <w:t>50)</w:t>
+            <w:r>
+              <w:rPr>
+                <w:sz w:val="24"/>
+                <w:szCs w:val="24"/>
+              </w:rPr>
+              <w:t>VARCHAR(50)</w:t>
             </w:r>
           </w:p>
         </w:tc>
@@ -23404,21 +21138,12 @@
                 <w:szCs w:val="24"/>
               </w:rPr>
             </w:pPr>
-            <w:proofErr w:type="gramStart"/>
-            <w:r>
-              <w:rPr>
-                <w:sz w:val="24"/>
-                <w:szCs w:val="24"/>
-              </w:rPr>
-              <w:t>VARCHAR(</w:t>
-            </w:r>
-            <w:proofErr w:type="gramEnd"/>
-            <w:r>
-              <w:rPr>
-                <w:sz w:val="24"/>
-                <w:szCs w:val="24"/>
-              </w:rPr>
-              <w:t>100)</w:t>
+            <w:r>
+              <w:rPr>
+                <w:sz w:val="24"/>
+                <w:szCs w:val="24"/>
+              </w:rPr>
+              <w:t>VARCHAR(100)</w:t>
             </w:r>
           </w:p>
         </w:tc>
@@ -23716,21 +21441,12 @@
                 <w:szCs w:val="24"/>
               </w:rPr>
             </w:pPr>
-            <w:proofErr w:type="gramStart"/>
-            <w:r>
-              <w:rPr>
-                <w:sz w:val="24"/>
-                <w:szCs w:val="24"/>
-              </w:rPr>
-              <w:t>VARCHAR(</w:t>
-            </w:r>
-            <w:proofErr w:type="gramEnd"/>
-            <w:r>
-              <w:rPr>
-                <w:sz w:val="24"/>
-                <w:szCs w:val="24"/>
-              </w:rPr>
-              <w:t>50)</w:t>
+            <w:r>
+              <w:rPr>
+                <w:sz w:val="24"/>
+                <w:szCs w:val="24"/>
+              </w:rPr>
+              <w:t>VARCHAR(50)</w:t>
             </w:r>
           </w:p>
         </w:tc>
@@ -23826,21 +21542,12 @@
                 <w:szCs w:val="24"/>
               </w:rPr>
             </w:pPr>
-            <w:proofErr w:type="gramStart"/>
-            <w:r>
-              <w:rPr>
-                <w:sz w:val="24"/>
-                <w:szCs w:val="24"/>
-              </w:rPr>
-              <w:t>VARCHAR(</w:t>
-            </w:r>
-            <w:proofErr w:type="gramEnd"/>
-            <w:r>
-              <w:rPr>
-                <w:sz w:val="24"/>
-                <w:szCs w:val="24"/>
-              </w:rPr>
-              <w:t>100)</w:t>
+            <w:r>
+              <w:rPr>
+                <w:sz w:val="24"/>
+                <w:szCs w:val="24"/>
+              </w:rPr>
+              <w:t>VARCHAR(100)</w:t>
             </w:r>
           </w:p>
         </w:tc>
@@ -24501,23 +22208,7 @@
         <w:pStyle w:val="BodyText"/>
       </w:pPr>
       <w:r>
-        <w:t xml:space="preserve">    FOR </w:t>
-      </w:r>
-      <w:proofErr w:type="spellStart"/>
-      <w:r>
-        <w:t>i</w:t>
-      </w:r>
-      <w:proofErr w:type="spellEnd"/>
-      <w:r>
-        <w:t xml:space="preserve"> IN 0</w:t>
-      </w:r>
-      <w:proofErr w:type="gramStart"/>
-      <w:r>
-        <w:t xml:space="preserve"> ..</w:t>
-      </w:r>
-      <w:proofErr w:type="gramEnd"/>
-      <w:r>
-        <w:t xml:space="preserve"> 36524 LOOP</w:t>
+        <w:t xml:space="preserve">    FOR i IN 0 .. 36524 LOOP</w:t>
       </w:r>
     </w:p>
     <w:p>
@@ -24597,15 +22288,7 @@
         <w:pStyle w:val="BodyText"/>
       </w:pPr>
       <w:r>
-        <w:t xml:space="preserve">            DATE '2020-01-01' + </w:t>
-      </w:r>
-      <w:proofErr w:type="spellStart"/>
-      <w:r>
-        <w:t>i</w:t>
-      </w:r>
-      <w:proofErr w:type="spellEnd"/>
-      <w:r>
-        <w:t>,</w:t>
+        <w:t xml:space="preserve">            DATE '2020-01-01' + i,</w:t>
       </w:r>
     </w:p>
     <w:p>
@@ -24613,23 +22296,7 @@
         <w:pStyle w:val="BodyText"/>
       </w:pPr>
       <w:r>
-        <w:t xml:space="preserve">            </w:t>
-      </w:r>
-      <w:proofErr w:type="gramStart"/>
-      <w:r>
-        <w:t>EXTRACT(</w:t>
-      </w:r>
-      <w:proofErr w:type="gramEnd"/>
-      <w:r>
-        <w:t xml:space="preserve">DAY FROM DATE '2020-01-01' + </w:t>
-      </w:r>
-      <w:proofErr w:type="spellStart"/>
-      <w:r>
-        <w:t>i</w:t>
-      </w:r>
-      <w:proofErr w:type="spellEnd"/>
-      <w:r>
-        <w:t>),</w:t>
+        <w:t xml:space="preserve">            EXTRACT(DAY FROM DATE '2020-01-01' + i),</w:t>
       </w:r>
     </w:p>
     <w:p>
@@ -24637,23 +22304,7 @@
         <w:pStyle w:val="BodyText"/>
       </w:pPr>
       <w:r>
-        <w:t xml:space="preserve">            </w:t>
-      </w:r>
-      <w:proofErr w:type="gramStart"/>
-      <w:r>
-        <w:t>EXTRACT(</w:t>
-      </w:r>
-      <w:proofErr w:type="gramEnd"/>
-      <w:r>
-        <w:t xml:space="preserve">MONTH FROM DATE '2020-01-01' + </w:t>
-      </w:r>
-      <w:proofErr w:type="spellStart"/>
-      <w:r>
-        <w:t>i</w:t>
-      </w:r>
-      <w:proofErr w:type="spellEnd"/>
-      <w:r>
-        <w:t>),</w:t>
+        <w:t xml:space="preserve">            EXTRACT(MONTH FROM DATE '2020-01-01' + i),</w:t>
       </w:r>
     </w:p>
     <w:p>
@@ -24661,23 +22312,7 @@
         <w:pStyle w:val="BodyText"/>
       </w:pPr>
       <w:r>
-        <w:t xml:space="preserve">            </w:t>
-      </w:r>
-      <w:proofErr w:type="gramStart"/>
-      <w:r>
-        <w:t>TRIM(</w:t>
-      </w:r>
-      <w:proofErr w:type="gramEnd"/>
-      <w:r>
-        <w:t xml:space="preserve">TO_CHAR(DATE '2020-01-01' + </w:t>
-      </w:r>
-      <w:proofErr w:type="spellStart"/>
-      <w:r>
-        <w:t>i</w:t>
-      </w:r>
-      <w:proofErr w:type="spellEnd"/>
-      <w:r>
-        <w:t>, 'MONTH')),</w:t>
+        <w:t xml:space="preserve">            TRIM(TO_CHAR(DATE '2020-01-01' + i, 'MONTH')),</w:t>
       </w:r>
     </w:p>
     <w:p>
@@ -24685,23 +22320,7 @@
         <w:pStyle w:val="BodyText"/>
       </w:pPr>
       <w:r>
-        <w:t xml:space="preserve">            TO_</w:t>
-      </w:r>
-      <w:proofErr w:type="gramStart"/>
-      <w:r>
-        <w:t>NUMBER(</w:t>
-      </w:r>
-      <w:proofErr w:type="gramEnd"/>
-      <w:r>
-        <w:t xml:space="preserve">TO_CHAR(DATE '2020-01-01' + </w:t>
-      </w:r>
-      <w:proofErr w:type="spellStart"/>
-      <w:r>
-        <w:t>i</w:t>
-      </w:r>
-      <w:proofErr w:type="spellEnd"/>
-      <w:r>
-        <w:t>, 'Q')),</w:t>
+        <w:t xml:space="preserve">            TO_NUMBER(TO_CHAR(DATE '2020-01-01' + i, 'Q')),</w:t>
       </w:r>
     </w:p>
     <w:p>
@@ -24710,23 +22329,7 @@
       </w:pPr>
       <w:r>
         <w:lastRenderedPageBreak/>
-        <w:t xml:space="preserve">            </w:t>
-      </w:r>
-      <w:proofErr w:type="gramStart"/>
-      <w:r>
-        <w:t>EXTRACT(</w:t>
-      </w:r>
-      <w:proofErr w:type="gramEnd"/>
-      <w:r>
-        <w:t xml:space="preserve">YEAR FROM DATE '2020-01-01' + </w:t>
-      </w:r>
-      <w:proofErr w:type="spellStart"/>
-      <w:r>
-        <w:t>i</w:t>
-      </w:r>
-      <w:proofErr w:type="spellEnd"/>
-      <w:r>
-        <w:t>)</w:t>
+        <w:t xml:space="preserve">            EXTRACT(YEAR FROM DATE '2020-01-01' + i)</w:t>
       </w:r>
     </w:p>
     <w:p>
@@ -24818,6 +22421,72 @@
     </w:p>
     <w:p>
       <w:pPr>
+        <w:pStyle w:val="BodyText"/>
+      </w:pPr>
+      <w:r>
+        <w:rPr>
+          <w:noProof/>
+        </w:rPr>
+        <w:drawing>
+          <wp:inline distT="0" distB="0" distL="0" distR="0" wp14:anchorId="5648D457" wp14:editId="0EF3D851">
+            <wp:extent cx="5941695" cy="2547620"/>
+            <wp:effectExtent l="0" t="0" r="1905" b="5080"/>
+            <wp:docPr id="10" name="Picture 10"/>
+            <wp:cNvGraphicFramePr>
+              <a:graphicFrameLocks xmlns:a="http://schemas.openxmlformats.org/drawingml/2006/main" noChangeAspect="1"/>
+            </wp:cNvGraphicFramePr>
+            <a:graphic xmlns:a="http://schemas.openxmlformats.org/drawingml/2006/main">
+              <a:graphicData uri="http://schemas.openxmlformats.org/drawingml/2006/picture">
+                <pic:pic xmlns:pic="http://schemas.openxmlformats.org/drawingml/2006/picture">
+                  <pic:nvPicPr>
+                    <pic:cNvPr id="0" name="Picture 3"/>
+                    <pic:cNvPicPr>
+                      <a:picLocks noChangeAspect="1" noChangeArrowheads="1"/>
+                    </pic:cNvPicPr>
+                  </pic:nvPicPr>
+                  <pic:blipFill>
+                    <a:blip r:embed="rId15" cstate="print">
+                      <a:extLst>
+                        <a:ext uri="{28A0092B-C50C-407E-A947-70E740481C1C}">
+                          <a14:useLocalDpi xmlns:a14="http://schemas.microsoft.com/office/drawing/2010/main" val="0"/>
+                        </a:ext>
+                      </a:extLst>
+                    </a:blip>
+                    <a:srcRect/>
+                    <a:stretch>
+                      <a:fillRect/>
+                    </a:stretch>
+                  </pic:blipFill>
+                  <pic:spPr bwMode="auto">
+                    <a:xfrm>
+                      <a:off x="0" y="0"/>
+                      <a:ext cx="5941695" cy="2547620"/>
+                    </a:xfrm>
+                    <a:prstGeom prst="rect">
+                      <a:avLst/>
+                    </a:prstGeom>
+                    <a:noFill/>
+                    <a:ln>
+                      <a:noFill/>
+                    </a:ln>
+                  </pic:spPr>
+                </pic:pic>
+              </a:graphicData>
+            </a:graphic>
+          </wp:inline>
+        </w:drawing>
+      </w:r>
+    </w:p>
+    <w:p>
+      <w:pPr>
+        <w:pStyle w:val="BodyText"/>
+      </w:pPr>
+      <w:r>
+        <w:t>Logical Scheme</w:t>
+      </w:r>
+    </w:p>
+    <w:p>
+      <w:pPr>
         <w:pStyle w:val="Heading1"/>
         <w:ind w:left="431" w:hanging="431"/>
       </w:pPr>
@@ -24825,11 +22494,143 @@
       <w:bookmarkStart w:id="45" w:name="_Toc509167639"/>
       <w:bookmarkStart w:id="46" w:name="_Toc233547758"/>
       <w:r>
+        <w:lastRenderedPageBreak/>
         <w:t>Data Flow</w:t>
       </w:r>
       <w:bookmarkEnd w:id="44"/>
       <w:bookmarkEnd w:id="45"/>
       <w:bookmarkEnd w:id="46"/>
+    </w:p>
+    <w:p>
+      <w:pPr>
+        <w:pStyle w:val="BodyText"/>
+      </w:pPr>
+      <w:r>
+        <w:rPr>
+          <w:noProof/>
+        </w:rPr>
+        <w:drawing>
+          <wp:inline distT="0" distB="0" distL="0" distR="0" wp14:anchorId="2EEA7383" wp14:editId="5CAA39F4">
+            <wp:extent cx="5941695" cy="1396365"/>
+            <wp:effectExtent l="0" t="0" r="1905" b="0"/>
+            <wp:docPr id="11" name="Picture 11"/>
+            <wp:cNvGraphicFramePr>
+              <a:graphicFrameLocks xmlns:a="http://schemas.openxmlformats.org/drawingml/2006/main" noChangeAspect="1"/>
+            </wp:cNvGraphicFramePr>
+            <a:graphic xmlns:a="http://schemas.openxmlformats.org/drawingml/2006/main">
+              <a:graphicData uri="http://schemas.openxmlformats.org/drawingml/2006/picture">
+                <pic:pic xmlns:pic="http://schemas.openxmlformats.org/drawingml/2006/picture">
+                  <pic:nvPicPr>
+                    <pic:cNvPr id="0" name="Picture 5"/>
+                    <pic:cNvPicPr>
+                      <a:picLocks noChangeAspect="1" noChangeArrowheads="1"/>
+                    </pic:cNvPicPr>
+                  </pic:nvPicPr>
+                  <pic:blipFill>
+                    <a:blip r:embed="rId16" cstate="print">
+                      <a:extLst>
+                        <a:ext uri="{28A0092B-C50C-407E-A947-70E740481C1C}">
+                          <a14:useLocalDpi xmlns:a14="http://schemas.microsoft.com/office/drawing/2010/main" val="0"/>
+                        </a:ext>
+                      </a:extLst>
+                    </a:blip>
+                    <a:srcRect/>
+                    <a:stretch>
+                      <a:fillRect/>
+                    </a:stretch>
+                  </pic:blipFill>
+                  <pic:spPr bwMode="auto">
+                    <a:xfrm>
+                      <a:off x="0" y="0"/>
+                      <a:ext cx="5941695" cy="1396365"/>
+                    </a:xfrm>
+                    <a:prstGeom prst="rect">
+                      <a:avLst/>
+                    </a:prstGeom>
+                    <a:noFill/>
+                    <a:ln>
+                      <a:noFill/>
+                    </a:ln>
+                  </pic:spPr>
+                </pic:pic>
+              </a:graphicData>
+            </a:graphic>
+          </wp:inline>
+        </w:drawing>
+      </w:r>
+      <w:r>
+        <w:br/>
+        <w:t>Data Flow Part-1</w:t>
+      </w:r>
+      <w:r>
+        <w:br/>
+      </w:r>
+      <w:r>
+        <w:rPr>
+          <w:noProof/>
+        </w:rPr>
+        <w:drawing>
+          <wp:inline distT="0" distB="0" distL="0" distR="0" wp14:anchorId="1961F1B4" wp14:editId="11D39D43">
+            <wp:extent cx="5941695" cy="4907915"/>
+            <wp:effectExtent l="0" t="0" r="1905" b="6985"/>
+            <wp:docPr id="12" name="Picture 12"/>
+            <wp:cNvGraphicFramePr>
+              <a:graphicFrameLocks xmlns:a="http://schemas.openxmlformats.org/drawingml/2006/main" noChangeAspect="1"/>
+            </wp:cNvGraphicFramePr>
+            <a:graphic xmlns:a="http://schemas.openxmlformats.org/drawingml/2006/main">
+              <a:graphicData uri="http://schemas.openxmlformats.org/drawingml/2006/picture">
+                <pic:pic xmlns:pic="http://schemas.openxmlformats.org/drawingml/2006/picture">
+                  <pic:nvPicPr>
+                    <pic:cNvPr id="0" name="Picture 7"/>
+                    <pic:cNvPicPr>
+                      <a:picLocks noChangeAspect="1" noChangeArrowheads="1"/>
+                    </pic:cNvPicPr>
+                  </pic:nvPicPr>
+                  <pic:blipFill>
+                    <a:blip r:embed="rId17" cstate="print">
+                      <a:extLst>
+                        <a:ext uri="{28A0092B-C50C-407E-A947-70E740481C1C}">
+                          <a14:useLocalDpi xmlns:a14="http://schemas.microsoft.com/office/drawing/2010/main" val="0"/>
+                        </a:ext>
+                      </a:extLst>
+                    </a:blip>
+                    <a:srcRect/>
+                    <a:stretch>
+                      <a:fillRect/>
+                    </a:stretch>
+                  </pic:blipFill>
+                  <pic:spPr bwMode="auto">
+                    <a:xfrm>
+                      <a:off x="0" y="0"/>
+                      <a:ext cx="5941695" cy="4907915"/>
+                    </a:xfrm>
+                    <a:prstGeom prst="rect">
+                      <a:avLst/>
+                    </a:prstGeom>
+                    <a:noFill/>
+                    <a:ln>
+                      <a:noFill/>
+                    </a:ln>
+                  </pic:spPr>
+                </pic:pic>
+              </a:graphicData>
+            </a:graphic>
+          </wp:inline>
+        </w:drawing>
+      </w:r>
+    </w:p>
+    <w:p>
+      <w:pPr>
+        <w:pStyle w:val="BodyText"/>
+      </w:pPr>
+      <w:r>
+        <w:t>Data Flow Part 2</w:t>
+      </w:r>
+    </w:p>
+    <w:p>
+      <w:pPr>
+        <w:pStyle w:val="BodyText"/>
+      </w:pPr>
     </w:p>
     <w:p>
       <w:pPr>
@@ -24853,9 +22654,9 @@
       </w:pPr>
     </w:p>
     <w:sectPr>
-      <w:headerReference w:type="default" r:id="rId15"/>
-      <w:footerReference w:type="default" r:id="rId16"/>
-      <w:footerReference w:type="first" r:id="rId17"/>
+      <w:headerReference w:type="default" r:id="rId18"/>
+      <w:footerReference w:type="default" r:id="rId19"/>
+      <w:footerReference w:type="first" r:id="rId20"/>
       <w:pgSz w:w="11909" w:h="16834" w:code="9"/>
       <w:pgMar w:top="1134" w:right="851" w:bottom="1134" w:left="1134" w:header="720" w:footer="720" w:gutter="567"/>
       <w:cols w:space="720"/>
@@ -24975,21 +22776,11 @@
           <w:pPr>
             <w:pStyle w:val="Footer"/>
           </w:pPr>
-          <w:r>
-            <w:fldChar w:fldCharType="begin"/>
-          </w:r>
-          <w:r>
-            <w:instrText xml:space="preserve"> DOCPROPERTY  Classification  \* MERGEFORMAT </w:instrText>
-          </w:r>
-          <w:r>
-            <w:fldChar w:fldCharType="separate"/>
-          </w:r>
-          <w:r>
-            <w:t>CONFIDENTIAL</w:t>
-          </w:r>
-          <w:r>
-            <w:fldChar w:fldCharType="end"/>
-          </w:r>
+          <w:fldSimple w:instr=" DOCPROPERTY  Classification  \* MERGEFORMAT ">
+            <w:r>
+              <w:t>CONFIDENTIAL</w:t>
+            </w:r>
+          </w:fldSimple>
           <w:r>
             <w:tab/>
           </w:r>
@@ -25055,7 +22846,7 @@
             </wp:anchor>
           </w:drawing>
         </mc:Choice>
-        <mc:Fallback xmlns:w16du="http://schemas.microsoft.com/office/word/2023/wordml/word16du" xmlns:oel="http://schemas.microsoft.com/office/2019/extlst">
+        <mc:Fallback xmlns:oel="http://schemas.microsoft.com/office/2019/extlst" xmlns:w16du="http://schemas.microsoft.com/office/word/2023/wordml/word16du">
           <w:pict>
             <v:line w14:anchorId="2927C80C" id="Straight Connector 21" o:spid="_x0000_s1026" style="position:absolute;z-index:251659264;visibility:visible;mso-wrap-style:square;mso-width-percent:0;mso-height-percent:0;mso-wrap-distance-left:9pt;mso-wrap-distance-top:0;mso-wrap-distance-right:9pt;mso-wrap-distance-bottom:0;mso-position-horizontal:absolute;mso-position-horizontal-relative:text;mso-position-vertical:absolute;mso-position-vertical-relative:text;mso-width-percent:0;mso-height-percent:0;mso-width-relative:margin;mso-height-relative:margin" from="-1.55pt,-1.2pt" to="466.55pt,-1.2pt" o:gfxdata="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" strokecolor="#464547" strokeweight="2pt"/>
           </w:pict>
@@ -25126,21 +22917,11 @@
           <w:pPr>
             <w:pStyle w:val="Footer"/>
           </w:pPr>
-          <w:r>
-            <w:fldChar w:fldCharType="begin"/>
-          </w:r>
-          <w:r>
-            <w:instrText xml:space="preserve"> DOCPROPERTY  Classification  \* MERGEFORMAT </w:instrText>
-          </w:r>
-          <w:r>
-            <w:fldChar w:fldCharType="separate"/>
-          </w:r>
-          <w:r>
-            <w:t>CONFIDENTIAL</w:t>
-          </w:r>
-          <w:r>
-            <w:fldChar w:fldCharType="end"/>
-          </w:r>
+          <w:fldSimple w:instr=" DOCPROPERTY  Classification  \* MERGEFORMAT ">
+            <w:r>
+              <w:t>CONFIDENTIAL</w:t>
+            </w:r>
+          </w:fldSimple>
         </w:p>
       </w:tc>
     </w:tr>
@@ -25204,7 +22985,7 @@
             </wp:anchor>
           </w:drawing>
         </mc:Choice>
-        <mc:Fallback xmlns:w16du="http://schemas.microsoft.com/office/word/2023/wordml/word16du" xmlns:oel="http://schemas.microsoft.com/office/2019/extlst">
+        <mc:Fallback xmlns:oel="http://schemas.microsoft.com/office/2019/extlst" xmlns:w16du="http://schemas.microsoft.com/office/word/2023/wordml/word16du">
           <w:pict>
             <v:line w14:anchorId="753841C6" id="Straight Connector 3" o:spid="_x0000_s1026" style="position:absolute;z-index:251660288;visibility:visible;mso-wrap-style:square;mso-width-percent:0;mso-height-percent:0;mso-wrap-distance-left:9pt;mso-wrap-distance-top:0;mso-wrap-distance-right:9pt;mso-wrap-distance-bottom:0;mso-position-horizontal:absolute;mso-position-horizontal-relative:text;mso-position-vertical:absolute;mso-position-vertical-relative:text;mso-width-percent:0;mso-height-percent:0;mso-width-relative:margin;mso-height-relative:margin" from=".2pt,-27.15pt" to="465.9pt,-27.15pt" o:gfxdata="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" strokecolor="#464547" strokeweight="2pt"/>
           </w:pict>
@@ -25463,7 +23244,7 @@
             </wp:anchor>
           </w:drawing>
         </mc:Choice>
-        <mc:Fallback xmlns:w16du="http://schemas.microsoft.com/office/word/2023/wordml/word16du" xmlns:oel="http://schemas.microsoft.com/office/2019/extlst">
+        <mc:Fallback xmlns:oel="http://schemas.microsoft.com/office/2019/extlst" xmlns:w16du="http://schemas.microsoft.com/office/word/2023/wordml/word16du">
           <w:pict>
             <v:line w14:anchorId="6A4D861F" id="Straight Connector 7" o:spid="_x0000_s1026" style="position:absolute;z-index:251661312;visibility:visible;mso-wrap-style:square;mso-width-percent:0;mso-height-percent:0;mso-wrap-distance-left:9pt;mso-wrap-distance-top:0;mso-wrap-distance-right:9pt;mso-wrap-distance-bottom:0;mso-position-horizontal:absolute;mso-position-horizontal-relative:text;mso-position-vertical:absolute;mso-position-vertical-relative:text;mso-width-percent:0;mso-height-percent:0;mso-width-relative:margin;mso-height-relative:page" from=".45pt,1.05pt" to="469.15pt,1.05pt" o:gfxdata="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" strokecolor="#393737 [814]" strokeweight="2pt">
               <v:stroke joinstyle="miter"/>
@@ -28694,17 +26475,12 @@
 </file>
 
 <file path=customXml/item1.xml><?xml version="1.0" encoding="utf-8"?>
-<p:properties xmlns:p="http://schemas.microsoft.com/office/2006/metadata/properties" xmlns:xsi="http://www.w3.org/2001/XMLSchema-instance" xmlns:pc="http://schemas.microsoft.com/office/infopath/2007/PartnerControls">
-  <documentManagement>
-    <SharedWithUsers xmlns="7f0dcb33-685e-48d8-b644-2ef2786c1229">
-      <UserInfo>
-        <DisplayName/>
-        <AccountId xsi:nil="true"/>
-        <AccountType/>
-      </UserInfo>
-    </SharedWithUsers>
-  </documentManagement>
-</p:properties>
+<?mso-contentType ?>
+<FormTemplates xmlns="http://schemas.microsoft.com/sharepoint/v3/contenttype/forms">
+  <Display>DocumentLibraryForm</Display>
+  <Edit>DocumentLibraryForm</Edit>
+  <New>DocumentLibraryForm</New>
+</FormTemplates>
 </file>
 
 <file path=customXml/item2.xml><?xml version="1.0" encoding="utf-8"?>
@@ -28893,20 +26669,23 @@
 </file>
 
 <file path=customXml/item3.xml><?xml version="1.0" encoding="utf-8"?>
-<?mso-contentType ?>
-<FormTemplates xmlns="http://schemas.microsoft.com/sharepoint/v3/contenttype/forms">
-  <Display>DocumentLibraryForm</Display>
-  <Edit>DocumentLibraryForm</Edit>
-  <New>DocumentLibraryForm</New>
-</FormTemplates>
+<p:properties xmlns:p="http://schemas.microsoft.com/office/2006/metadata/properties" xmlns:xsi="http://www.w3.org/2001/XMLSchema-instance" xmlns:pc="http://schemas.microsoft.com/office/infopath/2007/PartnerControls">
+  <documentManagement>
+    <SharedWithUsers xmlns="7f0dcb33-685e-48d8-b644-2ef2786c1229">
+      <UserInfo>
+        <DisplayName/>
+        <AccountId xsi:nil="true"/>
+        <AccountType/>
+      </UserInfo>
+    </SharedWithUsers>
+  </documentManagement>
+</p:properties>
 </file>
 
 <file path=customXml/itemProps1.xml><?xml version="1.0" encoding="utf-8"?>
-<ds:datastoreItem xmlns:ds="http://schemas.openxmlformats.org/officeDocument/2006/customXml" ds:itemID="{E4B4D352-B35B-4B3A-95D2-902933709BD2}">
+<ds:datastoreItem xmlns:ds="http://schemas.openxmlformats.org/officeDocument/2006/customXml" ds:itemID="{CEAD825D-2413-46BA-BB1F-DCE637B19B0C}">
   <ds:schemaRefs>
-    <ds:schemaRef ds:uri="http://schemas.microsoft.com/office/2006/metadata/properties"/>
-    <ds:schemaRef ds:uri="http://schemas.microsoft.com/office/infopath/2007/PartnerControls"/>
-    <ds:schemaRef ds:uri="7f0dcb33-685e-48d8-b644-2ef2786c1229"/>
+    <ds:schemaRef ds:uri="http://schemas.microsoft.com/sharepoint/v3/contenttype/forms"/>
   </ds:schemaRefs>
 </ds:datastoreItem>
 </file>
@@ -28931,9 +26710,11 @@
 </file>
 
 <file path=customXml/itemProps3.xml><?xml version="1.0" encoding="utf-8"?>
-<ds:datastoreItem xmlns:ds="http://schemas.openxmlformats.org/officeDocument/2006/customXml" ds:itemID="{CEAD825D-2413-46BA-BB1F-DCE637B19B0C}">
+<ds:datastoreItem xmlns:ds="http://schemas.openxmlformats.org/officeDocument/2006/customXml" ds:itemID="{E4B4D352-B35B-4B3A-95D2-902933709BD2}">
   <ds:schemaRefs>
-    <ds:schemaRef ds:uri="http://schemas.microsoft.com/sharepoint/v3/contenttype/forms"/>
+    <ds:schemaRef ds:uri="http://schemas.microsoft.com/office/2006/metadata/properties"/>
+    <ds:schemaRef ds:uri="http://schemas.microsoft.com/office/infopath/2007/PartnerControls"/>
+    <ds:schemaRef ds:uri="7f0dcb33-685e-48d8-b644-2ef2786c1229"/>
   </ds:schemaRefs>
 </ds:datastoreItem>
 </file>